--- a/zht/docx/046.content.docx
+++ b/zht/docx/046.content.docx
@@ -149,27 +149,7 @@
         <w:rPr>
           <w:lang w:val="zh_TW" w:bidi="zh_TW"/>
         </w:rPr>
-        <w:t>hai</w:t>
-      </w:r>
-      <w:r>
-        <w:rPr>
-          <w:lang w:val="zh_TW" w:bidi="zh_TW"/>
-        </w:rPr>
-      </w:r>
-    </w:p>
-    <w:p>
-      <w:pPr/>
-      <w:r>
-        <w:rPr>
-          <w:lang w:val="zh_TW" w:bidi="zh_TW"/>
-        </w:rPr>
-      </w:r>
-      <w:r>
-        <w:rPr>
-          <w:i/>
-          <w:lang w:val="zh_TW" w:bidi="zh_TW"/>
-        </w:rPr>
-        <w:t>海</w:t>
+        <w:t>guang</w:t>
       </w:r>
       <w:r>
         <w:rPr>
@@ -232,7 +212,7 @@
         <w:rPr>
           <w:lang w:val="zh_TW" w:bidi="zh_TW"/>
         </w:rPr>
-        <w:t>海</w:t>
+        <w:t>光</w:t>
       </w:r>
       <w:r>
         <w:rPr>
@@ -251,7 +231,18 @@
         <w:rPr>
           <w:lang w:val="zh_TW" w:bidi="zh_TW"/>
         </w:rPr>
-        <w:t>覆蓋地球廣大範圍的巨大鹹水體。</w:t>
+        <w:t>使眼睛得以看見的亮光。</w:t>
+      </w:r>
+    </w:p>
+    <w:p>
+      <w:pPr>
+        <w:pStyle w:val="Heading3"/>
+      </w:pPr>
+      <w:r>
+        <w:rPr>
+          <w:lang w:val="zh_TW" w:bidi="zh_TW"/>
+        </w:rPr>
+        <w:t>舊約聖經中的光</w:t>
       </w:r>
     </w:p>
     <w:p>
@@ -265,7 +256,7 @@
         <w:rPr>
           <w:lang w:val="zh_TW" w:bidi="zh_TW"/>
         </w:rPr>
-        <w:t>聖經一開始就提到海。在</w:t>
+        <w:t>在舊約聖經裡，「光」有許多不同的意思。它通常是指普通、物質的光，但也象徵屬靈的真理。神創造的第一樣事物就是光 （</w:t>
       </w:r>
       <w:hyperlink r:id="rId13">
         <w:r>
@@ -276,14 +267,14 @@
             <w:color w:val="0000EE"/>
             <w:u w:val="single"/>
           </w:rPr>
-          <w:t>創世記一章1至2節</w:t>
-        </w:r>
-      </w:hyperlink>
-      <w:r>
-        <w:rPr>
-          <w:lang w:val="zh_TW" w:bidi="zh_TW"/>
-        </w:rPr>
-        <w:t>中，我們讀到起初一切都是混沌、空虛和黑暗的，「神的靈運行在水面上。」隨著神的話語，從混沌中產生了秩序。</w:t>
+          <w:t>創1:3</w:t>
+        </w:r>
+      </w:hyperlink>
+      <w:r>
+        <w:rPr>
+          <w:lang w:val="zh_TW" w:bidi="zh_TW"/>
+        </w:rPr>
+        <w:t>）。祂也創造了日、月、星辰來發光 （</w:t>
       </w:r>
       <w:hyperlink r:id="rId14">
         <w:r>
@@ -294,14 +285,14 @@
             <w:color w:val="0000EE"/>
             <w:u w:val="single"/>
           </w:rPr>
-          <w:t>詩篇二十九篇</w:t>
-        </w:r>
-      </w:hyperlink>
-      <w:r>
-        <w:rPr>
-          <w:lang w:val="zh_TW" w:bidi="zh_TW"/>
-        </w:rPr>
-        <w:t>讚美了這一點。從</w:t>
+          <w:t>創1:16</w:t>
+        </w:r>
+      </w:hyperlink>
+      <w:r>
+        <w:rPr>
+          <w:lang w:val="zh_TW" w:bidi="zh_TW"/>
+        </w:rPr>
+        <w:t>）。有時候聖經會把光擬人化，例如約伯把光描寫成住在無人能至之處 （</w:t>
       </w:r>
       <w:hyperlink r:id="rId15">
         <w:r>
@@ -312,14 +303,14 @@
             <w:color w:val="0000EE"/>
             <w:u w:val="single"/>
           </w:rPr>
-          <w:t>創世記第一章</w:t>
-        </w:r>
-      </w:hyperlink>
-      <w:r>
-        <w:rPr>
-          <w:lang w:val="zh_TW" w:bidi="zh_TW"/>
-        </w:rPr>
-        <w:t>的創造記載中，有兩個重點值得注意：（1）海，像天地間的萬物一樣，是由神創造的；（2）神的話語分開了海與陸地。這兩點在聖經中以多種方式加以展現。</w:t>
+          <w:t>伯38:19</w:t>
+        </w:r>
+      </w:hyperlink>
+      <w:r>
+        <w:rPr>
+          <w:lang w:val="zh_TW" w:bidi="zh_TW"/>
+        </w:rPr>
+        <w:t>，參</w:t>
       </w:r>
       <w:hyperlink r:id="rId16">
         <w:r>
@@ -330,14 +321,14 @@
             <w:color w:val="0000EE"/>
             <w:u w:val="single"/>
           </w:rPr>
-          <w:t>詩篇三十三篇7節</w:t>
-        </w:r>
-      </w:hyperlink>
-      <w:r>
-        <w:rPr>
-          <w:lang w:val="zh_TW" w:bidi="zh_TW"/>
-        </w:rPr>
-        <w:t>說到：「他聚集海水如壘， 收藏深洋在庫房。」神設立海洋和陸地的界限，並在祂對約伯的話中生動地表達出來：「海水衝出，如出胎胞， 那時誰將它關閉呢……為它定界限， 又安門和閂，說：你只可到這裡，不可越過； 你狂傲的浪要到此止住。」（</w:t>
+          <w:t>24</w:t>
+        </w:r>
+      </w:hyperlink>
+      <w:r>
+        <w:rPr>
+          <w:lang w:val="zh_TW" w:bidi="zh_TW"/>
+        </w:rPr>
+        <w:t>節）。以色列人在會幕裡也使用人造的光（</w:t>
       </w:r>
       <w:hyperlink r:id="rId17">
         <w:r>
@@ -348,7 +339,7 @@
             <w:color w:val="0000EE"/>
             <w:u w:val="single"/>
           </w:rPr>
-          <w:t>伯38:8–11</w:t>
+          <w:t>出25:37</w:t>
         </w:r>
       </w:hyperlink>
       <w:r>
@@ -369,7 +360,7 @@
         <w:rPr>
           <w:lang w:val="zh_TW" w:bidi="zh_TW"/>
         </w:rPr>
-        <w:t>聖經描述神對海的掌控時說，神「步行在海浪之上」（</w:t>
+        <w:t>光是良善、振奮，或與重要人物（尤其是神）相關的象徵。傳道書中的傳道者說：「光本是佳美的」（</w:t>
       </w:r>
       <w:hyperlink r:id="rId18">
         <w:r>
@@ -380,26 +371,14 @@
             <w:color w:val="0000EE"/>
             <w:u w:val="single"/>
           </w:rPr>
-          <w:t>伯9:8</w:t>
-        </w:r>
-      </w:hyperlink>
-      <w:r>
-        <w:rPr>
-          <w:lang w:val="zh_TW" w:bidi="zh_TW"/>
-        </w:rPr>
-        <w:t>）。因此，在</w:t>
-      </w:r>
-      <w:r>
-        <w:rPr>
-          <w:lang w:val="zh_TW" w:bidi="zh_TW"/>
-        </w:rPr>
-        <w:t>神-人（God-man）</w:t>
-      </w:r>
-      <w:r>
-        <w:rPr>
-          <w:lang w:val="zh_TW" w:bidi="zh_TW"/>
-        </w:rPr>
-        <w:t>耶穌在地上的生活中，祂在海上行走（</w:t>
+          <w:t>傳11:7</w:t>
+        </w:r>
+      </w:hyperlink>
+      <w:r>
+        <w:rPr>
+          <w:lang w:val="zh_TW" w:bidi="zh_TW"/>
+        </w:rPr>
+        <w:t>）。在埃及的十災期間，埃及人陷入黑暗，而以色列人卻有光（</w:t>
       </w:r>
       <w:hyperlink r:id="rId19">
         <w:r>
@@ -410,14 +389,14 @@
             <w:color w:val="0000EE"/>
             <w:u w:val="single"/>
           </w:rPr>
-          <w:t>可6:48</w:t>
-        </w:r>
-      </w:hyperlink>
-      <w:r>
-        <w:rPr>
-          <w:lang w:val="zh_TW" w:bidi="zh_TW"/>
-        </w:rPr>
-        <w:t>）。祂也平息風浪，使門徒驚訝地問：「這到底是誰，連風和海也聽從他了。」（</w:t>
+          <w:t>出10:23</w:t>
+        </w:r>
+      </w:hyperlink>
+      <w:r>
+        <w:rPr>
+          <w:lang w:val="zh_TW" w:bidi="zh_TW"/>
+        </w:rPr>
+        <w:t>）。當以色列人出埃及時，神在白日用雲柱引導他們，又在黑夜用火柱光照他們（</w:t>
       </w:r>
       <w:hyperlink r:id="rId20">
         <w:r>
@@ -428,7 +407,91 @@
             <w:color w:val="0000EE"/>
             <w:u w:val="single"/>
           </w:rPr>
-          <w:t>可4:41</w:t>
+          <w:t>出13:21</w:t>
+        </w:r>
+      </w:hyperlink>
+      <w:r>
+        <w:rPr>
+          <w:lang w:val="zh_TW" w:bidi="zh_TW"/>
+        </w:rPr>
+        <w:t>）。這火柱在仇敵處於黑暗時，給以色列人光明（</w:t>
+      </w:r>
+      <w:hyperlink r:id="rId21">
+        <w:r>
+          <w:rPr>
+            <w:lang w:val="zh_TW" w:bidi="zh_TW"/>
+          </w:rPr>
+          <w:rPr>
+            <w:color w:val="0000EE"/>
+            <w:u w:val="single"/>
+          </w:rPr>
+          <w:t>出14:20</w:t>
+        </w:r>
+      </w:hyperlink>
+      <w:r>
+        <w:rPr>
+          <w:lang w:val="zh_TW" w:bidi="zh_TW"/>
+        </w:rPr>
+        <w:t>）。即使以色列犯罪，他們仍記得神沒有丟棄他們。火柱仍然存在，引導他們（</w:t>
+      </w:r>
+      <w:hyperlink r:id="rId22">
+        <w:r>
+          <w:rPr>
+            <w:lang w:val="zh_TW" w:bidi="zh_TW"/>
+          </w:rPr>
+          <w:rPr>
+            <w:color w:val="0000EE"/>
+            <w:u w:val="single"/>
+          </w:rPr>
+          <w:t>尼9:19</w:t>
+        </w:r>
+      </w:hyperlink>
+      <w:r>
+        <w:rPr>
+          <w:lang w:val="zh_TW" w:bidi="zh_TW"/>
+        </w:rPr>
+        <w:t>；參</w:t>
+      </w:r>
+      <w:hyperlink r:id="rId23">
+        <w:r>
+          <w:rPr>
+            <w:lang w:val="zh_TW" w:bidi="zh_TW"/>
+          </w:rPr>
+          <w:rPr>
+            <w:color w:val="0000EE"/>
+            <w:u w:val="single"/>
+          </w:rPr>
+          <w:t>尼9:12</w:t>
+        </w:r>
+      </w:hyperlink>
+      <w:r>
+        <w:rPr>
+          <w:lang w:val="zh_TW" w:bidi="zh_TW"/>
+        </w:rPr>
+        <w:t>；</w:t>
+      </w:r>
+      <w:hyperlink r:id="rId24">
+        <w:r>
+          <w:rPr>
+            <w:lang w:val="zh_TW" w:bidi="zh_TW"/>
+          </w:rPr>
+          <w:rPr>
+            <w:color w:val="0000EE"/>
+            <w:u w:val="single"/>
+          </w:rPr>
+          <w:t>詩78:14，</w:t>
+        </w:r>
+      </w:hyperlink>
+      <w:hyperlink r:id="rId25">
+        <w:r>
+          <w:rPr>
+            <w:lang w:val="zh_TW" w:bidi="zh_TW"/>
+          </w:rPr>
+          <w:rPr>
+            <w:color w:val="0000EE"/>
+            <w:u w:val="single"/>
+          </w:rPr>
+          <w:t>105:39</w:t>
         </w:r>
       </w:hyperlink>
       <w:r>
@@ -449,97 +512,7 @@
         <w:rPr>
           <w:lang w:val="zh_TW" w:bidi="zh_TW"/>
         </w:rPr>
-        <w:t>希伯來人對海及其力量抱有敬畏之心。或許因為缺乏良好的天然港口，以及他們在大部分歷史中未能控制海岸線，他們不像腓尼基人那樣是一個航海的民族。直到所羅門王時期，才提到他們擁有自己的艦隊（</w:t>
-      </w:r>
-      <w:hyperlink r:id="rId21">
-        <w:r>
-          <w:rPr>
-            <w:lang w:val="zh_TW" w:bidi="zh_TW"/>
-          </w:rPr>
-          <w:rPr>
-            <w:color w:val="0000EE"/>
-            <w:u w:val="single"/>
-          </w:rPr>
-          <w:t>王上9:26</w:t>
-        </w:r>
-      </w:hyperlink>
-      <w:r>
-        <w:rPr>
-          <w:lang w:val="zh_TW" w:bidi="zh_TW"/>
-        </w:rPr>
-        <w:t>）。動盪的海對他們來說是惡人的象徵（</w:t>
-      </w:r>
-      <w:hyperlink r:id="rId22">
-        <w:r>
-          <w:rPr>
-            <w:lang w:val="zh_TW" w:bidi="zh_TW"/>
-          </w:rPr>
-          <w:rPr>
-            <w:color w:val="0000EE"/>
-            <w:u w:val="single"/>
-          </w:rPr>
-          <w:t>賽57:20</w:t>
-        </w:r>
-      </w:hyperlink>
-      <w:r>
-        <w:rPr>
-          <w:lang w:val="zh_TW" w:bidi="zh_TW"/>
-        </w:rPr>
-        <w:t>）。「好像多水滔滔」（</w:t>
-      </w:r>
-      <w:hyperlink r:id="rId23">
-        <w:r>
-          <w:rPr>
-            <w:lang w:val="zh_TW" w:bidi="zh_TW"/>
-          </w:rPr>
-          <w:rPr>
-            <w:color w:val="0000EE"/>
-            <w:u w:val="single"/>
-          </w:rPr>
-          <w:t>賽17:13</w:t>
-        </w:r>
-      </w:hyperlink>
-      <w:r>
-        <w:rPr>
-          <w:lang w:val="zh_TW" w:bidi="zh_TW"/>
-        </w:rPr>
-        <w:t>）或「海浪匉訇」（</w:t>
-      </w:r>
-      <w:hyperlink r:id="rId24">
-        <w:r>
-          <w:rPr>
-            <w:lang w:val="zh_TW" w:bidi="zh_TW"/>
-          </w:rPr>
-          <w:rPr>
-            <w:color w:val="0000EE"/>
-            <w:u w:val="single"/>
-          </w:rPr>
-          <w:t>5:30</w:t>
-        </w:r>
-      </w:hyperlink>
-      <w:r>
-        <w:rPr>
-          <w:lang w:val="zh_TW" w:bidi="zh_TW"/>
-        </w:rPr>
-        <w:t>）使他們聯想到強大的力量，對人類能造成難以估量的傷害。在</w:t>
-      </w:r>
-      <w:hyperlink r:id="rId25">
-        <w:r>
-          <w:rPr>
-            <w:lang w:val="zh_TW" w:bidi="zh_TW"/>
-          </w:rPr>
-          <w:rPr>
-            <w:color w:val="0000EE"/>
-            <w:u w:val="single"/>
-          </w:rPr>
-          <w:t>但以理書七章3節</w:t>
-        </w:r>
-      </w:hyperlink>
-      <w:r>
-        <w:rPr>
-          <w:lang w:val="zh_TW" w:bidi="zh_TW"/>
-        </w:rPr>
-        <w:t>和</w:t>
+        <w:t>在舊約聖經中，光常代表神的祝福。約伯說：「他將深奧的事從黑暗中彰顯， 使死蔭顯為光明」（</w:t>
       </w:r>
       <w:hyperlink r:id="rId26">
         <w:r>
@@ -550,14 +523,116 @@
             <w:color w:val="0000EE"/>
             <w:u w:val="single"/>
           </w:rPr>
-          <w:t>啟示錄十三章1節</w:t>
-        </w:r>
-      </w:hyperlink>
-      <w:r>
-        <w:rPr>
-          <w:lang w:val="zh_TW" w:bidi="zh_TW"/>
-        </w:rPr>
-        <w:t>中，那些敵對神的權勢被描述為從海中上來的獸。</w:t>
+          <w:t>伯12:22</w:t>
+        </w:r>
+      </w:hyperlink>
+      <w:r>
+        <w:rPr>
+          <w:lang w:val="zh_TW" w:bidi="zh_TW"/>
+        </w:rPr>
+        <w:t>）。當約伯遭遇患難時，他記得從前神光照他的道路，使他覺得安穩（</w:t>
+      </w:r>
+      <w:hyperlink r:id="rId27">
+        <w:r>
+          <w:rPr>
+            <w:lang w:val="zh_TW" w:bidi="zh_TW"/>
+          </w:rPr>
+          <w:rPr>
+            <w:color w:val="0000EE"/>
+            <w:u w:val="single"/>
+          </w:rPr>
+          <w:t>伯29:2–3</w:t>
+        </w:r>
+      </w:hyperlink>
+      <w:r>
+        <w:rPr>
+          <w:lang w:val="zh_TW" w:bidi="zh_TW"/>
+        </w:rPr>
+        <w:t>）。約伯的朋友以利法也說，若約伯聽從他的勸告，「亮光也必照耀你的路」（</w:t>
+      </w:r>
+      <w:hyperlink r:id="rId28">
+        <w:r>
+          <w:rPr>
+            <w:lang w:val="zh_TW" w:bidi="zh_TW"/>
+          </w:rPr>
+          <w:rPr>
+            <w:color w:val="0000EE"/>
+            <w:u w:val="single"/>
+          </w:rPr>
+          <w:t>伯22:28</w:t>
+        </w:r>
+      </w:hyperlink>
+      <w:r>
+        <w:rPr>
+          <w:lang w:val="zh_TW" w:bidi="zh_TW"/>
+        </w:rPr>
+        <w:t>）。詩篇的作者同樣把神點亮他的燈視為賜福（</w:t>
+      </w:r>
+      <w:hyperlink r:id="rId29">
+        <w:r>
+          <w:rPr>
+            <w:lang w:val="zh_TW" w:bidi="zh_TW"/>
+          </w:rPr>
+          <w:rPr>
+            <w:color w:val="0000EE"/>
+            <w:u w:val="single"/>
+          </w:rPr>
+          <w:t>詩18:28，</w:t>
+        </w:r>
+      </w:hyperlink>
+      <w:hyperlink r:id="rId30">
+        <w:r>
+          <w:rPr>
+            <w:lang w:val="zh_TW" w:bidi="zh_TW"/>
+          </w:rPr>
+          <w:rPr>
+            <w:color w:val="0000EE"/>
+            <w:u w:val="single"/>
+          </w:rPr>
+          <w:t>118:27</w:t>
+        </w:r>
+      </w:hyperlink>
+      <w:r>
+        <w:rPr>
+          <w:lang w:val="zh_TW" w:bidi="zh_TW"/>
+        </w:rPr>
+        <w:t>；參</w:t>
+      </w:r>
+      <w:hyperlink r:id="rId31">
+        <w:r>
+          <w:rPr>
+            <w:lang w:val="zh_TW" w:bidi="zh_TW"/>
+          </w:rPr>
+          <w:rPr>
+            <w:color w:val="0000EE"/>
+            <w:u w:val="single"/>
+          </w:rPr>
+          <w:t>97:11</w:t>
+        </w:r>
+      </w:hyperlink>
+      <w:r>
+        <w:rPr>
+          <w:lang w:val="zh_TW" w:bidi="zh_TW"/>
+        </w:rPr>
+        <w:t>，</w:t>
+      </w:r>
+      <w:hyperlink r:id="rId32">
+        <w:r>
+          <w:rPr>
+            <w:lang w:val="zh_TW" w:bidi="zh_TW"/>
+          </w:rPr>
+          <w:rPr>
+            <w:color w:val="0000EE"/>
+            <w:u w:val="single"/>
+          </w:rPr>
+          <w:t>112:4</w:t>
+        </w:r>
+      </w:hyperlink>
+      <w:r>
+        <w:rPr>
+          <w:lang w:val="zh_TW" w:bidi="zh_TW"/>
+        </w:rPr>
+        <w:t>）。</w:t>
       </w:r>
     </w:p>
     <w:p>
@@ -571,98 +646,8 @@
         <w:rPr>
           <w:lang w:val="zh_TW" w:bidi="zh_TW"/>
         </w:rPr>
-        <w:t>然而，正如所述，神掌管海洋。祂能拯救那些信靠祂的人「從大水中拉上來」（</w:t>
-      </w:r>
-      <w:hyperlink r:id="rId27">
-        <w:r>
-          <w:rPr>
-            <w:lang w:val="zh_TW" w:bidi="zh_TW"/>
-          </w:rPr>
-          <w:rPr>
-            <w:color w:val="0000EE"/>
-            <w:u w:val="single"/>
-          </w:rPr>
-          <w:t>詩18:16），</w:t>
-        </w:r>
-      </w:hyperlink>
-      <w:r>
-        <w:rPr>
-          <w:lang w:val="zh_TW" w:bidi="zh_TW"/>
-        </w:rPr>
-        <w:t>並保護那些在海上航行的人（</w:t>
-      </w:r>
-      <w:hyperlink r:id="rId28">
-        <w:r>
-          <w:rPr>
-            <w:lang w:val="zh_TW" w:bidi="zh_TW"/>
-          </w:rPr>
-          <w:rPr>
-            <w:color w:val="0000EE"/>
-            <w:u w:val="single"/>
-          </w:rPr>
-          <w:t>107:23–31）</w:t>
-        </w:r>
-      </w:hyperlink>
-      <w:r>
-        <w:rPr>
-          <w:lang w:val="zh_TW" w:bidi="zh_TW"/>
-        </w:rPr>
-        <w:t>。人們總是記得神曾在海中開出一條道路，讓他們出埃及時通過（</w:t>
-      </w:r>
-      <w:hyperlink r:id="rId29">
-        <w:r>
-          <w:rPr>
-            <w:lang w:val="zh_TW" w:bidi="zh_TW"/>
-          </w:rPr>
-          <w:rPr>
-            <w:color w:val="0000EE"/>
-            <w:u w:val="single"/>
-          </w:rPr>
-          <w:t>出15:19）</w:t>
-        </w:r>
-      </w:hyperlink>
-      <w:r>
-        <w:rPr>
-          <w:lang w:val="zh_TW" w:bidi="zh_TW"/>
-        </w:rPr>
-        <w:t>。詩篇作者（</w:t>
-      </w:r>
-      <w:hyperlink r:id="rId30">
-        <w:r>
-          <w:rPr>
-            <w:lang w:val="zh_TW" w:bidi="zh_TW"/>
-          </w:rPr>
-          <w:rPr>
-            <w:color w:val="0000EE"/>
-            <w:u w:val="single"/>
-          </w:rPr>
-          <w:t>詩74:13，</w:t>
-        </w:r>
-      </w:hyperlink>
-      <w:hyperlink r:id="rId31">
-        <w:r>
-          <w:rPr>
-            <w:lang w:val="zh_TW" w:bidi="zh_TW"/>
-          </w:rPr>
-          <w:rPr>
-            <w:color w:val="0000EE"/>
-            <w:u w:val="single"/>
-          </w:rPr>
-          <w:t>77:16，</w:t>
-        </w:r>
-      </w:hyperlink>
-      <w:hyperlink r:id="rId32">
-        <w:r>
-          <w:rPr>
-            <w:lang w:val="zh_TW" w:bidi="zh_TW"/>
-          </w:rPr>
-          <w:rPr>
-            <w:color w:val="0000EE"/>
-            <w:u w:val="single"/>
-          </w:rPr>
-          <w:t>78:13，</w:t>
-        </w:r>
-      </w:hyperlink>
+        <w:t>光與神密切相連。聖經甚至說神就是光：「耶和華卻要作你永遠的光」（</w:t>
+      </w:r>
       <w:hyperlink r:id="rId33">
         <w:r>
           <w:rPr>
@@ -672,14 +657,14 @@
             <w:color w:val="0000EE"/>
             <w:u w:val="single"/>
           </w:rPr>
-          <w:t>106:9）</w:t>
-        </w:r>
-      </w:hyperlink>
-      <w:r>
-        <w:rPr>
-          <w:lang w:val="zh_TW" w:bidi="zh_TW"/>
-        </w:rPr>
-        <w:t>和先知們（例如</w:t>
+          <w:t>賽60:19–20</w:t>
+        </w:r>
+      </w:hyperlink>
+      <w:r>
+        <w:rPr>
+          <w:lang w:val="zh_TW" w:bidi="zh_TW"/>
+        </w:rPr>
+        <w:t>）。詩人歡欣地說：「耶和華是我的亮光，是我的拯救」（</w:t>
       </w:r>
       <w:hyperlink r:id="rId34">
         <w:r>
@@ -690,21 +675,1060 @@
             <w:color w:val="0000EE"/>
             <w:u w:val="single"/>
           </w:rPr>
-          <w:t>賽43:16–17）</w:t>
-        </w:r>
-      </w:hyperlink>
-      <w:r>
-        <w:rPr>
-          <w:lang w:val="zh_TW" w:bidi="zh_TW"/>
-        </w:rPr>
-        <w:t>都提到這一點。</w:t>
+          <w:t>詩27:1</w:t>
+        </w:r>
+      </w:hyperlink>
+      <w:r>
+        <w:rPr>
+          <w:lang w:val="zh_TW" w:bidi="zh_TW"/>
+        </w:rPr>
+        <w:t>）。詩人描述神披上亮光，如披外袍（</w:t>
+      </w:r>
+      <w:hyperlink r:id="rId35">
+        <w:r>
+          <w:rPr>
+            <w:lang w:val="zh_TW" w:bidi="zh_TW"/>
+          </w:rPr>
+          <w:rPr>
+            <w:color w:val="0000EE"/>
+            <w:u w:val="single"/>
+          </w:rPr>
+          <w:t>詩104:2</w:t>
+        </w:r>
+      </w:hyperlink>
+      <w:r>
+        <w:rPr>
+          <w:lang w:val="zh_TW" w:bidi="zh_TW"/>
+        </w:rPr>
+        <w:t>），光明也與祂同居（</w:t>
+      </w:r>
+      <w:hyperlink r:id="rId36">
+        <w:r>
+          <w:rPr>
+            <w:lang w:val="zh_TW" w:bidi="zh_TW"/>
+          </w:rPr>
+          <w:rPr>
+            <w:color w:val="0000EE"/>
+            <w:u w:val="single"/>
+          </w:rPr>
+          <w:t>但2:22</w:t>
+        </w:r>
+      </w:hyperlink>
+      <w:r>
+        <w:rPr>
+          <w:lang w:val="zh_TW" w:bidi="zh_TW"/>
+        </w:rPr>
+        <w:t>）。對神來說，黑暗和光都是一樣的，沒有什麼能向祂隱藏（</w:t>
+      </w:r>
+      <w:hyperlink r:id="rId37">
+        <w:r>
+          <w:rPr>
+            <w:lang w:val="zh_TW" w:bidi="zh_TW"/>
+          </w:rPr>
+          <w:rPr>
+            <w:color w:val="0000EE"/>
+            <w:u w:val="single"/>
+          </w:rPr>
+          <w:t>詩139:12</w:t>
+        </w:r>
+      </w:hyperlink>
+      <w:r>
+        <w:rPr>
+          <w:lang w:val="zh_TW" w:bidi="zh_TW"/>
+        </w:rPr>
+        <w:t>）。先知彌迦也描述神為光，祂要使祂的僕人進入光明（</w:t>
+      </w:r>
+      <w:hyperlink r:id="rId38">
+        <w:r>
+          <w:rPr>
+            <w:lang w:val="zh_TW" w:bidi="zh_TW"/>
+          </w:rPr>
+          <w:rPr>
+            <w:color w:val="0000EE"/>
+            <w:u w:val="single"/>
+          </w:rPr>
+          <w:t>彌7:8–9</w:t>
+        </w:r>
+      </w:hyperlink>
+      <w:r>
+        <w:rPr>
+          <w:lang w:val="zh_TW" w:bidi="zh_TW"/>
+        </w:rPr>
+        <w:t>），顯明神要賜福給祂的百姓，使他們得勝。</w:t>
+      </w:r>
+    </w:p>
+    <w:p>
+      <w:pPr/>
+      <w:r>
+        <w:rPr>
+          <w:lang w:val="zh_TW" w:bidi="zh_TW"/>
+        </w:rPr>
+      </w:r>
+      <w:r>
+        <w:rPr>
+          <w:lang w:val="zh_TW" w:bidi="zh_TW"/>
+        </w:rPr>
+        <w:t>神的賜福常被形容為「他臉上的光」。在</w:t>
+      </w:r>
+      <w:hyperlink r:id="rId39">
+        <w:r>
+          <w:rPr>
+            <w:lang w:val="zh_TW" w:bidi="zh_TW"/>
+          </w:rPr>
+          <w:rPr>
+            <w:color w:val="0000EE"/>
+            <w:u w:val="single"/>
+          </w:rPr>
+          <w:t>詩篇四篇6節</w:t>
+        </w:r>
+      </w:hyperlink>
+      <w:r>
+        <w:rPr>
+          <w:lang w:val="zh_TW" w:bidi="zh_TW"/>
+        </w:rPr>
+        <w:t>中，詩人說：「耶和華啊，求你仰起臉來，光照我們。」這裡的光就是指神的恩惠。</w:t>
+      </w:r>
+      <w:hyperlink r:id="rId40">
+        <w:r>
+          <w:rPr>
+            <w:lang w:val="zh_TW" w:bidi="zh_TW"/>
+          </w:rPr>
+          <w:rPr>
+            <w:color w:val="0000EE"/>
+            <w:u w:val="single"/>
+          </w:rPr>
+          <w:t>詩篇四十四篇3節</w:t>
+        </w:r>
+      </w:hyperlink>
+      <w:r>
+        <w:rPr>
+          <w:lang w:val="zh_TW" w:bidi="zh_TW"/>
+        </w:rPr>
+        <w:t>表明，神的光、祂的右手和祂的慈愛，使祂的百姓得勝。那些行在神光中的人是有福的（</w:t>
+      </w:r>
+      <w:hyperlink r:id="rId41">
+        <w:r>
+          <w:rPr>
+            <w:lang w:val="zh_TW" w:bidi="zh_TW"/>
+          </w:rPr>
+          <w:rPr>
+            <w:color w:val="0000EE"/>
+            <w:u w:val="single"/>
+          </w:rPr>
+          <w:t>詩89:15</w:t>
+        </w:r>
+      </w:hyperlink>
+      <w:r>
+        <w:rPr>
+          <w:lang w:val="zh_TW" w:bidi="zh_TW"/>
+        </w:rPr>
+        <w:t>），但這光也揭露隱而未現的罪（</w:t>
+      </w:r>
+      <w:hyperlink r:id="rId42">
+        <w:r>
+          <w:rPr>
+            <w:lang w:val="zh_TW" w:bidi="zh_TW"/>
+          </w:rPr>
+          <w:rPr>
+            <w:color w:val="0000EE"/>
+            <w:u w:val="single"/>
+          </w:rPr>
+          <w:t>詩90:8</w:t>
+        </w:r>
+      </w:hyperlink>
+      <w:r>
+        <w:rPr>
+          <w:lang w:val="zh_TW" w:bidi="zh_TW"/>
+        </w:rPr>
+        <w:t>）。沒有人能躲避神的鑒察，但祂的光主要代表祂同在所帶來的賜福。有一次，約伯也用這個詞語來形容來自他人的恩待（</w:t>
+      </w:r>
+      <w:hyperlink r:id="rId43">
+        <w:r>
+          <w:rPr>
+            <w:lang w:val="zh_TW" w:bidi="zh_TW"/>
+          </w:rPr>
+          <w:rPr>
+            <w:color w:val="0000EE"/>
+            <w:u w:val="single"/>
+          </w:rPr>
+          <w:t>約29:24</w:t>
+        </w:r>
+      </w:hyperlink>
+      <w:r>
+        <w:rPr>
+          <w:lang w:val="zh_TW" w:bidi="zh_TW"/>
+        </w:rPr>
+        <w:t>）。神所賜的光，使祂的僕人能與人分享祂的賜福（</w:t>
+      </w:r>
+      <w:hyperlink r:id="rId44">
+        <w:r>
+          <w:rPr>
+            <w:lang w:val="zh_TW" w:bidi="zh_TW"/>
+          </w:rPr>
+          <w:rPr>
+            <w:color w:val="0000EE"/>
+            <w:u w:val="single"/>
+          </w:rPr>
+          <w:t>賽42:6</w:t>
+        </w:r>
+      </w:hyperlink>
+      <w:r>
+        <w:rPr>
+          <w:lang w:val="zh_TW" w:bidi="zh_TW"/>
+        </w:rPr>
+        <w:t>，</w:t>
+      </w:r>
+      <w:hyperlink r:id="rId45">
+        <w:r>
+          <w:rPr>
+            <w:lang w:val="zh_TW" w:bidi="zh_TW"/>
+          </w:rPr>
+          <w:rPr>
+            <w:color w:val="0000EE"/>
+            <w:u w:val="single"/>
+          </w:rPr>
+          <w:t>49:6</w:t>
+        </w:r>
+      </w:hyperlink>
+      <w:r>
+        <w:rPr>
+          <w:lang w:val="zh_TW" w:bidi="zh_TW"/>
+        </w:rPr>
+        <w:t>）。</w:t>
+      </w:r>
+    </w:p>
+    <w:p>
+      <w:pPr/>
+      <w:r>
+        <w:rPr>
+          <w:lang w:val="zh_TW" w:bidi="zh_TW"/>
+        </w:rPr>
+      </w:r>
+      <w:r>
+        <w:rPr>
+          <w:lang w:val="zh_TW" w:bidi="zh_TW"/>
+        </w:rPr>
+        <w:t>神的公義也與光相連。祂說：「我必堅定我的公理為萬民之光」（</w:t>
+      </w:r>
+      <w:hyperlink r:id="rId46">
+        <w:r>
+          <w:rPr>
+            <w:lang w:val="zh_TW" w:bidi="zh_TW"/>
+          </w:rPr>
+          <w:rPr>
+            <w:color w:val="0000EE"/>
+            <w:u w:val="single"/>
+          </w:rPr>
+          <w:t>賽51:4</w:t>
+        </w:r>
+      </w:hyperlink>
+      <w:r>
+        <w:rPr>
+          <w:lang w:val="zh_TW" w:bidi="zh_TW"/>
+        </w:rPr>
+        <w:t>）。在這上下文中，神的光是大有能力的，好像烈火一般。光也與善行有關，正如箴言所說：「但義人的路好像黎明的光」（</w:t>
+      </w:r>
+      <w:hyperlink r:id="rId47">
+        <w:r>
+          <w:rPr>
+            <w:lang w:val="zh_TW" w:bidi="zh_TW"/>
+          </w:rPr>
+          <w:rPr>
+            <w:color w:val="0000EE"/>
+            <w:u w:val="single"/>
+          </w:rPr>
+          <w:t>箴4:18</w:t>
+        </w:r>
+      </w:hyperlink>
+      <w:r>
+        <w:rPr>
+          <w:lang w:val="zh_TW" w:bidi="zh_TW"/>
+        </w:rPr>
+        <w:t>）。</w:t>
+      </w:r>
+    </w:p>
+    <w:p>
+      <w:pPr/>
+      <w:r>
+        <w:rPr>
+          <w:lang w:val="zh_TW" w:bidi="zh_TW"/>
+        </w:rPr>
+      </w:r>
+      <w:r>
+        <w:rPr>
+          <w:lang w:val="zh_TW" w:bidi="zh_TW"/>
+        </w:rPr>
+        <w:t>光的缺乏被用來象徵災難。有些人「無光，在黑暗中摸索」（</w:t>
+      </w:r>
+      <w:hyperlink r:id="rId48">
+        <w:r>
+          <w:rPr>
+            <w:lang w:val="zh_TW" w:bidi="zh_TW"/>
+          </w:rPr>
+          <w:rPr>
+            <w:color w:val="0000EE"/>
+            <w:u w:val="single"/>
+          </w:rPr>
+          <w:t>伯12:25</w:t>
+        </w:r>
+      </w:hyperlink>
+      <w:r>
+        <w:rPr>
+          <w:lang w:val="zh_TW" w:bidi="zh_TW"/>
+        </w:rPr>
+        <w:t>）。約伯的朋友比勒達認為惡人的燈必因懲罰而熄滅（</w:t>
+      </w:r>
+      <w:hyperlink r:id="rId49">
+        <w:r>
+          <w:rPr>
+            <w:lang w:val="zh_TW" w:bidi="zh_TW"/>
+          </w:rPr>
+          <w:rPr>
+            <w:color w:val="0000EE"/>
+            <w:u w:val="single"/>
+          </w:rPr>
+          <w:t>伯18:5–17</w:t>
+        </w:r>
+      </w:hyperlink>
+      <w:r>
+        <w:rPr>
+          <w:lang w:val="zh_TW" w:bidi="zh_TW"/>
+        </w:rPr>
+        <w:t>）。巴比倫毀滅耶路撒冷之後，百姓哀歎說：「他引導我，使我行在黑暗中， 不行在光明裡」（</w:t>
+      </w:r>
+      <w:hyperlink r:id="rId50">
+        <w:r>
+          <w:rPr>
+            <w:lang w:val="zh_TW" w:bidi="zh_TW"/>
+          </w:rPr>
+          <w:rPr>
+            <w:color w:val="0000EE"/>
+            <w:u w:val="single"/>
+          </w:rPr>
+          <w:t>哀3:2</w:t>
+        </w:r>
+      </w:hyperlink>
+      <w:r>
+        <w:rPr>
+          <w:lang w:val="zh_TW" w:bidi="zh_TW"/>
+        </w:rPr>
+        <w:t>）。</w:t>
+      </w:r>
+    </w:p>
+    <w:p>
+      <w:pPr>
+        <w:pStyle w:val="Heading3"/>
+      </w:pPr>
+      <w:r>
+        <w:rPr>
+          <w:lang w:val="zh_TW" w:bidi="zh_TW"/>
+        </w:rPr>
+        <w:t>新約聖經中的光</w:t>
+      </w:r>
+    </w:p>
+    <w:p>
+      <w:pPr/>
+      <w:r>
+        <w:rPr>
+          <w:lang w:val="zh_TW" w:bidi="zh_TW"/>
+        </w:rPr>
+      </w:r>
+      <w:r>
+        <w:rPr>
+          <w:lang w:val="zh_TW" w:bidi="zh_TW"/>
+        </w:rPr>
+        <w:t>新約聖經所提到的光，通常具有象徵意義。例如，大數的掃羅在往大馬士革的路上遇見「從天上發光」（</w:t>
+      </w:r>
+      <w:hyperlink r:id="rId51">
+        <w:r>
+          <w:rPr>
+            <w:lang w:val="zh_TW" w:bidi="zh_TW"/>
+          </w:rPr>
+          <w:rPr>
+            <w:color w:val="0000EE"/>
+            <w:u w:val="single"/>
+          </w:rPr>
+          <w:t>徒9:3</w:t>
+        </w:r>
+      </w:hyperlink>
+      <w:r>
+        <w:rPr>
+          <w:lang w:val="zh_TW" w:bidi="zh_TW"/>
+        </w:rPr>
+        <w:t>；參</w:t>
+      </w:r>
+      <w:hyperlink r:id="rId52">
+        <w:r>
+          <w:rPr>
+            <w:lang w:val="zh_TW" w:bidi="zh_TW"/>
+          </w:rPr>
+          <w:rPr>
+            <w:color w:val="0000EE"/>
+            <w:u w:val="single"/>
+          </w:rPr>
+          <w:t>22:6–11</w:t>
+        </w:r>
+      </w:hyperlink>
+      <w:r>
+        <w:rPr>
+          <w:lang w:val="zh_TW" w:bidi="zh_TW"/>
+        </w:rPr>
+        <w:t>，</w:t>
+      </w:r>
+      <w:hyperlink r:id="rId53">
+        <w:r>
+          <w:rPr>
+            <w:lang w:val="zh_TW" w:bidi="zh_TW"/>
+          </w:rPr>
+          <w:rPr>
+            <w:color w:val="0000EE"/>
+            <w:u w:val="single"/>
+          </w:rPr>
+          <w:t>26:13</w:t>
+        </w:r>
+      </w:hyperlink>
+      <w:r>
+        <w:rPr>
+          <w:lang w:val="zh_TW" w:bidi="zh_TW"/>
+        </w:rPr>
+        <w:t>），那到底是普通的光，還是別的東西，並不明確。同樣，彼得在監獄裡時，「屋裡有光照耀」（</w:t>
+      </w:r>
+      <w:hyperlink r:id="rId54">
+        <w:r>
+          <w:rPr>
+            <w:lang w:val="zh_TW" w:bidi="zh_TW"/>
+          </w:rPr>
+          <w:rPr>
+            <w:color w:val="0000EE"/>
+            <w:u w:val="single"/>
+          </w:rPr>
+          <w:t>徒12:7</w:t>
+        </w:r>
+      </w:hyperlink>
+      <w:r>
+        <w:rPr>
+          <w:lang w:val="zh_TW" w:bidi="zh_TW"/>
+        </w:rPr>
+        <w:t>）。而天上的城不需要物質的光，因為「主神要光照他們」（</w:t>
+      </w:r>
+      <w:hyperlink r:id="rId55">
+        <w:r>
+          <w:rPr>
+            <w:lang w:val="zh_TW" w:bidi="zh_TW"/>
+          </w:rPr>
+          <w:rPr>
+            <w:color w:val="0000EE"/>
+            <w:u w:val="single"/>
+          </w:rPr>
+          <w:t>啟22:5</w:t>
+        </w:r>
+      </w:hyperlink>
+      <w:r>
+        <w:rPr>
+          <w:lang w:val="zh_TW" w:bidi="zh_TW"/>
+        </w:rPr>
+        <w:t>，參</w:t>
+      </w:r>
+      <w:hyperlink r:id="rId56">
+        <w:r>
+          <w:rPr>
+            <w:lang w:val="zh_TW" w:bidi="zh_TW"/>
+          </w:rPr>
+          <w:rPr>
+            <w:color w:val="0000EE"/>
+            <w:u w:val="single"/>
+          </w:rPr>
+          <w:t>21:11、23–24</w:t>
+        </w:r>
+      </w:hyperlink>
+      <w:r>
+        <w:rPr>
+          <w:lang w:val="zh_TW" w:bidi="zh_TW"/>
+        </w:rPr>
+        <w:t>）。</w:t>
+      </w:r>
+    </w:p>
+    <w:p>
+      <w:pPr/>
+      <w:r>
+        <w:rPr>
+          <w:lang w:val="zh_TW" w:bidi="zh_TW"/>
+        </w:rPr>
+      </w:r>
+      <w:r>
+        <w:rPr>
+          <w:lang w:val="zh_TW" w:bidi="zh_TW"/>
+        </w:rPr>
+        <w:t>神與光的連繫是新約聖經的常見主題。使徒約翰寫道：「神就是光，在他毫無黑暗」（</w:t>
+      </w:r>
+      <w:hyperlink r:id="rId57">
+        <w:r>
+          <w:rPr>
+            <w:lang w:val="zh_TW" w:bidi="zh_TW"/>
+          </w:rPr>
+          <w:rPr>
+            <w:color w:val="0000EE"/>
+            <w:u w:val="single"/>
+          </w:rPr>
+          <w:t>約一1:5</w:t>
+        </w:r>
+      </w:hyperlink>
+      <w:r>
+        <w:rPr>
+          <w:lang w:val="zh_TW" w:bidi="zh_TW"/>
+        </w:rPr>
+        <w:t>）。雅各書稱神為「眾光之父」（</w:t>
+      </w:r>
+      <w:hyperlink r:id="rId58">
+        <w:r>
+          <w:rPr>
+            <w:lang w:val="zh_TW" w:bidi="zh_TW"/>
+          </w:rPr>
+          <w:rPr>
+            <w:color w:val="0000EE"/>
+            <w:u w:val="single"/>
+          </w:rPr>
+          <w:t>雅1:17</w:t>
+        </w:r>
+      </w:hyperlink>
+      <w:r>
+        <w:rPr>
+          <w:lang w:val="zh_TW" w:bidi="zh_TW"/>
+        </w:rPr>
+        <w:t>）。聖經也形容神住在人不能靠近的光裡（</w:t>
+      </w:r>
+      <w:hyperlink r:id="rId59">
+        <w:r>
+          <w:rPr>
+            <w:lang w:val="zh_TW" w:bidi="zh_TW"/>
+          </w:rPr>
+          <w:rPr>
+            <w:color w:val="0000EE"/>
+            <w:u w:val="single"/>
+          </w:rPr>
+          <w:t>提前6:16</w:t>
+        </w:r>
+      </w:hyperlink>
+      <w:r>
+        <w:rPr>
+          <w:lang w:val="zh_TW" w:bidi="zh_TW"/>
+        </w:rPr>
+        <w:t>；另見</w:t>
+      </w:r>
+      <w:hyperlink r:id="rId60">
+        <w:r>
+          <w:rPr>
+            <w:lang w:val="zh_TW" w:bidi="zh_TW"/>
+          </w:rPr>
+          <w:rPr>
+            <w:color w:val="0000EE"/>
+            <w:u w:val="single"/>
+          </w:rPr>
+          <w:t>約一1:7</w:t>
+        </w:r>
+      </w:hyperlink>
+      <w:r>
+        <w:rPr>
+          <w:lang w:val="zh_TW" w:bidi="zh_TW"/>
+        </w:rPr>
+        <w:t>）。耶穌說：「我是世界的光」（</w:t>
+      </w:r>
+      <w:hyperlink r:id="rId61">
+        <w:r>
+          <w:rPr>
+            <w:lang w:val="zh_TW" w:bidi="zh_TW"/>
+          </w:rPr>
+          <w:rPr>
+            <w:color w:val="0000EE"/>
+            <w:u w:val="single"/>
+          </w:rPr>
+          <w:t>約8:12</w:t>
+        </w:r>
+      </w:hyperlink>
+      <w:r>
+        <w:rPr>
+          <w:lang w:val="zh_TW" w:bidi="zh_TW"/>
+        </w:rPr>
+        <w:t>，另見</w:t>
+      </w:r>
+      <w:hyperlink r:id="rId62">
+        <w:r>
+          <w:rPr>
+            <w:lang w:val="zh_TW" w:bidi="zh_TW"/>
+          </w:rPr>
+          <w:rPr>
+            <w:color w:val="0000EE"/>
+            <w:u w:val="single"/>
+          </w:rPr>
+          <w:t>9:5</w:t>
+        </w:r>
+      </w:hyperlink>
+      <w:r>
+        <w:rPr>
+          <w:lang w:val="zh_TW" w:bidi="zh_TW"/>
+        </w:rPr>
+        <w:t>），並且「我到世上來，乃是光，叫凡信我的，不住在黑暗裡」（</w:t>
+      </w:r>
+      <w:hyperlink r:id="rId63">
+        <w:r>
+          <w:rPr>
+            <w:lang w:val="zh_TW" w:bidi="zh_TW"/>
+          </w:rPr>
+          <w:rPr>
+            <w:color w:val="0000EE"/>
+            <w:u w:val="single"/>
+          </w:rPr>
+          <w:t>約12:46</w:t>
+        </w:r>
+      </w:hyperlink>
+      <w:r>
+        <w:rPr>
+          <w:lang w:val="zh_TW" w:bidi="zh_TW"/>
+        </w:rPr>
+        <w:t>）。使徒約翰說，耶穌自己就是光（</w:t>
+      </w:r>
+      <w:hyperlink r:id="rId64">
+        <w:r>
+          <w:rPr>
+            <w:lang w:val="zh_TW" w:bidi="zh_TW"/>
+          </w:rPr>
+          <w:rPr>
+            <w:color w:val="0000EE"/>
+            <w:u w:val="single"/>
+          </w:rPr>
+          <w:t>約1:1–10</w:t>
+        </w:r>
+      </w:hyperlink>
+      <w:r>
+        <w:rPr>
+          <w:lang w:val="zh_TW" w:bidi="zh_TW"/>
+        </w:rPr>
+        <w:t>）。施洗約翰來為這光作見證，好叫眾人因他可以信（</w:t>
+      </w:r>
+      <w:hyperlink r:id="rId65">
+        <w:r>
+          <w:rPr>
+            <w:lang w:val="zh_TW" w:bidi="zh_TW"/>
+          </w:rPr>
+          <w:rPr>
+            <w:color w:val="0000EE"/>
+            <w:u w:val="single"/>
+          </w:rPr>
+          <w:t>約1:7–8</w:t>
+        </w:r>
+      </w:hyperlink>
+      <w:r>
+        <w:rPr>
+          <w:lang w:val="zh_TW" w:bidi="zh_TW"/>
+        </w:rPr>
+        <w:t>）。凡接受這光的人，就得著權柄，作神的兒女（</w:t>
+      </w:r>
+      <w:hyperlink r:id="rId66">
+        <w:r>
+          <w:rPr>
+            <w:lang w:val="zh_TW" w:bidi="zh_TW"/>
+          </w:rPr>
+          <w:rPr>
+            <w:color w:val="0000EE"/>
+            <w:u w:val="single"/>
+          </w:rPr>
+          <w:t>約1:9–12</w:t>
+        </w:r>
+      </w:hyperlink>
+      <w:r>
+        <w:rPr>
+          <w:lang w:val="zh_TW" w:bidi="zh_TW"/>
+        </w:rPr>
+        <w:t>）。有時，光也用來表示人認識神與祂救恩的啟示（</w:t>
+      </w:r>
+      <w:hyperlink r:id="rId67">
+        <w:r>
+          <w:rPr>
+            <w:lang w:val="zh_TW" w:bidi="zh_TW"/>
+          </w:rPr>
+          <w:rPr>
+            <w:color w:val="0000EE"/>
+            <w:u w:val="single"/>
+          </w:rPr>
+          <w:t>太4:16</w:t>
+        </w:r>
+      </w:hyperlink>
+      <w:r>
+        <w:rPr>
+          <w:lang w:val="zh_TW" w:bidi="zh_TW"/>
+        </w:rPr>
+        <w:t>；</w:t>
+      </w:r>
+      <w:hyperlink r:id="rId68">
+        <w:r>
+          <w:rPr>
+            <w:lang w:val="zh_TW" w:bidi="zh_TW"/>
+          </w:rPr>
+          <w:rPr>
+            <w:color w:val="0000EE"/>
+            <w:u w:val="single"/>
+          </w:rPr>
+          <w:t>路2:32</w:t>
+        </w:r>
+      </w:hyperlink>
+      <w:r>
+        <w:rPr>
+          <w:lang w:val="zh_TW" w:bidi="zh_TW"/>
+        </w:rPr>
+        <w:t>；</w:t>
+      </w:r>
+      <w:hyperlink r:id="rId69">
+        <w:r>
+          <w:rPr>
+            <w:lang w:val="zh_TW" w:bidi="zh_TW"/>
+          </w:rPr>
+          <w:rPr>
+            <w:color w:val="0000EE"/>
+            <w:u w:val="single"/>
+          </w:rPr>
+          <w:t>徒13:47，</w:t>
+        </w:r>
+      </w:hyperlink>
+      <w:hyperlink r:id="rId70">
+        <w:r>
+          <w:rPr>
+            <w:lang w:val="zh_TW" w:bidi="zh_TW"/>
+          </w:rPr>
+          <w:rPr>
+            <w:color w:val="0000EE"/>
+            <w:u w:val="single"/>
+          </w:rPr>
+          <w:t>26:18</w:t>
+        </w:r>
+      </w:hyperlink>
+      <w:r>
+        <w:rPr>
+          <w:lang w:val="zh_TW" w:bidi="zh_TW"/>
+        </w:rPr>
+        <w:t>）。</w:t>
+      </w:r>
+    </w:p>
+    <w:p>
+      <w:pPr/>
+      <w:r>
+        <w:rPr>
+          <w:lang w:val="zh_TW" w:bidi="zh_TW"/>
+        </w:rPr>
+      </w:r>
+      <w:r>
+        <w:rPr>
+          <w:lang w:val="zh_TW" w:bidi="zh_TW"/>
+        </w:rPr>
+        <w:t>約翰寫道，那光照在黑暗裡，黑暗卻不接受光（</w:t>
+      </w:r>
+      <w:hyperlink r:id="rId71">
+        <w:r>
+          <w:rPr>
+            <w:lang w:val="zh_TW" w:bidi="zh_TW"/>
+          </w:rPr>
+          <w:rPr>
+            <w:color w:val="0000EE"/>
+            <w:u w:val="single"/>
+          </w:rPr>
+          <w:t>約1:5</w:t>
+        </w:r>
+      </w:hyperlink>
+      <w:r>
+        <w:rPr>
+          <w:lang w:val="zh_TW" w:bidi="zh_TW"/>
+        </w:rPr>
+        <w:t>；參</w:t>
+      </w:r>
+      <w:hyperlink r:id="rId72">
+        <w:r>
+          <w:rPr>
+            <w:lang w:val="zh_TW" w:bidi="zh_TW"/>
+          </w:rPr>
+          <w:rPr>
+            <w:color w:val="0000EE"/>
+            <w:u w:val="single"/>
+          </w:rPr>
+          <w:t>約一2:8</w:t>
+        </w:r>
+      </w:hyperlink>
+      <w:r>
+        <w:rPr>
+          <w:lang w:val="zh_TW" w:bidi="zh_TW"/>
+        </w:rPr>
+        <w:t>）。他還說：「光來到世間，世人因自己的行為是惡的，不愛光，倒愛黑暗」（</w:t>
+      </w:r>
+      <w:hyperlink r:id="rId73">
+        <w:r>
+          <w:rPr>
+            <w:lang w:val="zh_TW" w:bidi="zh_TW"/>
+          </w:rPr>
+          <w:rPr>
+            <w:color w:val="0000EE"/>
+            <w:u w:val="single"/>
+          </w:rPr>
+          <w:t>約3:19</w:t>
+        </w:r>
+      </w:hyperlink>
+      <w:r>
+        <w:rPr>
+          <w:lang w:val="zh_TW" w:bidi="zh_TW"/>
+        </w:rPr>
+        <w:t>）。作惡的人避開光，行真理的人卻來就光（</w:t>
+      </w:r>
+      <w:hyperlink r:id="rId74">
+        <w:r>
+          <w:rPr>
+            <w:lang w:val="zh_TW" w:bidi="zh_TW"/>
+          </w:rPr>
+          <w:rPr>
+            <w:color w:val="0000EE"/>
+            <w:u w:val="single"/>
+          </w:rPr>
+          <w:t>約3:20–21</w:t>
+        </w:r>
+      </w:hyperlink>
+      <w:r>
+        <w:rPr>
+          <w:lang w:val="zh_TW" w:bidi="zh_TW"/>
+        </w:rPr>
+        <w:t>）。當約翰記載拉撒路復活時，耶穌說人若在黑夜行走，就必跌倒，因為他沒有光（</w:t>
+      </w:r>
+      <w:hyperlink r:id="rId75">
+        <w:r>
+          <w:rPr>
+            <w:lang w:val="zh_TW" w:bidi="zh_TW"/>
+          </w:rPr>
+          <w:rPr>
+            <w:color w:val="0000EE"/>
+            <w:u w:val="single"/>
+          </w:rPr>
+          <w:t>約11:10</w:t>
+        </w:r>
+      </w:hyperlink>
+      <w:r>
+        <w:rPr>
+          <w:lang w:val="zh_TW" w:bidi="zh_TW"/>
+        </w:rPr>
+        <w:t>）。耶穌說眾人沒有光「在」他們裡面，表明這光是屬靈的（</w:t>
+      </w:r>
+      <w:hyperlink r:id="rId61">
+        <w:r>
+          <w:rPr>
+            <w:lang w:val="zh_TW" w:bidi="zh_TW"/>
+          </w:rPr>
+          <w:rPr>
+            <w:color w:val="0000EE"/>
+            <w:u w:val="single"/>
+          </w:rPr>
+          <w:t>約8:12</w:t>
+        </w:r>
+      </w:hyperlink>
+      <w:r>
+        <w:rPr>
+          <w:lang w:val="zh_TW" w:bidi="zh_TW"/>
+        </w:rPr>
+        <w:t>）。</w:t>
+      </w:r>
+    </w:p>
+    <w:p>
+      <w:pPr/>
+      <w:r>
+        <w:rPr>
+          <w:lang w:val="zh_TW" w:bidi="zh_TW"/>
+        </w:rPr>
+      </w:r>
+      <w:r>
+        <w:rPr>
+          <w:lang w:val="zh_TW" w:bidi="zh_TW"/>
+        </w:rPr>
+        <w:t>信徒被描述為「光明之子」（</w:t>
+      </w:r>
+      <w:hyperlink r:id="rId76">
+        <w:r>
+          <w:rPr>
+            <w:lang w:val="zh_TW" w:bidi="zh_TW"/>
+          </w:rPr>
+          <w:rPr>
+            <w:color w:val="0000EE"/>
+            <w:u w:val="single"/>
+          </w:rPr>
+          <w:t>約12:36</w:t>
+        </w:r>
+      </w:hyperlink>
+      <w:r>
+        <w:rPr>
+          <w:lang w:val="zh_TW" w:bidi="zh_TW"/>
+        </w:rPr>
+        <w:t>；另見</w:t>
+      </w:r>
+      <w:hyperlink r:id="rId77">
+        <w:r>
+          <w:rPr>
+            <w:lang w:val="zh_TW" w:bidi="zh_TW"/>
+          </w:rPr>
+          <w:rPr>
+            <w:color w:val="0000EE"/>
+            <w:u w:val="single"/>
+          </w:rPr>
+          <w:t>路16:8</w:t>
+        </w:r>
+      </w:hyperlink>
+      <w:r>
+        <w:rPr>
+          <w:lang w:val="zh_TW" w:bidi="zh_TW"/>
+        </w:rPr>
+        <w:t>）。他們的生命因與光的連結而改變。保羅也寫道，基督徒「都是光明之子，都是白晝之子」（</w:t>
+      </w:r>
+      <w:hyperlink r:id="rId78">
+        <w:r>
+          <w:rPr>
+            <w:lang w:val="zh_TW" w:bidi="zh_TW"/>
+          </w:rPr>
+          <w:rPr>
+            <w:color w:val="0000EE"/>
+            <w:u w:val="single"/>
+          </w:rPr>
+          <w:t>帖前5:5</w:t>
+        </w:r>
+      </w:hyperlink>
+      <w:r>
+        <w:rPr>
+          <w:lang w:val="zh_TW" w:bidi="zh_TW"/>
+        </w:rPr>
+        <w:t>）。約翰壹書勸勉基督徒要「在光明中行」（</w:t>
+      </w:r>
+      <w:hyperlink r:id="rId60">
+        <w:r>
+          <w:rPr>
+            <w:lang w:val="zh_TW" w:bidi="zh_TW"/>
+          </w:rPr>
+          <w:rPr>
+            <w:color w:val="0000EE"/>
+            <w:u w:val="single"/>
+          </w:rPr>
+          <w:t>約一1:7</w:t>
+        </w:r>
+      </w:hyperlink>
+      <w:r>
+        <w:rPr>
+          <w:lang w:val="zh_TW" w:bidi="zh_TW"/>
+        </w:rPr>
+        <w:t>），意思是他們應當活出良善和真理的生命。</w:t>
+      </w:r>
+    </w:p>
+    <w:p>
+      <w:pPr/>
+      <w:r>
+        <w:rPr>
+          <w:lang w:val="zh_TW" w:bidi="zh_TW"/>
+        </w:rPr>
+      </w:r>
+      <w:r>
+        <w:rPr>
+          <w:lang w:val="zh_TW" w:bidi="zh_TW"/>
+        </w:rPr>
+        <w:t>耶穌告訴祂的跟隨者：「你們是世上的光」（</w:t>
+      </w:r>
+      <w:hyperlink r:id="rId79">
+        <w:r>
+          <w:rPr>
+            <w:lang w:val="zh_TW" w:bidi="zh_TW"/>
+          </w:rPr>
+          <w:rPr>
+            <w:color w:val="0000EE"/>
+            <w:u w:val="single"/>
+          </w:rPr>
+          <w:t>太5:14</w:t>
+        </w:r>
+      </w:hyperlink>
+      <w:r>
+        <w:rPr>
+          <w:lang w:val="zh_TW" w:bidi="zh_TW"/>
+        </w:rPr>
+        <w:t>）。這句話的意思是，基督徒應當藉著敬虔的生活反映神的光。當耶穌被稱為世上的光時，意思是祂能拯救世人，並顯明真理。而當信徒被稱為世上的光時，並不是說他們能拯救世人，而是他們藉著生命指示世人通往救恩的道路。耶穌吩咐他們要藉著善行讓光照在人前，使人將榮耀歸給神（</w:t>
+      </w:r>
+      <w:hyperlink r:id="rId79">
+        <w:r>
+          <w:rPr>
+            <w:lang w:val="zh_TW" w:bidi="zh_TW"/>
+          </w:rPr>
+          <w:rPr>
+            <w:color w:val="0000EE"/>
+            <w:u w:val="single"/>
+          </w:rPr>
+          <w:t>太5:16</w:t>
+        </w:r>
+      </w:hyperlink>
+      <w:r>
+        <w:rPr>
+          <w:lang w:val="zh_TW" w:bidi="zh_TW"/>
+        </w:rPr>
+        <w:t>）。基督徒必須充分使用他們所得的光，若忽視它而仍活在黑暗中，他們的處境更為可悲，因為他們明白真理卻選擇背棄它（</w:t>
+      </w:r>
+      <w:hyperlink r:id="rId80">
+        <w:r>
+          <w:rPr>
+            <w:lang w:val="zh_TW" w:bidi="zh_TW"/>
+          </w:rPr>
+          <w:rPr>
+            <w:color w:val="0000EE"/>
+            <w:u w:val="single"/>
+          </w:rPr>
+          <w:t>太6:23</w:t>
+        </w:r>
+      </w:hyperlink>
+      <w:r>
+        <w:rPr>
+          <w:lang w:val="zh_TW" w:bidi="zh_TW"/>
+        </w:rPr>
+        <w:t>；</w:t>
+      </w:r>
+      <w:hyperlink r:id="rId81">
+        <w:r>
+          <w:rPr>
+            <w:lang w:val="zh_TW" w:bidi="zh_TW"/>
+          </w:rPr>
+          <w:rPr>
+            <w:color w:val="0000EE"/>
+            <w:u w:val="single"/>
+          </w:rPr>
+          <w:t>路11:35</w:t>
+        </w:r>
+      </w:hyperlink>
+      <w:r>
+        <w:rPr>
+          <w:lang w:val="zh_TW" w:bidi="zh_TW"/>
+        </w:rPr>
+        <w:t>）。</w:t>
+      </w:r>
+    </w:p>
+    <w:p>
+      <w:pPr/>
+      <w:r>
+        <w:rPr>
+          <w:lang w:val="zh_TW" w:bidi="zh_TW"/>
+        </w:rPr>
+      </w:r>
+      <w:r>
+        <w:rPr>
+          <w:lang w:val="zh_TW" w:bidi="zh_TW"/>
+        </w:rPr>
+        <w:t>現代人並不容易接受光的比喻。但聖經教導說，基督的光已經照亮所有基督徒。如果他們忽視這光，仍像活在黑暗裡，那麼他們就仍舊陷在深暗之中。他們比其他人更糟，因為他們知道光是什麼，也知道光對他們的意義，卻轉身離棄它。</w:t>
+      </w:r>
+    </w:p>
+    <w:p>
+      <w:pPr/>
+      <w:r>
+        <w:rPr>
+          <w:lang w:val="zh_TW" w:bidi="zh_TW"/>
+        </w:rPr>
       </w:r>
       <w:r>
         <w:rPr>
           <w:i/>
           <w:lang w:val="zh_TW" w:bidi="zh_TW"/>
         </w:rPr>
-        <w:t>見</w:t>
+        <w:t>另見</w:t>
       </w:r>
       <w:r>
         <w:rPr>
@@ -716,25 +1740,7 @@
         <w:rPr>
           <w:lang w:val="zh_TW" w:bidi="zh_TW"/>
         </w:rPr>
-        <w:t>死海，</w:t>
-      </w:r>
-      <w:r>
-        <w:rPr>
-          <w:lang w:val="zh_TW" w:bidi="zh_TW"/>
-        </w:rPr>
-        <w:t>地中海，</w:t>
-      </w:r>
-      <w:r>
-        <w:rPr>
-          <w:lang w:val="zh_TW" w:bidi="zh_TW"/>
-        </w:rPr>
-        <w:t>紅海，</w:t>
-      </w:r>
-      <w:r>
-        <w:rPr>
-          <w:lang w:val="zh_TW" w:bidi="zh_TW"/>
-        </w:rPr>
-        <w:t>加利利海</w:t>
+        <w:t>黑暗</w:t>
       </w:r>
       <w:r>
         <w:rPr>

--- a/zht/docx/046.content.docx
+++ b/zht/docx/046.content.docx
@@ -19,7 +19,7 @@
         <w:rPr>
           <w:lang w:val="zh_TW" w:bidi="zh_TW"/>
         </w:rPr>
-        <w:t>Resource: 聖經詞典 (Tyndale)</w:t>
+        <w:t>Resource: Tyndale Open Bible Dictionary</w:t>
       </w:r>
       <w:r>
         <w:rPr>
@@ -112,7 +112,7 @@
         <w:rPr>
           <w:lang w:val="zh_TW" w:bidi="zh_TW"/>
         </w:rPr>
-        <w:t>聖經詞典 (Tyndale)</w:t>
+        <w:t>Tyndale Open Bible Dictionary</w:t>
       </w:r>
     </w:p>
     <w:p>
@@ -149,7 +149,7 @@
         <w:rPr>
           <w:lang w:val="zh_TW" w:bidi="zh_TW"/>
         </w:rPr>
-        <w:t>guang</w:t>
+        <w:t>gong</w:t>
       </w:r>
       <w:r>
         <w:rPr>
@@ -212,7 +212,7 @@
         <w:rPr>
           <w:lang w:val="zh_TW" w:bidi="zh_TW"/>
         </w:rPr>
-        <w:t>光</w:t>
+        <w:t>工作</w:t>
       </w:r>
       <w:r>
         <w:rPr>
@@ -231,7 +231,7 @@
         <w:rPr>
           <w:lang w:val="zh_TW" w:bidi="zh_TW"/>
         </w:rPr>
-        <w:t>使眼睛得以看見的亮光。</w:t>
+        <w:t>這個詞語指的是神的活動，或人們的常規職業或從事的事務。</w:t>
       </w:r>
     </w:p>
     <w:p>
@@ -242,7 +242,7 @@
         <w:rPr>
           <w:lang w:val="zh_TW" w:bidi="zh_TW"/>
         </w:rPr>
-        <w:t>舊約聖經中的光</w:t>
+        <w:t>工作的價值</w:t>
       </w:r>
     </w:p>
     <w:p>
@@ -256,7 +256,19 @@
         <w:rPr>
           <w:lang w:val="zh_TW" w:bidi="zh_TW"/>
         </w:rPr>
-        <w:t>在舊約聖經裡，「光」有許多不同的意思。它通常是指普通、物質的光，但也象徵屬靈的真理。神創造的第一樣事物就是光 （</w:t>
+        <w:t>聖經對工作的正面看法根植於聖經關於神的教導。其它古代宗教著作認為創造是不符合至高者尊嚴之事，但聖經毫不掩飾地描述神在工作。神像一位手工勞動者，將宇宙創造成為「他</w:t>
+      </w:r>
+      <w:r>
+        <w:rPr>
+          <w:lang w:val="zh_TW" w:bidi="zh_TW"/>
+        </w:rPr>
+        <w:t>指頭所造的</w:t>
+      </w:r>
+      <w:r>
+        <w:rPr>
+          <w:lang w:val="zh_TW" w:bidi="zh_TW"/>
+        </w:rPr>
+        <w:t>」（</w:t>
       </w:r>
       <w:hyperlink r:id="rId13">
         <w:r>
@@ -267,14 +279,14 @@
             <w:color w:val="0000EE"/>
             <w:u w:val="single"/>
           </w:rPr>
-          <w:t>創1:3</w:t>
-        </w:r>
-      </w:hyperlink>
-      <w:r>
-        <w:rPr>
-          <w:lang w:val="zh_TW" w:bidi="zh_TW"/>
-        </w:rPr>
-        <w:t>）。祂也創造了日、月、星辰來發光 （</w:t>
+          <w:t>詩篇8:3</w:t>
+        </w:r>
+      </w:hyperlink>
+      <w:r>
+        <w:rPr>
+          <w:lang w:val="zh_TW" w:bidi="zh_TW"/>
+        </w:rPr>
+        <w:t>）。神像陶匠一樣用原材料做工（</w:t>
       </w:r>
       <w:hyperlink r:id="rId14">
         <w:r>
@@ -285,14 +297,14 @@
             <w:color w:val="0000EE"/>
             <w:u w:val="single"/>
           </w:rPr>
-          <w:t>創1:16</w:t>
-        </w:r>
-      </w:hyperlink>
-      <w:r>
-        <w:rPr>
-          <w:lang w:val="zh_TW" w:bidi="zh_TW"/>
-        </w:rPr>
-        <w:t>）。有時候聖經會把光擬人化，例如約伯把光描寫成住在無人能至之處 （</w:t>
+          <w:t>以賽亞書45:9</w:t>
+        </w:r>
+      </w:hyperlink>
+      <w:r>
+        <w:rPr>
+          <w:lang w:val="zh_TW" w:bidi="zh_TW"/>
+        </w:rPr>
+        <w:t>）。未出生的孩子在母腹中的成長和廣闊壯麗的諸天，都顯示了祂的卓越工藝（</w:t>
       </w:r>
       <w:hyperlink r:id="rId15">
         <w:r>
@@ -303,14 +315,14 @@
             <w:color w:val="0000EE"/>
             <w:u w:val="single"/>
           </w:rPr>
-          <w:t>伯38:19</w:t>
-        </w:r>
-      </w:hyperlink>
-      <w:r>
-        <w:rPr>
-          <w:lang w:val="zh_TW" w:bidi="zh_TW"/>
-        </w:rPr>
-        <w:t>，參</w:t>
+          <w:t>詩篇139:13–16</w:t>
+        </w:r>
+      </w:hyperlink>
+      <w:r>
+        <w:rPr>
+          <w:lang w:val="zh_TW" w:bidi="zh_TW"/>
+        </w:rPr>
+        <w:t>；</w:t>
       </w:r>
       <w:hyperlink r:id="rId16">
         <w:r>
@@ -321,14 +333,14 @@
             <w:color w:val="0000EE"/>
             <w:u w:val="single"/>
           </w:rPr>
-          <w:t>24</w:t>
-        </w:r>
-      </w:hyperlink>
-      <w:r>
-        <w:rPr>
-          <w:lang w:val="zh_TW" w:bidi="zh_TW"/>
-        </w:rPr>
-        <w:t>節）。以色列人在會幕裡也使用人造的光（</w:t>
+          <w:t>19:1</w:t>
+        </w:r>
+      </w:hyperlink>
+      <w:r>
+        <w:rPr>
+          <w:lang w:val="zh_TW" w:bidi="zh_TW"/>
+        </w:rPr>
+        <w:t>）。事實上，所有創造都見證了神的智慧和技藝（</w:t>
       </w:r>
       <w:hyperlink r:id="rId17">
         <w:r>
@@ -339,7 +351,43 @@
             <w:color w:val="0000EE"/>
             <w:u w:val="single"/>
           </w:rPr>
-          <w:t>出25:37</w:t>
+          <w:t>104:24</w:t>
+        </w:r>
+      </w:hyperlink>
+      <w:r>
+        <w:rPr>
+          <w:lang w:val="zh_TW" w:bidi="zh_TW"/>
+        </w:rPr>
+        <w:t>）。全能的創造者甚至有祂的安息日（</w:t>
+      </w:r>
+      <w:hyperlink r:id="rId18">
+        <w:r>
+          <w:rPr>
+            <w:lang w:val="zh_TW" w:bidi="zh_TW"/>
+          </w:rPr>
+          <w:rPr>
+            <w:color w:val="0000EE"/>
+            <w:u w:val="single"/>
+          </w:rPr>
+          <w:t>創世記2:2–3</w:t>
+        </w:r>
+      </w:hyperlink>
+      <w:r>
+        <w:rPr>
+          <w:lang w:val="zh_TW" w:bidi="zh_TW"/>
+        </w:rPr>
+        <w:t>），並在第六日觀看祂所造的，以之為美（</w:t>
+      </w:r>
+      <w:hyperlink r:id="rId19">
+        <w:r>
+          <w:rPr>
+            <w:lang w:val="zh_TW" w:bidi="zh_TW"/>
+          </w:rPr>
+          <w:rPr>
+            <w:color w:val="0000EE"/>
+            <w:u w:val="single"/>
+          </w:rPr>
+          <w:t>1:31</w:t>
         </w:r>
       </w:hyperlink>
       <w:r>
@@ -360,43 +408,7 @@
         <w:rPr>
           <w:lang w:val="zh_TW" w:bidi="zh_TW"/>
         </w:rPr>
-        <w:t>光是良善、振奮，或與重要人物（尤其是神）相關的象徵。傳道書中的傳道者說：「光本是佳美的」（</w:t>
-      </w:r>
-      <w:hyperlink r:id="rId18">
-        <w:r>
-          <w:rPr>
-            <w:lang w:val="zh_TW" w:bidi="zh_TW"/>
-          </w:rPr>
-          <w:rPr>
-            <w:color w:val="0000EE"/>
-            <w:u w:val="single"/>
-          </w:rPr>
-          <w:t>傳11:7</w:t>
-        </w:r>
-      </w:hyperlink>
-      <w:r>
-        <w:rPr>
-          <w:lang w:val="zh_TW" w:bidi="zh_TW"/>
-        </w:rPr>
-        <w:t>）。在埃及的十災期間，埃及人陷入黑暗，而以色列人卻有光（</w:t>
-      </w:r>
-      <w:hyperlink r:id="rId19">
-        <w:r>
-          <w:rPr>
-            <w:lang w:val="zh_TW" w:bidi="zh_TW"/>
-          </w:rPr>
-          <w:rPr>
-            <w:color w:val="0000EE"/>
-            <w:u w:val="single"/>
-          </w:rPr>
-          <w:t>出10:23</w:t>
-        </w:r>
-      </w:hyperlink>
-      <w:r>
-        <w:rPr>
-          <w:lang w:val="zh_TW" w:bidi="zh_TW"/>
-        </w:rPr>
-        <w:t>）。當以色列人出埃及時，神在白日用雲柱引導他們，又在黑夜用火柱光照他們（</w:t>
+        <w:t>關於神工作的生動描述，在耶穌的道成肉身中達到了高潮。耶穌被賦予的「工作」（</w:t>
       </w:r>
       <w:hyperlink r:id="rId20">
         <w:r>
@@ -407,14 +419,14 @@
             <w:color w:val="0000EE"/>
             <w:u w:val="single"/>
           </w:rPr>
-          <w:t>出13:21</w:t>
-        </w:r>
-      </w:hyperlink>
-      <w:r>
-        <w:rPr>
-          <w:lang w:val="zh_TW" w:bidi="zh_TW"/>
-        </w:rPr>
-        <w:t>）。這火柱在仇敵處於黑暗時，給以色列人光明（</w:t>
+          <w:t>約翰福音4:34</w:t>
+        </w:r>
+      </w:hyperlink>
+      <w:r>
+        <w:rPr>
+          <w:lang w:val="zh_TW" w:bidi="zh_TW"/>
+        </w:rPr>
+        <w:t>）當然是獨特的救贖任務。但祂在一般的意義上也是工作的人。耶穌同時代的人稱祂為「木匠」（</w:t>
       </w:r>
       <w:hyperlink r:id="rId21">
         <w:r>
@@ -425,14 +437,14 @@
             <w:color w:val="0000EE"/>
             <w:u w:val="single"/>
           </w:rPr>
-          <w:t>出14:20</w:t>
-        </w:r>
-      </w:hyperlink>
-      <w:r>
-        <w:rPr>
-          <w:lang w:val="zh_TW" w:bidi="zh_TW"/>
-        </w:rPr>
-        <w:t>）。即使以色列犯罪，他們仍記得神沒有丟棄他們。火柱仍然存在，引導他們（</w:t>
+          <w:t>馬可福音6:3</w:t>
+        </w:r>
+      </w:hyperlink>
+      <w:r>
+        <w:rPr>
+          <w:lang w:val="zh_TW" w:bidi="zh_TW"/>
+        </w:rPr>
+        <w:t>）。在新約時代，木匠工作和木工是要付出體力的行業。因此，那位在聖殿中發怒，推翻桌子並驅趕人和動物的耶穌（</w:t>
       </w:r>
       <w:hyperlink r:id="rId22">
         <w:r>
@@ -443,62 +455,14 @@
             <w:color w:val="0000EE"/>
             <w:u w:val="single"/>
           </w:rPr>
-          <w:t>尼9:19</w:t>
-        </w:r>
-      </w:hyperlink>
-      <w:r>
-        <w:rPr>
-          <w:lang w:val="zh_TW" w:bidi="zh_TW"/>
-        </w:rPr>
-        <w:t>；參</w:t>
-      </w:r>
-      <w:hyperlink r:id="rId23">
-        <w:r>
-          <w:rPr>
-            <w:lang w:val="zh_TW" w:bidi="zh_TW"/>
-          </w:rPr>
-          <w:rPr>
-            <w:color w:val="0000EE"/>
-            <w:u w:val="single"/>
-          </w:rPr>
-          <w:t>尼9:12</w:t>
-        </w:r>
-      </w:hyperlink>
-      <w:r>
-        <w:rPr>
-          <w:lang w:val="zh_TW" w:bidi="zh_TW"/>
-        </w:rPr>
-        <w:t>；</w:t>
-      </w:r>
-      <w:hyperlink r:id="rId24">
-        <w:r>
-          <w:rPr>
-            <w:lang w:val="zh_TW" w:bidi="zh_TW"/>
-          </w:rPr>
-          <w:rPr>
-            <w:color w:val="0000EE"/>
-            <w:u w:val="single"/>
-          </w:rPr>
-          <w:t>詩78:14，</w:t>
-        </w:r>
-      </w:hyperlink>
-      <w:hyperlink r:id="rId25">
-        <w:r>
-          <w:rPr>
-            <w:lang w:val="zh_TW" w:bidi="zh_TW"/>
-          </w:rPr>
-          <w:rPr>
-            <w:color w:val="0000EE"/>
-            <w:u w:val="single"/>
-          </w:rPr>
-          <w:t>105:39</w:t>
-        </w:r>
-      </w:hyperlink>
-      <w:r>
-        <w:rPr>
-          <w:lang w:val="zh_TW" w:bidi="zh_TW"/>
-        </w:rPr>
-        <w:t>）。</w:t>
+          <w:t>約翰福音2:14–16</w:t>
+        </w:r>
+      </w:hyperlink>
+      <w:r>
+        <w:rPr>
+          <w:lang w:val="zh_TW" w:bidi="zh_TW"/>
+        </w:rPr>
+        <w:t>），並不是一個蒼白的弱者，而是一位雙手因多年使用斧頭、鋸子和錘子而變得強硬的工人。艱苦的體力勞動並非不符合神兒子的尊榮。</w:t>
       </w:r>
     </w:p>
     <w:p>
@@ -512,7 +476,73 @@
         <w:rPr>
           <w:lang w:val="zh_TW" w:bidi="zh_TW"/>
         </w:rPr>
-        <w:t>在舊約聖經中，光常代表神的祝福。約伯說：「他將深奧的事從黑暗中彰顯， 使死蔭顯為光明」（</w:t>
+        <w:t>假如聖經關於神的教導提升了工作的尊嚴，那麼聖經對人類創造的描述則賦予所有的人類勞動一個標記：這是常態。神「</w:t>
+      </w:r>
+      <w:r>
+        <w:rPr>
+          <w:lang w:val="zh_TW" w:bidi="zh_TW"/>
+        </w:rPr>
+        <w:t>將那人安置在 伊甸園，使他修理，看守</w:t>
+      </w:r>
+      <w:r>
+        <w:rPr>
+          <w:lang w:val="zh_TW" w:bidi="zh_TW"/>
+        </w:rPr>
+        <w:t>」（</w:t>
+      </w:r>
+      <w:hyperlink r:id="rId23">
+        <w:r>
+          <w:rPr>
+            <w:lang w:val="zh_TW" w:bidi="zh_TW"/>
+          </w:rPr>
+          <w:rPr>
+            <w:color w:val="0000EE"/>
+            <w:u w:val="single"/>
+          </w:rPr>
+          <w:t>創世記2:15</w:t>
+        </w:r>
+      </w:hyperlink>
+      <w:r>
+        <w:rPr>
+          <w:lang w:val="zh_TW" w:bidi="zh_TW"/>
+        </w:rPr>
+        <w:t>）。而神的第一個命令，「要遍滿地面，治理這地」（</w:t>
+      </w:r>
+      <w:hyperlink r:id="rId24">
+        <w:r>
+          <w:rPr>
+            <w:lang w:val="zh_TW" w:bidi="zh_TW"/>
+          </w:rPr>
+          <w:rPr>
+            <w:color w:val="0000EE"/>
+            <w:u w:val="single"/>
+          </w:rPr>
+          <w:t>1:28</w:t>
+        </w:r>
+      </w:hyperlink>
+      <w:r>
+        <w:rPr>
+          <w:lang w:val="zh_TW" w:bidi="zh_TW"/>
+        </w:rPr>
+        <w:t>），意味著男人和女人都有大量的工作。在某種重要意義上，今天的人們在做日常工作時，不論他們是否承認神，都是在遵循他們創造者的命令。因此，工作並不是因墮入罪而直接進入世界的（雖然罪確實破壞了工作狀態，</w:t>
+      </w:r>
+      <w:hyperlink r:id="rId25">
+        <w:r>
+          <w:rPr>
+            <w:lang w:val="zh_TW" w:bidi="zh_TW"/>
+          </w:rPr>
+          <w:rPr>
+            <w:color w:val="0000EE"/>
+            <w:u w:val="single"/>
+          </w:rPr>
+          <w:t>3:17–19</w:t>
+        </w:r>
+      </w:hyperlink>
+      <w:r>
+        <w:rPr>
+          <w:lang w:val="zh_TW" w:bidi="zh_TW"/>
+        </w:rPr>
+        <w:t>）。從歷史的黎明起，工作就是神為人類的益處所設計的——對男人和女人來說，工作就像日落之於白晝一樣自然（</w:t>
       </w:r>
       <w:hyperlink r:id="rId26">
         <w:r>
@@ -523,109 +553,7 @@
             <w:color w:val="0000EE"/>
             <w:u w:val="single"/>
           </w:rPr>
-          <w:t>伯12:22</w:t>
-        </w:r>
-      </w:hyperlink>
-      <w:r>
-        <w:rPr>
-          <w:lang w:val="zh_TW" w:bidi="zh_TW"/>
-        </w:rPr>
-        <w:t>）。當約伯遭遇患難時，他記得從前神光照他的道路，使他覺得安穩（</w:t>
-      </w:r>
-      <w:hyperlink r:id="rId27">
-        <w:r>
-          <w:rPr>
-            <w:lang w:val="zh_TW" w:bidi="zh_TW"/>
-          </w:rPr>
-          <w:rPr>
-            <w:color w:val="0000EE"/>
-            <w:u w:val="single"/>
-          </w:rPr>
-          <w:t>伯29:2–3</w:t>
-        </w:r>
-      </w:hyperlink>
-      <w:r>
-        <w:rPr>
-          <w:lang w:val="zh_TW" w:bidi="zh_TW"/>
-        </w:rPr>
-        <w:t>）。約伯的朋友以利法也說，若約伯聽從他的勸告，「亮光也必照耀你的路」（</w:t>
-      </w:r>
-      <w:hyperlink r:id="rId28">
-        <w:r>
-          <w:rPr>
-            <w:lang w:val="zh_TW" w:bidi="zh_TW"/>
-          </w:rPr>
-          <w:rPr>
-            <w:color w:val="0000EE"/>
-            <w:u w:val="single"/>
-          </w:rPr>
-          <w:t>伯22:28</w:t>
-        </w:r>
-      </w:hyperlink>
-      <w:r>
-        <w:rPr>
-          <w:lang w:val="zh_TW" w:bidi="zh_TW"/>
-        </w:rPr>
-        <w:t>）。詩篇的作者同樣把神點亮他的燈視為賜福（</w:t>
-      </w:r>
-      <w:hyperlink r:id="rId29">
-        <w:r>
-          <w:rPr>
-            <w:lang w:val="zh_TW" w:bidi="zh_TW"/>
-          </w:rPr>
-          <w:rPr>
-            <w:color w:val="0000EE"/>
-            <w:u w:val="single"/>
-          </w:rPr>
-          <w:t>詩18:28，</w:t>
-        </w:r>
-      </w:hyperlink>
-      <w:hyperlink r:id="rId30">
-        <w:r>
-          <w:rPr>
-            <w:lang w:val="zh_TW" w:bidi="zh_TW"/>
-          </w:rPr>
-          <w:rPr>
-            <w:color w:val="0000EE"/>
-            <w:u w:val="single"/>
-          </w:rPr>
-          <w:t>118:27</w:t>
-        </w:r>
-      </w:hyperlink>
-      <w:r>
-        <w:rPr>
-          <w:lang w:val="zh_TW" w:bidi="zh_TW"/>
-        </w:rPr>
-        <w:t>；參</w:t>
-      </w:r>
-      <w:hyperlink r:id="rId31">
-        <w:r>
-          <w:rPr>
-            <w:lang w:val="zh_TW" w:bidi="zh_TW"/>
-          </w:rPr>
-          <w:rPr>
-            <w:color w:val="0000EE"/>
-            <w:u w:val="single"/>
-          </w:rPr>
-          <w:t>97:11</w:t>
-        </w:r>
-      </w:hyperlink>
-      <w:r>
-        <w:rPr>
-          <w:lang w:val="zh_TW" w:bidi="zh_TW"/>
-        </w:rPr>
-        <w:t>，</w:t>
-      </w:r>
-      <w:hyperlink r:id="rId32">
-        <w:r>
-          <w:rPr>
-            <w:lang w:val="zh_TW" w:bidi="zh_TW"/>
-          </w:rPr>
-          <w:rPr>
-            <w:color w:val="0000EE"/>
-            <w:u w:val="single"/>
-          </w:rPr>
-          <w:t>112:4</w:t>
+          <w:t>詩篇104:19–23</w:t>
         </w:r>
       </w:hyperlink>
       <w:r>
@@ -646,115 +574,150 @@
         <w:rPr>
           <w:lang w:val="zh_TW" w:bidi="zh_TW"/>
         </w:rPr>
-        <w:t>光與神密切相連。聖經甚至說神就是光：「耶和華卻要作你永遠的光」（</w:t>
-      </w:r>
-      <w:hyperlink r:id="rId33">
-        <w:r>
-          <w:rPr>
-            <w:lang w:val="zh_TW" w:bidi="zh_TW"/>
-          </w:rPr>
-          <w:rPr>
-            <w:color w:val="0000EE"/>
-            <w:u w:val="single"/>
-          </w:rPr>
-          <w:t>賽60:19–20</w:t>
-        </w:r>
-      </w:hyperlink>
-      <w:r>
-        <w:rPr>
-          <w:lang w:val="zh_TW" w:bidi="zh_TW"/>
-        </w:rPr>
-        <w:t>）。詩人歡欣地說：「耶和華是我的亮光，是我的拯救」（</w:t>
-      </w:r>
-      <w:hyperlink r:id="rId34">
-        <w:r>
-          <w:rPr>
-            <w:lang w:val="zh_TW" w:bidi="zh_TW"/>
-          </w:rPr>
-          <w:rPr>
-            <w:color w:val="0000EE"/>
-            <w:u w:val="single"/>
-          </w:rPr>
-          <w:t>詩27:1</w:t>
-        </w:r>
-      </w:hyperlink>
-      <w:r>
-        <w:rPr>
-          <w:lang w:val="zh_TW" w:bidi="zh_TW"/>
-        </w:rPr>
-        <w:t>）。詩人描述神披上亮光，如披外袍（</w:t>
-      </w:r>
-      <w:hyperlink r:id="rId35">
-        <w:r>
-          <w:rPr>
-            <w:lang w:val="zh_TW" w:bidi="zh_TW"/>
-          </w:rPr>
-          <w:rPr>
-            <w:color w:val="0000EE"/>
-            <w:u w:val="single"/>
-          </w:rPr>
-          <w:t>詩104:2</w:t>
-        </w:r>
-      </w:hyperlink>
-      <w:r>
-        <w:rPr>
-          <w:lang w:val="zh_TW" w:bidi="zh_TW"/>
-        </w:rPr>
-        <w:t>），光明也與祂同居（</w:t>
-      </w:r>
-      <w:hyperlink r:id="rId36">
-        <w:r>
-          <w:rPr>
-            <w:lang w:val="zh_TW" w:bidi="zh_TW"/>
-          </w:rPr>
-          <w:rPr>
-            <w:color w:val="0000EE"/>
-            <w:u w:val="single"/>
-          </w:rPr>
-          <w:t>但2:22</w:t>
-        </w:r>
-      </w:hyperlink>
-      <w:r>
-        <w:rPr>
-          <w:lang w:val="zh_TW" w:bidi="zh_TW"/>
-        </w:rPr>
-        <w:t>）。對神來說，黑暗和光都是一樣的，沒有什麼能向祂隱藏（</w:t>
-      </w:r>
-      <w:hyperlink r:id="rId37">
-        <w:r>
-          <w:rPr>
-            <w:lang w:val="zh_TW" w:bidi="zh_TW"/>
-          </w:rPr>
-          <w:rPr>
-            <w:color w:val="0000EE"/>
-            <w:u w:val="single"/>
-          </w:rPr>
-          <w:t>詩139:12</w:t>
-        </w:r>
-      </w:hyperlink>
-      <w:r>
-        <w:rPr>
-          <w:lang w:val="zh_TW" w:bidi="zh_TW"/>
-        </w:rPr>
-        <w:t>）。先知彌迦也描述神為光，祂要使祂的僕人進入光明（</w:t>
-      </w:r>
-      <w:hyperlink r:id="rId38">
-        <w:r>
-          <w:rPr>
-            <w:lang w:val="zh_TW" w:bidi="zh_TW"/>
-          </w:rPr>
-          <w:rPr>
-            <w:color w:val="0000EE"/>
-            <w:u w:val="single"/>
-          </w:rPr>
-          <w:t>彌7:8–9</w:t>
-        </w:r>
-      </w:hyperlink>
-      <w:r>
-        <w:rPr>
-          <w:lang w:val="zh_TW" w:bidi="zh_TW"/>
-        </w:rPr>
-        <w:t>），顯明神要賜福給祂的百姓，使他們得勝。</w:t>
+        <w:t>聖經強調工作的尊嚴和正常性，不足為奇的是，聖經強烈譴責懶惰。「</w:t>
+      </w:r>
+      <w:r>
+        <w:rPr>
+          <w:lang w:val="zh_TW" w:bidi="zh_TW"/>
+        </w:rPr>
+        <w:t>懶惰人哪， 你去察看螞蟻的動作就可得智慧</w:t>
+      </w:r>
+      <w:r>
+        <w:rPr>
+          <w:lang w:val="zh_TW" w:bidi="zh_TW"/>
+        </w:rPr>
+        <w:t>」（</w:t>
+      </w:r>
+      <w:hyperlink r:id="rId27">
+        <w:r>
+          <w:rPr>
+            <w:lang w:val="zh_TW" w:bidi="zh_TW"/>
+          </w:rPr>
+          <w:rPr>
+            <w:color w:val="0000EE"/>
+            <w:u w:val="single"/>
+          </w:rPr>
+          <w:t>箴言6:6</w:t>
+        </w:r>
+      </w:hyperlink>
+      <w:r>
+        <w:rPr>
+          <w:lang w:val="zh_TW" w:bidi="zh_TW"/>
+        </w:rPr>
+        <w:t>）。保羅同樣直言不諱：「</w:t>
+      </w:r>
+      <w:r>
+        <w:rPr>
+          <w:lang w:val="zh_TW" w:bidi="zh_TW"/>
+        </w:rPr>
+        <w:t>若有人不肯做工，就不可吃飯。</w:t>
+      </w:r>
+      <w:r>
+        <w:rPr>
+          <w:lang w:val="zh_TW" w:bidi="zh_TW"/>
+        </w:rPr>
+        <w:t>」（</w:t>
+      </w:r>
+      <w:hyperlink r:id="rId28">
+        <w:r>
+          <w:rPr>
+            <w:lang w:val="zh_TW" w:bidi="zh_TW"/>
+          </w:rPr>
+          <w:rPr>
+            <w:color w:val="0000EE"/>
+            <w:u w:val="single"/>
+          </w:rPr>
+          <w:t>帖撒羅尼迦後書3:10</w:t>
+        </w:r>
+      </w:hyperlink>
+      <w:r>
+        <w:rPr>
+          <w:lang w:val="zh_TW" w:bidi="zh_TW"/>
+        </w:rPr>
+        <w:t>）。保羅樹立了良好的榜樣（</w:t>
+      </w:r>
+      <w:hyperlink r:id="rId29">
+        <w:r>
+          <w:rPr>
+            <w:lang w:val="zh_TW" w:bidi="zh_TW"/>
+          </w:rPr>
+          <w:rPr>
+            <w:color w:val="0000EE"/>
+            <w:u w:val="single"/>
+          </w:rPr>
+          <w:t>使徒行傳20:33–35</w:t>
+        </w:r>
+      </w:hyperlink>
+      <w:r>
+        <w:rPr>
+          <w:lang w:val="zh_TW" w:bidi="zh_TW"/>
+        </w:rPr>
+        <w:t>；</w:t>
+      </w:r>
+      <w:hyperlink r:id="rId30">
+        <w:r>
+          <w:rPr>
+            <w:lang w:val="zh_TW" w:bidi="zh_TW"/>
+          </w:rPr>
+          <w:rPr>
+            <w:color w:val="0000EE"/>
+            <w:u w:val="single"/>
+          </w:rPr>
+          <w:t>帖撒羅尼迦前書2:9</w:t>
+        </w:r>
+      </w:hyperlink>
+      <w:r>
+        <w:rPr>
+          <w:lang w:val="zh_TW" w:bidi="zh_TW"/>
+        </w:rPr>
+        <w:t>）。他堅持認為，那些不願工作的人，即使是出於屬靈的原因，依賴他人支付賬單，並不會贏得非基督徒旁觀者的尊重（</w:t>
+      </w:r>
+      <w:hyperlink r:id="rId31">
+        <w:r>
+          <w:rPr>
+            <w:lang w:val="zh_TW" w:bidi="zh_TW"/>
+          </w:rPr>
+          <w:rPr>
+            <w:color w:val="0000EE"/>
+            <w:u w:val="single"/>
+          </w:rPr>
+          <w:t>帖撒羅尼迦前書4:11–12</w:t>
+        </w:r>
+      </w:hyperlink>
+      <w:r>
+        <w:rPr>
+          <w:lang w:val="zh_TW" w:bidi="zh_TW"/>
+        </w:rPr>
+        <w:t>）。另一方面，工作的人有物質資源可以服事別人（</w:t>
+      </w:r>
+      <w:hyperlink r:id="rId32">
+        <w:r>
+          <w:rPr>
+            <w:lang w:val="zh_TW" w:bidi="zh_TW"/>
+          </w:rPr>
+          <w:rPr>
+            <w:color w:val="0000EE"/>
+            <w:u w:val="single"/>
+          </w:rPr>
+          <w:t>以弗所書4:28</w:t>
+        </w:r>
+      </w:hyperlink>
+      <w:r>
+        <w:rPr>
+          <w:lang w:val="zh_TW" w:bidi="zh_TW"/>
+        </w:rPr>
+        <w:t>）。</w:t>
+      </w:r>
+    </w:p>
+    <w:p>
+      <w:pPr>
+        <w:pStyle w:val="Heading3"/>
+      </w:pPr>
+      <w:r>
+        <w:rPr>
+          <w:lang w:val="zh_TW" w:bidi="zh_TW"/>
+        </w:rPr>
+        <w:t>職業</w:t>
       </w:r>
     </w:p>
     <w:p>
@@ -768,133 +731,7 @@
         <w:rPr>
           <w:lang w:val="zh_TW" w:bidi="zh_TW"/>
         </w:rPr>
-        <w:t>神的賜福常被形容為「他臉上的光」。在</w:t>
-      </w:r>
-      <w:hyperlink r:id="rId39">
-        <w:r>
-          <w:rPr>
-            <w:lang w:val="zh_TW" w:bidi="zh_TW"/>
-          </w:rPr>
-          <w:rPr>
-            <w:color w:val="0000EE"/>
-            <w:u w:val="single"/>
-          </w:rPr>
-          <w:t>詩篇四篇6節</w:t>
-        </w:r>
-      </w:hyperlink>
-      <w:r>
-        <w:rPr>
-          <w:lang w:val="zh_TW" w:bidi="zh_TW"/>
-        </w:rPr>
-        <w:t>中，詩人說：「耶和華啊，求你仰起臉來，光照我們。」這裡的光就是指神的恩惠。</w:t>
-      </w:r>
-      <w:hyperlink r:id="rId40">
-        <w:r>
-          <w:rPr>
-            <w:lang w:val="zh_TW" w:bidi="zh_TW"/>
-          </w:rPr>
-          <w:rPr>
-            <w:color w:val="0000EE"/>
-            <w:u w:val="single"/>
-          </w:rPr>
-          <w:t>詩篇四十四篇3節</w:t>
-        </w:r>
-      </w:hyperlink>
-      <w:r>
-        <w:rPr>
-          <w:lang w:val="zh_TW" w:bidi="zh_TW"/>
-        </w:rPr>
-        <w:t>表明，神的光、祂的右手和祂的慈愛，使祂的百姓得勝。那些行在神光中的人是有福的（</w:t>
-      </w:r>
-      <w:hyperlink r:id="rId41">
-        <w:r>
-          <w:rPr>
-            <w:lang w:val="zh_TW" w:bidi="zh_TW"/>
-          </w:rPr>
-          <w:rPr>
-            <w:color w:val="0000EE"/>
-            <w:u w:val="single"/>
-          </w:rPr>
-          <w:t>詩89:15</w:t>
-        </w:r>
-      </w:hyperlink>
-      <w:r>
-        <w:rPr>
-          <w:lang w:val="zh_TW" w:bidi="zh_TW"/>
-        </w:rPr>
-        <w:t>），但這光也揭露隱而未現的罪（</w:t>
-      </w:r>
-      <w:hyperlink r:id="rId42">
-        <w:r>
-          <w:rPr>
-            <w:lang w:val="zh_TW" w:bidi="zh_TW"/>
-          </w:rPr>
-          <w:rPr>
-            <w:color w:val="0000EE"/>
-            <w:u w:val="single"/>
-          </w:rPr>
-          <w:t>詩90:8</w:t>
-        </w:r>
-      </w:hyperlink>
-      <w:r>
-        <w:rPr>
-          <w:lang w:val="zh_TW" w:bidi="zh_TW"/>
-        </w:rPr>
-        <w:t>）。沒有人能躲避神的鑒察，但祂的光主要代表祂同在所帶來的賜福。有一次，約伯也用這個詞語來形容來自他人的恩待（</w:t>
-      </w:r>
-      <w:hyperlink r:id="rId43">
-        <w:r>
-          <w:rPr>
-            <w:lang w:val="zh_TW" w:bidi="zh_TW"/>
-          </w:rPr>
-          <w:rPr>
-            <w:color w:val="0000EE"/>
-            <w:u w:val="single"/>
-          </w:rPr>
-          <w:t>約29:24</w:t>
-        </w:r>
-      </w:hyperlink>
-      <w:r>
-        <w:rPr>
-          <w:lang w:val="zh_TW" w:bidi="zh_TW"/>
-        </w:rPr>
-        <w:t>）。神所賜的光，使祂的僕人能與人分享祂的賜福（</w:t>
-      </w:r>
-      <w:hyperlink r:id="rId44">
-        <w:r>
-          <w:rPr>
-            <w:lang w:val="zh_TW" w:bidi="zh_TW"/>
-          </w:rPr>
-          <w:rPr>
-            <w:color w:val="0000EE"/>
-            <w:u w:val="single"/>
-          </w:rPr>
-          <w:t>賽42:6</w:t>
-        </w:r>
-      </w:hyperlink>
-      <w:r>
-        <w:rPr>
-          <w:lang w:val="zh_TW" w:bidi="zh_TW"/>
-        </w:rPr>
-        <w:t>，</w:t>
-      </w:r>
-      <w:hyperlink r:id="rId45">
-        <w:r>
-          <w:rPr>
-            <w:lang w:val="zh_TW" w:bidi="zh_TW"/>
-          </w:rPr>
-          <w:rPr>
-            <w:color w:val="0000EE"/>
-            <w:u w:val="single"/>
-          </w:rPr>
-          <w:t>49:6</w:t>
-        </w:r>
-      </w:hyperlink>
-      <w:r>
-        <w:rPr>
-          <w:lang w:val="zh_TW" w:bidi="zh_TW"/>
-        </w:rPr>
-        <w:t>）。</w:t>
+        <w:t>在聖經時代，希臘人和羅馬人根據重要性或可取性對工作進行分類。比如，日常重複的體力勞動，被認為低於涉及腦力活動的工作。</w:t>
       </w:r>
     </w:p>
     <w:p>
@@ -908,43 +745,109 @@
         <w:rPr>
           <w:lang w:val="zh_TW" w:bidi="zh_TW"/>
         </w:rPr>
-        <w:t>神的公義也與光相連。祂說：「我必堅定我的公理為萬民之光」（</w:t>
-      </w:r>
-      <w:hyperlink r:id="rId46">
-        <w:r>
-          <w:rPr>
-            <w:lang w:val="zh_TW" w:bidi="zh_TW"/>
-          </w:rPr>
-          <w:rPr>
-            <w:color w:val="0000EE"/>
-            <w:u w:val="single"/>
-          </w:rPr>
-          <w:t>賽51:4</w:t>
-        </w:r>
-      </w:hyperlink>
-      <w:r>
-        <w:rPr>
-          <w:lang w:val="zh_TW" w:bidi="zh_TW"/>
-        </w:rPr>
-        <w:t>）。在這上下文中，神的光是大有能力的，好像烈火一般。光也與善行有關，正如箴言所說：「但義人的路好像黎明的光」（</w:t>
-      </w:r>
-      <w:hyperlink r:id="rId47">
-        <w:r>
-          <w:rPr>
-            <w:lang w:val="zh_TW" w:bidi="zh_TW"/>
-          </w:rPr>
-          <w:rPr>
-            <w:color w:val="0000EE"/>
-            <w:u w:val="single"/>
-          </w:rPr>
-          <w:t>箴4:18</w:t>
-        </w:r>
-      </w:hyperlink>
-      <w:r>
-        <w:rPr>
-          <w:lang w:val="zh_TW" w:bidi="zh_TW"/>
-        </w:rPr>
-        <w:t>）。</w:t>
+        <w:t>猶太教的教導與這種態度形成鮮明對比。拉比們教導道（</w:t>
+      </w:r>
+      <w:hyperlink r:id="rId33">
+        <w:r>
+          <w:rPr>
+            <w:lang w:val="zh_TW" w:bidi="zh_TW"/>
+          </w:rPr>
+          <w:rPr>
+            <w:color w:val="0000EE"/>
+            <w:u w:val="single"/>
+          </w:rPr>
+          <w:t>便西拉智訓7:15</w:t>
+        </w:r>
+      </w:hyperlink>
+      <w:r>
+        <w:rPr>
+          <w:lang w:val="zh_TW" w:bidi="zh_TW"/>
+        </w:rPr>
+        <w:t>）「不可厭惡辛勤的工作」。即使是學者也必須花一些時間從事體力工作。一些行業，如製革業，被認為是不受歡迎的（這一禁忌很快就被早期教會打破了——見</w:t>
+      </w:r>
+      <w:hyperlink r:id="rId34">
+        <w:r>
+          <w:rPr>
+            <w:lang w:val="zh_TW" w:bidi="zh_TW"/>
+          </w:rPr>
+          <w:rPr>
+            <w:color w:val="0000EE"/>
+            <w:u w:val="single"/>
+          </w:rPr>
+          <w:t>使徒行傳9:43</w:t>
+        </w:r>
+      </w:hyperlink>
+      <w:r>
+        <w:rPr>
+          <w:lang w:val="zh_TW" w:bidi="zh_TW"/>
+        </w:rPr>
+        <w:t>），但在聖經中沒有跡象表明某些工作在神的眼中比其它工作更有價值。主召喚工匠為服事祂（</w:t>
+      </w:r>
+      <w:hyperlink r:id="rId35">
+        <w:r>
+          <w:rPr>
+            <w:lang w:val="zh_TW" w:bidi="zh_TW"/>
+          </w:rPr>
+          <w:rPr>
+            <w:color w:val="0000EE"/>
+            <w:u w:val="single"/>
+          </w:rPr>
+          <w:t>出埃及記31:1–11</w:t>
+        </w:r>
+      </w:hyperlink>
+      <w:r>
+        <w:rPr>
+          <w:lang w:val="zh_TW" w:bidi="zh_TW"/>
+        </w:rPr>
+        <w:t>），就像呼召先知一樣（</w:t>
+      </w:r>
+      <w:hyperlink r:id="rId36">
+        <w:r>
+          <w:rPr>
+            <w:lang w:val="zh_TW" w:bidi="zh_TW"/>
+          </w:rPr>
+          <w:rPr>
+            <w:color w:val="0000EE"/>
+            <w:u w:val="single"/>
+          </w:rPr>
+          <w:t>以賽亞書6:8–9</w:t>
+        </w:r>
+      </w:hyperlink>
+      <w:r>
+        <w:rPr>
+          <w:lang w:val="zh_TW" w:bidi="zh_TW"/>
+        </w:rPr>
+        <w:t>）。因此，阿摩司從</w:t>
+      </w:r>
+      <w:r>
+        <w:rPr>
+          <w:lang w:val="zh_TW" w:bidi="zh_TW"/>
+        </w:rPr>
+        <w:t>修理桑樹</w:t>
+      </w:r>
+      <w:r>
+        <w:rPr>
+          <w:lang w:val="zh_TW" w:bidi="zh_TW"/>
+        </w:rPr>
+        <w:t>被召說預言（</w:t>
+      </w:r>
+      <w:hyperlink r:id="rId37">
+        <w:r>
+          <w:rPr>
+            <w:lang w:val="zh_TW" w:bidi="zh_TW"/>
+          </w:rPr>
+          <w:rPr>
+            <w:color w:val="0000EE"/>
+            <w:u w:val="single"/>
+          </w:rPr>
+          <w:t>阿摩司書7:14–15</w:t>
+        </w:r>
+      </w:hyperlink>
+      <w:r>
+        <w:rPr>
+          <w:lang w:val="zh_TW" w:bidi="zh_TW"/>
+        </w:rPr>
+        <w:t>），但沒有暗示他被提升到一個更高的角色。重要的不是職業的性質，而是準備好順服神的呼召，並忠實地見證祂，無論所做的工作是什麼。</w:t>
       </w:r>
     </w:p>
     <w:p>
@@ -958,54 +861,108 @@
         <w:rPr>
           <w:lang w:val="zh_TW" w:bidi="zh_TW"/>
         </w:rPr>
-        <w:t>光的缺乏被用來象徵災難。有些人「無光，在黑暗中摸索」（</w:t>
-      </w:r>
-      <w:hyperlink r:id="rId48">
-        <w:r>
-          <w:rPr>
-            <w:lang w:val="zh_TW" w:bidi="zh_TW"/>
-          </w:rPr>
-          <w:rPr>
-            <w:color w:val="0000EE"/>
-            <w:u w:val="single"/>
-          </w:rPr>
-          <w:t>伯12:25</w:t>
-        </w:r>
-      </w:hyperlink>
-      <w:r>
-        <w:rPr>
-          <w:lang w:val="zh_TW" w:bidi="zh_TW"/>
-        </w:rPr>
-        <w:t>）。約伯的朋友比勒達認為惡人的燈必因懲罰而熄滅（</w:t>
-      </w:r>
-      <w:hyperlink r:id="rId49">
-        <w:r>
-          <w:rPr>
-            <w:lang w:val="zh_TW" w:bidi="zh_TW"/>
-          </w:rPr>
-          <w:rPr>
-            <w:color w:val="0000EE"/>
-            <w:u w:val="single"/>
-          </w:rPr>
-          <w:t>伯18:5–17</w:t>
-        </w:r>
-      </w:hyperlink>
-      <w:r>
-        <w:rPr>
-          <w:lang w:val="zh_TW" w:bidi="zh_TW"/>
-        </w:rPr>
-        <w:t>）。巴比倫毀滅耶路撒冷之後，百姓哀歎說：「他引導我，使我行在黑暗中， 不行在光明裡」（</w:t>
-      </w:r>
-      <w:hyperlink r:id="rId50">
-        <w:r>
-          <w:rPr>
-            <w:lang w:val="zh_TW" w:bidi="zh_TW"/>
-          </w:rPr>
-          <w:rPr>
-            <w:color w:val="0000EE"/>
-            <w:u w:val="single"/>
-          </w:rPr>
-          <w:t>哀3:2</w:t>
+        <w:t>聖經對於雇主與工人之間的關係有一些深刻的見解。舊約先知發出了最強烈的批評。神特別關心看到弱者得到公平的待遇（</w:t>
+      </w:r>
+      <w:hyperlink r:id="rId38">
+        <w:r>
+          <w:rPr>
+            <w:lang w:val="zh_TW" w:bidi="zh_TW"/>
+          </w:rPr>
+          <w:rPr>
+            <w:color w:val="0000EE"/>
+            <w:u w:val="single"/>
+          </w:rPr>
+          <w:t>以賽亞書1:17</w:t>
+        </w:r>
+      </w:hyperlink>
+      <w:r>
+        <w:rPr>
+          <w:lang w:val="zh_TW" w:bidi="zh_TW"/>
+        </w:rPr>
+        <w:t>；</w:t>
+      </w:r>
+      <w:hyperlink r:id="rId39">
+        <w:r>
+          <w:rPr>
+            <w:lang w:val="zh_TW" w:bidi="zh_TW"/>
+          </w:rPr>
+          <w:rPr>
+            <w:color w:val="0000EE"/>
+            <w:u w:val="single"/>
+          </w:rPr>
+          <w:t>彌迦書6:8</w:t>
+        </w:r>
+      </w:hyperlink>
+      <w:r>
+        <w:rPr>
+          <w:lang w:val="zh_TW" w:bidi="zh_TW"/>
+        </w:rPr>
+        <w:t>）。因此，當雇主剝削工人並欺騙他們的工價時（</w:t>
+      </w:r>
+      <w:hyperlink r:id="rId40">
+        <w:r>
+          <w:rPr>
+            <w:lang w:val="zh_TW" w:bidi="zh_TW"/>
+          </w:rPr>
+          <w:rPr>
+            <w:color w:val="0000EE"/>
+            <w:u w:val="single"/>
+          </w:rPr>
+          <w:t>耶利米書22:13</w:t>
+        </w:r>
+      </w:hyperlink>
+      <w:r>
+        <w:rPr>
+          <w:lang w:val="zh_TW" w:bidi="zh_TW"/>
+        </w:rPr>
+        <w:t>；</w:t>
+      </w:r>
+      <w:hyperlink r:id="rId41">
+        <w:r>
+          <w:rPr>
+            <w:lang w:val="zh_TW" w:bidi="zh_TW"/>
+          </w:rPr>
+          <w:rPr>
+            <w:color w:val="0000EE"/>
+            <w:u w:val="single"/>
+          </w:rPr>
+          <w:t>瑪拉基書3:5</w:t>
+        </w:r>
+      </w:hyperlink>
+      <w:r>
+        <w:rPr>
+          <w:lang w:val="zh_TW" w:bidi="zh_TW"/>
+        </w:rPr>
+        <w:t>；參</w:t>
+      </w:r>
+      <w:hyperlink r:id="rId42">
+        <w:r>
+          <w:rPr>
+            <w:lang w:val="zh_TW" w:bidi="zh_TW"/>
+          </w:rPr>
+          <w:rPr>
+            <w:color w:val="0000EE"/>
+            <w:u w:val="single"/>
+          </w:rPr>
+          <w:t>雅各書5:4</w:t>
+        </w:r>
+      </w:hyperlink>
+      <w:r>
+        <w:rPr>
+          <w:lang w:val="zh_TW" w:bidi="zh_TW"/>
+        </w:rPr>
+        <w:t>），自然地，神的先知就宣告祂的忿怒。一個想要討神喜悅人應該「停止壓迫那些為〔他〕工作的人，公平對待他們，並給他們應得的工價」（直譯</w:t>
+      </w:r>
+      <w:hyperlink r:id="rId43">
+        <w:r>
+          <w:rPr>
+            <w:lang w:val="zh_TW" w:bidi="zh_TW"/>
+          </w:rPr>
+          <w:rPr>
+            <w:color w:val="0000EE"/>
+            <w:u w:val="single"/>
+          </w:rPr>
+          <w:t>以賽亞書58:6</w:t>
         </w:r>
       </w:hyperlink>
       <w:r>
@@ -1013,17 +970,6 @@
           <w:lang w:val="zh_TW" w:bidi="zh_TW"/>
         </w:rPr>
         <w:t>）。</w:t>
-      </w:r>
-    </w:p>
-    <w:p>
-      <w:pPr>
-        <w:pStyle w:val="Heading3"/>
-      </w:pPr>
-      <w:r>
-        <w:rPr>
-          <w:lang w:val="zh_TW" w:bidi="zh_TW"/>
-        </w:rPr>
-        <w:t>新約聖經中的光</w:t>
       </w:r>
     </w:p>
     <w:p>
@@ -1037,108 +983,36 @@
         <w:rPr>
           <w:lang w:val="zh_TW" w:bidi="zh_TW"/>
         </w:rPr>
-        <w:t>新約聖經所提到的光，通常具有象徵意義。例如，大數的掃羅在往大馬士革的路上遇見「從天上發光」（</w:t>
-      </w:r>
-      <w:hyperlink r:id="rId51">
-        <w:r>
-          <w:rPr>
-            <w:lang w:val="zh_TW" w:bidi="zh_TW"/>
-          </w:rPr>
-          <w:rPr>
-            <w:color w:val="0000EE"/>
-            <w:u w:val="single"/>
-          </w:rPr>
-          <w:t>徒9:3</w:t>
-        </w:r>
-      </w:hyperlink>
-      <w:r>
-        <w:rPr>
-          <w:lang w:val="zh_TW" w:bidi="zh_TW"/>
-        </w:rPr>
-        <w:t>；參</w:t>
-      </w:r>
-      <w:hyperlink r:id="rId52">
-        <w:r>
-          <w:rPr>
-            <w:lang w:val="zh_TW" w:bidi="zh_TW"/>
-          </w:rPr>
-          <w:rPr>
-            <w:color w:val="0000EE"/>
-            <w:u w:val="single"/>
-          </w:rPr>
-          <w:t>22:6–11</w:t>
-        </w:r>
-      </w:hyperlink>
-      <w:r>
-        <w:rPr>
-          <w:lang w:val="zh_TW" w:bidi="zh_TW"/>
-        </w:rPr>
-        <w:t>，</w:t>
-      </w:r>
-      <w:hyperlink r:id="rId53">
-        <w:r>
-          <w:rPr>
-            <w:lang w:val="zh_TW" w:bidi="zh_TW"/>
-          </w:rPr>
-          <w:rPr>
-            <w:color w:val="0000EE"/>
-            <w:u w:val="single"/>
-          </w:rPr>
-          <w:t>26:13</w:t>
-        </w:r>
-      </w:hyperlink>
-      <w:r>
-        <w:rPr>
-          <w:lang w:val="zh_TW" w:bidi="zh_TW"/>
-        </w:rPr>
-        <w:t>），那到底是普通的光，還是別的東西，並不明確。同樣，彼得在監獄裡時，「屋裡有光照耀」（</w:t>
-      </w:r>
-      <w:hyperlink r:id="rId54">
-        <w:r>
-          <w:rPr>
-            <w:lang w:val="zh_TW" w:bidi="zh_TW"/>
-          </w:rPr>
-          <w:rPr>
-            <w:color w:val="0000EE"/>
-            <w:u w:val="single"/>
-          </w:rPr>
-          <w:t>徒12:7</w:t>
-        </w:r>
-      </w:hyperlink>
-      <w:r>
-        <w:rPr>
-          <w:lang w:val="zh_TW" w:bidi="zh_TW"/>
-        </w:rPr>
-        <w:t>）。而天上的城不需要物質的光，因為「主神要光照他們」（</w:t>
-      </w:r>
-      <w:hyperlink r:id="rId55">
-        <w:r>
-          <w:rPr>
-            <w:lang w:val="zh_TW" w:bidi="zh_TW"/>
-          </w:rPr>
-          <w:rPr>
-            <w:color w:val="0000EE"/>
-            <w:u w:val="single"/>
-          </w:rPr>
-          <w:t>啟22:5</w:t>
-        </w:r>
-      </w:hyperlink>
-      <w:r>
-        <w:rPr>
-          <w:lang w:val="zh_TW" w:bidi="zh_TW"/>
-        </w:rPr>
-        <w:t>，參</w:t>
-      </w:r>
-      <w:hyperlink r:id="rId56">
-        <w:r>
-          <w:rPr>
-            <w:lang w:val="zh_TW" w:bidi="zh_TW"/>
-          </w:rPr>
-          <w:rPr>
-            <w:color w:val="0000EE"/>
-            <w:u w:val="single"/>
-          </w:rPr>
-          <w:t>21:11、23–24</w:t>
+        <w:t>在聖經時代，天平的重量偏向於雇主。但聖經並不忽視自私、貪婪的工人的存在。每個工人都應該得到公正的工資（</w:t>
+      </w:r>
+      <w:hyperlink r:id="rId44">
+        <w:r>
+          <w:rPr>
+            <w:lang w:val="zh_TW" w:bidi="zh_TW"/>
+          </w:rPr>
+          <w:rPr>
+            <w:color w:val="0000EE"/>
+            <w:u w:val="single"/>
+          </w:rPr>
+          <w:t>路加福音10:7</w:t>
+        </w:r>
+      </w:hyperlink>
+      <w:r>
+        <w:rPr>
+          <w:lang w:val="zh_TW" w:bidi="zh_TW"/>
+        </w:rPr>
+        <w:t>），但那些擁有特權的人不應該試圖通過威脅和暴力來增加他們的薪水（</w:t>
+      </w:r>
+      <w:hyperlink r:id="rId45">
+        <w:r>
+          <w:rPr>
+            <w:lang w:val="zh_TW" w:bidi="zh_TW"/>
+          </w:rPr>
+          <w:rPr>
+            <w:color w:val="0000EE"/>
+            <w:u w:val="single"/>
+          </w:rPr>
+          <w:t>3:14</w:t>
         </w:r>
       </w:hyperlink>
       <w:r>
@@ -1146,6 +1020,17 @@
           <w:lang w:val="zh_TW" w:bidi="zh_TW"/>
         </w:rPr>
         <w:t>）。</w:t>
+      </w:r>
+    </w:p>
+    <w:p>
+      <w:pPr>
+        <w:pStyle w:val="Heading3"/>
+      </w:pPr>
+      <w:r>
+        <w:rPr>
+          <w:lang w:val="zh_TW" w:bidi="zh_TW"/>
+        </w:rPr>
+        <w:t>為基督工作</w:t>
       </w:r>
     </w:p>
     <w:p>
@@ -1159,246 +1044,103 @@
         <w:rPr>
           <w:lang w:val="zh_TW" w:bidi="zh_TW"/>
         </w:rPr>
-        <w:t>神與光的連繫是新約聖經的常見主題。使徒約翰寫道：「神就是光，在他毫無黑暗」（</w:t>
-      </w:r>
-      <w:hyperlink r:id="rId57">
-        <w:r>
-          <w:rPr>
-            <w:lang w:val="zh_TW" w:bidi="zh_TW"/>
-          </w:rPr>
-          <w:rPr>
-            <w:color w:val="0000EE"/>
-            <w:u w:val="single"/>
-          </w:rPr>
-          <w:t>約一1:5</w:t>
-        </w:r>
-      </w:hyperlink>
-      <w:r>
-        <w:rPr>
-          <w:lang w:val="zh_TW" w:bidi="zh_TW"/>
-        </w:rPr>
-        <w:t>）。雅各書稱神為「眾光之父」（</w:t>
-      </w:r>
-      <w:hyperlink r:id="rId58">
-        <w:r>
-          <w:rPr>
-            <w:lang w:val="zh_TW" w:bidi="zh_TW"/>
-          </w:rPr>
-          <w:rPr>
-            <w:color w:val="0000EE"/>
-            <w:u w:val="single"/>
-          </w:rPr>
-          <w:t>雅1:17</w:t>
-        </w:r>
-      </w:hyperlink>
-      <w:r>
-        <w:rPr>
-          <w:lang w:val="zh_TW" w:bidi="zh_TW"/>
-        </w:rPr>
-        <w:t>）。聖經也形容神住在人不能靠近的光裡（</w:t>
-      </w:r>
-      <w:hyperlink r:id="rId59">
-        <w:r>
-          <w:rPr>
-            <w:lang w:val="zh_TW" w:bidi="zh_TW"/>
-          </w:rPr>
-          <w:rPr>
-            <w:color w:val="0000EE"/>
-            <w:u w:val="single"/>
-          </w:rPr>
-          <w:t>提前6:16</w:t>
-        </w:r>
-      </w:hyperlink>
-      <w:r>
-        <w:rPr>
-          <w:lang w:val="zh_TW" w:bidi="zh_TW"/>
-        </w:rPr>
-        <w:t>；另見</w:t>
-      </w:r>
-      <w:hyperlink r:id="rId60">
-        <w:r>
-          <w:rPr>
-            <w:lang w:val="zh_TW" w:bidi="zh_TW"/>
-          </w:rPr>
-          <w:rPr>
-            <w:color w:val="0000EE"/>
-            <w:u w:val="single"/>
-          </w:rPr>
-          <w:t>約一1:7</w:t>
-        </w:r>
-      </w:hyperlink>
-      <w:r>
-        <w:rPr>
-          <w:lang w:val="zh_TW" w:bidi="zh_TW"/>
-        </w:rPr>
-        <w:t>）。耶穌說：「我是世界的光」（</w:t>
-      </w:r>
-      <w:hyperlink r:id="rId61">
-        <w:r>
-          <w:rPr>
-            <w:lang w:val="zh_TW" w:bidi="zh_TW"/>
-          </w:rPr>
-          <w:rPr>
-            <w:color w:val="0000EE"/>
-            <w:u w:val="single"/>
-          </w:rPr>
-          <w:t>約8:12</w:t>
-        </w:r>
-      </w:hyperlink>
-      <w:r>
-        <w:rPr>
-          <w:lang w:val="zh_TW" w:bidi="zh_TW"/>
-        </w:rPr>
-        <w:t>，另見</w:t>
-      </w:r>
-      <w:hyperlink r:id="rId62">
-        <w:r>
-          <w:rPr>
-            <w:lang w:val="zh_TW" w:bidi="zh_TW"/>
-          </w:rPr>
-          <w:rPr>
-            <w:color w:val="0000EE"/>
-            <w:u w:val="single"/>
-          </w:rPr>
-          <w:t>9:5</w:t>
-        </w:r>
-      </w:hyperlink>
-      <w:r>
-        <w:rPr>
-          <w:lang w:val="zh_TW" w:bidi="zh_TW"/>
-        </w:rPr>
-        <w:t>），並且「我到世上來，乃是光，叫凡信我的，不住在黑暗裡」（</w:t>
-      </w:r>
-      <w:hyperlink r:id="rId63">
-        <w:r>
-          <w:rPr>
-            <w:lang w:val="zh_TW" w:bidi="zh_TW"/>
-          </w:rPr>
-          <w:rPr>
-            <w:color w:val="0000EE"/>
-            <w:u w:val="single"/>
-          </w:rPr>
-          <w:t>約12:46</w:t>
-        </w:r>
-      </w:hyperlink>
-      <w:r>
-        <w:rPr>
-          <w:lang w:val="zh_TW" w:bidi="zh_TW"/>
-        </w:rPr>
-        <w:t>）。使徒約翰說，耶穌自己就是光（</w:t>
-      </w:r>
-      <w:hyperlink r:id="rId64">
-        <w:r>
-          <w:rPr>
-            <w:lang w:val="zh_TW" w:bidi="zh_TW"/>
-          </w:rPr>
-          <w:rPr>
-            <w:color w:val="0000EE"/>
-            <w:u w:val="single"/>
-          </w:rPr>
-          <w:t>約1:1–10</w:t>
-        </w:r>
-      </w:hyperlink>
-      <w:r>
-        <w:rPr>
-          <w:lang w:val="zh_TW" w:bidi="zh_TW"/>
-        </w:rPr>
-        <w:t>）。施洗約翰來為這光作見證，好叫眾人因他可以信（</w:t>
-      </w:r>
-      <w:hyperlink r:id="rId65">
-        <w:r>
-          <w:rPr>
-            <w:lang w:val="zh_TW" w:bidi="zh_TW"/>
-          </w:rPr>
-          <w:rPr>
-            <w:color w:val="0000EE"/>
-            <w:u w:val="single"/>
-          </w:rPr>
-          <w:t>約1:7–8</w:t>
-        </w:r>
-      </w:hyperlink>
-      <w:r>
-        <w:rPr>
-          <w:lang w:val="zh_TW" w:bidi="zh_TW"/>
-        </w:rPr>
-        <w:t>）。凡接受這光的人，就得著權柄，作神的兒女（</w:t>
-      </w:r>
-      <w:hyperlink r:id="rId66">
-        <w:r>
-          <w:rPr>
-            <w:lang w:val="zh_TW" w:bidi="zh_TW"/>
-          </w:rPr>
-          <w:rPr>
-            <w:color w:val="0000EE"/>
-            <w:u w:val="single"/>
-          </w:rPr>
-          <w:t>約1:9–12</w:t>
-        </w:r>
-      </w:hyperlink>
-      <w:r>
-        <w:rPr>
-          <w:lang w:val="zh_TW" w:bidi="zh_TW"/>
-        </w:rPr>
-        <w:t>）。有時，光也用來表示人認識神與祂救恩的啟示（</w:t>
-      </w:r>
-      <w:hyperlink r:id="rId67">
-        <w:r>
-          <w:rPr>
-            <w:lang w:val="zh_TW" w:bidi="zh_TW"/>
-          </w:rPr>
-          <w:rPr>
-            <w:color w:val="0000EE"/>
-            <w:u w:val="single"/>
-          </w:rPr>
-          <w:t>太4:16</w:t>
-        </w:r>
-      </w:hyperlink>
-      <w:r>
-        <w:rPr>
-          <w:lang w:val="zh_TW" w:bidi="zh_TW"/>
-        </w:rPr>
-        <w:t>；</w:t>
-      </w:r>
-      <w:hyperlink r:id="rId68">
-        <w:r>
-          <w:rPr>
-            <w:lang w:val="zh_TW" w:bidi="zh_TW"/>
-          </w:rPr>
-          <w:rPr>
-            <w:color w:val="0000EE"/>
-            <w:u w:val="single"/>
-          </w:rPr>
-          <w:t>路2:32</w:t>
-        </w:r>
-      </w:hyperlink>
-      <w:r>
-        <w:rPr>
-          <w:lang w:val="zh_TW" w:bidi="zh_TW"/>
-        </w:rPr>
-        <w:t>；</w:t>
-      </w:r>
-      <w:hyperlink r:id="rId69">
-        <w:r>
-          <w:rPr>
-            <w:lang w:val="zh_TW" w:bidi="zh_TW"/>
-          </w:rPr>
-          <w:rPr>
-            <w:color w:val="0000EE"/>
-            <w:u w:val="single"/>
-          </w:rPr>
-          <w:t>徒13:47，</w:t>
-        </w:r>
-      </w:hyperlink>
-      <w:hyperlink r:id="rId70">
-        <w:r>
-          <w:rPr>
-            <w:lang w:val="zh_TW" w:bidi="zh_TW"/>
-          </w:rPr>
-          <w:rPr>
-            <w:color w:val="0000EE"/>
-            <w:u w:val="single"/>
-          </w:rPr>
-          <w:t>26:18</w:t>
+        <w:t>神是一位工作的神，當祂的百姓努力工作並認真負責時，神就喜悅。這種信念是聖經關於基督徒對世俗工作的態度教導的核心。很自然地，新約也將這種積極的強調擴展到所有基督徒的工作，無論是有償還是無償的。耶穌說，世界是神收割莊稼的地方，正等待基督的工人進入其中並廣傳福音（</w:t>
+      </w:r>
+      <w:hyperlink r:id="rId46">
+        <w:r>
+          <w:rPr>
+            <w:lang w:val="zh_TW" w:bidi="zh_TW"/>
+          </w:rPr>
+          <w:rPr>
+            <w:color w:val="0000EE"/>
+            <w:u w:val="single"/>
+          </w:rPr>
+          <w:t>馬太福音9:37–38</w:t>
+        </w:r>
+      </w:hyperlink>
+      <w:r>
+        <w:rPr>
+          <w:lang w:val="zh_TW" w:bidi="zh_TW"/>
+        </w:rPr>
+        <w:t>）。保羅使用了相同的農業比喻，並從建築行業中添加了另一個比喻來描述主傳福音和教導的工作（</w:t>
+      </w:r>
+      <w:hyperlink r:id="rId47">
+        <w:r>
+          <w:rPr>
+            <w:lang w:val="zh_TW" w:bidi="zh_TW"/>
+          </w:rPr>
+          <w:rPr>
+            <w:color w:val="0000EE"/>
+            <w:u w:val="single"/>
+          </w:rPr>
+          <w:t>哥林多前書3:6–15</w:t>
+        </w:r>
+      </w:hyperlink>
+      <w:r>
+        <w:rPr>
+          <w:lang w:val="zh_TW" w:bidi="zh_TW"/>
+        </w:rPr>
+        <w:t>）。他說，教會領袖尤其應該努力工作（</w:t>
+      </w:r>
+      <w:hyperlink r:id="rId48">
+        <w:r>
+          <w:rPr>
+            <w:lang w:val="zh_TW" w:bidi="zh_TW"/>
+          </w:rPr>
+          <w:rPr>
+            <w:color w:val="0000EE"/>
+            <w:u w:val="single"/>
+          </w:rPr>
+          <w:t>帖撒羅尼迦前書5:12</w:t>
+        </w:r>
+      </w:hyperlink>
+      <w:r>
+        <w:rPr>
+          <w:lang w:val="zh_TW" w:bidi="zh_TW"/>
+        </w:rPr>
+        <w:t>），以激勵</w:t>
+      </w:r>
+      <w:r>
+        <w:rPr>
+          <w:i/>
+          <w:lang w:val="zh_TW" w:bidi="zh_TW"/>
+        </w:rPr>
+        <w:t>所有</w:t>
+      </w:r>
+      <w:r>
+        <w:rPr>
+          <w:lang w:val="zh_TW" w:bidi="zh_TW"/>
+        </w:rPr>
+        <w:t>神的百姓參與神的工作中（</w:t>
+      </w:r>
+      <w:hyperlink r:id="rId49">
+        <w:r>
+          <w:rPr>
+            <w:lang w:val="zh_TW" w:bidi="zh_TW"/>
+          </w:rPr>
+          <w:rPr>
+            <w:color w:val="0000EE"/>
+            <w:u w:val="single"/>
+          </w:rPr>
+          <w:t>哥林多前書15:58</w:t>
+        </w:r>
+      </w:hyperlink>
+      <w:r>
+        <w:rPr>
+          <w:lang w:val="zh_TW" w:bidi="zh_TW"/>
+        </w:rPr>
+        <w:t>）。所有基督徒都應該視自己為「神的同工」（</w:t>
+      </w:r>
+      <w:hyperlink r:id="rId50">
+        <w:r>
+          <w:rPr>
+            <w:lang w:val="zh_TW" w:bidi="zh_TW"/>
+          </w:rPr>
+          <w:rPr>
+            <w:color w:val="0000EE"/>
+            <w:u w:val="single"/>
+          </w:rPr>
+          <w:t>3:9</w:t>
         </w:r>
       </w:hyperlink>
       <w:r>
@@ -1406,6 +1148,16 @@
           <w:lang w:val="zh_TW" w:bidi="zh_TW"/>
         </w:rPr>
         <w:t>）。</w:t>
+      </w:r>
+      <w:r>
+        <w:rPr>
+          <w:lang w:val="zh_TW" w:bidi="zh_TW"/>
+        </w:rPr>
+      </w:r>
+      <w:r>
+        <w:rPr>
+          <w:lang w:val="zh_TW" w:bidi="zh_TW"/>
+        </w:rPr>
       </w:r>
     </w:p>
     <w:p>
@@ -1415,119 +1167,21 @@
           <w:lang w:val="zh_TW" w:bidi="zh_TW"/>
         </w:rPr>
       </w:r>
-      <w:r>
-        <w:rPr>
-          <w:lang w:val="zh_TW" w:bidi="zh_TW"/>
-        </w:rPr>
-        <w:t>約翰寫道，那光照在黑暗裡，黑暗卻不接受光（</w:t>
-      </w:r>
-      <w:hyperlink r:id="rId71">
-        <w:r>
-          <w:rPr>
-            <w:lang w:val="zh_TW" w:bidi="zh_TW"/>
-          </w:rPr>
-          <w:rPr>
-            <w:color w:val="0000EE"/>
-            <w:u w:val="single"/>
-          </w:rPr>
-          <w:t>約1:5</w:t>
-        </w:r>
-      </w:hyperlink>
-      <w:r>
-        <w:rPr>
-          <w:lang w:val="zh_TW" w:bidi="zh_TW"/>
-        </w:rPr>
-        <w:t>；參</w:t>
-      </w:r>
-      <w:hyperlink r:id="rId72">
-        <w:r>
-          <w:rPr>
-            <w:lang w:val="zh_TW" w:bidi="zh_TW"/>
-          </w:rPr>
-          <w:rPr>
-            <w:color w:val="0000EE"/>
-            <w:u w:val="single"/>
-          </w:rPr>
-          <w:t>約一2:8</w:t>
-        </w:r>
-      </w:hyperlink>
-      <w:r>
-        <w:rPr>
-          <w:lang w:val="zh_TW" w:bidi="zh_TW"/>
-        </w:rPr>
-        <w:t>）。他還說：「光來到世間，世人因自己的行為是惡的，不愛光，倒愛黑暗」（</w:t>
-      </w:r>
-      <w:hyperlink r:id="rId73">
-        <w:r>
-          <w:rPr>
-            <w:lang w:val="zh_TW" w:bidi="zh_TW"/>
-          </w:rPr>
-          <w:rPr>
-            <w:color w:val="0000EE"/>
-            <w:u w:val="single"/>
-          </w:rPr>
-          <w:t>約3:19</w:t>
-        </w:r>
-      </w:hyperlink>
-      <w:r>
-        <w:rPr>
-          <w:lang w:val="zh_TW" w:bidi="zh_TW"/>
-        </w:rPr>
-        <w:t>）。作惡的人避開光，行真理的人卻來就光（</w:t>
-      </w:r>
-      <w:hyperlink r:id="rId74">
-        <w:r>
-          <w:rPr>
-            <w:lang w:val="zh_TW" w:bidi="zh_TW"/>
-          </w:rPr>
-          <w:rPr>
-            <w:color w:val="0000EE"/>
-            <w:u w:val="single"/>
-          </w:rPr>
-          <w:t>約3:20–21</w:t>
-        </w:r>
-      </w:hyperlink>
-      <w:r>
-        <w:rPr>
-          <w:lang w:val="zh_TW" w:bidi="zh_TW"/>
-        </w:rPr>
-        <w:t>）。當約翰記載拉撒路復活時，耶穌說人若在黑夜行走，就必跌倒，因為他沒有光（</w:t>
-      </w:r>
-      <w:hyperlink r:id="rId75">
-        <w:r>
-          <w:rPr>
-            <w:lang w:val="zh_TW" w:bidi="zh_TW"/>
-          </w:rPr>
-          <w:rPr>
-            <w:color w:val="0000EE"/>
-            <w:u w:val="single"/>
-          </w:rPr>
-          <w:t>約11:10</w:t>
-        </w:r>
-      </w:hyperlink>
-      <w:r>
-        <w:rPr>
-          <w:lang w:val="zh_TW" w:bidi="zh_TW"/>
-        </w:rPr>
-        <w:t>）。耶穌說眾人沒有光「在」他們裡面，表明這光是屬靈的（</w:t>
-      </w:r>
-      <w:hyperlink r:id="rId61">
-        <w:r>
-          <w:rPr>
-            <w:lang w:val="zh_TW" w:bidi="zh_TW"/>
-          </w:rPr>
-          <w:rPr>
-            <w:color w:val="0000EE"/>
-            <w:u w:val="single"/>
-          </w:rPr>
-          <w:t>約8:12</w:t>
-        </w:r>
-      </w:hyperlink>
-      <w:r>
-        <w:rPr>
-          <w:lang w:val="zh_TW" w:bidi="zh_TW"/>
-        </w:rPr>
-        <w:t>）。</w:t>
+    </w:p>
+    <w:p>
+      <w:pPr>
+        <w:pStyle w:val="Heading2"/>
+      </w:pPr>
+      <w:r>
+        <w:rPr>
+          <w:lang w:val="zh_TW" w:bidi="zh_TW"/>
+        </w:rPr>
+        <w:t>公羊</w:t>
+      </w:r>
+      <w:r>
+        <w:rPr>
+          <w:lang w:val="zh_TW" w:bidi="zh_TW"/>
+        </w:rPr>
       </w:r>
     </w:p>
     <w:p>
@@ -1541,79 +1195,43 @@
         <w:rPr>
           <w:lang w:val="zh_TW" w:bidi="zh_TW"/>
         </w:rPr>
-        <w:t>信徒被描述為「光明之子」（</w:t>
-      </w:r>
-      <w:hyperlink r:id="rId76">
-        <w:r>
-          <w:rPr>
-            <w:lang w:val="zh_TW" w:bidi="zh_TW"/>
-          </w:rPr>
-          <w:rPr>
-            <w:color w:val="0000EE"/>
-            <w:u w:val="single"/>
-          </w:rPr>
-          <w:t>約12:36</w:t>
-        </w:r>
-      </w:hyperlink>
-      <w:r>
-        <w:rPr>
-          <w:lang w:val="zh_TW" w:bidi="zh_TW"/>
-        </w:rPr>
-        <w:t>；另見</w:t>
-      </w:r>
-      <w:hyperlink r:id="rId77">
-        <w:r>
-          <w:rPr>
-            <w:lang w:val="zh_TW" w:bidi="zh_TW"/>
-          </w:rPr>
-          <w:rPr>
-            <w:color w:val="0000EE"/>
-            <w:u w:val="single"/>
-          </w:rPr>
-          <w:t>路16:8</w:t>
-        </w:r>
-      </w:hyperlink>
-      <w:r>
-        <w:rPr>
-          <w:lang w:val="zh_TW" w:bidi="zh_TW"/>
-        </w:rPr>
-        <w:t>）。他們的生命因與光的連結而改變。保羅也寫道，基督徒「都是光明之子，都是白晝之子」（</w:t>
-      </w:r>
-      <w:hyperlink r:id="rId78">
-        <w:r>
-          <w:rPr>
-            <w:lang w:val="zh_TW" w:bidi="zh_TW"/>
-          </w:rPr>
-          <w:rPr>
-            <w:color w:val="0000EE"/>
-            <w:u w:val="single"/>
-          </w:rPr>
-          <w:t>帖前5:5</w:t>
-        </w:r>
-      </w:hyperlink>
-      <w:r>
-        <w:rPr>
-          <w:lang w:val="zh_TW" w:bidi="zh_TW"/>
-        </w:rPr>
-        <w:t>）。約翰壹書勸勉基督徒要「在光明中行」（</w:t>
-      </w:r>
-      <w:hyperlink r:id="rId60">
-        <w:r>
-          <w:rPr>
-            <w:lang w:val="zh_TW" w:bidi="zh_TW"/>
-          </w:rPr>
-          <w:rPr>
-            <w:color w:val="0000EE"/>
-            <w:u w:val="single"/>
-          </w:rPr>
-          <w:t>約一1:7</w:t>
-        </w:r>
-      </w:hyperlink>
-      <w:r>
-        <w:rPr>
-          <w:lang w:val="zh_TW" w:bidi="zh_TW"/>
-        </w:rPr>
-        <w:t>），意思是他們應當活出良善和真理的生命。</w:t>
+        <w:t>公羊是成年雄性羊，通常長有大而彎曲的角。公羊比母羊更強壯巨大。在聖經時代，人們飼養公羊用於繁殖、食用和採集羊毛。公羊也被獻祭於神（</w:t>
+      </w:r>
+      <w:hyperlink r:id="rId51">
+        <w:r>
+          <w:rPr>
+            <w:lang w:val="zh_TW" w:bidi="zh_TW"/>
+          </w:rPr>
+          <w:rPr>
+            <w:color w:val="0000EE"/>
+            <w:u w:val="single"/>
+          </w:rPr>
+          <w:t>創22:13</w:t>
+        </w:r>
+      </w:hyperlink>
+      <w:r>
+        <w:rPr>
+          <w:lang w:val="zh_TW" w:bidi="zh_TW"/>
+        </w:rPr>
+        <w:t>；</w:t>
+      </w:r>
+      <w:hyperlink r:id="rId52">
+        <w:r>
+          <w:rPr>
+            <w:lang w:val="zh_TW" w:bidi="zh_TW"/>
+          </w:rPr>
+          <w:rPr>
+            <w:color w:val="0000EE"/>
+            <w:u w:val="single"/>
+          </w:rPr>
+          <w:t>出29:15</w:t>
+        </w:r>
+      </w:hyperlink>
+      <w:r>
+        <w:rPr>
+          <w:lang w:val="zh_TW" w:bidi="zh_TW"/>
+        </w:rPr>
+        <w:t>）。</w:t>
       </w:r>
     </w:p>
     <w:p>
@@ -1627,72 +1245,18 @@
         <w:rPr>
           <w:lang w:val="zh_TW" w:bidi="zh_TW"/>
         </w:rPr>
-        <w:t>耶穌告訴祂的跟隨者：「你們是世上的光」（</w:t>
-      </w:r>
-      <w:hyperlink r:id="rId79">
-        <w:r>
-          <w:rPr>
-            <w:lang w:val="zh_TW" w:bidi="zh_TW"/>
-          </w:rPr>
-          <w:rPr>
-            <w:color w:val="0000EE"/>
-            <w:u w:val="single"/>
-          </w:rPr>
-          <w:t>太5:14</w:t>
-        </w:r>
-      </w:hyperlink>
-      <w:r>
-        <w:rPr>
-          <w:lang w:val="zh_TW" w:bidi="zh_TW"/>
-        </w:rPr>
-        <w:t>）。這句話的意思是，基督徒應當藉著敬虔的生活反映神的光。當耶穌被稱為世上的光時，意思是祂能拯救世人，並顯明真理。而當信徒被稱為世上的光時，並不是說他們能拯救世人，而是他們藉著生命指示世人通往救恩的道路。耶穌吩咐他們要藉著善行讓光照在人前，使人將榮耀歸給神（</w:t>
-      </w:r>
-      <w:hyperlink r:id="rId79">
-        <w:r>
-          <w:rPr>
-            <w:lang w:val="zh_TW" w:bidi="zh_TW"/>
-          </w:rPr>
-          <w:rPr>
-            <w:color w:val="0000EE"/>
-            <w:u w:val="single"/>
-          </w:rPr>
-          <w:t>太5:16</w:t>
-        </w:r>
-      </w:hyperlink>
-      <w:r>
-        <w:rPr>
-          <w:lang w:val="zh_TW" w:bidi="zh_TW"/>
-        </w:rPr>
-        <w:t>）。基督徒必須充分使用他們所得的光，若忽視它而仍活在黑暗中，他們的處境更為可悲，因為他們明白真理卻選擇背棄它（</w:t>
-      </w:r>
-      <w:hyperlink r:id="rId80">
-        <w:r>
-          <w:rPr>
-            <w:lang w:val="zh_TW" w:bidi="zh_TW"/>
-          </w:rPr>
-          <w:rPr>
-            <w:color w:val="0000EE"/>
-            <w:u w:val="single"/>
-          </w:rPr>
-          <w:t>太6:23</w:t>
-        </w:r>
-      </w:hyperlink>
-      <w:r>
-        <w:rPr>
-          <w:lang w:val="zh_TW" w:bidi="zh_TW"/>
-        </w:rPr>
-        <w:t>；</w:t>
-      </w:r>
-      <w:hyperlink r:id="rId81">
-        <w:r>
-          <w:rPr>
-            <w:lang w:val="zh_TW" w:bidi="zh_TW"/>
-          </w:rPr>
-          <w:rPr>
-            <w:color w:val="0000EE"/>
-            <w:u w:val="single"/>
-          </w:rPr>
-          <w:t>路11:35</w:t>
+        <w:t>公羊的角，稱為羊角或羊角號，有時會在崇拜和戰爭中用作號角（</w:t>
+      </w:r>
+      <w:hyperlink r:id="rId53">
+        <w:r>
+          <w:rPr>
+            <w:lang w:val="zh_TW" w:bidi="zh_TW"/>
+          </w:rPr>
+          <w:rPr>
+            <w:color w:val="0000EE"/>
+            <w:u w:val="single"/>
+          </w:rPr>
+          <w:t>書6:4–5</w:t>
         </w:r>
       </w:hyperlink>
       <w:r>
@@ -1711,9 +1275,51 @@
       </w:r>
       <w:r>
         <w:rPr>
-          <w:lang w:val="zh_TW" w:bidi="zh_TW"/>
-        </w:rPr>
-        <w:t>現代人並不容易接受光的比喻。但聖經教導說，基督的光已經照亮所有基督徒。如果他們忽視這光，仍像活在黑暗裡，那麼他們就仍舊陷在深暗之中。他們比其他人更糟，因為他們知道光是什麼，也知道光對他們的意義，卻轉身離棄它。</w:t>
+          <w:i/>
+          <w:lang w:val="zh_TW" w:bidi="zh_TW"/>
+        </w:rPr>
+        <w:t>見</w:t>
+      </w:r>
+      <w:r>
+        <w:rPr>
+          <w:lang w:val="zh_TW" w:bidi="zh_TW"/>
+        </w:rPr>
+        <w:t>綿羊</w:t>
+      </w:r>
+      <w:r>
+        <w:rPr>
+          <w:lang w:val="zh_TW" w:bidi="zh_TW"/>
+        </w:rPr>
+        <w:t>；</w:t>
+      </w:r>
+      <w:r>
+        <w:rPr>
+          <w:i/>
+          <w:lang w:val="zh_TW" w:bidi="zh_TW"/>
+        </w:rPr>
+        <w:t>另見</w:t>
+      </w:r>
+      <w:r>
+        <w:rPr>
+          <w:lang w:val="zh_TW" w:bidi="zh_TW"/>
+        </w:rPr>
+        <w:t>動物</w:t>
+      </w:r>
+      <w:r>
+        <w:rPr>
+          <w:lang w:val="zh_TW" w:bidi="zh_TW"/>
+        </w:rPr>
+        <w:t>。</w:t>
+      </w:r>
+      <w:r>
+        <w:rPr>
+          <w:lang w:val="zh_TW" w:bidi="zh_TW"/>
+        </w:rPr>
+      </w:r>
+      <w:r>
+        <w:rPr>
+          <w:lang w:val="zh_TW" w:bidi="zh_TW"/>
+        </w:rPr>
       </w:r>
     </w:p>
     <w:p>
@@ -1723,6 +1329,5115 @@
           <w:lang w:val="zh_TW" w:bidi="zh_TW"/>
         </w:rPr>
       </w:r>
+    </w:p>
+    <w:p>
+      <w:pPr>
+        <w:pStyle w:val="Heading2"/>
+      </w:pPr>
+      <w:r>
+        <w:rPr>
+          <w:lang w:val="zh_TW" w:bidi="zh_TW"/>
+        </w:rPr>
+        <w:t>供物和獻祭</w:t>
+      </w:r>
+      <w:r>
+        <w:rPr>
+          <w:lang w:val="zh_TW" w:bidi="zh_TW"/>
+        </w:rPr>
+      </w:r>
+    </w:p>
+    <w:p>
+      <w:pPr/>
+      <w:r>
+        <w:rPr>
+          <w:lang w:val="zh_TW" w:bidi="zh_TW"/>
+        </w:rPr>
+      </w:r>
+      <w:r>
+        <w:rPr>
+          <w:lang w:val="zh_TW" w:bidi="zh_TW"/>
+        </w:rPr>
+        <w:t>宗教生活中主要的禮儀表達，期間的儀式包括奠酒、澆灌與神聖的筵席。以色列的整體禮儀體系所呈現的意識形態，使其宗教在古代近東中獨樹一幟。舊約中有關禮儀的觀念，也成為新約神學的基礎，特別是關於罪以及藉著耶穌基督的贖罪之死而與神和好的概念。</w:t>
+      </w:r>
+    </w:p>
+    <w:p>
+      <w:pPr>
+        <w:pStyle w:val="Heading3"/>
+      </w:pPr>
+      <w:r>
+        <w:rPr>
+          <w:lang w:val="zh_TW" w:bidi="zh_TW"/>
+        </w:rPr>
+        <w:t>獻祭的功能與次序</w:t>
+      </w:r>
+    </w:p>
+    <w:p>
+      <w:pPr/>
+      <w:r>
+        <w:rPr>
+          <w:lang w:val="zh_TW" w:bidi="zh_TW"/>
+        </w:rPr>
+      </w:r>
+      <w:r>
+        <w:rPr>
+          <w:lang w:val="zh_TW" w:bidi="zh_TW"/>
+        </w:rPr>
+        <w:t>正確執行獻祭禮儀的主要來源，載於利未記開頭的段落（</w:t>
+      </w:r>
+      <w:hyperlink r:id="rId54">
+        <w:r>
+          <w:rPr>
+            <w:lang w:val="zh_TW" w:bidi="zh_TW"/>
+          </w:rPr>
+          <w:rPr>
+            <w:color w:val="0000EE"/>
+            <w:u w:val="single"/>
+          </w:rPr>
+          <w:t>利1–7</w:t>
+        </w:r>
+      </w:hyperlink>
+      <w:r>
+        <w:rPr>
+          <w:lang w:val="zh_TW" w:bidi="zh_TW"/>
+        </w:rPr>
+        <w:t>）。它由兩個獨立的部分組成。第一部分（</w:t>
+      </w:r>
+      <w:hyperlink r:id="rId55">
+        <w:r>
+          <w:rPr>
+            <w:lang w:val="zh_TW" w:bidi="zh_TW"/>
+          </w:rPr>
+          <w:rPr>
+            <w:color w:val="0000EE"/>
+            <w:u w:val="single"/>
+          </w:rPr>
+          <w:t>1:1–6:7</w:t>
+        </w:r>
+      </w:hyperlink>
+      <w:r>
+        <w:rPr>
+          <w:lang w:val="zh_TW" w:bidi="zh_TW"/>
+        </w:rPr>
+        <w:t>）具教導性質，處理兩類獻祭：一類是「馨香之氣」的祭物，即燔祭（</w:t>
+      </w:r>
+      <w:hyperlink r:id="rId56">
+        <w:r>
+          <w:rPr>
+            <w:lang w:val="zh_TW" w:bidi="zh_TW"/>
+          </w:rPr>
+          <w:rPr>
+            <w:color w:val="0000EE"/>
+            <w:u w:val="single"/>
+          </w:rPr>
+          <w:t>1:1–17</w:t>
+        </w:r>
+      </w:hyperlink>
+      <w:r>
+        <w:rPr>
+          <w:lang w:val="zh_TW" w:bidi="zh_TW"/>
+        </w:rPr>
+        <w:t>）、素祭（</w:t>
+      </w:r>
+      <w:hyperlink r:id="rId57">
+        <w:r>
+          <w:rPr>
+            <w:lang w:val="zh_TW" w:bidi="zh_TW"/>
+          </w:rPr>
+          <w:rPr>
+            <w:color w:val="0000EE"/>
+            <w:u w:val="single"/>
+          </w:rPr>
+          <w:t>2:1–16</w:t>
+        </w:r>
+      </w:hyperlink>
+      <w:r>
+        <w:rPr>
+          <w:lang w:val="zh_TW" w:bidi="zh_TW"/>
+        </w:rPr>
+        <w:t>）和平安祭（</w:t>
+      </w:r>
+      <w:hyperlink r:id="rId58">
+        <w:r>
+          <w:rPr>
+            <w:lang w:val="zh_TW" w:bidi="zh_TW"/>
+          </w:rPr>
+          <w:rPr>
+            <w:color w:val="0000EE"/>
+            <w:u w:val="single"/>
+          </w:rPr>
+          <w:t>3:1–17</w:t>
+        </w:r>
+      </w:hyperlink>
+      <w:r>
+        <w:rPr>
+          <w:lang w:val="zh_TW" w:bidi="zh_TW"/>
+        </w:rPr>
+        <w:t>）；另一類是贖罪性的祭物，即贖罪祭（</w:t>
+      </w:r>
+      <w:hyperlink r:id="rId59">
+        <w:r>
+          <w:rPr>
+            <w:lang w:val="zh_TW" w:bidi="zh_TW"/>
+          </w:rPr>
+          <w:rPr>
+            <w:color w:val="0000EE"/>
+            <w:u w:val="single"/>
+          </w:rPr>
+          <w:t>4:1–5:13</w:t>
+        </w:r>
+      </w:hyperlink>
+      <w:r>
+        <w:rPr>
+          <w:lang w:val="zh_TW" w:bidi="zh_TW"/>
+        </w:rPr>
+        <w:t>）和贖愆祭（</w:t>
+      </w:r>
+      <w:hyperlink r:id="rId60">
+        <w:r>
+          <w:rPr>
+            <w:lang w:val="zh_TW" w:bidi="zh_TW"/>
+          </w:rPr>
+          <w:rPr>
+            <w:color w:val="0000EE"/>
+            <w:u w:val="single"/>
+          </w:rPr>
+          <w:t>5:14–6:7</w:t>
+        </w:r>
+      </w:hyperlink>
+      <w:r>
+        <w:rPr>
+          <w:lang w:val="zh_TW" w:bidi="zh_TW"/>
+        </w:rPr>
+        <w:t>）。人們重視每個儀式、禮儀的細節，並會根據其邏輯或概念關聯來分門別類。</w:t>
+      </w:r>
+    </w:p>
+    <w:p>
+      <w:pPr/>
+      <w:r>
+        <w:rPr>
+          <w:lang w:val="zh_TW" w:bidi="zh_TW"/>
+        </w:rPr>
+      </w:r>
+      <w:r>
+        <w:rPr>
+          <w:lang w:val="zh_TW" w:bidi="zh_TW"/>
+        </w:rPr>
+        <w:t>素祭（或稱穀物祭）之所以在燔祭之後，是因為在實際操作中，它通常伴隨燔祭獻上（</w:t>
+      </w:r>
+      <w:hyperlink r:id="rId61">
+        <w:r>
+          <w:rPr>
+            <w:lang w:val="zh_TW" w:bidi="zh_TW"/>
+          </w:rPr>
+          <w:rPr>
+            <w:color w:val="0000EE"/>
+            <w:u w:val="single"/>
+          </w:rPr>
+          <w:t>民15:1–21</w:t>
+        </w:r>
+      </w:hyperlink>
+      <w:r>
+        <w:rPr>
+          <w:lang w:val="zh_TW" w:bidi="zh_TW"/>
+        </w:rPr>
+        <w:t>，</w:t>
+      </w:r>
+      <w:hyperlink r:id="rId62">
+        <w:r>
+          <w:rPr>
+            <w:lang w:val="zh_TW" w:bidi="zh_TW"/>
+          </w:rPr>
+          <w:rPr>
+            <w:color w:val="0000EE"/>
+            <w:u w:val="single"/>
+          </w:rPr>
+          <w:t>28–29</w:t>
+        </w:r>
+      </w:hyperlink>
+      <w:r>
+        <w:rPr>
+          <w:lang w:val="zh_TW" w:bidi="zh_TW"/>
+        </w:rPr>
+        <w:t>章）；它也與平安祭一同獻上（</w:t>
+      </w:r>
+      <w:hyperlink r:id="rId63">
+        <w:r>
+          <w:rPr>
+            <w:lang w:val="zh_TW" w:bidi="zh_TW"/>
+          </w:rPr>
+          <w:rPr>
+            <w:color w:val="0000EE"/>
+            <w:u w:val="single"/>
+          </w:rPr>
+          <w:t>利7:12–14</w:t>
+        </w:r>
+      </w:hyperlink>
+      <w:r>
+        <w:rPr>
+          <w:lang w:val="zh_TW" w:bidi="zh_TW"/>
+        </w:rPr>
+        <w:t>；</w:t>
+      </w:r>
+      <w:hyperlink r:id="rId64">
+        <w:r>
+          <w:rPr>
+            <w:lang w:val="zh_TW" w:bidi="zh_TW"/>
+          </w:rPr>
+          <w:rPr>
+            <w:color w:val="0000EE"/>
+            <w:u w:val="single"/>
+          </w:rPr>
+          <w:t>民15:3–4</w:t>
+        </w:r>
+      </w:hyperlink>
+      <w:r>
+        <w:rPr>
+          <w:lang w:val="zh_TW" w:bidi="zh_TW"/>
+        </w:rPr>
+        <w:t>）。經文特別強調，要將祭牲的內臟部分焚在壇上，使其成為「獻給耶和華的馨香之氣」（</w:t>
+      </w:r>
+      <w:hyperlink r:id="rId65">
+        <w:r>
+          <w:rPr>
+            <w:lang w:val="zh_TW" w:bidi="zh_TW"/>
+          </w:rPr>
+          <w:rPr>
+            <w:color w:val="0000EE"/>
+            <w:u w:val="single"/>
+          </w:rPr>
+          <w:t>利1:9、17</w:t>
+        </w:r>
+      </w:hyperlink>
+      <w:r>
+        <w:rPr>
+          <w:lang w:val="zh_TW" w:bidi="zh_TW"/>
+        </w:rPr>
+        <w:t>，</w:t>
+      </w:r>
+      <w:hyperlink r:id="rId66">
+        <w:r>
+          <w:rPr>
+            <w:lang w:val="zh_TW" w:bidi="zh_TW"/>
+          </w:rPr>
+          <w:rPr>
+            <w:color w:val="0000EE"/>
+            <w:u w:val="single"/>
+          </w:rPr>
+          <w:t>2:2、9、12</w:t>
+        </w:r>
+      </w:hyperlink>
+      <w:r>
+        <w:rPr>
+          <w:lang w:val="zh_TW" w:bidi="zh_TW"/>
+        </w:rPr>
+        <w:t>，</w:t>
+      </w:r>
+      <w:hyperlink r:id="rId67">
+        <w:r>
+          <w:rPr>
+            <w:lang w:val="zh_TW" w:bidi="zh_TW"/>
+          </w:rPr>
+          <w:rPr>
+            <w:color w:val="0000EE"/>
+            <w:u w:val="single"/>
+          </w:rPr>
+          <w:t>3:5、11、16</w:t>
+        </w:r>
+      </w:hyperlink>
+      <w:r>
+        <w:rPr>
+          <w:lang w:val="zh_TW" w:bidi="zh_TW"/>
+        </w:rPr>
+        <w:t>）。主聞到這馨香之氣（</w:t>
+      </w:r>
+      <w:hyperlink r:id="rId68">
+        <w:r>
+          <w:rPr>
+            <w:lang w:val="zh_TW" w:bidi="zh_TW"/>
+          </w:rPr>
+          <w:rPr>
+            <w:color w:val="0000EE"/>
+            <w:u w:val="single"/>
+          </w:rPr>
+          <w:t>創8:21</w:t>
+        </w:r>
+      </w:hyperlink>
+      <w:r>
+        <w:rPr>
+          <w:lang w:val="zh_TW" w:bidi="zh_TW"/>
+        </w:rPr>
+        <w:t>），是神喜悅的記號；若祂不悅納，則表明祂的不悅（</w:t>
+      </w:r>
+      <w:hyperlink r:id="rId69">
+        <w:r>
+          <w:rPr>
+            <w:lang w:val="zh_TW" w:bidi="zh_TW"/>
+          </w:rPr>
+          <w:rPr>
+            <w:color w:val="0000EE"/>
+            <w:u w:val="single"/>
+          </w:rPr>
+          <w:t>利26:31</w:t>
+        </w:r>
+      </w:hyperlink>
+      <w:r>
+        <w:rPr>
+          <w:lang w:val="zh_TW" w:bidi="zh_TW"/>
+        </w:rPr>
+        <w:t>）。主理的祭司顯然懂得辨識這些記號，並會告訴獻祭者，他的祭物是否蒙悅納（</w:t>
+      </w:r>
+      <w:hyperlink r:id="rId70">
+        <w:r>
+          <w:rPr>
+            <w:lang w:val="zh_TW" w:bidi="zh_TW"/>
+          </w:rPr>
+          <w:rPr>
+            <w:color w:val="0000EE"/>
+            <w:u w:val="single"/>
+          </w:rPr>
+          <w:t>撒上26:19</w:t>
+        </w:r>
+      </w:hyperlink>
+      <w:r>
+        <w:rPr>
+          <w:lang w:val="zh_TW" w:bidi="zh_TW"/>
+        </w:rPr>
+        <w:t>；參</w:t>
+      </w:r>
+      <w:hyperlink r:id="rId71">
+        <w:r>
+          <w:rPr>
+            <w:lang w:val="zh_TW" w:bidi="zh_TW"/>
+          </w:rPr>
+          <w:rPr>
+            <w:color w:val="0000EE"/>
+            <w:u w:val="single"/>
+          </w:rPr>
+          <w:t>摩5:21–23</w:t>
+        </w:r>
+      </w:hyperlink>
+      <w:r>
+        <w:rPr>
+          <w:lang w:val="zh_TW" w:bidi="zh_TW"/>
+        </w:rPr>
+        <w:t>）。</w:t>
+      </w:r>
+    </w:p>
+    <w:p>
+      <w:pPr/>
+      <w:r>
+        <w:rPr>
+          <w:lang w:val="zh_TW" w:bidi="zh_TW"/>
+        </w:rPr>
+      </w:r>
+      <w:r>
+        <w:rPr>
+          <w:lang w:val="zh_TW" w:bidi="zh_TW"/>
+        </w:rPr>
+        <w:t>贖罪祭與贖愆祭具有贖罪意義（</w:t>
+      </w:r>
+      <w:hyperlink r:id="rId72">
+        <w:r>
+          <w:rPr>
+            <w:lang w:val="zh_TW" w:bidi="zh_TW"/>
+          </w:rPr>
+          <w:rPr>
+            <w:color w:val="0000EE"/>
+            <w:u w:val="single"/>
+          </w:rPr>
+          <w:t>利4:1–6:7</w:t>
+        </w:r>
+      </w:hyperlink>
+      <w:r>
+        <w:rPr>
+          <w:lang w:val="zh_TW" w:bidi="zh_TW"/>
+        </w:rPr>
+        <w:t>、</w:t>
+      </w:r>
+      <w:hyperlink r:id="rId73">
+        <w:r>
+          <w:rPr>
+            <w:lang w:val="zh_TW" w:bidi="zh_TW"/>
+          </w:rPr>
+          <w:rPr>
+            <w:color w:val="0000EE"/>
+            <w:u w:val="single"/>
+          </w:rPr>
+          <w:t>20</w:t>
+        </w:r>
+      </w:hyperlink>
+      <w:r>
+        <w:rPr>
+          <w:lang w:val="zh_TW" w:bidi="zh_TW"/>
+        </w:rPr>
+        <w:t>）。經文列出哪些情況需要這類祭物，並強調禮儀中祭血的處理方式。</w:t>
+      </w:r>
+    </w:p>
+    <w:p>
+      <w:pPr/>
+      <w:r>
+        <w:rPr>
+          <w:lang w:val="zh_TW" w:bidi="zh_TW"/>
+        </w:rPr>
+      </w:r>
+      <w:r>
+        <w:rPr>
+          <w:lang w:val="zh_TW" w:bidi="zh_TW"/>
+        </w:rPr>
+        <w:t>這段經文的第二個主要部分（</w:t>
+      </w:r>
+      <w:hyperlink r:id="rId74">
+        <w:r>
+          <w:rPr>
+            <w:lang w:val="zh_TW" w:bidi="zh_TW"/>
+          </w:rPr>
+          <w:rPr>
+            <w:color w:val="0000EE"/>
+            <w:u w:val="single"/>
+          </w:rPr>
+          <w:t>利6:8–7:38</w:t>
+        </w:r>
+      </w:hyperlink>
+      <w:r>
+        <w:rPr>
+          <w:lang w:val="zh_TW" w:bidi="zh_TW"/>
+        </w:rPr>
+        <w:t>），關注各種供物和獻祭在行政管理上的細節。這部分由一連串關於各類祭物的「條例」構成，涉及祭物材料如何分配：有些分給祭司，有些歸給獻祭者，有些則在壇上焚燒，或帶到營外處理。凡被指定為「至聖」的祭物，只能由具資格的祭司食用（</w:t>
+      </w:r>
+      <w:hyperlink r:id="rId75">
+        <w:r>
+          <w:rPr>
+            <w:lang w:val="zh_TW" w:bidi="zh_TW"/>
+          </w:rPr>
+          <w:rPr>
+            <w:color w:val="0000EE"/>
+            <w:u w:val="single"/>
+          </w:rPr>
+          <w:t>利2:3、10</w:t>
+        </w:r>
+      </w:hyperlink>
+      <w:r>
+        <w:rPr>
+          <w:lang w:val="zh_TW" w:bidi="zh_TW"/>
+        </w:rPr>
+        <w:t>，</w:t>
+      </w:r>
+      <w:hyperlink r:id="rId76">
+        <w:r>
+          <w:rPr>
+            <w:lang w:val="zh_TW" w:bidi="zh_TW"/>
+          </w:rPr>
+          <w:rPr>
+            <w:color w:val="0000EE"/>
+            <w:u w:val="single"/>
+          </w:rPr>
+          <w:t>10:12–17</w:t>
+        </w:r>
+      </w:hyperlink>
+      <w:r>
+        <w:rPr>
+          <w:lang w:val="zh_TW" w:bidi="zh_TW"/>
+        </w:rPr>
+        <w:t>，</w:t>
+      </w:r>
+      <w:hyperlink r:id="rId77">
+        <w:r>
+          <w:rPr>
+            <w:lang w:val="zh_TW" w:bidi="zh_TW"/>
+          </w:rPr>
+          <w:rPr>
+            <w:color w:val="0000EE"/>
+            <w:u w:val="single"/>
+          </w:rPr>
+          <w:t>14:13</w:t>
+        </w:r>
+      </w:hyperlink>
+      <w:r>
+        <w:rPr>
+          <w:lang w:val="zh_TW" w:bidi="zh_TW"/>
+        </w:rPr>
+        <w:t>；</w:t>
+      </w:r>
+      <w:hyperlink r:id="rId78">
+        <w:r>
+          <w:rPr>
+            <w:lang w:val="zh_TW" w:bidi="zh_TW"/>
+          </w:rPr>
+          <w:rPr>
+            <w:color w:val="0000EE"/>
+            <w:u w:val="single"/>
+          </w:rPr>
+          <w:t>民18:9</w:t>
+        </w:r>
+      </w:hyperlink>
+      <w:r>
+        <w:rPr>
+          <w:lang w:val="zh_TW" w:bidi="zh_TW"/>
+        </w:rPr>
+        <w:t>）。</w:t>
+      </w:r>
+    </w:p>
+    <w:p>
+      <w:pPr/>
+      <w:r>
+        <w:rPr>
+          <w:lang w:val="zh_TW" w:bidi="zh_TW"/>
+        </w:rPr>
+      </w:r>
+      <w:r>
+        <w:rPr>
+          <w:lang w:val="zh_TW" w:bidi="zh_TW"/>
+        </w:rPr>
+        <w:t>燔祭首先被討論，是因為它完全在壇上被燒盡（因此無人食用）。之後才是分給主理祭司的祭物（</w:t>
+      </w:r>
+      <w:hyperlink r:id="rId79">
+        <w:r>
+          <w:rPr>
+            <w:lang w:val="zh_TW" w:bidi="zh_TW"/>
+          </w:rPr>
+          <w:rPr>
+            <w:color w:val="0000EE"/>
+            <w:u w:val="single"/>
+          </w:rPr>
+          <w:t>利6:17、26、29</w:t>
+        </w:r>
+      </w:hyperlink>
+      <w:r>
+        <w:rPr>
+          <w:lang w:val="zh_TW" w:bidi="zh_TW"/>
+        </w:rPr>
+        <w:t>，</w:t>
+      </w:r>
+      <w:hyperlink r:id="rId80">
+        <w:r>
+          <w:rPr>
+            <w:lang w:val="zh_TW" w:bidi="zh_TW"/>
+          </w:rPr>
+          <w:rPr>
+            <w:color w:val="0000EE"/>
+            <w:u w:val="single"/>
+          </w:rPr>
+          <w:t>7:1、6</w:t>
+        </w:r>
+      </w:hyperlink>
+      <w:r>
+        <w:rPr>
+          <w:lang w:val="zh_TW" w:bidi="zh_TW"/>
+        </w:rPr>
+        <w:t>），而最後討論的是平安祭，其中相當部分會分給獻祭者。</w:t>
+      </w:r>
+    </w:p>
+    <w:p>
+      <w:pPr/>
+      <w:r>
+        <w:rPr>
+          <w:lang w:val="zh_TW" w:bidi="zh_TW"/>
+        </w:rPr>
+      </w:r>
+      <w:r>
+        <w:rPr>
+          <w:lang w:val="zh_TW" w:bidi="zh_TW"/>
+        </w:rPr>
+        <w:t>這段經文安排各祭物的次序，也對應它們在聖曆儀式中出現的頻率（</w:t>
+      </w:r>
+      <w:hyperlink r:id="rId81">
+        <w:r>
+          <w:rPr>
+            <w:lang w:val="zh_TW" w:bidi="zh_TW"/>
+          </w:rPr>
+          <w:rPr>
+            <w:color w:val="0000EE"/>
+            <w:u w:val="single"/>
+          </w:rPr>
+          <w:t>民28:19</w:t>
+        </w:r>
+      </w:hyperlink>
+      <w:r>
+        <w:rPr>
+          <w:lang w:val="zh_TW" w:bidi="zh_TW"/>
+        </w:rPr>
+        <w:t>；</w:t>
+      </w:r>
+      <w:hyperlink r:id="rId82">
+        <w:r>
+          <w:rPr>
+            <w:lang w:val="zh_TW" w:bidi="zh_TW"/>
+          </w:rPr>
+          <w:rPr>
+            <w:color w:val="0000EE"/>
+            <w:u w:val="single"/>
+          </w:rPr>
+          <w:t>代下31:3</w:t>
+        </w:r>
+      </w:hyperlink>
+      <w:r>
+        <w:rPr>
+          <w:lang w:val="zh_TW" w:bidi="zh_TW"/>
+        </w:rPr>
+        <w:t>；</w:t>
+      </w:r>
+      <w:hyperlink r:id="rId83">
+        <w:r>
+          <w:rPr>
+            <w:lang w:val="zh_TW" w:bidi="zh_TW"/>
+          </w:rPr>
+          <w:rPr>
+            <w:color w:val="0000EE"/>
+            <w:u w:val="single"/>
+          </w:rPr>
+          <w:t>結45:17</w:t>
+        </w:r>
+      </w:hyperlink>
+      <w:r>
+        <w:rPr>
+          <w:lang w:val="zh_TW" w:bidi="zh_TW"/>
+        </w:rPr>
+        <w:t>）。對於在聖殿值班的祭司與利未人而言，此事尤為重要，因為他們負責每日獻祭的實際執行，特別是在重大節期；管理聖殿庫房是一項龐大的任務（</w:t>
+      </w:r>
+      <w:hyperlink r:id="rId84">
+        <w:r>
+          <w:rPr>
+            <w:lang w:val="zh_TW" w:bidi="zh_TW"/>
+          </w:rPr>
+          <w:rPr>
+            <w:color w:val="0000EE"/>
+            <w:u w:val="single"/>
+          </w:rPr>
+          <w:t>代上23:28–32</w:t>
+        </w:r>
+      </w:hyperlink>
+      <w:r>
+        <w:rPr>
+          <w:lang w:val="zh_TW" w:bidi="zh_TW"/>
+        </w:rPr>
+        <w:t>，</w:t>
+      </w:r>
+      <w:hyperlink r:id="rId85">
+        <w:r>
+          <w:rPr>
+            <w:lang w:val="zh_TW" w:bidi="zh_TW"/>
+          </w:rPr>
+          <w:rPr>
+            <w:color w:val="0000EE"/>
+            <w:u w:val="single"/>
+          </w:rPr>
+          <w:t>26:15、20–22</w:t>
+        </w:r>
+      </w:hyperlink>
+      <w:r>
+        <w:rPr>
+          <w:lang w:val="zh_TW" w:bidi="zh_TW"/>
+        </w:rPr>
+        <w:t>；</w:t>
+      </w:r>
+      <w:hyperlink r:id="rId86">
+        <w:r>
+          <w:rPr>
+            <w:lang w:val="zh_TW" w:bidi="zh_TW"/>
+          </w:rPr>
+          <w:rPr>
+            <w:color w:val="0000EE"/>
+            <w:u w:val="single"/>
+          </w:rPr>
+          <w:t>代下13:10–11</w:t>
+        </w:r>
+      </w:hyperlink>
+      <w:r>
+        <w:rPr>
+          <w:lang w:val="zh_TW" w:bidi="zh_TW"/>
+        </w:rPr>
+        <w:t>，</w:t>
+      </w:r>
+      <w:hyperlink r:id="rId87">
+        <w:r>
+          <w:rPr>
+            <w:lang w:val="zh_TW" w:bidi="zh_TW"/>
+          </w:rPr>
+          <w:rPr>
+            <w:color w:val="0000EE"/>
+            <w:u w:val="single"/>
+          </w:rPr>
+          <w:t>30:3–19</w:t>
+        </w:r>
+      </w:hyperlink>
+      <w:r>
+        <w:rPr>
+          <w:lang w:val="zh_TW" w:bidi="zh_TW"/>
+        </w:rPr>
+        <w:t>，</w:t>
+      </w:r>
+      <w:hyperlink r:id="rId88">
+        <w:r>
+          <w:rPr>
+            <w:lang w:val="zh_TW" w:bidi="zh_TW"/>
+          </w:rPr>
+          <w:rPr>
+            <w:color w:val="0000EE"/>
+            <w:u w:val="single"/>
+          </w:rPr>
+          <w:t>34:9–11</w:t>
+        </w:r>
+      </w:hyperlink>
+      <w:r>
+        <w:rPr>
+          <w:lang w:val="zh_TW" w:bidi="zh_TW"/>
+        </w:rPr>
+        <w:t>）。</w:t>
+      </w:r>
+    </w:p>
+    <w:p>
+      <w:pPr/>
+      <w:r>
+        <w:rPr>
+          <w:lang w:val="zh_TW" w:bidi="zh_TW"/>
+        </w:rPr>
+      </w:r>
+      <w:r>
+        <w:rPr>
+          <w:lang w:val="zh_TW" w:bidi="zh_TW"/>
+        </w:rPr>
+        <w:t>每個關於某項祭物的段落，皆以與該祭物相關的行政細節作結。接著有一段對前述事項的總結（</w:t>
+      </w:r>
+      <w:hyperlink r:id="rId89">
+        <w:r>
+          <w:rPr>
+            <w:lang w:val="zh_TW" w:bidi="zh_TW"/>
+          </w:rPr>
+          <w:rPr>
+            <w:color w:val="0000EE"/>
+            <w:u w:val="single"/>
+          </w:rPr>
+          <w:t>利7:7–10</w:t>
+        </w:r>
+      </w:hyperlink>
+      <w:r>
+        <w:rPr>
+          <w:lang w:val="zh_TW" w:bidi="zh_TW"/>
+        </w:rPr>
+        <w:t>），之後則以平安祭的討論結束本段（</w:t>
+      </w:r>
+      <w:hyperlink r:id="rId90">
+        <w:r>
+          <w:rPr>
+            <w:lang w:val="zh_TW" w:bidi="zh_TW"/>
+          </w:rPr>
+          <w:rPr>
+            <w:color w:val="0000EE"/>
+            <w:u w:val="single"/>
+          </w:rPr>
+          <w:t>11–36</w:t>
+        </w:r>
+      </w:hyperlink>
+      <w:r>
+        <w:rPr>
+          <w:lang w:val="zh_TW" w:bidi="zh_TW"/>
+        </w:rPr>
+        <w:t>節）。後者在聖曆中僅於七七節發揮作用（</w:t>
+      </w:r>
+      <w:hyperlink r:id="rId91">
+        <w:r>
+          <w:rPr>
+            <w:lang w:val="zh_TW" w:bidi="zh_TW"/>
+          </w:rPr>
+          <w:rPr>
+            <w:color w:val="0000EE"/>
+            <w:u w:val="single"/>
+          </w:rPr>
+          <w:t>23:19–20</w:t>
+        </w:r>
+      </w:hyperlink>
+      <w:r>
+        <w:rPr>
+          <w:lang w:val="zh_TW" w:bidi="zh_TW"/>
+        </w:rPr>
+        <w:t>）；在其它所有情況下，除拿細耳人許願與祭司就職這兩個例外之外，平安祭皆屬自願獻祭，因此不受任何固定的帳目制度所約束。</w:t>
+      </w:r>
+    </w:p>
+    <w:p>
+      <w:pPr/>
+      <w:r>
+        <w:rPr>
+          <w:lang w:val="zh_TW" w:bidi="zh_TW"/>
+        </w:rPr>
+      </w:r>
+      <w:r>
+        <w:rPr>
+          <w:lang w:val="zh_TW" w:bidi="zh_TW"/>
+        </w:rPr>
+        <w:t>在其它聖經背景中，獻祭也按照相同的「帳目式」或「行政式」次序列出：燔祭、素祭與奠祭；其後是贖罪祭（或贖愆祭），有時再加上平安祭。例證之一，是各支派領袖為獻壇所帶來的捐獻名錄（</w:t>
+      </w:r>
+      <w:hyperlink r:id="rId92">
+        <w:r>
+          <w:rPr>
+            <w:lang w:val="zh_TW" w:bidi="zh_TW"/>
+          </w:rPr>
+          <w:rPr>
+            <w:color w:val="0000EE"/>
+            <w:u w:val="single"/>
+          </w:rPr>
+          <w:t>民7章</w:t>
+        </w:r>
+      </w:hyperlink>
+      <w:r>
+        <w:rPr>
+          <w:lang w:val="zh_TW" w:bidi="zh_TW"/>
+        </w:rPr>
+        <w:t>）。其記載方式宛如聖殿庫房的日常帳簿；總結部分依據各獻祭者的記錄（</w:t>
+      </w:r>
+      <w:hyperlink r:id="rId93">
+        <w:r>
+          <w:rPr>
+            <w:lang w:val="zh_TW" w:bidi="zh_TW"/>
+          </w:rPr>
+          <w:rPr>
+            <w:color w:val="0000EE"/>
+            <w:u w:val="single"/>
+          </w:rPr>
+          <w:t>15–17節</w:t>
+        </w:r>
+      </w:hyperlink>
+      <w:r>
+        <w:rPr>
+          <w:lang w:val="zh_TW" w:bidi="zh_TW"/>
+        </w:rPr>
+        <w:t>），將動物分類為燔祭、素祭、贖罪祭和平安祭（</w:t>
+      </w:r>
+      <w:hyperlink r:id="rId94">
+        <w:r>
+          <w:rPr>
+            <w:lang w:val="zh_TW" w:bidi="zh_TW"/>
+          </w:rPr>
+          <w:rPr>
+            <w:color w:val="0000EE"/>
+            <w:u w:val="single"/>
+          </w:rPr>
+          <w:t>87–88節</w:t>
+        </w:r>
+      </w:hyperlink>
+      <w:r>
+        <w:rPr>
+          <w:lang w:val="zh_TW" w:bidi="zh_TW"/>
+        </w:rPr>
+        <w:t>），根據每位捐贈者的相應條目（</w:t>
+      </w:r>
+      <w:hyperlink r:id="rId93">
+        <w:r>
+          <w:rPr>
+            <w:lang w:val="zh_TW" w:bidi="zh_TW"/>
+          </w:rPr>
+          <w:rPr>
+            <w:color w:val="0000EE"/>
+            <w:u w:val="single"/>
+          </w:rPr>
+          <w:t>15–17節</w:t>
+        </w:r>
+      </w:hyperlink>
+      <w:r>
+        <w:rPr>
+          <w:lang w:val="zh_TW" w:bidi="zh_TW"/>
+        </w:rPr>
+        <w:t>）。利未文士如此紀錄有兩個目的：一是把功勞歸給獻祭者，二是記錄進入聖殿的財物與食物。許多作為祭物送入聖殿的食物，實際上是會分給主理祭司的（</w:t>
+      </w:r>
+      <w:hyperlink r:id="rId95">
+        <w:r>
+          <w:rPr>
+            <w:lang w:val="zh_TW" w:bidi="zh_TW"/>
+          </w:rPr>
+          <w:rPr>
+            <w:color w:val="0000EE"/>
+            <w:u w:val="single"/>
+          </w:rPr>
+          <w:t>民18:8–11</w:t>
+        </w:r>
+      </w:hyperlink>
+      <w:r>
+        <w:rPr>
+          <w:lang w:val="zh_TW" w:bidi="zh_TW"/>
+        </w:rPr>
+        <w:t>；</w:t>
+      </w:r>
+      <w:hyperlink r:id="rId96">
+        <w:r>
+          <w:rPr>
+            <w:lang w:val="zh_TW" w:bidi="zh_TW"/>
+          </w:rPr>
+          <w:rPr>
+            <w:color w:val="0000EE"/>
+            <w:u w:val="single"/>
+          </w:rPr>
+          <w:t>代下31:4–19</w:t>
+        </w:r>
+      </w:hyperlink>
+      <w:r>
+        <w:rPr>
+          <w:lang w:val="zh_TW" w:bidi="zh_TW"/>
+        </w:rPr>
+        <w:t>）。</w:t>
+      </w:r>
+    </w:p>
+    <w:p>
+      <w:pPr/>
+      <w:r>
+        <w:rPr>
+          <w:lang w:val="zh_TW" w:bidi="zh_TW"/>
+        </w:rPr>
+      </w:r>
+      <w:r>
+        <w:rPr>
+          <w:lang w:val="zh_TW" w:bidi="zh_TW"/>
+        </w:rPr>
+        <w:t>當規定獻上何種類與數量的祭物時（例如，</w:t>
+      </w:r>
+      <w:hyperlink r:id="rId97">
+        <w:r>
+          <w:rPr>
+            <w:lang w:val="zh_TW" w:bidi="zh_TW"/>
+          </w:rPr>
+          <w:rPr>
+            <w:color w:val="0000EE"/>
+            <w:u w:val="single"/>
+          </w:rPr>
+          <w:t>民15:24</w:t>
+        </w:r>
+      </w:hyperlink>
+      <w:r>
+        <w:rPr>
+          <w:lang w:val="zh_TW" w:bidi="zh_TW"/>
+        </w:rPr>
+        <w:t>），通常也遵循「帳目式」的順序。這同樣適用於節期中的獻祭，先列燔祭、素祭與奠祭，接著於下列時序加上一項贖罪祭：月朔（</w:t>
+      </w:r>
+      <w:hyperlink r:id="rId98">
+        <w:r>
+          <w:rPr>
+            <w:lang w:val="zh_TW" w:bidi="zh_TW"/>
+          </w:rPr>
+          <w:rPr>
+            <w:color w:val="0000EE"/>
+            <w:u w:val="single"/>
+          </w:rPr>
+          <w:t>民28:11–15</w:t>
+        </w:r>
+      </w:hyperlink>
+      <w:r>
+        <w:rPr>
+          <w:lang w:val="zh_TW" w:bidi="zh_TW"/>
+        </w:rPr>
+        <w:t>），逾越節每日（</w:t>
+      </w:r>
+      <w:hyperlink r:id="rId99">
+        <w:r>
+          <w:rPr>
+            <w:lang w:val="zh_TW" w:bidi="zh_TW"/>
+          </w:rPr>
+          <w:rPr>
+            <w:color w:val="0000EE"/>
+            <w:u w:val="single"/>
+          </w:rPr>
+          <w:t>19–22</w:t>
+        </w:r>
+      </w:hyperlink>
+      <w:r>
+        <w:rPr>
+          <w:lang w:val="zh_TW" w:bidi="zh_TW"/>
+        </w:rPr>
+        <w:t>節），七七節（</w:t>
+      </w:r>
+      <w:hyperlink r:id="rId100">
+        <w:r>
+          <w:rPr>
+            <w:lang w:val="zh_TW" w:bidi="zh_TW"/>
+          </w:rPr>
+          <w:rPr>
+            <w:color w:val="0000EE"/>
+            <w:u w:val="single"/>
+          </w:rPr>
+          <w:t>利23:18–19</w:t>
+        </w:r>
+      </w:hyperlink>
+      <w:r>
+        <w:rPr>
+          <w:lang w:val="zh_TW" w:bidi="zh_TW"/>
+        </w:rPr>
+        <w:t>；</w:t>
+      </w:r>
+      <w:hyperlink r:id="rId101">
+        <w:r>
+          <w:rPr>
+            <w:lang w:val="zh_TW" w:bidi="zh_TW"/>
+          </w:rPr>
+          <w:rPr>
+            <w:color w:val="0000EE"/>
+            <w:u w:val="single"/>
+          </w:rPr>
+          <w:t>民28:27–30</w:t>
+        </w:r>
+      </w:hyperlink>
+      <w:r>
+        <w:rPr>
+          <w:lang w:val="zh_TW" w:bidi="zh_TW"/>
+        </w:rPr>
+        <w:t>），吹角節（</w:t>
+      </w:r>
+      <w:hyperlink r:id="rId102">
+        <w:r>
+          <w:rPr>
+            <w:lang w:val="zh_TW" w:bidi="zh_TW"/>
+          </w:rPr>
+          <w:rPr>
+            <w:color w:val="0000EE"/>
+            <w:u w:val="single"/>
+          </w:rPr>
+          <w:t>29:2–5</w:t>
+        </w:r>
+      </w:hyperlink>
+      <w:r>
+        <w:rPr>
+          <w:lang w:val="zh_TW" w:bidi="zh_TW"/>
+        </w:rPr>
+        <w:t>），贖罪日（</w:t>
+      </w:r>
+      <w:hyperlink r:id="rId103">
+        <w:r>
+          <w:rPr>
+            <w:lang w:val="zh_TW" w:bidi="zh_TW"/>
+          </w:rPr>
+          <w:rPr>
+            <w:color w:val="0000EE"/>
+            <w:u w:val="single"/>
+          </w:rPr>
+          <w:t>8–11</w:t>
+        </w:r>
+      </w:hyperlink>
+      <w:r>
+        <w:rPr>
+          <w:lang w:val="zh_TW" w:bidi="zh_TW"/>
+        </w:rPr>
+        <w:t>節），以及住棚節每日（</w:t>
+      </w:r>
+      <w:hyperlink r:id="rId104">
+        <w:r>
+          <w:rPr>
+            <w:lang w:val="zh_TW" w:bidi="zh_TW"/>
+          </w:rPr>
+          <w:rPr>
+            <w:color w:val="0000EE"/>
+            <w:u w:val="single"/>
+          </w:rPr>
+          <w:t>12–16</w:t>
+        </w:r>
+      </w:hyperlink>
+      <w:r>
+        <w:rPr>
+          <w:lang w:val="zh_TW" w:bidi="zh_TW"/>
+        </w:rPr>
+        <w:t>節）。</w:t>
+      </w:r>
+    </w:p>
+    <w:p>
+      <w:pPr/>
+      <w:r>
+        <w:rPr>
+          <w:lang w:val="zh_TW" w:bidi="zh_TW"/>
+        </w:rPr>
+      </w:r>
+      <w:r>
+        <w:rPr>
+          <w:lang w:val="zh_TW" w:bidi="zh_TW"/>
+        </w:rPr>
+        <w:t>在特定情況所需的祭物中，有關應帶何種祭物的指示，也遵循相同順序（例如，婦女產後的潔淨條例，</w:t>
+      </w:r>
+      <w:hyperlink r:id="rId105">
+        <w:r>
+          <w:rPr>
+            <w:lang w:val="zh_TW" w:bidi="zh_TW"/>
+          </w:rPr>
+          <w:rPr>
+            <w:color w:val="0000EE"/>
+            <w:u w:val="single"/>
+          </w:rPr>
+          <w:t>利12:6–8</w:t>
+        </w:r>
+      </w:hyperlink>
+      <w:r>
+        <w:rPr>
+          <w:lang w:val="zh_TW" w:bidi="zh_TW"/>
+        </w:rPr>
+        <w:t>）。拿細耳人完成誓願時，必須帶來燔祭、贖罪祭和平安祭（以及一些特別的素祭，</w:t>
+      </w:r>
+      <w:hyperlink r:id="rId106">
+        <w:r>
+          <w:rPr>
+            <w:lang w:val="zh_TW" w:bidi="zh_TW"/>
+          </w:rPr>
+          <w:rPr>
+            <w:color w:val="0000EE"/>
+            <w:u w:val="single"/>
+          </w:rPr>
+          <w:t>民6:14–15</w:t>
+        </w:r>
+      </w:hyperlink>
+      <w:r>
+        <w:rPr>
+          <w:lang w:val="zh_TW" w:bidi="zh_TW"/>
+        </w:rPr>
+        <w:t>）。然而在實際儀式中，祭司執行的次序不同：先贖罪祭，再燔祭，最後平安祭（</w:t>
+      </w:r>
+      <w:hyperlink r:id="rId107">
+        <w:r>
+          <w:rPr>
+            <w:lang w:val="zh_TW" w:bidi="zh_TW"/>
+          </w:rPr>
+          <w:rPr>
+            <w:color w:val="0000EE"/>
+            <w:u w:val="single"/>
+          </w:rPr>
+          <w:t>16–17</w:t>
+        </w:r>
+      </w:hyperlink>
+      <w:r>
+        <w:rPr>
+          <w:lang w:val="zh_TW" w:bidi="zh_TW"/>
+        </w:rPr>
+        <w:t>節）。若誓願未完成，先獻贖罪祭，再獻燔祭以更新誓願（</w:t>
+      </w:r>
+      <w:hyperlink r:id="rId108">
+        <w:r>
+          <w:rPr>
+            <w:lang w:val="zh_TW" w:bidi="zh_TW"/>
+          </w:rPr>
+          <w:rPr>
+            <w:color w:val="0000EE"/>
+            <w:u w:val="single"/>
+          </w:rPr>
+          <w:t>11</w:t>
+        </w:r>
+      </w:hyperlink>
+      <w:r>
+        <w:rPr>
+          <w:lang w:val="zh_TW" w:bidi="zh_TW"/>
+        </w:rPr>
+        <w:t>節）。拿細耳人更新誓願時，需再獻一項贖愆祭，作為獨立的儀式（</w:t>
+      </w:r>
+      <w:hyperlink r:id="rId109">
+        <w:r>
+          <w:rPr>
+            <w:lang w:val="zh_TW" w:bidi="zh_TW"/>
+          </w:rPr>
+          <w:rPr>
+            <w:color w:val="0000EE"/>
+            <w:u w:val="single"/>
+          </w:rPr>
+          <w:t>12</w:t>
+        </w:r>
+      </w:hyperlink>
+      <w:r>
+        <w:rPr>
+          <w:lang w:val="zh_TW" w:bidi="zh_TW"/>
+        </w:rPr>
+        <w:t>節）。</w:t>
+      </w:r>
+    </w:p>
+    <w:p>
+      <w:pPr/>
+      <w:r>
+        <w:rPr>
+          <w:lang w:val="zh_TW" w:bidi="zh_TW"/>
+        </w:rPr>
+      </w:r>
+      <w:r>
+        <w:rPr>
+          <w:lang w:val="zh_TW" w:bidi="zh_TW"/>
+        </w:rPr>
+        <w:t>以色列王子在末後日子獻祭時，也呈現同樣兩種次序的對比。在節日時，他帶來燔祭、素祭與奠祭，但實際獻上的次序是贖罪祭、素祭、燔祭和平安祭（</w:t>
+      </w:r>
+      <w:hyperlink r:id="rId83">
+        <w:r>
+          <w:rPr>
+            <w:lang w:val="zh_TW" w:bidi="zh_TW"/>
+          </w:rPr>
+          <w:rPr>
+            <w:color w:val="0000EE"/>
+            <w:u w:val="single"/>
+          </w:rPr>
+          <w:t>結45:17</w:t>
+        </w:r>
+      </w:hyperlink>
+      <w:r>
+        <w:rPr>
+          <w:lang w:val="zh_TW" w:bidi="zh_TW"/>
+        </w:rPr>
+        <w:t>）。在重新奉獻祭壇的儀式中，亦遵循後者次序，其中贖罪祭先於燔祭（</w:t>
+      </w:r>
+      <w:hyperlink r:id="rId110">
+        <w:r>
+          <w:rPr>
+            <w:lang w:val="zh_TW" w:bidi="zh_TW"/>
+          </w:rPr>
+          <w:rPr>
+            <w:color w:val="0000EE"/>
+            <w:u w:val="single"/>
+          </w:rPr>
+          <w:t>43:18–27</w:t>
+        </w:r>
+      </w:hyperlink>
+      <w:r>
+        <w:rPr>
+          <w:lang w:val="zh_TW" w:bidi="zh_TW"/>
+        </w:rPr>
+        <w:t>）。</w:t>
+      </w:r>
+    </w:p>
+    <w:p>
+      <w:pPr/>
+      <w:r>
+        <w:rPr>
+          <w:lang w:val="zh_TW" w:bidi="zh_TW"/>
+        </w:rPr>
+      </w:r>
+      <w:r>
+        <w:rPr>
+          <w:lang w:val="zh_TW" w:bidi="zh_TW"/>
+        </w:rPr>
+        <w:t>相同的「程序性」祭祀順序出現在其它情況中：痲瘋病人的潔淨禮——先贖愆祭與贖罪祭（</w:t>
+      </w:r>
+      <w:hyperlink r:id="rId111">
+        <w:r>
+          <w:rPr>
+            <w:lang w:val="zh_TW" w:bidi="zh_TW"/>
+          </w:rPr>
+          <w:rPr>
+            <w:color w:val="0000EE"/>
+            <w:u w:val="single"/>
+          </w:rPr>
+          <w:t>利14:19</w:t>
+        </w:r>
+      </w:hyperlink>
+      <w:r>
+        <w:rPr>
+          <w:lang w:val="zh_TW" w:bidi="zh_TW"/>
+        </w:rPr>
+        <w:t>），接著是燔祭（</w:t>
+      </w:r>
+      <w:hyperlink r:id="rId112">
+        <w:r>
+          <w:rPr>
+            <w:lang w:val="zh_TW" w:bidi="zh_TW"/>
+          </w:rPr>
+          <w:rPr>
+            <w:color w:val="0000EE"/>
+            <w:u w:val="single"/>
+          </w:rPr>
+          <w:t>12–20</w:t>
+        </w:r>
+      </w:hyperlink>
+      <w:r>
+        <w:rPr>
+          <w:lang w:val="zh_TW" w:bidi="zh_TW"/>
+        </w:rPr>
+        <w:t>節）；患漏症的男子——贖罪祭和燔祭（</w:t>
+      </w:r>
+      <w:hyperlink r:id="rId113">
+        <w:r>
+          <w:rPr>
+            <w:lang w:val="zh_TW" w:bidi="zh_TW"/>
+          </w:rPr>
+          <w:rPr>
+            <w:color w:val="0000EE"/>
+            <w:u w:val="single"/>
+          </w:rPr>
+          <w:t>15:15</w:t>
+        </w:r>
+      </w:hyperlink>
+      <w:r>
+        <w:rPr>
+          <w:lang w:val="zh_TW" w:bidi="zh_TW"/>
+        </w:rPr>
+        <w:t>）；同樣，患漏症的婦女（</w:t>
+      </w:r>
+      <w:hyperlink r:id="rId114">
+        <w:r>
+          <w:rPr>
+            <w:lang w:val="zh_TW" w:bidi="zh_TW"/>
+          </w:rPr>
+          <w:rPr>
+            <w:color w:val="0000EE"/>
+            <w:u w:val="single"/>
+          </w:rPr>
+          <w:t>30</w:t>
+        </w:r>
+      </w:hyperlink>
+      <w:r>
+        <w:rPr>
+          <w:lang w:val="zh_TW" w:bidi="zh_TW"/>
+        </w:rPr>
+        <w:t>節）。贖罪日的獻祭亦遵循相同次序（</w:t>
+      </w:r>
+      <w:hyperlink r:id="rId115">
+        <w:r>
+          <w:rPr>
+            <w:lang w:val="zh_TW" w:bidi="zh_TW"/>
+          </w:rPr>
+          <w:rPr>
+            <w:color w:val="0000EE"/>
+            <w:u w:val="single"/>
+          </w:rPr>
+          <w:t>16:3–6、11、15、24</w:t>
+        </w:r>
+      </w:hyperlink>
+      <w:r>
+        <w:rPr>
+          <w:lang w:val="zh_TW" w:bidi="zh_TW"/>
+        </w:rPr>
+        <w:t>）。</w:t>
+      </w:r>
+    </w:p>
+    <w:p>
+      <w:pPr/>
+      <w:r>
+        <w:rPr>
+          <w:lang w:val="zh_TW" w:bidi="zh_TW"/>
+        </w:rPr>
+      </w:r>
+      <w:r>
+        <w:rPr>
+          <w:lang w:val="zh_TW" w:bidi="zh_TW"/>
+        </w:rPr>
+        <w:t>利未記有兩個例證呈現獻祭的適當次序。一是亞倫和他的兒子的任職禮，先贖罪祭後燔祭（</w:t>
+      </w:r>
+      <w:hyperlink r:id="rId116">
+        <w:r>
+          <w:rPr>
+            <w:lang w:val="zh_TW" w:bidi="zh_TW"/>
+          </w:rPr>
+          <w:rPr>
+            <w:color w:val="0000EE"/>
+            <w:u w:val="single"/>
+          </w:rPr>
+          <w:t>出29:10–18</w:t>
+        </w:r>
+      </w:hyperlink>
+      <w:r>
+        <w:rPr>
+          <w:lang w:val="zh_TW" w:bidi="zh_TW"/>
+        </w:rPr>
+        <w:t>；</w:t>
+      </w:r>
+      <w:hyperlink r:id="rId117">
+        <w:r>
+          <w:rPr>
+            <w:lang w:val="zh_TW" w:bidi="zh_TW"/>
+          </w:rPr>
+          <w:rPr>
+            <w:color w:val="0000EE"/>
+            <w:u w:val="single"/>
+          </w:rPr>
+          <w:t>利8:14–21</w:t>
+        </w:r>
+      </w:hyperlink>
+      <w:r>
+        <w:rPr>
+          <w:lang w:val="zh_TW" w:bidi="zh_TW"/>
+        </w:rPr>
+        <w:t>）。這個儀式的焦點是承接聖職的獻祭，或字面意思「設立」，這是平安祭的一種特殊形式（</w:t>
+      </w:r>
+      <w:hyperlink r:id="rId118">
+        <w:r>
+          <w:rPr>
+            <w:lang w:val="zh_TW" w:bidi="zh_TW"/>
+          </w:rPr>
+          <w:rPr>
+            <w:color w:val="0000EE"/>
+            <w:u w:val="single"/>
+          </w:rPr>
+          <w:t>出29:19–34</w:t>
+        </w:r>
+      </w:hyperlink>
+      <w:r>
+        <w:rPr>
+          <w:lang w:val="zh_TW" w:bidi="zh_TW"/>
+        </w:rPr>
+        <w:t>；</w:t>
+      </w:r>
+      <w:hyperlink r:id="rId119">
+        <w:r>
+          <w:rPr>
+            <w:lang w:val="zh_TW" w:bidi="zh_TW"/>
+          </w:rPr>
+          <w:rPr>
+            <w:color w:val="0000EE"/>
+            <w:u w:val="single"/>
+          </w:rPr>
+          <w:t>利8:22–29</w:t>
+        </w:r>
+      </w:hyperlink>
+      <w:r>
+        <w:rPr>
+          <w:lang w:val="zh_TW" w:bidi="zh_TW"/>
+        </w:rPr>
+        <w:t>）。第二是會幕獻祭制度正式啟動時的獻祭（</w:t>
+      </w:r>
+      <w:hyperlink r:id="rId120">
+        <w:r>
+          <w:rPr>
+            <w:lang w:val="zh_TW" w:bidi="zh_TW"/>
+          </w:rPr>
+          <w:rPr>
+            <w:color w:val="0000EE"/>
+            <w:u w:val="single"/>
+          </w:rPr>
+          <w:t>利9章</w:t>
+        </w:r>
+      </w:hyperlink>
+      <w:r>
+        <w:rPr>
+          <w:lang w:val="zh_TW" w:bidi="zh_TW"/>
+        </w:rPr>
+        <w:t>）。為亞倫獻上的祭是贖罪祭與燔祭；為百姓獻上的則是贖罪祭、燔祭、素祭和平安祭（</w:t>
+      </w:r>
+      <w:hyperlink r:id="rId121">
+        <w:r>
+          <w:rPr>
+            <w:lang w:val="zh_TW" w:bidi="zh_TW"/>
+          </w:rPr>
+          <w:rPr>
+            <w:color w:val="0000EE"/>
+            <w:u w:val="single"/>
+          </w:rPr>
+          <w:t>9:7–22</w:t>
+        </w:r>
+      </w:hyperlink>
+      <w:r>
+        <w:rPr>
+          <w:lang w:val="zh_TW" w:bidi="zh_TW"/>
+        </w:rPr>
+        <w:t>）。</w:t>
+      </w:r>
+    </w:p>
+    <w:p>
+      <w:pPr/>
+      <w:r>
+        <w:rPr>
+          <w:lang w:val="zh_TW" w:bidi="zh_TW"/>
+        </w:rPr>
+      </w:r>
+      <w:r>
+        <w:rPr>
+          <w:lang w:val="zh_TW" w:bidi="zh_TW"/>
+        </w:rPr>
+        <w:t>同樣的次序也出現在由希西家王主持、在耶路撒冷的聖殿所進行的潔淨與恢復禮中（</w:t>
+      </w:r>
+      <w:hyperlink r:id="rId122">
+        <w:r>
+          <w:rPr>
+            <w:lang w:val="zh_TW" w:bidi="zh_TW"/>
+          </w:rPr>
+          <w:rPr>
+            <w:color w:val="0000EE"/>
+            <w:u w:val="single"/>
+          </w:rPr>
+          <w:t>代下29:20–36</w:t>
+        </w:r>
+      </w:hyperlink>
+      <w:r>
+        <w:rPr>
+          <w:lang w:val="zh_TW" w:bidi="zh_TW"/>
+        </w:rPr>
+        <w:t>）。首先是一場盛大的贖罪祭，隨後是伴隨樂器與歌唱的燔祭。然後王宣告百姓已把自己獻給主；在這已更新的潔淨狀態中，他們現在可以分享奉獻之祭（燔祭）和感恩之祭（平安祭）。</w:t>
+      </w:r>
+    </w:p>
+    <w:p>
+      <w:pPr/>
+      <w:r>
+        <w:rPr>
+          <w:lang w:val="zh_TW" w:bidi="zh_TW"/>
+        </w:rPr>
+      </w:r>
+      <w:r>
+        <w:rPr>
+          <w:lang w:val="zh_TW" w:bidi="zh_TW"/>
+        </w:rPr>
+        <w:t>這種獻祭次序，具體呈現了舊約關於人如何可以親近神的理念。首先，必須為罪得著贖罪，然後才是全然獻上自己；前者由贖罪祭與／或贖愆祭加以象徵，後者則由燔祭與素祭加以象徵。當這些條件都滿足之後，獻祭者便可以藉更多的燔祭來表達持續的委身，也可以參與團契之祭（平安祭），在其中他自己分得到被宰牲畜大部分的肉（與他的朋友和社區中的窮人分享；</w:t>
+      </w:r>
+      <w:hyperlink r:id="rId123">
+        <w:r>
+          <w:rPr>
+            <w:lang w:val="zh_TW" w:bidi="zh_TW"/>
+          </w:rPr>
+          <w:rPr>
+            <w:color w:val="0000EE"/>
+            <w:u w:val="single"/>
+          </w:rPr>
+          <w:t>申12:17–19</w:t>
+        </w:r>
+      </w:hyperlink>
+      <w:r>
+        <w:rPr>
+          <w:lang w:val="zh_TW" w:bidi="zh_TW"/>
+        </w:rPr>
+        <w:t>）。</w:t>
+      </w:r>
+    </w:p>
+    <w:p>
+      <w:pPr>
+        <w:pStyle w:val="Heading3"/>
+      </w:pPr>
+      <w:r>
+        <w:rPr>
+          <w:lang w:val="zh_TW" w:bidi="zh_TW"/>
+        </w:rPr>
+        <w:t>獻祭的說明</w:t>
+      </w:r>
+    </w:p>
+    <w:p>
+      <w:pPr/>
+      <w:r>
+        <w:rPr>
+          <w:lang w:val="zh_TW" w:bidi="zh_TW"/>
+        </w:rPr>
+      </w:r>
+      <w:r>
+        <w:rPr>
+          <w:lang w:val="zh_TW" w:bidi="zh_TW"/>
+        </w:rPr>
+        <w:t>接下來對各類獻祭的說明，將按照「程序性」的次序來處理，也就是把它們視為人親近神的過程中象徵性的階段。</w:t>
+      </w:r>
+    </w:p>
+    <w:p>
+      <w:pPr>
+        <w:pStyle w:val="Heading4"/>
+      </w:pPr>
+      <w:r>
+        <w:rPr>
+          <w:lang w:val="zh_TW" w:bidi="zh_TW"/>
+        </w:rPr>
+        <w:t>贖償</w:t>
+      </w:r>
+    </w:p>
+    <w:p>
+      <w:pPr/>
+      <w:r>
+        <w:rPr>
+          <w:lang w:val="zh_TW" w:bidi="zh_TW"/>
+        </w:rPr>
+      </w:r>
+      <w:r>
+        <w:rPr>
+          <w:lang w:val="zh_TW" w:bidi="zh_TW"/>
+        </w:rPr>
+        <w:t>下列兩種祭物，是為罪與過犯得著贖罪而設的：</w:t>
+      </w:r>
+    </w:p>
+    <w:p>
+      <w:pPr/>
+      <w:r>
+        <w:rPr>
+          <w:lang w:val="zh_TW" w:bidi="zh_TW"/>
+        </w:rPr>
+      </w:r>
+      <w:r>
+        <w:rPr>
+          <w:lang w:val="zh_TW" w:bidi="zh_TW"/>
+        </w:rPr>
+        <w:t>1. 贖罪祭（</w:t>
+      </w:r>
+      <w:hyperlink r:id="rId59">
+        <w:r>
+          <w:rPr>
+            <w:lang w:val="zh_TW" w:bidi="zh_TW"/>
+          </w:rPr>
+          <w:rPr>
+            <w:color w:val="0000EE"/>
+            <w:u w:val="single"/>
+          </w:rPr>
+          <w:t>利4:1–5:13</w:t>
+        </w:r>
+      </w:hyperlink>
+      <w:r>
+        <w:rPr>
+          <w:lang w:val="zh_TW" w:bidi="zh_TW"/>
+        </w:rPr>
+        <w:t>，</w:t>
+      </w:r>
+      <w:hyperlink r:id="rId124">
+        <w:r>
+          <w:rPr>
+            <w:lang w:val="zh_TW" w:bidi="zh_TW"/>
+          </w:rPr>
+          <w:rPr>
+            <w:color w:val="0000EE"/>
+            <w:u w:val="single"/>
+          </w:rPr>
+          <w:t>6:24–30</w:t>
+        </w:r>
+      </w:hyperlink>
+      <w:r>
+        <w:rPr>
+          <w:lang w:val="zh_TW" w:bidi="zh_TW"/>
+        </w:rPr>
+        <w:t>）。獻祭者依照自己的身分等級，必須帶來不同的祭牲。大祭司必須帶來一隻公牛犢（</w:t>
+      </w:r>
+      <w:hyperlink r:id="rId125">
+        <w:r>
+          <w:rPr>
+            <w:lang w:val="zh_TW" w:bidi="zh_TW"/>
+          </w:rPr>
+          <w:rPr>
+            <w:color w:val="0000EE"/>
+            <w:u w:val="single"/>
+          </w:rPr>
+          <w:t>4:3</w:t>
+        </w:r>
+      </w:hyperlink>
+      <w:r>
+        <w:rPr>
+          <w:lang w:val="zh_TW" w:bidi="zh_TW"/>
+        </w:rPr>
+        <w:t>），全會眾也如此（</w:t>
+      </w:r>
+      <w:hyperlink r:id="rId126">
+        <w:r>
+          <w:rPr>
+            <w:lang w:val="zh_TW" w:bidi="zh_TW"/>
+          </w:rPr>
+          <w:rPr>
+            <w:color w:val="0000EE"/>
+            <w:u w:val="single"/>
+          </w:rPr>
+          <w:t>14</w:t>
+        </w:r>
+      </w:hyperlink>
+      <w:r>
+        <w:rPr>
+          <w:lang w:val="zh_TW" w:bidi="zh_TW"/>
+        </w:rPr>
+        <w:t>節），除非那是禮儀上的過失（</w:t>
+      </w:r>
+      <w:hyperlink r:id="rId97">
+        <w:r>
+          <w:rPr>
+            <w:lang w:val="zh_TW" w:bidi="zh_TW"/>
+          </w:rPr>
+          <w:rPr>
+            <w:color w:val="0000EE"/>
+            <w:u w:val="single"/>
+          </w:rPr>
+          <w:t>民15:24</w:t>
+        </w:r>
+      </w:hyperlink>
+      <w:r>
+        <w:rPr>
+          <w:lang w:val="zh_TW" w:bidi="zh_TW"/>
+        </w:rPr>
+        <w:t>）。官長會帶一隻公山羊（</w:t>
+      </w:r>
+      <w:hyperlink r:id="rId127">
+        <w:r>
+          <w:rPr>
+            <w:lang w:val="zh_TW" w:bidi="zh_TW"/>
+          </w:rPr>
+          <w:rPr>
+            <w:color w:val="0000EE"/>
+            <w:u w:val="single"/>
+          </w:rPr>
+          <w:t>利4:23</w:t>
+        </w:r>
+      </w:hyperlink>
+      <w:r>
+        <w:rPr>
+          <w:lang w:val="zh_TW" w:bidi="zh_TW"/>
+        </w:rPr>
+        <w:t>），但一般百姓則可帶一隻母山羊（</w:t>
+      </w:r>
+      <w:hyperlink r:id="rId128">
+        <w:r>
+          <w:rPr>
+            <w:lang w:val="zh_TW" w:bidi="zh_TW"/>
+          </w:rPr>
+          <w:rPr>
+            <w:color w:val="0000EE"/>
+            <w:u w:val="single"/>
+          </w:rPr>
+          <w:t>28</w:t>
+        </w:r>
+      </w:hyperlink>
+      <w:r>
+        <w:rPr>
+          <w:lang w:val="zh_TW" w:bidi="zh_TW"/>
+        </w:rPr>
+        <w:t>節；</w:t>
+      </w:r>
+      <w:hyperlink r:id="rId129">
+        <w:r>
+          <w:rPr>
+            <w:lang w:val="zh_TW" w:bidi="zh_TW"/>
+          </w:rPr>
+          <w:rPr>
+            <w:color w:val="0000EE"/>
+            <w:u w:val="single"/>
+          </w:rPr>
+          <w:t>民15:27</w:t>
+        </w:r>
+      </w:hyperlink>
+      <w:r>
+        <w:rPr>
+          <w:lang w:val="zh_TW" w:bidi="zh_TW"/>
+        </w:rPr>
+        <w:t>）或一隻羔羊（</w:t>
+      </w:r>
+      <w:hyperlink r:id="rId130">
+        <w:r>
+          <w:rPr>
+            <w:lang w:val="zh_TW" w:bidi="zh_TW"/>
+          </w:rPr>
+          <w:rPr>
+            <w:color w:val="0000EE"/>
+            <w:u w:val="single"/>
+          </w:rPr>
+          <w:t>利4:32</w:t>
+        </w:r>
+      </w:hyperlink>
+      <w:r>
+        <w:rPr>
+          <w:lang w:val="zh_TW" w:bidi="zh_TW"/>
+        </w:rPr>
+        <w:t>）。若獻祭者貧窮，他可以獻上兩隻斑鳩或兩隻雛鴿（其中一隻作為燔祭；</w:t>
+      </w:r>
+      <w:hyperlink r:id="rId131">
+        <w:r>
+          <w:rPr>
+            <w:lang w:val="zh_TW" w:bidi="zh_TW"/>
+          </w:rPr>
+          <w:rPr>
+            <w:color w:val="0000EE"/>
+            <w:u w:val="single"/>
+          </w:rPr>
+          <w:t>5:7</w:t>
+        </w:r>
+      </w:hyperlink>
+      <w:r>
+        <w:rPr>
+          <w:lang w:val="zh_TW" w:bidi="zh_TW"/>
+        </w:rPr>
+        <w:t>），若極其貧困，甚至可以用十分之一伊法細麵代替（</w:t>
+      </w:r>
+      <w:hyperlink r:id="rId132">
+        <w:r>
+          <w:rPr>
+            <w:lang w:val="zh_TW" w:bidi="zh_TW"/>
+          </w:rPr>
+          <w:rPr>
+            <w:color w:val="0000EE"/>
+            <w:u w:val="single"/>
+          </w:rPr>
+          <w:t>利5:11–13</w:t>
+        </w:r>
+      </w:hyperlink>
+      <w:r>
+        <w:rPr>
+          <w:lang w:val="zh_TW" w:bidi="zh_TW"/>
+        </w:rPr>
+        <w:t>；參</w:t>
+      </w:r>
+      <w:hyperlink r:id="rId133">
+        <w:r>
+          <w:rPr>
+            <w:lang w:val="zh_TW" w:bidi="zh_TW"/>
+          </w:rPr>
+          <w:rPr>
+            <w:color w:val="0000EE"/>
+            <w:u w:val="single"/>
+          </w:rPr>
+          <w:t>來9:22</w:t>
+        </w:r>
+      </w:hyperlink>
+      <w:r>
+        <w:rPr>
+          <w:lang w:val="zh_TW" w:bidi="zh_TW"/>
+        </w:rPr>
+        <w:t>）。</w:t>
+      </w:r>
+    </w:p>
+    <w:p>
+      <w:pPr/>
+      <w:r>
+        <w:rPr>
+          <w:lang w:val="zh_TW" w:bidi="zh_TW"/>
+        </w:rPr>
+      </w:r>
+      <w:r>
+        <w:rPr>
+          <w:lang w:val="zh_TW" w:bidi="zh_TW"/>
+        </w:rPr>
+        <w:t>獻祭者把祭牲帶到聖所院子的入口，並按手在牲畜頭上（</w:t>
+      </w:r>
+      <w:hyperlink r:id="rId134">
+        <w:r>
+          <w:rPr>
+            <w:lang w:val="zh_TW" w:bidi="zh_TW"/>
+          </w:rPr>
+          <w:rPr>
+            <w:color w:val="0000EE"/>
+            <w:u w:val="single"/>
+          </w:rPr>
+          <w:t>利4:4</w:t>
+        </w:r>
+      </w:hyperlink>
+      <w:r>
+        <w:rPr>
+          <w:lang w:val="zh_TW" w:bidi="zh_TW"/>
+        </w:rPr>
+        <w:t>）。在這個動作中，獻祭者並未承認自己的罪，因為這隻牲畜並不是被送走的（參為阿撒瀉勒預備的山羊，</w:t>
+      </w:r>
+      <w:hyperlink r:id="rId135">
+        <w:r>
+          <w:rPr>
+            <w:lang w:val="zh_TW" w:bidi="zh_TW"/>
+          </w:rPr>
+          <w:rPr>
+            <w:color w:val="0000EE"/>
+            <w:u w:val="single"/>
+          </w:rPr>
+          <w:t>16:21</w:t>
+        </w:r>
+      </w:hyperlink>
+      <w:r>
+        <w:rPr>
+          <w:lang w:val="zh_TW" w:bidi="zh_TW"/>
+        </w:rPr>
+        <w:t>）；相反地，他是在把自己與這祭物認同。獻祭者必須在祭壇北邊宰殺牲畜（</w:t>
+      </w:r>
+      <w:hyperlink r:id="rId136">
+        <w:r>
+          <w:rPr>
+            <w:lang w:val="zh_TW" w:bidi="zh_TW"/>
+          </w:rPr>
+          <w:rPr>
+            <w:color w:val="0000EE"/>
+            <w:u w:val="single"/>
+          </w:rPr>
+          <w:t>4:24、29</w:t>
+        </w:r>
+      </w:hyperlink>
+      <w:r>
+        <w:rPr>
+          <w:lang w:val="zh_TW" w:bidi="zh_TW"/>
+        </w:rPr>
+        <w:t>）。這些動物從來不是在祭壇本身上宰殺的。主理的祭司收集祭血；若這是為他自己或為全會眾所獻的公牛，他要在會幕幔子前彈些血，又把些血塗在香壇的四角上（</w:t>
+      </w:r>
+      <w:hyperlink r:id="rId137">
+        <w:r>
+          <w:rPr>
+            <w:lang w:val="zh_TW" w:bidi="zh_TW"/>
+          </w:rPr>
+          <w:rPr>
+            <w:color w:val="0000EE"/>
+            <w:u w:val="single"/>
+          </w:rPr>
+          <w:t>5–7</w:t>
+        </w:r>
+      </w:hyperlink>
+      <w:r>
+        <w:rPr>
+          <w:lang w:val="zh_TW" w:bidi="zh_TW"/>
+        </w:rPr>
+        <w:t>，</w:t>
+      </w:r>
+      <w:hyperlink r:id="rId138">
+        <w:r>
+          <w:rPr>
+            <w:lang w:val="zh_TW" w:bidi="zh_TW"/>
+          </w:rPr>
+          <w:rPr>
+            <w:color w:val="0000EE"/>
+            <w:u w:val="single"/>
+          </w:rPr>
+          <w:t>16–18</w:t>
+        </w:r>
+      </w:hyperlink>
+      <w:r>
+        <w:rPr>
+          <w:lang w:val="zh_TW" w:bidi="zh_TW"/>
+        </w:rPr>
+        <w:t>）。在贖罪日，他要把為自己與百姓預備的祭血帶入至聖所（</w:t>
+      </w:r>
+      <w:hyperlink r:id="rId139">
+        <w:r>
+          <w:rPr>
+            <w:lang w:val="zh_TW" w:bidi="zh_TW"/>
+          </w:rPr>
+          <w:rPr>
+            <w:color w:val="0000EE"/>
+            <w:u w:val="single"/>
+          </w:rPr>
+          <w:t>16:14–15</w:t>
+        </w:r>
+      </w:hyperlink>
+      <w:r>
+        <w:rPr>
+          <w:lang w:val="zh_TW" w:bidi="zh_TW"/>
+        </w:rPr>
+        <w:t>）。至於其它祭牲，他則把血塗在燔祭壇的四角上（</w:t>
+      </w:r>
+      <w:hyperlink r:id="rId140">
+        <w:r>
+          <w:rPr>
+            <w:lang w:val="zh_TW" w:bidi="zh_TW"/>
+          </w:rPr>
+          <w:rPr>
+            <w:color w:val="0000EE"/>
+            <w:u w:val="single"/>
+          </w:rPr>
+          <w:t>4:25、30、34</w:t>
+        </w:r>
+      </w:hyperlink>
+      <w:r>
+        <w:rPr>
+          <w:lang w:val="zh_TW" w:bidi="zh_TW"/>
+        </w:rPr>
+        <w:t>）；鳥類的血則彈在壇的側面（</w:t>
+      </w:r>
+      <w:hyperlink r:id="rId141">
+        <w:r>
+          <w:rPr>
+            <w:lang w:val="zh_TW" w:bidi="zh_TW"/>
+          </w:rPr>
+          <w:rPr>
+            <w:color w:val="0000EE"/>
+            <w:u w:val="single"/>
+          </w:rPr>
+          <w:t>5:9</w:t>
+        </w:r>
+      </w:hyperlink>
+      <w:r>
+        <w:rPr>
+          <w:lang w:val="zh_TW" w:bidi="zh_TW"/>
+        </w:rPr>
+        <w:t>）。最後，任何獻祭剩下的血都被倒或流在壇的基座（</w:t>
+      </w:r>
+      <w:hyperlink r:id="rId142">
+        <w:r>
+          <w:rPr>
+            <w:lang w:val="zh_TW" w:bidi="zh_TW"/>
+          </w:rPr>
+          <w:rPr>
+            <w:color w:val="0000EE"/>
+            <w:u w:val="single"/>
+          </w:rPr>
+          <w:t>4:7</w:t>
+        </w:r>
+      </w:hyperlink>
+      <w:r>
+        <w:rPr>
+          <w:lang w:val="zh_TW" w:bidi="zh_TW"/>
+        </w:rPr>
+        <w:t>）。</w:t>
+      </w:r>
+    </w:p>
+    <w:p>
+      <w:pPr/>
+      <w:r>
+        <w:rPr>
+          <w:lang w:val="zh_TW" w:bidi="zh_TW"/>
+        </w:rPr>
+      </w:r>
+      <w:r>
+        <w:rPr>
+          <w:lang w:val="zh_TW" w:bidi="zh_TW"/>
+        </w:rPr>
+        <w:t>最上好的內臟，也就是蓋在與附著腸臟的脂肪、兩個腎臟和其上的脂肪，以及肝臟的附屬物，都要在壇上獻給主（</w:t>
+      </w:r>
+      <w:hyperlink r:id="rId143">
+        <w:r>
+          <w:rPr>
+            <w:lang w:val="zh_TW" w:bidi="zh_TW"/>
+          </w:rPr>
+          <w:rPr>
+            <w:color w:val="0000EE"/>
+            <w:u w:val="single"/>
+          </w:rPr>
+          <w:t>利4:8–10</w:t>
+        </w:r>
+      </w:hyperlink>
+      <w:r>
+        <w:rPr>
+          <w:lang w:val="zh_TW" w:bidi="zh_TW"/>
+        </w:rPr>
+        <w:t>）。若是為祭司或為百姓所獻的公牛，其餘屍身與內臟都要在營外焚燒；為祭司任職所獻的公牛也是如此（</w:t>
+      </w:r>
+      <w:hyperlink r:id="rId144">
+        <w:r>
+          <w:rPr>
+            <w:lang w:val="zh_TW" w:bidi="zh_TW"/>
+          </w:rPr>
+          <w:rPr>
+            <w:color w:val="0000EE"/>
+            <w:u w:val="single"/>
+          </w:rPr>
+          <w:t>出29:10–14</w:t>
+        </w:r>
+      </w:hyperlink>
+      <w:r>
+        <w:rPr>
+          <w:lang w:val="zh_TW" w:bidi="zh_TW"/>
+        </w:rPr>
+        <w:t>；</w:t>
+      </w:r>
+      <w:hyperlink r:id="rId145">
+        <w:r>
+          <w:rPr>
+            <w:lang w:val="zh_TW" w:bidi="zh_TW"/>
+          </w:rPr>
+          <w:rPr>
+            <w:color w:val="0000EE"/>
+            <w:u w:val="single"/>
+          </w:rPr>
+          <w:t>利8:14–17</w:t>
+        </w:r>
+      </w:hyperlink>
+      <w:r>
+        <w:rPr>
+          <w:lang w:val="zh_TW" w:bidi="zh_TW"/>
+        </w:rPr>
+        <w:t>）。在其它情況中，主持儀式的祭司則得吃剩下可食用的肉，作為自己的分。他必須在聖所區域內吃，並且其預備方式受嚴格的禮儀潔淨條例所規範（</w:t>
+      </w:r>
+      <w:hyperlink r:id="rId146">
+        <w:r>
+          <w:rPr>
+            <w:lang w:val="zh_TW" w:bidi="zh_TW"/>
+          </w:rPr>
+          <w:rPr>
+            <w:color w:val="0000EE"/>
+            <w:u w:val="single"/>
+          </w:rPr>
+          <w:t>利6:25–30</w:t>
+        </w:r>
+      </w:hyperlink>
+      <w:r>
+        <w:rPr>
+          <w:lang w:val="zh_TW" w:bidi="zh_TW"/>
+        </w:rPr>
+        <w:t>，參</w:t>
+      </w:r>
+      <w:hyperlink r:id="rId147">
+        <w:r>
+          <w:rPr>
+            <w:lang w:val="zh_TW" w:bidi="zh_TW"/>
+          </w:rPr>
+          <w:rPr>
+            <w:color w:val="0000EE"/>
+            <w:u w:val="single"/>
+          </w:rPr>
+          <w:t>10:16–20</w:t>
+        </w:r>
+      </w:hyperlink>
+      <w:r>
+        <w:rPr>
+          <w:lang w:val="zh_TW" w:bidi="zh_TW"/>
+        </w:rPr>
+        <w:t>）。在各個聖日，都要獻上一隻公山羊為贖罪祭：每月朔（</w:t>
+      </w:r>
+      <w:hyperlink r:id="rId148">
+        <w:r>
+          <w:rPr>
+            <w:lang w:val="zh_TW" w:bidi="zh_TW"/>
+          </w:rPr>
+          <w:rPr>
+            <w:color w:val="0000EE"/>
+            <w:u w:val="single"/>
+          </w:rPr>
+          <w:t>民28:15</w:t>
+        </w:r>
+      </w:hyperlink>
+      <w:r>
+        <w:rPr>
+          <w:lang w:val="zh_TW" w:bidi="zh_TW"/>
+        </w:rPr>
+        <w:t>）、逾越節每日（</w:t>
+      </w:r>
+      <w:hyperlink r:id="rId149">
+        <w:r>
+          <w:rPr>
+            <w:lang w:val="zh_TW" w:bidi="zh_TW"/>
+          </w:rPr>
+          <w:rPr>
+            <w:color w:val="0000EE"/>
+            <w:u w:val="single"/>
+          </w:rPr>
+          <w:t>22–24</w:t>
+        </w:r>
+      </w:hyperlink>
+      <w:r>
+        <w:rPr>
+          <w:lang w:val="zh_TW" w:bidi="zh_TW"/>
+        </w:rPr>
+        <w:t>節）、七七節（</w:t>
+      </w:r>
+      <w:hyperlink r:id="rId150">
+        <w:r>
+          <w:rPr>
+            <w:lang w:val="zh_TW" w:bidi="zh_TW"/>
+          </w:rPr>
+          <w:rPr>
+            <w:color w:val="0000EE"/>
+            <w:u w:val="single"/>
+          </w:rPr>
+          <w:t>30</w:t>
+        </w:r>
+      </w:hyperlink>
+      <w:r>
+        <w:rPr>
+          <w:lang w:val="zh_TW" w:bidi="zh_TW"/>
+        </w:rPr>
+        <w:t>節）、吹角節（</w:t>
+      </w:r>
+      <w:hyperlink r:id="rId151">
+        <w:r>
+          <w:rPr>
+            <w:lang w:val="zh_TW" w:bidi="zh_TW"/>
+          </w:rPr>
+          <w:rPr>
+            <w:color w:val="0000EE"/>
+            <w:u w:val="single"/>
+          </w:rPr>
+          <w:t>民29:5</w:t>
+        </w:r>
+      </w:hyperlink>
+      <w:r>
+        <w:rPr>
+          <w:lang w:val="zh_TW" w:bidi="zh_TW"/>
+        </w:rPr>
+        <w:t>）、贖罪日（</w:t>
+      </w:r>
+      <w:hyperlink r:id="rId152">
+        <w:r>
+          <w:rPr>
+            <w:lang w:val="zh_TW" w:bidi="zh_TW"/>
+          </w:rPr>
+          <w:rPr>
+            <w:color w:val="0000EE"/>
+            <w:u w:val="single"/>
+          </w:rPr>
+          <w:t>11</w:t>
+        </w:r>
+      </w:hyperlink>
+      <w:r>
+        <w:rPr>
+          <w:lang w:val="zh_TW" w:bidi="zh_TW"/>
+        </w:rPr>
+        <w:t>節），以及住棚節的每日（</w:t>
+      </w:r>
+      <w:hyperlink r:id="rId153">
+        <w:r>
+          <w:rPr>
+            <w:lang w:val="zh_TW" w:bidi="zh_TW"/>
+          </w:rPr>
+          <w:rPr>
+            <w:color w:val="0000EE"/>
+            <w:u w:val="single"/>
+          </w:rPr>
+          <w:t>16、19</w:t>
+        </w:r>
+      </w:hyperlink>
+      <w:r>
+        <w:rPr>
+          <w:lang w:val="zh_TW" w:bidi="zh_TW"/>
+        </w:rPr>
+        <w:t>節）。大祭司也要為自己獻上公牛，並在贖罪日獻上兩隻山羊中的一隻。某些潔淨禮則需要較小的贖罪祭牲，即羔羊或鳥類：生產後（</w:t>
+      </w:r>
+      <w:hyperlink r:id="rId105">
+        <w:r>
+          <w:rPr>
+            <w:lang w:val="zh_TW" w:bidi="zh_TW"/>
+          </w:rPr>
+          <w:rPr>
+            <w:color w:val="0000EE"/>
+            <w:u w:val="single"/>
+          </w:rPr>
+          <w:t>利12:6–8</w:t>
+        </w:r>
+      </w:hyperlink>
+      <w:r>
+        <w:rPr>
+          <w:lang w:val="zh_TW" w:bidi="zh_TW"/>
+        </w:rPr>
+        <w:t>）、痲瘋病的潔淨（</w:t>
+      </w:r>
+      <w:hyperlink r:id="rId154">
+        <w:r>
+          <w:rPr>
+            <w:lang w:val="zh_TW" w:bidi="zh_TW"/>
+          </w:rPr>
+          <w:rPr>
+            <w:color w:val="0000EE"/>
+            <w:u w:val="single"/>
+          </w:rPr>
+          <w:t>14:12–14、19–22</w:t>
+        </w:r>
+      </w:hyperlink>
+      <w:r>
+        <w:rPr>
+          <w:lang w:val="zh_TW" w:bidi="zh_TW"/>
+        </w:rPr>
+        <w:t>）、以及膿瘍與出血（</w:t>
+      </w:r>
+      <w:hyperlink r:id="rId155">
+        <w:r>
+          <w:rPr>
+            <w:lang w:val="zh_TW" w:bidi="zh_TW"/>
+          </w:rPr>
+          <w:rPr>
+            <w:color w:val="0000EE"/>
+            <w:u w:val="single"/>
+          </w:rPr>
+          <w:t>15:14–15、29–30</w:t>
+        </w:r>
+      </w:hyperlink>
+      <w:r>
+        <w:rPr>
+          <w:lang w:val="zh_TW" w:bidi="zh_TW"/>
+        </w:rPr>
+        <w:t>），或是在誓願期間受玷污之後（</w:t>
+      </w:r>
+      <w:hyperlink r:id="rId156">
+        <w:r>
+          <w:rPr>
+            <w:lang w:val="zh_TW" w:bidi="zh_TW"/>
+          </w:rPr>
+          <w:rPr>
+            <w:color w:val="0000EE"/>
+            <w:u w:val="single"/>
+          </w:rPr>
+          <w:t>民6:10–11</w:t>
+        </w:r>
+      </w:hyperlink>
+      <w:r>
+        <w:rPr>
+          <w:lang w:val="zh_TW" w:bidi="zh_TW"/>
+        </w:rPr>
+        <w:t>）。</w:t>
+      </w:r>
+    </w:p>
+    <w:p>
+      <w:pPr/>
+      <w:r>
+        <w:rPr>
+          <w:lang w:val="zh_TW" w:bidi="zh_TW"/>
+        </w:rPr>
+      </w:r>
+      <w:r>
+        <w:rPr>
+          <w:lang w:val="zh_TW" w:bidi="zh_TW"/>
+        </w:rPr>
+        <w:t>2. 贖愆祭（</w:t>
+      </w:r>
+      <w:hyperlink r:id="rId60">
+        <w:r>
+          <w:rPr>
+            <w:lang w:val="zh_TW" w:bidi="zh_TW"/>
+          </w:rPr>
+          <w:rPr>
+            <w:color w:val="0000EE"/>
+            <w:u w:val="single"/>
+          </w:rPr>
+          <w:t>利5:14–6:7</w:t>
+        </w:r>
+      </w:hyperlink>
+      <w:r>
+        <w:rPr>
+          <w:lang w:val="zh_TW" w:bidi="zh_TW"/>
+        </w:rPr>
+        <w:t>，</w:t>
+      </w:r>
+      <w:hyperlink r:id="rId157">
+        <w:r>
+          <w:rPr>
+            <w:lang w:val="zh_TW" w:bidi="zh_TW"/>
+          </w:rPr>
+          <w:rPr>
+            <w:color w:val="0000EE"/>
+            <w:u w:val="single"/>
+          </w:rPr>
+          <w:t>7:1–7</w:t>
+        </w:r>
+      </w:hyperlink>
+      <w:r>
+        <w:rPr>
+          <w:lang w:val="zh_TW" w:bidi="zh_TW"/>
+        </w:rPr>
+        <w:t>）。贖愆祭或過犯祭，是一種特殊形式的贖罪祭（參</w:t>
+      </w:r>
+      <w:hyperlink r:id="rId131">
+        <w:r>
+          <w:rPr>
+            <w:lang w:val="zh_TW" w:bidi="zh_TW"/>
+          </w:rPr>
+          <w:rPr>
+            <w:color w:val="0000EE"/>
+            <w:u w:val="single"/>
+          </w:rPr>
+          <w:t>5:7</w:t>
+        </w:r>
+      </w:hyperlink>
+      <w:r>
+        <w:rPr>
+          <w:lang w:val="zh_TW" w:bidi="zh_TW"/>
+        </w:rPr>
+        <w:t>），當有人被剝奪了應得的權利時，必須獻上贖愆祭。必須償還被詐取的等價金額，並加上五分之一的罰款（</w:t>
+      </w:r>
+      <w:hyperlink r:id="rId158">
+        <w:r>
+          <w:rPr>
+            <w:lang w:val="zh_TW" w:bidi="zh_TW"/>
+          </w:rPr>
+          <w:rPr>
+            <w:color w:val="0000EE"/>
+            <w:u w:val="single"/>
+          </w:rPr>
+          <w:t>5:16</w:t>
+        </w:r>
+      </w:hyperlink>
+      <w:r>
+        <w:rPr>
+          <w:lang w:val="zh_TW" w:bidi="zh_TW"/>
+        </w:rPr>
+        <w:t>，</w:t>
+      </w:r>
+      <w:hyperlink r:id="rId159">
+        <w:r>
+          <w:rPr>
+            <w:lang w:val="zh_TW" w:bidi="zh_TW"/>
+          </w:rPr>
+          <w:rPr>
+            <w:color w:val="0000EE"/>
+            <w:u w:val="single"/>
+          </w:rPr>
+          <w:t>6:5</w:t>
+        </w:r>
+      </w:hyperlink>
+      <w:r>
+        <w:rPr>
+          <w:lang w:val="zh_TW" w:bidi="zh_TW"/>
+        </w:rPr>
+        <w:t>）。祭牲通常是一隻公綿羊（</w:t>
+      </w:r>
+      <w:hyperlink r:id="rId160">
+        <w:r>
+          <w:rPr>
+            <w:lang w:val="zh_TW" w:bidi="zh_TW"/>
+          </w:rPr>
+          <w:rPr>
+            <w:color w:val="0000EE"/>
+            <w:u w:val="single"/>
+          </w:rPr>
+          <w:t>5:15、18</w:t>
+        </w:r>
+      </w:hyperlink>
+      <w:r>
+        <w:rPr>
+          <w:lang w:val="zh_TW" w:bidi="zh_TW"/>
+        </w:rPr>
+        <w:t>，</w:t>
+      </w:r>
+      <w:hyperlink r:id="rId161">
+        <w:r>
+          <w:rPr>
+            <w:lang w:val="zh_TW" w:bidi="zh_TW"/>
+          </w:rPr>
+          <w:rPr>
+            <w:color w:val="0000EE"/>
+            <w:u w:val="single"/>
+          </w:rPr>
+          <w:t>6:6</w:t>
+        </w:r>
+      </w:hyperlink>
+      <w:r>
+        <w:rPr>
+          <w:lang w:val="zh_TW" w:bidi="zh_TW"/>
+        </w:rPr>
+        <w:t>）。潔淨的痲瘋病人和被玷污的拿細耳人必須帶來一隻公羊羔（</w:t>
+      </w:r>
+      <w:hyperlink r:id="rId162">
+        <w:r>
+          <w:rPr>
+            <w:lang w:val="zh_TW" w:bidi="zh_TW"/>
+          </w:rPr>
+          <w:rPr>
+            <w:color w:val="0000EE"/>
+            <w:u w:val="single"/>
+          </w:rPr>
+          <w:t>利14:12、21</w:t>
+        </w:r>
+      </w:hyperlink>
+      <w:r>
+        <w:rPr>
+          <w:lang w:val="zh_TW" w:bidi="zh_TW"/>
+        </w:rPr>
+        <w:t>；</w:t>
+      </w:r>
+      <w:hyperlink r:id="rId109">
+        <w:r>
+          <w:rPr>
+            <w:lang w:val="zh_TW" w:bidi="zh_TW"/>
+          </w:rPr>
+          <w:rPr>
+            <w:color w:val="0000EE"/>
+            <w:u w:val="single"/>
+          </w:rPr>
+          <w:t>民6:12</w:t>
+        </w:r>
+      </w:hyperlink>
+      <w:r>
+        <w:rPr>
+          <w:lang w:val="zh_TW" w:bidi="zh_TW"/>
+        </w:rPr>
+        <w:t>）。獻祭者顯然是按照贖罪祭的方式來處理那祭牲，但祭司必須把祭血灑在壇的四圍（</w:t>
+      </w:r>
+      <w:hyperlink r:id="rId163">
+        <w:r>
+          <w:rPr>
+            <w:lang w:val="zh_TW" w:bidi="zh_TW"/>
+          </w:rPr>
+          <w:rPr>
+            <w:color w:val="0000EE"/>
+            <w:u w:val="single"/>
+          </w:rPr>
+          <w:t>利7:2</w:t>
+        </w:r>
+      </w:hyperlink>
+      <w:r>
+        <w:rPr>
+          <w:lang w:val="zh_TW" w:bidi="zh_TW"/>
+        </w:rPr>
+        <w:t>）。內臟照常在壇上焚燒（</w:t>
+      </w:r>
+      <w:hyperlink r:id="rId164">
+        <w:r>
+          <w:rPr>
+            <w:lang w:val="zh_TW" w:bidi="zh_TW"/>
+          </w:rPr>
+          <w:rPr>
+            <w:color w:val="0000EE"/>
+            <w:u w:val="single"/>
+          </w:rPr>
+          <w:t>3–5</w:t>
+        </w:r>
+      </w:hyperlink>
+      <w:r>
+        <w:rPr>
+          <w:lang w:val="zh_TW" w:bidi="zh_TW"/>
+        </w:rPr>
+        <w:t>節）。此外，也要取一些血塗在得潔淨的痲瘋病人右耳垂、右手大拇指和右腳大拇趾上（</w:t>
+      </w:r>
+      <w:hyperlink r:id="rId165">
+        <w:r>
+          <w:rPr>
+            <w:lang w:val="zh_TW" w:bidi="zh_TW"/>
+          </w:rPr>
+          <w:rPr>
+            <w:color w:val="0000EE"/>
+            <w:u w:val="single"/>
+          </w:rPr>
+          <w:t>14:14</w:t>
+        </w:r>
+      </w:hyperlink>
+      <w:r>
+        <w:rPr>
+          <w:lang w:val="zh_TW" w:bidi="zh_TW"/>
+        </w:rPr>
+        <w:t>）。照樣，祭司得享用這祭牲大部分的肉作食物（</w:t>
+      </w:r>
+      <w:hyperlink r:id="rId166">
+        <w:r>
+          <w:rPr>
+            <w:lang w:val="zh_TW" w:bidi="zh_TW"/>
+          </w:rPr>
+          <w:rPr>
+            <w:color w:val="0000EE"/>
+            <w:u w:val="single"/>
+          </w:rPr>
+          <w:t>7:6–7</w:t>
+        </w:r>
+      </w:hyperlink>
+      <w:r>
+        <w:rPr>
+          <w:lang w:val="zh_TW" w:bidi="zh_TW"/>
+        </w:rPr>
+        <w:t>，</w:t>
+      </w:r>
+      <w:hyperlink r:id="rId77">
+        <w:r>
+          <w:rPr>
+            <w:lang w:val="zh_TW" w:bidi="zh_TW"/>
+          </w:rPr>
+          <w:rPr>
+            <w:color w:val="0000EE"/>
+            <w:u w:val="single"/>
+          </w:rPr>
+          <w:t>14:13</w:t>
+        </w:r>
+      </w:hyperlink>
+      <w:r>
+        <w:rPr>
+          <w:lang w:val="zh_TW" w:bidi="zh_TW"/>
+        </w:rPr>
+        <w:t>）。凡是使他人遭受損失的情況，都需要贖愆祭。像是未經授權吃了「聖物」等禮儀上的干犯（</w:t>
+      </w:r>
+      <w:hyperlink r:id="rId167">
+        <w:r>
+          <w:rPr>
+            <w:lang w:val="zh_TW" w:bidi="zh_TW"/>
+          </w:rPr>
+          <w:rPr>
+            <w:color w:val="0000EE"/>
+            <w:u w:val="single"/>
+          </w:rPr>
+          <w:t>5:14–19</w:t>
+        </w:r>
+      </w:hyperlink>
+      <w:r>
+        <w:rPr>
+          <w:lang w:val="zh_TW" w:bidi="zh_TW"/>
+        </w:rPr>
+        <w:t>，</w:t>
+      </w:r>
+      <w:hyperlink r:id="rId168">
+        <w:r>
+          <w:rPr>
+            <w:lang w:val="zh_TW" w:bidi="zh_TW"/>
+          </w:rPr>
+          <w:rPr>
+            <w:color w:val="0000EE"/>
+            <w:u w:val="single"/>
+          </w:rPr>
+          <w:t>22:14</w:t>
+        </w:r>
+      </w:hyperlink>
+      <w:r>
+        <w:rPr>
+          <w:lang w:val="zh_TW" w:bidi="zh_TW"/>
+        </w:rPr>
+        <w:t>），需要支付應該給主的金額，加上五分之一的罰款給祭司（</w:t>
+      </w:r>
+      <w:hyperlink r:id="rId158">
+        <w:r>
+          <w:rPr>
+            <w:lang w:val="zh_TW" w:bidi="zh_TW"/>
+          </w:rPr>
+          <w:rPr>
+            <w:color w:val="0000EE"/>
+            <w:u w:val="single"/>
+          </w:rPr>
+          <w:t>利5:16</w:t>
+        </w:r>
+      </w:hyperlink>
+      <w:r>
+        <w:rPr>
+          <w:lang w:val="zh_TW" w:bidi="zh_TW"/>
+        </w:rPr>
+        <w:t>；</w:t>
+      </w:r>
+      <w:hyperlink r:id="rId169">
+        <w:r>
+          <w:rPr>
+            <w:lang w:val="zh_TW" w:bidi="zh_TW"/>
+          </w:rPr>
+          <w:rPr>
+            <w:color w:val="0000EE"/>
+            <w:u w:val="single"/>
+          </w:rPr>
+          <w:t>王下12:16</w:t>
+        </w:r>
+      </w:hyperlink>
+      <w:r>
+        <w:rPr>
+          <w:lang w:val="zh_TW" w:bidi="zh_TW"/>
+        </w:rPr>
+        <w:t>）。痲瘋病人也屬於這一類，因為在他染病期間，他無法在神面前履行服事（</w:t>
+      </w:r>
+      <w:hyperlink r:id="rId170">
+        <w:r>
+          <w:rPr>
+            <w:lang w:val="zh_TW" w:bidi="zh_TW"/>
+          </w:rPr>
+          <w:rPr>
+            <w:color w:val="0000EE"/>
+            <w:u w:val="single"/>
+          </w:rPr>
+          <w:t>利14:12–18</w:t>
+        </w:r>
+      </w:hyperlink>
+      <w:r>
+        <w:rPr>
+          <w:lang w:val="zh_TW" w:bidi="zh_TW"/>
+        </w:rPr>
+        <w:t>）。同樣地，那在誓願期間受玷污的拿細耳人，既然在分別為聖歸給神時受了污穢，也必須獻上贖愆祭（</w:t>
+      </w:r>
+      <w:hyperlink r:id="rId109">
+        <w:r>
+          <w:rPr>
+            <w:lang w:val="zh_TW" w:bidi="zh_TW"/>
+          </w:rPr>
+          <w:rPr>
+            <w:color w:val="0000EE"/>
+            <w:u w:val="single"/>
+          </w:rPr>
+          <w:t>民6:12</w:t>
+        </w:r>
+      </w:hyperlink>
+      <w:r>
+        <w:rPr>
+          <w:lang w:val="zh_TW" w:bidi="zh_TW"/>
+        </w:rPr>
+        <w:t>）。至於侵犯他人財產權的罪，只能藉著贖愆祭與額外的五分之一來解決；這包括對押存或抵押物的欺詐，搶奪或壓迫他人，未回報所撿到的失物，或虛假起誓、拒不作證等罪行（</w:t>
+      </w:r>
+      <w:hyperlink r:id="rId171">
+        <w:r>
+          <w:rPr>
+            <w:lang w:val="zh_TW" w:bidi="zh_TW"/>
+          </w:rPr>
+          <w:rPr>
+            <w:color w:val="0000EE"/>
+            <w:u w:val="single"/>
+          </w:rPr>
+          <w:t>利6:1–5</w:t>
+        </w:r>
+      </w:hyperlink>
+      <w:r>
+        <w:rPr>
+          <w:lang w:val="zh_TW" w:bidi="zh_TW"/>
+        </w:rPr>
+        <w:t>）。與已訂婚的奴婢發生性行為也是對財產權的侵犯（</w:t>
+      </w:r>
+      <w:hyperlink r:id="rId172">
+        <w:r>
+          <w:rPr>
+            <w:lang w:val="zh_TW" w:bidi="zh_TW"/>
+          </w:rPr>
+          <w:rPr>
+            <w:color w:val="0000EE"/>
+            <w:u w:val="single"/>
+          </w:rPr>
+          <w:t>19:20–22</w:t>
+        </w:r>
+      </w:hyperlink>
+      <w:r>
+        <w:rPr>
+          <w:lang w:val="zh_TW" w:bidi="zh_TW"/>
+        </w:rPr>
+        <w:t>）。若受害者已逝且無近親在世，賠償就歸祭司所有（</w:t>
+      </w:r>
+      <w:hyperlink r:id="rId173">
+        <w:r>
+          <w:rPr>
+            <w:lang w:val="zh_TW" w:bidi="zh_TW"/>
+          </w:rPr>
+          <w:rPr>
+            <w:color w:val="0000EE"/>
+            <w:u w:val="single"/>
+          </w:rPr>
+          <w:t>民5:5–10</w:t>
+        </w:r>
+      </w:hyperlink>
+      <w:r>
+        <w:rPr>
+          <w:lang w:val="zh_TW" w:bidi="zh_TW"/>
+        </w:rPr>
+        <w:t>）。</w:t>
+      </w:r>
+    </w:p>
+    <w:p>
+      <w:pPr>
+        <w:pStyle w:val="Heading4"/>
+      </w:pPr>
+      <w:r>
+        <w:rPr>
+          <w:lang w:val="zh_TW" w:bidi="zh_TW"/>
+        </w:rPr>
+        <w:t>成聖獻祭</w:t>
+      </w:r>
+    </w:p>
+    <w:p>
+      <w:pPr/>
+      <w:r>
+        <w:rPr>
+          <w:lang w:val="zh_TW" w:bidi="zh_TW"/>
+        </w:rPr>
+      </w:r>
+      <w:r>
+        <w:rPr>
+          <w:lang w:val="zh_TW" w:bidi="zh_TW"/>
+        </w:rPr>
+        <w:t>人聽到「獻祭」一詞時，通常想到的就是這類禮儀。它們代表個人的委身行動，必須發生在贖罪祭與贖愆祭中表達悔改之後；同時，它們也是之後團契或群體祭物的先決條件。</w:t>
+      </w:r>
+    </w:p>
+    <w:p>
+      <w:pPr/>
+      <w:r>
+        <w:rPr>
+          <w:lang w:val="zh_TW" w:bidi="zh_TW"/>
+        </w:rPr>
+      </w:r>
+      <w:r>
+        <w:rPr>
+          <w:lang w:val="zh_TW" w:bidi="zh_TW"/>
+        </w:rPr>
+        <w:t>1. 燔祭（</w:t>
+      </w:r>
+      <w:hyperlink r:id="rId174">
+        <w:r>
+          <w:rPr>
+            <w:lang w:val="zh_TW" w:bidi="zh_TW"/>
+          </w:rPr>
+          <w:rPr>
+            <w:color w:val="0000EE"/>
+            <w:u w:val="single"/>
+          </w:rPr>
+          <w:t>利1:3–17</w:t>
+        </w:r>
+      </w:hyperlink>
+      <w:r>
+        <w:rPr>
+          <w:lang w:val="zh_TW" w:bidi="zh_TW"/>
+        </w:rPr>
+        <w:t>，</w:t>
+      </w:r>
+      <w:hyperlink r:id="rId175">
+        <w:r>
+          <w:rPr>
+            <w:lang w:val="zh_TW" w:bidi="zh_TW"/>
+          </w:rPr>
+          <w:rPr>
+            <w:color w:val="0000EE"/>
+            <w:u w:val="single"/>
+          </w:rPr>
+          <w:t>6:8–13</w:t>
+        </w:r>
+      </w:hyperlink>
+      <w:r>
+        <w:rPr>
+          <w:lang w:val="zh_TW" w:bidi="zh_TW"/>
+        </w:rPr>
+        <w:t>）。燔祭可以是公牛、綿羊，或是鳥類。獻祭者把牲畜帶來，按手在牲畜頭上，然後在祭壇北邊將其宰殺。至於鳥類，則只需交給祭司。祭司收集祭血，獻在神面前，然後灑在壇的四圍。若獻的是鳥，祭司要扭斷鳥頭，把血排在壇的一旁。雖然宰殺與灑血這些動作，呼應燔祭與前一段所述贖罪性的祭物，但本段主要強調的，是宰殺牲畜、洗淨其不潔之部位，然後小心把各部分擺放壇上。這一切都要在壇上焚燒，成為獻給耶和華的馨香之氣。由於燔祭早晚都要獻上，因此祭壇旁必須有充足的柴火。身穿合宜服裝的主理祭司，必須讓火不住地在壇上燃燒（</w:t>
+      </w:r>
+      <w:hyperlink r:id="rId175">
+        <w:r>
+          <w:rPr>
+            <w:lang w:val="zh_TW" w:bidi="zh_TW"/>
+          </w:rPr>
+          <w:rPr>
+            <w:color w:val="0000EE"/>
+            <w:u w:val="single"/>
+          </w:rPr>
+          <w:t>6:8–13</w:t>
+        </w:r>
+      </w:hyperlink>
+      <w:r>
+        <w:rPr>
+          <w:lang w:val="zh_TW" w:bidi="zh_TW"/>
+        </w:rPr>
+        <w:t>）。</w:t>
+      </w:r>
+    </w:p>
+    <w:p>
+      <w:pPr/>
+      <w:r>
+        <w:rPr>
+          <w:lang w:val="zh_TW" w:bidi="zh_TW"/>
+        </w:rPr>
+      </w:r>
+      <w:r>
+        <w:rPr>
+          <w:lang w:val="zh_TW" w:bidi="zh_TW"/>
+        </w:rPr>
+        <w:t>燔祭在禮儀曆中的各種獻祭裡扮演極為重要的角色。常獻的燔祭每日兩次，早上和晚上都要獻上一隻公羊羔（</w:t>
+      </w:r>
+      <w:hyperlink r:id="rId176">
+        <w:r>
+          <w:rPr>
+            <w:lang w:val="zh_TW" w:bidi="zh_TW"/>
+          </w:rPr>
+          <w:rPr>
+            <w:color w:val="0000EE"/>
+            <w:u w:val="single"/>
+          </w:rPr>
+          <w:t>出29:38–42</w:t>
+        </w:r>
+      </w:hyperlink>
+      <w:r>
+        <w:rPr>
+          <w:lang w:val="zh_TW" w:bidi="zh_TW"/>
+        </w:rPr>
+        <w:t>；</w:t>
+      </w:r>
+      <w:hyperlink r:id="rId177">
+        <w:r>
+          <w:rPr>
+            <w:lang w:val="zh_TW" w:bidi="zh_TW"/>
+          </w:rPr>
+          <w:rPr>
+            <w:color w:val="0000EE"/>
+            <w:u w:val="single"/>
+          </w:rPr>
+          <w:t>民28:1–8</w:t>
+        </w:r>
+      </w:hyperlink>
+      <w:r>
+        <w:rPr>
+          <w:lang w:val="zh_TW" w:bidi="zh_TW"/>
+        </w:rPr>
+        <w:t>）。每逢安息日，再額外獻上兩隻羊羔（</w:t>
+      </w:r>
+      <w:hyperlink r:id="rId178">
+        <w:r>
+          <w:rPr>
+            <w:lang w:val="zh_TW" w:bidi="zh_TW"/>
+          </w:rPr>
+          <w:rPr>
+            <w:color w:val="0000EE"/>
+            <w:u w:val="single"/>
+          </w:rPr>
+          <w:t>民28:9–10</w:t>
+        </w:r>
+      </w:hyperlink>
+      <w:r>
+        <w:rPr>
+          <w:lang w:val="zh_TW" w:bidi="zh_TW"/>
+        </w:rPr>
+        <w:t>）。</w:t>
+      </w:r>
+    </w:p>
+    <w:p>
+      <w:pPr/>
+      <w:r>
+        <w:rPr>
+          <w:lang w:val="zh_TW" w:bidi="zh_TW"/>
+        </w:rPr>
+      </w:r>
+      <w:r>
+        <w:rPr>
+          <w:lang w:val="zh_TW" w:bidi="zh_TW"/>
+        </w:rPr>
+        <w:t>除了這些每日的獻祭之外，在下列節期裡，燔祭通常要配上一隻公山羊作贖罪祭：每月朔之新月祭，要獻上兩隻公牛、一隻公羊與七隻公羊羔（</w:t>
+      </w:r>
+      <w:hyperlink r:id="rId179">
+        <w:r>
+          <w:rPr>
+            <w:lang w:val="zh_TW" w:bidi="zh_TW"/>
+          </w:rPr>
+          <w:rPr>
+            <w:color w:val="0000EE"/>
+            <w:u w:val="single"/>
+          </w:rPr>
+          <w:t>民28:11–14</w:t>
+        </w:r>
+      </w:hyperlink>
+      <w:r>
+        <w:rPr>
+          <w:lang w:val="zh_TW" w:bidi="zh_TW"/>
+        </w:rPr>
+        <w:t>）。逾越節的每一天也要獻上同樣的牲畜（</w:t>
+      </w:r>
+      <w:hyperlink r:id="rId180">
+        <w:r>
+          <w:rPr>
+            <w:lang w:val="zh_TW" w:bidi="zh_TW"/>
+          </w:rPr>
+          <w:rPr>
+            <w:color w:val="0000EE"/>
+            <w:u w:val="single"/>
+          </w:rPr>
+          <w:t>19–24</w:t>
+        </w:r>
+      </w:hyperlink>
+      <w:r>
+        <w:rPr>
+          <w:lang w:val="zh_TW" w:bidi="zh_TW"/>
+        </w:rPr>
+        <w:t>節），在七七節也是如此（</w:t>
+      </w:r>
+      <w:hyperlink r:id="rId181">
+        <w:r>
+          <w:rPr>
+            <w:lang w:val="zh_TW" w:bidi="zh_TW"/>
+          </w:rPr>
+          <w:rPr>
+            <w:color w:val="0000EE"/>
+            <w:u w:val="single"/>
+          </w:rPr>
+          <w:t>6–29</w:t>
+        </w:r>
+      </w:hyperlink>
+      <w:r>
+        <w:rPr>
+          <w:lang w:val="zh_TW" w:bidi="zh_TW"/>
+        </w:rPr>
+        <w:t>節）。在吹角節與贖罪日，則要獻上一隻公牛、一隻公羊與七隻公羊羔（</w:t>
+      </w:r>
+      <w:hyperlink r:id="rId182">
+        <w:r>
+          <w:rPr>
+            <w:lang w:val="zh_TW" w:bidi="zh_TW"/>
+          </w:rPr>
+          <w:rPr>
+            <w:color w:val="0000EE"/>
+            <w:u w:val="single"/>
+          </w:rPr>
+          <w:t>29:2–4</w:t>
+        </w:r>
+      </w:hyperlink>
+      <w:r>
+        <w:rPr>
+          <w:lang w:val="zh_TW" w:bidi="zh_TW"/>
+        </w:rPr>
+        <w:t>）。</w:t>
+      </w:r>
+    </w:p>
+    <w:p>
+      <w:pPr/>
+      <w:r>
+        <w:rPr>
+          <w:lang w:val="zh_TW" w:bidi="zh_TW"/>
+        </w:rPr>
+      </w:r>
+      <w:r>
+        <w:rPr>
+          <w:lang w:val="zh_TW" w:bidi="zh_TW"/>
+        </w:rPr>
+        <w:t>隆重的住棚節，特徵在於一系列非常繁複的燔祭，外加每日一隻作贖罪祭的公山羊。第一天要獻上十三隻公牛、兩隻公羊與十四隻公羊羔（</w:t>
+      </w:r>
+      <w:hyperlink r:id="rId104">
+        <w:r>
+          <w:rPr>
+            <w:lang w:val="zh_TW" w:bidi="zh_TW"/>
+          </w:rPr>
+          <w:rPr>
+            <w:color w:val="0000EE"/>
+            <w:u w:val="single"/>
+          </w:rPr>
+          <w:t>民29:12–16</w:t>
+        </w:r>
+      </w:hyperlink>
+      <w:r>
+        <w:rPr>
+          <w:lang w:val="zh_TW" w:bidi="zh_TW"/>
+        </w:rPr>
+        <w:t>）。此後的每一天，公牛的數目便減少一隻，直到第七天只剩七隻（公羊與羊羔的數目不變；</w:t>
+      </w:r>
+      <w:hyperlink r:id="rId183">
+        <w:r>
+          <w:rPr>
+            <w:lang w:val="zh_TW" w:bidi="zh_TW"/>
+          </w:rPr>
+          <w:rPr>
+            <w:color w:val="0000EE"/>
+            <w:u w:val="single"/>
+          </w:rPr>
+          <w:t>29:17–25</w:t>
+        </w:r>
+      </w:hyperlink>
+      <w:r>
+        <w:rPr>
+          <w:lang w:val="zh_TW" w:bidi="zh_TW"/>
+        </w:rPr>
+        <w:t>）。第八天則要獻上與吹角節與贖罪日相同的牲畜，即一隻公牛、一隻公羊與七隻公羊羔。</w:t>
+      </w:r>
+    </w:p>
+    <w:p>
+      <w:pPr/>
+      <w:r>
+        <w:rPr>
+          <w:lang w:val="zh_TW" w:bidi="zh_TW"/>
+        </w:rPr>
+      </w:r>
+      <w:r>
+        <w:rPr>
+          <w:lang w:val="zh_TW" w:bidi="zh_TW"/>
+        </w:rPr>
+        <w:t>某些潔淨禮也要求在贖罪祭之外，加上燔祭：生產後（</w:t>
+      </w:r>
+      <w:hyperlink r:id="rId105">
+        <w:r>
+          <w:rPr>
+            <w:lang w:val="zh_TW" w:bidi="zh_TW"/>
+          </w:rPr>
+          <w:rPr>
+            <w:color w:val="0000EE"/>
+            <w:u w:val="single"/>
+          </w:rPr>
+          <w:t>利12:6–8</w:t>
+        </w:r>
+      </w:hyperlink>
+      <w:r>
+        <w:rPr>
+          <w:lang w:val="zh_TW" w:bidi="zh_TW"/>
+        </w:rPr>
+        <w:t>）、膿瘡（</w:t>
+      </w:r>
+      <w:hyperlink r:id="rId184">
+        <w:r>
+          <w:rPr>
+            <w:lang w:val="zh_TW" w:bidi="zh_TW"/>
+          </w:rPr>
+          <w:rPr>
+            <w:color w:val="0000EE"/>
+            <w:u w:val="single"/>
+          </w:rPr>
+          <w:t>15:14–15</w:t>
+        </w:r>
+      </w:hyperlink>
+      <w:r>
+        <w:rPr>
+          <w:lang w:val="zh_TW" w:bidi="zh_TW"/>
+        </w:rPr>
+        <w:t>）及漏症（</w:t>
+      </w:r>
+      <w:hyperlink r:id="rId185">
+        <w:r>
+          <w:rPr>
+            <w:lang w:val="zh_TW" w:bidi="zh_TW"/>
+          </w:rPr>
+          <w:rPr>
+            <w:color w:val="0000EE"/>
+            <w:u w:val="single"/>
+          </w:rPr>
+          <w:t>29–30</w:t>
+        </w:r>
+      </w:hyperlink>
+      <w:r>
+        <w:rPr>
+          <w:lang w:val="zh_TW" w:bidi="zh_TW"/>
+        </w:rPr>
+        <w:t>節）；或在拿細耳人誓願期間受到玷污後（</w:t>
+      </w:r>
+      <w:hyperlink r:id="rId156">
+        <w:r>
+          <w:rPr>
+            <w:lang w:val="zh_TW" w:bidi="zh_TW"/>
+          </w:rPr>
+          <w:rPr>
+            <w:color w:val="0000EE"/>
+            <w:u w:val="single"/>
+          </w:rPr>
+          <w:t>民6:10–11</w:t>
+        </w:r>
+      </w:hyperlink>
+      <w:r>
+        <w:rPr>
+          <w:lang w:val="zh_TW" w:bidi="zh_TW"/>
+        </w:rPr>
+        <w:t>）。雖然經文並未明說這些場合必須配素祭，但就痲瘋病潔淨（</w:t>
+      </w:r>
+      <w:hyperlink r:id="rId186">
+        <w:r>
+          <w:rPr>
+            <w:lang w:val="zh_TW" w:bidi="zh_TW"/>
+          </w:rPr>
+          <w:rPr>
+            <w:color w:val="0000EE"/>
+            <w:u w:val="single"/>
+          </w:rPr>
+          <w:t>利14:10、19–22、31</w:t>
+        </w:r>
+      </w:hyperlink>
+      <w:r>
+        <w:rPr>
+          <w:lang w:val="zh_TW" w:bidi="zh_TW"/>
+        </w:rPr>
+        <w:t>）和拿細耳人誓願的完成（</w:t>
+      </w:r>
+      <w:hyperlink r:id="rId187">
+        <w:r>
+          <w:rPr>
+            <w:lang w:val="zh_TW" w:bidi="zh_TW"/>
+          </w:rPr>
+          <w:rPr>
+            <w:color w:val="0000EE"/>
+            <w:u w:val="single"/>
+          </w:rPr>
+          <w:t>民6:14–16</w:t>
+        </w:r>
+      </w:hyperlink>
+      <w:r>
+        <w:rPr>
+          <w:lang w:val="zh_TW" w:bidi="zh_TW"/>
+        </w:rPr>
+        <w:t>）中，素祭確實是必需的。</w:t>
+      </w:r>
+    </w:p>
+    <w:p>
+      <w:pPr/>
+      <w:r>
+        <w:rPr>
+          <w:lang w:val="zh_TW" w:bidi="zh_TW"/>
+        </w:rPr>
+      </w:r>
+      <w:r>
+        <w:rPr>
+          <w:lang w:val="zh_TW" w:bidi="zh_TW"/>
+        </w:rPr>
+        <w:t>2. 素祭（穀物祭；</w:t>
+      </w:r>
+      <w:hyperlink r:id="rId57">
+        <w:r>
+          <w:rPr>
+            <w:lang w:val="zh_TW" w:bidi="zh_TW"/>
+          </w:rPr>
+          <w:rPr>
+            <w:color w:val="0000EE"/>
+            <w:u w:val="single"/>
+          </w:rPr>
+          <w:t>利2章</w:t>
+        </w:r>
+      </w:hyperlink>
+      <w:r>
+        <w:rPr>
+          <w:lang w:val="zh_TW" w:bidi="zh_TW"/>
+        </w:rPr>
+        <w:t>，</w:t>
+      </w:r>
+      <w:hyperlink r:id="rId188">
+        <w:r>
+          <w:rPr>
+            <w:lang w:val="zh_TW" w:bidi="zh_TW"/>
+          </w:rPr>
+          <w:rPr>
+            <w:color w:val="0000EE"/>
+            <w:u w:val="single"/>
+          </w:rPr>
+          <w:t>6:14–23</w:t>
+        </w:r>
+      </w:hyperlink>
+      <w:r>
+        <w:rPr>
+          <w:lang w:val="zh_TW" w:bidi="zh_TW"/>
+        </w:rPr>
+        <w:t>）。用來指稱這種祭物的希伯來詞語，意為「禮物」或「供物」，包括動物在內（</w:t>
+      </w:r>
+      <w:hyperlink r:id="rId189">
+        <w:r>
+          <w:rPr>
+            <w:lang w:val="zh_TW" w:bidi="zh_TW"/>
+          </w:rPr>
+          <w:rPr>
+            <w:color w:val="0000EE"/>
+            <w:u w:val="single"/>
+          </w:rPr>
+          <w:t>創4:3–5</w:t>
+        </w:r>
+      </w:hyperlink>
+      <w:r>
+        <w:rPr>
+          <w:lang w:val="zh_TW" w:bidi="zh_TW"/>
+        </w:rPr>
+        <w:t>；</w:t>
+      </w:r>
+      <w:hyperlink r:id="rId190">
+        <w:r>
+          <w:rPr>
+            <w:lang w:val="zh_TW" w:bidi="zh_TW"/>
+          </w:rPr>
+          <w:rPr>
+            <w:color w:val="0000EE"/>
+            <w:u w:val="single"/>
+          </w:rPr>
+          <w:t>士6:18</w:t>
+        </w:r>
+      </w:hyperlink>
+      <w:r>
+        <w:rPr>
+          <w:lang w:val="zh_TW" w:bidi="zh_TW"/>
+        </w:rPr>
+        <w:t>；</w:t>
+      </w:r>
+      <w:hyperlink r:id="rId191">
+        <w:r>
+          <w:rPr>
+            <w:lang w:val="zh_TW" w:bidi="zh_TW"/>
+          </w:rPr>
+          <w:rPr>
+            <w:color w:val="0000EE"/>
+            <w:u w:val="single"/>
+          </w:rPr>
+          <w:t>撒上2:17</w:t>
+        </w:r>
+      </w:hyperlink>
+      <w:r>
+        <w:rPr>
+          <w:lang w:val="zh_TW" w:bidi="zh_TW"/>
+        </w:rPr>
+        <w:t>）。但在特定的獻祭脈絡中，它指的是由細麵、橄欖油與乳香組成的供物，可做成烤餅、薄餅或小塊供物。初熟之物的素祭，要用將新穀穗搗碎所得之麥粒（</w:t>
+      </w:r>
+      <w:hyperlink r:id="rId192">
+        <w:r>
+          <w:rPr>
+            <w:lang w:val="zh_TW" w:bidi="zh_TW"/>
+          </w:rPr>
+          <w:rPr>
+            <w:color w:val="0000EE"/>
+            <w:u w:val="single"/>
+          </w:rPr>
+          <w:t>利2:14</w:t>
+        </w:r>
+      </w:hyperlink>
+      <w:r>
+        <w:rPr>
+          <w:lang w:val="zh_TW" w:bidi="zh_TW"/>
+        </w:rPr>
+        <w:t>）。作成餅時，不可加入酵或蜜；然而，酵與蜜本身可以作為初熟之物奉獻給神。這類供物不放在壇上焚燒，而是歸祭司所有。獻祭者必須把預備好的餅或薄餅帶到聖所。祭司取出一滿把，放在壇上焚燒，作為「作紀念的部分」（</w:t>
+      </w:r>
+      <w:hyperlink r:id="rId193">
+        <w:r>
+          <w:rPr>
+            <w:lang w:val="zh_TW" w:bidi="zh_TW"/>
+          </w:rPr>
+          <w:rPr>
+            <w:color w:val="0000EE"/>
+            <w:u w:val="single"/>
+          </w:rPr>
+          <w:t>2</w:t>
+        </w:r>
+      </w:hyperlink>
+      <w:r>
+        <w:rPr>
+          <w:lang w:val="zh_TW" w:bidi="zh_TW"/>
+        </w:rPr>
+        <w:t>節），其餘的留作自己的食物（</w:t>
+      </w:r>
+      <w:hyperlink r:id="rId194">
+        <w:r>
+          <w:rPr>
+            <w:lang w:val="zh_TW" w:bidi="zh_TW"/>
+          </w:rPr>
+          <w:rPr>
+            <w:color w:val="0000EE"/>
+            <w:u w:val="single"/>
+          </w:rPr>
+          <w:t>6:16</w:t>
+        </w:r>
+      </w:hyperlink>
+      <w:r>
+        <w:rPr>
+          <w:lang w:val="zh_TW" w:bidi="zh_TW"/>
+        </w:rPr>
+        <w:t>；</w:t>
+      </w:r>
+      <w:hyperlink r:id="rId195">
+        <w:r>
+          <w:rPr>
+            <w:lang w:val="zh_TW" w:bidi="zh_TW"/>
+          </w:rPr>
+          <w:rPr>
+            <w:color w:val="0000EE"/>
+            <w:u w:val="single"/>
+          </w:rPr>
+          <w:t>7:9</w:t>
+        </w:r>
+      </w:hyperlink>
+      <w:r>
+        <w:rPr>
+          <w:lang w:val="zh_TW" w:bidi="zh_TW"/>
+        </w:rPr>
+        <w:t>）。但若素祭是祭司為自己獻的，他就要把全部都在壇上焚燒（</w:t>
+      </w:r>
+      <w:hyperlink r:id="rId196">
+        <w:r>
+          <w:rPr>
+            <w:lang w:val="zh_TW" w:bidi="zh_TW"/>
+          </w:rPr>
+          <w:rPr>
+            <w:color w:val="0000EE"/>
+            <w:u w:val="single"/>
+          </w:rPr>
+          <w:t>6:22–23</w:t>
+        </w:r>
+      </w:hyperlink>
+      <w:r>
+        <w:rPr>
+          <w:lang w:val="zh_TW" w:bidi="zh_TW"/>
+        </w:rPr>
+        <w:t>）。</w:t>
+      </w:r>
+    </w:p>
+    <w:p>
+      <w:pPr/>
+      <w:r>
+        <w:rPr>
+          <w:lang w:val="zh_TW" w:bidi="zh_TW"/>
+        </w:rPr>
+      </w:r>
+      <w:r>
+        <w:rPr>
+          <w:lang w:val="zh_TW" w:bidi="zh_TW"/>
+        </w:rPr>
+        <w:t>素祭通常與每一項燔祭同獻，尤其是那些與聖曆相關的獻祭（</w:t>
+      </w:r>
+      <w:hyperlink r:id="rId62">
+        <w:r>
+          <w:rPr>
+            <w:lang w:val="zh_TW" w:bidi="zh_TW"/>
+          </w:rPr>
+          <w:rPr>
+            <w:color w:val="0000EE"/>
+            <w:u w:val="single"/>
+          </w:rPr>
+          <w:t>民28–29章</w:t>
+        </w:r>
+      </w:hyperlink>
+      <w:r>
+        <w:rPr>
+          <w:lang w:val="zh_TW" w:bidi="zh_TW"/>
+        </w:rPr>
+        <w:t>）。麵粉和油的數量是根據所獻祭的牲口而定：公牛需要十分之三伊法的細麵和二分之一欣的油，公綿羊需要十分之二伊法和三分之一欣，羔羊則需要十分之一伊法加上四分之一欣（</w:t>
+      </w:r>
+      <w:hyperlink r:id="rId197">
+        <w:r>
+          <w:rPr>
+            <w:lang w:val="zh_TW" w:bidi="zh_TW"/>
+          </w:rPr>
+          <w:rPr>
+            <w:color w:val="0000EE"/>
+            <w:u w:val="single"/>
+          </w:rPr>
+          <w:t>15:2–10</w:t>
+        </w:r>
+      </w:hyperlink>
+      <w:r>
+        <w:rPr>
+          <w:lang w:val="zh_TW" w:bidi="zh_TW"/>
+        </w:rPr>
+        <w:t>）。其它適合獻素祭的喜慶場合包括潔淨痲瘋病人（</w:t>
+      </w:r>
+      <w:hyperlink r:id="rId198">
+        <w:r>
+          <w:rPr>
+            <w:lang w:val="zh_TW" w:bidi="zh_TW"/>
+          </w:rPr>
+          <w:rPr>
+            <w:color w:val="0000EE"/>
+            <w:u w:val="single"/>
+          </w:rPr>
+          <w:t>利14:10、20–21、31</w:t>
+        </w:r>
+      </w:hyperlink>
+      <w:r>
+        <w:rPr>
+          <w:lang w:val="zh_TW" w:bidi="zh_TW"/>
+        </w:rPr>
+        <w:t>；未指定的穀物數量與一隻鳥）以及拿細耳人圓滿完成誓願（</w:t>
+      </w:r>
+      <w:hyperlink r:id="rId199">
+        <w:r>
+          <w:rPr>
+            <w:lang w:val="zh_TW" w:bidi="zh_TW"/>
+          </w:rPr>
+          <w:rPr>
+            <w:color w:val="0000EE"/>
+            <w:u w:val="single"/>
+          </w:rPr>
+          <w:t>民6:13–15</w:t>
+        </w:r>
+      </w:hyperlink>
+      <w:r>
+        <w:rPr>
+          <w:lang w:val="zh_TW" w:bidi="zh_TW"/>
+        </w:rPr>
+        <w:t>）。</w:t>
+      </w:r>
+    </w:p>
+    <w:p>
+      <w:pPr/>
+      <w:r>
+        <w:rPr>
+          <w:lang w:val="zh_TW" w:bidi="zh_TW"/>
+        </w:rPr>
+      </w:r>
+      <w:r>
+        <w:rPr>
+          <w:lang w:val="zh_TW" w:bidi="zh_TW"/>
+        </w:rPr>
+        <w:t>平安祭之後，通常就是素祭（</w:t>
+      </w:r>
+      <w:hyperlink r:id="rId63">
+        <w:r>
+          <w:rPr>
+            <w:lang w:val="zh_TW" w:bidi="zh_TW"/>
+          </w:rPr>
+          <w:rPr>
+            <w:color w:val="0000EE"/>
+            <w:u w:val="single"/>
+          </w:rPr>
+          <w:t>利7:12–14</w:t>
+        </w:r>
+      </w:hyperlink>
+      <w:r>
+        <w:rPr>
+          <w:lang w:val="zh_TW" w:bidi="zh_TW"/>
+        </w:rPr>
+        <w:t>；</w:t>
+      </w:r>
+      <w:hyperlink r:id="rId200">
+        <w:r>
+          <w:rPr>
+            <w:lang w:val="zh_TW" w:bidi="zh_TW"/>
+          </w:rPr>
+          <w:rPr>
+            <w:color w:val="0000EE"/>
+            <w:u w:val="single"/>
+          </w:rPr>
+          <w:t>民15:4</w:t>
+        </w:r>
+      </w:hyperlink>
+      <w:r>
+        <w:rPr>
+          <w:lang w:val="zh_TW" w:bidi="zh_TW"/>
+        </w:rPr>
+        <w:t>）。祭司可以從成對的餅或薄餅中取其一；剩下的則還給獻祭者，與祭牲肉同食，在他自己所選擇的地點吃。</w:t>
+      </w:r>
+    </w:p>
+    <w:p>
+      <w:pPr/>
+      <w:r>
+        <w:rPr>
+          <w:lang w:val="zh_TW" w:bidi="zh_TW"/>
+        </w:rPr>
+      </w:r>
+      <w:r>
+        <w:rPr>
+          <w:lang w:val="zh_TW" w:bidi="zh_TW"/>
+        </w:rPr>
+        <w:t>其中的一個特例是</w:t>
+      </w:r>
+      <w:r>
+        <w:rPr>
+          <w:lang w:val="zh_TW" w:bidi="zh_TW"/>
+        </w:rPr>
+        <w:t>疑恨的素祭</w:t>
+      </w:r>
+      <w:r>
+        <w:rPr>
+          <w:lang w:val="zh_TW" w:bidi="zh_TW"/>
+        </w:rPr>
+        <w:t>，所使用的十分之一伊法大麥麵，不可加油或乳香（</w:t>
+      </w:r>
+      <w:hyperlink r:id="rId201">
+        <w:r>
+          <w:rPr>
+            <w:lang w:val="zh_TW" w:bidi="zh_TW"/>
+          </w:rPr>
+          <w:rPr>
+            <w:color w:val="0000EE"/>
+            <w:u w:val="single"/>
+          </w:rPr>
+          <w:t>民5:15、18、25–26</w:t>
+        </w:r>
+      </w:hyperlink>
+      <w:r>
+        <w:rPr>
+          <w:lang w:val="zh_TW" w:bidi="zh_TW"/>
+        </w:rPr>
+        <w:t>）。極其貧窮的人，可以獻上十分之一伊法細麥麵，不加油和乳香，作為贖罪祭（</w:t>
+      </w:r>
+      <w:hyperlink r:id="rId132">
+        <w:r>
+          <w:rPr>
+            <w:lang w:val="zh_TW" w:bidi="zh_TW"/>
+          </w:rPr>
+          <w:rPr>
+            <w:color w:val="0000EE"/>
+            <w:u w:val="single"/>
+          </w:rPr>
+          <w:t>利5:11–13</w:t>
+        </w:r>
+      </w:hyperlink>
+      <w:r>
+        <w:rPr>
+          <w:lang w:val="zh_TW" w:bidi="zh_TW"/>
+        </w:rPr>
+        <w:t>）。</w:t>
+      </w:r>
+    </w:p>
+    <w:p>
+      <w:pPr/>
+      <w:r>
+        <w:rPr>
+          <w:lang w:val="zh_TW" w:bidi="zh_TW"/>
+        </w:rPr>
+      </w:r>
+      <w:r>
+        <w:rPr>
+          <w:lang w:val="zh_TW" w:bidi="zh_TW"/>
+        </w:rPr>
+        <w:t>3. 奠祭（</w:t>
+      </w:r>
+      <w:hyperlink r:id="rId202">
+        <w:r>
+          <w:rPr>
+            <w:lang w:val="zh_TW" w:bidi="zh_TW"/>
+          </w:rPr>
+          <w:rPr>
+            <w:color w:val="0000EE"/>
+            <w:u w:val="single"/>
+          </w:rPr>
+          <w:t>民15:1–10</w:t>
+        </w:r>
+      </w:hyperlink>
+      <w:r>
+        <w:rPr>
+          <w:lang w:val="zh_TW" w:bidi="zh_TW"/>
+        </w:rPr>
+        <w:t>）。標準的奠祭，是羊羔配四分之一欣的酒，公羊配三分之一欣，公牛配半欣。這酒（</w:t>
+      </w:r>
+      <w:hyperlink r:id="rId203">
+        <w:r>
+          <w:rPr>
+            <w:lang w:val="zh_TW" w:bidi="zh_TW"/>
+          </w:rPr>
+          <w:rPr>
+            <w:color w:val="0000EE"/>
+            <w:u w:val="single"/>
+          </w:rPr>
+          <w:t>出29:40</w:t>
+        </w:r>
+      </w:hyperlink>
+      <w:r>
+        <w:rPr>
+          <w:lang w:val="zh_TW" w:bidi="zh_TW"/>
+        </w:rPr>
+        <w:t>），也被稱為「濃酒」（</w:t>
+      </w:r>
+      <w:hyperlink r:id="rId204">
+        <w:r>
+          <w:rPr>
+            <w:lang w:val="zh_TW" w:bidi="zh_TW"/>
+          </w:rPr>
+          <w:rPr>
+            <w:color w:val="0000EE"/>
+            <w:u w:val="single"/>
+          </w:rPr>
+          <w:t>民28:7</w:t>
+        </w:r>
+      </w:hyperlink>
+      <w:r>
+        <w:rPr>
+          <w:lang w:val="zh_TW" w:bidi="zh_TW"/>
+        </w:rPr>
+        <w:t>），很可能是刻意用來取代其它民族在禮儀中使用之血的象徵物質（</w:t>
+      </w:r>
+      <w:hyperlink r:id="rId205">
+        <w:r>
+          <w:rPr>
+            <w:lang w:val="zh_TW" w:bidi="zh_TW"/>
+          </w:rPr>
+          <w:rPr>
+            <w:color w:val="0000EE"/>
+            <w:u w:val="single"/>
+          </w:rPr>
+          <w:t>詩16:4</w:t>
+        </w:r>
+      </w:hyperlink>
+      <w:r>
+        <w:rPr>
+          <w:lang w:val="zh_TW" w:bidi="zh_TW"/>
+        </w:rPr>
+        <w:t>）。奠祭亦被歸類為「馨香之氣」的祭物（</w:t>
+      </w:r>
+      <w:hyperlink r:id="rId206">
+        <w:r>
+          <w:rPr>
+            <w:lang w:val="zh_TW" w:bidi="zh_TW"/>
+          </w:rPr>
+          <w:rPr>
+            <w:color w:val="0000EE"/>
+            <w:u w:val="single"/>
+          </w:rPr>
+          <w:t>民15:7</w:t>
+        </w:r>
+      </w:hyperlink>
+      <w:r>
+        <w:rPr>
+          <w:lang w:val="zh_TW" w:bidi="zh_TW"/>
+        </w:rPr>
+        <w:t>）。如同燔祭，奠祭是完全被倒出用盡的；沒有任何留給祭司（</w:t>
+      </w:r>
+      <w:hyperlink r:id="rId204">
+        <w:r>
+          <w:rPr>
+            <w:lang w:val="zh_TW" w:bidi="zh_TW"/>
+          </w:rPr>
+          <w:rPr>
+            <w:color w:val="0000EE"/>
+            <w:u w:val="single"/>
+          </w:rPr>
+          <w:t>28:7</w:t>
+        </w:r>
+      </w:hyperlink>
+      <w:r>
+        <w:rPr>
+          <w:lang w:val="zh_TW" w:bidi="zh_TW"/>
+        </w:rPr>
+        <w:t>）。</w:t>
+      </w:r>
+    </w:p>
+    <w:p>
+      <w:pPr/>
+      <w:r>
+        <w:rPr>
+          <w:lang w:val="zh_TW" w:bidi="zh_TW"/>
+        </w:rPr>
+      </w:r>
+      <w:r>
+        <w:rPr>
+          <w:lang w:val="zh_TW" w:bidi="zh_TW"/>
+        </w:rPr>
+        <w:t>奠祭伴隨於每日常獻的祭（</w:t>
+      </w:r>
+      <w:hyperlink r:id="rId207">
+        <w:r>
+          <w:rPr>
+            <w:lang w:val="zh_TW" w:bidi="zh_TW"/>
+          </w:rPr>
+          <w:rPr>
+            <w:color w:val="0000EE"/>
+            <w:u w:val="single"/>
+          </w:rPr>
+          <w:t>出29:40–41</w:t>
+        </w:r>
+      </w:hyperlink>
+      <w:r>
+        <w:rPr>
+          <w:lang w:val="zh_TW" w:bidi="zh_TW"/>
+        </w:rPr>
+        <w:t>；</w:t>
+      </w:r>
+      <w:hyperlink r:id="rId204">
+        <w:r>
+          <w:rPr>
+            <w:lang w:val="zh_TW" w:bidi="zh_TW"/>
+          </w:rPr>
+          <w:rPr>
+            <w:color w:val="0000EE"/>
+            <w:u w:val="single"/>
+          </w:rPr>
+          <w:t>民28:7</w:t>
+        </w:r>
+      </w:hyperlink>
+      <w:r>
+        <w:rPr>
+          <w:lang w:val="zh_TW" w:bidi="zh_TW"/>
+        </w:rPr>
+        <w:t>）與安息日的獻祭（</w:t>
+      </w:r>
+      <w:hyperlink r:id="rId208">
+        <w:r>
+          <w:rPr>
+            <w:lang w:val="zh_TW" w:bidi="zh_TW"/>
+          </w:rPr>
+          <w:rPr>
+            <w:color w:val="0000EE"/>
+            <w:u w:val="single"/>
+          </w:rPr>
+          <w:t>民28:9</w:t>
+        </w:r>
+      </w:hyperlink>
+      <w:r>
+        <w:rPr>
+          <w:lang w:val="zh_TW" w:bidi="zh_TW"/>
+        </w:rPr>
+        <w:t>），以及新月節。關於住棚節第二日及其後各日的奠祭，經文亦有提及（</w:t>
+      </w:r>
+      <w:hyperlink r:id="rId209">
+        <w:r>
+          <w:rPr>
+            <w:lang w:val="zh_TW" w:bidi="zh_TW"/>
+          </w:rPr>
+          <w:rPr>
+            <w:color w:val="0000EE"/>
+            <w:u w:val="single"/>
+          </w:rPr>
+          <w:t>民29:18、21</w:t>
+        </w:r>
+      </w:hyperlink>
+      <w:r>
+        <w:rPr>
+          <w:lang w:val="zh_TW" w:bidi="zh_TW"/>
+        </w:rPr>
+        <w:t>）；至於第一日未提，可能只是記錄上的疏漏。逾越節、初熟節與吹角節也可能是如此（</w:t>
+      </w:r>
+      <w:hyperlink r:id="rId210">
+        <w:r>
+          <w:rPr>
+            <w:lang w:val="zh_TW" w:bidi="zh_TW"/>
+          </w:rPr>
+          <w:rPr>
+            <w:color w:val="0000EE"/>
+            <w:u w:val="single"/>
+          </w:rPr>
+          <w:t>民28:16–29:11</w:t>
+        </w:r>
+      </w:hyperlink>
+      <w:r>
+        <w:rPr>
+          <w:lang w:val="zh_TW" w:bidi="zh_TW"/>
+        </w:rPr>
+        <w:t>；參</w:t>
+      </w:r>
+      <w:hyperlink r:id="rId211">
+        <w:r>
+          <w:rPr>
+            <w:lang w:val="zh_TW" w:bidi="zh_TW"/>
+          </w:rPr>
+          <w:rPr>
+            <w:color w:val="0000EE"/>
+            <w:u w:val="single"/>
+          </w:rPr>
+          <w:t>結45:11</w:t>
+        </w:r>
+      </w:hyperlink>
+      <w:r>
+        <w:rPr>
+          <w:lang w:val="zh_TW" w:bidi="zh_TW"/>
+        </w:rPr>
+        <w:t>）。拿細耳人完成誓願的禮儀，需要奉獻奠祭（</w:t>
+      </w:r>
+      <w:hyperlink r:id="rId212">
+        <w:r>
+          <w:rPr>
+            <w:lang w:val="zh_TW" w:bidi="zh_TW"/>
+          </w:rPr>
+          <w:rPr>
+            <w:color w:val="0000EE"/>
+            <w:u w:val="single"/>
+          </w:rPr>
+          <w:t>民6:17</w:t>
+        </w:r>
+      </w:hyperlink>
+      <w:r>
+        <w:rPr>
+          <w:lang w:val="zh_TW" w:bidi="zh_TW"/>
+        </w:rPr>
+        <w:t>），但潔淨痲瘋病人則不需要（</w:t>
+      </w:r>
+      <w:hyperlink r:id="rId213">
+        <w:r>
+          <w:rPr>
+            <w:lang w:val="zh_TW" w:bidi="zh_TW"/>
+          </w:rPr>
+          <w:rPr>
+            <w:color w:val="0000EE"/>
+            <w:u w:val="single"/>
+          </w:rPr>
+          <w:t>利14:10–20</w:t>
+        </w:r>
+      </w:hyperlink>
+      <w:r>
+        <w:rPr>
+          <w:lang w:val="zh_TW" w:bidi="zh_TW"/>
+        </w:rPr>
+        <w:t>）。</w:t>
+      </w:r>
+    </w:p>
+    <w:p>
+      <w:pPr>
+        <w:pStyle w:val="Heading4"/>
+      </w:pPr>
+      <w:r>
+        <w:rPr>
+          <w:lang w:val="zh_TW" w:bidi="zh_TW"/>
+        </w:rPr>
+        <w:t>團契獻祭</w:t>
+      </w:r>
+    </w:p>
+    <w:p>
+      <w:pPr/>
+      <w:r>
+        <w:rPr>
+          <w:lang w:val="zh_TW" w:bidi="zh_TW"/>
+        </w:rPr>
+      </w:r>
+      <w:r>
+        <w:rPr>
+          <w:lang w:val="zh_TW" w:bidi="zh_TW"/>
+        </w:rPr>
+        <w:t>這類祭物出於獻祭者的自願，通常不受律例強制，拿細耳人（</w:t>
+      </w:r>
+      <w:hyperlink r:id="rId212">
+        <w:r>
+          <w:rPr>
+            <w:lang w:val="zh_TW" w:bidi="zh_TW"/>
+          </w:rPr>
+          <w:rPr>
+            <w:color w:val="0000EE"/>
+            <w:u w:val="single"/>
+          </w:rPr>
+          <w:t>民6:17</w:t>
+        </w:r>
+      </w:hyperlink>
+      <w:r>
+        <w:rPr>
+          <w:lang w:val="zh_TW" w:bidi="zh_TW"/>
+        </w:rPr>
+        <w:t>）和七七節（</w:t>
+      </w:r>
+      <w:hyperlink r:id="rId91">
+        <w:r>
+          <w:rPr>
+            <w:lang w:val="zh_TW" w:bidi="zh_TW"/>
+          </w:rPr>
+          <w:rPr>
+            <w:color w:val="0000EE"/>
+            <w:u w:val="single"/>
+          </w:rPr>
+          <w:t>利23:19–20</w:t>
+        </w:r>
+      </w:hyperlink>
+      <w:r>
+        <w:rPr>
+          <w:lang w:val="zh_TW" w:bidi="zh_TW"/>
+        </w:rPr>
+        <w:t>）是例外。已經完成贖罪與個人成聖禮儀要求的獻祭者，可以再獻團契之祭。燔祭常隨著這類團契祭物獻上，以進一步表明委身。</w:t>
+      </w:r>
+    </w:p>
+    <w:p>
+      <w:pPr/>
+      <w:r>
+        <w:rPr>
+          <w:lang w:val="zh_TW" w:bidi="zh_TW"/>
+        </w:rPr>
+      </w:r>
+      <w:r>
+        <w:rPr>
+          <w:lang w:val="zh_TW" w:bidi="zh_TW"/>
+        </w:rPr>
+        <w:t>1. 平安祭（</w:t>
+      </w:r>
+      <w:hyperlink r:id="rId58">
+        <w:r>
+          <w:rPr>
+            <w:lang w:val="zh_TW" w:bidi="zh_TW"/>
+          </w:rPr>
+          <w:rPr>
+            <w:color w:val="0000EE"/>
+            <w:u w:val="single"/>
+          </w:rPr>
+          <w:t>利3章</w:t>
+        </w:r>
+      </w:hyperlink>
+      <w:r>
+        <w:rPr>
+          <w:lang w:val="zh_TW" w:bidi="zh_TW"/>
+        </w:rPr>
+        <w:t>，</w:t>
+      </w:r>
+      <w:hyperlink r:id="rId90">
+        <w:r>
+          <w:rPr>
+            <w:lang w:val="zh_TW" w:bidi="zh_TW"/>
+          </w:rPr>
+          <w:rPr>
+            <w:color w:val="0000EE"/>
+            <w:u w:val="single"/>
+          </w:rPr>
+          <w:t>7:11–36</w:t>
+        </w:r>
+      </w:hyperlink>
+      <w:r>
+        <w:rPr>
+          <w:lang w:val="zh_TW" w:bidi="zh_TW"/>
+        </w:rPr>
+        <w:t>；</w:t>
+      </w:r>
+      <w:hyperlink r:id="rId214">
+        <w:r>
+          <w:rPr>
+            <w:lang w:val="zh_TW" w:bidi="zh_TW"/>
+          </w:rPr>
+          <w:rPr>
+            <w:color w:val="0000EE"/>
+            <w:u w:val="single"/>
+          </w:rPr>
+          <w:t>摩5:22</w:t>
+        </w:r>
+      </w:hyperlink>
+      <w:r>
+        <w:rPr>
+          <w:lang w:val="zh_TW" w:bidi="zh_TW"/>
+        </w:rPr>
+        <w:t>）。是所有團契或群體性祭物的基本範疇；其餘各種祭物，只是平安祭之下的子類別。在聖潔程度或限制上，平安祭不像其它祭物那樣嚴格。可獻的牲畜包括牛羊群中的公、母牲口（</w:t>
+      </w:r>
+      <w:hyperlink r:id="rId215">
+        <w:r>
+          <w:rPr>
+            <w:lang w:val="zh_TW" w:bidi="zh_TW"/>
+          </w:rPr>
+          <w:rPr>
+            <w:color w:val="0000EE"/>
+            <w:u w:val="single"/>
+          </w:rPr>
+          <w:t>利3:1、6、12</w:t>
+        </w:r>
+      </w:hyperlink>
+      <w:r>
+        <w:rPr>
+          <w:lang w:val="zh_TW" w:bidi="zh_TW"/>
+        </w:rPr>
+        <w:t>）。除了自願祭中允許牲畜可以</w:t>
+      </w:r>
+      <w:r>
+        <w:rPr>
+          <w:lang w:val="zh_TW" w:bidi="zh_TW"/>
+        </w:rPr>
+        <w:t>有一肢長於另一肢</w:t>
+      </w:r>
+      <w:r>
+        <w:rPr>
+          <w:lang w:val="zh_TW" w:bidi="zh_TW"/>
+        </w:rPr>
+        <w:t>（</w:t>
+      </w:r>
+      <w:hyperlink r:id="rId216">
+        <w:r>
+          <w:rPr>
+            <w:lang w:val="zh_TW" w:bidi="zh_TW"/>
+          </w:rPr>
+          <w:rPr>
+            <w:color w:val="0000EE"/>
+            <w:u w:val="single"/>
+          </w:rPr>
+          <w:t>22:23</w:t>
+        </w:r>
+      </w:hyperlink>
+      <w:r>
+        <w:rPr>
+          <w:lang w:val="zh_TW" w:bidi="zh_TW"/>
+        </w:rPr>
+        <w:t>）的情況外，通常要求沒有殘疾。無酵餅也是必需的，至少在感恩祭（</w:t>
+      </w:r>
+      <w:hyperlink r:id="rId217">
+        <w:r>
+          <w:rPr>
+            <w:lang w:val="zh_TW" w:bidi="zh_TW"/>
+          </w:rPr>
+          <w:rPr>
+            <w:color w:val="0000EE"/>
+            <w:u w:val="single"/>
+          </w:rPr>
+          <w:t>7:12–13</w:t>
+        </w:r>
+      </w:hyperlink>
+      <w:r>
+        <w:rPr>
+          <w:lang w:val="zh_TW" w:bidi="zh_TW"/>
+        </w:rPr>
+        <w:t>）和拿細耳人祭（</w:t>
+      </w:r>
+      <w:hyperlink r:id="rId218">
+        <w:r>
+          <w:rPr>
+            <w:lang w:val="zh_TW" w:bidi="zh_TW"/>
+          </w:rPr>
+          <w:rPr>
+            <w:color w:val="0000EE"/>
+            <w:u w:val="single"/>
+          </w:rPr>
+          <w:t>民6:15–19</w:t>
+        </w:r>
+      </w:hyperlink>
+      <w:r>
+        <w:rPr>
+          <w:lang w:val="zh_TW" w:bidi="zh_TW"/>
+        </w:rPr>
+        <w:t>）當中。以下將討論這三種類型的平安祭及其特點。</w:t>
+      </w:r>
+    </w:p>
+    <w:p>
+      <w:pPr/>
+      <w:r>
+        <w:rPr>
+          <w:lang w:val="zh_TW" w:bidi="zh_TW"/>
+        </w:rPr>
+      </w:r>
+      <w:r>
+        <w:rPr>
+          <w:lang w:val="zh_TW" w:bidi="zh_TW"/>
+        </w:rPr>
+        <w:t>儀式的前半段——呈上祭牲與按手，與其它祭物相同。然而，祭牲要宰殺在會幕院子的門口，而不是在壇的北邊（</w:t>
+      </w:r>
+      <w:hyperlink r:id="rId219">
+        <w:r>
+          <w:rPr>
+            <w:lang w:val="zh_TW" w:bidi="zh_TW"/>
+          </w:rPr>
+          <w:rPr>
+            <w:color w:val="0000EE"/>
+            <w:u w:val="single"/>
+          </w:rPr>
+          <w:t>利3:1–2、7–8、12–13</w:t>
+        </w:r>
+      </w:hyperlink>
+      <w:r>
+        <w:rPr>
+          <w:lang w:val="zh_TW" w:bidi="zh_TW"/>
+        </w:rPr>
+        <w:t>，</w:t>
+      </w:r>
+      <w:hyperlink r:id="rId220">
+        <w:r>
+          <w:rPr>
+            <w:lang w:val="zh_TW" w:bidi="zh_TW"/>
+          </w:rPr>
+          <w:rPr>
+            <w:color w:val="0000EE"/>
+            <w:u w:val="single"/>
+          </w:rPr>
+          <w:t>7:29–30</w:t>
+        </w:r>
+      </w:hyperlink>
+      <w:r>
+        <w:rPr>
+          <w:lang w:val="zh_TW" w:bidi="zh_TW"/>
+        </w:rPr>
+        <w:t>）。祭司收集祭血，像獻燔祭時一樣，把血灑在壇的四圍（</w:t>
+      </w:r>
+      <w:hyperlink r:id="rId221">
+        <w:r>
+          <w:rPr>
+            <w:lang w:val="zh_TW" w:bidi="zh_TW"/>
+          </w:rPr>
+          <w:rPr>
+            <w:color w:val="0000EE"/>
+            <w:u w:val="single"/>
+          </w:rPr>
+          <w:t>3:2、8、13</w:t>
+        </w:r>
+      </w:hyperlink>
+      <w:r>
+        <w:rPr>
+          <w:lang w:val="zh_TW" w:bidi="zh_TW"/>
+        </w:rPr>
+        <w:t>）。最上好的內臟則獻上，成為「馨香之氣」（</w:t>
+      </w:r>
+      <w:hyperlink r:id="rId222">
+        <w:r>
+          <w:rPr>
+            <w:lang w:val="zh_TW" w:bidi="zh_TW"/>
+          </w:rPr>
+          <w:rPr>
+            <w:color w:val="0000EE"/>
+            <w:u w:val="single"/>
+          </w:rPr>
+          <w:t>3:3–5、6–11、14–16</w:t>
+        </w:r>
+      </w:hyperlink>
+      <w:r>
+        <w:rPr>
+          <w:lang w:val="zh_TW" w:bidi="zh_TW"/>
+        </w:rPr>
+        <w:t>）。</w:t>
+      </w:r>
+    </w:p>
+    <w:p>
+      <w:pPr/>
+      <w:r>
+        <w:rPr>
+          <w:lang w:val="zh_TW" w:bidi="zh_TW"/>
+        </w:rPr>
+      </w:r>
+      <w:r>
+        <w:rPr>
+          <w:lang w:val="zh_TW" w:bidi="zh_TW"/>
+        </w:rPr>
+        <w:t>祭司亦會分得一部分祭物。他可以在任何禮儀上潔淨之處食用，並與家人共享（</w:t>
+      </w:r>
+      <w:hyperlink r:id="rId223">
+        <w:r>
+          <w:rPr>
+            <w:lang w:val="zh_TW" w:bidi="zh_TW"/>
+          </w:rPr>
+          <w:rPr>
+            <w:color w:val="0000EE"/>
+            <w:u w:val="single"/>
+          </w:rPr>
+          <w:t>利7:14、30–36</w:t>
+        </w:r>
+      </w:hyperlink>
+      <w:r>
+        <w:rPr>
+          <w:lang w:val="zh_TW" w:bidi="zh_TW"/>
+        </w:rPr>
+        <w:t>；</w:t>
+      </w:r>
+      <w:hyperlink r:id="rId224">
+        <w:r>
+          <w:rPr>
+            <w:lang w:val="zh_TW" w:bidi="zh_TW"/>
+          </w:rPr>
+          <w:rPr>
+            <w:color w:val="0000EE"/>
+            <w:u w:val="single"/>
+          </w:rPr>
+          <w:t>民6:20</w:t>
+        </w:r>
+      </w:hyperlink>
+      <w:r>
+        <w:rPr>
+          <w:lang w:val="zh_TW" w:bidi="zh_TW"/>
+        </w:rPr>
+        <w:t>），這與他在其它祭物中所得的分不同，後者必須在聖殿院內食用（</w:t>
+      </w:r>
+      <w:hyperlink r:id="rId225">
+        <w:r>
+          <w:rPr>
+            <w:lang w:val="zh_TW" w:bidi="zh_TW"/>
+          </w:rPr>
+          <w:rPr>
+            <w:color w:val="0000EE"/>
+            <w:u w:val="single"/>
+          </w:rPr>
+          <w:t>民18:10–11</w:t>
+        </w:r>
+      </w:hyperlink>
+      <w:r>
+        <w:rPr>
+          <w:lang w:val="zh_TW" w:bidi="zh_TW"/>
+        </w:rPr>
+        <w:t>）。祭司從祭物中得一個餅，以及一塊作搖祭的胸和一條作舉祭的右腿。後者即所謂的「舉祭」，這個專門術語源自一個意為「高舉」的字根，有「被舉起之物」的意思。舉祭本身不是特別的禮儀動作。</w:t>
+      </w:r>
+    </w:p>
+    <w:p>
+      <w:pPr/>
+      <w:r>
+        <w:rPr>
+          <w:lang w:val="zh_TW" w:bidi="zh_TW"/>
+        </w:rPr>
+      </w:r>
+      <w:r>
+        <w:rPr>
+          <w:lang w:val="zh_TW" w:bidi="zh_TW"/>
+        </w:rPr>
+        <w:t>平安祭的禮儀以團契筵席為高峰。除在壇上焚燒或給祭司的部分之外，祭牲的其餘肉體都要還給獻祭者。他必須預備一場共同的筵席，與家人及在他所在社群中的利未人一同享用（</w:t>
+      </w:r>
+      <w:hyperlink r:id="rId226">
+        <w:r>
+          <w:rPr>
+            <w:lang w:val="zh_TW" w:bidi="zh_TW"/>
+          </w:rPr>
+          <w:rPr>
+            <w:color w:val="0000EE"/>
+            <w:u w:val="single"/>
+          </w:rPr>
+          <w:t>申12:12、18–19</w:t>
+        </w:r>
+      </w:hyperlink>
+      <w:r>
+        <w:rPr>
+          <w:lang w:val="zh_TW" w:bidi="zh_TW"/>
+        </w:rPr>
+        <w:t>）。這樣的筵席必須在官方的聖所舉行（</w:t>
+      </w:r>
+      <w:hyperlink r:id="rId227">
+        <w:r>
+          <w:rPr>
+            <w:lang w:val="zh_TW" w:bidi="zh_TW"/>
+          </w:rPr>
+          <w:rPr>
+            <w:color w:val="0000EE"/>
+            <w:u w:val="single"/>
+          </w:rPr>
+          <w:t>申12:6–7、11–12、15–19</w:t>
+        </w:r>
+      </w:hyperlink>
+      <w:r>
+        <w:rPr>
+          <w:lang w:val="zh_TW" w:bidi="zh_TW"/>
+        </w:rPr>
+        <w:t>；參</w:t>
+      </w:r>
+      <w:hyperlink r:id="rId228">
+        <w:r>
+          <w:rPr>
+            <w:lang w:val="zh_TW" w:bidi="zh_TW"/>
+          </w:rPr>
+          <w:rPr>
+            <w:color w:val="0000EE"/>
+            <w:u w:val="single"/>
+          </w:rPr>
+          <w:t>撒上1:3–4</w:t>
+        </w:r>
+      </w:hyperlink>
+      <w:r>
+        <w:rPr>
+          <w:lang w:val="zh_TW" w:bidi="zh_TW"/>
+        </w:rPr>
+        <w:t>），且參與者須遵守嚴格的禮儀潔淨規定（</w:t>
+      </w:r>
+      <w:hyperlink r:id="rId229">
+        <w:r>
+          <w:rPr>
+            <w:lang w:val="zh_TW" w:bidi="zh_TW"/>
+          </w:rPr>
+          <w:rPr>
+            <w:color w:val="0000EE"/>
+            <w:u w:val="single"/>
+          </w:rPr>
+          <w:t>利7:19–21</w:t>
+        </w:r>
+      </w:hyperlink>
+      <w:r>
+        <w:rPr>
+          <w:lang w:val="zh_TW" w:bidi="zh_TW"/>
+        </w:rPr>
+        <w:t>，</w:t>
+      </w:r>
+      <w:hyperlink r:id="rId230">
+        <w:r>
+          <w:rPr>
+            <w:lang w:val="zh_TW" w:bidi="zh_TW"/>
+          </w:rPr>
+          <w:rPr>
+            <w:color w:val="0000EE"/>
+            <w:u w:val="single"/>
+          </w:rPr>
+          <w:t>19:5–8</w:t>
+        </w:r>
+      </w:hyperlink>
+      <w:r>
+        <w:rPr>
+          <w:lang w:val="zh_TW" w:bidi="zh_TW"/>
+        </w:rPr>
+        <w:t>）。有別於另一類筵席，那類筵席同樣宰殺牲畜，但無論在任何地方的祭壇皆可進行（</w:t>
+      </w:r>
+      <w:hyperlink r:id="rId231">
+        <w:r>
+          <w:rPr>
+            <w:lang w:val="zh_TW" w:bidi="zh_TW"/>
+          </w:rPr>
+          <w:rPr>
+            <w:color w:val="0000EE"/>
+            <w:u w:val="single"/>
+          </w:rPr>
+          <w:t>申12:16、20–22</w:t>
+        </w:r>
+      </w:hyperlink>
+      <w:r>
+        <w:rPr>
+          <w:lang w:val="zh_TW" w:bidi="zh_TW"/>
+        </w:rPr>
+        <w:t>）。感謝獻平安祭的肉，必須在獻祭當天吃完（</w:t>
+      </w:r>
+      <w:hyperlink r:id="rId232">
+        <w:r>
+          <w:rPr>
+            <w:lang w:val="zh_TW" w:bidi="zh_TW"/>
+          </w:rPr>
+          <w:rPr>
+            <w:color w:val="0000EE"/>
+            <w:u w:val="single"/>
+          </w:rPr>
+          <w:t>利7:15</w:t>
+        </w:r>
+      </w:hyperlink>
+      <w:r>
+        <w:rPr>
+          <w:lang w:val="zh_TW" w:bidi="zh_TW"/>
+        </w:rPr>
+        <w:t>），至於還願祭或甘心祭的肉，則可延至第二日吃完（</w:t>
+      </w:r>
+      <w:hyperlink r:id="rId233">
+        <w:r>
+          <w:rPr>
+            <w:lang w:val="zh_TW" w:bidi="zh_TW"/>
+          </w:rPr>
+          <w:rPr>
+            <w:color w:val="0000EE"/>
+            <w:u w:val="single"/>
+          </w:rPr>
+          <w:t>16–18節</w:t>
+        </w:r>
+      </w:hyperlink>
+      <w:r>
+        <w:rPr>
+          <w:lang w:val="zh_TW" w:bidi="zh_TW"/>
+        </w:rPr>
+        <w:t>）。其餘剩下的，必須在期限屆滿前焚燒。</w:t>
+      </w:r>
+    </w:p>
+    <w:p>
+      <w:pPr/>
+      <w:r>
+        <w:rPr>
+          <w:lang w:val="zh_TW" w:bidi="zh_TW"/>
+        </w:rPr>
+      </w:r>
+      <w:r>
+        <w:rPr>
+          <w:lang w:val="zh_TW" w:bidi="zh_TW"/>
+        </w:rPr>
+        <w:t>只有三次是明確要求獻平安祭：在七七節（</w:t>
+      </w:r>
+      <w:hyperlink r:id="rId91">
+        <w:r>
+          <w:rPr>
+            <w:lang w:val="zh_TW" w:bidi="zh_TW"/>
+          </w:rPr>
+          <w:rPr>
+            <w:color w:val="0000EE"/>
+            <w:u w:val="single"/>
+          </w:rPr>
+          <w:t>利23:19–20</w:t>
+        </w:r>
+      </w:hyperlink>
+      <w:r>
+        <w:rPr>
+          <w:lang w:val="zh_TW" w:bidi="zh_TW"/>
+        </w:rPr>
+        <w:t>）、拿細耳人完成誓願之時（</w:t>
+      </w:r>
+      <w:hyperlink r:id="rId234">
+        <w:r>
+          <w:rPr>
+            <w:lang w:val="zh_TW" w:bidi="zh_TW"/>
+          </w:rPr>
+          <w:rPr>
+            <w:color w:val="0000EE"/>
+            <w:u w:val="single"/>
+          </w:rPr>
+          <w:t>民6:17–20</w:t>
+        </w:r>
+      </w:hyperlink>
+      <w:r>
+        <w:rPr>
+          <w:lang w:val="zh_TW" w:bidi="zh_TW"/>
+        </w:rPr>
+        <w:t>），以及祭司就職禮（</w:t>
+      </w:r>
+      <w:hyperlink r:id="rId235">
+        <w:r>
+          <w:rPr>
+            <w:lang w:val="zh_TW" w:bidi="zh_TW"/>
+          </w:rPr>
+          <w:rPr>
+            <w:color w:val="0000EE"/>
+            <w:u w:val="single"/>
+          </w:rPr>
+          <w:t>出29:19–22、28</w:t>
+        </w:r>
+      </w:hyperlink>
+      <w:r>
+        <w:rPr>
+          <w:lang w:val="zh_TW" w:bidi="zh_TW"/>
+        </w:rPr>
+        <w:t>）。其它公共禮儀場合包括聖殿的奉獻典禮（</w:t>
+      </w:r>
+      <w:hyperlink r:id="rId236">
+        <w:r>
+          <w:rPr>
+            <w:lang w:val="zh_TW" w:bidi="zh_TW"/>
+          </w:rPr>
+          <w:rPr>
+            <w:color w:val="0000EE"/>
+            <w:u w:val="single"/>
+          </w:rPr>
+          <w:t>王上8:63</w:t>
+        </w:r>
+      </w:hyperlink>
+      <w:r>
+        <w:rPr>
+          <w:lang w:val="zh_TW" w:bidi="zh_TW"/>
+        </w:rPr>
+        <w:t>；</w:t>
+      </w:r>
+      <w:hyperlink r:id="rId237">
+        <w:r>
+          <w:rPr>
+            <w:lang w:val="zh_TW" w:bidi="zh_TW"/>
+          </w:rPr>
+          <w:rPr>
+            <w:color w:val="0000EE"/>
+            <w:u w:val="single"/>
+          </w:rPr>
+          <w:t>代下7:5</w:t>
+        </w:r>
+      </w:hyperlink>
+      <w:r>
+        <w:rPr>
+          <w:lang w:val="zh_TW" w:bidi="zh_TW"/>
+        </w:rPr>
+        <w:t>）。在全國層面，平安祭會在某些重大事件後被獻上：如軍事行動勝利告終（</w:t>
+      </w:r>
+      <w:hyperlink r:id="rId238">
+        <w:r>
+          <w:rPr>
+            <w:lang w:val="zh_TW" w:bidi="zh_TW"/>
+          </w:rPr>
+          <w:rPr>
+            <w:color w:val="0000EE"/>
+            <w:u w:val="single"/>
+          </w:rPr>
+          <w:t>撒上11:15</w:t>
+        </w:r>
+      </w:hyperlink>
+      <w:r>
+        <w:rPr>
+          <w:lang w:val="zh_TW" w:bidi="zh_TW"/>
+        </w:rPr>
+        <w:t>）、饑荒或瘟疫止息（</w:t>
+      </w:r>
+      <w:hyperlink r:id="rId239">
+        <w:r>
+          <w:rPr>
+            <w:lang w:val="zh_TW" w:bidi="zh_TW"/>
+          </w:rPr>
+          <w:rPr>
+            <w:color w:val="0000EE"/>
+            <w:u w:val="single"/>
+          </w:rPr>
+          <w:t>撒下24:25</w:t>
+        </w:r>
+      </w:hyperlink>
+      <w:r>
+        <w:rPr>
+          <w:lang w:val="zh_TW" w:bidi="zh_TW"/>
+        </w:rPr>
+        <w:t>）、王位繼承人的確認（</w:t>
+      </w:r>
+      <w:hyperlink r:id="rId240">
+        <w:r>
+          <w:rPr>
+            <w:lang w:val="zh_TW" w:bidi="zh_TW"/>
+          </w:rPr>
+          <w:rPr>
+            <w:color w:val="0000EE"/>
+            <w:u w:val="single"/>
+          </w:rPr>
+          <w:t>王上1:9、19</w:t>
+        </w:r>
+      </w:hyperlink>
+      <w:r>
+        <w:rPr>
+          <w:lang w:val="zh_TW" w:bidi="zh_TW"/>
+        </w:rPr>
+        <w:t>），或宗教復興之時（</w:t>
+      </w:r>
+      <w:hyperlink r:id="rId241">
+        <w:r>
+          <w:rPr>
+            <w:lang w:val="zh_TW" w:bidi="zh_TW"/>
+          </w:rPr>
+          <w:rPr>
+            <w:color w:val="0000EE"/>
+            <w:u w:val="single"/>
+          </w:rPr>
+          <w:t>代下29:31–36</w:t>
+        </w:r>
+      </w:hyperlink>
+      <w:r>
+        <w:rPr>
+          <w:lang w:val="zh_TW" w:bidi="zh_TW"/>
+        </w:rPr>
+        <w:t>）。在地方層面，每年家族團聚時（</w:t>
+      </w:r>
+      <w:hyperlink r:id="rId242">
+        <w:r>
+          <w:rPr>
+            <w:lang w:val="zh_TW" w:bidi="zh_TW"/>
+          </w:rPr>
+          <w:rPr>
+            <w:color w:val="0000EE"/>
+            <w:u w:val="single"/>
+          </w:rPr>
+          <w:t>撒上20:6</w:t>
+        </w:r>
+      </w:hyperlink>
+      <w:r>
+        <w:rPr>
+          <w:lang w:val="zh_TW" w:bidi="zh_TW"/>
+        </w:rPr>
+        <w:t>）或其它節慶場合，例如初熟節的收割（</w:t>
+      </w:r>
+      <w:hyperlink r:id="rId243">
+        <w:r>
+          <w:rPr>
+            <w:lang w:val="zh_TW" w:bidi="zh_TW"/>
+          </w:rPr>
+          <w:rPr>
+            <w:color w:val="0000EE"/>
+            <w:u w:val="single"/>
+          </w:rPr>
+          <w:t>出22:29–31</w:t>
+        </w:r>
+      </w:hyperlink>
+      <w:r>
+        <w:rPr>
+          <w:lang w:val="zh_TW" w:bidi="zh_TW"/>
+        </w:rPr>
+        <w:t>；</w:t>
+      </w:r>
+      <w:hyperlink r:id="rId244">
+        <w:r>
+          <w:rPr>
+            <w:lang w:val="zh_TW" w:bidi="zh_TW"/>
+          </w:rPr>
+          <w:rPr>
+            <w:color w:val="0000EE"/>
+            <w:u w:val="single"/>
+          </w:rPr>
+          <w:t>撒上9:11–14、22–24</w:t>
+        </w:r>
+      </w:hyperlink>
+      <w:r>
+        <w:rPr>
+          <w:lang w:val="zh_TW" w:bidi="zh_TW"/>
+        </w:rPr>
+        <w:t>，</w:t>
+      </w:r>
+      <w:hyperlink r:id="rId245">
+        <w:r>
+          <w:rPr>
+            <w:lang w:val="zh_TW" w:bidi="zh_TW"/>
+          </w:rPr>
+          <w:rPr>
+            <w:color w:val="0000EE"/>
+            <w:u w:val="single"/>
+          </w:rPr>
+          <w:t>16:4–5</w:t>
+        </w:r>
+      </w:hyperlink>
+      <w:r>
+        <w:rPr>
+          <w:lang w:val="zh_TW" w:bidi="zh_TW"/>
+        </w:rPr>
+        <w:t>），也會獻平安祭。</w:t>
+      </w:r>
+    </w:p>
+    <w:p>
+      <w:pPr/>
+      <w:r>
+        <w:rPr>
+          <w:lang w:val="zh_TW" w:bidi="zh_TW"/>
+        </w:rPr>
+      </w:r>
+      <w:r>
+        <w:rPr>
+          <w:lang w:val="zh_TW" w:bidi="zh_TW"/>
+        </w:rPr>
+        <w:t>2. 搖祭。平安祭的第一個部分，要在主面前「搖一搖」，表示祭司是以神代表的身分來食用這一分（其實際動作顯然有點像揮動鋸子或杖，</w:t>
+      </w:r>
+      <w:hyperlink r:id="rId246">
+        <w:r>
+          <w:rPr>
+            <w:lang w:val="zh_TW" w:bidi="zh_TW"/>
+          </w:rPr>
+          <w:rPr>
+            <w:color w:val="0000EE"/>
+            <w:u w:val="single"/>
+          </w:rPr>
+          <w:t>賽10:15</w:t>
+        </w:r>
+      </w:hyperlink>
+      <w:r>
+        <w:rPr>
+          <w:lang w:val="zh_TW" w:bidi="zh_TW"/>
+        </w:rPr>
+        <w:t>）。同樣的專業術語「搖祭」也用於其它類型的祭品：捐贈用於製作宗教器物的貴金屬（</w:t>
+      </w:r>
+      <w:hyperlink r:id="rId247">
+        <w:r>
+          <w:rPr>
+            <w:lang w:val="zh_TW" w:bidi="zh_TW"/>
+          </w:rPr>
+          <w:rPr>
+            <w:color w:val="0000EE"/>
+            <w:u w:val="single"/>
+          </w:rPr>
+          <w:t>出35:22</w:t>
+        </w:r>
+      </w:hyperlink>
+      <w:r>
+        <w:rPr>
+          <w:lang w:val="zh_TW" w:bidi="zh_TW"/>
+        </w:rPr>
+        <w:t>，</w:t>
+      </w:r>
+      <w:hyperlink r:id="rId248">
+        <w:r>
+          <w:rPr>
+            <w:lang w:val="zh_TW" w:bidi="zh_TW"/>
+          </w:rPr>
+          <w:rPr>
+            <w:color w:val="0000EE"/>
+            <w:u w:val="single"/>
+          </w:rPr>
+          <w:t>38:29</w:t>
+        </w:r>
+      </w:hyperlink>
+      <w:r>
+        <w:rPr>
+          <w:lang w:val="zh_TW" w:bidi="zh_TW"/>
+        </w:rPr>
+        <w:t>）和潔淨痲瘋病人的贖愆祭（</w:t>
+      </w:r>
+      <w:hyperlink r:id="rId249">
+        <w:r>
+          <w:rPr>
+            <w:lang w:val="zh_TW" w:bidi="zh_TW"/>
+          </w:rPr>
+          <w:rPr>
+            <w:color w:val="0000EE"/>
+            <w:u w:val="single"/>
+          </w:rPr>
+          <w:t>利14:12</w:t>
+        </w:r>
+      </w:hyperlink>
+      <w:r>
+        <w:rPr>
+          <w:lang w:val="zh_TW" w:bidi="zh_TW"/>
+        </w:rPr>
+        <w:t>）。</w:t>
+      </w:r>
+    </w:p>
+    <w:p>
+      <w:pPr/>
+      <w:r>
+        <w:rPr>
+          <w:lang w:val="zh_TW" w:bidi="zh_TW"/>
+        </w:rPr>
+      </w:r>
+      <w:r>
+        <w:rPr>
+          <w:lang w:val="zh_TW" w:bidi="zh_TW"/>
+        </w:rPr>
+        <w:t>3. 甘心祭。這些禮物是在每年三次的聖會中所獻上的（</w:t>
+      </w:r>
+      <w:hyperlink r:id="rId250">
+        <w:r>
+          <w:rPr>
+            <w:lang w:val="zh_TW" w:bidi="zh_TW"/>
+          </w:rPr>
+          <w:rPr>
+            <w:color w:val="0000EE"/>
+            <w:u w:val="single"/>
+          </w:rPr>
+          <w:t>出23:16</w:t>
+        </w:r>
+      </w:hyperlink>
+      <w:r>
+        <w:rPr>
+          <w:lang w:val="zh_TW" w:bidi="zh_TW"/>
+        </w:rPr>
+        <w:t>，</w:t>
+      </w:r>
+      <w:hyperlink r:id="rId251">
+        <w:r>
+          <w:rPr>
+            <w:lang w:val="zh_TW" w:bidi="zh_TW"/>
+          </w:rPr>
+          <w:rPr>
+            <w:color w:val="0000EE"/>
+            <w:u w:val="single"/>
+          </w:rPr>
+          <w:t>34:20</w:t>
+        </w:r>
+      </w:hyperlink>
+      <w:r>
+        <w:rPr>
+          <w:lang w:val="zh_TW" w:bidi="zh_TW"/>
+        </w:rPr>
+        <w:t>；</w:t>
+      </w:r>
+      <w:hyperlink r:id="rId252">
+        <w:r>
+          <w:rPr>
+            <w:lang w:val="zh_TW" w:bidi="zh_TW"/>
+          </w:rPr>
+          <w:rPr>
+            <w:color w:val="0000EE"/>
+            <w:u w:val="single"/>
+          </w:rPr>
+          <w:t>申16:10、16–17</w:t>
+        </w:r>
+      </w:hyperlink>
+      <w:r>
+        <w:rPr>
+          <w:lang w:val="zh_TW" w:bidi="zh_TW"/>
+        </w:rPr>
+        <w:t>；</w:t>
+      </w:r>
+      <w:hyperlink r:id="rId253">
+        <w:r>
+          <w:rPr>
+            <w:lang w:val="zh_TW" w:bidi="zh_TW"/>
+          </w:rPr>
+          <w:rPr>
+            <w:color w:val="0000EE"/>
+            <w:u w:val="single"/>
+          </w:rPr>
+          <w:t>代下35:8</w:t>
+        </w:r>
+      </w:hyperlink>
+      <w:r>
+        <w:rPr>
+          <w:lang w:val="zh_TW" w:bidi="zh_TW"/>
+        </w:rPr>
+        <w:t>；</w:t>
+      </w:r>
+      <w:hyperlink r:id="rId254">
+        <w:r>
+          <w:rPr>
+            <w:lang w:val="zh_TW" w:bidi="zh_TW"/>
+          </w:rPr>
+          <w:rPr>
+            <w:color w:val="0000EE"/>
+            <w:u w:val="single"/>
+          </w:rPr>
+          <w:t>拉3:5</w:t>
+        </w:r>
+      </w:hyperlink>
+      <w:r>
+        <w:rPr>
+          <w:lang w:val="zh_TW" w:bidi="zh_TW"/>
+        </w:rPr>
+        <w:t>），是自願的（</w:t>
+      </w:r>
+      <w:hyperlink r:id="rId255">
+        <w:r>
+          <w:rPr>
+            <w:lang w:val="zh_TW" w:bidi="zh_TW"/>
+          </w:rPr>
+          <w:rPr>
+            <w:color w:val="0000EE"/>
+            <w:u w:val="single"/>
+          </w:rPr>
+          <w:t>利7:16</w:t>
+        </w:r>
+      </w:hyperlink>
+      <w:r>
+        <w:rPr>
+          <w:lang w:val="zh_TW" w:bidi="zh_TW"/>
+        </w:rPr>
+        <w:t>，</w:t>
+      </w:r>
+      <w:hyperlink r:id="rId256">
+        <w:r>
+          <w:rPr>
+            <w:lang w:val="zh_TW" w:bidi="zh_TW"/>
+          </w:rPr>
+          <w:rPr>
+            <w:color w:val="0000EE"/>
+            <w:u w:val="single"/>
+          </w:rPr>
+          <w:t>22:18、21–23</w:t>
+        </w:r>
+      </w:hyperlink>
+      <w:r>
+        <w:rPr>
+          <w:lang w:val="zh_TW" w:bidi="zh_TW"/>
+        </w:rPr>
+        <w:t>，</w:t>
+      </w:r>
+      <w:hyperlink r:id="rId257">
+        <w:r>
+          <w:rPr>
+            <w:lang w:val="zh_TW" w:bidi="zh_TW"/>
+          </w:rPr>
+          <w:rPr>
+            <w:color w:val="0000EE"/>
+            <w:u w:val="single"/>
+          </w:rPr>
+          <w:t>23:28</w:t>
+        </w:r>
+      </w:hyperlink>
+      <w:r>
+        <w:rPr>
+          <w:lang w:val="zh_TW" w:bidi="zh_TW"/>
+        </w:rPr>
+        <w:t>；</w:t>
+      </w:r>
+      <w:hyperlink r:id="rId258">
+        <w:r>
+          <w:rPr>
+            <w:lang w:val="zh_TW" w:bidi="zh_TW"/>
+          </w:rPr>
+          <w:rPr>
+            <w:color w:val="0000EE"/>
+            <w:u w:val="single"/>
+          </w:rPr>
+          <w:t>民15:3</w:t>
+        </w:r>
+      </w:hyperlink>
+      <w:r>
+        <w:rPr>
+          <w:lang w:val="zh_TW" w:bidi="zh_TW"/>
+        </w:rPr>
+        <w:t>，</w:t>
+      </w:r>
+      <w:hyperlink r:id="rId259">
+        <w:r>
+          <w:rPr>
+            <w:lang w:val="zh_TW" w:bidi="zh_TW"/>
+          </w:rPr>
+          <w:rPr>
+            <w:color w:val="0000EE"/>
+            <w:u w:val="single"/>
+          </w:rPr>
+          <w:t>29:39</w:t>
+        </w:r>
+      </w:hyperlink>
+      <w:r>
+        <w:rPr>
+          <w:lang w:val="zh_TW" w:bidi="zh_TW"/>
+        </w:rPr>
+        <w:t>；</w:t>
+      </w:r>
+      <w:hyperlink r:id="rId260">
+        <w:r>
+          <w:rPr>
+            <w:lang w:val="zh_TW" w:bidi="zh_TW"/>
+          </w:rPr>
+          <w:rPr>
+            <w:color w:val="0000EE"/>
+            <w:u w:val="single"/>
+          </w:rPr>
+          <w:t>申12:6、17</w:t>
+        </w:r>
+      </w:hyperlink>
+      <w:r>
+        <w:rPr>
+          <w:lang w:val="zh_TW" w:bidi="zh_TW"/>
+        </w:rPr>
+        <w:t>）。如同自願祭，甘心祭可以是燔祭，也可以是平安祭（</w:t>
+      </w:r>
+      <w:hyperlink r:id="rId261">
+        <w:r>
+          <w:rPr>
+            <w:lang w:val="zh_TW" w:bidi="zh_TW"/>
+          </w:rPr>
+          <w:rPr>
+            <w:color w:val="0000EE"/>
+            <w:u w:val="single"/>
+          </w:rPr>
+          <w:t>利22:17–24</w:t>
+        </w:r>
+      </w:hyperlink>
+      <w:r>
+        <w:rPr>
+          <w:lang w:val="zh_TW" w:bidi="zh_TW"/>
+        </w:rPr>
+        <w:t>；</w:t>
+      </w:r>
+      <w:hyperlink r:id="rId262">
+        <w:r>
+          <w:rPr>
+            <w:lang w:val="zh_TW" w:bidi="zh_TW"/>
+          </w:rPr>
+          <w:rPr>
+            <w:color w:val="0000EE"/>
+            <w:u w:val="single"/>
+          </w:rPr>
+          <w:t>結46:12</w:t>
+        </w:r>
+      </w:hyperlink>
+      <w:r>
+        <w:rPr>
+          <w:lang w:val="zh_TW" w:bidi="zh_TW"/>
+        </w:rPr>
+        <w:t>）。如果是後者，肉可以在第二天吃，但必須在第三天之前燒掉（</w:t>
+      </w:r>
+      <w:hyperlink r:id="rId263">
+        <w:r>
+          <w:rPr>
+            <w:lang w:val="zh_TW" w:bidi="zh_TW"/>
+          </w:rPr>
+          <w:rPr>
+            <w:color w:val="0000EE"/>
+            <w:u w:val="single"/>
+          </w:rPr>
+          <w:t>利7:16–17</w:t>
+        </w:r>
+      </w:hyperlink>
+      <w:r>
+        <w:rPr>
+          <w:lang w:val="zh_TW" w:bidi="zh_TW"/>
+        </w:rPr>
+        <w:t>）。與其它一些平安祭不同，被獻祭的牲畜可以有一肢長於另一肢（</w:t>
+      </w:r>
+      <w:hyperlink r:id="rId216">
+        <w:r>
+          <w:rPr>
+            <w:lang w:val="zh_TW" w:bidi="zh_TW"/>
+          </w:rPr>
+          <w:rPr>
+            <w:color w:val="0000EE"/>
+            <w:u w:val="single"/>
+          </w:rPr>
+          <w:t>22:23</w:t>
+        </w:r>
+      </w:hyperlink>
+      <w:r>
+        <w:rPr>
+          <w:lang w:val="zh_TW" w:bidi="zh_TW"/>
+        </w:rPr>
+        <w:t>）。</w:t>
+      </w:r>
+    </w:p>
+    <w:p>
+      <w:pPr/>
+      <w:r>
+        <w:rPr>
+          <w:lang w:val="zh_TW" w:bidi="zh_TW"/>
+        </w:rPr>
+      </w:r>
+      <w:r>
+        <w:rPr>
+          <w:lang w:val="zh_TW" w:bidi="zh_TW"/>
+        </w:rPr>
+        <w:t>4. 按立祭。這個希伯來詞語用來指寶石的鑲座（</w:t>
+      </w:r>
+      <w:hyperlink r:id="rId264">
+        <w:r>
+          <w:rPr>
+            <w:lang w:val="zh_TW" w:bidi="zh_TW"/>
+          </w:rPr>
+          <w:rPr>
+            <w:color w:val="0000EE"/>
+            <w:u w:val="single"/>
+          </w:rPr>
+          <w:t>出25:7，</w:t>
+        </w:r>
+      </w:hyperlink>
+      <w:hyperlink r:id="rId265">
+        <w:r>
+          <w:rPr>
+            <w:lang w:val="zh_TW" w:bidi="zh_TW"/>
+          </w:rPr>
+          <w:rPr>
+            <w:color w:val="0000EE"/>
+            <w:u w:val="single"/>
+          </w:rPr>
+          <w:t>35:9、27</w:t>
+        </w:r>
+      </w:hyperlink>
+      <w:r>
+        <w:rPr>
+          <w:lang w:val="zh_TW" w:bidi="zh_TW"/>
+        </w:rPr>
+        <w:t>；</w:t>
+      </w:r>
+      <w:hyperlink r:id="rId266">
+        <w:r>
+          <w:rPr>
+            <w:lang w:val="zh_TW" w:bidi="zh_TW"/>
+          </w:rPr>
+          <w:rPr>
+            <w:color w:val="0000EE"/>
+            <w:u w:val="single"/>
+          </w:rPr>
+          <w:t>代上29:2</w:t>
+        </w:r>
+      </w:hyperlink>
+      <w:r>
+        <w:rPr>
+          <w:lang w:val="zh_TW" w:bidi="zh_TW"/>
+        </w:rPr>
+        <w:t>），因此「按立」似乎是一個合適的翻譯。它與「按手」的行動有關，這是一種將某人分別為聖、委任其擔任神聖職分的禮儀動作（</w:t>
+      </w:r>
+      <w:hyperlink r:id="rId267">
+        <w:r>
+          <w:rPr>
+            <w:lang w:val="zh_TW" w:bidi="zh_TW"/>
+          </w:rPr>
+          <w:rPr>
+            <w:color w:val="0000EE"/>
+            <w:u w:val="single"/>
+          </w:rPr>
+          <w:t>出28:41</w:t>
+        </w:r>
+      </w:hyperlink>
+      <w:r>
+        <w:rPr>
+          <w:lang w:val="zh_TW" w:bidi="zh_TW"/>
+        </w:rPr>
+        <w:t>，參</w:t>
+      </w:r>
+      <w:hyperlink r:id="rId268">
+        <w:r>
+          <w:rPr>
+            <w:lang w:val="zh_TW" w:bidi="zh_TW"/>
+          </w:rPr>
+          <w:rPr>
+            <w:color w:val="0000EE"/>
+            <w:u w:val="single"/>
+          </w:rPr>
+          <w:t>32:29</w:t>
+        </w:r>
+      </w:hyperlink>
+      <w:r>
+        <w:rPr>
+          <w:lang w:val="zh_TW" w:bidi="zh_TW"/>
+        </w:rPr>
+        <w:t>），並要求禮儀上的潔淨與屬靈的委身（</w:t>
+      </w:r>
+      <w:hyperlink r:id="rId269">
+        <w:r>
+          <w:rPr>
+            <w:lang w:val="zh_TW" w:bidi="zh_TW"/>
+          </w:rPr>
+          <w:rPr>
+            <w:color w:val="0000EE"/>
+            <w:u w:val="single"/>
+          </w:rPr>
+          <w:t>代下29:31</w:t>
+        </w:r>
+      </w:hyperlink>
+      <w:r>
+        <w:rPr>
+          <w:lang w:val="zh_TW" w:bidi="zh_TW"/>
+        </w:rPr>
+        <w:t>）。首次祭司就職時所行使的按立禮細節，載於兩處經文（</w:t>
+      </w:r>
+      <w:hyperlink r:id="rId118">
+        <w:r>
+          <w:rPr>
+            <w:lang w:val="zh_TW" w:bidi="zh_TW"/>
+          </w:rPr>
+          <w:rPr>
+            <w:color w:val="0000EE"/>
+            <w:u w:val="single"/>
+          </w:rPr>
+          <w:t>出29:19–34</w:t>
+        </w:r>
+      </w:hyperlink>
+      <w:r>
+        <w:rPr>
+          <w:lang w:val="zh_TW" w:bidi="zh_TW"/>
+        </w:rPr>
+        <w:t>；</w:t>
+      </w:r>
+      <w:hyperlink r:id="rId270">
+        <w:r>
+          <w:rPr>
+            <w:lang w:val="zh_TW" w:bidi="zh_TW"/>
+          </w:rPr>
+          <w:rPr>
+            <w:color w:val="0000EE"/>
+            <w:u w:val="single"/>
+          </w:rPr>
+          <w:t>利8:22–32</w:t>
+        </w:r>
+      </w:hyperlink>
+      <w:r>
+        <w:rPr>
+          <w:lang w:val="zh_TW" w:bidi="zh_TW"/>
+        </w:rPr>
+        <w:t>）。</w:t>
+      </w:r>
+    </w:p>
+    <w:p>
+      <w:pPr/>
+      <w:r>
+        <w:rPr>
+          <w:lang w:val="zh_TW" w:bidi="zh_TW"/>
+        </w:rPr>
+      </w:r>
       <w:r>
         <w:rPr>
           <w:i/>
@@ -1734,13 +6449,55 @@
         <w:rPr>
           <w:lang w:val="zh_TW" w:bidi="zh_TW"/>
         </w:rPr>
-        <w:t xml:space="preserve"> </w:t>
-      </w:r>
-      <w:r>
-        <w:rPr>
-          <w:lang w:val="zh_TW" w:bidi="zh_TW"/>
-        </w:rPr>
-        <w:t>黑暗</w:t>
+        <w:t>贖罪</w:t>
+      </w:r>
+      <w:r>
+        <w:rPr>
+          <w:lang w:val="zh_TW" w:bidi="zh_TW"/>
+        </w:rPr>
+        <w:t>；</w:t>
+      </w:r>
+      <w:r>
+        <w:rPr>
+          <w:lang w:val="zh_TW" w:bidi="zh_TW"/>
+        </w:rPr>
+        <w:t>關於潔淨與不潔淨的條例</w:t>
+      </w:r>
+      <w:r>
+        <w:rPr>
+          <w:lang w:val="zh_TW" w:bidi="zh_TW"/>
+        </w:rPr>
+        <w:t>；</w:t>
+      </w:r>
+      <w:r>
+        <w:rPr>
+          <w:lang w:val="zh_TW" w:bidi="zh_TW"/>
+        </w:rPr>
+        <w:t>以色列的筵席和節期</w:t>
+      </w:r>
+      <w:r>
+        <w:rPr>
+          <w:lang w:val="zh_TW" w:bidi="zh_TW"/>
+        </w:rPr>
+        <w:t>；</w:t>
+      </w:r>
+      <w:r>
+        <w:rPr>
+          <w:lang w:val="zh_TW" w:bidi="zh_TW"/>
+        </w:rPr>
+        <w:t>會幕</w:t>
+      </w:r>
+      <w:r>
+        <w:rPr>
+          <w:lang w:val="zh_TW" w:bidi="zh_TW"/>
+        </w:rPr>
+        <w:t>；</w:t>
+      </w:r>
+      <w:r>
+        <w:rPr>
+          <w:lang w:val="zh_TW" w:bidi="zh_TW"/>
+        </w:rPr>
+        <w:t>聖殿</w:t>
       </w:r>
       <w:r>
         <w:rPr>

--- a/zht/docx/046.content.docx
+++ b/zht/docx/046.content.docx
@@ -149,7 +149,7 @@
         <w:rPr>
           <w:lang w:val="zh_TW" w:bidi="zh_TW"/>
         </w:rPr>
-        <w:t>geng</w:t>
+        <w:t>ge</w:t>
       </w:r>
       <w:r>
         <w:rPr>
@@ -212,7 +212,7 @@
         <w:rPr>
           <w:lang w:val="zh_TW" w:bidi="zh_TW"/>
         </w:rPr>
-        <w:t>更</w:t>
+        <w:t>戈印</w:t>
       </w:r>
       <w:r>
         <w:rPr>
@@ -231,7 +231,79 @@
         <w:rPr>
           <w:lang w:val="zh_TW" w:bidi="zh_TW"/>
         </w:rPr>
-        <w:t>在舊約和新約中用來劃分夜晚的一段時間。</w:t>
+        <w:t xml:space="preserve">1. </w:t>
+      </w:r>
+      <w:hyperlink r:id="rId13">
+        <w:r>
+          <w:rPr>
+            <w:lang w:val="zh_TW" w:bidi="zh_TW"/>
+          </w:rPr>
+          <w:rPr>
+            <w:color w:val="0000EE"/>
+            <w:u w:val="single"/>
+          </w:rPr>
+          <w:t>創世記十四章1節、9節</w:t>
+        </w:r>
+      </w:hyperlink>
+      <w:r>
+        <w:rPr>
+          <w:lang w:val="zh_TW" w:bidi="zh_TW"/>
+        </w:rPr>
+        <w:t>提到的民族或地區，由一位名叫提達的王統治。這個詞被翻譯為「列國」或「戈印」。提達與另外三位王，示拿的暗拉非、以拉撒的亞略和以攔的基大老瑪，攻擊靠近死海的西訂谷的幾個城市（</w:t>
+      </w:r>
+      <w:hyperlink r:id="rId14">
+        <w:r>
+          <w:rPr>
+            <w:lang w:val="zh_TW" w:bidi="zh_TW"/>
+          </w:rPr>
+          <w:rPr>
+            <w:color w:val="0000EE"/>
+            <w:u w:val="single"/>
+          </w:rPr>
+          <w:t>創14:3</w:t>
+        </w:r>
+      </w:hyperlink>
+      <w:r>
+        <w:rPr>
+          <w:lang w:val="zh_TW" w:bidi="zh_TW"/>
+        </w:rPr>
+        <w:t>）。他們打敗了谷地地區的五位王，洗劫他們的城市，並俘虜住在所多瑪的亞伯拉罕的侄子羅得（</w:t>
+      </w:r>
+      <w:hyperlink r:id="rId15">
+        <w:r>
+          <w:rPr>
+            <w:lang w:val="zh_TW" w:bidi="zh_TW"/>
+          </w:rPr>
+          <w:rPr>
+            <w:color w:val="0000EE"/>
+            <w:u w:val="single"/>
+          </w:rPr>
+          <w:t>12</w:t>
+        </w:r>
+      </w:hyperlink>
+      <w:r>
+        <w:rPr>
+          <w:lang w:val="zh_TW" w:bidi="zh_TW"/>
+        </w:rPr>
+        <w:t>節）。亞伯拉罕聽到這件事後，召集他的壯丁，追擊打勝仗的諸王，擊敗他們，並救出羅得（</w:t>
+      </w:r>
+      <w:hyperlink r:id="rId16">
+        <w:r>
+          <w:rPr>
+            <w:lang w:val="zh_TW" w:bidi="zh_TW"/>
+          </w:rPr>
+          <w:rPr>
+            <w:color w:val="0000EE"/>
+            <w:u w:val="single"/>
+          </w:rPr>
+          <w:t>13–16</w:t>
+        </w:r>
+      </w:hyperlink>
+      <w:r>
+        <w:rPr>
+          <w:lang w:val="zh_TW" w:bidi="zh_TW"/>
+        </w:rPr>
+        <w:t>節）。</w:t>
       </w:r>
     </w:p>
     <w:p>
@@ -245,7 +317,73 @@
         <w:rPr>
           <w:lang w:val="zh_TW" w:bidi="zh_TW"/>
         </w:rPr>
-        <w:t>在舊約聖經時期，夜被分為三個更次（守衛班次）：</w:t>
+        <w:t>2. 約書亞戰勝沒有具名的戈印王時提到的百姓（</w:t>
+      </w:r>
+      <w:hyperlink r:id="rId17">
+        <w:r>
+          <w:rPr>
+            <w:lang w:val="zh_TW" w:bidi="zh_TW"/>
+          </w:rPr>
+          <w:rPr>
+            <w:color w:val="0000EE"/>
+            <w:u w:val="single"/>
+          </w:rPr>
+          <w:t>書12:23</w:t>
+        </w:r>
+      </w:hyperlink>
+      <w:r>
+        <w:rPr>
+          <w:lang w:val="zh_TW" w:bidi="zh_TW"/>
+        </w:rPr>
+        <w:t>）。這些人的位置不確定，因為希伯來經文中是「吉甲」，而七十士譯本則是「加利利」。</w:t>
+      </w:r>
+      <w:r>
+        <w:rPr>
+          <w:lang w:val="zh_TW" w:bidi="zh_TW"/>
+        </w:rPr>
+      </w:r>
+      <w:r>
+        <w:rPr>
+          <w:lang w:val="zh_TW" w:bidi="zh_TW"/>
+        </w:rPr>
+      </w:r>
+    </w:p>
+    <w:p>
+      <w:pPr/>
+      <w:r>
+        <w:rPr>
+          <w:lang w:val="zh_TW" w:bidi="zh_TW"/>
+        </w:rPr>
+      </w:r>
+    </w:p>
+    <w:p>
+      <w:pPr>
+        <w:pStyle w:val="Heading2"/>
+      </w:pPr>
+      <w:r>
+        <w:rPr>
+          <w:lang w:val="zh_TW" w:bidi="zh_TW"/>
+        </w:rPr>
+        <w:t>哥林多前書</w:t>
+      </w:r>
+      <w:r>
+        <w:rPr>
+          <w:lang w:val="zh_TW" w:bidi="zh_TW"/>
+        </w:rPr>
+      </w:r>
+    </w:p>
+    <w:p>
+      <w:pPr/>
+      <w:r>
+        <w:rPr>
+          <w:lang w:val="zh_TW" w:bidi="zh_TW"/>
+        </w:rPr>
+      </w:r>
+      <w:r>
+        <w:rPr>
+          <w:lang w:val="zh_TW" w:bidi="zh_TW"/>
+        </w:rPr>
+        <w:t>概述</w:t>
       </w:r>
     </w:p>
     <w:p>
@@ -263,25 +401,7 @@
         <w:rPr>
           <w:lang w:val="zh_TW" w:bidi="zh_TW"/>
         </w:rPr>
-        <w:t>初更或晚上從日落到大約22:00（</w:t>
-      </w:r>
-      <w:hyperlink r:id="rId13">
-        <w:r>
-          <w:rPr>
-            <w:lang w:val="zh_TW" w:bidi="zh_TW"/>
-          </w:rPr>
-          <w:rPr>
-            <w:color w:val="0000EE"/>
-            <w:u w:val="single"/>
-          </w:rPr>
-          <w:t>耶利米哀歌2:19</w:t>
-        </w:r>
-      </w:hyperlink>
-      <w:r>
-        <w:rPr>
-          <w:lang w:val="zh_TW" w:bidi="zh_TW"/>
-        </w:rPr>
-        <w:t>）。</w:t>
+        <w:t>作者</w:t>
       </w:r>
     </w:p>
     <w:p>
@@ -299,25 +419,7 @@
         <w:rPr>
           <w:lang w:val="zh_TW" w:bidi="zh_TW"/>
         </w:rPr>
-        <w:t>中更或半夜是從22:00到02:00（</w:t>
-      </w:r>
-      <w:hyperlink r:id="rId14">
-        <w:r>
-          <w:rPr>
-            <w:lang w:val="zh_TW" w:bidi="zh_TW"/>
-          </w:rPr>
-          <w:rPr>
-            <w:color w:val="0000EE"/>
-            <w:u w:val="single"/>
-          </w:rPr>
-          <w:t>士師記7:19</w:t>
-        </w:r>
-      </w:hyperlink>
-      <w:r>
-        <w:rPr>
-          <w:lang w:val="zh_TW" w:bidi="zh_TW"/>
-        </w:rPr>
-        <w:t>）。</w:t>
+        <w:t>寫作日期與寫作地點</w:t>
       </w:r>
     </w:p>
     <w:p>
@@ -335,18 +437,1383 @@
         <w:rPr>
           <w:lang w:val="zh_TW" w:bidi="zh_TW"/>
         </w:rPr>
-        <w:t>晨更大約從02:00到日出（</w:t>
-      </w:r>
-      <w:hyperlink r:id="rId15">
-        <w:r>
-          <w:rPr>
-            <w:lang w:val="zh_TW" w:bidi="zh_TW"/>
-          </w:rPr>
-          <w:rPr>
-            <w:color w:val="0000EE"/>
-            <w:u w:val="single"/>
-          </w:rPr>
-          <w:t>出埃及記14:24</w:t>
+        <w:t>背景</w:t>
+      </w:r>
+    </w:p>
+    <w:p>
+      <w:pPr>
+        <w:pStyle w:val="ListBullet"/>
+        <w:spacing w:line="240" w:lineRule="auto"/>
+        <w:ind w:left="720"/>
+      </w:pPr>
+      <w:r>
+        <w:rPr>
+          <w:lang w:val="zh_TW" w:bidi="zh_TW"/>
+        </w:rPr>
+      </w:r>
+      <w:r>
+        <w:rPr>
+          <w:lang w:val="zh_TW" w:bidi="zh_TW"/>
+        </w:rPr>
+        <w:t>目的與教導</w:t>
+      </w:r>
+    </w:p>
+    <w:p>
+      <w:pPr>
+        <w:pStyle w:val="ListBullet"/>
+        <w:spacing w:line="240" w:lineRule="auto"/>
+        <w:ind w:left="720"/>
+      </w:pPr>
+      <w:r>
+        <w:rPr>
+          <w:lang w:val="zh_TW" w:bidi="zh_TW"/>
+        </w:rPr>
+      </w:r>
+      <w:r>
+        <w:rPr>
+          <w:lang w:val="zh_TW" w:bidi="zh_TW"/>
+        </w:rPr>
+        <w:t>內容</w:t>
+      </w:r>
+    </w:p>
+    <w:p>
+      <w:pPr>
+        <w:pStyle w:val="Heading3"/>
+      </w:pPr>
+      <w:r>
+        <w:rPr>
+          <w:lang w:val="zh_TW" w:bidi="zh_TW"/>
+        </w:rPr>
+        <w:t>作者</w:t>
+      </w:r>
+    </w:p>
+    <w:p>
+      <w:pPr/>
+      <w:r>
+        <w:rPr>
+          <w:lang w:val="zh_TW" w:bidi="zh_TW"/>
+        </w:rPr>
+      </w:r>
+      <w:r>
+        <w:rPr>
+          <w:lang w:val="zh_TW" w:bidi="zh_TW"/>
+        </w:rPr>
+        <w:t>所有學者都無疑的同意哥林多前書是由使徒保羅在第三次宣教旅程中，住在以弗所時寫下的。那時保羅已是一位成熟的中年（大約55歲）宣教士，他在地中海地區約四分之一的地方建立教會，並且累積了豐富的植堂經驗。</w:t>
+      </w:r>
+    </w:p>
+    <w:p>
+      <w:pPr>
+        <w:pStyle w:val="Heading3"/>
+      </w:pPr>
+      <w:r>
+        <w:rPr>
+          <w:lang w:val="zh_TW" w:bidi="zh_TW"/>
+        </w:rPr>
+        <w:t>寫作日期與寫作地點</w:t>
+      </w:r>
+    </w:p>
+    <w:p>
+      <w:pPr/>
+      <w:r>
+        <w:rPr>
+          <w:lang w:val="zh_TW" w:bidi="zh_TW"/>
+        </w:rPr>
+      </w:r>
+      <w:r>
+        <w:rPr>
+          <w:lang w:val="zh_TW" w:bidi="zh_TW"/>
+        </w:rPr>
+        <w:t>保羅在約公元50年至52年間於哥林多進行事工。他在耶路撒冷短暫停留後，便繼續他的宣教工作，這次是停留在以弗所（</w:t>
+      </w:r>
+      <w:hyperlink r:id="rId18">
+        <w:r>
+          <w:rPr>
+            <w:lang w:val="zh_TW" w:bidi="zh_TW"/>
+          </w:rPr>
+          <w:rPr>
+            <w:color w:val="0000EE"/>
+            <w:u w:val="single"/>
+          </w:rPr>
+          <w:t>徒19章</w:t>
+        </w:r>
+      </w:hyperlink>
+      <w:r>
+        <w:rPr>
+          <w:lang w:val="zh_TW" w:bidi="zh_TW"/>
+        </w:rPr>
+        <w:t>），並且在那裡服事了三年（公元53–55/56）。在此期間，他至少寫了三封信給哥林多教會，並親自訪問過一次。他的第一封信，通常稱為「先前的信」，在</w:t>
+      </w:r>
+      <w:hyperlink r:id="rId19">
+        <w:r>
+          <w:rPr>
+            <w:lang w:val="zh_TW" w:bidi="zh_TW"/>
+          </w:rPr>
+          <w:rPr>
+            <w:color w:val="0000EE"/>
+            <w:u w:val="single"/>
+          </w:rPr>
+          <w:t>哥林多前書五章9至11節</w:t>
+        </w:r>
+      </w:hyperlink>
+      <w:r>
+        <w:rPr>
+          <w:lang w:val="zh_TW" w:bidi="zh_TW"/>
+        </w:rPr>
+        <w:t>中提到過。從這處經文得知，該信被誤解，但因為那封信已經遺失，所以其內容我們所知甚少。</w:t>
+      </w:r>
+    </w:p>
+    <w:p>
+      <w:pPr/>
+      <w:r>
+        <w:rPr>
+          <w:lang w:val="zh_TW" w:bidi="zh_TW"/>
+        </w:rPr>
+      </w:r>
+      <w:r>
+        <w:rPr>
+          <w:lang w:val="zh_TW" w:bidi="zh_TW"/>
+        </w:rPr>
+        <w:t>大約在公元55年，保羅從革來氏家的家人（可能是革來氏家庭教會的成員）聽到了有關哥林多教會的事情（</w:t>
+      </w:r>
+      <w:hyperlink r:id="rId20">
+        <w:r>
+          <w:rPr>
+            <w:lang w:val="zh_TW" w:bidi="zh_TW"/>
+          </w:rPr>
+          <w:rPr>
+            <w:color w:val="0000EE"/>
+            <w:u w:val="single"/>
+          </w:rPr>
+          <w:t>林前1:11</w:t>
+        </w:r>
+      </w:hyperlink>
+      <w:r>
+        <w:rPr>
+          <w:lang w:val="zh_TW" w:bidi="zh_TW"/>
+        </w:rPr>
+        <w:t>）。隨後他口述了第二封信給哥林多教會，即我們的哥林多前書。這封信很可能由司提法那、福徒拿都和亞該古（</w:t>
+      </w:r>
+      <w:hyperlink r:id="rId21">
+        <w:r>
+          <w:rPr>
+            <w:lang w:val="zh_TW" w:bidi="zh_TW"/>
+          </w:rPr>
+          <w:rPr>
+            <w:color w:val="0000EE"/>
+            <w:u w:val="single"/>
+          </w:rPr>
+          <w:t>16:17</w:t>
+        </w:r>
+      </w:hyperlink>
+      <w:r>
+        <w:rPr>
+          <w:lang w:val="zh_TW" w:bidi="zh_TW"/>
+        </w:rPr>
+        <w:t>）帶去。保羅後來又寫了第三封信給哥林多，稱為「憂愁的信」（</w:t>
+      </w:r>
+      <w:hyperlink r:id="rId22">
+        <w:r>
+          <w:rPr>
+            <w:lang w:val="zh_TW" w:bidi="zh_TW"/>
+          </w:rPr>
+          <w:rPr>
+            <w:color w:val="0000EE"/>
+            <w:u w:val="single"/>
+          </w:rPr>
+          <w:t>林後2:2–3</w:t>
+        </w:r>
+      </w:hyperlink>
+      <w:r>
+        <w:rPr>
+          <w:lang w:val="zh_TW" w:bidi="zh_TW"/>
+        </w:rPr>
+        <w:t>），然後才寫了哥林多後書。</w:t>
+      </w:r>
+    </w:p>
+    <w:p>
+      <w:pPr>
+        <w:pStyle w:val="Heading3"/>
+      </w:pPr>
+      <w:r>
+        <w:rPr>
+          <w:lang w:val="zh_TW" w:bidi="zh_TW"/>
+        </w:rPr>
+        <w:t>背景</w:t>
+      </w:r>
+    </w:p>
+    <w:p>
+      <w:pPr/>
+      <w:r>
+        <w:rPr>
+          <w:lang w:val="zh_TW" w:bidi="zh_TW"/>
+        </w:rPr>
+      </w:r>
+      <w:r>
+        <w:rPr>
+          <w:lang w:val="zh_TW" w:bidi="zh_TW"/>
+        </w:rPr>
+        <w:t>哥林多是一個港口城，在公元前146年遭到羅馬人摧毀，然後在公元前46年由猶流·凱撒（Julius Caesar）重建。公元前27年之後，它成為亞該亞的羅馬首府，方伯（proconsul）在此居住（</w:t>
+      </w:r>
+      <w:hyperlink r:id="rId23">
+        <w:r>
+          <w:rPr>
+            <w:lang w:val="zh_TW" w:bidi="zh_TW"/>
+          </w:rPr>
+          <w:rPr>
+            <w:color w:val="0000EE"/>
+            <w:u w:val="single"/>
+          </w:rPr>
+          <w:t>徒18:12</w:t>
+        </w:r>
+      </w:hyperlink>
+      <w:r>
+        <w:rPr>
+          <w:lang w:val="zh_TW" w:bidi="zh_TW"/>
+        </w:rPr>
+        <w:t>）。這個城實際上由三個部分所組成：東方約八英里（13公里）處的堅革哩（Cenchrea）港口，愛琴海的船隻會在此卸貨；西方約一英里（1.6公里）處的利奇昂（Lechaion）港口，靠近哥林多灣，船隻會在此重新裝載貨物。貨物經由地峽上的車輛運輸，船隻則放置於滾軸上運送；哥林多城本身則位於兩個港口之間的高地上。</w:t>
+      </w:r>
+    </w:p>
+    <w:p>
+      <w:pPr/>
+      <w:r>
+        <w:rPr>
+          <w:lang w:val="zh_TW" w:bidi="zh_TW"/>
+        </w:rPr>
+      </w:r>
+      <w:r>
+        <w:rPr>
+          <w:lang w:val="zh_TW" w:bidi="zh_TW"/>
+        </w:rPr>
+        <w:t>城的衛城（acropolis）位於陡峭而高聳的</w:t>
+      </w:r>
+      <w:r>
+        <w:rPr>
+          <w:lang w:val="zh_TW" w:bidi="zh_TW"/>
+        </w:rPr>
+        <w:t>阿克羅哥林多</w:t>
+      </w:r>
+      <w:r>
+        <w:rPr>
+          <w:lang w:val="zh_TW" w:bidi="zh_TW"/>
+        </w:rPr>
+        <w:t>（Acrocorinth）山頂上，裡面有</w:t>
+      </w:r>
+      <w:r>
+        <w:rPr>
+          <w:lang w:val="zh_TW" w:bidi="zh_TW"/>
+        </w:rPr>
+        <w:t>阿芙蘿黛蒂（</w:t>
+      </w:r>
+      <w:r>
+        <w:rPr>
+          <w:lang w:val="zh_TW" w:bidi="zh_TW"/>
+        </w:rPr>
+        <w:t>Aphrodite</w:t>
+      </w:r>
+      <w:r>
+        <w:rPr>
+          <w:lang w:val="zh_TW" w:bidi="zh_TW"/>
+        </w:rPr>
+        <w:t>）</w:t>
+      </w:r>
+      <w:r>
+        <w:rPr>
+          <w:lang w:val="zh_TW" w:bidi="zh_TW"/>
+        </w:rPr>
+        <w:t>的神廟，這位愛神的神廟擁有1000名女奴，專門奉獻於此女神的崇拜活動。哥林多獨特的宗教崇拜形式，專門敬拜愛與美的女神阿芙蘿黛蒂（羅馬稱為維納斯〔Venus〕）。與這些宗教儀式相關的是普遍的道德敗壞，哥林多的道德風氣以腐敗而聞名，即使與異教的羅馬相比也是如此。在城中低地有一個猶太會堂（</w:t>
+      </w:r>
+      <w:hyperlink r:id="rId24">
+        <w:r>
+          <w:rPr>
+            <w:lang w:val="zh_TW" w:bidi="zh_TW"/>
+          </w:rPr>
+          <w:rPr>
+            <w:color w:val="0000EE"/>
+            <w:u w:val="single"/>
+          </w:rPr>
+          <w:t>徒18:4</w:t>
+        </w:r>
+      </w:hyperlink>
+      <w:r>
+        <w:rPr>
+          <w:lang w:val="zh_TW" w:bidi="zh_TW"/>
+        </w:rPr>
+        <w:t>），因為儘管這座羅馬殖民地主要的居民是義大利人，但也吸引不少地中海其他地區的族群（包括猶太人）居住。</w:t>
+      </w:r>
+    </w:p>
+    <w:p>
+      <w:pPr>
+        <w:pStyle w:val="Heading3"/>
+      </w:pPr>
+      <w:r>
+        <w:rPr>
+          <w:lang w:val="zh_TW" w:bidi="zh_TW"/>
+        </w:rPr>
+        <w:t>目的和教導</w:t>
+      </w:r>
+    </w:p>
+    <w:p>
+      <w:pPr/>
+      <w:r>
+        <w:rPr>
+          <w:lang w:val="zh_TW" w:bidi="zh_TW"/>
+        </w:rPr>
+      </w:r>
+      <w:r>
+        <w:rPr>
+          <w:lang w:val="zh_TW" w:bidi="zh_TW"/>
+        </w:rPr>
+        <w:t>保羅在哥林多前書中主要關注的是教會的合一。哥林多教會內有一種自我中心的態度，導致了教會內部的結黨分裂、炫耀知識與自由，以及在崇拜中自私的行為。</w:t>
+      </w:r>
+    </w:p>
+    <w:p>
+      <w:pPr/>
+      <w:r>
+        <w:rPr>
+          <w:lang w:val="zh_TW" w:bidi="zh_TW"/>
+        </w:rPr>
+      </w:r>
+      <w:r>
+        <w:rPr>
+          <w:lang w:val="zh_TW" w:bidi="zh_TW"/>
+        </w:rPr>
+        <w:t>此外，書信還涉及兩個主要問題：首先，對於哥林多教會受異教風俗影響的寬鬆性道德標準，保羅需要設立一些界限。其次，關於接受身體復活的爭議，保羅意識到這個問題直接關乎信仰的核心，因此堅定宣告復活的真理。</w:t>
+      </w:r>
+    </w:p>
+    <w:p>
+      <w:pPr/>
+      <w:r>
+        <w:rPr>
+          <w:lang w:val="zh_TW" w:bidi="zh_TW"/>
+        </w:rPr>
+      </w:r>
+      <w:r>
+        <w:rPr>
+          <w:lang w:val="zh_TW" w:bidi="zh_TW"/>
+        </w:rPr>
+        <w:t>有學者認為，這兩個問題以及教會合一的爭論（尤其是與知識相關的問題）反映了諾斯底主義的影響，並推斷保羅反對的是哥林多教會內一個諾斯底派別。然而，仔細研究顯示出哥林多當時的文化背景中，雖有一些後來與諾斯底主義相關的元素，但將其稱為諾斯底派是不符合時代背景的。即使意識到哥林多的情境中有原始諾斯底的概念，仍需將詮釋限制在公元一世紀的時代脈絡中。</w:t>
+      </w:r>
+    </w:p>
+    <w:p>
+      <w:pPr/>
+      <w:r>
+        <w:rPr>
+          <w:lang w:val="zh_TW" w:bidi="zh_TW"/>
+        </w:rPr>
+      </w:r>
+      <w:r>
+        <w:rPr>
+          <w:lang w:val="zh_TW" w:bidi="zh_TW"/>
+        </w:rPr>
+        <w:t>因此，保羅的核心關注是教會的合一與純潔。他竭力防止教會因道德和教義的分歧，而分裂為互相爭吵的派別。同時，他希望教會將焦點放在耶穌這位被高舉的主身上。</w:t>
+      </w:r>
+    </w:p>
+    <w:p>
+      <w:pPr>
+        <w:pStyle w:val="Heading3"/>
+      </w:pPr>
+      <w:r>
+        <w:rPr>
+          <w:lang w:val="zh_TW" w:bidi="zh_TW"/>
+        </w:rPr>
+        <w:t>內容</w:t>
+      </w:r>
+    </w:p>
+    <w:p>
+      <w:pPr>
+        <w:pStyle w:val="Heading4"/>
+      </w:pPr>
+      <w:r>
+        <w:rPr>
+          <w:lang w:val="zh_TW" w:bidi="zh_TW"/>
+        </w:rPr>
+        <w:t>問安，</w:t>
+      </w:r>
+      <w:hyperlink r:id="rId25">
+        <w:r>
+          <w:rPr>
+            <w:lang w:val="zh_TW" w:bidi="zh_TW"/>
+          </w:rPr>
+          <w:rPr>
+            <w:color w:val="0000EE"/>
+            <w:u w:val="single"/>
+          </w:rPr>
+          <w:t>一章1至9節</w:t>
+        </w:r>
+      </w:hyperlink>
+    </w:p>
+    <w:p>
+      <w:pPr/>
+      <w:r>
+        <w:rPr>
+          <w:lang w:val="zh_TW" w:bidi="zh_TW"/>
+        </w:rPr>
+      </w:r>
+      <w:r>
+        <w:rPr>
+          <w:lang w:val="zh_TW" w:bidi="zh_TW"/>
+        </w:rPr>
+        <w:t>保羅以標準的問安開始，隨後是他慣常的感恩禱告。兩個特點值得注意：首先，問安中提到所提尼與保羅同在。雖無法確定所提尼的具體身分，但他顯然為哥林多信徒所熟知，很可能是</w:t>
+      </w:r>
+      <w:hyperlink r:id="rId26">
+        <w:r>
+          <w:rPr>
+            <w:lang w:val="zh_TW" w:bidi="zh_TW"/>
+          </w:rPr>
+          <w:rPr>
+            <w:color w:val="0000EE"/>
+            <w:u w:val="single"/>
+          </w:rPr>
+          <w:t>使徒行傳十八章17節</w:t>
+        </w:r>
+      </w:hyperlink>
+      <w:r>
+        <w:rPr>
+          <w:lang w:val="zh_TW" w:bidi="zh_TW"/>
+        </w:rPr>
+        <w:t>中提到的猶太會堂的管理者，在基利司布歸信後接任此職。</w:t>
+      </w:r>
+    </w:p>
+    <w:p>
+      <w:pPr/>
+      <w:r>
+        <w:rPr>
+          <w:lang w:val="zh_TW" w:bidi="zh_TW"/>
+        </w:rPr>
+      </w:r>
+      <w:r>
+        <w:rPr>
+          <w:lang w:val="zh_TW" w:bidi="zh_TW"/>
+        </w:rPr>
+        <w:t>其次，保羅強調哥林多信徒在言語、知識和屬靈恩賜上的能力。這些恩賜是真實的，但他們卻在濫用這些恩賜。保羅的解決方法不是抑制這些恩賜（事實上，他為此感謝神），而是賦予它們新的意義和定位。</w:t>
+      </w:r>
+    </w:p>
+    <w:p>
+      <w:pPr>
+        <w:pStyle w:val="Heading4"/>
+      </w:pPr>
+      <w:r>
+        <w:rPr>
+          <w:lang w:val="zh_TW" w:bidi="zh_TW"/>
+        </w:rPr>
+        <w:t>革來氏家人帶來的報告，</w:t>
+      </w:r>
+      <w:hyperlink r:id="rId27">
+        <w:r>
+          <w:rPr>
+            <w:lang w:val="zh_TW" w:bidi="zh_TW"/>
+          </w:rPr>
+          <w:rPr>
+            <w:color w:val="0000EE"/>
+            <w:u w:val="single"/>
+          </w:rPr>
+          <w:t>一章10節至四章21節</w:t>
+        </w:r>
+      </w:hyperlink>
+    </w:p>
+    <w:p>
+      <w:pPr/>
+      <w:r>
+        <w:rPr>
+          <w:lang w:val="zh_TW" w:bidi="zh_TW"/>
+        </w:rPr>
+      </w:r>
+      <w:r>
+        <w:rPr>
+          <w:lang w:val="zh_TW" w:bidi="zh_TW"/>
+        </w:rPr>
+        <w:t>哥林多信徒將保羅、磯法（彼得）、亞波羅，甚至基督分別視為不同派系的領袖。我們無法確定每個派別的立場，但可以推測：保羅的派別可能強調他的「自由」主張；彼得的派別可能支持猶太教的實踐；亞波羅的派別可能重視哲學理解和演說。無論派別立場如何，保羅對教會的分裂感到震驚。他首先指出，他的行為並非為了建立自己的跟隨者，而是為要指向基督。他並未堅持親自為歸信者施洗，因為施洗者並不重要，重要的是他們都歸入基督。</w:t>
+      </w:r>
+    </w:p>
+    <w:p>
+      <w:pPr/>
+      <w:r>
+        <w:rPr>
+          <w:lang w:val="zh_TW" w:bidi="zh_TW"/>
+        </w:rPr>
+      </w:r>
+      <w:r>
+        <w:rPr>
+          <w:lang w:val="zh_TW" w:bidi="zh_TW"/>
+        </w:rPr>
+        <w:t>接著，保羅進一步探討根本問題，即教會中有人試圖彰顯自己比其它派別的人更優越或更有智慧。這種尋求世俗智慧的行為與保羅所傳的福音互相矛盾。</w:t>
+      </w:r>
+    </w:p>
+    <w:p>
+      <w:pPr/>
+      <w:r>
+        <w:rPr>
+          <w:lang w:val="zh_TW" w:bidi="zh_TW"/>
+        </w:rPr>
+      </w:r>
+      <w:r>
+        <w:rPr>
+          <w:lang w:val="zh_TW" w:bidi="zh_TW"/>
+        </w:rPr>
+        <w:t>首先，釘十字架的基督（</w:t>
+      </w:r>
+      <w:hyperlink r:id="rId28">
+        <w:r>
+          <w:rPr>
+            <w:lang w:val="zh_TW" w:bidi="zh_TW"/>
+          </w:rPr>
+          <w:rPr>
+            <w:color w:val="0000EE"/>
+            <w:u w:val="single"/>
+          </w:rPr>
+          <w:t>1:18</w:t>
+        </w:r>
+      </w:hyperlink>
+      <w:r>
+        <w:rPr>
+          <w:lang w:val="zh_TW" w:bidi="zh_TW"/>
+        </w:rPr>
+        <w:t>）所傳達的信息在猶太人或希臘人的智慧和價值觀中是沒有意義的。因其要求人以全新的方式——神的方式——來看待生命。</w:t>
+      </w:r>
+    </w:p>
+    <w:p>
+      <w:pPr/>
+      <w:r>
+        <w:rPr>
+          <w:lang w:val="zh_TW" w:bidi="zh_TW"/>
+        </w:rPr>
+      </w:r>
+      <w:r>
+        <w:rPr>
+          <w:lang w:val="zh_TW" w:bidi="zh_TW"/>
+        </w:rPr>
+        <w:t>其次，神揀選他們的標準並非基於社會地位，反之，神使他們唯一的身分地位就是他們從神那裡得來的平等身分（</w:t>
+      </w:r>
+      <w:hyperlink r:id="rId29">
+        <w:r>
+          <w:rPr>
+            <w:lang w:val="zh_TW" w:bidi="zh_TW"/>
+          </w:rPr>
+          <w:rPr>
+            <w:color w:val="0000EE"/>
+            <w:u w:val="single"/>
+          </w:rPr>
+          <w:t>1:26–31</w:t>
+        </w:r>
+      </w:hyperlink>
+      <w:r>
+        <w:rPr>
+          <w:lang w:val="zh_TW" w:bidi="zh_TW"/>
+        </w:rPr>
+        <w:t>）。</w:t>
+      </w:r>
+    </w:p>
+    <w:p>
+      <w:pPr/>
+      <w:r>
+        <w:rPr>
+          <w:lang w:val="zh_TW" w:bidi="zh_TW"/>
+        </w:rPr>
+      </w:r>
+      <w:r>
+        <w:rPr>
+          <w:lang w:val="zh_TW" w:bidi="zh_TW"/>
+        </w:rPr>
+        <w:t>第三，他們的信心不是建立在保羅的口才上，而是建立在聖靈的恩賜上（</w:t>
+      </w:r>
+      <w:hyperlink r:id="rId30">
+        <w:r>
+          <w:rPr>
+            <w:lang w:val="zh_TW" w:bidi="zh_TW"/>
+          </w:rPr>
+          <w:rPr>
+            <w:color w:val="0000EE"/>
+            <w:u w:val="single"/>
+          </w:rPr>
+          <w:t>2:4</w:t>
+        </w:r>
+      </w:hyperlink>
+      <w:r>
+        <w:rPr>
+          <w:lang w:val="zh_TW" w:bidi="zh_TW"/>
+        </w:rPr>
+        <w:t>），因為聖靈證明了神透過保羅在行事。因此，引導他們到神面前的不是辯論，而是神的靈。因此，引導他們歸向神的是聖靈，而非人的理性。除非他們在世界的思考方式上變得愚拙，否則他們永遠無法從賜予真正智慧靈的角度重新思考生命。</w:t>
+      </w:r>
+    </w:p>
+    <w:p>
+      <w:pPr/>
+      <w:r>
+        <w:rPr>
+          <w:lang w:val="zh_TW" w:bidi="zh_TW"/>
+        </w:rPr>
+      </w:r>
+      <w:r>
+        <w:rPr>
+          <w:lang w:val="zh_TW" w:bidi="zh_TW"/>
+        </w:rPr>
+        <w:t>第四，當他們將保羅和其他人視為派系領袖時，這表現出人性中邪惡的本能（即「肉體」或「墮落的人性」），因為這是高舉人而非高舉神的作為，而神在每人身上的作為是平等的。</w:t>
+      </w:r>
+    </w:p>
+    <w:p>
+      <w:pPr/>
+      <w:r>
+        <w:rPr>
+          <w:lang w:val="zh_TW" w:bidi="zh_TW"/>
+        </w:rPr>
+      </w:r>
+      <w:r>
+        <w:rPr>
+          <w:lang w:val="zh_TW" w:bidi="zh_TW"/>
+        </w:rPr>
+        <w:t>第五，這些僕人共同為神建造一個「殿」，就是教會，以基督為根基。只有神會審判每個基督徒如何為建造教會的工作出力。但分裂教會的人將受到神的毀滅性審判，因為「若有人毀壞神的殿，神必要毀壞那人」（</w:t>
+      </w:r>
+      <w:hyperlink r:id="rId31">
+        <w:r>
+          <w:rPr>
+            <w:lang w:val="zh_TW" w:bidi="zh_TW"/>
+          </w:rPr>
+          <w:rPr>
+            <w:color w:val="0000EE"/>
+            <w:u w:val="single"/>
+          </w:rPr>
+          <w:t>3:17</w:t>
+        </w:r>
+      </w:hyperlink>
+      <w:r>
+        <w:rPr>
+          <w:lang w:val="zh_TW" w:bidi="zh_TW"/>
+        </w:rPr>
+        <w:t>）（請注意，這裡的殿是指教會的集體意象，而在第</w:t>
+      </w:r>
+      <w:hyperlink r:id="rId32">
+        <w:r>
+          <w:rPr>
+            <w:lang w:val="zh_TW" w:bidi="zh_TW"/>
+          </w:rPr>
+          <w:rPr>
+            <w:color w:val="0000EE"/>
+            <w:u w:val="single"/>
+          </w:rPr>
+          <w:t>六</w:t>
+        </w:r>
+      </w:hyperlink>
+      <w:r>
+        <w:rPr>
+          <w:lang w:val="zh_TW" w:bidi="zh_TW"/>
+        </w:rPr>
+        <w:t>章中，這個意象則是指個別使用——每一位基督徒都是神的殿。）</w:t>
+      </w:r>
+    </w:p>
+    <w:p>
+      <w:pPr/>
+      <w:r>
+        <w:rPr>
+          <w:lang w:val="zh_TW" w:bidi="zh_TW"/>
+        </w:rPr>
+      </w:r>
+      <w:r>
+        <w:rPr>
+          <w:lang w:val="zh_TW" w:bidi="zh_TW"/>
+        </w:rPr>
+        <w:t>最後，保羅指出他們過度實現的末世論。哥林多信徒因擁有屬靈恩賜（真實的）和自誇的智慧（世俗的）而聲稱自己與基督一同作王（</w:t>
+      </w:r>
+      <w:hyperlink r:id="rId33">
+        <w:r>
+          <w:rPr>
+            <w:lang w:val="zh_TW" w:bidi="zh_TW"/>
+          </w:rPr>
+          <w:rPr>
+            <w:color w:val="0000EE"/>
+            <w:u w:val="single"/>
+          </w:rPr>
+          <w:t>4:8–13</w:t>
+        </w:r>
+      </w:hyperlink>
+      <w:r>
+        <w:rPr>
+          <w:lang w:val="zh_TW" w:bidi="zh_TW"/>
+        </w:rPr>
+        <w:t>）。保羅以諷刺的語氣指出，這種主張與使徒的生活方式大相逕庭。使徒像耶穌一樣過著受苦的生活，盼望將來得榮耀，而哥林多信徒卻試圖在未經受苦的情況下提前享有榮耀。</w:t>
+      </w:r>
+    </w:p>
+    <w:p>
+      <w:pPr/>
+      <w:r>
+        <w:rPr>
+          <w:lang w:val="zh_TW" w:bidi="zh_TW"/>
+        </w:rPr>
+      </w:r>
+      <w:r>
+        <w:rPr>
+          <w:lang w:val="zh_TW" w:bidi="zh_TW"/>
+        </w:rPr>
+        <w:t>最後，保羅勸誡他們，語氣對某些可能接受教導的人較為溫和，勸他們效法自己的生活方式（</w:t>
+      </w:r>
+      <w:hyperlink r:id="rId34">
+        <w:r>
+          <w:rPr>
+            <w:lang w:val="zh_TW" w:bidi="zh_TW"/>
+          </w:rPr>
+          <w:rPr>
+            <w:color w:val="0000EE"/>
+            <w:u w:val="single"/>
+          </w:rPr>
+          <w:t>14–16</w:t>
+        </w:r>
+      </w:hyperlink>
+      <w:r>
+        <w:rPr>
+          <w:lang w:val="zh_TW" w:bidi="zh_TW"/>
+        </w:rPr>
+        <w:t>節）。提摩太也在他們面前忠實地活出真理。同時，保羅對那些「自高自大」之人提出警告（</w:t>
+      </w:r>
+      <w:hyperlink r:id="rId35">
+        <w:r>
+          <w:rPr>
+            <w:lang w:val="zh_TW" w:bidi="zh_TW"/>
+          </w:rPr>
+          <w:rPr>
+            <w:color w:val="0000EE"/>
+            <w:u w:val="single"/>
+          </w:rPr>
+          <w:t>18</w:t>
+        </w:r>
+      </w:hyperlink>
+      <w:r>
+        <w:rPr>
+          <w:lang w:val="zh_TW" w:bidi="zh_TW"/>
+        </w:rPr>
+        <w:t>節），並指出如果他親自前來，將不是檢驗他們的言詞，而是屬靈的能力。</w:t>
+      </w:r>
+    </w:p>
+    <w:p>
+      <w:pPr>
+        <w:pStyle w:val="Heading4"/>
+      </w:pPr>
+      <w:r>
+        <w:rPr>
+          <w:lang w:val="zh_TW" w:bidi="zh_TW"/>
+        </w:rPr>
+        <w:t>哥林多使者的報告，</w:t>
+      </w:r>
+      <w:hyperlink r:id="rId36">
+        <w:r>
+          <w:rPr>
+            <w:lang w:val="zh_TW" w:bidi="zh_TW"/>
+          </w:rPr>
+          <w:rPr>
+            <w:color w:val="0000EE"/>
+            <w:u w:val="single"/>
+          </w:rPr>
+          <w:t>五章1節至六章20節</w:t>
+        </w:r>
+      </w:hyperlink>
+    </w:p>
+    <w:p>
+      <w:pPr/>
+      <w:r>
+        <w:rPr>
+          <w:lang w:val="zh_TW" w:bidi="zh_TW"/>
+        </w:rPr>
+      </w:r>
+      <w:r>
+        <w:rPr>
+          <w:lang w:val="zh_TW" w:bidi="zh_TW"/>
+        </w:rPr>
+        <w:t>保羅在這部分處理使者帶來的口頭報告中所提出的三個問題。</w:t>
+      </w:r>
+    </w:p>
+    <w:p>
+      <w:pPr/>
+      <w:r>
+        <w:rPr>
+          <w:lang w:val="zh_TW" w:bidi="zh_TW"/>
+        </w:rPr>
+      </w:r>
+      <w:r>
+        <w:rPr>
+          <w:lang w:val="zh_TW" w:bidi="zh_TW"/>
+        </w:rPr>
+        <w:t>第一個問題關於教會紀律（</w:t>
+      </w:r>
+      <w:hyperlink r:id="rId37">
+        <w:r>
+          <w:rPr>
+            <w:lang w:val="zh_TW" w:bidi="zh_TW"/>
+          </w:rPr>
+          <w:rPr>
+            <w:color w:val="0000EE"/>
+            <w:u w:val="single"/>
+          </w:rPr>
+          <w:t>5:12–13</w:t>
+        </w:r>
+      </w:hyperlink>
+      <w:r>
+        <w:rPr>
+          <w:lang w:val="zh_TW" w:bidi="zh_TW"/>
+        </w:rPr>
+        <w:t>）。保羅引用了一個明顯道德敗壞的案例——亂倫。這種不道德的行為甚至連外邦人都認為不應當，因此並非出於對基督教原則的無知。然而，教會並未採取任何行動，反而以自己的寬容為榮，可能是基於對保羅關於「不受律法約束的自由」教導的誤解。</w:t>
+      </w:r>
+    </w:p>
+    <w:p>
+      <w:pPr/>
+      <w:r>
+        <w:rPr>
+          <w:lang w:val="zh_TW" w:bidi="zh_TW"/>
+        </w:rPr>
+      </w:r>
+      <w:r>
+        <w:rPr>
+          <w:lang w:val="zh_TW" w:bidi="zh_TW"/>
+        </w:rPr>
+        <w:t>保羅在這部分提出三個教會紀律的原則：（1）首要目標是使犯罪者悔改並恢復；（2）次要目標是保護教會（</w:t>
+      </w:r>
+      <w:hyperlink r:id="rId38">
+        <w:r>
+          <w:rPr>
+            <w:lang w:val="zh_TW" w:bidi="zh_TW"/>
+          </w:rPr>
+          <w:rPr>
+            <w:color w:val="0000EE"/>
+            <w:u w:val="single"/>
+          </w:rPr>
+          <w:t>5:6–8</w:t>
+        </w:r>
+      </w:hyperlink>
+      <w:r>
+        <w:rPr>
+          <w:lang w:val="zh_TW" w:bidi="zh_TW"/>
+        </w:rPr>
+        <w:t>）；（3）教會不應尋求審判或控制世界上惡人的行為，那是神的責任，但應管教教會內部的成員（</w:t>
+      </w:r>
+      <w:hyperlink r:id="rId39">
+        <w:r>
+          <w:rPr>
+            <w:lang w:val="zh_TW" w:bidi="zh_TW"/>
+          </w:rPr>
+          <w:rPr>
+            <w:color w:val="0000EE"/>
+            <w:u w:val="single"/>
+          </w:rPr>
+          <w:t>9–13</w:t>
+        </w:r>
+      </w:hyperlink>
+      <w:r>
+        <w:rPr>
+          <w:lang w:val="zh_TW" w:bidi="zh_TW"/>
+        </w:rPr>
+        <w:t>）。保羅也在後續章節中運用這些原則（參</w:t>
+      </w:r>
+      <w:hyperlink r:id="rId40">
+        <w:r>
+          <w:rPr>
+            <w:lang w:val="zh_TW" w:bidi="zh_TW"/>
+          </w:rPr>
+          <w:rPr>
+            <w:color w:val="0000EE"/>
+            <w:u w:val="single"/>
+          </w:rPr>
+          <w:t>7:12–16</w:t>
+        </w:r>
+      </w:hyperlink>
+      <w:r>
+        <w:rPr>
+          <w:lang w:val="zh_TW" w:bidi="zh_TW"/>
+        </w:rPr>
+        <w:t>）。</w:t>
+      </w:r>
+    </w:p>
+    <w:p>
+      <w:pPr/>
+      <w:r>
+        <w:rPr>
+          <w:lang w:val="zh_TW" w:bidi="zh_TW"/>
+        </w:rPr>
+      </w:r>
+      <w:r>
+        <w:rPr>
+          <w:lang w:val="zh_TW" w:bidi="zh_TW"/>
+        </w:rPr>
+        <w:t>第二個問題是基督徒之間的訴訟（</w:t>
+      </w:r>
+      <w:hyperlink r:id="rId41">
+        <w:r>
+          <w:rPr>
+            <w:lang w:val="zh_TW" w:bidi="zh_TW"/>
+          </w:rPr>
+          <w:rPr>
+            <w:color w:val="0000EE"/>
+            <w:u w:val="single"/>
+          </w:rPr>
+          <w:t>6:1–11</w:t>
+        </w:r>
+      </w:hyperlink>
+      <w:r>
+        <w:rPr>
+          <w:lang w:val="zh_TW" w:bidi="zh_TW"/>
+        </w:rPr>
+        <w:t>）。哥林多社會與現代社會一樣熱衷於訴訟，基督徒之間互相控告對方的情況也屢見不鮮。這讓保羅感到憂心。如果基督徒將來要審判世界，那麼他們當然不應讓世俗法庭來裁決教會內的問題。保羅認為，基督徒應避免將案件提交給「教會所輕看的人」（</w:t>
+      </w:r>
+      <w:hyperlink r:id="rId42">
+        <w:r>
+          <w:rPr>
+            <w:lang w:val="zh_TW" w:bidi="zh_TW"/>
+          </w:rPr>
+          <w:rPr>
+            <w:color w:val="0000EE"/>
+            <w:u w:val="single"/>
+          </w:rPr>
+          <w:t>6:4</w:t>
+        </w:r>
+      </w:hyperlink>
+      <w:r>
+        <w:rPr>
+          <w:lang w:val="zh_TW" w:bidi="zh_TW"/>
+        </w:rPr>
+        <w:t>，即外邦法官），而應在教會內部解決爭端。</w:t>
+      </w:r>
+    </w:p>
+    <w:p>
+      <w:pPr/>
+      <w:r>
+        <w:rPr>
+          <w:lang w:val="zh_TW" w:bidi="zh_TW"/>
+        </w:rPr>
+      </w:r>
+      <w:r>
+        <w:rPr>
+          <w:lang w:val="zh_TW" w:bidi="zh_TW"/>
+        </w:rPr>
+        <w:t>保羅進一步提出更好的解決方式：選擇忍受不公（</w:t>
+      </w:r>
+      <w:hyperlink r:id="rId43">
+        <w:r>
+          <w:rPr>
+            <w:lang w:val="zh_TW" w:bidi="zh_TW"/>
+          </w:rPr>
+          <w:rPr>
+            <w:color w:val="0000EE"/>
+            <w:u w:val="single"/>
+          </w:rPr>
+          <w:t>林前6:7</w:t>
+        </w:r>
+      </w:hyperlink>
+      <w:r>
+        <w:rPr>
+          <w:lang w:val="zh_TW" w:bidi="zh_TW"/>
+        </w:rPr>
+        <w:t>）。保羅非常直白地應用耶穌的教導（</w:t>
+      </w:r>
+      <w:hyperlink r:id="rId44">
+        <w:r>
+          <w:rPr>
+            <w:lang w:val="zh_TW" w:bidi="zh_TW"/>
+          </w:rPr>
+          <w:rPr>
+            <w:color w:val="0000EE"/>
+            <w:u w:val="single"/>
+          </w:rPr>
+          <w:t>太5:38–42</w:t>
+        </w:r>
+      </w:hyperlink>
+      <w:r>
+        <w:rPr>
+          <w:lang w:val="zh_TW" w:bidi="zh_TW"/>
+        </w:rPr>
+        <w:t>），認為最好允許自己被欺騙。然而，哥林多信徒卻更願意踐踏自己的弟兄，只為爭取他們自以為該有的權利。這反映了他們內心是否仍然存有貪婪（</w:t>
+      </w:r>
+      <w:hyperlink r:id="rId45">
+        <w:r>
+          <w:rPr>
+            <w:lang w:val="zh_TW" w:bidi="zh_TW"/>
+          </w:rPr>
+          <w:rPr>
+            <w:color w:val="0000EE"/>
+            <w:u w:val="single"/>
+          </w:rPr>
+          <w:t>林前6:9–11</w:t>
+        </w:r>
+      </w:hyperlink>
+      <w:r>
+        <w:rPr>
+          <w:lang w:val="zh_TW" w:bidi="zh_TW"/>
+        </w:rPr>
+        <w:t>）。保羅雖然接納曾行各種惡行的人（因為耶穌已經潔淨了他們），但他明確指出，凡現在仍實行貪婪或不道德行為的人，無論他們的教義立場如何，都不屬於神的國。</w:t>
+      </w:r>
+    </w:p>
+    <w:p>
+      <w:pPr/>
+      <w:r>
+        <w:rPr>
+          <w:lang w:val="zh_TW" w:bidi="zh_TW"/>
+        </w:rPr>
+      </w:r>
+      <w:r>
+        <w:rPr>
+          <w:lang w:val="zh_TW" w:bidi="zh_TW"/>
+        </w:rPr>
+        <w:t>最後一個問題是隨意的性行為（</w:t>
+      </w:r>
+      <w:hyperlink r:id="rId46">
+        <w:r>
+          <w:rPr>
+            <w:lang w:val="zh_TW" w:bidi="zh_TW"/>
+          </w:rPr>
+          <w:rPr>
+            <w:color w:val="0000EE"/>
+            <w:u w:val="single"/>
+          </w:rPr>
+          <w:t>6:12–20</w:t>
+        </w:r>
+      </w:hyperlink>
+      <w:r>
+        <w:rPr>
+          <w:lang w:val="zh_TW" w:bidi="zh_TW"/>
+        </w:rPr>
+        <w:t>）。在哥林多的文化中，女子若希望結婚，必須保持貞潔；但在</w:t>
+      </w:r>
+      <w:r>
+        <w:rPr>
+          <w:lang w:val="zh_TW" w:bidi="zh_TW"/>
+        </w:rPr>
+        <w:t>阿芙蘿黛蒂（</w:t>
+      </w:r>
+      <w:r>
+        <w:rPr>
+          <w:lang w:val="zh_TW" w:bidi="zh_TW"/>
+        </w:rPr>
+        <w:t>Aphrodite</w:t>
+      </w:r>
+      <w:r>
+        <w:rPr>
+          <w:lang w:val="zh_TW" w:bidi="zh_TW"/>
+        </w:rPr>
+        <w:t>）</w:t>
+      </w:r>
+      <w:r>
+        <w:rPr>
+          <w:lang w:val="zh_TW" w:bidi="zh_TW"/>
+        </w:rPr>
+        <w:t>的神廟中的奴隸，則作為娼妓供人使用，這使得賣淫成為主要形式的隨意性行為。一些自由派信徒使用兩個口號來支持這樣的行為：「凡事我都可行」，這句話很可能源自保羅的教導，以及「食物是為肚腹，肚腹是為食物」——意即既然身體的運作是這樣，這必然是造物主的目的。保羅並未完全反駁這些口號，而是對其調整：自由應服從於更高的目標（</w:t>
+      </w:r>
+      <w:hyperlink r:id="rId47">
+        <w:r>
+          <w:rPr>
+            <w:lang w:val="zh_TW" w:bidi="zh_TW"/>
+          </w:rPr>
+          <w:rPr>
+            <w:color w:val="0000EE"/>
+            <w:u w:val="single"/>
+          </w:rPr>
+          <w:t>6:12、20</w:t>
+        </w:r>
+      </w:hyperlink>
+      <w:r>
+        <w:rPr>
+          <w:lang w:val="zh_TW" w:bidi="zh_TW"/>
+        </w:rPr>
+        <w:t>）。人的身體不是為任意使用，而是為主所用，如復活的教義所示（</w:t>
+      </w:r>
+      <w:hyperlink r:id="rId48">
+        <w:r>
+          <w:rPr>
+            <w:lang w:val="zh_TW" w:bidi="zh_TW"/>
+          </w:rPr>
+          <w:rPr>
+            <w:color w:val="0000EE"/>
+            <w:u w:val="single"/>
+          </w:rPr>
+          <w:t>13–14</w:t>
+        </w:r>
+      </w:hyperlink>
+      <w:r>
+        <w:rPr>
+          <w:lang w:val="zh_TW" w:bidi="zh_TW"/>
+        </w:rPr>
+        <w:t>節）。</w:t>
+      </w:r>
+    </w:p>
+    <w:p>
+      <w:pPr/>
+      <w:r>
+        <w:rPr>
+          <w:lang w:val="zh_TW" w:bidi="zh_TW"/>
+        </w:rPr>
+      </w:r>
+      <w:r>
+        <w:rPr>
+          <w:lang w:val="zh_TW" w:bidi="zh_TW"/>
+        </w:rPr>
+        <w:t>此外，保羅指出，性行為是涉及整個人的行動，與進食不同（保羅引用</w:t>
+      </w:r>
+      <w:hyperlink r:id="rId49">
+        <w:r>
+          <w:rPr>
+            <w:lang w:val="zh_TW" w:bidi="zh_TW"/>
+          </w:rPr>
+          <w:rPr>
+            <w:color w:val="0000EE"/>
+            <w:u w:val="single"/>
+          </w:rPr>
+          <w:t>創2:24</w:t>
+        </w:r>
+      </w:hyperlink>
+      <w:r>
+        <w:rPr>
+          <w:lang w:val="zh_TW" w:bidi="zh_TW"/>
+        </w:rPr>
+        <w:t>；參耶穌在</w:t>
+      </w:r>
+      <w:hyperlink r:id="rId50">
+        <w:r>
+          <w:rPr>
+            <w:lang w:val="zh_TW" w:bidi="zh_TW"/>
+          </w:rPr>
+          <w:rPr>
+            <w:color w:val="0000EE"/>
+            <w:u w:val="single"/>
+          </w:rPr>
+          <w:t>太19:5</w:t>
+        </w:r>
+      </w:hyperlink>
+      <w:r>
+        <w:rPr>
+          <w:lang w:val="zh_TW" w:bidi="zh_TW"/>
+        </w:rPr>
+        <w:t>的話）。因此，性行為將基督的肢體（即信徒）與妓女聯合為一（</w:t>
+      </w:r>
+      <w:hyperlink r:id="rId51">
+        <w:r>
+          <w:rPr>
+            <w:lang w:val="zh_TW" w:bidi="zh_TW"/>
+          </w:rPr>
+          <w:rPr>
+            <w:color w:val="0000EE"/>
+            <w:u w:val="single"/>
+          </w:rPr>
+          <w:t>林前6:15–17</w:t>
+        </w:r>
+      </w:hyperlink>
+      <w:r>
+        <w:rPr>
+          <w:lang w:val="zh_TW" w:bidi="zh_TW"/>
+        </w:rPr>
+        <w:t>）。因此，不道德的性行為不同於外在的罪，因為它改變了自身，並玷污了身體，而身體是聖靈的居所。這種行為忽視了基督已救贖身體的事實，並且忘記了基督徒全人是屬於神的，而非屬於自己。</w:t>
+      </w:r>
+    </w:p>
+    <w:p>
+      <w:pPr>
+        <w:pStyle w:val="Heading4"/>
+      </w:pPr>
+      <w:r>
+        <w:rPr>
+          <w:lang w:val="zh_TW" w:bidi="zh_TW"/>
+        </w:rPr>
+        <w:t>保羅對哥林多信徒的回應，</w:t>
+      </w:r>
+      <w:hyperlink r:id="rId52">
+        <w:r>
+          <w:rPr>
+            <w:lang w:val="zh_TW" w:bidi="zh_TW"/>
+          </w:rPr>
+          <w:rPr>
+            <w:color w:val="0000EE"/>
+            <w:u w:val="single"/>
+          </w:rPr>
+          <w:t>七章1節至十六章4節</w:t>
+        </w:r>
+      </w:hyperlink>
+    </w:p>
+    <w:p>
+      <w:pPr/>
+      <w:r>
+        <w:rPr>
+          <w:lang w:val="zh_TW" w:bidi="zh_TW"/>
+        </w:rPr>
+      </w:r>
+      <w:r>
+        <w:rPr>
+          <w:lang w:val="zh_TW" w:bidi="zh_TW"/>
+        </w:rPr>
+        <w:t>保羅現在開始回應哥林多信徒提出的具體問題，並基於他先前已解釋過的一些問題，作進一步的討論。</w:t>
+      </w:r>
+    </w:p>
+    <w:p>
+      <w:pPr/>
+      <w:r>
+        <w:rPr>
+          <w:lang w:val="zh_TW" w:bidi="zh_TW"/>
+        </w:rPr>
+      </w:r>
+      <w:r>
+        <w:rPr>
+          <w:lang w:val="zh_TW" w:bidi="zh_TW"/>
+        </w:rPr>
+        <w:t>第一個問題是關於婚姻（</w:t>
+      </w:r>
+      <w:hyperlink r:id="rId53">
+        <w:r>
+          <w:rPr>
+            <w:lang w:val="zh_TW" w:bidi="zh_TW"/>
+          </w:rPr>
+          <w:rPr>
+            <w:color w:val="0000EE"/>
+            <w:u w:val="single"/>
+          </w:rPr>
+          <w:t>7:1–24</w:t>
+        </w:r>
+      </w:hyperlink>
+      <w:r>
+        <w:rPr>
+          <w:lang w:val="zh_TW" w:bidi="zh_TW"/>
+        </w:rPr>
+        <w:t>）。哥林多的禁慾派（可能是對第</w:t>
+      </w:r>
+      <w:hyperlink r:id="rId32">
+        <w:r>
+          <w:rPr>
+            <w:lang w:val="zh_TW" w:bidi="zh_TW"/>
+          </w:rPr>
+          <w:rPr>
+            <w:color w:val="0000EE"/>
+            <w:u w:val="single"/>
+          </w:rPr>
+          <w:t>六</w:t>
+        </w:r>
+      </w:hyperlink>
+      <w:r>
+        <w:rPr>
+          <w:lang w:val="zh_TW" w:bidi="zh_TW"/>
+        </w:rPr>
+        <w:t>章自由派的反應）提出了口號「男不近女倒好」（</w:t>
+      </w:r>
+      <w:hyperlink r:id="rId54">
+        <w:r>
+          <w:rPr>
+            <w:lang w:val="zh_TW" w:bidi="zh_TW"/>
+          </w:rPr>
+          <w:rPr>
+            <w:color w:val="0000EE"/>
+            <w:u w:val="single"/>
+          </w:rPr>
+          <w:t>7:1</w:t>
+        </w:r>
+      </w:hyperlink>
+      <w:r>
+        <w:rPr>
+          <w:lang w:val="zh_TW" w:bidi="zh_TW"/>
+        </w:rPr>
+        <w:t>）。哥林多信徒將這個口號應用於已婚和未婚者，主張基督徒夫妻應禁慾。對此，保羅以三點澄清：首先，完全禁慾不切實際：完全禁慾可能導致淫亂（</w:t>
+      </w:r>
+      <w:hyperlink r:id="rId55">
+        <w:r>
+          <w:rPr>
+            <w:lang w:val="zh_TW" w:bidi="zh_TW"/>
+          </w:rPr>
+          <w:rPr>
+            <w:color w:val="0000EE"/>
+            <w:u w:val="single"/>
+          </w:rPr>
+          <w:t>2、7–9</w:t>
+        </w:r>
+      </w:hyperlink>
+      <w:r>
+        <w:rPr>
+          <w:lang w:val="zh_TW" w:bidi="zh_TW"/>
+        </w:rPr>
+        <w:t>節）。其次，當人們結婚後，夫妻的身體不屬於自己，而是彼此為對方的益處（</w:t>
+      </w:r>
+      <w:hyperlink r:id="rId56">
+        <w:r>
+          <w:rPr>
+            <w:lang w:val="zh_TW" w:bidi="zh_TW"/>
+          </w:rPr>
+          <w:rPr>
+            <w:color w:val="0000EE"/>
+            <w:u w:val="single"/>
+          </w:rPr>
+          <w:t>3–4</w:t>
+        </w:r>
+      </w:hyperlink>
+      <w:r>
+        <w:rPr>
+          <w:lang w:val="zh_TW" w:bidi="zh_TW"/>
+        </w:rPr>
+        <w:t>節）。拒絕性關係剝奪了配偶應得的權利。第三，禁慾僅在雙方同意下，作為一種專注於基督的禁食（</w:t>
+      </w:r>
+      <w:hyperlink r:id="rId57">
+        <w:r>
+          <w:rPr>
+            <w:lang w:val="zh_TW" w:bidi="zh_TW"/>
+          </w:rPr>
+          <w:rPr>
+            <w:color w:val="0000EE"/>
+            <w:u w:val="single"/>
+          </w:rPr>
+          <w:t>5</w:t>
+        </w:r>
+      </w:hyperlink>
+      <w:r>
+        <w:rPr>
+          <w:lang w:val="zh_TW" w:bidi="zh_TW"/>
+        </w:rPr>
+        <w:t>節）。</w:t>
+      </w:r>
+    </w:p>
+    <w:p>
+      <w:pPr/>
+      <w:r>
+        <w:rPr>
+          <w:lang w:val="zh_TW" w:bidi="zh_TW"/>
+        </w:rPr>
+      </w:r>
+      <w:r>
+        <w:rPr>
+          <w:lang w:val="zh_TW" w:bidi="zh_TW"/>
+        </w:rPr>
+        <w:t>雖然保羅會在</w:t>
+      </w:r>
+      <w:hyperlink r:id="rId58">
+        <w:r>
+          <w:rPr>
+            <w:lang w:val="zh_TW" w:bidi="zh_TW"/>
+          </w:rPr>
+          <w:rPr>
+            <w:color w:val="0000EE"/>
+            <w:u w:val="single"/>
+          </w:rPr>
+          <w:t>七章25至40節</w:t>
+        </w:r>
+      </w:hyperlink>
+      <w:r>
+        <w:rPr>
+          <w:lang w:val="zh_TW" w:bidi="zh_TW"/>
+        </w:rPr>
+        <w:t>中更全面地討論未婚的問題，但在一個旁註中，他提到自己樂於保持單身。然而，對於沒有這恩賜的人來說，婚姻中正當的性表達比克制情欲更好（</w:t>
+      </w:r>
+      <w:hyperlink r:id="rId59">
+        <w:r>
+          <w:rPr>
+            <w:lang w:val="zh_TW" w:bidi="zh_TW"/>
+          </w:rPr>
+          <w:rPr>
+            <w:color w:val="0000EE"/>
+            <w:u w:val="single"/>
+          </w:rPr>
+          <w:t>7:7–9</w:t>
+        </w:r>
+      </w:hyperlink>
+      <w:r>
+        <w:rPr>
+          <w:lang w:val="zh_TW" w:bidi="zh_TW"/>
+        </w:rPr>
+        <w:t>）。兩個基督徒一旦結婚，離婚是不被接受的。保羅引用耶穌的明確教導（</w:t>
+      </w:r>
+      <w:hyperlink r:id="rId60">
+        <w:r>
+          <w:rPr>
+            <w:lang w:val="zh_TW" w:bidi="zh_TW"/>
+          </w:rPr>
+          <w:rPr>
+            <w:color w:val="0000EE"/>
+            <w:u w:val="single"/>
+          </w:rPr>
+          <w:t>太5:31–32</w:t>
         </w:r>
       </w:hyperlink>
       <w:r>
@@ -355,16 +1822,70 @@
         </w:rPr>
         <w:t>；</w:t>
       </w:r>
-      <w:hyperlink r:id="rId16">
-        <w:r>
-          <w:rPr>
-            <w:lang w:val="zh_TW" w:bidi="zh_TW"/>
-          </w:rPr>
-          <w:rPr>
-            <w:color w:val="0000EE"/>
-            <w:u w:val="single"/>
-          </w:rPr>
-          <w:t>撒母耳記上11:11</w:t>
+      <w:hyperlink r:id="rId61">
+        <w:r>
+          <w:rPr>
+            <w:lang w:val="zh_TW" w:bidi="zh_TW"/>
+          </w:rPr>
+          <w:rPr>
+            <w:color w:val="0000EE"/>
+            <w:u w:val="single"/>
+          </w:rPr>
+          <w:t>可10:11–12</w:t>
+        </w:r>
+      </w:hyperlink>
+      <w:r>
+        <w:rPr>
+          <w:lang w:val="zh_TW" w:bidi="zh_TW"/>
+        </w:rPr>
+        <w:t>；</w:t>
+      </w:r>
+      <w:hyperlink r:id="rId62">
+        <w:r>
+          <w:rPr>
+            <w:lang w:val="zh_TW" w:bidi="zh_TW"/>
+          </w:rPr>
+          <w:rPr>
+            <w:color w:val="0000EE"/>
+            <w:u w:val="single"/>
+          </w:rPr>
+          <w:t>路16:18</w:t>
+        </w:r>
+      </w:hyperlink>
+      <w:r>
+        <w:rPr>
+          <w:lang w:val="zh_TW" w:bidi="zh_TW"/>
+        </w:rPr>
+        <w:t>及其平行經文）強調婚姻的神聖，並認為沒有例外情況（保羅可能不知道</w:t>
+      </w:r>
+      <w:hyperlink r:id="rId63">
+        <w:r>
+          <w:rPr>
+            <w:lang w:val="zh_TW" w:bidi="zh_TW"/>
+          </w:rPr>
+          <w:rPr>
+            <w:color w:val="0000EE"/>
+            <w:u w:val="single"/>
+          </w:rPr>
+          <w:t>太19:9</w:t>
+        </w:r>
+      </w:hyperlink>
+      <w:r>
+        <w:rPr>
+          <w:lang w:val="zh_TW" w:bidi="zh_TW"/>
+        </w:rPr>
+        <w:t>中的例外條款，或者他將其理解為指婚前發現的不貞行為，而非婚後的通姦行為）。儘管在某些情況下，基督徒夫婦可能會分開生活，但這總是以和好為目的。耶穌的教導不允許他認為婚姻已經結束（</w:t>
+      </w:r>
+      <w:hyperlink r:id="rId64">
+        <w:r>
+          <w:rPr>
+            <w:lang w:val="zh_TW" w:bidi="zh_TW"/>
+          </w:rPr>
+          <w:rPr>
+            <w:color w:val="0000EE"/>
+            <w:u w:val="single"/>
+          </w:rPr>
+          <w:t>林前7:10–11</w:t>
         </w:r>
       </w:hyperlink>
       <w:r>
@@ -385,18 +1906,2226 @@
         <w:rPr>
           <w:lang w:val="zh_TW" w:bidi="zh_TW"/>
         </w:rPr>
-        <w:t>在羅馬時期，守夜的次數從三次增加到四次。這些有時被描述為第一、第二、第三和第四更。或者有時被描述為晚上、半夜、雞叫和早晨（</w:t>
-      </w:r>
-      <w:hyperlink r:id="rId17">
-        <w:r>
-          <w:rPr>
-            <w:lang w:val="zh_TW" w:bidi="zh_TW"/>
-          </w:rPr>
-          <w:rPr>
-            <w:color w:val="0000EE"/>
-            <w:u w:val="single"/>
-          </w:rPr>
-          <w:t>馬太福音14:25</w:t>
+        <w:t>但是，如果配偶不是基督徒呢？保羅針對耶穌未直接講論的情況提出原則：首先，既然耶穌告訴基督徒不可休妻，即使配偶是非信徒，也應持守婚姻（</w:t>
+      </w:r>
+      <w:hyperlink r:id="rId65">
+        <w:r>
+          <w:rPr>
+            <w:lang w:val="zh_TW" w:bidi="zh_TW"/>
+          </w:rPr>
+          <w:rPr>
+            <w:color w:val="0000EE"/>
+            <w:u w:val="single"/>
+          </w:rPr>
+          <w:t>7:12–13</w:t>
+        </w:r>
+      </w:hyperlink>
+      <w:r>
+        <w:rPr>
+          <w:lang w:val="zh_TW" w:bidi="zh_TW"/>
+        </w:rPr>
+        <w:t>）。其次，基督徒無需掌控或審判非信徒的行為（</w:t>
+      </w:r>
+      <w:hyperlink r:id="rId66">
+        <w:r>
+          <w:rPr>
+            <w:lang w:val="zh_TW" w:bidi="zh_TW"/>
+          </w:rPr>
+          <w:rPr>
+            <w:color w:val="0000EE"/>
+            <w:u w:val="single"/>
+          </w:rPr>
+          <w:t>6:12–13</w:t>
+        </w:r>
+      </w:hyperlink>
+      <w:r>
+        <w:rPr>
+          <w:lang w:val="zh_TW" w:bidi="zh_TW"/>
+        </w:rPr>
+        <w:t>），若非信徒堅持離婚，基督徒可接受（</w:t>
+      </w:r>
+      <w:hyperlink r:id="rId67">
+        <w:r>
+          <w:rPr>
+            <w:lang w:val="zh_TW" w:bidi="zh_TW"/>
+          </w:rPr>
+          <w:rPr>
+            <w:color w:val="0000EE"/>
+            <w:u w:val="single"/>
+          </w:rPr>
+          <w:t>7:15</w:t>
+        </w:r>
+      </w:hyperlink>
+      <w:r>
+        <w:rPr>
+          <w:lang w:val="zh_TW" w:bidi="zh_TW"/>
+        </w:rPr>
+        <w:t>）。第三，這段關係不僅不會玷污基督徒（如同</w:t>
+      </w:r>
+      <w:hyperlink r:id="rId68">
+        <w:r>
+          <w:rPr>
+            <w:lang w:val="zh_TW" w:bidi="zh_TW"/>
+          </w:rPr>
+          <w:rPr>
+            <w:color w:val="0000EE"/>
+            <w:u w:val="single"/>
+          </w:rPr>
+          <w:t>6:15</w:t>
+        </w:r>
+      </w:hyperlink>
+      <w:r>
+        <w:rPr>
+          <w:lang w:val="zh_TW" w:bidi="zh_TW"/>
+        </w:rPr>
+        <w:t>中的關係），反而基督徒會使婚姻關係成為聖潔，對孩子有積極的影響，並可能促成配偶的救恩（</w:t>
+      </w:r>
+      <w:hyperlink r:id="rId69">
+        <w:r>
+          <w:rPr>
+            <w:lang w:val="zh_TW" w:bidi="zh_TW"/>
+          </w:rPr>
+          <w:rPr>
+            <w:color w:val="0000EE"/>
+            <w:u w:val="single"/>
+          </w:rPr>
+          <w:t>7:14、16</w:t>
+        </w:r>
+      </w:hyperlink>
+      <w:r>
+        <w:rPr>
+          <w:lang w:val="zh_TW" w:bidi="zh_TW"/>
+        </w:rPr>
+        <w:t>）。這並不意味必須忍受身體虐待或性虐待，而是要求對混合婚姻持忠誠態度。</w:t>
+      </w:r>
+    </w:p>
+    <w:p>
+      <w:pPr/>
+      <w:r>
+        <w:rPr>
+          <w:lang w:val="zh_TW" w:bidi="zh_TW"/>
+        </w:rPr>
+      </w:r>
+      <w:r>
+        <w:rPr>
+          <w:lang w:val="zh_TW" w:bidi="zh_TW"/>
+        </w:rPr>
+        <w:t>保羅強調，通常情況下，基督徒無需改變生命狀態來服事基督（</w:t>
+      </w:r>
+      <w:hyperlink r:id="rId70">
+        <w:r>
+          <w:rPr>
+            <w:lang w:val="zh_TW" w:bidi="zh_TW"/>
+          </w:rPr>
+          <w:rPr>
+            <w:color w:val="0000EE"/>
+            <w:u w:val="single"/>
+          </w:rPr>
+          <w:t>7:17–24</w:t>
+        </w:r>
+      </w:hyperlink>
+      <w:r>
+        <w:rPr>
+          <w:lang w:val="zh_TW" w:bidi="zh_TW"/>
+        </w:rPr>
+        <w:t>）。無論是單身或已婚、猶太人（受割禮的）或外邦人、奴隸或自由人，都不影響他們在神面前的真實身分和服事能力。就奴隸而言，如果有機會獲得自由，他們可以接受，但這對他們在神面前的真實狀態或事奉基督的能力並沒有本質上的區別（</w:t>
+      </w:r>
+      <w:hyperlink r:id="rId71">
+        <w:r>
+          <w:rPr>
+            <w:lang w:val="zh_TW" w:bidi="zh_TW"/>
+          </w:rPr>
+          <w:rPr>
+            <w:color w:val="0000EE"/>
+            <w:u w:val="single"/>
+          </w:rPr>
+          <w:t>21–23</w:t>
+        </w:r>
+      </w:hyperlink>
+      <w:r>
+        <w:rPr>
+          <w:lang w:val="zh_TW" w:bidi="zh_TW"/>
+        </w:rPr>
+        <w:t>節）。</w:t>
+      </w:r>
+    </w:p>
+    <w:p>
+      <w:pPr/>
+      <w:r>
+        <w:rPr>
+          <w:lang w:val="zh_TW" w:bidi="zh_TW"/>
+        </w:rPr>
+      </w:r>
+      <w:r>
+        <w:rPr>
+          <w:lang w:val="zh_TW" w:bidi="zh_TW"/>
+        </w:rPr>
+        <w:t>第二個問題是未婚者的問題（</w:t>
+      </w:r>
+      <w:hyperlink r:id="rId58">
+        <w:r>
+          <w:rPr>
+            <w:lang w:val="zh_TW" w:bidi="zh_TW"/>
+          </w:rPr>
+          <w:rPr>
+            <w:color w:val="0000EE"/>
+            <w:u w:val="single"/>
+          </w:rPr>
+          <w:t>7:25–40</w:t>
+        </w:r>
+      </w:hyperlink>
+      <w:r>
+        <w:rPr>
+          <w:lang w:val="zh_TW" w:bidi="zh_TW"/>
+        </w:rPr>
+        <w:t>）。保羅認為單身者和寡婦可以結婚，這並無錯誤，但他建議他們保持單身。因為現今的世代將要過去，單身可以避免婚姻帶來的額外苦難（</w:t>
+      </w:r>
+      <w:hyperlink r:id="rId72">
+        <w:r>
+          <w:rPr>
+            <w:lang w:val="zh_TW" w:bidi="zh_TW"/>
+          </w:rPr>
+          <w:rPr>
+            <w:color w:val="0000EE"/>
+            <w:u w:val="single"/>
+          </w:rPr>
+          <w:t>25–31</w:t>
+        </w:r>
+      </w:hyperlink>
+      <w:r>
+        <w:rPr>
+          <w:lang w:val="zh_TW" w:bidi="zh_TW"/>
+        </w:rPr>
+        <w:t>節）。此外，婚姻會分散注意力，讓人同時需要關注主和配偶的需求。一個人不應該拋棄配偶或忽視他或她的需求來事奉主，而單身則能將全部精力專注於主（</w:t>
+      </w:r>
+      <w:hyperlink r:id="rId73">
+        <w:r>
+          <w:rPr>
+            <w:lang w:val="zh_TW" w:bidi="zh_TW"/>
+          </w:rPr>
+          <w:rPr>
+            <w:color w:val="0000EE"/>
+            <w:u w:val="single"/>
+          </w:rPr>
+          <w:t>32–35</w:t>
+        </w:r>
+      </w:hyperlink>
+      <w:r>
+        <w:rPr>
+          <w:lang w:val="zh_TW" w:bidi="zh_TW"/>
+        </w:rPr>
+        <w:t>節）。最後，若某人處於預期結婚的情境，他必須自行決定是為了女子的緣故（或可能為了更廣大家庭的利益）而與她結婚，還是能夠且應該以單身的身分照顧她（</w:t>
+      </w:r>
+      <w:hyperlink r:id="rId74">
+        <w:r>
+          <w:rPr>
+            <w:lang w:val="zh_TW" w:bidi="zh_TW"/>
+          </w:rPr>
+          <w:rPr>
+            <w:color w:val="0000EE"/>
+            <w:u w:val="single"/>
+          </w:rPr>
+          <w:t>36–38</w:t>
+        </w:r>
+      </w:hyperlink>
+      <w:r>
+        <w:rPr>
+          <w:lang w:val="zh_TW" w:bidi="zh_TW"/>
+        </w:rPr>
+        <w:t>節）。保羅以重申他的基本原則來結束這一部分（</w:t>
+      </w:r>
+      <w:hyperlink r:id="rId75">
+        <w:r>
+          <w:rPr>
+            <w:lang w:val="zh_TW" w:bidi="zh_TW"/>
+          </w:rPr>
+          <w:rPr>
+            <w:color w:val="0000EE"/>
+            <w:u w:val="single"/>
+          </w:rPr>
+          <w:t>39–40</w:t>
+        </w:r>
+      </w:hyperlink>
+      <w:r>
+        <w:rPr>
+          <w:lang w:val="zh_TW" w:bidi="zh_TW"/>
+        </w:rPr>
+        <w:t>節）。</w:t>
+      </w:r>
+    </w:p>
+    <w:p>
+      <w:pPr/>
+      <w:r>
+        <w:rPr>
+          <w:lang w:val="zh_TW" w:bidi="zh_TW"/>
+        </w:rPr>
+      </w:r>
+      <w:r>
+        <w:rPr>
+          <w:lang w:val="zh_TW" w:bidi="zh_TW"/>
+        </w:rPr>
+        <w:t>保羅處理的第三個問題是關於吃祭偶像之物（</w:t>
+      </w:r>
+      <w:hyperlink r:id="rId76">
+        <w:r>
+          <w:rPr>
+            <w:lang w:val="zh_TW" w:bidi="zh_TW"/>
+          </w:rPr>
+          <w:rPr>
+            <w:color w:val="0000EE"/>
+            <w:u w:val="single"/>
+          </w:rPr>
+          <w:t>8:1–11:1</w:t>
+        </w:r>
+      </w:hyperlink>
+      <w:r>
+        <w:rPr>
+          <w:lang w:val="zh_TW" w:bidi="zh_TW"/>
+        </w:rPr>
+        <w:t>）。當時市場上大多數的肉來自於神廟獻祭的動物，或是群體獻祭中部分動物的獻祭肉品。對於嚴謹的猶太人而言，這些肉類全都被視為不潔而不會碰。此外，異教徒會邀請基督徒參加家庭筵席，或是在異教神廟範圍內舉辦的私人筵席，這些筵席通常也是商業行會的聚會地點。保羅藉由討論這些問題來教導更廣泛的基督徒行為原則。</w:t>
+      </w:r>
+    </w:p>
+    <w:p>
+      <w:pPr/>
+      <w:r>
+        <w:rPr>
+          <w:lang w:val="zh_TW" w:bidi="zh_TW"/>
+        </w:rPr>
+      </w:r>
+      <w:r>
+        <w:rPr>
+          <w:lang w:val="zh_TW" w:bidi="zh_TW"/>
+        </w:rPr>
+        <w:t>首先，是愛，而不是知識，是正確行為的關鍵（</w:t>
+      </w:r>
+      <w:hyperlink r:id="rId77">
+        <w:r>
+          <w:rPr>
+            <w:lang w:val="zh_TW" w:bidi="zh_TW"/>
+          </w:rPr>
+          <w:rPr>
+            <w:color w:val="0000EE"/>
+            <w:u w:val="single"/>
+          </w:rPr>
+          <w:t>8:1–13</w:t>
+        </w:r>
+      </w:hyperlink>
+      <w:r>
+        <w:rPr>
+          <w:lang w:val="zh_TW" w:bidi="zh_TW"/>
+        </w:rPr>
+        <w:t>）。有些哥林多信徒覺得自己優越，因為他們相信偶像並不存在（只有一位神），因此任何獻給偶像的食物仍然適合食用。保羅接受他們的口號，但補充說：「知識是叫人自高自大，惟有愛心能造就人」（</w:t>
+      </w:r>
+      <w:hyperlink r:id="rId78">
+        <w:r>
+          <w:rPr>
+            <w:lang w:val="zh_TW" w:bidi="zh_TW"/>
+          </w:rPr>
+          <w:rPr>
+            <w:color w:val="0000EE"/>
+            <w:u w:val="single"/>
+          </w:rPr>
+          <w:t>1</w:t>
+        </w:r>
+      </w:hyperlink>
+      <w:r>
+        <w:rPr>
+          <w:lang w:val="zh_TW" w:bidi="zh_TW"/>
+        </w:rPr>
+        <w:t>節）。神並不在意我們知道什麼或吃什麼，而是在意我們是否愛其他的基督徒。保羅的關注不是某位基督徒因為看到他人參與而感到憤怒，而是擔心他們軟弱的良心可能受到影響，導致自己也去吃這些食物，即使他們認為這是錯的，這樣就等於在自己的良心中背棄了信仰（即反抗基督）。這種使人跌倒的行為並非愛的表現。保羅認為，寧可永遠不吃肉，也不要使弟兄或姊妹陷入罪中。</w:t>
+      </w:r>
+    </w:p>
+    <w:p>
+      <w:pPr/>
+      <w:r>
+        <w:rPr>
+          <w:lang w:val="zh_TW" w:bidi="zh_TW"/>
+        </w:rPr>
+      </w:r>
+      <w:r>
+        <w:rPr>
+          <w:lang w:val="zh_TW" w:bidi="zh_TW"/>
+        </w:rPr>
+        <w:t>其次，保羅指出，應將自己的利益置於他人之下，特別是基督和福音的利益之下（</w:t>
+      </w:r>
+      <w:hyperlink r:id="rId79">
+        <w:r>
+          <w:rPr>
+            <w:lang w:val="zh_TW" w:bidi="zh_TW"/>
+          </w:rPr>
+          <w:rPr>
+            <w:color w:val="0000EE"/>
+            <w:u w:val="single"/>
+          </w:rPr>
+          <w:t>9:1–23</w:t>
+        </w:r>
+      </w:hyperlink>
+      <w:r>
+        <w:rPr>
+          <w:lang w:val="zh_TW" w:bidi="zh_TW"/>
+        </w:rPr>
+        <w:t>）。使徒的榜樣和聖經都證明，保羅有權利要求哥林多教會支持他和他的家庭（參</w:t>
+      </w:r>
+      <w:hyperlink r:id="rId80">
+        <w:r>
+          <w:rPr>
+            <w:lang w:val="zh_TW" w:bidi="zh_TW"/>
+          </w:rPr>
+          <w:rPr>
+            <w:color w:val="0000EE"/>
+            <w:u w:val="single"/>
+          </w:rPr>
+          <w:t>路10:5–7</w:t>
+        </w:r>
+      </w:hyperlink>
+      <w:r>
+        <w:rPr>
+          <w:lang w:val="zh_TW" w:bidi="zh_TW"/>
+        </w:rPr>
+        <w:t>）。然而，保羅通常透過製作帳棚來支持自己的事工，儘管他接受過其它教會的捐助。保羅之所以選擇這樣做，是為了避免人們認為他是在以宗教謀利（</w:t>
+      </w:r>
+      <w:hyperlink r:id="rId81">
+        <w:r>
+          <w:rPr>
+            <w:lang w:val="zh_TW" w:bidi="zh_TW"/>
+          </w:rPr>
+          <w:rPr>
+            <w:color w:val="0000EE"/>
+            <w:u w:val="single"/>
+          </w:rPr>
+          <w:t>9:12</w:t>
+        </w:r>
+      </w:hyperlink>
+      <w:r>
+        <w:rPr>
+          <w:lang w:val="zh_TW" w:bidi="zh_TW"/>
+        </w:rPr>
+        <w:t>），同時他也為了個人的滿足感，甘願做超出義務的事（</w:t>
+      </w:r>
+      <w:hyperlink r:id="rId82">
+        <w:r>
+          <w:rPr>
+            <w:lang w:val="zh_TW" w:bidi="zh_TW"/>
+          </w:rPr>
+          <w:rPr>
+            <w:color w:val="0000EE"/>
+            <w:u w:val="single"/>
+          </w:rPr>
+          <w:t>16–17</w:t>
+        </w:r>
+      </w:hyperlink>
+      <w:r>
+        <w:rPr>
+          <w:lang w:val="zh_TW" w:bidi="zh_TW"/>
+        </w:rPr>
+        <w:t>節）。這是保羅更廣泛政策的一部分，即將個人的偏好和利益服從於基督和福音的需要（</w:t>
+      </w:r>
+      <w:hyperlink r:id="rId83">
+        <w:r>
+          <w:rPr>
+            <w:lang w:val="zh_TW" w:bidi="zh_TW"/>
+          </w:rPr>
+          <w:rPr>
+            <w:color w:val="0000EE"/>
+            <w:u w:val="single"/>
+          </w:rPr>
+          <w:t>19–23</w:t>
+        </w:r>
+      </w:hyperlink>
+      <w:r>
+        <w:rPr>
+          <w:lang w:val="zh_TW" w:bidi="zh_TW"/>
+        </w:rPr>
+        <w:t>節）。</w:t>
+      </w:r>
+    </w:p>
+    <w:p>
+      <w:pPr/>
+      <w:r>
+        <w:rPr>
+          <w:lang w:val="zh_TW" w:bidi="zh_TW"/>
+        </w:rPr>
+      </w:r>
+      <w:r>
+        <w:rPr>
+          <w:lang w:val="zh_TW" w:bidi="zh_TW"/>
+        </w:rPr>
+        <w:t>第三，堅強者炫耀自己的自由而忽視其他基督徒的行為是屬靈上的危險（</w:t>
+      </w:r>
+      <w:hyperlink r:id="rId84">
+        <w:r>
+          <w:rPr>
+            <w:lang w:val="zh_TW" w:bidi="zh_TW"/>
+          </w:rPr>
+          <w:rPr>
+            <w:color w:val="0000EE"/>
+            <w:u w:val="single"/>
+          </w:rPr>
+          <w:t>9:24–10:22</w:t>
+        </w:r>
+      </w:hyperlink>
+      <w:r>
+        <w:rPr>
+          <w:lang w:val="zh_TW" w:bidi="zh_TW"/>
+        </w:rPr>
+        <w:t>）。基督徒的生活中，重要的不是誰開始，而是誰完成，因此這是一種需要自律而非放縱的生命（</w:t>
+      </w:r>
+      <w:hyperlink r:id="rId85">
+        <w:r>
+          <w:rPr>
+            <w:lang w:val="zh_TW" w:bidi="zh_TW"/>
+          </w:rPr>
+          <w:rPr>
+            <w:color w:val="0000EE"/>
+            <w:u w:val="single"/>
+          </w:rPr>
+          <w:t>9:24–27</w:t>
+        </w:r>
+      </w:hyperlink>
+      <w:r>
+        <w:rPr>
+          <w:lang w:val="zh_TW" w:bidi="zh_TW"/>
+        </w:rPr>
+        <w:t>）。以色列人在曠野的經歷提供了一個失敗的例子。他們有「洗禮」和「聖餐」（</w:t>
+      </w:r>
+      <w:hyperlink r:id="rId86">
+        <w:r>
+          <w:rPr>
+            <w:lang w:val="zh_TW" w:bidi="zh_TW"/>
+          </w:rPr>
+          <w:rPr>
+            <w:color w:val="0000EE"/>
+            <w:u w:val="single"/>
+          </w:rPr>
+          <w:t>10:2–4</w:t>
+        </w:r>
+      </w:hyperlink>
+      <w:r>
+        <w:rPr>
+          <w:lang w:val="zh_TW" w:bidi="zh_TW"/>
+        </w:rPr>
+        <w:t>），如同教會一樣，然而大多數人未能進入應許之地。神毀滅他們的原因很簡單：他們轉向了罪惡。同樣，基督徒必須謹慎，不要因信心與自由而自滿，從而對罪掉以輕心，導致信仰的跌倒（</w:t>
+      </w:r>
+      <w:hyperlink r:id="rId87">
+        <w:r>
+          <w:rPr>
+            <w:lang w:val="zh_TW" w:bidi="zh_TW"/>
+          </w:rPr>
+          <w:rPr>
+            <w:color w:val="0000EE"/>
+            <w:u w:val="single"/>
+          </w:rPr>
+          <w:t>12</w:t>
+        </w:r>
+      </w:hyperlink>
+      <w:r>
+        <w:rPr>
+          <w:lang w:val="zh_TW" w:bidi="zh_TW"/>
+        </w:rPr>
+        <w:t>節）。另一方面，基督徒也不需要懼怕，因為試探並不比他們的能力更強大。神已經提供了逃脫的方法，只要他們願意採取行動（</w:t>
+      </w:r>
+      <w:hyperlink r:id="rId88">
+        <w:r>
+          <w:rPr>
+            <w:lang w:val="zh_TW" w:bidi="zh_TW"/>
+          </w:rPr>
+          <w:rPr>
+            <w:color w:val="0000EE"/>
+            <w:u w:val="single"/>
+          </w:rPr>
+          <w:t>13</w:t>
+        </w:r>
+      </w:hyperlink>
+      <w:r>
+        <w:rPr>
+          <w:lang w:val="zh_TW" w:bidi="zh_TW"/>
+        </w:rPr>
+        <w:t>節）。</w:t>
+      </w:r>
+    </w:p>
+    <w:p>
+      <w:pPr/>
+      <w:r>
+        <w:rPr>
+          <w:lang w:val="zh_TW" w:bidi="zh_TW"/>
+        </w:rPr>
+      </w:r>
+      <w:r>
+        <w:rPr>
+          <w:lang w:val="zh_TW" w:bidi="zh_TW"/>
+        </w:rPr>
+        <w:t>另一個將以色列人與哥林多信徒聯繫起來的問題是參與獻祭的筵席（</w:t>
+      </w:r>
+      <w:hyperlink r:id="rId89">
+        <w:r>
+          <w:rPr>
+            <w:lang w:val="zh_TW" w:bidi="zh_TW"/>
+          </w:rPr>
+          <w:rPr>
+            <w:color w:val="0000EE"/>
+            <w:u w:val="single"/>
+          </w:rPr>
+          <w:t>10:14–22</w:t>
+        </w:r>
+      </w:hyperlink>
+      <w:r>
+        <w:rPr>
+          <w:lang w:val="zh_TW" w:bidi="zh_TW"/>
+        </w:rPr>
+        <w:t>）。在聖餐中，基督徒共享基督的血與身體，這與以色列人在祭壇上獻祭一樣真實。而吃祭偶像之物則是與偶像背後的真實邪靈相交，而非與所謂的神相交。試圖同時參與這兩張桌子，就會激起神的嫉妒，正如以色列人曾經所做的那樣（</w:t>
+      </w:r>
+      <w:hyperlink r:id="rId90">
+        <w:r>
+          <w:rPr>
+            <w:lang w:val="zh_TW" w:bidi="zh_TW"/>
+          </w:rPr>
+          <w:rPr>
+            <w:color w:val="0000EE"/>
+            <w:u w:val="single"/>
+          </w:rPr>
+          <w:t>22</w:t>
+        </w:r>
+      </w:hyperlink>
+      <w:r>
+        <w:rPr>
+          <w:lang w:val="zh_TW" w:bidi="zh_TW"/>
+        </w:rPr>
+        <w:t>節）。</w:t>
+      </w:r>
+    </w:p>
+    <w:p>
+      <w:pPr/>
+      <w:r>
+        <w:rPr>
+          <w:lang w:val="zh_TW" w:bidi="zh_TW"/>
+        </w:rPr>
+      </w:r>
+      <w:r>
+        <w:rPr>
+          <w:lang w:val="zh_TW" w:bidi="zh_TW"/>
+        </w:rPr>
+        <w:t>對這段討論的總結將這三章的內容結合起來（</w:t>
+      </w:r>
+      <w:hyperlink r:id="rId91">
+        <w:r>
+          <w:rPr>
+            <w:lang w:val="zh_TW" w:bidi="zh_TW"/>
+          </w:rPr>
+          <w:rPr>
+            <w:color w:val="0000EE"/>
+            <w:u w:val="single"/>
+          </w:rPr>
+          <w:t>10:23–11:1</w:t>
+        </w:r>
+      </w:hyperlink>
+      <w:r>
+        <w:rPr>
+          <w:lang w:val="zh_TW" w:bidi="zh_TW"/>
+        </w:rPr>
+        <w:t>）。既然祭偶像的食物並未因此改變其本質，且所有食物都屬於神，人就可以食用市場上出售的任何食物——不用提出疑問（</w:t>
+      </w:r>
+      <w:hyperlink r:id="rId92">
+        <w:r>
+          <w:rPr>
+            <w:lang w:val="zh_TW" w:bidi="zh_TW"/>
+          </w:rPr>
+          <w:rPr>
+            <w:color w:val="0000EE"/>
+            <w:u w:val="single"/>
+          </w:rPr>
+          <w:t>10:25–26</w:t>
+        </w:r>
+      </w:hyperlink>
+      <w:r>
+        <w:rPr>
+          <w:lang w:val="zh_TW" w:bidi="zh_TW"/>
+        </w:rPr>
+        <w:t>）。同樣，基督徒可以食用不信者家中提供的任何食物。然而，如果有人指出這食物曾經獻給偶像，基督徒不應該食用，這不是因為食物會傷害他，而是出於對提出此問題之人的顧慮，基督徒關心的是鄰舍的益處（</w:t>
+      </w:r>
+      <w:hyperlink r:id="rId93">
+        <w:r>
+          <w:rPr>
+            <w:lang w:val="zh_TW" w:bidi="zh_TW"/>
+          </w:rPr>
+          <w:rPr>
+            <w:color w:val="0000EE"/>
+            <w:u w:val="single"/>
+          </w:rPr>
+          <w:t>27–30</w:t>
+        </w:r>
+      </w:hyperlink>
+      <w:r>
+        <w:rPr>
+          <w:lang w:val="zh_TW" w:bidi="zh_TW"/>
+        </w:rPr>
+        <w:t>）。換句話說，效法保羅的榜樣，而保羅則效法基督。基督服事他人而非服事自己。行事為人要讓神的名和品格即使在飲食上也能彰顯（</w:t>
+      </w:r>
+      <w:hyperlink r:id="rId94">
+        <w:r>
+          <w:rPr>
+            <w:lang w:val="zh_TW" w:bidi="zh_TW"/>
+          </w:rPr>
+          <w:rPr>
+            <w:color w:val="0000EE"/>
+            <w:u w:val="single"/>
+          </w:rPr>
+          <w:t>31</w:t>
+        </w:r>
+      </w:hyperlink>
+      <w:r>
+        <w:rPr>
+          <w:lang w:val="zh_TW" w:bidi="zh_TW"/>
+        </w:rPr>
+        <w:t>節）；盡量不冒犯任何人，而是尋求使每個人得益處，幫助將他們走向救恩（</w:t>
+      </w:r>
+      <w:hyperlink r:id="rId95">
+        <w:r>
+          <w:rPr>
+            <w:lang w:val="zh_TW" w:bidi="zh_TW"/>
+          </w:rPr>
+          <w:rPr>
+            <w:color w:val="0000EE"/>
+            <w:u w:val="single"/>
+          </w:rPr>
+          <w:t>32</w:t>
+        </w:r>
+      </w:hyperlink>
+      <w:r>
+        <w:rPr>
+          <w:lang w:val="zh_TW" w:bidi="zh_TW"/>
+        </w:rPr>
+        <w:t>節）。</w:t>
+      </w:r>
+    </w:p>
+    <w:p>
+      <w:pPr/>
+      <w:r>
+        <w:rPr>
+          <w:lang w:val="zh_TW" w:bidi="zh_TW"/>
+        </w:rPr>
+      </w:r>
+      <w:r>
+        <w:rPr>
+          <w:lang w:val="zh_TW" w:bidi="zh_TW"/>
+        </w:rPr>
+        <w:t>保羅處理的第四個問題是教會聚會的秩序（</w:t>
+      </w:r>
+      <w:hyperlink r:id="rId96">
+        <w:r>
+          <w:rPr>
+            <w:lang w:val="zh_TW" w:bidi="zh_TW"/>
+          </w:rPr>
+          <w:rPr>
+            <w:color w:val="0000EE"/>
+            <w:u w:val="single"/>
+          </w:rPr>
+          <w:t>11:2–14:40</w:t>
+        </w:r>
+      </w:hyperlink>
+      <w:r>
+        <w:rPr>
+          <w:lang w:val="zh_TW" w:bidi="zh_TW"/>
+        </w:rPr>
+        <w:t>）。哥林多的家庭教會聚會非常活躍，但不是表現出在基督裡的合一，而是顯露出自私。保羅並不想改變他們做什麼，但他希望改變他們如何做。</w:t>
+      </w:r>
+    </w:p>
+    <w:p>
+      <w:pPr/>
+      <w:r>
+        <w:rPr>
+          <w:lang w:val="zh_TW" w:bidi="zh_TW"/>
+        </w:rPr>
+      </w:r>
+      <w:r>
+        <w:rPr>
+          <w:lang w:val="zh_TW" w:bidi="zh_TW"/>
+        </w:rPr>
+        <w:t>聚會中的第一個問題是已婚婦女的行為（</w:t>
+      </w:r>
+      <w:hyperlink r:id="rId97">
+        <w:r>
+          <w:rPr>
+            <w:lang w:val="zh_TW" w:bidi="zh_TW"/>
+          </w:rPr>
+          <w:rPr>
+            <w:color w:val="0000EE"/>
+            <w:u w:val="single"/>
+          </w:rPr>
+          <w:t>11:1–16</w:t>
+        </w:r>
+      </w:hyperlink>
+      <w:r>
+        <w:rPr>
+          <w:lang w:val="zh_TW" w:bidi="zh_TW"/>
+        </w:rPr>
+        <w:t>）。當時婚姻的象徵是戴面紗或特定的髮型，就像今天的結婚戒指。婦女在教會中禱告和講預言對保羅而言並不是問題，但婦女可能認為這使她們脫離與丈夫的聯繫（參</w:t>
+      </w:r>
+      <w:hyperlink r:id="rId98">
+        <w:r>
+          <w:rPr>
+            <w:lang w:val="zh_TW" w:bidi="zh_TW"/>
+          </w:rPr>
+          <w:rPr>
+            <w:color w:val="0000EE"/>
+            <w:u w:val="single"/>
+          </w:rPr>
+          <w:t>可12:25</w:t>
+        </w:r>
+      </w:hyperlink>
+      <w:r>
+        <w:rPr>
+          <w:lang w:val="zh_TW" w:bidi="zh_TW"/>
+        </w:rPr>
+        <w:t>），因此成為不戴面紗的理由。保羅指出，丈夫和妻子親密相連，正如人與神相連（</w:t>
+      </w:r>
+      <w:hyperlink r:id="rId99">
+        <w:r>
+          <w:rPr>
+            <w:lang w:val="zh_TW" w:bidi="zh_TW"/>
+          </w:rPr>
+          <w:rPr>
+            <w:color w:val="0000EE"/>
+            <w:u w:val="single"/>
+          </w:rPr>
+          <w:t>林前11:3</w:t>
+        </w:r>
+      </w:hyperlink>
+      <w:r>
+        <w:rPr>
+          <w:lang w:val="zh_TW" w:bidi="zh_TW"/>
+        </w:rPr>
+        <w:t>）。因此，正如人不應羞辱神，而應榮耀神，妻子也應如此對待丈夫。因此，雖然保羅支持婦女的事奉，但他優先強調婚姻的關係。</w:t>
+      </w:r>
+    </w:p>
+    <w:p>
+      <w:pPr/>
+      <w:r>
+        <w:rPr>
+          <w:lang w:val="zh_TW" w:bidi="zh_TW"/>
+        </w:rPr>
+      </w:r>
+      <w:r>
+        <w:rPr>
+          <w:lang w:val="zh_TW" w:bidi="zh_TW"/>
+        </w:rPr>
+        <w:t>聚會中的第二個問題是階級區分（</w:t>
+      </w:r>
+      <w:hyperlink r:id="rId100">
+        <w:r>
+          <w:rPr>
+            <w:lang w:val="zh_TW" w:bidi="zh_TW"/>
+          </w:rPr>
+          <w:rPr>
+            <w:color w:val="0000EE"/>
+            <w:u w:val="single"/>
+          </w:rPr>
+          <w:t>11:17–34</w:t>
+        </w:r>
+      </w:hyperlink>
+      <w:r>
+        <w:rPr>
+          <w:lang w:val="zh_TW" w:bidi="zh_TW"/>
+        </w:rPr>
+        <w:t>）。直到主餐在公元三、四世紀逐漸演變為彌撒的獻祭儀式之前，它一直是一場完整的共享餐宴。中上階層的基督徒能夠更早抵達聚會，並為自己提供更好的食物和飲料。他們沿襲異教俱樂部的習俗，認為只要為無法早到的奴隸和農民提供簡單的食物，就可以毫無顧忌地提早開始宴會，享受符合其階級的盛宴（</w:t>
+      </w:r>
+      <w:hyperlink r:id="rId101">
+        <w:r>
+          <w:rPr>
+            <w:lang w:val="zh_TW" w:bidi="zh_TW"/>
+          </w:rPr>
+          <w:rPr>
+            <w:color w:val="0000EE"/>
+            <w:u w:val="single"/>
+          </w:rPr>
+          <w:t>21</w:t>
+        </w:r>
+      </w:hyperlink>
+      <w:r>
+        <w:rPr>
+          <w:lang w:val="zh_TW" w:bidi="zh_TW"/>
+        </w:rPr>
+        <w:t>節）。這使貧窮的基督徒感到羞辱，並深刻地意識到階級的區別（</w:t>
+      </w:r>
+      <w:hyperlink r:id="rId102">
+        <w:r>
+          <w:rPr>
+            <w:lang w:val="zh_TW" w:bidi="zh_TW"/>
+          </w:rPr>
+          <w:rPr>
+            <w:color w:val="0000EE"/>
+            <w:u w:val="single"/>
+          </w:rPr>
+          <w:t>22</w:t>
+        </w:r>
+      </w:hyperlink>
+      <w:r>
+        <w:rPr>
+          <w:lang w:val="zh_TW" w:bidi="zh_TW"/>
+        </w:rPr>
+        <w:t>節）。保羅認為，這不是聖餐，而是一場虛假的宴會（</w:t>
+      </w:r>
+      <w:hyperlink r:id="rId103">
+        <w:r>
+          <w:rPr>
+            <w:lang w:val="zh_TW" w:bidi="zh_TW"/>
+          </w:rPr>
+          <w:rPr>
+            <w:color w:val="0000EE"/>
+            <w:u w:val="single"/>
+          </w:rPr>
+          <w:t>20</w:t>
+        </w:r>
+      </w:hyperlink>
+      <w:r>
+        <w:rPr>
+          <w:lang w:val="zh_TW" w:bidi="zh_TW"/>
+        </w:rPr>
+        <w:t>節）。</w:t>
+      </w:r>
+    </w:p>
+    <w:p>
+      <w:pPr/>
+      <w:r>
+        <w:rPr>
+          <w:lang w:val="zh_TW" w:bidi="zh_TW"/>
+        </w:rPr>
+      </w:r>
+      <w:r>
+        <w:rPr>
+          <w:lang w:val="zh_TW" w:bidi="zh_TW"/>
+        </w:rPr>
+        <w:t>保羅重申設立聖餐的話語，指出他們領受的是基督的身體和血（參</w:t>
+      </w:r>
+      <w:hyperlink r:id="rId104">
+        <w:r>
+          <w:rPr>
+            <w:lang w:val="zh_TW" w:bidi="zh_TW"/>
+          </w:rPr>
+          <w:rPr>
+            <w:color w:val="0000EE"/>
+            <w:u w:val="single"/>
+          </w:rPr>
+          <w:t>10:16–17</w:t>
+        </w:r>
+      </w:hyperlink>
+      <w:r>
+        <w:rPr>
+          <w:lang w:val="zh_TW" w:bidi="zh_TW"/>
+        </w:rPr>
+        <w:t>），而非各自的餐宴。以不配的方式領聖餐，或帶著分裂和階級區分的態度，這樣是褻瀆聖餐，未能體現基督身體——教會的合一（</w:t>
+      </w:r>
+      <w:hyperlink r:id="rId105">
+        <w:r>
+          <w:rPr>
+            <w:lang w:val="zh_TW" w:bidi="zh_TW"/>
+          </w:rPr>
+          <w:rPr>
+            <w:color w:val="0000EE"/>
+            <w:u w:val="single"/>
+          </w:rPr>
+          <w:t>11:29</w:t>
+        </w:r>
+      </w:hyperlink>
+      <w:r>
+        <w:rPr>
+          <w:lang w:val="zh_TW" w:bidi="zh_TW"/>
+        </w:rPr>
+        <w:t>），因此招致神的審判，而這審判他們已經在經歷了。相反，他們應該省察自己的動機，真誠地聚集在一起，共同分享這一餐宴。</w:t>
+      </w:r>
+    </w:p>
+    <w:p>
+      <w:pPr/>
+      <w:r>
+        <w:rPr>
+          <w:lang w:val="zh_TW" w:bidi="zh_TW"/>
+        </w:rPr>
+      </w:r>
+      <w:r>
+        <w:rPr>
+          <w:lang w:val="zh_TW" w:bidi="zh_TW"/>
+        </w:rPr>
+        <w:t>聚會中的第三個問題是屬靈恩賜的運用（</w:t>
+      </w:r>
+      <w:hyperlink r:id="rId106">
+        <w:r>
+          <w:rPr>
+            <w:lang w:val="zh_TW" w:bidi="zh_TW"/>
+          </w:rPr>
+          <w:rPr>
+            <w:color w:val="0000EE"/>
+            <w:u w:val="single"/>
+          </w:rPr>
+          <w:t>12:1–14:40</w:t>
+        </w:r>
+      </w:hyperlink>
+      <w:r>
+        <w:rPr>
+          <w:lang w:val="zh_TW" w:bidi="zh_TW"/>
+        </w:rPr>
+        <w:t>）。在這些家庭教會中，有些人可能受諾斯底思想影響，認為靈性是善的，物質是惡的，並在感覺受某個靈感動時喊出「咒詛耶穌（這裡的耶穌指人類的耶穌，而非屬靈的基督）」。保羅指出，這並非出於神的靈，因為神的靈引導基督徒宣告的是基本的信仰認信：「耶穌是主。」</w:t>
+      </w:r>
+    </w:p>
+    <w:p>
+      <w:pPr/>
+      <w:r>
+        <w:rPr>
+          <w:lang w:val="zh_TW" w:bidi="zh_TW"/>
+        </w:rPr>
+      </w:r>
+      <w:r>
+        <w:rPr>
+          <w:lang w:val="zh_TW" w:bidi="zh_TW"/>
+        </w:rPr>
+        <w:t>教會中也有一些人高舉自己特定的恩賜，特別是說方言的恩賜，打斷他人或拒絕給予他人發言的機會。保羅強調，只有一位聖靈，祂分賜所有的恩賜（</w:t>
+      </w:r>
+      <w:hyperlink r:id="rId107">
+        <w:r>
+          <w:rPr>
+            <w:lang w:val="zh_TW" w:bidi="zh_TW"/>
+          </w:rPr>
+          <w:rPr>
+            <w:color w:val="0000EE"/>
+            <w:u w:val="single"/>
+          </w:rPr>
+          <w:t>12:4–6</w:t>
+        </w:r>
+      </w:hyperlink>
+      <w:r>
+        <w:rPr>
+          <w:lang w:val="zh_TW" w:bidi="zh_TW"/>
+        </w:rPr>
+        <w:t>）。聖靈在每位基督徒身上主權地彰顯，不僅是為了個人的益處，更是為了所有人的益處（</w:t>
+      </w:r>
+      <w:hyperlink r:id="rId108">
+        <w:r>
+          <w:rPr>
+            <w:lang w:val="zh_TW" w:bidi="zh_TW"/>
+          </w:rPr>
+          <w:rPr>
+            <w:color w:val="0000EE"/>
+            <w:u w:val="single"/>
+          </w:rPr>
+          <w:t>7</w:t>
+        </w:r>
+      </w:hyperlink>
+      <w:r>
+        <w:rPr>
+          <w:lang w:val="zh_TW" w:bidi="zh_TW"/>
+        </w:rPr>
+        <w:t>節）。基督徒擁有的是聖靈本身，而非特定的彰顯，因此恩賜的彰顯可能在不同聚會中有所變化。</w:t>
+      </w:r>
+    </w:p>
+    <w:p>
+      <w:pPr/>
+      <w:r>
+        <w:rPr>
+          <w:lang w:val="zh_TW" w:bidi="zh_TW"/>
+        </w:rPr>
+      </w:r>
+      <w:r>
+        <w:rPr>
+          <w:lang w:val="zh_TW" w:bidi="zh_TW"/>
+        </w:rPr>
+        <w:t>同一位聖靈使所有基督徒在基督裡成為一個有機的整體（</w:t>
+      </w:r>
+      <w:hyperlink r:id="rId109">
+        <w:r>
+          <w:rPr>
+            <w:lang w:val="zh_TW" w:bidi="zh_TW"/>
+          </w:rPr>
+          <w:rPr>
+            <w:color w:val="0000EE"/>
+            <w:u w:val="single"/>
+          </w:rPr>
+          <w:t>12:12–13</w:t>
+        </w:r>
+      </w:hyperlink>
+      <w:r>
+        <w:rPr>
+          <w:lang w:val="zh_TW" w:bidi="zh_TW"/>
+        </w:rPr>
+        <w:t>）。因此，不僅聖靈賜下所有的恩賜——所有的恩賜都同樣受聖靈啟示——而且所有的恩賜對基督身體的正常運作都是同樣需要的（</w:t>
+      </w:r>
+      <w:hyperlink r:id="rId110">
+        <w:r>
+          <w:rPr>
+            <w:lang w:val="zh_TW" w:bidi="zh_TW"/>
+          </w:rPr>
+          <w:rPr>
+            <w:color w:val="0000EE"/>
+            <w:u w:val="single"/>
+          </w:rPr>
+          <w:t>14–26</w:t>
+        </w:r>
+      </w:hyperlink>
+      <w:r>
+        <w:rPr>
+          <w:lang w:val="zh_TW" w:bidi="zh_TW"/>
+        </w:rPr>
+        <w:t>節）。沒有人可以因自己缺少某種恩賜而認為自己不是身體的一部分；事實上，那些不太顯眼的恩賜反而可能更為重要。因此，在基督的身體中，不僅在特定聚會中通過個體有不同的聖靈彰顯，個體在身體中也有不同的職分或功能（</w:t>
+      </w:r>
+      <w:hyperlink r:id="rId111">
+        <w:r>
+          <w:rPr>
+            <w:lang w:val="zh_TW" w:bidi="zh_TW"/>
+          </w:rPr>
+          <w:rPr>
+            <w:color w:val="0000EE"/>
+            <w:u w:val="single"/>
+          </w:rPr>
+          <w:t>27–31</w:t>
+        </w:r>
+      </w:hyperlink>
+      <w:r>
+        <w:rPr>
+          <w:lang w:val="zh_TW" w:bidi="zh_TW"/>
+        </w:rPr>
+        <w:t>節）。</w:t>
+      </w:r>
+    </w:p>
+    <w:p>
+      <w:pPr/>
+      <w:r>
+        <w:rPr>
+          <w:lang w:val="zh_TW" w:bidi="zh_TW"/>
+        </w:rPr>
+      </w:r>
+      <w:r>
+        <w:rPr>
+          <w:lang w:val="zh_TW" w:bidi="zh_TW"/>
+        </w:rPr>
+        <w:t>因此，並非某項特定恩賜的展現顯示一個人的靈性，而是看他如何展現恩賜——也就是說，是否以愛心來彰顯（</w:t>
+      </w:r>
+      <w:hyperlink r:id="rId112">
+        <w:r>
+          <w:rPr>
+            <w:lang w:val="zh_TW" w:bidi="zh_TW"/>
+          </w:rPr>
+          <w:rPr>
+            <w:color w:val="0000EE"/>
+            <w:u w:val="single"/>
+          </w:rPr>
+          <w:t>13:1–13</w:t>
+        </w:r>
+      </w:hyperlink>
+      <w:r>
+        <w:rPr>
+          <w:lang w:val="zh_TW" w:bidi="zh_TW"/>
+        </w:rPr>
+        <w:t>）。任何出於自私目的而運用的恩賜，即使是真正來自聖靈的恩賜，對於個人而言也是毫無價值的（</w:t>
+      </w:r>
+      <w:hyperlink r:id="rId113">
+        <w:r>
+          <w:rPr>
+            <w:lang w:val="zh_TW" w:bidi="zh_TW"/>
+          </w:rPr>
+          <w:rPr>
+            <w:color w:val="0000EE"/>
+            <w:u w:val="single"/>
+          </w:rPr>
+          <w:t>1–3</w:t>
+        </w:r>
+      </w:hyperlink>
+      <w:r>
+        <w:rPr>
+          <w:lang w:val="zh_TW" w:bidi="zh_TW"/>
+        </w:rPr>
+        <w:t>節）。這是因為愛與自私是對立的（</w:t>
+      </w:r>
+      <w:hyperlink r:id="rId114">
+        <w:r>
+          <w:rPr>
+            <w:lang w:val="zh_TW" w:bidi="zh_TW"/>
+          </w:rPr>
+          <w:rPr>
+            <w:color w:val="0000EE"/>
+            <w:u w:val="single"/>
+          </w:rPr>
+          <w:t>4–7</w:t>
+        </w:r>
+      </w:hyperlink>
+      <w:r>
+        <w:rPr>
+          <w:lang w:val="zh_TW" w:bidi="zh_TW"/>
+        </w:rPr>
+        <w:t>節）。事實上，聖靈的恩賜僅適用於耶穌第一次降臨與第二次降臨之間的這段期間，當神的國完全顯明，君王親自臨在時，聖靈的中介性恩賜將不再需要（</w:t>
+      </w:r>
+      <w:hyperlink r:id="rId115">
+        <w:r>
+          <w:rPr>
+            <w:lang w:val="zh_TW" w:bidi="zh_TW"/>
+          </w:rPr>
+          <w:rPr>
+            <w:color w:val="0000EE"/>
+            <w:u w:val="single"/>
+          </w:rPr>
+          <w:t>10、12</w:t>
+        </w:r>
+      </w:hyperlink>
+      <w:r>
+        <w:rPr>
+          <w:lang w:val="zh_TW" w:bidi="zh_TW"/>
+        </w:rPr>
+        <w:t>節）。到那時，得賞賜的不是恩賜，而是信心和盼望，並且愛是最大的，因為當基督徒彼此之間以及與耶穌在完全的愛中生活時，愛將永遠持續（</w:t>
+      </w:r>
+      <w:hyperlink r:id="rId116">
+        <w:r>
+          <w:rPr>
+            <w:lang w:val="zh_TW" w:bidi="zh_TW"/>
+          </w:rPr>
+          <w:rPr>
+            <w:color w:val="0000EE"/>
+            <w:u w:val="single"/>
+          </w:rPr>
+          <w:t>13</w:t>
+        </w:r>
+      </w:hyperlink>
+      <w:r>
+        <w:rPr>
+          <w:lang w:val="zh_TW" w:bidi="zh_TW"/>
+        </w:rPr>
+        <w:t>節）。</w:t>
+      </w:r>
+    </w:p>
+    <w:p>
+      <w:pPr/>
+      <w:r>
+        <w:rPr>
+          <w:lang w:val="zh_TW" w:bidi="zh_TW"/>
+        </w:rPr>
+      </w:r>
+      <w:r>
+        <w:rPr>
+          <w:lang w:val="zh_TW" w:bidi="zh_TW"/>
+        </w:rPr>
+        <w:t>將此應用於哥林多，保羅認為，雖然人應當渴求所有的恩賜，但愛的原則表明，預言應該是教會聚會中首選的恩賜（</w:t>
+      </w:r>
+      <w:hyperlink r:id="rId117">
+        <w:r>
+          <w:rPr>
+            <w:lang w:val="zh_TW" w:bidi="zh_TW"/>
+          </w:rPr>
+          <w:rPr>
+            <w:color w:val="0000EE"/>
+            <w:u w:val="single"/>
+          </w:rPr>
+          <w:t>14:1–25</w:t>
+        </w:r>
+      </w:hyperlink>
+      <w:r>
+        <w:rPr>
+          <w:lang w:val="zh_TW" w:bidi="zh_TW"/>
+        </w:rPr>
+        <w:t>）。哥林多信徒顯然過分強調方言，但未經解釋的方言對講話者以外的人幾乎沒有價值。它不能造就他人，對局外人而言則似乎是一種瘋狂的行為。在教會聚會之外，方言有其作用，比如作為審判的記號（</w:t>
+      </w:r>
+      <w:hyperlink r:id="rId118">
+        <w:r>
+          <w:rPr>
+            <w:lang w:val="zh_TW" w:bidi="zh_TW"/>
+          </w:rPr>
+          <w:rPr>
+            <w:color w:val="0000EE"/>
+            <w:u w:val="single"/>
+          </w:rPr>
+          <w:t>21</w:t>
+        </w:r>
+      </w:hyperlink>
+      <w:r>
+        <w:rPr>
+          <w:lang w:val="zh_TW" w:bidi="zh_TW"/>
+        </w:rPr>
+        <w:t>節）或用於個人靈修（</w:t>
+      </w:r>
+      <w:hyperlink r:id="rId119">
+        <w:r>
+          <w:rPr>
+            <w:lang w:val="zh_TW" w:bidi="zh_TW"/>
+          </w:rPr>
+          <w:rPr>
+            <w:color w:val="0000EE"/>
+            <w:u w:val="single"/>
+          </w:rPr>
+          <w:t>18</w:t>
+        </w:r>
+      </w:hyperlink>
+      <w:r>
+        <w:rPr>
+          <w:lang w:val="zh_TW" w:bidi="zh_TW"/>
+        </w:rPr>
+        <w:t>節），但在教會聚會中，必須要有對方言的解釋。不過，預言既能造就人也能使人知罪，因此在聚會中應當被追求。</w:t>
+      </w:r>
+    </w:p>
+    <w:p>
+      <w:pPr/>
+      <w:r>
+        <w:rPr>
+          <w:lang w:val="zh_TW" w:bidi="zh_TW"/>
+        </w:rPr>
+      </w:r>
+      <w:r>
+        <w:rPr>
+          <w:lang w:val="zh_TW" w:bidi="zh_TW"/>
+        </w:rPr>
+        <w:t>在教會聚會中，恩賜的運用和秩序應當同時存在（</w:t>
+      </w:r>
+      <w:hyperlink r:id="rId120">
+        <w:r>
+          <w:rPr>
+            <w:lang w:val="zh_TW" w:bidi="zh_TW"/>
+          </w:rPr>
+          <w:rPr>
+            <w:color w:val="0000EE"/>
+            <w:u w:val="single"/>
+          </w:rPr>
+          <w:t>14:26–40</w:t>
+        </w:r>
+      </w:hyperlink>
+      <w:r>
+        <w:rPr>
+          <w:lang w:val="zh_TW" w:bidi="zh_TW"/>
+        </w:rPr>
+        <w:t>）。各種恩賜都可以得到表達，但目的是為了彼此造就，而非自私的炫耀（</w:t>
+      </w:r>
+      <w:hyperlink r:id="rId121">
+        <w:r>
+          <w:rPr>
+            <w:lang w:val="zh_TW" w:bidi="zh_TW"/>
+          </w:rPr>
+          <w:rPr>
+            <w:color w:val="0000EE"/>
+            <w:u w:val="single"/>
+          </w:rPr>
+          <w:t>26</w:t>
+        </w:r>
+      </w:hyperlink>
+      <w:r>
+        <w:rPr>
+          <w:lang w:val="zh_TW" w:bidi="zh_TW"/>
+        </w:rPr>
+        <w:t>節）。說方言者必須有翻譯；說方言和講預言的人都應輪流發言，每隔幾位講者後需要時間來評估言論（</w:t>
+      </w:r>
+      <w:hyperlink r:id="rId122">
+        <w:r>
+          <w:rPr>
+            <w:lang w:val="zh_TW" w:bidi="zh_TW"/>
+          </w:rPr>
+          <w:rPr>
+            <w:color w:val="0000EE"/>
+            <w:u w:val="single"/>
+          </w:rPr>
+          <w:t>27–33</w:t>
+        </w:r>
+      </w:hyperlink>
+      <w:r>
+        <w:rPr>
+          <w:lang w:val="zh_TW" w:bidi="zh_TW"/>
+        </w:rPr>
+        <w:t>節）。此外，婦女可能會在聚會中聊天（可能是受猶太會堂的習慣影響，因為她們在猶太會堂中通常是被隔離且不參與的），她們應停止聊天，專心聆聽和學習，若不明白，應回家詢問（</w:t>
+      </w:r>
+      <w:hyperlink r:id="rId123">
+        <w:r>
+          <w:rPr>
+            <w:lang w:val="zh_TW" w:bidi="zh_TW"/>
+          </w:rPr>
+          <w:rPr>
+            <w:color w:val="0000EE"/>
+            <w:u w:val="single"/>
+          </w:rPr>
+          <w:t>34–36</w:t>
+        </w:r>
+      </w:hyperlink>
+      <w:r>
+        <w:rPr>
+          <w:lang w:val="zh_TW" w:bidi="zh_TW"/>
+        </w:rPr>
+        <w:t>節）。保羅在總結中指出，一切都應該按秩序進行（</w:t>
+      </w:r>
+      <w:hyperlink r:id="rId124">
+        <w:r>
+          <w:rPr>
+            <w:lang w:val="zh_TW" w:bidi="zh_TW"/>
+          </w:rPr>
+          <w:rPr>
+            <w:color w:val="0000EE"/>
+            <w:u w:val="single"/>
+          </w:rPr>
+          <w:t>37–40</w:t>
+        </w:r>
+      </w:hyperlink>
+      <w:r>
+        <w:rPr>
+          <w:lang w:val="zh_TW" w:bidi="zh_TW"/>
+        </w:rPr>
+        <w:t>節）。</w:t>
+      </w:r>
+    </w:p>
+    <w:p>
+      <w:pPr/>
+      <w:r>
+        <w:rPr>
+          <w:lang w:val="zh_TW" w:bidi="zh_TW"/>
+        </w:rPr>
+      </w:r>
+      <w:r>
+        <w:rPr>
+          <w:lang w:val="zh_TW" w:bidi="zh_TW"/>
+        </w:rPr>
+        <w:t>保羅處理的第五個問題是關於死人的復活（</w:t>
+      </w:r>
+      <w:hyperlink r:id="rId125">
+        <w:r>
+          <w:rPr>
+            <w:lang w:val="zh_TW" w:bidi="zh_TW"/>
+          </w:rPr>
+          <w:rPr>
+            <w:color w:val="0000EE"/>
+            <w:u w:val="single"/>
+          </w:rPr>
+          <w:t>15</w:t>
+        </w:r>
+      </w:hyperlink>
+      <w:r>
+        <w:rPr>
+          <w:lang w:val="zh_TW" w:bidi="zh_TW"/>
+        </w:rPr>
+        <w:t>章）。先前提到的一些問題，如寬鬆的道德標準（</w:t>
+      </w:r>
+      <w:hyperlink r:id="rId36">
+        <w:r>
+          <w:rPr>
+            <w:lang w:val="zh_TW" w:bidi="zh_TW"/>
+          </w:rPr>
+          <w:rPr>
+            <w:color w:val="0000EE"/>
+            <w:u w:val="single"/>
+          </w:rPr>
+          <w:t>5–6</w:t>
+        </w:r>
+      </w:hyperlink>
+      <w:r>
+        <w:rPr>
+          <w:lang w:val="zh_TW" w:bidi="zh_TW"/>
+        </w:rPr>
+        <w:t>章）、禁慾主義的否認、關於性行為的問題（</w:t>
+      </w:r>
+      <w:hyperlink r:id="rId126">
+        <w:r>
+          <w:rPr>
+            <w:lang w:val="zh_TW" w:bidi="zh_TW"/>
+          </w:rPr>
+          <w:rPr>
+            <w:color w:val="0000EE"/>
+            <w:u w:val="single"/>
+          </w:rPr>
+          <w:t>7</w:t>
+        </w:r>
+      </w:hyperlink>
+      <w:r>
+        <w:rPr>
+          <w:lang w:val="zh_TW" w:bidi="zh_TW"/>
+        </w:rPr>
+        <w:t>章），或認為自己已經復活（</w:t>
+      </w:r>
+      <w:hyperlink r:id="rId125">
+        <w:r>
+          <w:rPr>
+            <w:lang w:val="zh_TW" w:bidi="zh_TW"/>
+          </w:rPr>
+          <w:rPr>
+            <w:color w:val="0000EE"/>
+            <w:u w:val="single"/>
+          </w:rPr>
+          <w:t>15</w:t>
+        </w:r>
+      </w:hyperlink>
+      <w:r>
+        <w:rPr>
+          <w:lang w:val="zh_TW" w:bidi="zh_TW"/>
+        </w:rPr>
+        <w:t>章），表明一些哥林多信徒並不相信身體的復活，儘管他們顯然相信耶穌的復活和靈魂的不朽性。</w:t>
+      </w:r>
+    </w:p>
+    <w:p>
+      <w:pPr/>
+      <w:r>
+        <w:rPr>
+          <w:lang w:val="zh_TW" w:bidi="zh_TW"/>
+        </w:rPr>
+      </w:r>
+      <w:r>
+        <w:rPr>
+          <w:lang w:val="zh_TW" w:bidi="zh_TW"/>
+        </w:rPr>
+        <w:t>保羅重申，耶穌的復活是福音信息的重要部分（</w:t>
+      </w:r>
+      <w:hyperlink r:id="rId127">
+        <w:r>
+          <w:rPr>
+            <w:lang w:val="zh_TW" w:bidi="zh_TW"/>
+          </w:rPr>
+          <w:rPr>
+            <w:color w:val="0000EE"/>
+            <w:u w:val="single"/>
+          </w:rPr>
+          <w:t>15:1–19</w:t>
+        </w:r>
+      </w:hyperlink>
+      <w:r>
+        <w:rPr>
+          <w:lang w:val="zh_TW" w:bidi="zh_TW"/>
+        </w:rPr>
+        <w:t>）。教會一致的見證是，耶穌不僅死了，還復活了，並向許多見證人顯現（</w:t>
+      </w:r>
+      <w:hyperlink r:id="rId128">
+        <w:r>
+          <w:rPr>
+            <w:lang w:val="zh_TW" w:bidi="zh_TW"/>
+          </w:rPr>
+          <w:rPr>
+            <w:color w:val="0000EE"/>
+            <w:u w:val="single"/>
+          </w:rPr>
+          <w:t>3–11</w:t>
+        </w:r>
+      </w:hyperlink>
+      <w:r>
+        <w:rPr>
+          <w:lang w:val="zh_TW" w:bidi="zh_TW"/>
+        </w:rPr>
+        <w:t>節）。若依他們反對復活的主張來看，基督的復活便無法成立。然而，如果基督沒有復活，那整個福音信息就是虛假的，他們對救恩的所有盼望也都落空了（</w:t>
+      </w:r>
+      <w:hyperlink r:id="rId129">
+        <w:r>
+          <w:rPr>
+            <w:lang w:val="zh_TW" w:bidi="zh_TW"/>
+          </w:rPr>
+          <w:rPr>
+            <w:color w:val="0000EE"/>
+            <w:u w:val="single"/>
+          </w:rPr>
+          <w:t>12–19</w:t>
+        </w:r>
+      </w:hyperlink>
+      <w:r>
+        <w:rPr>
+          <w:lang w:val="zh_TW" w:bidi="zh_TW"/>
+        </w:rPr>
+        <w:t>節）。</w:t>
+      </w:r>
+    </w:p>
+    <w:p>
+      <w:pPr/>
+      <w:r>
+        <w:rPr>
+          <w:lang w:val="zh_TW" w:bidi="zh_TW"/>
+        </w:rPr>
+      </w:r>
+      <w:r>
+        <w:rPr>
+          <w:lang w:val="zh_TW" w:bidi="zh_TW"/>
+        </w:rPr>
+        <w:t>既然基督已經復活，基督徒也必因與基督的聯合而復活（</w:t>
+      </w:r>
+      <w:hyperlink r:id="rId130">
+        <w:r>
+          <w:rPr>
+            <w:lang w:val="zh_TW" w:bidi="zh_TW"/>
+          </w:rPr>
+          <w:rPr>
+            <w:color w:val="0000EE"/>
+            <w:u w:val="single"/>
+          </w:rPr>
+          <w:t>15:20–28</w:t>
+        </w:r>
+      </w:hyperlink>
+      <w:r>
+        <w:rPr>
+          <w:lang w:val="zh_TW" w:bidi="zh_TW"/>
+        </w:rPr>
+        <w:t>）。正如他們曾經經歷在亞當裡的結果，現在他們也將經歷在基督裡的結果。然而，復活並非一次性完成，而是階段性的：（a）基督首先復活；（b）基督徒將在祂再來時復活；（c）基督必須作王，直到祂將國度的統治延展到全世界，消滅所有的邪靈權勢（包括死亡本身）；（d）然後祂將完全的國度交還給父神（</w:t>
+      </w:r>
+      <w:hyperlink r:id="rId131">
+        <w:r>
+          <w:rPr>
+            <w:lang w:val="zh_TW" w:bidi="zh_TW"/>
+          </w:rPr>
+          <w:rPr>
+            <w:color w:val="0000EE"/>
+            <w:u w:val="single"/>
+          </w:rPr>
+          <w:t>23–28</w:t>
+        </w:r>
+      </w:hyperlink>
+      <w:r>
+        <w:rPr>
+          <w:lang w:val="zh_TW" w:bidi="zh_TW"/>
+        </w:rPr>
+        <w:t>節）。</w:t>
+      </w:r>
+    </w:p>
+    <w:p>
+      <w:pPr/>
+      <w:r>
+        <w:rPr>
+          <w:lang w:val="zh_TW" w:bidi="zh_TW"/>
+        </w:rPr>
+      </w:r>
+      <w:r>
+        <w:rPr>
+          <w:lang w:val="zh_TW" w:bidi="zh_TW"/>
+        </w:rPr>
+        <w:t>復活的盼望也解釋了基督徒的一些實踐，例如替那些已死之人施洗（可能是指那些歸信基督但在受洗前去世的人，</w:t>
+      </w:r>
+      <w:hyperlink r:id="rId132">
+        <w:r>
+          <w:rPr>
+            <w:lang w:val="zh_TW" w:bidi="zh_TW"/>
+          </w:rPr>
+          <w:rPr>
+            <w:color w:val="0000EE"/>
+            <w:u w:val="single"/>
+          </w:rPr>
+          <w:t>15:29</w:t>
+        </w:r>
+      </w:hyperlink>
+      <w:r>
+        <w:rPr>
+          <w:lang w:val="zh_TW" w:bidi="zh_TW"/>
+        </w:rPr>
+        <w:t>），以及願意為基督冒生命危險（</w:t>
+      </w:r>
+      <w:hyperlink r:id="rId133">
+        <w:r>
+          <w:rPr>
+            <w:lang w:val="zh_TW" w:bidi="zh_TW"/>
+          </w:rPr>
+          <w:rPr>
+            <w:color w:val="0000EE"/>
+            <w:u w:val="single"/>
+          </w:rPr>
+          <w:t>30–32</w:t>
+        </w:r>
+      </w:hyperlink>
+      <w:r>
+        <w:rPr>
+          <w:lang w:val="zh_TW" w:bidi="zh_TW"/>
+        </w:rPr>
+        <w:t>節）。</w:t>
+      </w:r>
+    </w:p>
+    <w:p>
+      <w:pPr/>
+      <w:r>
+        <w:rPr>
+          <w:lang w:val="zh_TW" w:bidi="zh_TW"/>
+        </w:rPr>
+      </w:r>
+      <w:r>
+        <w:rPr>
+          <w:lang w:val="zh_TW" w:bidi="zh_TW"/>
+        </w:rPr>
+        <w:t>保羅承認復活涉及一些智識上的問題，但當人認識到復活既包含連續性又包含不連續性時，這些問題便能得到解決（</w:t>
+      </w:r>
+      <w:hyperlink r:id="rId134">
+        <w:r>
+          <w:rPr>
+            <w:lang w:val="zh_TW" w:bidi="zh_TW"/>
+          </w:rPr>
+          <w:rPr>
+            <w:color w:val="0000EE"/>
+            <w:u w:val="single"/>
+          </w:rPr>
+          <w:t>15:35–50</w:t>
+        </w:r>
+      </w:hyperlink>
+      <w:r>
+        <w:rPr>
+          <w:lang w:val="zh_TW" w:bidi="zh_TW"/>
+        </w:rPr>
+        <w:t>）。正如種子和植物既相同又不同，並且有多種不同的身體存在，復活的情形也是如此。凡是會朽壞的、卑賤的、軟弱的、屬肉體的（即在亞當裡的），將會被復活為不朽壞的、榮耀的、有能力的、屬靈的（即在基督裡的）。事實上，唯有當基督徒成為像基督——那屬天之人——他們才能成為神國的一部分。</w:t>
+      </w:r>
+    </w:p>
+    <w:p>
+      <w:pPr/>
+      <w:r>
+        <w:rPr>
+          <w:lang w:val="zh_TW" w:bidi="zh_TW"/>
+        </w:rPr>
+      </w:r>
+      <w:r>
+        <w:rPr>
+          <w:lang w:val="zh_TW" w:bidi="zh_TW"/>
+        </w:rPr>
+        <w:t>保羅興奮地分享他真正的盼望，即生命的轉變（</w:t>
+      </w:r>
+      <w:hyperlink r:id="rId135">
+        <w:r>
+          <w:rPr>
+            <w:lang w:val="zh_TW" w:bidi="zh_TW"/>
+          </w:rPr>
+          <w:rPr>
+            <w:color w:val="0000EE"/>
+            <w:u w:val="single"/>
+          </w:rPr>
+          <w:t>15:51–58</w:t>
+        </w:r>
+      </w:hyperlink>
+      <w:r>
+        <w:rPr>
+          <w:lang w:val="zh_TW" w:bidi="zh_TW"/>
+        </w:rPr>
+        <w:t>）。在基督再來時，死去的人將復活並轉變。然而，活著的人也需要轉變，這將在瞬間完成，使他們都不再受死亡的威脅。那時，他們將真正明白耶穌復活中已經帶來的得勝（</w:t>
+      </w:r>
+      <w:hyperlink r:id="rId136">
+        <w:r>
+          <w:rPr>
+            <w:lang w:val="zh_TW" w:bidi="zh_TW"/>
+          </w:rPr>
+          <w:rPr>
+            <w:color w:val="0000EE"/>
+            <w:u w:val="single"/>
+          </w:rPr>
+          <w:t>54–57</w:t>
+        </w:r>
+      </w:hyperlink>
+      <w:r>
+        <w:rPr>
+          <w:lang w:val="zh_TW" w:bidi="zh_TW"/>
+        </w:rPr>
+        <w:t>節）。最後的總結引出了實際的結論，即這一教導應當使他們確信，凡現在為基督所做的事都將有賞賜（</w:t>
+      </w:r>
+      <w:hyperlink r:id="rId137">
+        <w:r>
+          <w:rPr>
+            <w:lang w:val="zh_TW" w:bidi="zh_TW"/>
+          </w:rPr>
+          <w:rPr>
+            <w:color w:val="0000EE"/>
+            <w:u w:val="single"/>
+          </w:rPr>
+          <w:t>58</w:t>
+        </w:r>
+      </w:hyperlink>
+      <w:r>
+        <w:rPr>
+          <w:lang w:val="zh_TW" w:bidi="zh_TW"/>
+        </w:rPr>
+        <w:t>節）。</w:t>
+      </w:r>
+    </w:p>
+    <w:p>
+      <w:pPr/>
+      <w:r>
+        <w:rPr>
+          <w:lang w:val="zh_TW" w:bidi="zh_TW"/>
+        </w:rPr>
+      </w:r>
+      <w:r>
+        <w:rPr>
+          <w:lang w:val="zh_TW" w:bidi="zh_TW"/>
+        </w:rPr>
+        <w:t>保羅處理的第六個問題是為耶路撒冷貧困教會的奉獻（</w:t>
+      </w:r>
+      <w:hyperlink r:id="rId138">
+        <w:r>
+          <w:rPr>
+            <w:lang w:val="zh_TW" w:bidi="zh_TW"/>
+          </w:rPr>
+          <w:rPr>
+            <w:color w:val="0000EE"/>
+            <w:u w:val="single"/>
+          </w:rPr>
+          <w:t>16:1–4</w:t>
+        </w:r>
+      </w:hyperlink>
+      <w:r>
+        <w:rPr>
+          <w:lang w:val="zh_TW" w:bidi="zh_TW"/>
+        </w:rPr>
+        <w:t>）。由於公元40年間猶太地區的饑荒，那裡的教會變得十分貧困。部分是出於需求，部分是為了促進教會的合一，保羅在他的一些教會中為猶太地區的教會進行了奉獻的募集。他回應了哥林多信徒提出的實際問題，說奉獻應當每週按能力進行，而不是等保羅到達時才一次性奉獻（</w:t>
+      </w:r>
+      <w:hyperlink r:id="rId139">
+        <w:r>
+          <w:rPr>
+            <w:lang w:val="zh_TW" w:bidi="zh_TW"/>
+          </w:rPr>
+          <w:rPr>
+            <w:color w:val="0000EE"/>
+            <w:u w:val="single"/>
+          </w:rPr>
+          <w:t>16:2</w:t>
+        </w:r>
+      </w:hyperlink>
+      <w:r>
+        <w:rPr>
+          <w:lang w:val="zh_TW" w:bidi="zh_TW"/>
+        </w:rPr>
+        <w:t>）。當他到達時，將由他們自己的使者帶著奉獻款項出發。至於保羅是否會與他們同行，他保持模糊態度，以打消對他可能從中牟利的懷疑（參</w:t>
+      </w:r>
+      <w:hyperlink r:id="rId140">
+        <w:r>
+          <w:rPr>
+            <w:lang w:val="zh_TW" w:bidi="zh_TW"/>
+          </w:rPr>
+          <w:rPr>
+            <w:color w:val="0000EE"/>
+            <w:u w:val="single"/>
+          </w:rPr>
+          <w:t>林後8–9章</w:t>
+        </w:r>
+      </w:hyperlink>
+      <w:r>
+        <w:rPr>
+          <w:lang w:val="zh_TW" w:bidi="zh_TW"/>
+        </w:rPr>
+        <w:t>）。</w:t>
+      </w:r>
+    </w:p>
+    <w:p>
+      <w:pPr>
+        <w:pStyle w:val="Heading4"/>
+      </w:pPr>
+      <w:r>
+        <w:rPr>
+          <w:lang w:val="zh_TW" w:bidi="zh_TW"/>
+        </w:rPr>
+        <w:t>結語與問安，</w:t>
+      </w:r>
+      <w:hyperlink r:id="rId141">
+        <w:r>
+          <w:rPr>
+            <w:lang w:val="zh_TW" w:bidi="zh_TW"/>
+          </w:rPr>
+          <w:rPr>
+            <w:color w:val="0000EE"/>
+            <w:u w:val="single"/>
+          </w:rPr>
+          <w:t>十六章5至24節</w:t>
+        </w:r>
+      </w:hyperlink>
+    </w:p>
+    <w:p>
+      <w:pPr/>
+      <w:r>
+        <w:rPr>
+          <w:lang w:val="zh_TW" w:bidi="zh_TW"/>
+        </w:rPr>
+      </w:r>
+      <w:r>
+        <w:rPr>
+          <w:lang w:val="zh_TW" w:bidi="zh_TW"/>
+        </w:rPr>
+        <w:t>在信的結尾，保羅討論了他的旅行計劃，包括他離開以弗所後長期停留的打算（參</w:t>
+      </w:r>
+      <w:hyperlink r:id="rId142">
+        <w:r>
+          <w:rPr>
+            <w:lang w:val="zh_TW" w:bidi="zh_TW"/>
+          </w:rPr>
+          <w:rPr>
+            <w:color w:val="0000EE"/>
+            <w:u w:val="single"/>
+          </w:rPr>
+          <w:t>林後1章</w:t>
+        </w:r>
+      </w:hyperlink>
+      <w:r>
+        <w:rPr>
+          <w:lang w:val="zh_TW" w:bidi="zh_TW"/>
+        </w:rPr>
+        <w:t>）。提摩太或者與這封信一同前來，又或在完成另一項任務後不久到達；他們應該尊重提摩太並幫助他返回。保羅指出，他曾勸亞波羅訪問哥林多，以免有人懷疑保羅與亞波羅對立。信末保羅作出正式的勸勉，勉勵信徒堅定信仰並持守愛心，隨後是他慣常的問安。他讚揚哥林多的使者，他們曾將信帶給保羅（</w:t>
+      </w:r>
+      <w:hyperlink r:id="rId143">
+        <w:r>
+          <w:rPr>
+            <w:lang w:val="zh_TW" w:bidi="zh_TW"/>
+          </w:rPr>
+          <w:rPr>
+            <w:color w:val="0000EE"/>
+            <w:u w:val="single"/>
+          </w:rPr>
+          <w:t>16:15–18</w:t>
+        </w:r>
+      </w:hyperlink>
+      <w:r>
+        <w:rPr>
+          <w:lang w:val="zh_TW" w:bidi="zh_TW"/>
+        </w:rPr>
+        <w:t>），並帶來了來自他共事的亞居拉和百基拉（Priscilla）的問候，他們曾幫助保羅在哥林多建立教會（</w:t>
+      </w:r>
+      <w:hyperlink r:id="rId144">
+        <w:r>
+          <w:rPr>
+            <w:lang w:val="zh_TW" w:bidi="zh_TW"/>
+          </w:rPr>
+          <w:rPr>
+            <w:color w:val="0000EE"/>
+            <w:u w:val="single"/>
+          </w:rPr>
+          <w:t>徒18:2–3、18</w:t>
+        </w:r>
+      </w:hyperlink>
+      <w:r>
+        <w:rPr>
+          <w:lang w:val="zh_TW" w:bidi="zh_TW"/>
+        </w:rPr>
+        <w:t>）。他提到教會中慣例的問安方式，囑咐他們彼此親嘴問安（</w:t>
+      </w:r>
+      <w:hyperlink r:id="rId145">
+        <w:r>
+          <w:rPr>
+            <w:lang w:val="zh_TW" w:bidi="zh_TW"/>
+          </w:rPr>
+          <w:rPr>
+            <w:color w:val="0000EE"/>
+            <w:u w:val="single"/>
+          </w:rPr>
+          <w:t>16:20</w:t>
+        </w:r>
+      </w:hyperlink>
+      <w:r>
+        <w:rPr>
+          <w:lang w:val="zh_TW" w:bidi="zh_TW"/>
+        </w:rPr>
+        <w:t>）。保羅隨後從書記手中接過筆，按照常規親自寫下結語——對那些不愛耶穌的人發出咒詛，並引用教會中常用的亞蘭文表達「主必要來！」（</w:t>
+      </w:r>
+      <w:r>
+        <w:rPr>
+          <w:i/>
+          <w:lang w:val="zh_TW" w:bidi="zh_TW"/>
+        </w:rPr>
+        <w:t>Marana tha，</w:t>
+      </w:r>
+      <w:r>
+        <w:rPr>
+          <w:lang w:val="zh_TW" w:bidi="zh_TW"/>
+        </w:rPr>
+        <w:t>可能用於聚會的結束），並向他們保證自己的愛（</w:t>
+      </w:r>
+      <w:hyperlink r:id="rId146">
+        <w:r>
+          <w:rPr>
+            <w:lang w:val="zh_TW" w:bidi="zh_TW"/>
+          </w:rPr>
+          <w:rPr>
+            <w:color w:val="0000EE"/>
+            <w:u w:val="single"/>
+          </w:rPr>
+          <w:t>21–24</w:t>
+        </w:r>
+      </w:hyperlink>
+      <w:r>
+        <w:rPr>
+          <w:lang w:val="zh_TW" w:bidi="zh_TW"/>
+        </w:rPr>
+        <w:t>節）。</w:t>
+      </w:r>
+    </w:p>
+    <w:p>
+      <w:pPr/>
+      <w:r>
+        <w:rPr>
+          <w:lang w:val="zh_TW" w:bidi="zh_TW"/>
+        </w:rPr>
+      </w:r>
+      <w:r>
+        <w:rPr>
+          <w:i/>
+          <w:lang w:val="zh_TW" w:bidi="zh_TW"/>
+        </w:rPr>
+        <w:t>另見</w:t>
+      </w:r>
+      <w:r>
+        <w:rPr>
+          <w:lang w:val="zh_TW" w:bidi="zh_TW"/>
+        </w:rPr>
+        <w:t xml:space="preserve"> </w:t>
+      </w:r>
+      <w:r>
+        <w:rPr>
+          <w:lang w:val="zh_TW" w:bidi="zh_TW"/>
+        </w:rPr>
+        <w:t>使徒行傳；</w:t>
+      </w:r>
+      <w:r>
+        <w:rPr>
+          <w:lang w:val="zh_TW" w:bidi="zh_TW"/>
+        </w:rPr>
+        <w:t>哥林多；</w:t>
+      </w:r>
+      <w:r>
+        <w:rPr>
+          <w:lang w:val="zh_TW" w:bidi="zh_TW"/>
+        </w:rPr>
+        <w:t>哥林多後書；</w:t>
+      </w:r>
+      <w:r>
+        <w:rPr>
+          <w:lang w:val="zh_TW" w:bidi="zh_TW"/>
+        </w:rPr>
+        <w:t>使徒保羅</w:t>
+      </w:r>
+      <w:r>
+        <w:rPr>
+          <w:lang w:val="zh_TW" w:bidi="zh_TW"/>
+        </w:rPr>
+        <w:t>。</w:t>
+      </w:r>
+      <w:r>
+        <w:rPr>
+          <w:lang w:val="zh_TW" w:bidi="zh_TW"/>
+        </w:rPr>
+      </w:r>
+      <w:r>
+        <w:rPr>
+          <w:lang w:val="zh_TW" w:bidi="zh_TW"/>
+        </w:rPr>
+      </w:r>
+    </w:p>
+    <w:p>
+      <w:pPr/>
+      <w:r>
+        <w:rPr>
+          <w:lang w:val="zh_TW" w:bidi="zh_TW"/>
+        </w:rPr>
+      </w:r>
+    </w:p>
+    <w:p>
+      <w:pPr>
+        <w:pStyle w:val="Heading2"/>
+      </w:pPr>
+      <w:r>
+        <w:rPr>
+          <w:lang w:val="zh_TW" w:bidi="zh_TW"/>
+        </w:rPr>
+        <w:t>割禮</w:t>
+      </w:r>
+      <w:r>
+        <w:rPr>
+          <w:lang w:val="zh_TW" w:bidi="zh_TW"/>
+        </w:rPr>
+      </w:r>
+    </w:p>
+    <w:p>
+      <w:pPr/>
+      <w:r>
+        <w:rPr>
+          <w:lang w:val="zh_TW" w:bidi="zh_TW"/>
+        </w:rPr>
+      </w:r>
+      <w:r>
+        <w:rPr>
+          <w:lang w:val="zh_TW" w:bidi="zh_TW"/>
+        </w:rPr>
+        <w:t>切除男性生殖器官的包皮的外科手術。在聖經時代，割禮是神與亞伯拉罕立約的印記（</w:t>
+      </w:r>
+      <w:hyperlink r:id="rId147">
+        <w:r>
+          <w:rPr>
+            <w:lang w:val="zh_TW" w:bidi="zh_TW"/>
+          </w:rPr>
+          <w:rPr>
+            <w:color w:val="0000EE"/>
+            <w:u w:val="single"/>
+          </w:rPr>
+          <w:t>創17:1–14</w:t>
+        </w:r>
+      </w:hyperlink>
+      <w:r>
+        <w:rPr>
+          <w:lang w:val="zh_TW" w:bidi="zh_TW"/>
+        </w:rPr>
+        <w:t>）。雖然割禮起源於古代部落或宗教儀式，但自本世紀初以來，它在西方國家已被運用於衛生目的。許多醫生認為割禮有助於預防男性及其妻子的生殖器癌症，因此在北美，幾乎所有新生男嬰在出生幾天後都會接受這項小手術。在猶太教之外，這個手術不再具有宗教意義。</w:t>
+      </w:r>
+    </w:p>
+    <w:p>
+      <w:pPr/>
+      <w:r>
+        <w:rPr>
+          <w:lang w:val="zh_TW" w:bidi="zh_TW"/>
+        </w:rPr>
+      </w:r>
+      <w:r>
+        <w:rPr>
+          <w:lang w:val="zh_TW" w:bidi="zh_TW"/>
+        </w:rPr>
+        <w:t>概述</w:t>
+      </w:r>
+    </w:p>
+    <w:p>
+      <w:pPr>
+        <w:pStyle w:val="ListBullet"/>
+        <w:spacing w:line="240" w:lineRule="auto"/>
+        <w:ind w:left="720"/>
+      </w:pPr>
+      <w:r>
+        <w:rPr>
+          <w:lang w:val="zh_TW" w:bidi="zh_TW"/>
+        </w:rPr>
+      </w:r>
+      <w:r>
+        <w:rPr>
+          <w:lang w:val="zh_TW" w:bidi="zh_TW"/>
+        </w:rPr>
+        <w:t>古代世界的割禮</w:t>
+      </w:r>
+    </w:p>
+    <w:p>
+      <w:pPr>
+        <w:pStyle w:val="ListBullet"/>
+        <w:spacing w:line="240" w:lineRule="auto"/>
+        <w:ind w:left="720"/>
+      </w:pPr>
+      <w:r>
+        <w:rPr>
+          <w:lang w:val="zh_TW" w:bidi="zh_TW"/>
+        </w:rPr>
+      </w:r>
+      <w:r>
+        <w:rPr>
+          <w:lang w:val="zh_TW" w:bidi="zh_TW"/>
+        </w:rPr>
+        <w:t>舊約中的割禮</w:t>
+      </w:r>
+    </w:p>
+    <w:p>
+      <w:pPr>
+        <w:pStyle w:val="ListBullet"/>
+        <w:spacing w:line="240" w:lineRule="auto"/>
+        <w:ind w:left="720"/>
+      </w:pPr>
+      <w:r>
+        <w:rPr>
+          <w:lang w:val="zh_TW" w:bidi="zh_TW"/>
+        </w:rPr>
+      </w:r>
+      <w:r>
+        <w:rPr>
+          <w:lang w:val="zh_TW" w:bidi="zh_TW"/>
+        </w:rPr>
+        <w:t>新約中的割禮</w:t>
+      </w:r>
+    </w:p>
+    <w:p>
+      <w:pPr>
+        <w:pStyle w:val="Heading3"/>
+      </w:pPr>
+      <w:r>
+        <w:rPr>
+          <w:lang w:val="zh_TW" w:bidi="zh_TW"/>
+        </w:rPr>
+        <w:t>古代世界的割禮</w:t>
+      </w:r>
+    </w:p>
+    <w:p>
+      <w:pPr/>
+      <w:r>
+        <w:rPr>
+          <w:lang w:val="zh_TW" w:bidi="zh_TW"/>
+        </w:rPr>
+      </w:r>
+      <w:r>
+        <w:rPr>
+          <w:lang w:val="zh_TW" w:bidi="zh_TW"/>
+        </w:rPr>
+        <w:t>割禮儀式的歷史遠早於希伯來人的歷史。洞穴壁畫證明在史前時代就有割禮。埃及神廟的繪畫顯示，割禮在公元前4000年甚至更早時期就已經普及。實行割禮的民族幾乎遍及各大州。這種儀式在中南美洲印第安人、波利尼西亞人、新幾內亞人民、許多澳洲和非洲部落、埃及人以及前伊斯蘭的阿拉伯人中都有實行。可蘭經中未有提及這個儀式，但由於穆罕默德受過割禮，因此傳統規定男性穆斯林應遵循這個古老的習俗。阿拉伯人的祖先經由以實瑪利（</w:t>
+      </w:r>
+      <w:hyperlink r:id="rId148">
+        <w:r>
+          <w:rPr>
+            <w:lang w:val="zh_TW" w:bidi="zh_TW"/>
+          </w:rPr>
+          <w:rPr>
+            <w:color w:val="0000EE"/>
+            <w:u w:val="single"/>
+          </w:rPr>
+          <w:t>創17:20</w:t>
+        </w:r>
+      </w:hyperlink>
+      <w:r>
+        <w:rPr>
+          <w:lang w:val="zh_TW" w:bidi="zh_TW"/>
+        </w:rPr>
+        <w:t>）可追溯到亞伯拉罕，穆斯林行割禮的一般年齡是在13歲，因為以實瑪利在這個年齡接受了割禮（</w:t>
+      </w:r>
+      <w:hyperlink r:id="rId149">
+        <w:r>
+          <w:rPr>
+            <w:lang w:val="zh_TW" w:bidi="zh_TW"/>
+          </w:rPr>
+          <w:rPr>
+            <w:color w:val="0000EE"/>
+            <w:u w:val="single"/>
+          </w:rPr>
+          <w:t>25</w:t>
+        </w:r>
+      </w:hyperlink>
+      <w:r>
+        <w:rPr>
+          <w:lang w:val="zh_TW" w:bidi="zh_TW"/>
+        </w:rPr>
+        <w:t>節）。</w:t>
+      </w:r>
+    </w:p>
+    <w:p>
+      <w:pPr/>
+      <w:r>
+        <w:rPr>
+          <w:lang w:val="zh_TW" w:bidi="zh_TW"/>
+        </w:rPr>
+      </w:r>
+      <w:r>
+        <w:rPr>
+          <w:lang w:val="zh_TW" w:bidi="zh_TW"/>
+        </w:rPr>
+        <w:t>在西閃族人中，亞捫人、以東人、米甸人、摩押人和腓尼基人都實行割禮（</w:t>
+      </w:r>
+      <w:hyperlink r:id="rId150">
+        <w:r>
+          <w:rPr>
+            <w:lang w:val="zh_TW" w:bidi="zh_TW"/>
+          </w:rPr>
+          <w:rPr>
+            <w:color w:val="0000EE"/>
+            <w:u w:val="single"/>
+          </w:rPr>
+          <w:t>耶9:25–26</w:t>
+        </w:r>
+      </w:hyperlink>
+      <w:r>
+        <w:rPr>
+          <w:lang w:val="zh_TW" w:bidi="zh_TW"/>
+        </w:rPr>
+        <w:t>），但非利士人卻沒有實行（</w:t>
+      </w:r>
+      <w:hyperlink r:id="rId151">
+        <w:r>
+          <w:rPr>
+            <w:lang w:val="zh_TW" w:bidi="zh_TW"/>
+          </w:rPr>
+          <w:rPr>
+            <w:color w:val="0000EE"/>
+            <w:u w:val="single"/>
+          </w:rPr>
+          <w:t>士14:3</w:t>
+        </w:r>
+      </w:hyperlink>
+      <w:r>
+        <w:rPr>
+          <w:lang w:val="zh_TW" w:bidi="zh_TW"/>
+        </w:rPr>
+        <w:t>，</w:t>
+      </w:r>
+      <w:hyperlink r:id="rId152">
+        <w:r>
+          <w:rPr>
+            <w:lang w:val="zh_TW" w:bidi="zh_TW"/>
+          </w:rPr>
+          <w:rPr>
+            <w:color w:val="0000EE"/>
+            <w:u w:val="single"/>
+          </w:rPr>
+          <w:t>15:18</w:t>
         </w:r>
       </w:hyperlink>
       <w:r>
@@ -405,23 +4134,125 @@
         </w:rPr>
         <w:t>；</w:t>
       </w:r>
-      <w:hyperlink r:id="rId18">
-        <w:r>
-          <w:rPr>
-            <w:lang w:val="zh_TW" w:bidi="zh_TW"/>
-          </w:rPr>
-          <w:rPr>
-            <w:color w:val="0000EE"/>
-            <w:u w:val="single"/>
-          </w:rPr>
-          <w:t>馬可福音6:48</w:t>
-        </w:r>
-      </w:hyperlink>
-      <w:r>
-        <w:rPr>
-          <w:lang w:val="zh_TW" w:bidi="zh_TW"/>
-        </w:rPr>
-        <w:t>）。每一更大約在21:00、00:00（午夜）、03:00和06:00結束。</w:t>
+      <w:hyperlink r:id="rId153">
+        <w:r>
+          <w:rPr>
+            <w:lang w:val="zh_TW" w:bidi="zh_TW"/>
+          </w:rPr>
+          <w:rPr>
+            <w:color w:val="0000EE"/>
+            <w:u w:val="single"/>
+          </w:rPr>
+          <w:t>撒上14:6</w:t>
+        </w:r>
+      </w:hyperlink>
+      <w:r>
+        <w:rPr>
+          <w:lang w:val="zh_TW" w:bidi="zh_TW"/>
+        </w:rPr>
+        <w:t>，</w:t>
+      </w:r>
+      <w:hyperlink r:id="rId154">
+        <w:r>
+          <w:rPr>
+            <w:lang w:val="zh_TW" w:bidi="zh_TW"/>
+          </w:rPr>
+          <w:rPr>
+            <w:color w:val="0000EE"/>
+            <w:u w:val="single"/>
+          </w:rPr>
+          <w:t>17:26、36</w:t>
+        </w:r>
+      </w:hyperlink>
+      <w:r>
+        <w:rPr>
+          <w:lang w:val="zh_TW" w:bidi="zh_TW"/>
+        </w:rPr>
+        <w:t>，</w:t>
+      </w:r>
+      <w:hyperlink r:id="rId155">
+        <w:r>
+          <w:rPr>
+            <w:lang w:val="zh_TW" w:bidi="zh_TW"/>
+          </w:rPr>
+          <w:rPr>
+            <w:color w:val="0000EE"/>
+            <w:u w:val="single"/>
+          </w:rPr>
+          <w:t>18:25、27</w:t>
+        </w:r>
+      </w:hyperlink>
+      <w:r>
+        <w:rPr>
+          <w:lang w:val="zh_TW" w:bidi="zh_TW"/>
+        </w:rPr>
+        <w:t>，</w:t>
+      </w:r>
+      <w:hyperlink r:id="rId156">
+        <w:r>
+          <w:rPr>
+            <w:lang w:val="zh_TW" w:bidi="zh_TW"/>
+          </w:rPr>
+          <w:rPr>
+            <w:color w:val="0000EE"/>
+            <w:u w:val="single"/>
+          </w:rPr>
+          <w:t>31:4</w:t>
+        </w:r>
+      </w:hyperlink>
+      <w:r>
+        <w:rPr>
+          <w:lang w:val="zh_TW" w:bidi="zh_TW"/>
+        </w:rPr>
+        <w:t>；</w:t>
+      </w:r>
+      <w:hyperlink r:id="rId157">
+        <w:r>
+          <w:rPr>
+            <w:lang w:val="zh_TW" w:bidi="zh_TW"/>
+          </w:rPr>
+          <w:rPr>
+            <w:color w:val="0000EE"/>
+            <w:u w:val="single"/>
+          </w:rPr>
+          <w:t>撒下1:20</w:t>
+        </w:r>
+      </w:hyperlink>
+      <w:r>
+        <w:rPr>
+          <w:lang w:val="zh_TW" w:bidi="zh_TW"/>
+        </w:rPr>
+        <w:t>，</w:t>
+      </w:r>
+      <w:hyperlink r:id="rId158">
+        <w:r>
+          <w:rPr>
+            <w:lang w:val="zh_TW" w:bidi="zh_TW"/>
+          </w:rPr>
+          <w:rPr>
+            <w:color w:val="0000EE"/>
+            <w:u w:val="single"/>
+          </w:rPr>
+          <w:t>3:14；</w:t>
+        </w:r>
+      </w:hyperlink>
+      <w:hyperlink r:id="rId159">
+        <w:r>
+          <w:rPr>
+            <w:lang w:val="zh_TW" w:bidi="zh_TW"/>
+          </w:rPr>
+          <w:rPr>
+            <w:color w:val="0000EE"/>
+            <w:u w:val="single"/>
+          </w:rPr>
+          <w:t>代上10:4</w:t>
+        </w:r>
+      </w:hyperlink>
+      <w:r>
+        <w:rPr>
+          <w:lang w:val="zh_TW" w:bidi="zh_TW"/>
+        </w:rPr>
+        <w:t>）。</w:t>
       </w:r>
     </w:p>
     <w:p>
@@ -433,28 +4264,4044 @@
       </w:r>
       <w:r>
         <w:rPr>
+          <w:lang w:val="zh_TW" w:bidi="zh_TW"/>
+        </w:rPr>
+        <w:t>年輕男子通常在青春期時受割禮，顯然是為了準備結婚和承擔完整部落的責任做準備。希伯來人是古代唯一在嬰兒期進行割禮的人，從而擺脫了割禮與生育儀式的關係。</w:t>
+      </w:r>
+    </w:p>
+    <w:p>
+      <w:pPr>
+        <w:pStyle w:val="Heading3"/>
+      </w:pPr>
+      <w:r>
+        <w:rPr>
+          <w:lang w:val="zh_TW" w:bidi="zh_TW"/>
+        </w:rPr>
+        <w:t>舊約中的割禮</w:t>
+      </w:r>
+    </w:p>
+    <w:p>
+      <w:pPr/>
+      <w:r>
+        <w:rPr>
+          <w:lang w:val="zh_TW" w:bidi="zh_TW"/>
+        </w:rPr>
+      </w:r>
+      <w:r>
+        <w:rPr>
+          <w:lang w:val="zh_TW" w:bidi="zh_TW"/>
+        </w:rPr>
+        <w:t>在聖經中，割禮的實踐始於</w:t>
+      </w:r>
+      <w:hyperlink r:id="rId160">
+        <w:r>
+          <w:rPr>
+            <w:lang w:val="zh_TW" w:bidi="zh_TW"/>
+          </w:rPr>
+          <w:rPr>
+            <w:color w:val="0000EE"/>
+            <w:u w:val="single"/>
+          </w:rPr>
+          <w:t>創世記17</w:t>
+        </w:r>
+      </w:hyperlink>
+      <w:r>
+        <w:rPr>
+          <w:lang w:val="zh_TW" w:bidi="zh_TW"/>
+        </w:rPr>
+        <w:t>，作為神與亞伯拉罕之間的立約記號。神應許給亞伯拉罕一塊土地，並通過尚未懷上的兒子，使他有無數的後裔，甚至有君王從他後裔中出現。祝福將臨到亞伯拉罕，並通過他臨到萬國（</w:t>
+      </w:r>
+      <w:hyperlink r:id="rId161">
+        <w:r>
+          <w:rPr>
+            <w:lang w:val="zh_TW" w:bidi="zh_TW"/>
+          </w:rPr>
+          <w:rPr>
+            <w:color w:val="0000EE"/>
+            <w:u w:val="single"/>
+          </w:rPr>
+          <w:t>創12:1–3</w:t>
+        </w:r>
+      </w:hyperlink>
+      <w:r>
+        <w:rPr>
+          <w:lang w:val="zh_TW" w:bidi="zh_TW"/>
+        </w:rPr>
+        <w:t>）。在正式立約後（</w:t>
+      </w:r>
+      <w:hyperlink r:id="rId162">
+        <w:r>
+          <w:rPr>
+            <w:lang w:val="zh_TW" w:bidi="zh_TW"/>
+          </w:rPr>
+          <w:rPr>
+            <w:color w:val="0000EE"/>
+            <w:u w:val="single"/>
+          </w:rPr>
+          <w:t>15</w:t>
+        </w:r>
+      </w:hyperlink>
+      <w:r>
+        <w:rPr>
+          <w:lang w:val="zh_TW" w:bidi="zh_TW"/>
+        </w:rPr>
+        <w:t>章），神命令亞伯拉罕和他家中的所有男性受割禮來作為立約的證據（創</w:t>
+      </w:r>
+      <w:hyperlink r:id="rId163">
+        <w:r>
+          <w:rPr>
+            <w:lang w:val="zh_TW" w:bidi="zh_TW"/>
+          </w:rPr>
+          <w:rPr>
+            <w:color w:val="0000EE"/>
+            <w:u w:val="single"/>
+          </w:rPr>
+          <w:t>17:9–13</w:t>
+        </w:r>
+      </w:hyperlink>
+      <w:r>
+        <w:rPr>
+          <w:lang w:val="zh_TW" w:bidi="zh_TW"/>
+        </w:rPr>
+        <w:t>）。</w:t>
+      </w:r>
+    </w:p>
+    <w:p>
+      <w:pPr/>
+      <w:r>
+        <w:rPr>
+          <w:lang w:val="zh_TW" w:bidi="zh_TW"/>
+        </w:rPr>
+      </w:r>
+      <w:r>
+        <w:rPr>
+          <w:lang w:val="zh_TW" w:bidi="zh_TW"/>
+        </w:rPr>
+        <w:t>割禮是對神的應許將會實現的信心表達。由於亞伯拉罕已經見證了神威嚴的奇妙顯現（</w:t>
+      </w:r>
+      <w:hyperlink r:id="rId164">
+        <w:r>
+          <w:rPr>
+            <w:lang w:val="zh_TW" w:bidi="zh_TW"/>
+          </w:rPr>
+          <w:rPr>
+            <w:color w:val="0000EE"/>
+            <w:u w:val="single"/>
+          </w:rPr>
+          <w:t>15:9–17</w:t>
+        </w:r>
+      </w:hyperlink>
+      <w:r>
+        <w:rPr>
+          <w:lang w:val="zh_TW" w:bidi="zh_TW"/>
+        </w:rPr>
+        <w:t>），但他的信心仍然動搖（</w:t>
+      </w:r>
+      <w:hyperlink r:id="rId165">
+        <w:r>
+          <w:rPr>
+            <w:lang w:val="zh_TW" w:bidi="zh_TW"/>
+          </w:rPr>
+          <w:rPr>
+            <w:color w:val="0000EE"/>
+            <w:u w:val="single"/>
+          </w:rPr>
+          <w:t>創16章</w:t>
+        </w:r>
+      </w:hyperlink>
+      <w:r>
+        <w:rPr>
+          <w:lang w:val="zh_TW" w:bidi="zh_TW"/>
+        </w:rPr>
+        <w:t>），因此神在他和他男性後裔的身體上留下了一個永久的記號，以提醒他神立約的應許（</w:t>
+      </w:r>
+      <w:hyperlink r:id="rId166">
+        <w:r>
+          <w:rPr>
+            <w:lang w:val="zh_TW" w:bidi="zh_TW"/>
+          </w:rPr>
+          <w:rPr>
+            <w:color w:val="0000EE"/>
+            <w:u w:val="single"/>
+          </w:rPr>
+          <w:t>17:11</w:t>
+        </w:r>
+      </w:hyperlink>
+      <w:r>
+        <w:rPr>
+          <w:lang w:val="zh_TW" w:bidi="zh_TW"/>
+        </w:rPr>
+        <w:t>）。這個記號與神立約的應許有如此密切的關係，以至於這個儀式本身可以稱為「約（covenant）」（</w:t>
+      </w:r>
+      <w:hyperlink r:id="rId167">
+        <w:r>
+          <w:rPr>
+            <w:lang w:val="zh_TW" w:bidi="zh_TW"/>
+          </w:rPr>
+          <w:rPr>
+            <w:color w:val="0000EE"/>
+            <w:u w:val="single"/>
+          </w:rPr>
+          <w:t>創17:10</w:t>
+        </w:r>
+      </w:hyperlink>
+      <w:r>
+        <w:rPr>
+          <w:lang w:val="zh_TW" w:bidi="zh_TW"/>
+        </w:rPr>
+        <w:t>；</w:t>
+      </w:r>
+      <w:hyperlink r:id="rId168">
+        <w:r>
+          <w:rPr>
+            <w:lang w:val="zh_TW" w:bidi="zh_TW"/>
+          </w:rPr>
+          <w:rPr>
+            <w:color w:val="0000EE"/>
+            <w:u w:val="single"/>
+          </w:rPr>
+          <w:t>徒7:8</w:t>
+        </w:r>
+      </w:hyperlink>
+      <w:r>
+        <w:rPr>
+          <w:lang w:val="zh_TW" w:bidi="zh_TW"/>
+        </w:rPr>
+        <w:t>）。</w:t>
+      </w:r>
+    </w:p>
+    <w:p>
+      <w:pPr/>
+      <w:r>
+        <w:rPr>
+          <w:lang w:val="zh_TW" w:bidi="zh_TW"/>
+        </w:rPr>
+      </w:r>
+      <w:r>
+        <w:rPr>
+          <w:lang w:val="zh_TW" w:bidi="zh_TW"/>
+        </w:rPr>
+        <w:t>割禮應在孩子出生後第八天進行（</w:t>
+      </w:r>
+      <w:hyperlink r:id="rId169">
+        <w:r>
+          <w:rPr>
+            <w:lang w:val="zh_TW" w:bidi="zh_TW"/>
+          </w:rPr>
+          <w:rPr>
+            <w:color w:val="0000EE"/>
+            <w:u w:val="single"/>
+          </w:rPr>
+          <w:t>創17:12</w:t>
+        </w:r>
+      </w:hyperlink>
+      <w:r>
+        <w:rPr>
+          <w:lang w:val="zh_TW" w:bidi="zh_TW"/>
+        </w:rPr>
+        <w:t>；</w:t>
+      </w:r>
+      <w:hyperlink r:id="rId170">
+        <w:r>
+          <w:rPr>
+            <w:lang w:val="zh_TW" w:bidi="zh_TW"/>
+          </w:rPr>
+          <w:rPr>
+            <w:color w:val="0000EE"/>
+            <w:u w:val="single"/>
+          </w:rPr>
+          <w:t>利12:1–3</w:t>
+        </w:r>
+      </w:hyperlink>
+      <w:r>
+        <w:rPr>
+          <w:lang w:val="zh_TW" w:bidi="zh_TW"/>
+        </w:rPr>
+        <w:t>；見</w:t>
+      </w:r>
+      <w:hyperlink r:id="rId171">
+        <w:r>
+          <w:rPr>
+            <w:lang w:val="zh_TW" w:bidi="zh_TW"/>
+          </w:rPr>
+          <w:rPr>
+            <w:color w:val="0000EE"/>
+            <w:u w:val="single"/>
+          </w:rPr>
+          <w:t>創21:4</w:t>
+        </w:r>
+      </w:hyperlink>
+      <w:r>
+        <w:rPr>
+          <w:lang w:val="zh_TW" w:bidi="zh_TW"/>
+        </w:rPr>
+        <w:t>；</w:t>
+      </w:r>
+      <w:hyperlink r:id="rId172">
+        <w:r>
+          <w:rPr>
+            <w:lang w:val="zh_TW" w:bidi="zh_TW"/>
+          </w:rPr>
+          <w:rPr>
+            <w:color w:val="0000EE"/>
+            <w:u w:val="single"/>
+          </w:rPr>
+          <w:t>路1:59</w:t>
+        </w:r>
+      </w:hyperlink>
+      <w:r>
+        <w:rPr>
+          <w:lang w:val="zh_TW" w:bidi="zh_TW"/>
+        </w:rPr>
+        <w:t>，</w:t>
+      </w:r>
+      <w:hyperlink r:id="rId173">
+        <w:r>
+          <w:rPr>
+            <w:lang w:val="zh_TW" w:bidi="zh_TW"/>
+          </w:rPr>
+          <w:rPr>
+            <w:color w:val="0000EE"/>
+            <w:u w:val="single"/>
+          </w:rPr>
+          <w:t>2:21</w:t>
+        </w:r>
+      </w:hyperlink>
+      <w:r>
+        <w:rPr>
+          <w:lang w:val="zh_TW" w:bidi="zh_TW"/>
+        </w:rPr>
+        <w:t>；</w:t>
+      </w:r>
+      <w:hyperlink r:id="rId168">
+        <w:r>
+          <w:rPr>
+            <w:lang w:val="zh_TW" w:bidi="zh_TW"/>
+          </w:rPr>
+          <w:rPr>
+            <w:color w:val="0000EE"/>
+            <w:u w:val="single"/>
+          </w:rPr>
+          <w:t>徒7:8</w:t>
+        </w:r>
+      </w:hyperlink>
+      <w:r>
+        <w:rPr>
+          <w:lang w:val="zh_TW" w:bidi="zh_TW"/>
+        </w:rPr>
+        <w:t>；</w:t>
+      </w:r>
+      <w:hyperlink r:id="rId174">
+        <w:r>
+          <w:rPr>
+            <w:lang w:val="zh_TW" w:bidi="zh_TW"/>
+          </w:rPr>
+          <w:rPr>
+            <w:color w:val="0000EE"/>
+            <w:u w:val="single"/>
+          </w:rPr>
+          <w:t>腓3:5</w:t>
+        </w:r>
+      </w:hyperlink>
+      <w:r>
+        <w:rPr>
+          <w:lang w:val="zh_TW" w:bidi="zh_TW"/>
+        </w:rPr>
+        <w:t>），通常由男孩的父親為他施行（</w:t>
+      </w:r>
+      <w:hyperlink r:id="rId175">
+        <w:r>
+          <w:rPr>
+            <w:lang w:val="zh_TW" w:bidi="zh_TW"/>
+          </w:rPr>
+          <w:rPr>
+            <w:color w:val="0000EE"/>
+            <w:u w:val="single"/>
+          </w:rPr>
+          <w:t>創17:23</w:t>
+        </w:r>
+      </w:hyperlink>
+      <w:r>
+        <w:rPr>
+          <w:lang w:val="zh_TW" w:bidi="zh_TW"/>
+        </w:rPr>
+        <w:t>，</w:t>
+      </w:r>
+      <w:hyperlink r:id="rId171">
+        <w:r>
+          <w:rPr>
+            <w:lang w:val="zh_TW" w:bidi="zh_TW"/>
+          </w:rPr>
+          <w:rPr>
+            <w:color w:val="0000EE"/>
+            <w:u w:val="single"/>
+          </w:rPr>
+          <w:t>21:4</w:t>
+        </w:r>
+      </w:hyperlink>
+      <w:r>
+        <w:rPr>
+          <w:lang w:val="zh_TW" w:bidi="zh_TW"/>
+        </w:rPr>
+        <w:t>；</w:t>
+      </w:r>
+      <w:hyperlink r:id="rId168">
+        <w:r>
+          <w:rPr>
+            <w:lang w:val="zh_TW" w:bidi="zh_TW"/>
+          </w:rPr>
+          <w:rPr>
+            <w:color w:val="0000EE"/>
+            <w:u w:val="single"/>
+          </w:rPr>
+          <w:t>徒7:8</w:t>
+        </w:r>
+      </w:hyperlink>
+      <w:r>
+        <w:rPr>
+          <w:lang w:val="zh_TW" w:bidi="zh_TW"/>
+        </w:rPr>
+        <w:t>），同時會為男孩取名（</w:t>
+      </w:r>
+      <w:hyperlink r:id="rId172">
+        <w:r>
+          <w:rPr>
+            <w:lang w:val="zh_TW" w:bidi="zh_TW"/>
+          </w:rPr>
+          <w:rPr>
+            <w:color w:val="0000EE"/>
+            <w:u w:val="single"/>
+          </w:rPr>
+          <w:t>路1:59，</w:t>
+        </w:r>
+      </w:hyperlink>
+      <w:hyperlink r:id="rId173">
+        <w:r>
+          <w:rPr>
+            <w:lang w:val="zh_TW" w:bidi="zh_TW"/>
+          </w:rPr>
+          <w:rPr>
+            <w:color w:val="0000EE"/>
+            <w:u w:val="single"/>
+          </w:rPr>
+          <w:t>2:21</w:t>
+        </w:r>
+      </w:hyperlink>
+      <w:r>
+        <w:rPr>
+          <w:lang w:val="zh_TW" w:bidi="zh_TW"/>
+        </w:rPr>
+        <w:t>）。在早期，使用火石刀來進行這一儀式（</w:t>
+      </w:r>
+      <w:hyperlink r:id="rId176">
+        <w:r>
+          <w:rPr>
+            <w:lang w:val="zh_TW" w:bidi="zh_TW"/>
+          </w:rPr>
+          <w:rPr>
+            <w:color w:val="0000EE"/>
+            <w:u w:val="single"/>
+          </w:rPr>
+          <w:t>出4:25</w:t>
+        </w:r>
+      </w:hyperlink>
+      <w:r>
+        <w:rPr>
+          <w:lang w:val="zh_TW" w:bidi="zh_TW"/>
+        </w:rPr>
+        <w:t>；</w:t>
+      </w:r>
+      <w:hyperlink r:id="rId177">
+        <w:r>
+          <w:rPr>
+            <w:lang w:val="zh_TW" w:bidi="zh_TW"/>
+          </w:rPr>
+          <w:rPr>
+            <w:color w:val="0000EE"/>
+            <w:u w:val="single"/>
+          </w:rPr>
+          <w:t>書5:2–3</w:t>
+        </w:r>
+      </w:hyperlink>
+      <w:r>
+        <w:rPr>
+          <w:lang w:val="zh_TW" w:bidi="zh_TW"/>
+        </w:rPr>
+        <w:t>）。後來，這一儀式由一名受過訓練的割禮師（mohel）來執行</w:t>
+      </w:r>
+      <w:r>
+        <w:rPr>
           <w:i/>
           <w:lang w:val="zh_TW" w:bidi="zh_TW"/>
         </w:rPr>
+        <w:t>。</w:t>
+      </w:r>
+      <w:r>
+        <w:rPr>
+          <w:lang w:val="zh_TW" w:bidi="zh_TW"/>
+        </w:rPr>
+        <w:t>醫學研究已經確定，凝血酶原（prothrombin）是一種有助於凝血的血液物質，在出生後第八天，它在體內的含量比生命中的任何其它時間都高。</w:t>
+      </w:r>
+    </w:p>
+    <w:p>
+      <w:pPr>
+        <w:pStyle w:val="Heading4"/>
+      </w:pPr>
+      <w:r>
+        <w:rPr>
+          <w:lang w:val="zh_TW" w:bidi="zh_TW"/>
+        </w:rPr>
+        <w:t>神學意義</w:t>
+      </w:r>
+    </w:p>
+    <w:p>
+      <w:pPr/>
+      <w:r>
+        <w:rPr>
+          <w:lang w:val="zh_TW" w:bidi="zh_TW"/>
+        </w:rPr>
+      </w:r>
+      <w:r>
+        <w:rPr>
+          <w:lang w:val="zh_TW" w:bidi="zh_TW"/>
+        </w:rPr>
+        <w:t>割禮與神之於亞伯拉罕後裔應許的實現有關（</w:t>
+      </w:r>
+      <w:hyperlink r:id="rId178">
+        <w:r>
+          <w:rPr>
+            <w:lang w:val="zh_TW" w:bidi="zh_TW"/>
+          </w:rPr>
+          <w:rPr>
+            <w:color w:val="0000EE"/>
+            <w:u w:val="single"/>
+          </w:rPr>
+          <w:t>創17:9–12</w:t>
+        </w:r>
+      </w:hyperlink>
+      <w:r>
+        <w:rPr>
+          <w:lang w:val="zh_TW" w:bidi="zh_TW"/>
+        </w:rPr>
+        <w:t>）。由於這一記號涉及生殖器官，因此它與族群的繁衍息息相關。對八天大的嬰孩施行割禮，顯示神對亞伯拉罕後裔應許的恩典性質，並表明神的子民從出生起就需要潔淨的恩典（</w:t>
+      </w:r>
+      <w:hyperlink r:id="rId170">
+        <w:r>
+          <w:rPr>
+            <w:lang w:val="zh_TW" w:bidi="zh_TW"/>
+          </w:rPr>
+          <w:rPr>
+            <w:color w:val="0000EE"/>
+            <w:u w:val="single"/>
+          </w:rPr>
+          <w:t>利12:1–3</w:t>
+        </w:r>
+      </w:hyperlink>
+      <w:r>
+        <w:rPr>
+          <w:lang w:val="zh_TW" w:bidi="zh_TW"/>
+        </w:rPr>
+        <w:t>）。這約的應許在每一代人中都會得到重申，無論他們是出於信心還是不信，這一應許都與之相關。無論神選民的心如何，都不能改變神對亞伯拉罕及其後裔所賜應許的最終實現。</w:t>
+      </w:r>
+    </w:p>
+    <w:p>
+      <w:pPr/>
+      <w:r>
+        <w:rPr>
+          <w:lang w:val="zh_TW" w:bidi="zh_TW"/>
+        </w:rPr>
+      </w:r>
+      <w:r>
+        <w:rPr>
+          <w:lang w:val="zh_TW" w:bidi="zh_TW"/>
+        </w:rPr>
+        <w:t>割禮同時也與神於土地應許的實現有關（</w:t>
+      </w:r>
+      <w:hyperlink r:id="rId179">
+        <w:r>
+          <w:rPr>
+            <w:lang w:val="zh_TW" w:bidi="zh_TW"/>
+          </w:rPr>
+          <w:rPr>
+            <w:color w:val="0000EE"/>
+            <w:u w:val="single"/>
+          </w:rPr>
+          <w:t>創17:8</w:t>
+        </w:r>
+      </w:hyperlink>
+      <w:r>
+        <w:rPr>
+          <w:lang w:val="zh_TW" w:bidi="zh_TW"/>
+        </w:rPr>
+        <w:t>）。這片土地是神的聖潔產業，以色列人必須聖潔才能擁有它。當約瑟和他的後代在埃及時，他們繼續為他們的兒子行割禮。但由於百姓在出埃及後，於西奈山犯下大罪，不信的以色列人未能在曠野漂流期間給他們的兒女行割禮。因為新一代人沒有受割禮，百姓未準備好進入應許之地。因此，神命令約書亞為以色列的男子行割禮。百姓順服的回應是一種信心的表現，因為敵人的軍隊正駐紮在附近，若以色列的戰士們行割禮，將無法應戰（</w:t>
+      </w:r>
+      <w:hyperlink r:id="rId180">
+        <w:r>
+          <w:rPr>
+            <w:lang w:val="zh_TW" w:bidi="zh_TW"/>
+          </w:rPr>
+          <w:rPr>
+            <w:color w:val="0000EE"/>
+            <w:u w:val="single"/>
+          </w:rPr>
+          <w:t>書5:2–9</w:t>
+        </w:r>
+      </w:hyperlink>
+      <w:r>
+        <w:rPr>
+          <w:lang w:val="zh_TW" w:bidi="zh_TW"/>
+        </w:rPr>
+        <w:t>）。</w:t>
+      </w:r>
+    </w:p>
+    <w:p>
+      <w:pPr/>
+      <w:r>
+        <w:rPr>
+          <w:lang w:val="zh_TW" w:bidi="zh_TW"/>
+        </w:rPr>
+      </w:r>
+      <w:r>
+        <w:rPr>
+          <w:lang w:val="zh_TW" w:bidi="zh_TW"/>
+        </w:rPr>
+        <w:t>從一開始，亞伯拉罕家族之外的人就可以參與這約的應許（</w:t>
+      </w:r>
+      <w:hyperlink r:id="rId181">
+        <w:r>
+          <w:rPr>
+            <w:lang w:val="zh_TW" w:bidi="zh_TW"/>
+          </w:rPr>
+          <w:rPr>
+            <w:color w:val="0000EE"/>
+            <w:u w:val="single"/>
+          </w:rPr>
+          <w:t>創17:12–13</w:t>
+        </w:r>
+      </w:hyperlink>
+      <w:r>
+        <w:rPr>
+          <w:lang w:val="zh_TW" w:bidi="zh_TW"/>
+        </w:rPr>
+        <w:t>）。</w:t>
+      </w:r>
+      <w:hyperlink r:id="rId182">
+        <w:r>
+          <w:rPr>
+            <w:lang w:val="zh_TW" w:bidi="zh_TW"/>
+          </w:rPr>
+          <w:rPr>
+            <w:color w:val="0000EE"/>
+            <w:u w:val="single"/>
+          </w:rPr>
+          <w:t>出埃及記十二章43至49節</w:t>
+        </w:r>
+      </w:hyperlink>
+      <w:r>
+        <w:rPr>
+          <w:lang w:val="zh_TW" w:bidi="zh_TW"/>
+        </w:rPr>
+        <w:t>給非以色列人參與逾越節的機會，只要他們願意遵守與猶太人相同的規定——行割禮。</w:t>
+      </w:r>
+    </w:p>
+    <w:p>
+      <w:pPr>
+        <w:pStyle w:val="Heading3"/>
+      </w:pPr>
+      <w:r>
+        <w:rPr>
+          <w:lang w:val="zh_TW" w:bidi="zh_TW"/>
+        </w:rPr>
+        <w:t>新約中的割禮</w:t>
+      </w:r>
+    </w:p>
+    <w:p>
+      <w:pPr/>
+      <w:r>
+        <w:rPr>
+          <w:lang w:val="zh_TW" w:bidi="zh_TW"/>
+        </w:rPr>
+      </w:r>
+      <w:r>
+        <w:rPr>
+          <w:lang w:val="zh_TW" w:bidi="zh_TW"/>
+        </w:rPr>
+        <w:t>施洗約翰受了割禮，耶穌和保羅也是如此（</w:t>
+      </w:r>
+      <w:hyperlink r:id="rId172">
+        <w:r>
+          <w:rPr>
+            <w:lang w:val="zh_TW" w:bidi="zh_TW"/>
+          </w:rPr>
+          <w:rPr>
+            <w:color w:val="0000EE"/>
+            <w:u w:val="single"/>
+          </w:rPr>
+          <w:t>路1:59</w:t>
+        </w:r>
+      </w:hyperlink>
+      <w:r>
+        <w:rPr>
+          <w:lang w:val="zh_TW" w:bidi="zh_TW"/>
+        </w:rPr>
+        <w:t>，</w:t>
+      </w:r>
+      <w:hyperlink r:id="rId173">
+        <w:r>
+          <w:rPr>
+            <w:lang w:val="zh_TW" w:bidi="zh_TW"/>
+          </w:rPr>
+          <w:rPr>
+            <w:color w:val="0000EE"/>
+            <w:u w:val="single"/>
+          </w:rPr>
+          <w:t>2:21；</w:t>
+        </w:r>
+      </w:hyperlink>
+      <w:hyperlink r:id="rId174">
+        <w:r>
+          <w:rPr>
+            <w:lang w:val="zh_TW" w:bidi="zh_TW"/>
+          </w:rPr>
+          <w:rPr>
+            <w:color w:val="0000EE"/>
+            <w:u w:val="single"/>
+          </w:rPr>
+          <w:t>腓3:5</w:t>
+        </w:r>
+      </w:hyperlink>
+      <w:r>
+        <w:rPr>
+          <w:lang w:val="zh_TW" w:bidi="zh_TW"/>
+        </w:rPr>
+        <w:t>）。耶穌承認割禮具有潔淨的意義（</w:t>
+      </w:r>
+      <w:hyperlink r:id="rId183">
+        <w:r>
+          <w:rPr>
+            <w:lang w:val="zh_TW" w:bidi="zh_TW"/>
+          </w:rPr>
+          <w:rPr>
+            <w:color w:val="0000EE"/>
+            <w:u w:val="single"/>
+          </w:rPr>
+          <w:t>約7:22–23</w:t>
+        </w:r>
+      </w:hyperlink>
+      <w:r>
+        <w:rPr>
+          <w:lang w:val="zh_TW" w:bidi="zh_TW"/>
+        </w:rPr>
+        <w:t>），並將這一儀式與祂的醫治事工進行對比，祂的醫治事工使人完全康復，因此在儀式上是「潔淨的」。司提反在被石頭打死之前，提到割禮之約，並指責他的猶太控告者像他們的祖先一樣，是硬著頸項、心與耳未受割禮的人，而且時常抗拒聖靈（</w:t>
+      </w:r>
+      <w:hyperlink r:id="rId168">
+        <w:r>
+          <w:rPr>
+            <w:lang w:val="zh_TW" w:bidi="zh_TW"/>
+          </w:rPr>
+          <w:rPr>
+            <w:color w:val="0000EE"/>
+            <w:u w:val="single"/>
+          </w:rPr>
+          <w:t>徒7:8、51</w:t>
+        </w:r>
+      </w:hyperlink>
+      <w:r>
+        <w:rPr>
+          <w:lang w:val="zh_TW" w:bidi="zh_TW"/>
+        </w:rPr>
+        <w:t>）。</w:t>
+      </w:r>
+    </w:p>
+    <w:p>
+      <w:pPr/>
+      <w:r>
+        <w:rPr>
+          <w:lang w:val="zh_TW" w:bidi="zh_TW"/>
+        </w:rPr>
+      </w:r>
+      <w:r>
+        <w:rPr>
+          <w:lang w:val="zh_TW" w:bidi="zh_TW"/>
+        </w:rPr>
+        <w:t>最初，早期的基督徒繼續參與猶太人的儀式和習俗，甚至參加聖殿的崇拜（</w:t>
+      </w:r>
+      <w:hyperlink r:id="rId184">
+        <w:r>
+          <w:rPr>
+            <w:lang w:val="zh_TW" w:bidi="zh_TW"/>
+          </w:rPr>
+          <w:rPr>
+            <w:color w:val="0000EE"/>
+            <w:u w:val="single"/>
+          </w:rPr>
+          <w:t>徒3:1</w:t>
+        </w:r>
+      </w:hyperlink>
+      <w:r>
+        <w:rPr>
+          <w:lang w:val="zh_TW" w:bidi="zh_TW"/>
+        </w:rPr>
+        <w:t>，</w:t>
+      </w:r>
+      <w:hyperlink r:id="rId185">
+        <w:r>
+          <w:rPr>
+            <w:lang w:val="zh_TW" w:bidi="zh_TW"/>
+          </w:rPr>
+          <w:rPr>
+            <w:color w:val="0000EE"/>
+            <w:u w:val="single"/>
+          </w:rPr>
+          <w:t>5:21、42</w:t>
+        </w:r>
+      </w:hyperlink>
+      <w:r>
+        <w:rPr>
+          <w:lang w:val="zh_TW" w:bidi="zh_TW"/>
+        </w:rPr>
+        <w:t>）。隨著外邦人歸信基督，爭論隨之而起：有人認為參與立約團體的人需要受割禮；另一方面，有人相信這一割禮儀式並非必要。有人認為，既然彌賽亞的立約應許是賜給猶太人的，外邦人必須先受割禮，成為猶太人，才能在基督裡得到救恩。</w:t>
+      </w:r>
+    </w:p>
+    <w:p>
+      <w:pPr/>
+      <w:r>
+        <w:rPr>
+          <w:lang w:val="zh_TW" w:bidi="zh_TW"/>
+        </w:rPr>
+      </w:r>
+      <w:r>
+        <w:rPr>
+          <w:lang w:val="zh_TW" w:bidi="zh_TW"/>
+        </w:rPr>
+        <w:t>在基督的時代，許多猶太人誤解了割禮的意義，認為身體上的行為是得救的必要條件和保證。因此，對猶太人來說，遵守割禮儀式不僅成為宗教特權的象徵，也成為種族驕傲的來源（</w:t>
+      </w:r>
+      <w:hyperlink r:id="rId186">
+        <w:r>
+          <w:rPr>
+            <w:lang w:val="zh_TW" w:bidi="zh_TW"/>
+          </w:rPr>
+          <w:rPr>
+            <w:color w:val="0000EE"/>
+            <w:u w:val="single"/>
+          </w:rPr>
+          <w:t>腓3:4–6</w:t>
+        </w:r>
+      </w:hyperlink>
+      <w:r>
+        <w:rPr>
+          <w:lang w:val="zh_TW" w:bidi="zh_TW"/>
+        </w:rPr>
+        <w:t>）。這些猶太人將這一儀式與摩西律法聯繫起來，而不是與對亞伯拉罕的應許聯繫起來（</w:t>
+      </w:r>
+      <w:hyperlink r:id="rId187">
+        <w:r>
+          <w:rPr>
+            <w:lang w:val="zh_TW" w:bidi="zh_TW"/>
+          </w:rPr>
+          <w:rPr>
+            <w:color w:val="0000EE"/>
+            <w:u w:val="single"/>
+          </w:rPr>
+          <w:t>約7:22</w:t>
+        </w:r>
+      </w:hyperlink>
+      <w:r>
+        <w:rPr>
+          <w:lang w:val="zh_TW" w:bidi="zh_TW"/>
+        </w:rPr>
+        <w:t>；</w:t>
+      </w:r>
+      <w:hyperlink r:id="rId188">
+        <w:r>
+          <w:rPr>
+            <w:lang w:val="zh_TW" w:bidi="zh_TW"/>
+          </w:rPr>
+          <w:rPr>
+            <w:color w:val="0000EE"/>
+            <w:u w:val="single"/>
+          </w:rPr>
+          <w:t>徒15:1</w:t>
+        </w:r>
+      </w:hyperlink>
+      <w:r>
+        <w:rPr>
+          <w:lang w:val="zh_TW" w:bidi="zh_TW"/>
+        </w:rPr>
+        <w:t>）。由於希臘人和羅馬人不行割禮，所以猶太人被稱為「受割禮的」（</w:t>
+      </w:r>
+      <w:hyperlink r:id="rId189">
+        <w:r>
+          <w:rPr>
+            <w:lang w:val="zh_TW" w:bidi="zh_TW"/>
+          </w:rPr>
+          <w:rPr>
+            <w:color w:val="0000EE"/>
+            <w:u w:val="single"/>
+          </w:rPr>
+          <w:t>徒10:45</w:t>
+        </w:r>
+      </w:hyperlink>
+      <w:r>
+        <w:rPr>
+          <w:lang w:val="zh_TW" w:bidi="zh_TW"/>
+        </w:rPr>
+        <w:t>，</w:t>
+      </w:r>
+      <w:hyperlink r:id="rId190">
+        <w:r>
+          <w:rPr>
+            <w:lang w:val="zh_TW" w:bidi="zh_TW"/>
+          </w:rPr>
+          <w:rPr>
+            <w:color w:val="0000EE"/>
+            <w:u w:val="single"/>
+          </w:rPr>
+          <w:t>11:2</w:t>
+        </w:r>
+      </w:hyperlink>
+      <w:r>
+        <w:rPr>
+          <w:lang w:val="zh_TW" w:bidi="zh_TW"/>
+        </w:rPr>
+        <w:t>；</w:t>
+      </w:r>
+      <w:hyperlink r:id="rId191">
+        <w:r>
+          <w:rPr>
+            <w:lang w:val="zh_TW" w:bidi="zh_TW"/>
+          </w:rPr>
+          <w:rPr>
+            <w:color w:val="0000EE"/>
+            <w:u w:val="single"/>
+          </w:rPr>
+          <w:t>羅15:8</w:t>
+        </w:r>
+      </w:hyperlink>
+      <w:r>
+        <w:rPr>
+          <w:lang w:val="zh_TW" w:bidi="zh_TW"/>
+        </w:rPr>
+        <w:t>；</w:t>
+      </w:r>
+      <w:hyperlink r:id="rId192">
+        <w:r>
+          <w:rPr>
+            <w:lang w:val="zh_TW" w:bidi="zh_TW"/>
+          </w:rPr>
+          <w:rPr>
+            <w:color w:val="0000EE"/>
+            <w:u w:val="single"/>
+          </w:rPr>
+          <w:t>加2:7–9</w:t>
+        </w:r>
+      </w:hyperlink>
+      <w:r>
+        <w:rPr>
+          <w:lang w:val="zh_TW" w:bidi="zh_TW"/>
+        </w:rPr>
+        <w:t>；</w:t>
+      </w:r>
+      <w:hyperlink r:id="rId193">
+        <w:r>
+          <w:rPr>
+            <w:lang w:val="zh_TW" w:bidi="zh_TW"/>
+          </w:rPr>
+          <w:rPr>
+            <w:color w:val="0000EE"/>
+            <w:u w:val="single"/>
+          </w:rPr>
+          <w:t>弗2:11</w:t>
+        </w:r>
+      </w:hyperlink>
+      <w:r>
+        <w:rPr>
+          <w:lang w:val="zh_TW" w:bidi="zh_TW"/>
+        </w:rPr>
+        <w:t>；</w:t>
+      </w:r>
+      <w:hyperlink r:id="rId194">
+        <w:r>
+          <w:rPr>
+            <w:lang w:val="zh_TW" w:bidi="zh_TW"/>
+          </w:rPr>
+          <w:rPr>
+            <w:color w:val="0000EE"/>
+            <w:u w:val="single"/>
+          </w:rPr>
+          <w:t>多1:10</w:t>
+        </w:r>
+      </w:hyperlink>
+      <w:r>
+        <w:rPr>
+          <w:lang w:val="zh_TW" w:bidi="zh_TW"/>
+        </w:rPr>
+        <w:t>），而按照舊約猶太人的慣例（</w:t>
+      </w:r>
+      <w:hyperlink r:id="rId195">
+        <w:r>
+          <w:rPr>
+            <w:lang w:val="zh_TW" w:bidi="zh_TW"/>
+          </w:rPr>
+          <w:rPr>
+            <w:color w:val="0000EE"/>
+            <w:u w:val="single"/>
+          </w:rPr>
+          <w:t>結28:10</w:t>
+        </w:r>
+      </w:hyperlink>
+      <w:r>
+        <w:rPr>
+          <w:lang w:val="zh_TW" w:bidi="zh_TW"/>
+        </w:rPr>
+        <w:t>，</w:t>
+      </w:r>
+      <w:hyperlink r:id="rId196">
+        <w:r>
+          <w:rPr>
+            <w:lang w:val="zh_TW" w:bidi="zh_TW"/>
+          </w:rPr>
+          <w:rPr>
+            <w:color w:val="0000EE"/>
+            <w:u w:val="single"/>
+          </w:rPr>
+          <w:t>31:18</w:t>
+        </w:r>
+      </w:hyperlink>
+      <w:r>
+        <w:rPr>
+          <w:lang w:val="zh_TW" w:bidi="zh_TW"/>
+        </w:rPr>
+        <w:t>，</w:t>
+      </w:r>
+      <w:hyperlink r:id="rId197">
+        <w:r>
+          <w:rPr>
+            <w:lang w:val="zh_TW" w:bidi="zh_TW"/>
+          </w:rPr>
+          <w:rPr>
+            <w:color w:val="0000EE"/>
+            <w:u w:val="single"/>
+          </w:rPr>
+          <w:t>32:19–32</w:t>
+        </w:r>
+      </w:hyperlink>
+      <w:r>
+        <w:rPr>
+          <w:lang w:val="zh_TW" w:bidi="zh_TW"/>
+        </w:rPr>
+        <w:t>），外邦人被稱為「未受割禮的」（</w:t>
+      </w:r>
+      <w:hyperlink r:id="rId198">
+        <w:r>
+          <w:rPr>
+            <w:lang w:val="zh_TW" w:bidi="zh_TW"/>
+          </w:rPr>
+          <w:rPr>
+            <w:color w:val="0000EE"/>
+            <w:u w:val="single"/>
+          </w:rPr>
+          <w:t>加2:7</w:t>
+        </w:r>
+      </w:hyperlink>
+      <w:r>
+        <w:rPr>
+          <w:lang w:val="zh_TW" w:bidi="zh_TW"/>
+        </w:rPr>
+        <w:t>；</w:t>
+      </w:r>
+      <w:hyperlink r:id="rId193">
+        <w:r>
+          <w:rPr>
+            <w:lang w:val="zh_TW" w:bidi="zh_TW"/>
+          </w:rPr>
+          <w:rPr>
+            <w:color w:val="0000EE"/>
+            <w:u w:val="single"/>
+          </w:rPr>
+          <w:t>弗2:11</w:t>
+        </w:r>
+      </w:hyperlink>
+      <w:r>
+        <w:rPr>
+          <w:lang w:val="zh_TW" w:bidi="zh_TW"/>
+        </w:rPr>
+        <w:t>）。</w:t>
+      </w:r>
+    </w:p>
+    <w:p>
+      <w:pPr/>
+      <w:r>
+        <w:rPr>
+          <w:lang w:val="zh_TW" w:bidi="zh_TW"/>
+        </w:rPr>
+      </w:r>
+      <w:r>
+        <w:rPr>
+          <w:lang w:val="zh_TW" w:bidi="zh_TW"/>
+        </w:rPr>
+        <w:t>在猶太信徒訪問凱撒利亞期間，他們驚訝地發現未受割禮的外邦人也接受了聖靈潔淨的恩賜（</w:t>
+      </w:r>
+      <w:hyperlink r:id="rId199">
+        <w:r>
+          <w:rPr>
+            <w:lang w:val="zh_TW" w:bidi="zh_TW"/>
+          </w:rPr>
+          <w:rPr>
+            <w:color w:val="0000EE"/>
+            <w:u w:val="single"/>
+          </w:rPr>
+          <w:t>徒10:44–48</w:t>
+        </w:r>
+      </w:hyperlink>
+      <w:r>
+        <w:rPr>
+          <w:lang w:val="zh_TW" w:bidi="zh_TW"/>
+        </w:rPr>
+        <w:t>）。摩西曾應許神會除掉祂子民心中的污穢，使他們全心全意愛主（</w:t>
+      </w:r>
+      <w:hyperlink r:id="rId200">
+        <w:r>
+          <w:rPr>
+            <w:lang w:val="zh_TW" w:bidi="zh_TW"/>
+          </w:rPr>
+          <w:rPr>
+            <w:color w:val="0000EE"/>
+            <w:u w:val="single"/>
+          </w:rPr>
+          <w:t>申30:6</w:t>
+        </w:r>
+      </w:hyperlink>
+      <w:r>
+        <w:rPr>
+          <w:lang w:val="zh_TW" w:bidi="zh_TW"/>
+        </w:rPr>
+        <w:t>）。以西結曾預言耶和華會將潔淨的水灑在祂的子民身上，賜給他們一顆新心，並將祂的靈放在他們裡面（</w:t>
+      </w:r>
+      <w:hyperlink r:id="rId201">
+        <w:r>
+          <w:rPr>
+            <w:lang w:val="zh_TW" w:bidi="zh_TW"/>
+          </w:rPr>
+          <w:rPr>
+            <w:color w:val="0000EE"/>
+            <w:u w:val="single"/>
+          </w:rPr>
+          <w:t>結36:25–27</w:t>
+        </w:r>
+      </w:hyperlink>
+      <w:r>
+        <w:rPr>
+          <w:lang w:val="zh_TW" w:bidi="zh_TW"/>
+        </w:rPr>
+        <w:t>）。當這些猶太信徒見證了神將祂的靈澆灌在凡有血氣的人身上的預言應驗（</w:t>
+      </w:r>
+      <w:hyperlink r:id="rId202">
+        <w:r>
+          <w:rPr>
+            <w:lang w:val="zh_TW" w:bidi="zh_TW"/>
+          </w:rPr>
+          <w:rPr>
+            <w:color w:val="0000EE"/>
+            <w:u w:val="single"/>
+          </w:rPr>
+          <w:t>珥2:28</w:t>
+        </w:r>
+      </w:hyperlink>
+      <w:r>
+        <w:rPr>
+          <w:lang w:val="zh_TW" w:bidi="zh_TW"/>
+        </w:rPr>
+        <w:t>；</w:t>
+      </w:r>
+      <w:hyperlink r:id="rId203">
+        <w:r>
+          <w:rPr>
+            <w:lang w:val="zh_TW" w:bidi="zh_TW"/>
+          </w:rPr>
+          <w:rPr>
+            <w:color w:val="0000EE"/>
+            <w:u w:val="single"/>
+          </w:rPr>
+          <w:t>徒2:17</w:t>
+        </w:r>
+      </w:hyperlink>
+      <w:r>
+        <w:rPr>
+          <w:lang w:val="zh_TW" w:bidi="zh_TW"/>
+        </w:rPr>
+        <w:t>）時，他們意識到割禮所象徵的內在實質是可以在沒有身體記號的情況下實現。因此，當時的外邦信徒立刻受洗。</w:t>
+      </w:r>
+    </w:p>
+    <w:p>
+      <w:pPr/>
+      <w:r>
+        <w:rPr>
+          <w:lang w:val="zh_TW" w:bidi="zh_TW"/>
+        </w:rPr>
+      </w:r>
+      <w:r>
+        <w:rPr>
+          <w:lang w:val="zh_TW" w:bidi="zh_TW"/>
+        </w:rPr>
+        <w:t>然而，並非所有猶太信徒都立即願意接納外邦人進入教會。當彼得到訪凱撒利亞後再回到耶路撒冷時，「奉割禮的門徒」批評他。但在彼得說到聖靈如何降臨在外邦人身上之後，他宣稱自己不能違抗神。當時猶太信徒都默然不語，並榮耀神，因為悔改得生命的恩典已經賜給外邦人（</w:t>
+      </w:r>
+      <w:hyperlink r:id="rId204">
+        <w:r>
+          <w:rPr>
+            <w:lang w:val="zh_TW" w:bidi="zh_TW"/>
+          </w:rPr>
+          <w:rPr>
+            <w:color w:val="0000EE"/>
+            <w:u w:val="single"/>
+          </w:rPr>
+          <w:t>徒11:1–3，15:8</w:t>
+        </w:r>
+      </w:hyperlink>
+      <w:r>
+        <w:rPr>
+          <w:lang w:val="zh_TW" w:bidi="zh_TW"/>
+        </w:rPr>
+        <w:t>）。</w:t>
+      </w:r>
+    </w:p>
+    <w:p>
+      <w:pPr/>
+      <w:r>
+        <w:rPr>
+          <w:lang w:val="zh_TW" w:bidi="zh_TW"/>
+        </w:rPr>
+      </w:r>
+      <w:r>
+        <w:rPr>
+          <w:lang w:val="zh_TW" w:bidi="zh_TW"/>
+        </w:rPr>
+        <w:t>某些法利賽黨的「猶太主義者」（Judaizers，也譯</w:t>
+      </w:r>
+      <w:r>
+        <w:rPr>
+          <w:lang w:val="zh_TW" w:bidi="zh_TW"/>
+        </w:rPr>
+        <w:t>猶太派基督徒</w:t>
+      </w:r>
+      <w:r>
+        <w:rPr>
+          <w:lang w:val="zh_TW" w:bidi="zh_TW"/>
+        </w:rPr>
+        <w:t>）教導安提阿的基督徒，割禮是得救的必要條件（</w:t>
+      </w:r>
+      <w:hyperlink r:id="rId188">
+        <w:r>
+          <w:rPr>
+            <w:lang w:val="zh_TW" w:bidi="zh_TW"/>
+          </w:rPr>
+          <w:rPr>
+            <w:color w:val="0000EE"/>
+            <w:u w:val="single"/>
+          </w:rPr>
+          <w:t>徒15:1、5</w:t>
+        </w:r>
+      </w:hyperlink>
+      <w:r>
+        <w:rPr>
+          <w:lang w:val="zh_TW" w:bidi="zh_TW"/>
+        </w:rPr>
+        <w:t>）。保羅和巴拿巴與這些人辯論之後，他們前往耶路撒冷與其他使徒和長老商議此事（見</w:t>
+      </w:r>
+      <w:hyperlink r:id="rId205">
+        <w:r>
+          <w:rPr>
+            <w:lang w:val="zh_TW" w:bidi="zh_TW"/>
+          </w:rPr>
+          <w:rPr>
+            <w:color w:val="0000EE"/>
+            <w:u w:val="single"/>
+          </w:rPr>
+          <w:t>2節</w:t>
+        </w:r>
+      </w:hyperlink>
+      <w:r>
+        <w:rPr>
+          <w:lang w:val="zh_TW" w:bidi="zh_TW"/>
+        </w:rPr>
+        <w:t>）。彼得主張神已將聖靈賜給外邦人，並且「藉著信潔淨了他們的心」，確認「我們得救乃是因主耶穌的恩，和他們一樣」（</w:t>
+      </w:r>
+      <w:hyperlink r:id="rId206">
+        <w:r>
+          <w:rPr>
+            <w:lang w:val="zh_TW" w:bidi="zh_TW"/>
+          </w:rPr>
+          <w:rPr>
+            <w:color w:val="0000EE"/>
+            <w:u w:val="single"/>
+          </w:rPr>
+          <w:t>8–9</w:t>
+        </w:r>
+      </w:hyperlink>
+      <w:r>
+        <w:rPr>
+          <w:lang w:val="zh_TW" w:bidi="zh_TW"/>
+        </w:rPr>
+        <w:t>、</w:t>
+      </w:r>
+      <w:hyperlink r:id="rId207">
+        <w:r>
+          <w:rPr>
+            <w:lang w:val="zh_TW" w:bidi="zh_TW"/>
+          </w:rPr>
+          <w:rPr>
+            <w:color w:val="0000EE"/>
+            <w:u w:val="single"/>
+          </w:rPr>
+          <w:t>11節</w:t>
+        </w:r>
+      </w:hyperlink>
+      <w:r>
+        <w:rPr>
+          <w:lang w:val="zh_TW" w:bidi="zh_TW"/>
+        </w:rPr>
+        <w:t>）。因此，雅各和其他耶路撒冷的領袖都同意不應該將割禮強加於外邦人（</w:t>
+      </w:r>
+      <w:hyperlink r:id="rId208">
+        <w:r>
+          <w:rPr>
+            <w:lang w:val="zh_TW" w:bidi="zh_TW"/>
+          </w:rPr>
+          <w:rPr>
+            <w:color w:val="0000EE"/>
+            <w:u w:val="single"/>
+          </w:rPr>
+          <w:t>13–21節</w:t>
+        </w:r>
+      </w:hyperlink>
+      <w:r>
+        <w:rPr>
+          <w:lang w:val="zh_TW" w:bidi="zh_TW"/>
+        </w:rPr>
+        <w:t>）。</w:t>
+      </w:r>
+    </w:p>
+    <w:p>
+      <w:pPr/>
+      <w:r>
+        <w:rPr>
+          <w:lang w:val="zh_TW" w:bidi="zh_TW"/>
+        </w:rPr>
+      </w:r>
+      <w:r>
+        <w:rPr>
+          <w:lang w:val="zh_TW" w:bidi="zh_TW"/>
+        </w:rPr>
+        <w:t>彼得、雅各和約翰受託付傳福音給「受割禮的人」，而保羅和巴拿巴則向「未受割禮的人」傳福音（</w:t>
+      </w:r>
+      <w:hyperlink r:id="rId192">
+        <w:r>
+          <w:rPr>
+            <w:lang w:val="zh_TW" w:bidi="zh_TW"/>
+          </w:rPr>
+          <w:rPr>
+            <w:color w:val="0000EE"/>
+            <w:u w:val="single"/>
+          </w:rPr>
+          <w:t>加2:7–9</w:t>
+        </w:r>
+      </w:hyperlink>
+      <w:r>
+        <w:rPr>
+          <w:lang w:val="zh_TW" w:bidi="zh_TW"/>
+        </w:rPr>
+        <w:t>）。由於保羅的傳福音政策是要在屬靈上無關緊要的習俗問題上「向甚麼樣的人，我就作甚麼樣的人」（</w:t>
+      </w:r>
+      <w:hyperlink r:id="rId83">
+        <w:r>
+          <w:rPr>
+            <w:lang w:val="zh_TW" w:bidi="zh_TW"/>
+          </w:rPr>
+          <w:rPr>
+            <w:color w:val="0000EE"/>
+            <w:u w:val="single"/>
+          </w:rPr>
+          <w:t>林前9:19–23</w:t>
+        </w:r>
+      </w:hyperlink>
+      <w:r>
+        <w:rPr>
+          <w:lang w:val="zh_TW" w:bidi="zh_TW"/>
+        </w:rPr>
+        <w:t>），所以保羅讓提摩太行了割禮。提摩太被猶太人認為是他們的同胞，因為他的母親是猶太人（</w:t>
+      </w:r>
+      <w:hyperlink r:id="rId209">
+        <w:r>
+          <w:rPr>
+            <w:lang w:val="zh_TW" w:bidi="zh_TW"/>
+          </w:rPr>
+          <w:rPr>
+            <w:color w:val="0000EE"/>
+            <w:u w:val="single"/>
+          </w:rPr>
+          <w:t>徒16:1–2</w:t>
+        </w:r>
+      </w:hyperlink>
+      <w:r>
+        <w:rPr>
+          <w:lang w:val="zh_TW" w:bidi="zh_TW"/>
+        </w:rPr>
+        <w:t>）。但保羅反對讓提多受割禮，因為他是外邦人（</w:t>
+      </w:r>
+      <w:hyperlink r:id="rId210">
+        <w:r>
+          <w:rPr>
+            <w:lang w:val="zh_TW" w:bidi="zh_TW"/>
+          </w:rPr>
+          <w:rPr>
+            <w:color w:val="0000EE"/>
+            <w:u w:val="single"/>
+          </w:rPr>
+          <w:t>加2:3</w:t>
+        </w:r>
+      </w:hyperlink>
+      <w:r>
+        <w:rPr>
+          <w:lang w:val="zh_TW" w:bidi="zh_TW"/>
+        </w:rPr>
+        <w:t>）。保羅也明顯地允許猶太信徒為他們的兒子行割禮（</w:t>
+      </w:r>
+      <w:hyperlink r:id="rId211">
+        <w:r>
+          <w:rPr>
+            <w:lang w:val="zh_TW" w:bidi="zh_TW"/>
+          </w:rPr>
+          <w:rPr>
+            <w:color w:val="0000EE"/>
+            <w:u w:val="single"/>
+          </w:rPr>
+          <w:t>徒21:21</w:t>
+        </w:r>
+      </w:hyperlink>
+      <w:r>
+        <w:rPr>
+          <w:lang w:val="zh_TW" w:bidi="zh_TW"/>
+        </w:rPr>
+        <w:t>）。</w:t>
+      </w:r>
+    </w:p>
+    <w:p>
+      <w:pPr/>
+      <w:r>
+        <w:rPr>
+          <w:lang w:val="zh_TW" w:bidi="zh_TW"/>
+        </w:rPr>
+      </w:r>
+      <w:r>
+        <w:rPr>
+          <w:lang w:val="zh_TW" w:bidi="zh_TW"/>
+        </w:rPr>
+        <w:t>然而，保羅指責那些主張加拉太基督徒必須行割禮並遵守律法的人，說他們自己並沒有遵守律法，而是想在加拉太人的肉體上誇口，並避免因基督的十字架而受逼迫（</w:t>
+      </w:r>
+      <w:hyperlink r:id="rId212">
+        <w:r>
+          <w:rPr>
+            <w:lang w:val="zh_TW" w:bidi="zh_TW"/>
+          </w:rPr>
+          <w:rPr>
+            <w:color w:val="0000EE"/>
+            <w:u w:val="single"/>
+          </w:rPr>
+          <w:t>加6:12–13</w:t>
+        </w:r>
+      </w:hyperlink>
+      <w:r>
+        <w:rPr>
+          <w:lang w:val="zh_TW" w:bidi="zh_TW"/>
+        </w:rPr>
+        <w:t>）——這些逼迫是保羅自己願意承受的（</w:t>
+      </w:r>
+      <w:hyperlink r:id="rId213">
+        <w:r>
+          <w:rPr>
+            <w:lang w:val="zh_TW" w:bidi="zh_TW"/>
+          </w:rPr>
+          <w:rPr>
+            <w:color w:val="0000EE"/>
+            <w:u w:val="single"/>
+          </w:rPr>
+          <w:t>5:11</w:t>
+        </w:r>
+      </w:hyperlink>
+      <w:r>
+        <w:rPr>
+          <w:lang w:val="zh_TW" w:bidi="zh_TW"/>
+        </w:rPr>
+        <w:t>）。為了辯論的緣故，保羅假定法利賽人可以藉由遵守律法獲得救恩，他宣稱那些接受割禮的人必須遵守所有其它猶太律法（</w:t>
+      </w:r>
+      <w:hyperlink r:id="rId214">
+        <w:r>
+          <w:rPr>
+            <w:lang w:val="zh_TW" w:bidi="zh_TW"/>
+          </w:rPr>
+          <w:rPr>
+            <w:color w:val="0000EE"/>
+            <w:u w:val="single"/>
+          </w:rPr>
+          <w:t>2–3節</w:t>
+        </w:r>
+      </w:hyperlink>
+      <w:r>
+        <w:rPr>
+          <w:lang w:val="zh_TW" w:bidi="zh_TW"/>
+        </w:rPr>
+        <w:t>）。對那些想要「靠律法稱義」的人來說，基督是「毫無益處」的；這種試圖只追求行為上的義的做法，證明加拉太人已「與基督隔絕」，「從恩典中墜落」了（</w:t>
+      </w:r>
+      <w:hyperlink r:id="rId215">
+        <w:r>
+          <w:rPr>
+            <w:lang w:val="zh_TW" w:bidi="zh_TW"/>
+          </w:rPr>
+          <w:rPr>
+            <w:color w:val="0000EE"/>
+            <w:u w:val="single"/>
+          </w:rPr>
+          <w:t>2–4節</w:t>
+        </w:r>
+      </w:hyperlink>
+      <w:r>
+        <w:rPr>
+          <w:lang w:val="zh_TW" w:bidi="zh_TW"/>
+        </w:rPr>
+        <w:t>）。這些基督徒正受到誘惑轉向「另一個福音」（</w:t>
+      </w:r>
+      <w:hyperlink r:id="rId216">
+        <w:r>
+          <w:rPr>
+            <w:lang w:val="zh_TW" w:bidi="zh_TW"/>
+          </w:rPr>
+          <w:rPr>
+            <w:color w:val="0000EE"/>
+            <w:u w:val="single"/>
+          </w:rPr>
+          <w:t>1:6–7</w:t>
+        </w:r>
+      </w:hyperlink>
+      <w:r>
+        <w:rPr>
+          <w:lang w:val="zh_TW" w:bidi="zh_TW"/>
+        </w:rPr>
+        <w:t>）。</w:t>
+      </w:r>
+    </w:p>
+    <w:p>
+      <w:pPr/>
+      <w:r>
+        <w:rPr>
+          <w:lang w:val="zh_TW" w:bidi="zh_TW"/>
+        </w:rPr>
+      </w:r>
+      <w:r>
+        <w:rPr>
+          <w:lang w:val="zh_TW" w:bidi="zh_TW"/>
+        </w:rPr>
+        <w:t>由於猶太主義者對白白恩典（free grace）的福音構成了嚴重威脅，保羅甚至希望那些擾亂加拉太人的人「把自己割絕」（</w:t>
+      </w:r>
+      <w:hyperlink r:id="rId217">
+        <w:r>
+          <w:rPr>
+            <w:lang w:val="zh_TW" w:bidi="zh_TW"/>
+          </w:rPr>
+          <w:rPr>
+            <w:color w:val="0000EE"/>
+            <w:u w:val="single"/>
+          </w:rPr>
+          <w:t>加5:12</w:t>
+        </w:r>
+      </w:hyperlink>
+      <w:r>
+        <w:rPr>
+          <w:lang w:val="zh_TW" w:bidi="zh_TW"/>
+        </w:rPr>
+        <w:t>）。他稱猶太教徒為「犬類」和「作惡的」（「妄自行割的」），並宣稱基督徒是「真受割禮的」，因為他們靠著聖靈敬拜神，並以基督耶穌為榮，不靠人的行為得救（</w:t>
+      </w:r>
+      <w:hyperlink r:id="rId218">
+        <w:r>
+          <w:rPr>
+            <w:lang w:val="zh_TW" w:bidi="zh_TW"/>
+          </w:rPr>
+          <w:rPr>
+            <w:color w:val="0000EE"/>
+            <w:u w:val="single"/>
+          </w:rPr>
+          <w:t>腓3:2–3</w:t>
+        </w:r>
+      </w:hyperlink>
+      <w:r>
+        <w:rPr>
+          <w:lang w:val="zh_TW" w:bidi="zh_TW"/>
+        </w:rPr>
+        <w:t>）。</w:t>
+      </w:r>
+    </w:p>
+    <w:p>
+      <w:pPr/>
+      <w:r>
+        <w:rPr>
+          <w:lang w:val="zh_TW" w:bidi="zh_TW"/>
+        </w:rPr>
+      </w:r>
+      <w:r>
+        <w:rPr>
+          <w:lang w:val="zh_TW" w:bidi="zh_TW"/>
+        </w:rPr>
+        <w:t>保羅教導說，割禮對猶太人來說確實是有價值的，因為這是表明神的「聖言（oracles of God）」已交託給他們，即有關救恩應許的話語（</w:t>
+      </w:r>
+      <w:hyperlink r:id="rId219">
+        <w:r>
+          <w:rPr>
+            <w:lang w:val="zh_TW" w:bidi="zh_TW"/>
+          </w:rPr>
+          <w:rPr>
+            <w:color w:val="0000EE"/>
+            <w:u w:val="single"/>
+          </w:rPr>
+          <w:t>羅3:1–3</w:t>
+        </w:r>
+      </w:hyperlink>
+      <w:r>
+        <w:rPr>
+          <w:lang w:val="zh_TW" w:bidi="zh_TW"/>
+        </w:rPr>
+        <w:t>）。他提醒驕傲的以弗所人，他們作為外邦人，「在所應許的諸約上」曾經是「局外人」，身體上沒有約的記號（</w:t>
+      </w:r>
+      <w:hyperlink r:id="rId220">
+        <w:r>
+          <w:rPr>
+            <w:lang w:val="zh_TW" w:bidi="zh_TW"/>
+          </w:rPr>
+          <w:rPr>
+            <w:color w:val="0000EE"/>
+            <w:u w:val="single"/>
+          </w:rPr>
+          <w:t>弗2:11–12</w:t>
+        </w:r>
+      </w:hyperlink>
+      <w:r>
+        <w:rPr>
+          <w:lang w:val="zh_TW" w:bidi="zh_TW"/>
+        </w:rPr>
+        <w:t>；見</w:t>
+      </w:r>
+      <w:hyperlink r:id="rId221">
+        <w:r>
+          <w:rPr>
+            <w:lang w:val="zh_TW" w:bidi="zh_TW"/>
+          </w:rPr>
+          <w:rPr>
+            <w:color w:val="0000EE"/>
+            <w:u w:val="single"/>
+          </w:rPr>
+          <w:t>西2:13</w:t>
+        </w:r>
+      </w:hyperlink>
+      <w:r>
+        <w:rPr>
+          <w:lang w:val="zh_TW" w:bidi="zh_TW"/>
+        </w:rPr>
+        <w:t>）。同樣，猶太人也沒有驕傲的理由，因為不順從神，會使受過外在割禮的人也被視為未受割禮（</w:t>
+      </w:r>
+      <w:hyperlink r:id="rId222">
+        <w:r>
+          <w:rPr>
+            <w:lang w:val="zh_TW" w:bidi="zh_TW"/>
+          </w:rPr>
+          <w:rPr>
+            <w:color w:val="0000EE"/>
+            <w:u w:val="single"/>
+          </w:rPr>
+          <w:t>羅2:25</w:t>
+        </w:r>
+      </w:hyperlink>
+      <w:r>
+        <w:rPr>
+          <w:lang w:val="zh_TW" w:bidi="zh_TW"/>
+        </w:rPr>
+        <w:t>）。</w:t>
+      </w:r>
+    </w:p>
+    <w:p>
+      <w:pPr/>
+      <w:r>
+        <w:rPr>
+          <w:lang w:val="zh_TW" w:bidi="zh_TW"/>
+        </w:rPr>
+      </w:r>
+      <w:r>
+        <w:rPr>
+          <w:lang w:val="zh_TW" w:bidi="zh_TW"/>
+        </w:rPr>
+        <w:t>保羅和其他使徒跟隨摩西和舊約先知的教導，認為真正的割禮在於心靈。新約的教導更進一步確認，忠心的信徒即使在身體上未受割禮，也被神視為已受割禮的人，「因為外面作猶太人的，不是真猶太人；外面肉身的割禮，也不是真割禮。」（</w:t>
+      </w:r>
+      <w:hyperlink r:id="rId223">
+        <w:r>
+          <w:rPr>
+            <w:lang w:val="zh_TW" w:bidi="zh_TW"/>
+          </w:rPr>
+          <w:rPr>
+            <w:color w:val="0000EE"/>
+            <w:u w:val="single"/>
+          </w:rPr>
+          <w:t>羅2:28）</w:t>
+        </w:r>
+      </w:hyperlink>
+      <w:r>
+        <w:rPr>
+          <w:lang w:val="zh_TW" w:bidi="zh_TW"/>
+        </w:rPr>
+        <w:t>。猶太人和外邦人都是因恩典得救（</w:t>
+      </w:r>
+      <w:hyperlink r:id="rId207">
+        <w:r>
+          <w:rPr>
+            <w:lang w:val="zh_TW" w:bidi="zh_TW"/>
+          </w:rPr>
+          <w:rPr>
+            <w:color w:val="0000EE"/>
+            <w:u w:val="single"/>
+          </w:rPr>
+          <w:t>徒15:11</w:t>
+        </w:r>
+      </w:hyperlink>
+      <w:r>
+        <w:rPr>
+          <w:lang w:val="zh_TW" w:bidi="zh_TW"/>
+        </w:rPr>
+        <w:t>），受割禮和未受割禮的人都因信稱義，不在乎遵行律法與否（</w:t>
+      </w:r>
+      <w:hyperlink r:id="rId224">
+        <w:r>
+          <w:rPr>
+            <w:lang w:val="zh_TW" w:bidi="zh_TW"/>
+          </w:rPr>
+          <w:rPr>
+            <w:color w:val="0000EE"/>
+            <w:u w:val="single"/>
+          </w:rPr>
+          <w:t>羅3:28–30</w:t>
+        </w:r>
+      </w:hyperlink>
+      <w:r>
+        <w:rPr>
+          <w:lang w:val="zh_TW" w:bidi="zh_TW"/>
+        </w:rPr>
+        <w:t>）。</w:t>
+      </w:r>
+    </w:p>
+    <w:p>
+      <w:pPr/>
+      <w:r>
+        <w:rPr>
+          <w:lang w:val="zh_TW" w:bidi="zh_TW"/>
+        </w:rPr>
+      </w:r>
+      <w:r>
+        <w:rPr>
+          <w:lang w:val="zh_TW" w:bidi="zh_TW"/>
+        </w:rPr>
+        <w:t>亞伯拉罕是因信稱義的典範（</w:t>
+      </w:r>
+      <w:hyperlink r:id="rId225">
+        <w:r>
+          <w:rPr>
+            <w:lang w:val="zh_TW" w:bidi="zh_TW"/>
+          </w:rPr>
+          <w:rPr>
+            <w:color w:val="0000EE"/>
+            <w:u w:val="single"/>
+          </w:rPr>
+          <w:t>羅4:3</w:t>
+        </w:r>
+      </w:hyperlink>
+      <w:r>
+        <w:rPr>
+          <w:lang w:val="zh_TW" w:bidi="zh_TW"/>
+        </w:rPr>
+        <w:t>；見</w:t>
+      </w:r>
+      <w:hyperlink r:id="rId226">
+        <w:r>
+          <w:rPr>
+            <w:lang w:val="zh_TW" w:bidi="zh_TW"/>
+          </w:rPr>
+          <w:rPr>
+            <w:color w:val="0000EE"/>
+            <w:u w:val="single"/>
+          </w:rPr>
+          <w:t>創15:6</w:t>
+        </w:r>
+      </w:hyperlink>
+      <w:r>
+        <w:rPr>
+          <w:lang w:val="zh_TW" w:bidi="zh_TW"/>
+        </w:rPr>
+        <w:t>）。保羅認為外邦人和猶太人都是因信稱義，因為亞伯拉罕在受割禮之前就被算為義。亞伯拉罕受割禮不是為了得著義，而是作為他在未受割禮時因信稱義的記號或印證。因此，亞伯拉罕是所有未受割禮而信之人的父，也是那些受了割禮但也效法亞伯拉罕信心之人的父（</w:t>
+      </w:r>
+      <w:hyperlink r:id="rId227">
+        <w:r>
+          <w:rPr>
+            <w:lang w:val="zh_TW" w:bidi="zh_TW"/>
+          </w:rPr>
+          <w:rPr>
+            <w:color w:val="0000EE"/>
+            <w:u w:val="single"/>
+          </w:rPr>
+          <w:t>羅4:9–12</w:t>
+        </w:r>
+      </w:hyperlink>
+      <w:r>
+        <w:rPr>
+          <w:lang w:val="zh_TW" w:bidi="zh_TW"/>
+        </w:rPr>
+        <w:t>；見</w:t>
+      </w:r>
+      <w:hyperlink r:id="rId228">
+        <w:r>
+          <w:rPr>
+            <w:lang w:val="zh_TW" w:bidi="zh_TW"/>
+          </w:rPr>
+          <w:rPr>
+            <w:color w:val="0000EE"/>
+            <w:u w:val="single"/>
+          </w:rPr>
+          <w:t>加3:6–9</w:t>
+        </w:r>
+      </w:hyperlink>
+      <w:r>
+        <w:rPr>
+          <w:lang w:val="zh_TW" w:bidi="zh_TW"/>
+        </w:rPr>
+        <w:t>）。</w:t>
+      </w:r>
+    </w:p>
+    <w:p>
+      <w:pPr/>
+      <w:r>
+        <w:rPr>
+          <w:lang w:val="zh_TW" w:bidi="zh_TW"/>
+        </w:rPr>
+      </w:r>
+      <w:r>
+        <w:rPr>
+          <w:i/>
+          <w:lang w:val="zh_TW" w:bidi="zh_TW"/>
+        </w:rPr>
+        <w:t>另見</w:t>
+      </w:r>
+      <w:r>
+        <w:rPr>
+          <w:lang w:val="zh_TW" w:bidi="zh_TW"/>
+        </w:rPr>
+        <w:t>洗禮</w:t>
+      </w:r>
+      <w:r>
+        <w:rPr>
+          <w:lang w:val="zh_TW" w:bidi="zh_TW"/>
+        </w:rPr>
+        <w:t>；</w:t>
+      </w:r>
+      <w:r>
+        <w:rPr>
+          <w:lang w:val="zh_TW" w:bidi="zh_TW"/>
+        </w:rPr>
+        <w:t>潔淨與不潔淨的相關條例</w:t>
+      </w:r>
+      <w:r>
+        <w:rPr>
+          <w:lang w:val="zh_TW" w:bidi="zh_TW"/>
+        </w:rPr>
+        <w:t>；</w:t>
+      </w:r>
+      <w:r>
+        <w:rPr>
+          <w:lang w:val="zh_TW" w:bidi="zh_TW"/>
+        </w:rPr>
+        <w:t>未受割禮</w:t>
+      </w:r>
+      <w:r>
+        <w:rPr>
+          <w:lang w:val="zh_TW" w:bidi="zh_TW"/>
+        </w:rPr>
+        <w:t>。</w:t>
+      </w:r>
+      <w:r>
+        <w:rPr>
+          <w:lang w:val="zh_TW" w:bidi="zh_TW"/>
+        </w:rPr>
+      </w:r>
+      <w:r>
+        <w:rPr>
+          <w:lang w:val="zh_TW" w:bidi="zh_TW"/>
+        </w:rPr>
+      </w:r>
+    </w:p>
+    <w:p>
+      <w:pPr/>
+      <w:r>
+        <w:rPr>
+          <w:lang w:val="zh_TW" w:bidi="zh_TW"/>
+        </w:rPr>
+      </w:r>
+    </w:p>
+    <w:p>
+      <w:pPr>
+        <w:pStyle w:val="Heading2"/>
+      </w:pPr>
+      <w:r>
+        <w:rPr>
+          <w:lang w:val="zh_TW" w:bidi="zh_TW"/>
+        </w:rPr>
+        <w:t>歌斐木</w:t>
+      </w:r>
+      <w:r>
+        <w:rPr>
+          <w:lang w:val="zh_TW" w:bidi="zh_TW"/>
+        </w:rPr>
+      </w:r>
+    </w:p>
+    <w:p>
+      <w:pPr/>
+      <w:r>
+        <w:rPr>
+          <w:lang w:val="zh_TW" w:bidi="zh_TW"/>
+        </w:rPr>
+      </w:r>
+      <w:r>
+        <w:rPr>
+          <w:lang w:val="zh_TW" w:bidi="zh_TW"/>
+        </w:rPr>
+        <w:t>挪亞用來建造方舟的材料 （</w:t>
+      </w:r>
+      <w:hyperlink r:id="rId229">
+        <w:r>
+          <w:rPr>
+            <w:lang w:val="zh_TW" w:bidi="zh_TW"/>
+          </w:rPr>
+          <w:rPr>
+            <w:color w:val="0000EE"/>
+            <w:u w:val="single"/>
+          </w:rPr>
+          <w:t>創6:14</w:t>
+        </w:r>
+      </w:hyperlink>
+      <w:r>
+        <w:rPr>
+          <w:lang w:val="zh_TW" w:bidi="zh_TW"/>
+        </w:rPr>
+        <w:t>）。</w:t>
+      </w:r>
+      <w:r>
+        <w:rPr>
+          <w:i/>
+          <w:lang w:val="zh_TW" w:bidi="zh_TW"/>
+        </w:rPr>
         <w:t>見</w:t>
       </w:r>
       <w:r>
         <w:rPr>
           <w:lang w:val="zh_TW" w:bidi="zh_TW"/>
         </w:rPr>
+        <w:t>植物（柏樹）</w:t>
+      </w:r>
+      <w:r>
+        <w:rPr>
+          <w:lang w:val="zh_TW" w:bidi="zh_TW"/>
+        </w:rPr>
+        <w:t>。</w:t>
+      </w:r>
+      <w:r>
+        <w:rPr>
+          <w:lang w:val="zh_TW" w:bidi="zh_TW"/>
+        </w:rPr>
+      </w:r>
+      <w:r>
+        <w:rPr>
+          <w:lang w:val="zh_TW" w:bidi="zh_TW"/>
+        </w:rPr>
+      </w:r>
+    </w:p>
+    <w:p>
+      <w:pPr/>
+      <w:r>
+        <w:rPr>
+          <w:lang w:val="zh_TW" w:bidi="zh_TW"/>
+        </w:rPr>
+      </w:r>
+    </w:p>
+    <w:p>
+      <w:pPr>
+        <w:pStyle w:val="Heading2"/>
+      </w:pPr>
+      <w:r>
+        <w:rPr>
+          <w:lang w:val="zh_TW" w:bidi="zh_TW"/>
+        </w:rPr>
+        <w:t>歌篾</w:t>
+      </w:r>
+      <w:r>
+        <w:rPr>
+          <w:lang w:val="zh_TW" w:bidi="zh_TW"/>
+        </w:rPr>
+      </w:r>
+    </w:p>
+    <w:p>
+      <w:pPr/>
+      <w:r>
+        <w:rPr>
+          <w:lang w:val="zh_TW" w:bidi="zh_TW"/>
+        </w:rPr>
+      </w:r>
+      <w:r>
+        <w:rPr>
+          <w:lang w:val="zh_TW" w:bidi="zh_TW"/>
+        </w:rPr>
+        <w:t>1. 挪亞的兒子雅弗之子（</w:t>
+      </w:r>
+      <w:hyperlink r:id="rId230">
+        <w:r>
+          <w:rPr>
+            <w:lang w:val="zh_TW" w:bidi="zh_TW"/>
+          </w:rPr>
+          <w:rPr>
+            <w:color w:val="0000EE"/>
+            <w:u w:val="single"/>
+          </w:rPr>
+          <w:t>創10:2</w:t>
+        </w:r>
+      </w:hyperlink>
+      <w:r>
+        <w:rPr>
+          <w:lang w:val="zh_TW" w:bidi="zh_TW"/>
+        </w:rPr>
+        <w:t>；參</w:t>
+      </w:r>
+      <w:hyperlink r:id="rId231">
+        <w:r>
+          <w:rPr>
+            <w:lang w:val="zh_TW" w:bidi="zh_TW"/>
+          </w:rPr>
+          <w:rPr>
+            <w:color w:val="0000EE"/>
+            <w:u w:val="single"/>
+          </w:rPr>
+          <w:t>代上1:5</w:t>
+        </w:r>
+      </w:hyperlink>
+      <w:r>
+        <w:rPr>
+          <w:lang w:val="zh_TW" w:bidi="zh_TW"/>
+        </w:rPr>
+        <w:t>）。他有三個兒子：亞實基拿、利法和陀迦瑪（</w:t>
+      </w:r>
+      <w:hyperlink r:id="rId232">
+        <w:r>
+          <w:rPr>
+            <w:lang w:val="zh_TW" w:bidi="zh_TW"/>
+          </w:rPr>
+          <w:rPr>
+            <w:color w:val="0000EE"/>
+            <w:u w:val="single"/>
+          </w:rPr>
+          <w:t>創10:3</w:t>
+        </w:r>
+      </w:hyperlink>
+      <w:r>
+        <w:rPr>
+          <w:lang w:val="zh_TW" w:bidi="zh_TW"/>
+        </w:rPr>
+        <w:t>；</w:t>
+      </w:r>
+      <w:hyperlink r:id="rId233">
+        <w:r>
+          <w:rPr>
+            <w:lang w:val="zh_TW" w:bidi="zh_TW"/>
+          </w:rPr>
+          <w:rPr>
+            <w:color w:val="0000EE"/>
+            <w:u w:val="single"/>
+          </w:rPr>
+          <w:t>代上1:6</w:t>
+        </w:r>
+      </w:hyperlink>
+      <w:r>
+        <w:rPr>
+          <w:lang w:val="zh_TW" w:bidi="zh_TW"/>
+        </w:rPr>
+        <w:t>）。他是古代西米利亞人（Cimmerians）的祖先，根據以西結的預言，他們會與瑪各的王歌革聯合，試圖消滅以色列（</w:t>
+      </w:r>
+      <w:hyperlink r:id="rId234">
+        <w:r>
+          <w:rPr>
+            <w:lang w:val="zh_TW" w:bidi="zh_TW"/>
+          </w:rPr>
+          <w:rPr>
+            <w:color w:val="0000EE"/>
+            <w:u w:val="single"/>
+          </w:rPr>
+          <w:t>結38:6</w:t>
+        </w:r>
+      </w:hyperlink>
+      <w:r>
+        <w:rPr>
+          <w:lang w:val="zh_TW" w:bidi="zh_TW"/>
+        </w:rPr>
+        <w:t>）。</w:t>
+      </w:r>
+    </w:p>
+    <w:p>
+      <w:pPr/>
+      <w:r>
+        <w:rPr>
+          <w:lang w:val="zh_TW" w:bidi="zh_TW"/>
+        </w:rPr>
+      </w:r>
+      <w:r>
+        <w:rPr>
+          <w:lang w:val="zh_TW" w:bidi="zh_TW"/>
+        </w:rPr>
+        <w:t>2. 滴拉音的女兒，一位妓女，後來因神的命令成為何西阿的妻子。她為何西阿生了孩子後，陷入不道德行為，但最終被救贖。她的行為成為以色列不忠於神的例證（</w:t>
+      </w:r>
+      <w:hyperlink r:id="rId235">
+        <w:r>
+          <w:rPr>
+            <w:lang w:val="zh_TW" w:bidi="zh_TW"/>
+          </w:rPr>
+          <w:rPr>
+            <w:color w:val="0000EE"/>
+            <w:u w:val="single"/>
+          </w:rPr>
+          <w:t>何1–3</w:t>
+        </w:r>
+      </w:hyperlink>
+      <w:r>
+        <w:rPr>
+          <w:lang w:val="zh_TW" w:bidi="zh_TW"/>
+        </w:rPr>
+        <w:t>）。</w:t>
+      </w:r>
+    </w:p>
+    <w:p>
+      <w:pPr/>
+      <w:r>
+        <w:rPr>
+          <w:lang w:val="zh_TW" w:bidi="zh_TW"/>
+        </w:rPr>
+      </w:r>
+      <w:r>
+        <w:rPr>
+          <w:i/>
+          <w:lang w:val="zh_TW" w:bidi="zh_TW"/>
+        </w:rPr>
+        <w:t>另見</w:t>
+      </w:r>
+      <w:r>
+        <w:rPr>
+          <w:lang w:val="zh_TW" w:bidi="zh_TW"/>
+        </w:rPr>
+        <w:t>何西阿（人物）</w:t>
+      </w:r>
+      <w:r>
+        <w:rPr>
+          <w:lang w:val="zh_TW" w:bidi="zh_TW"/>
+        </w:rPr>
+        <w:t>。</w:t>
+      </w:r>
+      <w:r>
+        <w:rPr>
+          <w:lang w:val="zh_TW" w:bidi="zh_TW"/>
+        </w:rPr>
+      </w:r>
+      <w:r>
+        <w:rPr>
+          <w:lang w:val="zh_TW" w:bidi="zh_TW"/>
+        </w:rPr>
+      </w:r>
+    </w:p>
+    <w:p>
+      <w:pPr/>
+      <w:r>
+        <w:rPr>
+          <w:lang w:val="zh_TW" w:bidi="zh_TW"/>
+        </w:rPr>
+      </w:r>
+    </w:p>
+    <w:p>
+      <w:pPr>
+        <w:pStyle w:val="Heading2"/>
+      </w:pPr>
+      <w:r>
+        <w:rPr>
+          <w:lang w:val="zh_TW" w:bidi="zh_TW"/>
+        </w:rPr>
+        <w:t>鴿子</w:t>
+      </w:r>
+      <w:r>
+        <w:rPr>
+          <w:lang w:val="zh_TW" w:bidi="zh_TW"/>
+        </w:rPr>
+      </w:r>
+    </w:p>
+    <w:p>
+      <w:pPr/>
+      <w:r>
+        <w:rPr>
+          <w:lang w:val="zh_TW" w:bidi="zh_TW"/>
+        </w:rPr>
+      </w:r>
+      <w:r>
+        <w:rPr>
+          <w:lang w:val="zh_TW" w:bidi="zh_TW"/>
+        </w:rPr>
+        <w:t>鴿子（Pigeon或Dove）是指</w:t>
+      </w:r>
+      <w:r>
+        <w:rPr>
+          <w:i/>
+          <w:lang w:val="zh_TW" w:bidi="zh_TW"/>
+        </w:rPr>
+        <w:t>鳩鴿科</w:t>
+      </w:r>
+      <w:r>
+        <w:rPr>
+          <w:lang w:val="zh_TW" w:bidi="zh_TW"/>
+        </w:rPr>
+        <w:t>（</w:t>
+      </w:r>
+      <w:r>
+        <w:rPr>
+          <w:i/>
+          <w:lang w:val="zh_TW" w:bidi="zh_TW"/>
+        </w:rPr>
+        <w:t>Columbidae</w:t>
+      </w:r>
+      <w:r>
+        <w:rPr>
+          <w:lang w:val="zh_TW" w:bidi="zh_TW"/>
+        </w:rPr>
+        <w:t>）的鳥類。人們常交替使用這兩個稱呼，例如常見的城市鴿子其實是源自野生的巖鴿（rock dove）。在某些英文的聖經譯本中，這兩個詞常被用來翻譯同一個希伯來文詞彙；而另一個希伯來文詞彙則通常譯為「斑鳩（turtledove）」。古希伯來人顯然能分辨不同種類的鴿子。</w:t>
+      </w:r>
+    </w:p>
+    <w:p>
+      <w:pPr/>
+      <w:r>
+        <w:rPr>
+          <w:lang w:val="zh_TW" w:bidi="zh_TW"/>
+        </w:rPr>
+      </w:r>
+      <w:r>
+        <w:rPr>
+          <w:lang w:val="zh_TW" w:bidi="zh_TW"/>
+        </w:rPr>
+        <w:t>今天，至少有六種鴿子在以色列棲息：</w:t>
+      </w:r>
+    </w:p>
+    <w:p>
+      <w:pPr>
+        <w:pStyle w:val="ListBullet"/>
+        <w:spacing w:line="240" w:lineRule="auto"/>
+        <w:ind w:left="720"/>
+      </w:pPr>
+      <w:r>
+        <w:rPr>
+          <w:lang w:val="zh_TW" w:bidi="zh_TW"/>
+        </w:rPr>
+      </w:r>
+      <w:r>
+        <w:rPr>
+          <w:lang w:val="zh_TW" w:bidi="zh_TW"/>
+        </w:rPr>
+        <w:t xml:space="preserve">鴿屬 (genus </w:t>
+      </w:r>
+      <w:r>
+        <w:rPr>
+          <w:i/>
+          <w:lang w:val="zh_TW" w:bidi="zh_TW"/>
+        </w:rPr>
+        <w:t>Columba</w:t>
+      </w:r>
+      <w:r>
+        <w:rPr>
+          <w:lang w:val="zh_TW" w:bidi="zh_TW"/>
+        </w:rPr>
+        <w:t>)：巖鴿、環鴿（ring dove）和歐鴿（stock dove）以及</w:t>
+      </w:r>
+    </w:p>
+    <w:p>
+      <w:pPr>
+        <w:pStyle w:val="ListBullet"/>
+        <w:spacing w:line="240" w:lineRule="auto"/>
+        <w:ind w:left="720"/>
+      </w:pPr>
+      <w:r>
+        <w:rPr>
+          <w:lang w:val="zh_TW" w:bidi="zh_TW"/>
+        </w:rPr>
+      </w:r>
+      <w:r>
+        <w:rPr>
+          <w:lang w:val="zh_TW" w:bidi="zh_TW"/>
+        </w:rPr>
+        <w:t xml:space="preserve">斑鳩屬 (genus </w:t>
+      </w:r>
+      <w:r>
+        <w:rPr>
+          <w:i/>
+          <w:lang w:val="zh_TW" w:bidi="zh_TW"/>
+        </w:rPr>
+        <w:t>Streptopelia</w:t>
+      </w:r>
+      <w:r>
+        <w:rPr>
+          <w:lang w:val="zh_TW" w:bidi="zh_TW"/>
+        </w:rPr>
+        <w:t>)：包括斑鳩（turtle dove）、灰斑鳩（collared dove）與棕斑鳩（palm dove）。</w:t>
+      </w:r>
+    </w:p>
+    <w:p>
+      <w:pPr/>
+      <w:r>
+        <w:rPr>
+          <w:lang w:val="zh_TW" w:bidi="zh_TW"/>
+        </w:rPr>
+      </w:r>
+      <w:r>
+        <w:rPr>
+          <w:lang w:val="zh_TW" w:bidi="zh_TW"/>
+        </w:rPr>
+        <w:t>聖經中最常提及的是巖鴿（</w:t>
+      </w:r>
+      <w:r>
+        <w:rPr>
+          <w:i/>
+          <w:lang w:val="zh_TW" w:bidi="zh_TW"/>
+        </w:rPr>
+        <w:t>Columba livia</w:t>
+      </w:r>
+      <w:r>
+        <w:rPr>
+          <w:lang w:val="zh_TW" w:bidi="zh_TW"/>
+        </w:rPr>
+        <w:t>）與斑鳩（</w:t>
+      </w:r>
+      <w:r>
+        <w:rPr>
+          <w:i/>
+          <w:lang w:val="zh_TW" w:bidi="zh_TW"/>
+        </w:rPr>
+        <w:t>Streptopelia turtur</w:t>
+      </w:r>
+      <w:r>
+        <w:rPr>
+          <w:lang w:val="zh_TW" w:bidi="zh_TW"/>
+        </w:rPr>
+        <w:t>）。</w:t>
+      </w:r>
+    </w:p>
+    <w:p>
+      <w:pPr/>
+      <w:r>
+        <w:rPr>
+          <w:lang w:val="zh_TW" w:bidi="zh_TW"/>
+        </w:rPr>
+      </w:r>
+      <w:r>
+        <w:rPr>
+          <w:lang w:val="zh_TW" w:bidi="zh_TW"/>
+        </w:rPr>
+        <w:t>鴿子體長約15至30公分（6至12 英吋）。巖鴿是以色列色彩最豐富的品種，通常呈銀灰色，翅膀在光線下會閃爍綠色光澤（</w:t>
+      </w:r>
+      <w:hyperlink r:id="rId236">
+        <w:r>
+          <w:rPr>
+            <w:lang w:val="zh_TW" w:bidi="zh_TW"/>
+          </w:rPr>
+          <w:rPr>
+            <w:color w:val="0000EE"/>
+            <w:u w:val="single"/>
+          </w:rPr>
+          <w:t>詩68:13</w:t>
+        </w:r>
+      </w:hyperlink>
+      <w:r>
+        <w:rPr>
+          <w:lang w:val="zh_TW" w:bidi="zh_TW"/>
+        </w:rPr>
+        <w:t>）。體型較小的鴿子則多為灰色或淺褐色，頸後帶有深色的半環頸圈。牠們具有頸短、頭小、身圓、翅短等特徵；其翅膀強健，足以長途飛行。體型較小的鴿子尾巴則較長。</w:t>
+      </w:r>
+    </w:p>
+    <w:p>
+      <w:pPr/>
+      <w:r>
+        <w:rPr>
+          <w:lang w:val="zh_TW" w:bidi="zh_TW"/>
+        </w:rPr>
+      </w:r>
+      <w:r>
+        <w:rPr>
+          <w:lang w:val="zh_TW" w:bidi="zh_TW"/>
+        </w:rPr>
+        <w:t>野生巖鴿主要棲息於加利利海附近及死海周邊的深谷，並在懸崖與岩石間築巢（</w:t>
+      </w:r>
+      <w:hyperlink r:id="rId237">
+        <w:r>
+          <w:rPr>
+            <w:lang w:val="zh_TW" w:bidi="zh_TW"/>
+          </w:rPr>
+          <w:rPr>
+            <w:color w:val="0000EE"/>
+            <w:u w:val="single"/>
+          </w:rPr>
+          <w:t>歌2:14</w:t>
+        </w:r>
+      </w:hyperlink>
+      <w:r>
+        <w:rPr>
+          <w:lang w:val="zh_TW" w:bidi="zh_TW"/>
+        </w:rPr>
+        <w:t>；</w:t>
+      </w:r>
+      <w:hyperlink r:id="rId238">
+        <w:r>
+          <w:rPr>
+            <w:lang w:val="zh_TW" w:bidi="zh_TW"/>
+          </w:rPr>
+          <w:rPr>
+            <w:color w:val="0000EE"/>
+            <w:u w:val="single"/>
+          </w:rPr>
+          <w:t>耶48:28</w:t>
+        </w:r>
+      </w:hyperlink>
+      <w:r>
+        <w:rPr>
+          <w:lang w:val="zh_TW" w:bidi="zh_TW"/>
+        </w:rPr>
+        <w:t>）。所有以色列中的鴿子都會利用植物碎片搭建結構脆弱的巢。牠們通常每年產蛋兩次，每次兩枚，由雙親共同撫育。牠們以種子和雜草為食；親鳥會在嗉囊中分泌「鴿乳（pigeon’s milk）」（經部分消化的軟質食物）來餵養雛鳥。</w:t>
+      </w:r>
+    </w:p>
+    <w:p>
+      <w:pPr/>
+      <w:r>
+        <w:rPr>
+          <w:lang w:val="zh_TW" w:bidi="zh_TW"/>
+        </w:rPr>
+      </w:r>
+      <w:r>
+        <w:rPr>
+          <w:lang w:val="zh_TW" w:bidi="zh_TW"/>
+        </w:rPr>
+        <w:t>雄鴿常為爭奪配偶而競爭。斑鳩的求偶飛行姿態非常優美。由於鴿子細心照料配偶與幼鳥，所以牠們長期以來被視為愛與和平的象徵（</w:t>
+      </w:r>
+      <w:hyperlink r:id="rId239">
+        <w:r>
+          <w:rPr>
+            <w:lang w:val="zh_TW" w:bidi="zh_TW"/>
+          </w:rPr>
+          <w:rPr>
+            <w:color w:val="0000EE"/>
+            <w:u w:val="single"/>
+          </w:rPr>
+          <w:t>歌1:15</w:t>
+        </w:r>
+      </w:hyperlink>
+      <w:r>
+        <w:rPr>
+          <w:lang w:val="zh_TW" w:bidi="zh_TW"/>
+        </w:rPr>
+        <w:t>，</w:t>
+      </w:r>
+      <w:hyperlink r:id="rId237">
+        <w:r>
+          <w:rPr>
+            <w:lang w:val="zh_TW" w:bidi="zh_TW"/>
+          </w:rPr>
+          <w:rPr>
+            <w:color w:val="0000EE"/>
+            <w:u w:val="single"/>
+          </w:rPr>
+          <w:t>2:14</w:t>
+        </w:r>
+      </w:hyperlink>
+      <w:r>
+        <w:rPr>
+          <w:lang w:val="zh_TW" w:bidi="zh_TW"/>
+        </w:rPr>
+        <w:t>，</w:t>
+      </w:r>
+      <w:hyperlink r:id="rId240">
+        <w:r>
+          <w:rPr>
+            <w:lang w:val="zh_TW" w:bidi="zh_TW"/>
+          </w:rPr>
+          <w:rPr>
+            <w:color w:val="0000EE"/>
+            <w:u w:val="single"/>
+          </w:rPr>
+          <w:t>4:1</w:t>
+        </w:r>
+      </w:hyperlink>
+      <w:r>
+        <w:rPr>
+          <w:lang w:val="zh_TW" w:bidi="zh_TW"/>
+        </w:rPr>
+        <w:t>，</w:t>
+      </w:r>
+      <w:hyperlink r:id="rId241">
+        <w:r>
+          <w:rPr>
+            <w:lang w:val="zh_TW" w:bidi="zh_TW"/>
+          </w:rPr>
+          <w:rPr>
+            <w:color w:val="0000EE"/>
+            <w:u w:val="single"/>
+          </w:rPr>
+          <w:t>5:2</w:t>
+        </w:r>
+      </w:hyperlink>
+      <w:r>
+        <w:rPr>
+          <w:lang w:val="zh_TW" w:bidi="zh_TW"/>
+        </w:rPr>
+        <w:t>）。</w:t>
+      </w:r>
+    </w:p>
+    <w:p>
+      <w:pPr/>
+      <w:r>
+        <w:rPr>
+          <w:lang w:val="zh_TW" w:bidi="zh_TW"/>
+        </w:rPr>
+      </w:r>
+      <w:r>
+        <w:rPr>
+          <w:lang w:val="zh_TW" w:bidi="zh_TW"/>
+        </w:rPr>
+        <w:t>古代作者深知鴿子與斑鳩的區別。鴿子全年定居在以色列且易於馴服。而斑鳩則是候鳥，僅在春季遷徙而至（</w:t>
+      </w:r>
+      <w:hyperlink r:id="rId242">
+        <w:r>
+          <w:rPr>
+            <w:lang w:val="zh_TW" w:bidi="zh_TW"/>
+          </w:rPr>
+          <w:rPr>
+            <w:color w:val="0000EE"/>
+            <w:u w:val="single"/>
+          </w:rPr>
+          <w:t>歌2:12</w:t>
+        </w:r>
+      </w:hyperlink>
+      <w:r>
+        <w:rPr>
+          <w:lang w:val="zh_TW" w:bidi="zh_TW"/>
+        </w:rPr>
+        <w:t>；</w:t>
+      </w:r>
+      <w:hyperlink r:id="rId243">
+        <w:r>
+          <w:rPr>
+            <w:lang w:val="zh_TW" w:bidi="zh_TW"/>
+          </w:rPr>
+          <w:rPr>
+            <w:color w:val="0000EE"/>
+            <w:u w:val="single"/>
+          </w:rPr>
+          <w:t>耶8:7</w:t>
+        </w:r>
+      </w:hyperlink>
+      <w:r>
+        <w:rPr>
+          <w:lang w:val="zh_TW" w:bidi="zh_TW"/>
+        </w:rPr>
+        <w:t>）。人們會將斑鳩關在籠中作為寵物或供祭祀之用。鴿子可能是人類最早馴化的鳥類，甚至可能追溯至挪亞時代（</w:t>
+      </w:r>
+      <w:hyperlink r:id="rId244">
+        <w:r>
+          <w:rPr>
+            <w:lang w:val="zh_TW" w:bidi="zh_TW"/>
+          </w:rPr>
+          <w:rPr>
+            <w:color w:val="0000EE"/>
+            <w:u w:val="single"/>
+          </w:rPr>
+          <w:t>創8:8–12</w:t>
+        </w:r>
+      </w:hyperlink>
+      <w:r>
+        <w:rPr>
+          <w:lang w:val="zh_TW" w:bidi="zh_TW"/>
+        </w:rPr>
+        <w:t>）。在新約聖經時代，耶路撒冷大希律的宮殿附近就設有許多鴿舍。</w:t>
+      </w:r>
+    </w:p>
+    <w:p>
+      <w:pPr>
+        <w:pStyle w:val="Heading3"/>
+      </w:pPr>
+      <w:r>
+        <w:rPr>
+          <w:lang w:val="zh_TW" w:bidi="zh_TW"/>
+        </w:rPr>
+        <w:t>聖經時代的鴿子</w:t>
+      </w:r>
+    </w:p>
+    <w:p>
+      <w:pPr/>
+      <w:r>
+        <w:rPr>
+          <w:lang w:val="zh_TW" w:bidi="zh_TW"/>
+        </w:rPr>
+      </w:r>
+      <w:r>
+        <w:rPr>
+          <w:lang w:val="zh_TW" w:bidi="zh_TW"/>
+        </w:rPr>
+        <w:t>鴿子與斑鳩因其溫順的性格被視為珍貴的鳥類，既可作為食物，也用於獻祭。斑鳩因較難獲取，可能被視為更具特殊意義的祭物。聖經頻繁提及將其作為</w:t>
+      </w:r>
+      <w:r>
+        <w:rPr>
+          <w:lang w:val="zh_TW" w:bidi="zh_TW"/>
+        </w:rPr>
+        <w:t>祭</w:t>
+      </w:r>
+      <w:r>
+        <w:rPr>
+          <w:lang w:val="zh_TW" w:bidi="zh_TW"/>
+        </w:rPr>
+        <w:t>物（</w:t>
+      </w:r>
+      <w:hyperlink r:id="rId245">
+        <w:r>
+          <w:rPr>
+            <w:lang w:val="zh_TW" w:bidi="zh_TW"/>
+          </w:rPr>
+          <w:rPr>
+            <w:color w:val="0000EE"/>
+            <w:u w:val="single"/>
+          </w:rPr>
+          <w:t>創15:7–10</w:t>
+        </w:r>
+      </w:hyperlink>
+      <w:r>
+        <w:rPr>
+          <w:lang w:val="zh_TW" w:bidi="zh_TW"/>
+        </w:rPr>
+        <w:t>；</w:t>
+      </w:r>
+      <w:hyperlink r:id="rId246">
+        <w:r>
+          <w:rPr>
+            <w:lang w:val="zh_TW" w:bidi="zh_TW"/>
+          </w:rPr>
+          <w:rPr>
+            <w:color w:val="0000EE"/>
+            <w:u w:val="single"/>
+          </w:rPr>
+          <w:t>利1:14</w:t>
+        </w:r>
+      </w:hyperlink>
+      <w:r>
+        <w:rPr>
+          <w:lang w:val="zh_TW" w:bidi="zh_TW"/>
+        </w:rPr>
+        <w:t>，</w:t>
+      </w:r>
+      <w:hyperlink r:id="rId247">
+        <w:r>
+          <w:rPr>
+            <w:lang w:val="zh_TW" w:bidi="zh_TW"/>
+          </w:rPr>
+          <w:rPr>
+            <w:color w:val="0000EE"/>
+            <w:u w:val="single"/>
+          </w:rPr>
+          <w:t>5:7</w:t>
+        </w:r>
+      </w:hyperlink>
+      <w:r>
+        <w:rPr>
+          <w:lang w:val="zh_TW" w:bidi="zh_TW"/>
+        </w:rPr>
+        <w:t>，</w:t>
+      </w:r>
+      <w:hyperlink r:id="rId248">
+        <w:r>
+          <w:rPr>
+            <w:lang w:val="zh_TW" w:bidi="zh_TW"/>
+          </w:rPr>
+          <w:rPr>
+            <w:color w:val="0000EE"/>
+            <w:u w:val="single"/>
+          </w:rPr>
+          <w:t>12:6</w:t>
+        </w:r>
+      </w:hyperlink>
+      <w:r>
+        <w:rPr>
+          <w:lang w:val="zh_TW" w:bidi="zh_TW"/>
+        </w:rPr>
+        <w:t>；</w:t>
+      </w:r>
+      <w:hyperlink r:id="rId249">
+        <w:r>
+          <w:rPr>
+            <w:lang w:val="zh_TW" w:bidi="zh_TW"/>
+          </w:rPr>
+          <w:rPr>
+            <w:color w:val="0000EE"/>
+            <w:u w:val="single"/>
+          </w:rPr>
+          <w:t>民6:10</w:t>
+        </w:r>
+      </w:hyperlink>
+      <w:r>
+        <w:rPr>
+          <w:lang w:val="zh_TW" w:bidi="zh_TW"/>
+        </w:rPr>
+        <w:t>；</w:t>
+      </w:r>
+      <w:hyperlink r:id="rId250">
+        <w:r>
+          <w:rPr>
+            <w:lang w:val="zh_TW" w:bidi="zh_TW"/>
+          </w:rPr>
+          <w:rPr>
+            <w:color w:val="0000EE"/>
+            <w:u w:val="single"/>
+          </w:rPr>
+          <w:t>路2:24</w:t>
+        </w:r>
+      </w:hyperlink>
+      <w:r>
+        <w:rPr>
+          <w:lang w:val="zh_TW" w:bidi="zh_TW"/>
+        </w:rPr>
+        <w:t>）。此外，其它經文也描述了牠們的：</w:t>
+      </w:r>
+    </w:p>
+    <w:p>
+      <w:pPr>
+        <w:pStyle w:val="ListBullet"/>
+        <w:spacing w:line="240" w:lineRule="auto"/>
+        <w:ind w:left="720"/>
+      </w:pPr>
+      <w:r>
+        <w:rPr>
+          <w:lang w:val="zh_TW" w:bidi="zh_TW"/>
+        </w:rPr>
+      </w:r>
+      <w:r>
+        <w:rPr>
+          <w:lang w:val="zh_TW" w:bidi="zh_TW"/>
+        </w:rPr>
+        <w:t>鳴叫聲（</w:t>
+      </w:r>
+      <w:hyperlink r:id="rId251">
+        <w:r>
+          <w:rPr>
+            <w:lang w:val="zh_TW" w:bidi="zh_TW"/>
+          </w:rPr>
+          <w:rPr>
+            <w:color w:val="0000EE"/>
+            <w:u w:val="single"/>
+          </w:rPr>
+          <w:t>賽38:14</w:t>
+        </w:r>
+      </w:hyperlink>
+      <w:r>
+        <w:rPr>
+          <w:lang w:val="zh_TW" w:bidi="zh_TW"/>
+        </w:rPr>
+        <w:t>，</w:t>
+      </w:r>
+      <w:hyperlink r:id="rId252">
+        <w:r>
+          <w:rPr>
+            <w:lang w:val="zh_TW" w:bidi="zh_TW"/>
+          </w:rPr>
+          <w:rPr>
+            <w:color w:val="0000EE"/>
+            <w:u w:val="single"/>
+          </w:rPr>
+          <w:t>59:11</w:t>
+        </w:r>
+      </w:hyperlink>
+      <w:r>
+        <w:rPr>
+          <w:lang w:val="zh_TW" w:bidi="zh_TW"/>
+        </w:rPr>
+        <w:t>；</w:t>
+      </w:r>
+      <w:hyperlink r:id="rId253">
+        <w:r>
+          <w:rPr>
+            <w:lang w:val="zh_TW" w:bidi="zh_TW"/>
+          </w:rPr>
+          <w:rPr>
+            <w:color w:val="0000EE"/>
+            <w:u w:val="single"/>
+          </w:rPr>
+          <w:t>結7:16</w:t>
+        </w:r>
+      </w:hyperlink>
+      <w:r>
+        <w:rPr>
+          <w:lang w:val="zh_TW" w:bidi="zh_TW"/>
+        </w:rPr>
+        <w:t>；</w:t>
+      </w:r>
+      <w:hyperlink r:id="rId254">
+        <w:r>
+          <w:rPr>
+            <w:lang w:val="zh_TW" w:bidi="zh_TW"/>
+          </w:rPr>
+          <w:rPr>
+            <w:color w:val="0000EE"/>
+            <w:u w:val="single"/>
+          </w:rPr>
+          <w:t>鴻2:7</w:t>
+        </w:r>
+      </w:hyperlink>
+      <w:r>
+        <w:rPr>
+          <w:lang w:val="zh_TW" w:bidi="zh_TW"/>
+        </w:rPr>
+        <w:t>），</w:t>
+      </w:r>
+    </w:p>
+    <w:p>
+      <w:pPr>
+        <w:pStyle w:val="ListBullet"/>
+        <w:spacing w:line="240" w:lineRule="auto"/>
+        <w:ind w:left="720"/>
+      </w:pPr>
+      <w:r>
+        <w:rPr>
+          <w:lang w:val="zh_TW" w:bidi="zh_TW"/>
+        </w:rPr>
+      </w:r>
+      <w:r>
+        <w:rPr>
+          <w:lang w:val="zh_TW" w:bidi="zh_TW"/>
+        </w:rPr>
+        <w:t>飛行姿態（</w:t>
+      </w:r>
+      <w:hyperlink r:id="rId255">
+        <w:r>
+          <w:rPr>
+            <w:lang w:val="zh_TW" w:bidi="zh_TW"/>
+          </w:rPr>
+          <w:rPr>
+            <w:color w:val="0000EE"/>
+            <w:u w:val="single"/>
+          </w:rPr>
+          <w:t>詩55:6</w:t>
+        </w:r>
+      </w:hyperlink>
+      <w:r>
+        <w:rPr>
+          <w:lang w:val="zh_TW" w:bidi="zh_TW"/>
+        </w:rPr>
+        <w:t>），</w:t>
+      </w:r>
+    </w:p>
+    <w:p>
+      <w:pPr>
+        <w:pStyle w:val="ListBullet"/>
+        <w:spacing w:line="240" w:lineRule="auto"/>
+        <w:ind w:left="720"/>
+      </w:pPr>
+      <w:r>
+        <w:rPr>
+          <w:lang w:val="zh_TW" w:bidi="zh_TW"/>
+        </w:rPr>
+      </w:r>
+      <w:r>
+        <w:rPr>
+          <w:lang w:val="zh_TW" w:bidi="zh_TW"/>
+        </w:rPr>
+        <w:t>美麗（</w:t>
+      </w:r>
+      <w:hyperlink r:id="rId239">
+        <w:r>
+          <w:rPr>
+            <w:lang w:val="zh_TW" w:bidi="zh_TW"/>
+          </w:rPr>
+          <w:rPr>
+            <w:color w:val="0000EE"/>
+            <w:u w:val="single"/>
+          </w:rPr>
+          <w:t>歌1:15</w:t>
+        </w:r>
+      </w:hyperlink>
+      <w:r>
+        <w:rPr>
+          <w:lang w:val="zh_TW" w:bidi="zh_TW"/>
+        </w:rPr>
+        <w:t>、</w:t>
+      </w:r>
+      <w:hyperlink r:id="rId240">
+        <w:r>
+          <w:rPr>
+            <w:lang w:val="zh_TW" w:bidi="zh_TW"/>
+          </w:rPr>
+          <w:rPr>
+            <w:color w:val="0000EE"/>
+            <w:u w:val="single"/>
+          </w:rPr>
+          <w:t>4:1</w:t>
+        </w:r>
+      </w:hyperlink>
+      <w:r>
+        <w:rPr>
+          <w:lang w:val="zh_TW" w:bidi="zh_TW"/>
+        </w:rPr>
+        <w:t>、</w:t>
+      </w:r>
+      <w:hyperlink r:id="rId256">
+        <w:r>
+          <w:rPr>
+            <w:lang w:val="zh_TW" w:bidi="zh_TW"/>
+          </w:rPr>
+          <w:rPr>
+            <w:color w:val="0000EE"/>
+            <w:u w:val="single"/>
+          </w:rPr>
+          <w:t>5:12</w:t>
+        </w:r>
+      </w:hyperlink>
+      <w:r>
+        <w:rPr>
+          <w:lang w:val="zh_TW" w:bidi="zh_TW"/>
+        </w:rPr>
+        <w:t>），</w:t>
+      </w:r>
+    </w:p>
+    <w:p>
+      <w:pPr>
+        <w:pStyle w:val="ListBullet"/>
+        <w:spacing w:line="240" w:lineRule="auto"/>
+        <w:ind w:left="720"/>
+      </w:pPr>
+      <w:r>
+        <w:rPr>
+          <w:lang w:val="zh_TW" w:bidi="zh_TW"/>
+        </w:rPr>
+      </w:r>
+      <w:r>
+        <w:rPr>
+          <w:lang w:val="zh_TW" w:bidi="zh_TW"/>
+        </w:rPr>
+        <w:t>溫柔（</w:t>
+      </w:r>
+      <w:hyperlink r:id="rId257">
+        <w:r>
+          <w:rPr>
+            <w:lang w:val="zh_TW" w:bidi="zh_TW"/>
+          </w:rPr>
+          <w:rPr>
+            <w:color w:val="0000EE"/>
+            <w:u w:val="single"/>
+          </w:rPr>
+          <w:t>太10:16</w:t>
+        </w:r>
+      </w:hyperlink>
+      <w:r>
+        <w:rPr>
+          <w:lang w:val="zh_TW" w:bidi="zh_TW"/>
+        </w:rPr>
+        <w:t>），和</w:t>
+      </w:r>
+    </w:p>
+    <w:p>
+      <w:pPr>
+        <w:pStyle w:val="ListBullet"/>
+        <w:spacing w:line="240" w:lineRule="auto"/>
+        <w:ind w:left="720"/>
+      </w:pPr>
+      <w:r>
+        <w:rPr>
+          <w:lang w:val="zh_TW" w:bidi="zh_TW"/>
+        </w:rPr>
+      </w:r>
+      <w:r>
+        <w:rPr>
+          <w:lang w:val="zh_TW" w:bidi="zh_TW"/>
+        </w:rPr>
+        <w:t>忠誠（</w:t>
+      </w:r>
+      <w:hyperlink r:id="rId258">
+        <w:r>
+          <w:rPr>
+            <w:lang w:val="zh_TW" w:bidi="zh_TW"/>
+          </w:rPr>
+          <w:rPr>
+            <w:color w:val="0000EE"/>
+            <w:u w:val="single"/>
+          </w:rPr>
+          <w:t>歌6:9</w:t>
+        </w:r>
+      </w:hyperlink>
+      <w:r>
+        <w:rPr>
+          <w:lang w:val="zh_TW" w:bidi="zh_TW"/>
+        </w:rPr>
+        <w:t>）。</w:t>
+      </w:r>
+    </w:p>
+    <w:p>
+      <w:pPr/>
+      <w:r>
+        <w:rPr>
+          <w:lang w:val="zh_TW" w:bidi="zh_TW"/>
+        </w:rPr>
+      </w:r>
+      <w:hyperlink r:id="rId259">
+        <w:r>
+          <w:rPr>
+            <w:lang w:val="zh_TW" w:bidi="zh_TW"/>
+          </w:rPr>
+          <w:rPr>
+            <w:color w:val="0000EE"/>
+            <w:u w:val="single"/>
+          </w:rPr>
+          <w:t>何西阿書七章11節</w:t>
+        </w:r>
+      </w:hyperlink>
+      <w:r>
+        <w:rPr>
+          <w:lang w:val="zh_TW" w:bidi="zh_TW"/>
+        </w:rPr>
+        <w:t>則以鴿子比喻人過於輕信。</w:t>
+      </w:r>
+    </w:p>
+    <w:p>
+      <w:pPr/>
+      <w:r>
+        <w:rPr>
+          <w:lang w:val="zh_TW" w:bidi="zh_TW"/>
+        </w:rPr>
+      </w:r>
+      <w:r>
+        <w:rPr>
+          <w:lang w:val="zh_TW" w:bidi="zh_TW"/>
+        </w:rPr>
+        <w:t>在耶穌受洗時，聖靈如鴿子般降下（</w:t>
+      </w:r>
+      <w:hyperlink r:id="rId260">
+        <w:r>
+          <w:rPr>
+            <w:lang w:val="zh_TW" w:bidi="zh_TW"/>
+          </w:rPr>
+          <w:rPr>
+            <w:color w:val="0000EE"/>
+            <w:u w:val="single"/>
+          </w:rPr>
+          <w:t>太3:16</w:t>
+        </w:r>
+      </w:hyperlink>
+      <w:r>
+        <w:rPr>
+          <w:lang w:val="zh_TW" w:bidi="zh_TW"/>
+        </w:rPr>
+        <w:t>）。早期信徒將鴿子與聖靈及其賜予的安慰連結在一起。時至今日，鴿子仍是聖靈的常見象徵。</w:t>
+      </w:r>
+    </w:p>
+    <w:p>
+      <w:pPr/>
+      <w:r>
+        <w:rPr>
+          <w:lang w:val="zh_TW" w:bidi="zh_TW"/>
+        </w:rPr>
+      </w:r>
+      <w:r>
+        <w:rPr>
+          <w:i/>
+          <w:lang w:val="zh_TW" w:bidi="zh_TW"/>
+        </w:rPr>
+        <w:t>另見</w:t>
+      </w:r>
+      <w:r>
+        <w:rPr>
+          <w:lang w:val="zh_TW" w:bidi="zh_TW"/>
+        </w:rPr>
+        <w:t>鳥</w:t>
+      </w:r>
+      <w:r>
+        <w:rPr>
+          <w:lang w:val="zh_TW" w:bidi="zh_TW"/>
+        </w:rPr>
+        <w:t>。</w:t>
+      </w:r>
+      <w:r>
+        <w:rPr>
+          <w:lang w:val="zh_TW" w:bidi="zh_TW"/>
+        </w:rPr>
+      </w:r>
+      <w:r>
+        <w:rPr>
+          <w:lang w:val="zh_TW" w:bidi="zh_TW"/>
+        </w:rPr>
+      </w:r>
+    </w:p>
+    <w:p>
+      <w:pPr/>
+      <w:r>
+        <w:rPr>
+          <w:lang w:val="zh_TW" w:bidi="zh_TW"/>
+        </w:rPr>
+      </w:r>
+    </w:p>
+    <w:p>
+      <w:pPr>
+        <w:pStyle w:val="Heading2"/>
+      </w:pPr>
+      <w:r>
+        <w:rPr>
+          <w:lang w:val="zh_TW" w:bidi="zh_TW"/>
+        </w:rPr>
+        <w:t>革迦撒人</w:t>
+      </w:r>
+      <w:r>
+        <w:rPr>
+          <w:lang w:val="zh_TW" w:bidi="zh_TW"/>
+        </w:rPr>
+      </w:r>
+    </w:p>
+    <w:p>
+      <w:pPr/>
+      <w:r>
+        <w:rPr>
+          <w:lang w:val="zh_TW" w:bidi="zh_TW"/>
+        </w:rPr>
+      </w:r>
+      <w:r>
+        <w:rPr>
+          <w:lang w:val="zh_TW" w:bidi="zh_TW"/>
+        </w:rPr>
+        <w:t>一個迦南支派（</w:t>
+      </w:r>
+      <w:hyperlink r:id="rId261">
+        <w:r>
+          <w:rPr>
+            <w:lang w:val="zh_TW" w:bidi="zh_TW"/>
+          </w:rPr>
+          <w:rPr>
+            <w:color w:val="0000EE"/>
+            <w:u w:val="single"/>
+          </w:rPr>
+          <w:t>創10:16</w:t>
+        </w:r>
+      </w:hyperlink>
+      <w:r>
+        <w:rPr>
+          <w:lang w:val="zh_TW" w:bidi="zh_TW"/>
+        </w:rPr>
+        <w:t>；</w:t>
+      </w:r>
+      <w:hyperlink r:id="rId262">
+        <w:r>
+          <w:rPr>
+            <w:lang w:val="zh_TW" w:bidi="zh_TW"/>
+          </w:rPr>
+          <w:rPr>
+            <w:color w:val="0000EE"/>
+            <w:u w:val="single"/>
+          </w:rPr>
+          <w:t>代上1:14</w:t>
+        </w:r>
+      </w:hyperlink>
+      <w:r>
+        <w:rPr>
+          <w:lang w:val="zh_TW" w:bidi="zh_TW"/>
+        </w:rPr>
+        <w:t>），其土地曾應許𧶽給亞伯拉罕（</w:t>
+      </w:r>
+      <w:hyperlink r:id="rId263">
+        <w:r>
+          <w:rPr>
+            <w:lang w:val="zh_TW" w:bidi="zh_TW"/>
+          </w:rPr>
+          <w:rPr>
+            <w:color w:val="0000EE"/>
+            <w:u w:val="single"/>
+          </w:rPr>
+          <w:t>創15:21</w:t>
+        </w:r>
+      </w:hyperlink>
+      <w:r>
+        <w:rPr>
+          <w:lang w:val="zh_TW" w:bidi="zh_TW"/>
+        </w:rPr>
+        <w:t>；</w:t>
+      </w:r>
+      <w:hyperlink r:id="rId264">
+        <w:r>
+          <w:rPr>
+            <w:lang w:val="zh_TW" w:bidi="zh_TW"/>
+          </w:rPr>
+          <w:rPr>
+            <w:color w:val="0000EE"/>
+            <w:u w:val="single"/>
+          </w:rPr>
+          <w:t>申7:1</w:t>
+        </w:r>
+      </w:hyperlink>
+      <w:r>
+        <w:rPr>
+          <w:lang w:val="zh_TW" w:bidi="zh_TW"/>
+        </w:rPr>
+        <w:t>；</w:t>
+      </w:r>
+      <w:hyperlink r:id="rId265">
+        <w:r>
+          <w:rPr>
+            <w:lang w:val="zh_TW" w:bidi="zh_TW"/>
+          </w:rPr>
+          <w:rPr>
+            <w:color w:val="0000EE"/>
+            <w:u w:val="single"/>
+          </w:rPr>
+          <w:t>書3:10</w:t>
+        </w:r>
+      </w:hyperlink>
+      <w:r>
+        <w:rPr>
+          <w:lang w:val="zh_TW" w:bidi="zh_TW"/>
+        </w:rPr>
+        <w:t>）。這片土地最終被以色列人所得（</w:t>
+      </w:r>
+      <w:hyperlink r:id="rId266">
+        <w:r>
+          <w:rPr>
+            <w:lang w:val="zh_TW" w:bidi="zh_TW"/>
+          </w:rPr>
+          <w:rPr>
+            <w:color w:val="0000EE"/>
+            <w:u w:val="single"/>
+          </w:rPr>
+          <w:t>書24:11</w:t>
+        </w:r>
+      </w:hyperlink>
+      <w:r>
+        <w:rPr>
+          <w:lang w:val="zh_TW" w:bidi="zh_TW"/>
+        </w:rPr>
+        <w:t>；</w:t>
+      </w:r>
+      <w:hyperlink r:id="rId267">
+        <w:r>
+          <w:rPr>
+            <w:lang w:val="zh_TW" w:bidi="zh_TW"/>
+          </w:rPr>
+          <w:rPr>
+            <w:color w:val="0000EE"/>
+            <w:u w:val="single"/>
+          </w:rPr>
+          <w:t>尼9:8</w:t>
+        </w:r>
+      </w:hyperlink>
+      <w:r>
+        <w:rPr>
+          <w:lang w:val="zh_TW" w:bidi="zh_TW"/>
+        </w:rPr>
+        <w:t>）。然而，這個支派的確切位置無法確定。他們可能居住在赫人文獻中提到的卡爾基沙城（Karkisha），或位於底格里斯河以東的基爾基沙提（Kirkishati）地區。</w:t>
+      </w:r>
+      <w:r>
+        <w:rPr>
+          <w:i/>
+          <w:lang w:val="zh_TW" w:bidi="zh_TW"/>
+        </w:rPr>
+        <w:t>Gresh</w:t>
+      </w:r>
+      <w:r>
+        <w:rPr>
+          <w:lang w:val="zh_TW" w:bidi="zh_TW"/>
+        </w:rPr>
+        <w:t>這個名稱出現在公元前13世紀的烏加里特文獻（Ugaritic texts）中，可能指的是一個族群。在</w:t>
+      </w:r>
+      <w:hyperlink r:id="rId268">
+        <w:r>
+          <w:rPr>
+            <w:lang w:val="zh_TW" w:bidi="zh_TW"/>
+          </w:rPr>
+          <w:rPr>
+            <w:color w:val="0000EE"/>
+            <w:u w:val="single"/>
+          </w:rPr>
+          <w:t>馬太福音八章28節</w:t>
+        </w:r>
+      </w:hyperlink>
+      <w:r>
+        <w:rPr>
+          <w:lang w:val="zh_TW" w:bidi="zh_TW"/>
+        </w:rPr>
+        <w:t>；</w:t>
+      </w:r>
+      <w:hyperlink r:id="rId269">
+        <w:r>
+          <w:rPr>
+            <w:lang w:val="zh_TW" w:bidi="zh_TW"/>
+          </w:rPr>
+          <w:rPr>
+            <w:color w:val="0000EE"/>
+            <w:u w:val="single"/>
+          </w:rPr>
+          <w:t>馬可福音五章1節</w:t>
+        </w:r>
+      </w:hyperlink>
+      <w:r>
+        <w:rPr>
+          <w:lang w:val="zh_TW" w:bidi="zh_TW"/>
+        </w:rPr>
+        <w:t>；和</w:t>
+      </w:r>
+      <w:hyperlink r:id="rId270">
+        <w:r>
+          <w:rPr>
+            <w:lang w:val="zh_TW" w:bidi="zh_TW"/>
+          </w:rPr>
+          <w:rPr>
+            <w:color w:val="0000EE"/>
+            <w:u w:val="single"/>
+          </w:rPr>
+          <w:t>路加福音八章26節</w:t>
+        </w:r>
+      </w:hyperlink>
+      <w:r>
+        <w:rPr>
+          <w:lang w:val="zh_TW" w:bidi="zh_TW"/>
+        </w:rPr>
+        <w:t>中，該名稱譯為「加大拉人（Gergesenes）」、「格拉森人（Gerasene）」，和「格拉森人（Gadarenes）」，這可能保留了革迦撒人曾居住於巴勒斯坦的傳統。</w:t>
+      </w:r>
+      <w:r>
+        <w:rPr>
+          <w:lang w:val="zh_TW" w:bidi="zh_TW"/>
+        </w:rPr>
+      </w:r>
+      <w:r>
+        <w:rPr>
+          <w:lang w:val="zh_TW" w:bidi="zh_TW"/>
+        </w:rPr>
+      </w:r>
+    </w:p>
+    <w:p>
+      <w:pPr/>
+      <w:r>
+        <w:rPr>
+          <w:lang w:val="zh_TW" w:bidi="zh_TW"/>
+        </w:rPr>
+      </w:r>
+    </w:p>
+    <w:p>
+      <w:pPr>
+        <w:pStyle w:val="Heading2"/>
+      </w:pPr>
+      <w:r>
+        <w:rPr>
+          <w:lang w:val="zh_TW" w:bidi="zh_TW"/>
+        </w:rPr>
+        <w:t>革尼撒勒</w:t>
+      </w:r>
+      <w:r>
+        <w:rPr>
+          <w:lang w:val="zh_TW" w:bidi="zh_TW"/>
+        </w:rPr>
+      </w:r>
+    </w:p>
+    <w:p>
+      <w:pPr/>
+      <w:r>
+        <w:rPr>
+          <w:lang w:val="zh_TW" w:bidi="zh_TW"/>
+        </w:rPr>
+      </w:r>
+      <w:r>
+        <w:rPr>
+          <w:lang w:val="zh_TW" w:bidi="zh_TW"/>
+        </w:rPr>
+        <w:t>位於加利利海西北岸的地區，位於迦百農與抹大拉之間，這裡是耶穌行多次施行醫治神蹟的地方（</w:t>
+      </w:r>
+      <w:hyperlink r:id="rId271">
+        <w:r>
+          <w:rPr>
+            <w:lang w:val="zh_TW" w:bidi="zh_TW"/>
+          </w:rPr>
+          <w:rPr>
+            <w:color w:val="0000EE"/>
+            <w:u w:val="single"/>
+          </w:rPr>
+          <w:t>太14:34</w:t>
+        </w:r>
+      </w:hyperlink>
+      <w:r>
+        <w:rPr>
+          <w:lang w:val="zh_TW" w:bidi="zh_TW"/>
+        </w:rPr>
+        <w:t>；</w:t>
+      </w:r>
+      <w:hyperlink r:id="rId272">
+        <w:r>
+          <w:rPr>
+            <w:lang w:val="zh_TW" w:bidi="zh_TW"/>
+          </w:rPr>
+          <w:rPr>
+            <w:color w:val="0000EE"/>
+            <w:u w:val="single"/>
+          </w:rPr>
+          <w:t>可6:53</w:t>
+        </w:r>
+      </w:hyperlink>
+      <w:r>
+        <w:rPr>
+          <w:lang w:val="zh_TW" w:bidi="zh_TW"/>
+        </w:rPr>
+        <w:t>）。</w:t>
+      </w:r>
+    </w:p>
+    <w:p>
+      <w:pPr/>
+      <w:r>
+        <w:rPr>
+          <w:lang w:val="zh_TW" w:bidi="zh_TW"/>
+        </w:rPr>
+      </w:r>
+      <w:r>
+        <w:rPr>
+          <w:lang w:val="zh_TW" w:bidi="zh_TW"/>
+        </w:rPr>
+        <w:t>這個地區稱為革尼撒勒平原，沿海岸線延伸約四英里（6.5公里），從海邊到山腳的平均寬度約一英里（1.6公里）。地形大致平坦，但接近邊界山脈的土地逐漸升高。此地以異常肥沃的土壤著稱，遍佈流動的溪流和河流，農業產量豐富。氣候介乎炎熱到溫和，讓此地擁有長期的植物生長季節和豐富的農作物。革尼撒勒的果實極為優質，以至於拉比們不允許將其帶入耶路撒冷的節期聚會中，擔心人們僅僅為享用美味的果實而參加。拉比稱這個地區為神的花園。在耶穌的時代，這片地區被視為巴勒斯坦的花園。像核桃樹、棕櫚樹、橄欖樹和無花果樹等需要多樣生長條件的樹木都能在此茂盛生長。葡萄、核桃、稻米、小麥、蔬菜和瓜類的豐收，以及野生樹木和花卉的繁茂景象在此地十分常見。然而，經過幾個世紀荒廢土地，使這片平原大部分被荊棘叢佔據，儘管近年來，部分地區已被清理，生產力得以恢復。</w:t>
+      </w:r>
+    </w:p>
+    <w:p>
+      <w:pPr/>
+      <w:r>
+        <w:rPr>
+          <w:lang w:val="zh_TW" w:bidi="zh_TW"/>
+        </w:rPr>
+      </w:r>
+      <w:r>
+        <w:rPr>
+          <w:lang w:val="zh_TW" w:bidi="zh_TW"/>
+        </w:rPr>
+        <w:t>在</w:t>
+      </w:r>
+      <w:hyperlink r:id="rId273">
+        <w:r>
+          <w:rPr>
+            <w:lang w:val="zh_TW" w:bidi="zh_TW"/>
+          </w:rPr>
+          <w:rPr>
+            <w:color w:val="0000EE"/>
+            <w:u w:val="single"/>
+          </w:rPr>
+          <w:t>路加福音五章1節</w:t>
+        </w:r>
+      </w:hyperlink>
+      <w:r>
+        <w:rPr>
+          <w:lang w:val="zh_TW" w:bidi="zh_TW"/>
+        </w:rPr>
+        <w:t>中，加利利海被稱為革尼撒勒湖。這個名稱無疑源自毗鄰的革尼撒勒平原。</w:t>
+      </w:r>
+    </w:p>
+    <w:p>
+      <w:pPr/>
+      <w:r>
+        <w:rPr>
+          <w:lang w:val="zh_TW" w:bidi="zh_TW"/>
+        </w:rPr>
+      </w:r>
+      <w:r>
+        <w:rPr>
+          <w:lang w:val="zh_TW" w:bidi="zh_TW"/>
+        </w:rPr>
+        <w:t>革尼撒勒（更準確地說，應為革尼撒〔Gennesar〕）也是後來的基尼烈城（</w:t>
+      </w:r>
+      <w:hyperlink r:id="rId274">
+        <w:r>
+          <w:rPr>
+            <w:lang w:val="zh_TW" w:bidi="zh_TW"/>
+          </w:rPr>
+          <w:rPr>
+            <w:color w:val="0000EE"/>
+            <w:u w:val="single"/>
+          </w:rPr>
+          <w:t>書11:2</w:t>
+        </w:r>
+      </w:hyperlink>
+      <w:r>
+        <w:rPr>
+          <w:lang w:val="zh_TW" w:bidi="zh_TW"/>
+        </w:rPr>
+        <w:t>），這是一座在耶穌時代就早已荒廢的古城。</w:t>
+      </w:r>
+      <w:r>
+        <w:rPr>
+          <w:lang w:val="zh_TW" w:bidi="zh_TW"/>
+        </w:rPr>
+      </w:r>
+      <w:r>
+        <w:rPr>
+          <w:lang w:val="zh_TW" w:bidi="zh_TW"/>
+        </w:rPr>
+      </w:r>
+    </w:p>
+    <w:p>
+      <w:pPr/>
+      <w:r>
+        <w:rPr>
+          <w:lang w:val="zh_TW" w:bidi="zh_TW"/>
+        </w:rPr>
+      </w:r>
+    </w:p>
+    <w:p>
+      <w:pPr>
+        <w:pStyle w:val="Heading2"/>
+      </w:pPr>
+      <w:r>
+        <w:rPr>
+          <w:lang w:val="zh_TW" w:bidi="zh_TW"/>
+        </w:rPr>
+        <w:t>格拉森，格拉森人</w:t>
+      </w:r>
+      <w:r>
+        <w:rPr>
+          <w:lang w:val="zh_TW" w:bidi="zh_TW"/>
+        </w:rPr>
+      </w:r>
+    </w:p>
+    <w:p>
+      <w:pPr/>
+      <w:r>
+        <w:rPr>
+          <w:lang w:val="zh_TW" w:bidi="zh_TW"/>
+        </w:rPr>
+      </w:r>
+      <w:r>
+        <w:rPr>
+          <w:lang w:val="zh_TW" w:bidi="zh_TW"/>
+        </w:rPr>
+        <w:t>位於低加坡里地區的城及其周邊區域。格拉森是位於外約旦河山丘上的一個著名羅馬城，距離加利利海約35英里（56公里），距離約旦河東方約19英里（31公里）。這座城最初由亞歷山大大帝於公元前333年建立為一座希臘城。在公元前85年，猶太君主亞歷山大‧</w:t>
+      </w:r>
+      <w:r>
+        <w:rPr>
+          <w:lang w:val="zh_TW" w:bidi="zh_TW"/>
+        </w:rPr>
+        <w:t>詹納烏斯</w:t>
+      </w:r>
+      <w:r>
+        <w:rPr>
+          <w:lang w:val="zh_TW" w:bidi="zh_TW"/>
+        </w:rPr>
+        <w:t>（Alexander Janneus）奪取了這座城。一直處於猶太人控制之下，直到龐培（Pompey）於公元前63年將其納入羅馬統治範圍，並將其劃入敘利亞行省，隨後被包括在低加坡里之內。今日的傑拉什（Jerash）即為格拉森的遺址。</w:t>
+      </w:r>
+    </w:p>
+    <w:p>
+      <w:pPr/>
+      <w:r>
+        <w:rPr>
+          <w:lang w:val="zh_TW" w:bidi="zh_TW"/>
+        </w:rPr>
+      </w:r>
+      <w:r>
+        <w:rPr>
+          <w:lang w:val="zh_TW" w:bidi="zh_TW"/>
+        </w:rPr>
+        <w:t>雖然新約沒有提到該城，但</w:t>
+      </w:r>
+      <w:hyperlink r:id="rId269">
+        <w:r>
+          <w:rPr>
+            <w:lang w:val="zh_TW" w:bidi="zh_TW"/>
+          </w:rPr>
+          <w:rPr>
+            <w:color w:val="0000EE"/>
+            <w:u w:val="single"/>
+          </w:rPr>
+          <w:t>馬可福音五章1節</w:t>
+        </w:r>
+      </w:hyperlink>
+      <w:r>
+        <w:rPr>
+          <w:lang w:val="zh_TW" w:bidi="zh_TW"/>
+        </w:rPr>
+        <w:t>和</w:t>
+      </w:r>
+      <w:hyperlink r:id="rId275">
+        <w:r>
+          <w:rPr>
+            <w:lang w:val="zh_TW" w:bidi="zh_TW"/>
+          </w:rPr>
+          <w:rPr>
+            <w:color w:val="0000EE"/>
+            <w:u w:val="single"/>
+          </w:rPr>
+          <w:t>路加福音八章26至7節</w:t>
+        </w:r>
+      </w:hyperlink>
+      <w:r>
+        <w:rPr>
+          <w:lang w:val="zh_TW" w:bidi="zh_TW"/>
+        </w:rPr>
+        <w:t>提到「格拉森人的地方」，正是耶穌醫治被鬼附的人和豬群在加利利海溺死的地方。</w:t>
+      </w:r>
+      <w:hyperlink r:id="rId268">
+        <w:r>
+          <w:rPr>
+            <w:lang w:val="zh_TW" w:bidi="zh_TW"/>
+          </w:rPr>
+          <w:rPr>
+            <w:color w:val="0000EE"/>
+            <w:u w:val="single"/>
+          </w:rPr>
+          <w:t>馬太福音八章28節</w:t>
+        </w:r>
+      </w:hyperlink>
+      <w:r>
+        <w:rPr>
+          <w:lang w:val="zh_TW" w:bidi="zh_TW"/>
+        </w:rPr>
+        <w:t>中的平行經文則寫作「加大拉人的地方」。</w:t>
+      </w:r>
+    </w:p>
+    <w:p>
+      <w:pPr/>
+      <w:r>
+        <w:rPr>
+          <w:lang w:val="zh_TW" w:bidi="zh_TW"/>
+        </w:rPr>
+      </w:r>
+      <w:r>
+        <w:rPr>
+          <w:lang w:val="zh_TW" w:bidi="zh_TW"/>
+        </w:rPr>
+        <w:t>「格拉森人（Gerasenes）」的讀法在馬可福音和路加福音的較佳抄本中出現，被認為優於後來抄寫員修改過的譯本的讀法：「加大拉人（Gadarenes）」和「格拉森人（Gergesenes）」。加大拉是低加坡里的一個重要的城，其政治管轄範圍可能延伸至加利利海東岸，後來抄寫員或許為了使馬可福音和路加福音的記載與馬太福音一致而加入此名稱。格格森（Gergesa）是加利利海東海岸的一座城，其名稱或許被插入馬可福音和路加福音的經文中，以使耶穌行神蹟的地點在地理上更具合理性。然而，「格拉森人的地方」具有最佳的文本支持，應被理解為馬可福音和路加福音所意指的耶穌趕鬼和行神蹟的地點。對於非巴勒斯坦地區的羅馬和希臘讀者而言，加大拉這樣的小地區可能不為人知；然而，富裕的羅馬城格拉森在當時廣為人知，是加利利海神蹟地點的合適地理描述。</w:t>
+      </w:r>
+    </w:p>
+    <w:p>
+      <w:pPr/>
+      <w:r>
+        <w:rPr>
+          <w:lang w:val="zh_TW" w:bidi="zh_TW"/>
+        </w:rPr>
+      </w:r>
+      <w:r>
+        <w:rPr>
+          <w:i/>
+          <w:lang w:val="zh_TW" w:bidi="zh_TW"/>
+        </w:rPr>
+        <w:t>另見</w:t>
+      </w:r>
+      <w:r>
+        <w:rPr>
+          <w:lang w:val="zh_TW" w:bidi="zh_TW"/>
+        </w:rPr>
         <w:t xml:space="preserve"> </w:t>
       </w:r>
       <w:r>
         <w:rPr>
           <w:lang w:val="zh_TW" w:bidi="zh_TW"/>
         </w:rPr>
-        <w:t>夜</w:t>
+        <w:t>低加坡里</w:t>
+      </w:r>
+      <w:r>
+        <w:rPr>
+          <w:lang w:val="zh_TW" w:bidi="zh_TW"/>
+        </w:rPr>
+        <w:t>；</w:t>
+      </w:r>
+      <w:r>
+        <w:rPr>
+          <w:lang w:val="zh_TW" w:bidi="zh_TW"/>
+        </w:rPr>
+        <w:t>加大拉，加大拉人</w:t>
+      </w:r>
+      <w:r>
+        <w:rPr>
+          <w:lang w:val="zh_TW" w:bidi="zh_TW"/>
+        </w:rPr>
+        <w:t>；</w:t>
+      </w:r>
+      <w:r>
+        <w:rPr>
+          <w:lang w:val="zh_TW" w:bidi="zh_TW"/>
+        </w:rPr>
+        <w:t>革迦撒人</w:t>
       </w:r>
       <w:r>
         <w:rPr>
           <w:lang w:val="zh_TW" w:bidi="zh_TW"/>
         </w:rPr>
         <w:t>。</w:t>
+      </w:r>
+      <w:r>
+        <w:rPr>
+          <w:lang w:val="zh_TW" w:bidi="zh_TW"/>
+        </w:rPr>
+      </w:r>
+      <w:r>
+        <w:rPr>
+          <w:lang w:val="zh_TW" w:bidi="zh_TW"/>
+        </w:rPr>
+      </w:r>
+    </w:p>
+    <w:p>
+      <w:pPr/>
+      <w:r>
+        <w:rPr>
+          <w:lang w:val="zh_TW" w:bidi="zh_TW"/>
+        </w:rPr>
+      </w:r>
+    </w:p>
+    <w:p>
+      <w:pPr>
+        <w:pStyle w:val="Heading2"/>
+      </w:pPr>
+      <w:r>
+        <w:rPr>
+          <w:lang w:val="zh_TW" w:bidi="zh_TW"/>
+        </w:rPr>
+        <w:t>格言</w:t>
+      </w:r>
+      <w:r>
+        <w:rPr>
+          <w:lang w:val="zh_TW" w:bidi="zh_TW"/>
+        </w:rPr>
+      </w:r>
+    </w:p>
+    <w:p>
+      <w:pPr/>
+      <w:r>
+        <w:rPr>
+          <w:lang w:val="zh_TW" w:bidi="zh_TW"/>
+        </w:rPr>
+      </w:r>
+      <w:r>
+        <w:rPr>
+          <w:lang w:val="zh_TW" w:bidi="zh_TW"/>
+        </w:rPr>
+        <w:t>一句簡短而精闢的話。某些聖經學者使用「</w:t>
+      </w:r>
+      <w:r>
+        <w:rPr>
+          <w:i/>
+          <w:lang w:val="zh_TW" w:bidi="zh_TW"/>
+        </w:rPr>
+        <w:t>格言（apothegm）</w:t>
+      </w:r>
+      <w:r>
+        <w:rPr>
+          <w:lang w:val="zh_TW" w:bidi="zh_TW"/>
+        </w:rPr>
+        <w:t>」一詞來指福音書中，以耶穌的言論作為結尾的簡短故事。例子見於</w:t>
+      </w:r>
+      <w:hyperlink r:id="rId276">
+        <w:r>
+          <w:rPr>
+            <w:lang w:val="zh_TW" w:bidi="zh_TW"/>
+          </w:rPr>
+          <w:rPr>
+            <w:color w:val="0000EE"/>
+            <w:u w:val="single"/>
+          </w:rPr>
+          <w:t>馬太福音八章18–22節</w:t>
+        </w:r>
+      </w:hyperlink>
+      <w:r>
+        <w:rPr>
+          <w:lang w:val="zh_TW" w:bidi="zh_TW"/>
+        </w:rPr>
+        <w:t>，</w:t>
+      </w:r>
+      <w:hyperlink r:id="rId277">
+        <w:r>
+          <w:rPr>
+            <w:lang w:val="zh_TW" w:bidi="zh_TW"/>
+          </w:rPr>
+          <w:rPr>
+            <w:color w:val="0000EE"/>
+            <w:u w:val="single"/>
+          </w:rPr>
+          <w:t>九章10–13節</w:t>
+        </w:r>
+      </w:hyperlink>
+      <w:r>
+        <w:rPr>
+          <w:lang w:val="zh_TW" w:bidi="zh_TW"/>
+        </w:rPr>
+        <w:t>，</w:t>
+      </w:r>
+      <w:hyperlink r:id="rId278">
+        <w:r>
+          <w:rPr>
+            <w:lang w:val="zh_TW" w:bidi="zh_TW"/>
+          </w:rPr>
+          <w:rPr>
+            <w:color w:val="0000EE"/>
+            <w:u w:val="single"/>
+          </w:rPr>
+          <w:t>十六章1–4節</w:t>
+        </w:r>
+      </w:hyperlink>
+      <w:r>
+        <w:rPr>
+          <w:lang w:val="zh_TW" w:bidi="zh_TW"/>
+        </w:rPr>
+        <w:t>；</w:t>
+      </w:r>
+      <w:hyperlink r:id="rId279">
+        <w:r>
+          <w:rPr>
+            <w:lang w:val="zh_TW" w:bidi="zh_TW"/>
+          </w:rPr>
+          <w:rPr>
+            <w:color w:val="0000EE"/>
+            <w:u w:val="single"/>
+          </w:rPr>
+          <w:t>馬可福音二章18–22節</w:t>
+        </w:r>
+      </w:hyperlink>
+      <w:r>
+        <w:rPr>
+          <w:lang w:val="zh_TW" w:bidi="zh_TW"/>
+        </w:rPr>
+        <w:t>，</w:t>
+      </w:r>
+      <w:hyperlink r:id="rId280">
+        <w:r>
+          <w:rPr>
+            <w:lang w:val="zh_TW" w:bidi="zh_TW"/>
+          </w:rPr>
+          <w:rPr>
+            <w:color w:val="0000EE"/>
+            <w:u w:val="single"/>
+          </w:rPr>
+          <w:t>十章13–15節</w:t>
+        </w:r>
+      </w:hyperlink>
+      <w:r>
+        <w:rPr>
+          <w:lang w:val="zh_TW" w:bidi="zh_TW"/>
+        </w:rPr>
+        <w:t>；</w:t>
+      </w:r>
+      <w:hyperlink r:id="rId281">
+        <w:r>
+          <w:rPr>
+            <w:lang w:val="zh_TW" w:bidi="zh_TW"/>
+          </w:rPr>
+          <w:rPr>
+            <w:color w:val="0000EE"/>
+            <w:u w:val="single"/>
+          </w:rPr>
+          <w:t>路加福音六章1–5節</w:t>
+        </w:r>
+      </w:hyperlink>
+      <w:r>
+        <w:rPr>
+          <w:lang w:val="zh_TW" w:bidi="zh_TW"/>
+        </w:rPr>
+        <w:t>，</w:t>
+      </w:r>
+      <w:hyperlink r:id="rId282">
+        <w:r>
+          <w:rPr>
+            <w:lang w:val="zh_TW" w:bidi="zh_TW"/>
+          </w:rPr>
+          <w:rPr>
+            <w:color w:val="0000EE"/>
+            <w:u w:val="single"/>
+          </w:rPr>
+          <w:t>十一章37–44節</w:t>
+        </w:r>
+      </w:hyperlink>
+      <w:r>
+        <w:rPr>
+          <w:lang w:val="zh_TW" w:bidi="zh_TW"/>
+        </w:rPr>
+        <w:t>。這些話也被稱為「宣言故事（pronouncement stories）」。這些「格言」（apothegmata，複數）缺乏較大的歷史背景，僅包含足夠的細節，以使耶穌的言辭明白易懂。這些故事對早期教會非常重要，因為它們被用於崇拜、對新進基督徒的教導以及糾正錯誤的教義。</w:t>
+      </w:r>
+      <w:r>
+        <w:rPr>
+          <w:lang w:val="zh_TW" w:bidi="zh_TW"/>
+        </w:rPr>
+      </w:r>
+      <w:r>
+        <w:rPr>
+          <w:lang w:val="zh_TW" w:bidi="zh_TW"/>
+        </w:rPr>
+      </w:r>
+    </w:p>
+    <w:p>
+      <w:pPr/>
+      <w:r>
+        <w:rPr>
+          <w:lang w:val="zh_TW" w:bidi="zh_TW"/>
+        </w:rPr>
+      </w:r>
+    </w:p>
+    <w:p>
+      <w:pPr>
+        <w:pStyle w:val="Heading2"/>
+      </w:pPr>
+      <w:r>
+        <w:rPr>
+          <w:lang w:val="zh_TW" w:bidi="zh_TW"/>
+        </w:rPr>
+        <w:t>各耳板</w:t>
+      </w:r>
+      <w:r>
+        <w:rPr>
+          <w:lang w:val="zh_TW" w:bidi="zh_TW"/>
+        </w:rPr>
+      </w:r>
+    </w:p>
+    <w:p>
+      <w:pPr/>
+      <w:r>
+        <w:rPr>
+          <w:lang w:val="zh_TW" w:bidi="zh_TW"/>
+        </w:rPr>
+      </w:r>
+      <w:r>
+        <w:rPr>
+          <w:lang w:val="zh_TW" w:bidi="zh_TW"/>
+        </w:rPr>
+        <w:t>各耳板（Corban）是希臘文對希伯來文詞語</w:t>
+      </w:r>
+      <w:r>
+        <w:rPr>
+          <w:i/>
+          <w:lang w:val="zh_TW" w:bidi="zh_TW"/>
+        </w:rPr>
+        <w:t>korban</w:t>
+      </w:r>
+      <w:r>
+        <w:rPr>
+          <w:lang w:val="zh_TW" w:bidi="zh_TW"/>
+        </w:rPr>
+        <w:t>的音譯，僅出現在</w:t>
+      </w:r>
+      <w:hyperlink r:id="rId283">
+        <w:r>
+          <w:rPr>
+            <w:lang w:val="zh_TW" w:bidi="zh_TW"/>
+          </w:rPr>
+          <w:rPr>
+            <w:color w:val="0000EE"/>
+            <w:u w:val="single"/>
+          </w:rPr>
+          <w:t>馬可福音七章11節</w:t>
+        </w:r>
+      </w:hyperlink>
+      <w:r>
+        <w:rPr>
+          <w:lang w:val="zh_TW" w:bidi="zh_TW"/>
+        </w:rPr>
+        <w:t>，馬可在該處經文提供了解釋：各耳板就是「供獻」的意思，也就是「奉獻或獻給神」。因此，各耳板是一種獻祭的供物。</w:t>
+      </w:r>
+    </w:p>
+    <w:p>
+      <w:pPr/>
+      <w:r>
+        <w:rPr>
+          <w:lang w:val="zh_TW" w:bidi="zh_TW"/>
+        </w:rPr>
+      </w:r>
+      <w:r>
+        <w:rPr>
+          <w:lang w:val="zh_TW" w:bidi="zh_TW"/>
+        </w:rPr>
+        <w:t>猶太律法允許個人將自己的服事或財產指定為「獻給神」，從而將其從世俗用途中分別出來，賦予其獻祭給神的性質。這個做法是一項嚴肅的決定（根據猶太教經典米示拿·論許願），通常很少撤銷（論許願5章），因為違背「各耳板」的誓言可能導致神嚴厲的審判。在</w:t>
+      </w:r>
+      <w:hyperlink r:id="rId284">
+        <w:r>
+          <w:rPr>
+            <w:lang w:val="zh_TW" w:bidi="zh_TW"/>
+          </w:rPr>
+          <w:rPr>
+            <w:color w:val="0000EE"/>
+            <w:u w:val="single"/>
+          </w:rPr>
+          <w:t>馬可福音第七章</w:t>
+        </w:r>
+      </w:hyperlink>
+      <w:r>
+        <w:rPr>
+          <w:lang w:val="zh_TW" w:bidi="zh_TW"/>
+        </w:rPr>
+        <w:t>中，耶穌責備文士，因為理論上，一個兒子可以通過將自己的財產宣告為「已經作了各耳板」，來使父母不再得到其任何財產（</w:t>
+      </w:r>
+      <w:r>
+        <w:rPr>
+          <w:lang w:val="zh_TW" w:bidi="zh_TW"/>
+        </w:rPr>
+        <w:t>比如兒子的供養）</w:t>
+      </w:r>
+      <w:r>
+        <w:rPr>
+          <w:lang w:val="zh_TW" w:bidi="zh_TW"/>
+        </w:rPr>
+        <w:t>。此舉實際上使第五誡命變得無效（見</w:t>
+      </w:r>
+      <w:hyperlink r:id="rId285">
+        <w:r>
+          <w:rPr>
+            <w:lang w:val="zh_TW" w:bidi="zh_TW"/>
+          </w:rPr>
+          <w:rPr>
+            <w:color w:val="0000EE"/>
+            <w:u w:val="single"/>
+          </w:rPr>
+          <w:t>出20:12</w:t>
+        </w:r>
+      </w:hyperlink>
+      <w:r>
+        <w:rPr>
+          <w:lang w:val="zh_TW" w:bidi="zh_TW"/>
+        </w:rPr>
+        <w:t>），並令拉比的傳統與摩西律法相矛盾。更糟糕的是，如果兒子對他起的誓感到後悔——聲稱當初是倉促才作出的決定——拉比法庭仍可能禁止撤回「各耳板」（</w:t>
+      </w:r>
+      <w:hyperlink r:id="rId286">
+        <w:r>
+          <w:rPr>
+            <w:lang w:val="zh_TW" w:bidi="zh_TW"/>
+          </w:rPr>
+          <w:rPr>
+            <w:color w:val="0000EE"/>
+            <w:u w:val="single"/>
+          </w:rPr>
+          <w:t>可7:12</w:t>
+        </w:r>
+      </w:hyperlink>
+      <w:r>
+        <w:rPr>
+          <w:lang w:val="zh_TW" w:bidi="zh_TW"/>
+        </w:rPr>
+        <w:t>；參</w:t>
+      </w:r>
+      <w:hyperlink r:id="rId287">
+        <w:r>
+          <w:rPr>
+            <w:lang w:val="zh_TW" w:bidi="zh_TW"/>
+          </w:rPr>
+          <w:rPr>
+            <w:color w:val="0000EE"/>
+            <w:u w:val="single"/>
+          </w:rPr>
+          <w:t>民30:1–2</w:t>
+        </w:r>
+      </w:hyperlink>
+      <w:r>
+        <w:rPr>
+          <w:lang w:val="zh_TW" w:bidi="zh_TW"/>
+        </w:rPr>
+        <w:t>）。</w:t>
       </w:r>
       <w:r>
         <w:rPr>

--- a/zht/docx/046.content.docx
+++ b/zht/docx/046.content.docx
@@ -19,7 +19,7 @@
         <w:rPr>
           <w:lang w:val="zh_TW" w:bidi="zh_TW"/>
         </w:rPr>
-        <w:t>Resource: Tyndale Open Bible Dictionary</w:t>
+        <w:t>Resource: Aquifer Open Bible Dictionary</w:t>
       </w:r>
       <w:r>
         <w:rPr>
@@ -112,7 +112,7 @@
         <w:rPr>
           <w:lang w:val="zh_TW" w:bidi="zh_TW"/>
         </w:rPr>
-        <w:t>Tyndale Open Bible Dictionary</w:t>
+        <w:t>Aquifer Open Bible Dictionary</w:t>
       </w:r>
     </w:p>
     <w:p>

--- a/zht/docx/046.content.docx
+++ b/zht/docx/046.content.docx
@@ -149,7 +149,7 @@
         <w:rPr>
           <w:lang w:val="zh_TW" w:bidi="zh_TW"/>
         </w:rPr>
-        <w:t>gan</w:t>
+        <w:t>gai</w:t>
       </w:r>
       <w:r>
         <w:rPr>
@@ -212,7 +212,7 @@
         <w:rPr>
           <w:lang w:val="zh_TW" w:bidi="zh_TW"/>
         </w:rPr>
-        <w:t>橄欖山</w:t>
+        <w:t>該南</w:t>
       </w:r>
       <w:r>
         <w:rPr>
@@ -221,131 +221,25 @@
       </w:r>
     </w:p>
     <w:p>
-      <w:pPr/>
-      <w:r>
-        <w:rPr>
-          <w:lang w:val="zh_TW" w:bidi="zh_TW"/>
-        </w:rPr>
-      </w:r>
-      <w:r>
-        <w:rPr>
-          <w:lang w:val="zh_TW" w:bidi="zh_TW"/>
-        </w:rPr>
-        <w:t>橄欖山是猶太地山脈中一條由北向南延伸的大山脊。它位於耶路撒冷的正東方，毗鄰汲淪溪谷。這座山有三個山峰，兩個山谷位於它們之間。北面的山峰是斯科普斯山。斯科普斯山的南面有一個小鞍部（</w:t>
-      </w:r>
-      <w:r>
-        <w:rPr>
-          <w:lang w:val="zh_TW" w:bidi="zh_TW"/>
-        </w:rPr>
-        <w:t>山</w:t>
-      </w:r>
-      <w:r>
-        <w:rPr>
-          <w:lang w:val="zh_TW" w:bidi="zh_TW"/>
-        </w:rPr>
-        <w:t>脊上</w:t>
-      </w:r>
-      <w:r>
-        <w:rPr>
-          <w:lang w:val="zh_TW" w:bidi="zh_TW"/>
-        </w:rPr>
-        <w:t>兩山間的低淺處</w:t>
-      </w:r>
-      <w:r>
-        <w:rPr>
-          <w:lang w:val="zh_TW" w:bidi="zh_TW"/>
-        </w:rPr>
-        <w:t>），古羅馬通往耶利哥的道路曾經經過此處。中央的山峰是為人所知的橄欖山，高818.1米（2,684英尺），與聖殿上的平台（</w:t>
-      </w:r>
-      <w:r>
-        <w:rPr>
-          <w:i/>
-          <w:lang w:val="zh_TW" w:bidi="zh_TW"/>
-        </w:rPr>
-        <w:t>Haram esh-Sherif</w:t>
-      </w:r>
-      <w:r>
-        <w:rPr>
-          <w:lang w:val="zh_TW" w:bidi="zh_TW"/>
-        </w:rPr>
-        <w:t>，阿拉伯人稱為高貴的至聖所</w:t>
-      </w:r>
-      <w:r>
-        <w:rPr>
-          <w:lang w:val="zh_TW" w:bidi="zh_TW"/>
-        </w:rPr>
-        <w:t>〔</w:t>
-      </w:r>
-      <w:r>
-        <w:rPr>
-          <w:lang w:val="zh_TW" w:bidi="zh_TW"/>
-        </w:rPr>
-        <w:t>The Noble Sanctuary</w:t>
-      </w:r>
-      <w:r>
-        <w:rPr>
-          <w:lang w:val="zh_TW" w:bidi="zh_TW"/>
-        </w:rPr>
-        <w:t>〕</w:t>
-      </w:r>
-      <w:r>
-        <w:rPr>
-          <w:lang w:val="zh_TW" w:bidi="zh_TW"/>
-        </w:rPr>
-        <w:t>）相對。</w:t>
-      </w:r>
-    </w:p>
-    <w:p>
-      <w:pPr>
-        <w:pStyle w:val="Heading3"/>
-      </w:pPr>
-      <w:r>
-        <w:rPr>
-          <w:lang w:val="zh_TW" w:bidi="zh_TW"/>
-        </w:rPr>
-        <w:t>著名地點與特色</w:t>
-      </w:r>
-    </w:p>
-    <w:p>
-      <w:pPr/>
-      <w:r>
-        <w:rPr>
-          <w:lang w:val="zh_TW" w:bidi="zh_TW"/>
-        </w:rPr>
-      </w:r>
-      <w:r>
-        <w:rPr>
-          <w:lang w:val="zh_TW" w:bidi="zh_TW"/>
-        </w:rPr>
-        <w:t>在主峰上，君士坦丁皇帝於公元325年左右，建造了一座大型教堂。這座教堂名為升天堂（the Church of the Ascension），他將其獻給他的母親海倫娜。在這座教會的南邊，有一個低窪地區，今天通往伯大尼的道路經過這處。</w:t>
-      </w:r>
-    </w:p>
-    <w:p>
-      <w:pPr/>
-      <w:r>
-        <w:rPr>
-          <w:lang w:val="zh_TW" w:bidi="zh_TW"/>
-        </w:rPr>
-      </w:r>
-      <w:r>
-        <w:rPr>
-          <w:lang w:val="zh_TW" w:bidi="zh_TW"/>
-        </w:rPr>
-        <w:t>南峰俯瞰著耶路撒冷最古老的部份，這裡曾被稱為大衛城。這座山峰有一個特別的名字：「犯罪山」（Mount of Offense）。它之所以有這個名字，是因為所羅門王在此為外邦妻子的神建造廟宇，違背了神的命令。在這南峰的底部有一個名為西爾萬（Silwan）的阿拉伯村莊。這裡是汲淪溪谷和欣嫩谷的匯合處。</w:t>
-      </w:r>
-    </w:p>
-    <w:p>
-      <w:pPr/>
-      <w:r>
-        <w:rPr>
-          <w:lang w:val="zh_TW" w:bidi="zh_TW"/>
-        </w:rPr>
-      </w:r>
-      <w:r>
-        <w:rPr>
-          <w:lang w:val="zh_TW" w:bidi="zh_TW"/>
-        </w:rPr>
-        <w:t>橄欖山因其長有大量橄欖樹而得名。在古代社會中，這些橄欖樹林非常著名且重要（</w:t>
+      <w:pPr>
+        <w:pStyle w:val="ListNumber"/>
+        <w:numPr>
+          <w:ilvl w:val="0"/>
+          <w:numId w:val="14"/>
+        </w:numPr>
+        <w:spacing w:line="240" w:lineRule="auto"/>
+        <w:ind w:left="720"/>
+      </w:pPr>
+      <w:r>
+        <w:rPr>
+          <w:lang w:val="zh_TW" w:bidi="zh_TW"/>
+        </w:rPr>
+      </w:r>
+      <w:r>
+        <w:rPr>
+          <w:lang w:val="zh_TW" w:bidi="zh_TW"/>
+        </w:rPr>
+        <w:t>亞法撒的兒子（</w:t>
       </w:r>
       <w:hyperlink r:id="rId13">
         <w:r>
@@ -356,7 +250,7 @@
             <w:color w:val="0000EE"/>
             <w:u w:val="single"/>
           </w:rPr>
-          <w:t>亞14:4</w:t>
+          <w:t>路3:36</w:t>
         </w:r>
       </w:hyperlink>
       <w:r>
@@ -374,53 +268,14 @@
             <w:color w:val="0000EE"/>
             <w:u w:val="single"/>
           </w:rPr>
-          <w:t>可11:1</w:t>
+          <w:t>創10:24</w:t>
         </w:r>
       </w:hyperlink>
       <w:r>
         <w:rPr>
           <w:lang w:val="zh_TW" w:bidi="zh_TW"/>
         </w:rPr>
-        <w:t>）。橄欖山的西側從地中海獲得雨水。這些雨水，加上由風化岩石形成的肥沃土壤，幫助許多果樹在此茁壯成長。</w:t>
-      </w:r>
-    </w:p>
-    <w:p>
-      <w:pPr/>
-      <w:r>
-        <w:rPr>
-          <w:lang w:val="zh_TW" w:bidi="zh_TW"/>
-        </w:rPr>
-      </w:r>
-      <w:r>
-        <w:rPr>
-          <w:lang w:val="zh_TW" w:bidi="zh_TW"/>
-        </w:rPr>
-        <w:t>橄欖山的東側標誌著猶太地曠野的開始。新約聖經中提到的兩個村莊，伯大尼和伯法其，就是位於其東邊的山坡上。</w:t>
-      </w:r>
-    </w:p>
-    <w:p>
-      <w:pPr>
-        <w:pStyle w:val="Heading3"/>
-      </w:pPr>
-      <w:r>
-        <w:rPr>
-          <w:lang w:val="zh_TW" w:bidi="zh_TW"/>
-        </w:rPr>
-        <w:t>舊約聖經中的橄欖山</w:t>
-      </w:r>
-    </w:p>
-    <w:p>
-      <w:pPr/>
-      <w:r>
-        <w:rPr>
-          <w:lang w:val="zh_TW" w:bidi="zh_TW"/>
-        </w:rPr>
-      </w:r>
-      <w:r>
-        <w:rPr>
-          <w:lang w:val="zh_TW" w:bidi="zh_TW"/>
-        </w:rPr>
-        <w:t>舊約聖經第一次出現橄欖山，是在關於大衛王的故事中。大衛因為他的兒子押沙龍試圖奪取他的王位，而不得不逃離耶路撒冷。大衛向東逃跑，攀登橄欖山，逃往約旦河谷（</w:t>
+        <w:t>〔七十士譯本〕，</w:t>
       </w:r>
       <w:hyperlink r:id="rId15">
         <w:r>
@@ -431,7 +286,7 @@
             <w:color w:val="0000EE"/>
             <w:u w:val="single"/>
           </w:rPr>
-          <w:t>撒下15:30</w:t>
+          <w:t>11:12–13</w:t>
         </w:r>
       </w:hyperlink>
       <w:r>
@@ -442,17 +297,21 @@
       </w:r>
     </w:p>
     <w:p>
-      <w:pPr/>
-      <w:r>
-        <w:rPr>
-          <w:lang w:val="zh_TW" w:bidi="zh_TW"/>
-        </w:rPr>
-      </w:r>
-      <w:r>
-        <w:rPr>
-          <w:lang w:val="zh_TW" w:bidi="zh_TW"/>
-        </w:rPr>
-        <w:t>後來，大衛的兒子所羅門王在山上，為外邦神建造了邱壇。這些神包括西頓、摩押和亞捫人所崇拜的神（</w:t>
+      <w:pPr>
+        <w:pStyle w:val="ListNumber"/>
+        <w:spacing w:line="240" w:lineRule="auto"/>
+        <w:ind w:left="720"/>
+      </w:pPr>
+      <w:r>
+        <w:rPr>
+          <w:lang w:val="zh_TW" w:bidi="zh_TW"/>
+        </w:rPr>
+      </w:r>
+      <w:r>
+        <w:rPr>
+          <w:lang w:val="zh_TW" w:bidi="zh_TW"/>
+        </w:rPr>
+        <w:t>亞當的曾孫，也稱為該南（Kenan）（</w:t>
       </w:r>
       <w:hyperlink r:id="rId16">
         <w:r>
@@ -463,14 +322,14 @@
             <w:color w:val="0000EE"/>
             <w:u w:val="single"/>
           </w:rPr>
-          <w:t>王上11:7</w:t>
+          <w:t>創5:9–14</w:t>
         </w:r>
       </w:hyperlink>
       <w:r>
         <w:rPr>
           <w:lang w:val="zh_TW" w:bidi="zh_TW"/>
         </w:rPr>
-        <w:t>）。多年後，另一位名叫約西亞的王摧毀了這些崇拜場所，因為它們違背了神的律法（</w:t>
+        <w:t>；</w:t>
       </w:r>
       <w:hyperlink r:id="rId17">
         <w:r>
@@ -481,28 +340,14 @@
             <w:color w:val="0000EE"/>
             <w:u w:val="single"/>
           </w:rPr>
-          <w:t>王下23:13</w:t>
+          <w:t>代上1:2</w:t>
         </w:r>
       </w:hyperlink>
       <w:r>
         <w:rPr>
           <w:lang w:val="zh_TW" w:bidi="zh_TW"/>
         </w:rPr>
-        <w:t>）。</w:t>
-      </w:r>
-    </w:p>
-    <w:p>
-      <w:pPr/>
-      <w:r>
-        <w:rPr>
-          <w:lang w:val="zh_TW" w:bidi="zh_TW"/>
-        </w:rPr>
-      </w:r>
-      <w:r>
-        <w:rPr>
-          <w:lang w:val="zh_TW" w:bidi="zh_TW"/>
-        </w:rPr>
-        <w:t>先知以西結寫道，他看到神的榮耀離開耶路撒冷的聖殿，移到橄欖山（</w:t>
+        <w:t>；</w:t>
       </w:r>
       <w:hyperlink r:id="rId18">
         <w:r>
@@ -513,14 +358,44 @@
             <w:color w:val="0000EE"/>
             <w:u w:val="single"/>
           </w:rPr>
-          <w:t>結11:23</w:t>
+          <w:t>路3:37</w:t>
         </w:r>
       </w:hyperlink>
       <w:r>
         <w:rPr>
           <w:lang w:val="zh_TW" w:bidi="zh_TW"/>
         </w:rPr>
-        <w:t>）。另一位先知撒迦利亞，寫下對橄欖山的描述，是最為人所知的一段。在他關於末後的異象中，他寫道：</w:t>
+        <w:t>）。</w:t>
+        <w:br/>
+      </w:r>
+      <w:r>
+        <w:rPr>
+          <w:i/>
+          <w:lang w:val="zh_TW" w:bidi="zh_TW"/>
+        </w:rPr>
+        <w:t>見</w:t>
+      </w:r>
+      <w:r>
+        <w:rPr>
+          <w:lang w:val="zh_TW" w:bidi="zh_TW"/>
+        </w:rPr>
+        <w:t>該南</w:t>
+      </w:r>
+      <w:r>
+        <w:rPr>
+          <w:lang w:val="zh_TW" w:bidi="zh_TW"/>
+        </w:rPr>
+        <w:t>。</w:t>
+      </w:r>
+      <w:r>
+        <w:rPr>
+          <w:lang w:val="zh_TW" w:bidi="zh_TW"/>
+        </w:rPr>
+      </w:r>
+      <w:r>
+        <w:rPr>
+          <w:lang w:val="zh_TW" w:bidi="zh_TW"/>
+        </w:rPr>
       </w:r>
     </w:p>
     <w:p>
@@ -530,23 +405,194 @@
           <w:lang w:val="zh_TW" w:bidi="zh_TW"/>
         </w:rPr>
       </w:r>
-      <w:r>
-        <w:rPr>
-          <w:lang w:val="zh_TW" w:bidi="zh_TW"/>
-        </w:rPr>
-        <w:t>「</w:t>
-      </w:r>
-      <w:r>
-        <w:rPr>
-          <w:lang w:val="zh_TW" w:bidi="zh_TW"/>
-        </w:rPr>
-        <w:t>那日，他的腳必站在耶路撒冷前面朝東的橄欖山上。這山必從中間分裂，自東至西成為極大的谷。山的一半向北挪移，一半向南挪移。</w:t>
-      </w:r>
-      <w:r>
-        <w:rPr>
-          <w:lang w:val="zh_TW" w:bidi="zh_TW"/>
-        </w:rPr>
-        <w:t>」（</w:t>
+    </w:p>
+    <w:p>
+      <w:pPr>
+        <w:pStyle w:val="Heading2"/>
+      </w:pPr>
+      <w:r>
+        <w:rPr>
+          <w:lang w:val="zh_TW" w:bidi="zh_TW"/>
+        </w:rPr>
+        <w:t>該南</w:t>
+      </w:r>
+      <w:r>
+        <w:rPr>
+          <w:lang w:val="zh_TW" w:bidi="zh_TW"/>
+        </w:rPr>
+      </w:r>
+    </w:p>
+    <w:p>
+      <w:pPr/>
+      <w:r>
+        <w:rPr>
+          <w:lang w:val="zh_TW" w:bidi="zh_TW"/>
+        </w:rPr>
+      </w:r>
+      <w:r>
+        <w:rPr>
+          <w:lang w:val="zh_TW" w:bidi="zh_TW"/>
+        </w:rPr>
+        <w:t>亞當的後裔。他是以挪士的兒子，屬亞當的第四代子孫（</w:t>
+      </w:r>
+      <w:hyperlink r:id="rId16">
+        <w:r>
+          <w:rPr>
+            <w:lang w:val="zh_TW" w:bidi="zh_TW"/>
+          </w:rPr>
+          <w:rPr>
+            <w:color w:val="0000EE"/>
+            <w:u w:val="single"/>
+          </w:rPr>
+          <w:t>創5:9–14</w:t>
+        </w:r>
+      </w:hyperlink>
+      <w:r>
+        <w:rPr>
+          <w:lang w:val="zh_TW" w:bidi="zh_TW"/>
+        </w:rPr>
+        <w:t>；</w:t>
+      </w:r>
+      <w:hyperlink r:id="rId17">
+        <w:r>
+          <w:rPr>
+            <w:lang w:val="zh_TW" w:bidi="zh_TW"/>
+          </w:rPr>
+          <w:rPr>
+            <w:color w:val="0000EE"/>
+            <w:u w:val="single"/>
+          </w:rPr>
+          <w:t>代上1:2</w:t>
+        </w:r>
+      </w:hyperlink>
+      <w:r>
+        <w:rPr>
+          <w:lang w:val="zh_TW" w:bidi="zh_TW"/>
+        </w:rPr>
+        <w:t>）。在</w:t>
+      </w:r>
+      <w:hyperlink r:id="rId18">
+        <w:r>
+          <w:rPr>
+            <w:lang w:val="zh_TW" w:bidi="zh_TW"/>
+          </w:rPr>
+          <w:rPr>
+            <w:color w:val="0000EE"/>
+            <w:u w:val="single"/>
+          </w:rPr>
+          <w:t>路加福音三章37節</w:t>
+        </w:r>
+      </w:hyperlink>
+      <w:r>
+        <w:rPr>
+          <w:lang w:val="zh_TW" w:bidi="zh_TW"/>
+        </w:rPr>
+        <w:t>也稱他為該南（Cainan）。</w:t>
+      </w:r>
+    </w:p>
+    <w:p>
+      <w:pPr/>
+      <w:r>
+        <w:rPr>
+          <w:lang w:val="zh_TW" w:bidi="zh_TW"/>
+        </w:rPr>
+      </w:r>
+      <w:r>
+        <w:rPr>
+          <w:i/>
+          <w:lang w:val="zh_TW" w:bidi="zh_TW"/>
+        </w:rPr>
+        <w:t>見</w:t>
+      </w:r>
+      <w:r>
+        <w:rPr>
+          <w:lang w:val="zh_TW" w:bidi="zh_TW"/>
+        </w:rPr>
+        <w:t>耶穌基督的家譜</w:t>
+      </w:r>
+      <w:r>
+        <w:rPr>
+          <w:lang w:val="zh_TW" w:bidi="zh_TW"/>
+        </w:rPr>
+        <w:t>。</w:t>
+      </w:r>
+      <w:r>
+        <w:rPr>
+          <w:lang w:val="zh_TW" w:bidi="zh_TW"/>
+        </w:rPr>
+      </w:r>
+      <w:r>
+        <w:rPr>
+          <w:lang w:val="zh_TW" w:bidi="zh_TW"/>
+        </w:rPr>
+      </w:r>
+    </w:p>
+    <w:p>
+      <w:pPr/>
+      <w:r>
+        <w:rPr>
+          <w:lang w:val="zh_TW" w:bidi="zh_TW"/>
+        </w:rPr>
+      </w:r>
+    </w:p>
+    <w:p>
+      <w:pPr>
+        <w:pStyle w:val="Heading2"/>
+      </w:pPr>
+      <w:r>
+        <w:rPr>
+          <w:lang w:val="zh_TW" w:bidi="zh_TW"/>
+        </w:rPr>
+        <w:t>該隱（人物）</w:t>
+      </w:r>
+      <w:r>
+        <w:rPr>
+          <w:lang w:val="zh_TW" w:bidi="zh_TW"/>
+        </w:rPr>
+      </w:r>
+    </w:p>
+    <w:p>
+      <w:pPr/>
+      <w:r>
+        <w:rPr>
+          <w:lang w:val="zh_TW" w:bidi="zh_TW"/>
+        </w:rPr>
+      </w:r>
+      <w:r>
+        <w:rPr>
+          <w:lang w:val="zh_TW" w:bidi="zh_TW"/>
+        </w:rPr>
+        <w:t>亞當</w:t>
+      </w:r>
+      <w:r>
+        <w:rPr>
+          <w:lang w:val="zh_TW" w:bidi="zh_TW"/>
+        </w:rPr>
+        <w:t>和</w:t>
+      </w:r>
+      <w:r>
+        <w:rPr>
+          <w:lang w:val="zh_TW" w:bidi="zh_TW"/>
+        </w:rPr>
+        <w:t>夏娃</w:t>
+      </w:r>
+      <w:r>
+        <w:rPr>
+          <w:lang w:val="zh_TW" w:bidi="zh_TW"/>
+        </w:rPr>
+        <w:t>的長子。他耕種土地，而他的弟弟</w:t>
+      </w:r>
+      <w:r>
+        <w:rPr>
+          <w:lang w:val="zh_TW" w:bidi="zh_TW"/>
+        </w:rPr>
+        <w:t>亞伯</w:t>
+      </w:r>
+      <w:r>
+        <w:rPr>
+          <w:lang w:val="zh_TW" w:bidi="zh_TW"/>
+        </w:rPr>
+        <w:t>則為牧羊人。人們談到可怕的暴力行為時，往往會以該隱殺害他的弟弟亞伯作為例子（</w:t>
       </w:r>
       <w:hyperlink r:id="rId19">
         <w:r>
@@ -557,75 +603,26 @@
             <w:color w:val="0000EE"/>
             <w:u w:val="single"/>
           </w:rPr>
-          <w:t>亞14:1–5</w:t>
+          <w:t>猶11</w:t>
         </w:r>
       </w:hyperlink>
       <w:r>
         <w:rPr>
           <w:lang w:val="zh_TW" w:bidi="zh_TW"/>
         </w:rPr>
-        <w:t>，第</w:t>
-      </w:r>
-      <w:hyperlink r:id="rId13">
-        <w:r>
-          <w:rPr>
-            <w:lang w:val="zh_TW" w:bidi="zh_TW"/>
-          </w:rPr>
-          <w:rPr>
-            <w:color w:val="0000EE"/>
-            <w:u w:val="single"/>
-          </w:rPr>
-          <w:t>4</w:t>
-        </w:r>
-      </w:hyperlink>
-      <w:r>
-        <w:rPr>
-          <w:lang w:val="zh_TW" w:bidi="zh_TW"/>
-        </w:rPr>
-        <w:t>節）。</w:t>
-      </w:r>
-    </w:p>
-    <w:p>
-      <w:pPr>
-        <w:pStyle w:val="Heading3"/>
-      </w:pPr>
-      <w:r>
-        <w:rPr>
-          <w:lang w:val="zh_TW" w:bidi="zh_TW"/>
-        </w:rPr>
-        <w:t>新約聖經中的橄欖山</w:t>
-      </w:r>
-    </w:p>
-    <w:p>
-      <w:pPr/>
-      <w:r>
-        <w:rPr>
-          <w:lang w:val="zh_TW" w:bidi="zh_TW"/>
-        </w:rPr>
-      </w:r>
-      <w:r>
-        <w:rPr>
-          <w:lang w:val="zh_TW" w:bidi="zh_TW"/>
-        </w:rPr>
-        <w:t>在新約聖經中，大多數關於耶穌在橄欖山的故事，發生在祂生命的最後一週，基督徒稱之為聖週。在山上的村莊伯大尼，還有兩個較早發生的故事：</w:t>
-      </w:r>
-    </w:p>
-    <w:p>
-      <w:pPr>
-        <w:pStyle w:val="ListBullet"/>
-        <w:spacing w:line="240" w:lineRule="auto"/>
-        <w:ind w:left="720"/>
-      </w:pPr>
-      <w:r>
-        <w:rPr>
-          <w:lang w:val="zh_TW" w:bidi="zh_TW"/>
-        </w:rPr>
-      </w:r>
-      <w:r>
-        <w:rPr>
-          <w:lang w:val="zh_TW" w:bidi="zh_TW"/>
-        </w:rPr>
-        <w:t>耶穌拜訪了祂的朋友馬利亞和馬大（</w:t>
+        <w:t>）。這兩兄弟都曾向耶和華獻上</w:t>
+      </w:r>
+      <w:r>
+        <w:rPr>
+          <w:lang w:val="zh_TW" w:bidi="zh_TW"/>
+        </w:rPr>
+        <w:t>供物</w:t>
+      </w:r>
+      <w:r>
+        <w:rPr>
+          <w:lang w:val="zh_TW" w:bidi="zh_TW"/>
+        </w:rPr>
+        <w:t>（</w:t>
       </w:r>
       <w:hyperlink r:id="rId20">
         <w:r>
@@ -636,32 +633,14 @@
             <w:color w:val="0000EE"/>
             <w:u w:val="single"/>
           </w:rPr>
-          <w:t>路10:38–42</w:t>
+          <w:t>創4:3–4</w:t>
         </w:r>
       </w:hyperlink>
       <w:r>
         <w:rPr>
           <w:lang w:val="zh_TW" w:bidi="zh_TW"/>
         </w:rPr>
-        <w:t>），</w:t>
-      </w:r>
-    </w:p>
-    <w:p>
-      <w:pPr>
-        <w:pStyle w:val="ListBullet"/>
-        <w:spacing w:line="240" w:lineRule="auto"/>
-        <w:ind w:left="720"/>
-      </w:pPr>
-      <w:r>
-        <w:rPr>
-          <w:lang w:val="zh_TW" w:bidi="zh_TW"/>
-        </w:rPr>
-      </w:r>
-      <w:r>
-        <w:rPr>
-          <w:lang w:val="zh_TW" w:bidi="zh_TW"/>
-        </w:rPr>
-        <w:t>耶穌使祂的朋友拉撒路復活（</w:t>
+        <w:t>）。根據</w:t>
       </w:r>
       <w:hyperlink r:id="rId21">
         <w:r>
@@ -672,28 +651,14 @@
             <w:color w:val="0000EE"/>
             <w:u w:val="single"/>
           </w:rPr>
-          <w:t>約11:17–44</w:t>
+          <w:t>希伯來書十一章4節</w:t>
         </w:r>
       </w:hyperlink>
       <w:r>
         <w:rPr>
           <w:lang w:val="zh_TW" w:bidi="zh_TW"/>
         </w:rPr>
-        <w:t>）。</w:t>
-      </w:r>
-    </w:p>
-    <w:p>
-      <w:pPr/>
-      <w:r>
-        <w:rPr>
-          <w:lang w:val="zh_TW" w:bidi="zh_TW"/>
-        </w:rPr>
-      </w:r>
-      <w:r>
-        <w:rPr>
-          <w:lang w:val="zh_TW" w:bidi="zh_TW"/>
-        </w:rPr>
-        <w:t>耶穌最後一次來到耶路撒冷，是從耶利哥城出發，從東方越過橄欖山，然後下到汲淪溪谷（</w:t>
+        <w:t>，亞伯憑著信心獻上比該隱更合宜的供物，該隱因神不悅納他的供物而大大發怒。當神悅納亞伯的供物卻不悅納他自己的時候，該隱就殺了他的弟弟（</w:t>
       </w:r>
       <w:hyperlink r:id="rId22">
         <w:r>
@@ -704,14 +669,14 @@
             <w:color w:val="0000EE"/>
             <w:u w:val="single"/>
           </w:rPr>
-          <w:t>可11:1–10）</w:t>
+          <w:t>創4:5–8</w:t>
         </w:r>
       </w:hyperlink>
       <w:r>
         <w:rPr>
           <w:lang w:val="zh_TW" w:bidi="zh_TW"/>
         </w:rPr>
-        <w:t>。這一天，人們迎接祂如同迎接君王，在路上鋪上棕樹枝。</w:t>
+        <w:t>）。</w:t>
       </w:r>
     </w:p>
     <w:p>
@@ -725,7 +690,7 @@
         <w:rPr>
           <w:lang w:val="zh_TW" w:bidi="zh_TW"/>
         </w:rPr>
-        <w:t>當耶穌下山看到耶路撒冷時，祂停下來哭泣，因為祂深知這座城市未來會發生什麼事（</w:t>
+        <w:t>聖經在解釋該隱為何行兇時說，他是屬那惡者（</w:t>
       </w:r>
       <w:hyperlink r:id="rId23">
         <w:r>
@@ -736,28 +701,50 @@
             <w:color w:val="0000EE"/>
             <w:u w:val="single"/>
           </w:rPr>
-          <w:t>路19:41–44</w:t>
+          <w:t>約一3:12</w:t>
         </w:r>
       </w:hyperlink>
       <w:r>
         <w:rPr>
           <w:lang w:val="zh_TW" w:bidi="zh_TW"/>
         </w:rPr>
-        <w:t>）。</w:t>
-      </w:r>
-    </w:p>
-    <w:p>
-      <w:pPr/>
-      <w:r>
-        <w:rPr>
-          <w:lang w:val="zh_TW" w:bidi="zh_TW"/>
-        </w:rPr>
-      </w:r>
-      <w:r>
-        <w:rPr>
-          <w:lang w:val="zh_TW" w:bidi="zh_TW"/>
-        </w:rPr>
-        <w:t>耶穌生命的最後一周，祂花了大部份時間待在橄欖山。祂白天在那裡教導人（</w:t>
+        <w:t>）。耶和華使該隱面對他的罪，對他施行審判，並宣告</w:t>
+      </w:r>
+      <w:r>
+        <w:rPr>
+          <w:lang w:val="zh_TW" w:bidi="zh_TW"/>
+        </w:rPr>
+        <w:t>咒詛</w:t>
+      </w:r>
+      <w:r>
+        <w:rPr>
+          <w:lang w:val="zh_TW" w:bidi="zh_TW"/>
+        </w:rPr>
+        <w:t>。神使該隱定居在</w:t>
+      </w:r>
+      <w:r>
+        <w:rPr>
+          <w:lang w:val="zh_TW" w:bidi="zh_TW"/>
+        </w:rPr>
+        <w:t>伊甸</w:t>
+      </w:r>
+      <w:r>
+        <w:rPr>
+          <w:lang w:val="zh_TW" w:bidi="zh_TW"/>
+        </w:rPr>
+        <w:t>東邊的</w:t>
+      </w:r>
+      <w:r>
+        <w:rPr>
+          <w:lang w:val="zh_TW" w:bidi="zh_TW"/>
+        </w:rPr>
+        <w:t>挪得</w:t>
+      </w:r>
+      <w:r>
+        <w:rPr>
+          <w:lang w:val="zh_TW" w:bidi="zh_TW"/>
+        </w:rPr>
+        <w:t>之地（</w:t>
       </w:r>
       <w:hyperlink r:id="rId24">
         <w:r>
@@ -768,14 +755,40 @@
             <w:color w:val="0000EE"/>
             <w:u w:val="single"/>
           </w:rPr>
-          <w:t>可13</w:t>
+          <w:t>創4:9–16</w:t>
         </w:r>
       </w:hyperlink>
       <w:r>
         <w:rPr>
           <w:lang w:val="zh_TW" w:bidi="zh_TW"/>
         </w:rPr>
-        <w:t>）；晚上，住在山上或附近的村莊伯大尼（</w:t>
+        <w:t>）。該隱向神抱怨說這刑罰太重，超過他所能承受，又害怕有人遇見他會殺他。於是耶和華給該隱立一個記號保護他，並應許若有人殺該隱，那人要受七倍的報應。</w:t>
+      </w:r>
+    </w:p>
+    <w:p>
+      <w:pPr/>
+      <w:r>
+        <w:rPr>
+          <w:lang w:val="zh_TW" w:bidi="zh_TW"/>
+        </w:rPr>
+      </w:r>
+      <w:r>
+        <w:rPr>
+          <w:lang w:val="zh_TW" w:bidi="zh_TW"/>
+        </w:rPr>
+        <w:t>該隱在挪得之地建造了一座城，並以他的兒子</w:t>
+      </w:r>
+      <w:r>
+        <w:rPr>
+          <w:lang w:val="zh_TW" w:bidi="zh_TW"/>
+        </w:rPr>
+        <w:t>以諾</w:t>
+      </w:r>
+      <w:r>
+        <w:rPr>
+          <w:lang w:val="zh_TW" w:bidi="zh_TW"/>
+        </w:rPr>
+        <w:t>的名字給那城命名（</w:t>
       </w:r>
       <w:hyperlink r:id="rId25">
         <w:r>
@@ -786,40 +799,26 @@
             <w:color w:val="0000EE"/>
             <w:u w:val="single"/>
           </w:rPr>
-          <w:t>路21:37</w:t>
+          <w:t>創4:17</w:t>
         </w:r>
       </w:hyperlink>
       <w:r>
         <w:rPr>
           <w:lang w:val="zh_TW" w:bidi="zh_TW"/>
         </w:rPr>
-        <w:t>，這裡的</w:t>
-      </w:r>
-      <w:r>
-        <w:rPr>
-          <w:lang w:val="zh_TW" w:bidi="zh_TW"/>
-        </w:rPr>
-        <w:t>橄欖山</w:t>
-      </w:r>
-      <w:r>
-        <w:rPr>
-          <w:lang w:val="zh_TW" w:bidi="zh_TW"/>
-        </w:rPr>
-        <w:t>可能指的是伯大尼）。</w:t>
-      </w:r>
-    </w:p>
-    <w:p>
-      <w:pPr/>
-      <w:r>
-        <w:rPr>
-          <w:lang w:val="zh_TW" w:bidi="zh_TW"/>
-        </w:rPr>
-      </w:r>
-      <w:r>
-        <w:rPr>
-          <w:lang w:val="zh_TW" w:bidi="zh_TW"/>
-        </w:rPr>
-        <w:t>在最後的晚餐之後，耶穌來到橄欖山禱告（</w:t>
+        <w:t>）。該隱的後代從以諾開始不斷繁衍。在早期的世代中，他的後裔發展出不同的技能：有人住在帳棚中牧養牲畜，有人成為</w:t>
+      </w:r>
+      <w:r>
+        <w:rPr>
+          <w:lang w:val="zh_TW" w:bidi="zh_TW"/>
+        </w:rPr>
+        <w:t>作樂的人</w:t>
+      </w:r>
+      <w:r>
+        <w:rPr>
+          <w:lang w:val="zh_TW" w:bidi="zh_TW"/>
+        </w:rPr>
+        <w:t>，有人學習打造金屬器物（</w:t>
       </w:r>
       <w:hyperlink r:id="rId26">
         <w:r>
@@ -830,43 +829,7 @@
             <w:color w:val="0000EE"/>
             <w:u w:val="single"/>
           </w:rPr>
-          <w:t>可14:26</w:t>
-        </w:r>
-      </w:hyperlink>
-      <w:r>
-        <w:rPr>
-          <w:lang w:val="zh_TW" w:bidi="zh_TW"/>
-        </w:rPr>
-        <w:t>）。祂在客西馬尼園的榨油器具旁邊被捕（第</w:t>
-      </w:r>
-      <w:hyperlink r:id="rId27">
-        <w:r>
-          <w:rPr>
-            <w:lang w:val="zh_TW" w:bidi="zh_TW"/>
-          </w:rPr>
-          <w:rPr>
-            <w:color w:val="0000EE"/>
-            <w:u w:val="single"/>
-          </w:rPr>
-          <w:t>32</w:t>
-        </w:r>
-      </w:hyperlink>
-      <w:r>
-        <w:rPr>
-          <w:lang w:val="zh_TW" w:bidi="zh_TW"/>
-        </w:rPr>
-        <w:t>節）。後來，耶穌從死裡復活，與祂的門徒在橄欖山作最後會面。正當他們觀看時，耶穌被提升到天上。基督徒稱這個事件為升天（</w:t>
-      </w:r>
-      <w:hyperlink r:id="rId28">
-        <w:r>
-          <w:rPr>
-            <w:lang w:val="zh_TW" w:bidi="zh_TW"/>
-          </w:rPr>
-          <w:rPr>
-            <w:color w:val="0000EE"/>
-            <w:u w:val="single"/>
-          </w:rPr>
-          <w:t>徒1:12</w:t>
+          <w:t>18–22節</w:t>
         </w:r>
       </w:hyperlink>
       <w:r>
@@ -2775,6 +2738,12 @@
   </w:num>
   <w:num w:numId="13" w16cid:durableId="592781308">
     <w:abstractNumId w:val="11"/>
+  </w:num>
+  <w:num w:numId="14">
+    <w:abstractNumId w:val="3"/>
+    <w:lvlOverride w:ilvl="0">
+      <w:startOverride w:val="1"/>
+    </w:lvlOverride>
   </w:num>
   <w:numIdMacAtCleanup w:val="10"/>
 </w:numbering>

--- a/zht/docx/046.content.docx
+++ b/zht/docx/046.content.docx
@@ -149,7 +149,7 @@
         <w:rPr>
           <w:lang w:val="zh_TW" w:bidi="zh_TW"/>
         </w:rPr>
-        <w:t>gai</w:t>
+        <w:t>fu</w:t>
       </w:r>
       <w:r>
         <w:rPr>
@@ -212,7 +212,7 @@
         <w:rPr>
           <w:lang w:val="zh_TW" w:bidi="zh_TW"/>
         </w:rPr>
-        <w:t>該南</w:t>
+        <w:t>弗</w:t>
       </w:r>
       <w:r>
         <w:rPr>
@@ -239,7 +239,7 @@
         <w:rPr>
           <w:lang w:val="zh_TW" w:bidi="zh_TW"/>
         </w:rPr>
-        <w:t>亞法撒的兒子（</w:t>
+        <w:t>弗（Put）在某些譯本中的拼寫形式，是指含的第三個兒子，可見於</w:t>
       </w:r>
       <w:hyperlink r:id="rId13">
         <w:r>
@@ -250,50 +250,33 @@
             <w:color w:val="0000EE"/>
             <w:u w:val="single"/>
           </w:rPr>
-          <w:t>路3:36</w:t>
-        </w:r>
-      </w:hyperlink>
-      <w:r>
-        <w:rPr>
-          <w:lang w:val="zh_TW" w:bidi="zh_TW"/>
-        </w:rPr>
-        <w:t>；</w:t>
-      </w:r>
-      <w:hyperlink r:id="rId14">
-        <w:r>
-          <w:rPr>
-            <w:lang w:val="zh_TW" w:bidi="zh_TW"/>
-          </w:rPr>
-          <w:rPr>
-            <w:color w:val="0000EE"/>
-            <w:u w:val="single"/>
-          </w:rPr>
-          <w:t>創10:24</w:t>
-        </w:r>
-      </w:hyperlink>
-      <w:r>
-        <w:rPr>
-          <w:lang w:val="zh_TW" w:bidi="zh_TW"/>
-        </w:rPr>
-        <w:t>〔七十士譯本〕，</w:t>
-      </w:r>
-      <w:hyperlink r:id="rId15">
-        <w:r>
-          <w:rPr>
-            <w:lang w:val="zh_TW" w:bidi="zh_TW"/>
-          </w:rPr>
-          <w:rPr>
-            <w:color w:val="0000EE"/>
-            <w:u w:val="single"/>
-          </w:rPr>
-          <w:t>11:12–13</w:t>
-        </w:r>
-      </w:hyperlink>
-      <w:r>
-        <w:rPr>
-          <w:lang w:val="zh_TW" w:bidi="zh_TW"/>
-        </w:rPr>
-        <w:t>）。</w:t>
+          <w:t>創世記十章6節</w:t>
+        </w:r>
+      </w:hyperlink>
+      <w:r>
+        <w:rPr>
+          <w:lang w:val="zh_TW" w:bidi="zh_TW"/>
+        </w:rPr>
+        <w:t>。</w:t>
+      </w:r>
+      <w:r>
+        <w:rPr>
+          <w:i/>
+          <w:lang w:val="zh_TW" w:bidi="zh_TW"/>
+        </w:rPr>
+        <w:t>見</w:t>
+      </w:r>
+      <w:r>
+        <w:rPr>
+          <w:lang w:val="zh_TW" w:bidi="zh_TW"/>
+        </w:rPr>
+        <w:t>弗（人物）</w:t>
+      </w:r>
+      <w:r>
+        <w:rPr>
+          <w:lang w:val="zh_TW" w:bidi="zh_TW"/>
+        </w:rPr>
+        <w:t>。</w:t>
       </w:r>
     </w:p>
     <w:p>
@@ -311,7 +294,301 @@
         <w:rPr>
           <w:lang w:val="zh_TW" w:bidi="zh_TW"/>
         </w:rPr>
-        <w:t>亞當的曾孫，也稱為該南（Kenan）（</w:t>
+        <w:t>弗（Put）在某些譯本中的拼寫形式，是指靠近埃及、位於地中海沿岸的一個地區，可見於</w:t>
+      </w:r>
+      <w:hyperlink r:id="rId14">
+        <w:r>
+          <w:rPr>
+            <w:lang w:val="zh_TW" w:bidi="zh_TW"/>
+          </w:rPr>
+          <w:rPr>
+            <w:color w:val="0000EE"/>
+            <w:u w:val="single"/>
+          </w:rPr>
+          <w:t>以西結書二十七章10節</w:t>
+        </w:r>
+      </w:hyperlink>
+      <w:r>
+        <w:rPr>
+          <w:lang w:val="zh_TW" w:bidi="zh_TW"/>
+        </w:rPr>
+        <w:t>。</w:t>
+      </w:r>
+      <w:r>
+        <w:rPr>
+          <w:i/>
+          <w:lang w:val="zh_TW" w:bidi="zh_TW"/>
+        </w:rPr>
+        <w:t>見</w:t>
+      </w:r>
+      <w:r>
+        <w:rPr>
+          <w:lang w:val="zh_TW" w:bidi="zh_TW"/>
+        </w:rPr>
+        <w:t>弗（地方）</w:t>
+      </w:r>
+      <w:r>
+        <w:rPr>
+          <w:lang w:val="zh_TW" w:bidi="zh_TW"/>
+        </w:rPr>
+        <w:t>。</w:t>
+      </w:r>
+      <w:r>
+        <w:rPr>
+          <w:lang w:val="zh_TW" w:bidi="zh_TW"/>
+        </w:rPr>
+      </w:r>
+      <w:r>
+        <w:rPr>
+          <w:lang w:val="zh_TW" w:bidi="zh_TW"/>
+        </w:rPr>
+      </w:r>
+    </w:p>
+    <w:p>
+      <w:pPr/>
+      <w:r>
+        <w:rPr>
+          <w:lang w:val="zh_TW" w:bidi="zh_TW"/>
+        </w:rPr>
+      </w:r>
+    </w:p>
+    <w:p>
+      <w:pPr>
+        <w:pStyle w:val="Heading2"/>
+      </w:pPr>
+      <w:r>
+        <w:rPr>
+          <w:lang w:val="zh_TW" w:bidi="zh_TW"/>
+        </w:rPr>
+        <w:t>弗 (地方)</w:t>
+      </w:r>
+      <w:r>
+        <w:rPr>
+          <w:lang w:val="zh_TW" w:bidi="zh_TW"/>
+        </w:rPr>
+      </w:r>
+    </w:p>
+    <w:p>
+      <w:pPr/>
+      <w:r>
+        <w:rPr>
+          <w:lang w:val="zh_TW" w:bidi="zh_TW"/>
+        </w:rPr>
+      </w:r>
+      <w:r>
+        <w:rPr>
+          <w:lang w:val="zh_TW" w:bidi="zh_TW"/>
+        </w:rPr>
+        <w:t>弗是古代北非的一個地區，很可能是位於今日的利比亞（Libya）一帶。有些學者認為，弗可能就是古埃及文獻中提到的邦特（Punt），該地大概位於非洲東北岸，或接近今日的索馬利亞（Somalia）一帶。</w:t>
+      </w:r>
+    </w:p>
+    <w:p>
+      <w:pPr/>
+      <w:r>
+        <w:rPr>
+          <w:lang w:val="zh_TW" w:bidi="zh_TW"/>
+        </w:rPr>
+      </w:r>
+      <w:r>
+        <w:rPr>
+          <w:lang w:val="zh_TW" w:bidi="zh_TW"/>
+        </w:rPr>
+        <w:t>弗的人民與埃及、古實（Cush，另一個古代東北非洲的名稱）和迦南有密切往來。不過，根據舊約聖經中對「弗」一詞的用法顯示，它更可能是指利比亞。在舊約聖經中，利比亞人被稱為「路比人」（Lubim），而且總是以複數形式出現。</w:t>
+      </w:r>
+    </w:p>
+    <w:p>
+      <w:pPr/>
+      <w:r>
+        <w:rPr>
+          <w:lang w:val="zh_TW" w:bidi="zh_TW"/>
+        </w:rPr>
+      </w:r>
+      <w:r>
+        <w:rPr>
+          <w:lang w:val="zh_TW" w:bidi="zh_TW"/>
+        </w:rPr>
+        <w:t>弗原本是人名，後來成為由其後裔所形成之民族的名稱。</w:t>
+      </w:r>
+    </w:p>
+    <w:p>
+      <w:pPr>
+        <w:pStyle w:val="Heading3"/>
+      </w:pPr>
+      <w:r>
+        <w:rPr>
+          <w:lang w:val="zh_TW" w:bidi="zh_TW"/>
+        </w:rPr>
+        <w:t>古代利比亞</w:t>
+      </w:r>
+    </w:p>
+    <w:p>
+      <w:pPr/>
+      <w:r>
+        <w:rPr>
+          <w:lang w:val="zh_TW" w:bidi="zh_TW"/>
+        </w:rPr>
+      </w:r>
+      <w:r>
+        <w:rPr>
+          <w:lang w:val="zh_TW" w:bidi="zh_TW"/>
+        </w:rPr>
+        <w:t>古代利比亞位於埃及以西、地中海沿岸，即今日的利比亞一帶。埃及文獻提到三個主要的利比亞族群：</w:t>
+      </w:r>
+    </w:p>
+    <w:p>
+      <w:pPr>
+        <w:pStyle w:val="ListBullet"/>
+        <w:spacing w:line="240" w:lineRule="auto"/>
+        <w:ind w:left="720"/>
+      </w:pPr>
+      <w:r>
+        <w:rPr>
+          <w:lang w:val="zh_TW" w:bidi="zh_TW"/>
+        </w:rPr>
+      </w:r>
+      <w:r>
+        <w:rPr>
+          <w:lang w:val="zh_TW" w:bidi="zh_TW"/>
+        </w:rPr>
+        <w:t>提赫努人（Tjehenu）：這些人在沿海地區居住，主要從事畜牧業。埃及藝術中常描繪他們留長髮，只穿腰帶和簡單的遮體布。他們被列為九弓（Nine Bows）之一，這是埃及人對主要敵人的統稱。</w:t>
+      </w:r>
+    </w:p>
+    <w:p>
+      <w:pPr>
+        <w:pStyle w:val="ListBullet"/>
+        <w:spacing w:line="240" w:lineRule="auto"/>
+        <w:ind w:left="720"/>
+      </w:pPr>
+      <w:r>
+        <w:rPr>
+          <w:lang w:val="zh_TW" w:bidi="zh_TW"/>
+        </w:rPr>
+      </w:r>
+      <w:r>
+        <w:rPr>
+          <w:lang w:val="zh_TW" w:bidi="zh_TW"/>
+        </w:rPr>
+        <w:t>提赫穆人（Tjemehu）：這些人是遊牧民族，四處遷徙。他們擁有淺色的頭髮和藍色的眼睛，外貌與其它非洲族群不同。自古王國時期（約公元前2700至2200年）以來，他們就與埃及有接觸，並多次嘗試進入埃及領土。</w:t>
+      </w:r>
+    </w:p>
+    <w:p>
+      <w:pPr>
+        <w:pStyle w:val="ListBullet"/>
+        <w:spacing w:line="240" w:lineRule="auto"/>
+        <w:ind w:left="720"/>
+      </w:pPr>
+      <w:r>
+        <w:rPr>
+          <w:lang w:val="zh_TW" w:bidi="zh_TW"/>
+        </w:rPr>
+      </w:r>
+      <w:r>
+        <w:rPr>
+          <w:lang w:val="zh_TW" w:bidi="zh_TW"/>
+        </w:rPr>
+        <w:t>利比人（Libu）：此族名成為利比亞一詞的來源。他們與美什維什（Meshwesh）族一樣，被描述為膚色較白、有刺青，且穿皮革衣物。</w:t>
+      </w:r>
+    </w:p>
+    <w:p>
+      <w:pPr/>
+      <w:r>
+        <w:rPr>
+          <w:lang w:val="zh_TW" w:bidi="zh_TW"/>
+        </w:rPr>
+      </w:r>
+      <w:r>
+        <w:rPr>
+          <w:lang w:val="zh_TW" w:bidi="zh_TW"/>
+        </w:rPr>
+        <w:t>埃及與利比亞在歷史上既有貿易往來，也有多次戰爭。利比亞人經常自西北方進入埃及。從中王國時期開始，有一個關於西努赫（Sinuhe）的故事（約公元前2000年）。故事開始時，阿梅內姆赫特一世（Amenemhet I）去世，他的兒子辛努塞爾特（Senusert；塞斯托里斯</w:t>
+      </w:r>
+      <w:r>
+        <w:rPr>
+          <w:lang w:val="zh_TW" w:bidi="zh_TW"/>
+        </w:rPr>
+        <w:t>〔</w:t>
+      </w:r>
+      <w:r>
+        <w:rPr>
+          <w:lang w:val="zh_TW" w:bidi="zh_TW"/>
+        </w:rPr>
+        <w:t>Sesostris</w:t>
+      </w:r>
+      <w:r>
+        <w:rPr>
+          <w:lang w:val="zh_TW" w:bidi="zh_TW"/>
+        </w:rPr>
+        <w:t>〕</w:t>
+      </w:r>
+      <w:r>
+        <w:rPr>
+          <w:lang w:val="zh_TW" w:bidi="zh_TW"/>
+        </w:rPr>
+        <w:t>）正在西部三角洲與利比亞人作戰。</w:t>
+        <w:br/>
+        <w:br/>
+      </w:r>
+      <w:r>
+        <w:rPr>
+          <w:lang w:val="zh_TW" w:bidi="zh_TW"/>
+        </w:rPr>
+        <w:t>後來，利比亞人民逐漸遷入尼羅河三角洲地區。兩位埃及國王，塞提一世（Seti I）和蘭塞二世（Ramses II），也曾為控制該地區而與利比亞人交戰。後來，梅爾奈普塔王（King Merneptah）在一塊名為梅爾奈普塔石碑（Merneptah Stele）的大型石碑上記錄了與利比亞人爭戰的勝利（約公元前1224–1214年）。另一位埃及王，蘭塞三世（Ramses III），後來也與利比亞人爭戰，並將他們趕出西部三角洲地區。這事發生的時候，埃及同時與海上民族（the Sea Peoples）作戰，那戰鬥發生在陸地和海上。</w:t>
+      </w:r>
+    </w:p>
+    <w:p>
+      <w:pPr/>
+      <w:r>
+        <w:rPr>
+          <w:lang w:val="zh_TW" w:bidi="zh_TW"/>
+        </w:rPr>
+      </w:r>
+      <w:r>
+        <w:rPr>
+          <w:lang w:val="zh_TW" w:bidi="zh_TW"/>
+        </w:rPr>
+        <w:t>後來，利比亞人變得更強大，最終控制了埃及。他們有兩個王室家族（或王朝）統治埃及。第一個稱為布巴實提（Bubastite）王朝（約公元前946–720年），而第二個則是塔尼特（Tanitic）王朝（約公元前792–720年）。這些利比亞王的名字與傳統的埃及名字不同，例如舍順克（Sheshonk）、奧索康（Osorkon）和塔克洛特（Takelot）。其中的舍順克便是舊約聖經中所指的</w:t>
+      </w:r>
+      <w:r>
+        <w:rPr>
+          <w:lang w:val="zh_TW" w:bidi="zh_TW"/>
+        </w:rPr>
+        <w:t>示撒（</w:t>
+      </w:r>
+      <w:r>
+        <w:rPr>
+          <w:lang w:val="zh_TW" w:bidi="zh_TW"/>
+        </w:rPr>
+        <w:t>Shishak</w:t>
+      </w:r>
+      <w:r>
+        <w:rPr>
+          <w:lang w:val="zh_TW" w:bidi="zh_TW"/>
+        </w:rPr>
+        <w:t>）</w:t>
+      </w:r>
+      <w:r>
+        <w:rPr>
+          <w:lang w:val="zh_TW" w:bidi="zh_TW"/>
+        </w:rPr>
+        <w:t>（</w:t>
+      </w:r>
+      <w:hyperlink r:id="rId15">
+        <w:r>
+          <w:rPr>
+            <w:lang w:val="zh_TW" w:bidi="zh_TW"/>
+          </w:rPr>
+          <w:rPr>
+            <w:color w:val="0000EE"/>
+            <w:u w:val="single"/>
+          </w:rPr>
+          <w:t>王上11:40</w:t>
+        </w:r>
+      </w:hyperlink>
+      <w:r>
+        <w:rPr>
+          <w:lang w:val="zh_TW" w:bidi="zh_TW"/>
+        </w:rPr>
+        <w:t>，</w:t>
       </w:r>
       <w:hyperlink r:id="rId16">
         <w:r>
@@ -322,7 +599,7 @@
             <w:color w:val="0000EE"/>
             <w:u w:val="single"/>
           </w:rPr>
-          <w:t>創5:9–14</w:t>
+          <w:t>14:25</w:t>
         </w:r>
       </w:hyperlink>
       <w:r>
@@ -340,7 +617,339 @@
             <w:color w:val="0000EE"/>
             <w:u w:val="single"/>
           </w:rPr>
-          <w:t>代上1:2</w:t>
+          <w:t>代下12:2–9</w:t>
+        </w:r>
+      </w:hyperlink>
+      <w:r>
+        <w:rPr>
+          <w:lang w:val="zh_TW" w:bidi="zh_TW"/>
+        </w:rPr>
+        <w:t>）。</w:t>
+      </w:r>
+    </w:p>
+    <w:p>
+      <w:pPr>
+        <w:pStyle w:val="Heading3"/>
+      </w:pPr>
+      <w:r>
+        <w:rPr>
+          <w:lang w:val="zh_TW" w:bidi="zh_TW"/>
+        </w:rPr>
+        <w:t>聖經中的弗</w:t>
+      </w:r>
+    </w:p>
+    <w:p>
+      <w:pPr/>
+      <w:r>
+        <w:rPr>
+          <w:lang w:val="zh_TW" w:bidi="zh_TW"/>
+        </w:rPr>
+      </w:r>
+      <w:r>
+        <w:rPr>
+          <w:lang w:val="zh_TW" w:bidi="zh_TW"/>
+        </w:rPr>
+        <w:t>聖經首次提到弗是在列國表（table of nations）中（</w:t>
+      </w:r>
+      <w:hyperlink r:id="rId18">
+        <w:r>
+          <w:rPr>
+            <w:lang w:val="zh_TW" w:bidi="zh_TW"/>
+          </w:rPr>
+          <w:rPr>
+            <w:color w:val="0000EE"/>
+            <w:u w:val="single"/>
+          </w:rPr>
+          <w:t>創10章</w:t>
+        </w:r>
+      </w:hyperlink>
+      <w:r>
+        <w:rPr>
+          <w:lang w:val="zh_TW" w:bidi="zh_TW"/>
+        </w:rPr>
+        <w:t>）。弗被列為含的兒子之一，與古實（努比亞，</w:t>
+      </w:r>
+      <w:r>
+        <w:rPr>
+          <w:lang w:val="zh_TW" w:bidi="zh_TW"/>
+        </w:rPr>
+        <w:t>埃塞俄比</w:t>
+      </w:r>
+      <w:r>
+        <w:rPr>
+          <w:lang w:val="zh_TW" w:bidi="zh_TW"/>
+        </w:rPr>
+        <w:t>亞）、埃及和迦南並列（</w:t>
+      </w:r>
+      <w:hyperlink r:id="rId13">
+        <w:r>
+          <w:rPr>
+            <w:lang w:val="zh_TW" w:bidi="zh_TW"/>
+          </w:rPr>
+          <w:rPr>
+            <w:color w:val="0000EE"/>
+            <w:u w:val="single"/>
+          </w:rPr>
+          <w:t>創10:6</w:t>
+        </w:r>
+      </w:hyperlink>
+      <w:r>
+        <w:rPr>
+          <w:lang w:val="zh_TW" w:bidi="zh_TW"/>
+        </w:rPr>
+        <w:t>；參</w:t>
+      </w:r>
+      <w:hyperlink r:id="rId19">
+        <w:r>
+          <w:rPr>
+            <w:lang w:val="zh_TW" w:bidi="zh_TW"/>
+          </w:rPr>
+          <w:rPr>
+            <w:color w:val="0000EE"/>
+            <w:u w:val="single"/>
+          </w:rPr>
+          <w:t>代上1:8</w:t>
+        </w:r>
+      </w:hyperlink>
+      <w:r>
+        <w:rPr>
+          <w:lang w:val="zh_TW" w:bidi="zh_TW"/>
+        </w:rPr>
+        <w:t>）。</w:t>
+      </w:r>
+    </w:p>
+    <w:p>
+      <w:pPr/>
+      <w:r>
+        <w:rPr>
+          <w:lang w:val="zh_TW" w:bidi="zh_TW"/>
+        </w:rPr>
+      </w:r>
+      <w:r>
+        <w:rPr>
+          <w:lang w:val="zh_TW" w:bidi="zh_TW"/>
+        </w:rPr>
+        <w:t>耶利米先知形容弗和古實（即古代的埃塞俄比亞）的士兵是埃及軍中的精銳戰士，於迦基米設（Carchemish）戰役中手持盾牌（</w:t>
+      </w:r>
+      <w:hyperlink r:id="rId20">
+        <w:r>
+          <w:rPr>
+            <w:lang w:val="zh_TW" w:bidi="zh_TW"/>
+          </w:rPr>
+          <w:rPr>
+            <w:color w:val="0000EE"/>
+            <w:u w:val="single"/>
+          </w:rPr>
+          <w:t>耶46:9</w:t>
+        </w:r>
+      </w:hyperlink>
+      <w:r>
+        <w:rPr>
+          <w:lang w:val="zh_TW" w:bidi="zh_TW"/>
+        </w:rPr>
+        <w:t>）。先知以西結告訴我們，弗的士兵也在泰爾城的軍隊中服役，與來自波斯和路德的戰士一起（</w:t>
+      </w:r>
+      <w:hyperlink r:id="rId14">
+        <w:r>
+          <w:rPr>
+            <w:lang w:val="zh_TW" w:bidi="zh_TW"/>
+          </w:rPr>
+          <w:rPr>
+            <w:color w:val="0000EE"/>
+            <w:u w:val="single"/>
+          </w:rPr>
+          <w:t>結27:10</w:t>
+        </w:r>
+      </w:hyperlink>
+      <w:r>
+        <w:rPr>
+          <w:lang w:val="zh_TW" w:bidi="zh_TW"/>
+        </w:rPr>
+        <w:t>）。在另一個記載中，先知那鴻提到弗和利比亞人是埃及底比斯（Thebes）的盟友，但他們無法阻止亞述軍隊的征服（</w:t>
+      </w:r>
+      <w:hyperlink r:id="rId21">
+        <w:r>
+          <w:rPr>
+            <w:lang w:val="zh_TW" w:bidi="zh_TW"/>
+          </w:rPr>
+          <w:rPr>
+            <w:color w:val="0000EE"/>
+            <w:u w:val="single"/>
+          </w:rPr>
+          <w:t>鴻3:9</w:t>
+        </w:r>
+      </w:hyperlink>
+      <w:r>
+        <w:rPr>
+          <w:lang w:val="zh_TW" w:bidi="zh_TW"/>
+        </w:rPr>
+        <w:t>）。但以理預言，一位將來的強權統治者會控制利比亞、埃及、古實等地（</w:t>
+      </w:r>
+      <w:hyperlink r:id="rId22">
+        <w:r>
+          <w:rPr>
+            <w:lang w:val="zh_TW" w:bidi="zh_TW"/>
+          </w:rPr>
+          <w:rPr>
+            <w:color w:val="0000EE"/>
+            <w:u w:val="single"/>
+          </w:rPr>
+          <w:t>但11:43</w:t>
+        </w:r>
+      </w:hyperlink>
+      <w:r>
+        <w:rPr>
+          <w:lang w:val="zh_TW" w:bidi="zh_TW"/>
+        </w:rPr>
+        <w:t>）。</w:t>
+      </w:r>
+    </w:p>
+    <w:p>
+      <w:pPr/>
+      <w:r>
+        <w:rPr>
+          <w:lang w:val="zh_TW" w:bidi="zh_TW"/>
+        </w:rPr>
+      </w:r>
+      <w:r>
+        <w:rPr>
+          <w:lang w:val="zh_TW" w:bidi="zh_TW"/>
+        </w:rPr>
+        <w:t>以賽亞書在希伯來文本中提到一個名為「普勒（Pul）」的地方，但希臘文譯本的舊約聖經則使用「弗（Put）」（</w:t>
+      </w:r>
+      <w:hyperlink r:id="rId23">
+        <w:r>
+          <w:rPr>
+            <w:lang w:val="zh_TW" w:bidi="zh_TW"/>
+          </w:rPr>
+          <w:rPr>
+            <w:color w:val="0000EE"/>
+            <w:u w:val="single"/>
+          </w:rPr>
+          <w:t>賽66:19</w:t>
+        </w:r>
+      </w:hyperlink>
+      <w:r>
+        <w:rPr>
+          <w:lang w:val="zh_TW" w:bidi="zh_TW"/>
+        </w:rPr>
+        <w:t>）。大多數英文譯本採用希臘文的版本。在這段經文中，弗出現在一個國家列表中，位於他施和路德之間。這些國家將會聽聞神的榮耀。</w:t>
+      </w:r>
+    </w:p>
+    <w:p>
+      <w:pPr/>
+      <w:r>
+        <w:rPr>
+          <w:lang w:val="zh_TW" w:bidi="zh_TW"/>
+        </w:rPr>
+      </w:r>
+      <w:r>
+        <w:rPr>
+          <w:lang w:val="zh_TW" w:bidi="zh_TW"/>
+        </w:rPr>
+        <w:t>在以西結書中，學者對於提到利比亞的名字有不同的看法。有些人認為「弗」這個詞指的是利比亞（</w:t>
+      </w:r>
+      <w:hyperlink r:id="rId24">
+        <w:r>
+          <w:rPr>
+            <w:lang w:val="zh_TW" w:bidi="zh_TW"/>
+          </w:rPr>
+          <w:rPr>
+            <w:color w:val="0000EE"/>
+            <w:u w:val="single"/>
+          </w:rPr>
+          <w:t>結30:5</w:t>
+        </w:r>
+      </w:hyperlink>
+      <w:r>
+        <w:rPr>
+          <w:lang w:val="zh_TW" w:bidi="zh_TW"/>
+        </w:rPr>
+        <w:t>）。其他人則認為同一節經文中的另一個詞「Cub」指的是利比亞。</w:t>
+      </w:r>
+    </w:p>
+    <w:p>
+      <w:pPr>
+        <w:pStyle w:val="Heading3"/>
+      </w:pPr>
+      <w:r>
+        <w:rPr>
+          <w:lang w:val="zh_TW" w:bidi="zh_TW"/>
+        </w:rPr>
+        <w:t>其它歷史記載</w:t>
+      </w:r>
+    </w:p>
+    <w:p>
+      <w:pPr/>
+      <w:r>
+        <w:rPr>
+          <w:lang w:val="zh_TW" w:bidi="zh_TW"/>
+        </w:rPr>
+      </w:r>
+      <w:r>
+        <w:rPr>
+          <w:lang w:val="zh_TW" w:bidi="zh_TW"/>
+        </w:rPr>
+        <w:t>聖經以外的歷史資料亦提及利比亞。根據在公元前485至465年間統治波斯的王薛西（King Xerxes of Persia）的文件，利比亞是被列為他掌控的國家之一。</w:t>
+      </w:r>
+      <w:r>
+        <w:rPr>
+          <w:lang w:val="zh_TW" w:bidi="zh_TW"/>
+        </w:rPr>
+      </w:r>
+      <w:r>
+        <w:rPr>
+          <w:lang w:val="zh_TW" w:bidi="zh_TW"/>
+        </w:rPr>
+      </w:r>
+    </w:p>
+    <w:p>
+      <w:pPr/>
+      <w:r>
+        <w:rPr>
+          <w:lang w:val="zh_TW" w:bidi="zh_TW"/>
+        </w:rPr>
+      </w:r>
+    </w:p>
+    <w:p>
+      <w:pPr>
+        <w:pStyle w:val="Heading2"/>
+      </w:pPr>
+      <w:r>
+        <w:rPr>
+          <w:lang w:val="zh_TW" w:bidi="zh_TW"/>
+        </w:rPr>
+        <w:t>弗 (人物)</w:t>
+      </w:r>
+      <w:r>
+        <w:rPr>
+          <w:lang w:val="zh_TW" w:bidi="zh_TW"/>
+        </w:rPr>
+      </w:r>
+    </w:p>
+    <w:p>
+      <w:pPr/>
+      <w:r>
+        <w:rPr>
+          <w:lang w:val="zh_TW" w:bidi="zh_TW"/>
+        </w:rPr>
+      </w:r>
+      <w:r>
+        <w:rPr>
+          <w:lang w:val="zh_TW" w:bidi="zh_TW"/>
+        </w:rPr>
+        <w:t>含四個兒子中的第三個兒子，極可能定居於北非，被認為是埃及人和利比亞人的先祖（</w:t>
+      </w:r>
+      <w:hyperlink r:id="rId13">
+        <w:r>
+          <w:rPr>
+            <w:lang w:val="zh_TW" w:bidi="zh_TW"/>
+          </w:rPr>
+          <w:rPr>
+            <w:color w:val="0000EE"/>
+            <w:u w:val="single"/>
+          </w:rPr>
+          <w:t>創10:6</w:t>
         </w:r>
       </w:hyperlink>
       <w:r>
@@ -349,16 +958,16 @@
         </w:rPr>
         <w:t>；</w:t>
       </w:r>
-      <w:hyperlink r:id="rId18">
-        <w:r>
-          <w:rPr>
-            <w:lang w:val="zh_TW" w:bidi="zh_TW"/>
-          </w:rPr>
-          <w:rPr>
-            <w:color w:val="0000EE"/>
-            <w:u w:val="single"/>
-          </w:rPr>
-          <w:t>路3:37</w:t>
+      <w:hyperlink r:id="rId19">
+        <w:r>
+          <w:rPr>
+            <w:lang w:val="zh_TW" w:bidi="zh_TW"/>
+          </w:rPr>
+          <w:rPr>
+            <w:color w:val="0000EE"/>
+            <w:u w:val="single"/>
+          </w:rPr>
+          <w:t>代上1:8</w:t>
         </w:r>
       </w:hyperlink>
       <w:r>
@@ -366,20 +975,27 @@
           <w:lang w:val="zh_TW" w:bidi="zh_TW"/>
         </w:rPr>
         <w:t>）。</w:t>
-        <w:br/>
+      </w:r>
+    </w:p>
+    <w:p>
+      <w:pPr/>
+      <w:r>
+        <w:rPr>
+          <w:lang w:val="zh_TW" w:bidi="zh_TW"/>
+        </w:rPr>
       </w:r>
       <w:r>
         <w:rPr>
           <w:i/>
           <w:lang w:val="zh_TW" w:bidi="zh_TW"/>
         </w:rPr>
-        <w:t>見</w:t>
-      </w:r>
-      <w:r>
-        <w:rPr>
-          <w:lang w:val="zh_TW" w:bidi="zh_TW"/>
-        </w:rPr>
-        <w:t>該南</w:t>
+        <w:t>另見</w:t>
+      </w:r>
+      <w:r>
+        <w:rPr>
+          <w:lang w:val="zh_TW" w:bidi="zh_TW"/>
+        </w:rPr>
+        <w:t>弗（地方）</w:t>
       </w:r>
       <w:r>
         <w:rPr>
@@ -414,7 +1030,7 @@
         <w:rPr>
           <w:lang w:val="zh_TW" w:bidi="zh_TW"/>
         </w:rPr>
-        <w:t>該南</w:t>
+        <w:t>福音</w:t>
       </w:r>
       <w:r>
         <w:rPr>
@@ -433,18 +1049,502 @@
         <w:rPr>
           <w:lang w:val="zh_TW" w:bidi="zh_TW"/>
         </w:rPr>
-        <w:t>亞當的後裔。他是以挪士的兒子，屬亞當的第四代子孫（</w:t>
-      </w:r>
-      <w:hyperlink r:id="rId16">
-        <w:r>
-          <w:rPr>
-            <w:lang w:val="zh_TW" w:bidi="zh_TW"/>
-          </w:rPr>
-          <w:rPr>
-            <w:color w:val="0000EE"/>
-            <w:u w:val="single"/>
-          </w:rPr>
-          <w:t>創5:9–14</w:t>
+        <w:t>是一個術語，可以透過不同方式，描述神藉耶穌基督賜下救恩的好消息。</w:t>
+      </w:r>
+    </w:p>
+    <w:p>
+      <w:pPr>
+        <w:pStyle w:val="Heading3"/>
+      </w:pPr>
+      <w:r>
+        <w:rPr>
+          <w:lang w:val="zh_TW" w:bidi="zh_TW"/>
+        </w:rPr>
+        <w:t>概述</w:t>
+      </w:r>
+    </w:p>
+    <w:p>
+      <w:pPr>
+        <w:pStyle w:val="ListBullet"/>
+        <w:spacing w:line="240" w:lineRule="auto"/>
+        <w:ind w:left="720"/>
+      </w:pPr>
+      <w:r>
+        <w:rPr>
+          <w:lang w:val="zh_TW" w:bidi="zh_TW"/>
+        </w:rPr>
+      </w:r>
+      <w:r>
+        <w:rPr>
+          <w:lang w:val="zh_TW" w:bidi="zh_TW"/>
+        </w:rPr>
+        <w:t>以賽亞的福音信息</w:t>
+      </w:r>
+    </w:p>
+    <w:p>
+      <w:pPr>
+        <w:pStyle w:val="ListBullet"/>
+        <w:spacing w:line="240" w:lineRule="auto"/>
+        <w:ind w:left="720"/>
+      </w:pPr>
+      <w:r>
+        <w:rPr>
+          <w:lang w:val="zh_TW" w:bidi="zh_TW"/>
+        </w:rPr>
+      </w:r>
+      <w:r>
+        <w:rPr>
+          <w:lang w:val="zh_TW" w:bidi="zh_TW"/>
+        </w:rPr>
+        <w:t>新約中的福音</w:t>
+      </w:r>
+    </w:p>
+    <w:p>
+      <w:pPr>
+        <w:pStyle w:val="ListBullet"/>
+        <w:spacing w:line="240" w:lineRule="auto"/>
+        <w:ind w:left="720"/>
+      </w:pPr>
+      <w:r>
+        <w:rPr>
+          <w:lang w:val="zh_TW" w:bidi="zh_TW"/>
+        </w:rPr>
+      </w:r>
+      <w:r>
+        <w:rPr>
+          <w:lang w:val="zh_TW" w:bidi="zh_TW"/>
+        </w:rPr>
+        <w:t>基督降臨的好消息</w:t>
+      </w:r>
+    </w:p>
+    <w:p>
+      <w:pPr>
+        <w:pStyle w:val="ListBullet"/>
+        <w:spacing w:line="240" w:lineRule="auto"/>
+        <w:ind w:left="720"/>
+      </w:pPr>
+      <w:r>
+        <w:rPr>
+          <w:lang w:val="zh_TW" w:bidi="zh_TW"/>
+        </w:rPr>
+      </w:r>
+      <w:r>
+        <w:rPr>
+          <w:lang w:val="zh_TW" w:bidi="zh_TW"/>
+        </w:rPr>
+        <w:t>耶穌的福音</w:t>
+      </w:r>
+    </w:p>
+    <w:p>
+      <w:pPr>
+        <w:pStyle w:val="ListBullet"/>
+        <w:spacing w:line="240" w:lineRule="auto"/>
+        <w:ind w:left="720"/>
+      </w:pPr>
+      <w:r>
+        <w:rPr>
+          <w:lang w:val="zh_TW" w:bidi="zh_TW"/>
+        </w:rPr>
+      </w:r>
+      <w:r>
+        <w:rPr>
+          <w:lang w:val="zh_TW" w:bidi="zh_TW"/>
+        </w:rPr>
+        <w:t>耶穌復活後的福音</w:t>
+      </w:r>
+    </w:p>
+    <w:p>
+      <w:pPr>
+        <w:pStyle w:val="Heading3"/>
+      </w:pPr>
+      <w:r>
+        <w:rPr>
+          <w:lang w:val="zh_TW" w:bidi="zh_TW"/>
+        </w:rPr>
+        <w:t>以賽亞的福音信息</w:t>
+      </w:r>
+    </w:p>
+    <w:p>
+      <w:pPr/>
+      <w:r>
+        <w:rPr>
+          <w:lang w:val="zh_TW" w:bidi="zh_TW"/>
+        </w:rPr>
+      </w:r>
+      <w:r>
+        <w:rPr>
+          <w:lang w:val="zh_TW" w:bidi="zh_TW"/>
+        </w:rPr>
+        <w:t>新約福音書引用多段舊約經文，而在所有引用的經文中，以賽亞書的經文提供了最重要的背景。根據以賽亞的福音，只有神能施行拯救。除了神自己的本性以外，沒有任何理由可以解釋祂的拯救行動。以色列並不配得拯救，她現在不比被擄時更配得神的愛。無論她為過去的罪付出多少代價（</w:t>
+      </w:r>
+      <w:hyperlink r:id="rId25">
+        <w:r>
+          <w:rPr>
+            <w:lang w:val="zh_TW" w:bidi="zh_TW"/>
+          </w:rPr>
+          <w:rPr>
+            <w:color w:val="0000EE"/>
+            <w:u w:val="single"/>
+          </w:rPr>
+          <w:t>賽40:2</w:t>
+        </w:r>
+      </w:hyperlink>
+      <w:r>
+        <w:rPr>
+          <w:lang w:val="zh_TW" w:bidi="zh_TW"/>
+        </w:rPr>
+        <w:t>），她仍然是有罪的民族（</w:t>
+      </w:r>
+      <w:hyperlink r:id="rId26">
+        <w:r>
+          <w:rPr>
+            <w:lang w:val="zh_TW" w:bidi="zh_TW"/>
+          </w:rPr>
+          <w:rPr>
+            <w:color w:val="0000EE"/>
+            <w:u w:val="single"/>
+          </w:rPr>
+          <w:t>42:25</w:t>
+        </w:r>
+      </w:hyperlink>
+      <w:r>
+        <w:rPr>
+          <w:lang w:val="zh_TW" w:bidi="zh_TW"/>
+        </w:rPr>
+        <w:t>，</w:t>
+      </w:r>
+      <w:hyperlink r:id="rId27">
+        <w:r>
+          <w:rPr>
+            <w:lang w:val="zh_TW" w:bidi="zh_TW"/>
+          </w:rPr>
+          <w:rPr>
+            <w:color w:val="0000EE"/>
+            <w:u w:val="single"/>
+          </w:rPr>
+          <w:t>46:12–13</w:t>
+        </w:r>
+      </w:hyperlink>
+      <w:r>
+        <w:rPr>
+          <w:lang w:val="zh_TW" w:bidi="zh_TW"/>
+        </w:rPr>
+        <w:t>，</w:t>
+      </w:r>
+      <w:hyperlink r:id="rId28">
+        <w:r>
+          <w:rPr>
+            <w:lang w:val="zh_TW" w:bidi="zh_TW"/>
+          </w:rPr>
+          <w:rPr>
+            <w:color w:val="0000EE"/>
+            <w:u w:val="single"/>
+          </w:rPr>
+          <w:t>48:1</w:t>
+        </w:r>
+      </w:hyperlink>
+      <w:r>
+        <w:rPr>
+          <w:lang w:val="zh_TW" w:bidi="zh_TW"/>
+        </w:rPr>
+        <w:t>）;唯有藉著神的恩典，她才能得救（</w:t>
+      </w:r>
+      <w:hyperlink r:id="rId29">
+        <w:r>
+          <w:rPr>
+            <w:lang w:val="zh_TW" w:bidi="zh_TW"/>
+          </w:rPr>
+          <w:rPr>
+            <w:color w:val="0000EE"/>
+            <w:u w:val="single"/>
+          </w:rPr>
+          <w:t>55:1–7</w:t>
+        </w:r>
+      </w:hyperlink>
+      <w:r>
+        <w:rPr>
+          <w:lang w:val="zh_TW" w:bidi="zh_TW"/>
+        </w:rPr>
+        <w:t>）。按照神的設計，以色列得救不是取決於她的義，而是取決於神的公義（</w:t>
+      </w:r>
+      <w:hyperlink r:id="rId30">
+        <w:r>
+          <w:rPr>
+            <w:lang w:val="zh_TW" w:bidi="zh_TW"/>
+          </w:rPr>
+          <w:rPr>
+            <w:color w:val="0000EE"/>
+            <w:u w:val="single"/>
+          </w:rPr>
+          <w:t>41:10</w:t>
+        </w:r>
+      </w:hyperlink>
+      <w:r>
+        <w:rPr>
+          <w:lang w:val="zh_TW" w:bidi="zh_TW"/>
+        </w:rPr>
+        <w:t>，</w:t>
+      </w:r>
+      <w:hyperlink r:id="rId31">
+        <w:r>
+          <w:rPr>
+            <w:lang w:val="zh_TW" w:bidi="zh_TW"/>
+          </w:rPr>
+          <w:rPr>
+            <w:color w:val="0000EE"/>
+            <w:u w:val="single"/>
+          </w:rPr>
+          <w:t>45:24</w:t>
+        </w:r>
+      </w:hyperlink>
+      <w:r>
+        <w:rPr>
+          <w:lang w:val="zh_TW" w:bidi="zh_TW"/>
+        </w:rPr>
+        <w:t>，</w:t>
+      </w:r>
+      <w:hyperlink r:id="rId32">
+        <w:r>
+          <w:rPr>
+            <w:lang w:val="zh_TW" w:bidi="zh_TW"/>
+          </w:rPr>
+          <w:rPr>
+            <w:color w:val="0000EE"/>
+            <w:u w:val="single"/>
+          </w:rPr>
+          <w:t>46:13</w:t>
+        </w:r>
+      </w:hyperlink>
+      <w:r>
+        <w:rPr>
+          <w:lang w:val="zh_TW" w:bidi="zh_TW"/>
+        </w:rPr>
+        <w:t>，</w:t>
+      </w:r>
+      <w:hyperlink r:id="rId33">
+        <w:r>
+          <w:rPr>
+            <w:lang w:val="zh_TW" w:bidi="zh_TW"/>
+          </w:rPr>
+          <w:rPr>
+            <w:color w:val="0000EE"/>
+            <w:u w:val="single"/>
+          </w:rPr>
+          <w:t>51:5–6</w:t>
+        </w:r>
+      </w:hyperlink>
+      <w:r>
+        <w:rPr>
+          <w:lang w:val="zh_TW" w:bidi="zh_TW"/>
+        </w:rPr>
+        <w:t>）。由於以色列沒有公義可以獎賞，耶和華自己在以色列中</w:t>
+      </w:r>
+      <w:r>
+        <w:rPr>
+          <w:i/>
+          <w:lang w:val="zh_TW" w:bidi="zh_TW"/>
+        </w:rPr>
+        <w:t>創造</w:t>
+      </w:r>
+      <w:r>
+        <w:rPr>
+          <w:lang w:val="zh_TW" w:bidi="zh_TW"/>
+        </w:rPr>
+        <w:t>公義（</w:t>
+      </w:r>
+      <w:hyperlink r:id="rId34">
+        <w:r>
+          <w:rPr>
+            <w:lang w:val="zh_TW" w:bidi="zh_TW"/>
+          </w:rPr>
+          <w:rPr>
+            <w:color w:val="0000EE"/>
+            <w:u w:val="single"/>
+          </w:rPr>
+          <w:t>45:8</w:t>
+        </w:r>
+      </w:hyperlink>
+      <w:r>
+        <w:rPr>
+          <w:lang w:val="zh_TW" w:bidi="zh_TW"/>
+        </w:rPr>
+        <w:t>，</w:t>
+      </w:r>
+      <w:hyperlink r:id="rId35">
+        <w:r>
+          <w:rPr>
+            <w:lang w:val="zh_TW" w:bidi="zh_TW"/>
+          </w:rPr>
+          <w:rPr>
+            <w:color w:val="0000EE"/>
+            <w:u w:val="single"/>
+          </w:rPr>
+          <w:t>61:3、10–11</w:t>
+        </w:r>
+      </w:hyperlink>
+      <w:r>
+        <w:rPr>
+          <w:lang w:val="zh_TW" w:bidi="zh_TW"/>
+        </w:rPr>
+        <w:t>）。</w:t>
+      </w:r>
+    </w:p>
+    <w:p>
+      <w:pPr/>
+      <w:r>
+        <w:rPr>
+          <w:lang w:val="zh_TW" w:bidi="zh_TW"/>
+        </w:rPr>
+      </w:r>
+      <w:r>
+        <w:rPr>
+          <w:lang w:val="zh_TW" w:bidi="zh_TW"/>
+        </w:rPr>
+        <w:t>然而，正如這些經文所表明，要完成救恩並不會犧牲公義。以色列人需要為他們所犯的罪，而承受完全的懲罰。神的憐憫並未因此受到質疑。相反，正在這裡，神的憐憫最為深刻地表現出來，因為懲罰不是加在祂的子民身上，而是加在那受命代替他們的僕人身上（</w:t>
+      </w:r>
+      <w:hyperlink r:id="rId36">
+        <w:r>
+          <w:rPr>
+            <w:lang w:val="zh_TW" w:bidi="zh_TW"/>
+          </w:rPr>
+          <w:rPr>
+            <w:color w:val="0000EE"/>
+            <w:u w:val="single"/>
+          </w:rPr>
+          <w:t>賽53:4–12</w:t>
+        </w:r>
+      </w:hyperlink>
+      <w:r>
+        <w:rPr>
+          <w:lang w:val="zh_TW" w:bidi="zh_TW"/>
+        </w:rPr>
+        <w:t>）。通過僕人的工作，許多人得以稱義（</w:t>
+      </w:r>
+      <w:hyperlink r:id="rId37">
+        <w:r>
+          <w:rPr>
+            <w:lang w:val="zh_TW" w:bidi="zh_TW"/>
+          </w:rPr>
+          <w:rPr>
+            <w:color w:val="0000EE"/>
+            <w:u w:val="single"/>
+          </w:rPr>
+          <w:t>53:11</w:t>
+        </w:r>
+      </w:hyperlink>
+      <w:r>
+        <w:rPr>
+          <w:lang w:val="zh_TW" w:bidi="zh_TW"/>
+        </w:rPr>
+        <w:t>）。正如</w:t>
+      </w:r>
+      <w:hyperlink r:id="rId38">
+        <w:r>
+          <w:rPr>
+            <w:lang w:val="zh_TW" w:bidi="zh_TW"/>
+          </w:rPr>
+          <w:rPr>
+            <w:color w:val="0000EE"/>
+            <w:u w:val="single"/>
+          </w:rPr>
+          <w:t>以賽亞書六十一章</w:t>
+        </w:r>
+      </w:hyperlink>
+      <w:r>
+        <w:rPr>
+          <w:lang w:val="zh_TW" w:bidi="zh_TW"/>
+        </w:rPr>
+        <w:t>預言所說，傳道者（傳好消息的人）將會來臨。祂被稱為受膏者（</w:t>
+      </w:r>
+      <w:hyperlink r:id="rId39">
+        <w:r>
+          <w:rPr>
+            <w:lang w:val="zh_TW" w:bidi="zh_TW"/>
+          </w:rPr>
+          <w:rPr>
+            <w:color w:val="0000EE"/>
+            <w:u w:val="single"/>
+          </w:rPr>
+          <w:t>1</w:t>
+        </w:r>
+      </w:hyperlink>
+      <w:r>
+        <w:rPr>
+          <w:lang w:val="zh_TW" w:bidi="zh_TW"/>
+        </w:rPr>
+        <w:t>節），祂報告耶和華的恩年（</w:t>
+      </w:r>
+      <w:hyperlink r:id="rId40">
+        <w:r>
+          <w:rPr>
+            <w:lang w:val="zh_TW" w:bidi="zh_TW"/>
+          </w:rPr>
+          <w:rPr>
+            <w:color w:val="0000EE"/>
+            <w:u w:val="single"/>
+          </w:rPr>
+          <w:t>2</w:t>
+        </w:r>
+      </w:hyperlink>
+      <w:r>
+        <w:rPr>
+          <w:lang w:val="zh_TW" w:bidi="zh_TW"/>
+        </w:rPr>
+        <w:t>節）。神會藉著祂的宣講得到榮耀（</w:t>
+      </w:r>
+      <w:hyperlink r:id="rId41">
+        <w:r>
+          <w:rPr>
+            <w:lang w:val="zh_TW" w:bidi="zh_TW"/>
+          </w:rPr>
+          <w:rPr>
+            <w:color w:val="0000EE"/>
+            <w:u w:val="single"/>
+          </w:rPr>
+          <w:t>3</w:t>
+        </w:r>
+      </w:hyperlink>
+      <w:r>
+        <w:rPr>
+          <w:lang w:val="zh_TW" w:bidi="zh_TW"/>
+        </w:rPr>
+        <w:t>節）。</w:t>
+      </w:r>
+    </w:p>
+    <w:p>
+      <w:pPr>
+        <w:pStyle w:val="Heading3"/>
+      </w:pPr>
+      <w:r>
+        <w:rPr>
+          <w:lang w:val="zh_TW" w:bidi="zh_TW"/>
+        </w:rPr>
+        <w:t>新約中的福音</w:t>
+      </w:r>
+    </w:p>
+    <w:p>
+      <w:pPr/>
+      <w:r>
+        <w:rPr>
+          <w:lang w:val="zh_TW" w:bidi="zh_TW"/>
+        </w:rPr>
+      </w:r>
+      <w:r>
+        <w:rPr>
+          <w:lang w:val="zh_TW" w:bidi="zh_TW"/>
+        </w:rPr>
+        <w:t>在新約聖經中，只有兩處（</w:t>
+      </w:r>
+      <w:hyperlink r:id="rId42">
+        <w:r>
+          <w:rPr>
+            <w:lang w:val="zh_TW" w:bidi="zh_TW"/>
+          </w:rPr>
+          <w:rPr>
+            <w:color w:val="0000EE"/>
+            <w:u w:val="single"/>
+          </w:rPr>
+          <w:t>加3:8</w:t>
         </w:r>
       </w:hyperlink>
       <w:r>
@@ -453,41 +1553,81 @@
         </w:rPr>
         <w:t>；</w:t>
       </w:r>
-      <w:hyperlink r:id="rId17">
-        <w:r>
-          <w:rPr>
-            <w:lang w:val="zh_TW" w:bidi="zh_TW"/>
-          </w:rPr>
-          <w:rPr>
-            <w:color w:val="0000EE"/>
-            <w:u w:val="single"/>
-          </w:rPr>
-          <w:t>代上1:2</w:t>
-        </w:r>
-      </w:hyperlink>
-      <w:r>
-        <w:rPr>
-          <w:lang w:val="zh_TW" w:bidi="zh_TW"/>
-        </w:rPr>
-        <w:t>）。在</w:t>
-      </w:r>
-      <w:hyperlink r:id="rId18">
-        <w:r>
-          <w:rPr>
-            <w:lang w:val="zh_TW" w:bidi="zh_TW"/>
-          </w:rPr>
-          <w:rPr>
-            <w:color w:val="0000EE"/>
-            <w:u w:val="single"/>
-          </w:rPr>
-          <w:t>路加福音三章37節</w:t>
-        </w:r>
-      </w:hyperlink>
-      <w:r>
-        <w:rPr>
-          <w:lang w:val="zh_TW" w:bidi="zh_TW"/>
-        </w:rPr>
-        <w:t>也稱他為該南（Cainan）。</w:t>
+      <w:hyperlink r:id="rId43">
+        <w:r>
+          <w:rPr>
+            <w:lang w:val="zh_TW" w:bidi="zh_TW"/>
+          </w:rPr>
+          <w:rPr>
+            <w:color w:val="0000EE"/>
+            <w:u w:val="single"/>
+          </w:rPr>
+          <w:t>來4:2、6</w:t>
+        </w:r>
+      </w:hyperlink>
+      <w:r>
+        <w:rPr>
+          <w:lang w:val="zh_TW" w:bidi="zh_TW"/>
+        </w:rPr>
+        <w:t>）提到在基督教時代之前福音的宣講。這一點非常重要，原因有三：</w:t>
+      </w:r>
+    </w:p>
+    <w:p>
+      <w:pPr>
+        <w:pStyle w:val="ListNumber"/>
+        <w:numPr>
+          <w:ilvl w:val="0"/>
+          <w:numId w:val="15"/>
+        </w:numPr>
+        <w:spacing w:line="240" w:lineRule="auto"/>
+        <w:ind w:left="720"/>
+      </w:pPr>
+      <w:r>
+        <w:rPr>
+          <w:lang w:val="zh_TW" w:bidi="zh_TW"/>
+        </w:rPr>
+      </w:r>
+      <w:r>
+        <w:rPr>
+          <w:lang w:val="zh_TW" w:bidi="zh_TW"/>
+        </w:rPr>
+        <w:t>因為舊約中明顯存在福音的內容。</w:t>
+      </w:r>
+    </w:p>
+    <w:p>
+      <w:pPr>
+        <w:pStyle w:val="ListNumber"/>
+        <w:spacing w:line="240" w:lineRule="auto"/>
+        <w:ind w:left="720"/>
+      </w:pPr>
+      <w:r>
+        <w:rPr>
+          <w:lang w:val="zh_TW" w:bidi="zh_TW"/>
+        </w:rPr>
+      </w:r>
+      <w:r>
+        <w:rPr>
+          <w:lang w:val="zh_TW" w:bidi="zh_TW"/>
+        </w:rPr>
+        <w:t>因為新約中使用了大量福音的術語（希臘文中的名詞出現了76次，動詞出現了54次）</w:t>
+      </w:r>
+    </w:p>
+    <w:p>
+      <w:pPr>
+        <w:pStyle w:val="ListNumber"/>
+        <w:spacing w:line="240" w:lineRule="auto"/>
+        <w:ind w:left="720"/>
+      </w:pPr>
+      <w:r>
+        <w:rPr>
+          <w:lang w:val="zh_TW" w:bidi="zh_TW"/>
+        </w:rPr>
+      </w:r>
+      <w:r>
+        <w:rPr>
+          <w:lang w:val="zh_TW" w:bidi="zh_TW"/>
+        </w:rPr>
+        <w:t>因為新約將基督呈現為舊約的應驗，並大量引用舊約來解釋祂的身分和工作。</w:t>
       </w:r>
     </w:p>
     <w:p>
@@ -499,33 +1639,6010 @@
       </w:r>
       <w:r>
         <w:rPr>
+          <w:lang w:val="zh_TW" w:bidi="zh_TW"/>
+        </w:rPr>
+        <w:t>這不僅非常重要，而且意義重大。這表明新約中福音的用法，不僅取決於信息的</w:t>
+      </w:r>
+      <w:r>
+        <w:rPr>
           <w:i/>
           <w:lang w:val="zh_TW" w:bidi="zh_TW"/>
         </w:rPr>
-        <w:t>見</w:t>
-      </w:r>
-      <w:r>
-        <w:rPr>
-          <w:lang w:val="zh_TW" w:bidi="zh_TW"/>
-        </w:rPr>
-        <w:t>耶穌基督的家譜</w:t>
-      </w:r>
+        <w:t>性質</w:t>
+      </w:r>
+      <w:r>
+        <w:rPr>
+          <w:lang w:val="zh_TW" w:bidi="zh_TW"/>
+        </w:rPr>
+        <w:t>（關於救恩的真理），還取決於</w:t>
+      </w:r>
+      <w:r>
+        <w:rPr>
+          <w:i/>
+          <w:lang w:val="zh_TW" w:bidi="zh_TW"/>
+        </w:rPr>
+        <w:t>歷史事件。</w:t>
+      </w:r>
+      <w:r>
+        <w:rPr>
+          <w:lang w:val="zh_TW" w:bidi="zh_TW"/>
+        </w:rPr>
+        <w:t xml:space="preserve"> 新約幾乎毫無例外，將福音術語的應用限制在應驗時代的宣告上——即舊約應許的救恩真正實現的時代。新約所關注的不是救恩的應許，而是救恩的消息。根據</w:t>
+      </w:r>
+      <w:hyperlink r:id="rId44">
+        <w:r>
+          <w:rPr>
+            <w:lang w:val="zh_TW" w:bidi="zh_TW"/>
+          </w:rPr>
+          <w:rPr>
+            <w:color w:val="0000EE"/>
+            <w:u w:val="single"/>
+          </w:rPr>
+          <w:t>馬可福音一章1至4節</w:t>
+        </w:r>
+      </w:hyperlink>
+      <w:r>
+        <w:rPr>
+          <w:lang w:val="zh_TW" w:bidi="zh_TW"/>
+        </w:rPr>
+        <w:t>，福音的「起頭」不是在舊約，而是從施洗約翰開始，他的工作應驗了舊約的預言。在</w:t>
+      </w:r>
+      <w:hyperlink r:id="rId45">
+        <w:r>
+          <w:rPr>
+            <w:lang w:val="zh_TW" w:bidi="zh_TW"/>
+          </w:rPr>
+          <w:rPr>
+            <w:color w:val="0000EE"/>
+            <w:u w:val="single"/>
+          </w:rPr>
+          <w:t>羅馬書一章1至5節</w:t>
+        </w:r>
+      </w:hyperlink>
+      <w:r>
+        <w:rPr>
+          <w:lang w:val="zh_TW" w:bidi="zh_TW"/>
+        </w:rPr>
+        <w:t>中，福音被描述為舊約中應許的祝福，但直到耶穌來臨時才真正賜下（另見</w:t>
+      </w:r>
+      <w:hyperlink r:id="rId46">
+        <w:r>
+          <w:rPr>
+            <w:lang w:val="zh_TW" w:bidi="zh_TW"/>
+          </w:rPr>
+          <w:rPr>
+            <w:color w:val="0000EE"/>
+            <w:u w:val="single"/>
+          </w:rPr>
+          <w:t>徒13:32–33</w:t>
+        </w:r>
+      </w:hyperlink>
+      <w:r>
+        <w:rPr>
+          <w:lang w:val="zh_TW" w:bidi="zh_TW"/>
+        </w:rPr>
+        <w:t>）。</w:t>
+      </w:r>
+    </w:p>
+    <w:p>
+      <w:pPr>
+        <w:pStyle w:val="Heading3"/>
+      </w:pPr>
+      <w:r>
+        <w:rPr>
+          <w:lang w:val="zh_TW" w:bidi="zh_TW"/>
+        </w:rPr>
+        <w:t>基督降臨的好消息</w:t>
+      </w:r>
+    </w:p>
+    <w:p>
+      <w:pPr/>
+      <w:r>
+        <w:rPr>
+          <w:lang w:val="zh_TW" w:bidi="zh_TW"/>
+        </w:rPr>
+      </w:r>
+      <w:r>
+        <w:rPr>
+          <w:lang w:val="zh_TW" w:bidi="zh_TW"/>
+        </w:rPr>
+        <w:t>上帝應許施洗約翰的誕生，是個好消息（</w:t>
+      </w:r>
+      <w:hyperlink r:id="rId47">
+        <w:r>
+          <w:rPr>
+            <w:lang w:val="zh_TW" w:bidi="zh_TW"/>
+          </w:rPr>
+          <w:rPr>
+            <w:color w:val="0000EE"/>
+            <w:u w:val="single"/>
+          </w:rPr>
+          <w:t>路1:19</w:t>
+        </w:r>
+      </w:hyperlink>
+      <w:r>
+        <w:rPr>
+          <w:lang w:val="zh_TW" w:bidi="zh_TW"/>
+        </w:rPr>
+        <w:t>），不僅是他父母的好消息（</w:t>
+      </w:r>
+      <w:hyperlink r:id="rId48">
+        <w:r>
+          <w:rPr>
+            <w:lang w:val="zh_TW" w:bidi="zh_TW"/>
+          </w:rPr>
+          <w:rPr>
+            <w:color w:val="0000EE"/>
+            <w:u w:val="single"/>
+          </w:rPr>
+          <w:t>7、24–25</w:t>
+        </w:r>
+      </w:hyperlink>
+      <w:r>
+        <w:rPr>
+          <w:lang w:val="zh_TW" w:bidi="zh_TW"/>
+        </w:rPr>
+        <w:t>節），也是所有人的好消息：約翰奉差派，為彌賽亞的來臨做準備（</w:t>
+      </w:r>
+      <w:hyperlink r:id="rId49">
+        <w:r>
+          <w:rPr>
+            <w:lang w:val="zh_TW" w:bidi="zh_TW"/>
+          </w:rPr>
+          <w:rPr>
+            <w:color w:val="0000EE"/>
+            <w:u w:val="single"/>
+          </w:rPr>
+          <w:t>14–17、67–79</w:t>
+        </w:r>
+      </w:hyperlink>
+      <w:r>
+        <w:rPr>
+          <w:lang w:val="zh_TW" w:bidi="zh_TW"/>
+        </w:rPr>
+        <w:t>節）。出於同樣的原因，約翰自己所傳的道也是好消息（</w:t>
+      </w:r>
+      <w:hyperlink r:id="rId50">
+        <w:r>
+          <w:rPr>
+            <w:lang w:val="zh_TW" w:bidi="zh_TW"/>
+          </w:rPr>
+          <w:rPr>
+            <w:color w:val="0000EE"/>
+            <w:u w:val="single"/>
+          </w:rPr>
+          <w:t>3:18</w:t>
+        </w:r>
+      </w:hyperlink>
+      <w:r>
+        <w:rPr>
+          <w:lang w:val="zh_TW" w:bidi="zh_TW"/>
+        </w:rPr>
+        <w:t>）。彌賽亞（神的受膏者）將要來施行審判。這是一個既涉及定罪，又涉及救贖的過程（</w:t>
+      </w:r>
+      <w:hyperlink r:id="rId51">
+        <w:r>
+          <w:rPr>
+            <w:lang w:val="zh_TW" w:bidi="zh_TW"/>
+          </w:rPr>
+          <w:rPr>
+            <w:color w:val="0000EE"/>
+            <w:u w:val="single"/>
+          </w:rPr>
+          <w:t>3–17</w:t>
+        </w:r>
+      </w:hyperlink>
+      <w:r>
+        <w:rPr>
+          <w:lang w:val="zh_TW" w:bidi="zh_TW"/>
+        </w:rPr>
+        <w:t>節）。約翰的信息對罪人來說是好消息，因為約翰警告他們說災難即將來臨，並敦促他們在斧子砍下之前悔改（</w:t>
+      </w:r>
+      <w:hyperlink r:id="rId52">
+        <w:r>
+          <w:rPr>
+            <w:lang w:val="zh_TW" w:bidi="zh_TW"/>
+          </w:rPr>
+          <w:rPr>
+            <w:color w:val="0000EE"/>
+            <w:u w:val="single"/>
+          </w:rPr>
+          <w:t>7–9</w:t>
+        </w:r>
+      </w:hyperlink>
+      <w:r>
+        <w:rPr>
+          <w:lang w:val="zh_TW" w:bidi="zh_TW"/>
+        </w:rPr>
+        <w:t>節）。對於那些悔改的人來說，這是好消息，因為他們蒙應許得到赦免（</w:t>
+      </w:r>
+      <w:hyperlink r:id="rId53">
+        <w:r>
+          <w:rPr>
+            <w:lang w:val="zh_TW" w:bidi="zh_TW"/>
+          </w:rPr>
+          <w:rPr>
+            <w:color w:val="0000EE"/>
+            <w:u w:val="single"/>
+          </w:rPr>
+          <w:t>3</w:t>
+        </w:r>
+      </w:hyperlink>
+      <w:r>
+        <w:rPr>
+          <w:lang w:val="zh_TW" w:bidi="zh_TW"/>
+        </w:rPr>
+        <w:t>節）並成為彌賽亞群體的一員（</w:t>
+      </w:r>
+      <w:hyperlink r:id="rId54">
+        <w:r>
+          <w:rPr>
+            <w:lang w:val="zh_TW" w:bidi="zh_TW"/>
+          </w:rPr>
+          <w:rPr>
+            <w:color w:val="0000EE"/>
+            <w:u w:val="single"/>
+          </w:rPr>
+          <w:t>17</w:t>
+        </w:r>
+      </w:hyperlink>
+      <w:r>
+        <w:rPr>
+          <w:lang w:val="zh_TW" w:bidi="zh_TW"/>
+        </w:rPr>
+        <w:t>節）。救主降生的宣告，也是帶來極大喜樂的好消息（</w:t>
+      </w:r>
+      <w:hyperlink r:id="rId55">
+        <w:r>
+          <w:rPr>
+            <w:lang w:val="zh_TW" w:bidi="zh_TW"/>
+          </w:rPr>
+          <w:rPr>
+            <w:color w:val="0000EE"/>
+            <w:u w:val="single"/>
+          </w:rPr>
+          <w:t>2:10–11</w:t>
+        </w:r>
+      </w:hyperlink>
+      <w:r>
+        <w:rPr>
+          <w:lang w:val="zh_TW" w:bidi="zh_TW"/>
+        </w:rPr>
+        <w:t>）。</w:t>
+      </w:r>
+    </w:p>
+    <w:p>
+      <w:pPr>
+        <w:pStyle w:val="Heading3"/>
+      </w:pPr>
+      <w:r>
+        <w:rPr>
+          <w:lang w:val="zh_TW" w:bidi="zh_TW"/>
+        </w:rPr>
+        <w:t>耶穌的福音</w:t>
+      </w:r>
+    </w:p>
+    <w:p>
+      <w:pPr>
+        <w:pStyle w:val="Heading4"/>
+      </w:pPr>
+      <w:r>
+        <w:rPr>
+          <w:lang w:val="zh_TW" w:bidi="zh_TW"/>
+        </w:rPr>
+        <w:t>神國的來臨</w:t>
+      </w:r>
+    </w:p>
+    <w:p>
+      <w:pPr/>
+      <w:r>
+        <w:rPr>
+          <w:lang w:val="zh_TW" w:bidi="zh_TW"/>
+        </w:rPr>
+      </w:r>
+      <w:r>
+        <w:rPr>
+          <w:lang w:val="zh_TW" w:bidi="zh_TW"/>
+        </w:rPr>
+        <w:t>耶穌獲神授權，並由聖靈膏立來宣揚福音（</w:t>
+      </w:r>
+      <w:hyperlink r:id="rId56">
+        <w:r>
+          <w:rPr>
+            <w:lang w:val="zh_TW" w:bidi="zh_TW"/>
+          </w:rPr>
+          <w:rPr>
+            <w:color w:val="0000EE"/>
+            <w:u w:val="single"/>
+          </w:rPr>
+          <w:t>可1:14</w:t>
+        </w:r>
+      </w:hyperlink>
+      <w:r>
+        <w:rPr>
+          <w:lang w:val="zh_TW" w:bidi="zh_TW"/>
+        </w:rPr>
+        <w:t>；</w:t>
+      </w:r>
+      <w:hyperlink r:id="rId57">
+        <w:r>
+          <w:rPr>
+            <w:lang w:val="zh_TW" w:bidi="zh_TW"/>
+          </w:rPr>
+          <w:rPr>
+            <w:color w:val="0000EE"/>
+            <w:u w:val="single"/>
+          </w:rPr>
+          <w:t>路4:18</w:t>
+        </w:r>
+      </w:hyperlink>
+      <w:r>
+        <w:rPr>
+          <w:lang w:val="zh_TW" w:bidi="zh_TW"/>
+        </w:rPr>
+        <w:t>）。祂傳道的核心是宣布「日期滿了，神的國近了。你們當悔改，信福音！」（</w:t>
+      </w:r>
+      <w:hyperlink r:id="rId58">
+        <w:r>
+          <w:rPr>
+            <w:lang w:val="zh_TW" w:bidi="zh_TW"/>
+          </w:rPr>
+          <w:rPr>
+            <w:color w:val="0000EE"/>
+            <w:u w:val="single"/>
+          </w:rPr>
+          <w:t>可1:15</w:t>
+        </w:r>
+      </w:hyperlink>
+      <w:r>
+        <w:rPr>
+          <w:lang w:val="zh_TW" w:bidi="zh_TW"/>
+        </w:rPr>
+        <w:t>）。（有關此福音的進一步參考，見</w:t>
+      </w:r>
+      <w:hyperlink r:id="rId59">
+        <w:r>
+          <w:rPr>
+            <w:lang w:val="zh_TW" w:bidi="zh_TW"/>
+          </w:rPr>
+          <w:rPr>
+            <w:color w:val="0000EE"/>
+            <w:u w:val="single"/>
+          </w:rPr>
+          <w:t>太4:23</w:t>
+        </w:r>
+      </w:hyperlink>
+      <w:r>
+        <w:rPr>
+          <w:lang w:val="zh_TW" w:bidi="zh_TW"/>
+        </w:rPr>
+        <w:t>，</w:t>
+      </w:r>
+      <w:hyperlink r:id="rId60">
+        <w:r>
+          <w:rPr>
+            <w:lang w:val="zh_TW" w:bidi="zh_TW"/>
+          </w:rPr>
+          <w:rPr>
+            <w:color w:val="0000EE"/>
+            <w:u w:val="single"/>
+          </w:rPr>
+          <w:t>9:35</w:t>
+        </w:r>
+      </w:hyperlink>
+      <w:r>
+        <w:rPr>
+          <w:lang w:val="zh_TW" w:bidi="zh_TW"/>
+        </w:rPr>
+        <w:t>，</w:t>
+      </w:r>
+      <w:hyperlink r:id="rId61">
+        <w:r>
+          <w:rPr>
+            <w:lang w:val="zh_TW" w:bidi="zh_TW"/>
+          </w:rPr>
+          <w:rPr>
+            <w:color w:val="0000EE"/>
+            <w:u w:val="single"/>
+          </w:rPr>
+          <w:t>24:14</w:t>
+        </w:r>
+      </w:hyperlink>
+      <w:r>
+        <w:rPr>
+          <w:lang w:val="zh_TW" w:bidi="zh_TW"/>
+        </w:rPr>
+        <w:t>，</w:t>
+      </w:r>
+      <w:hyperlink r:id="rId62">
+        <w:r>
+          <w:rPr>
+            <w:lang w:val="zh_TW" w:bidi="zh_TW"/>
+          </w:rPr>
+          <w:rPr>
+            <w:color w:val="0000EE"/>
+            <w:u w:val="single"/>
+          </w:rPr>
+          <w:t>26:13</w:t>
+        </w:r>
+      </w:hyperlink>
+      <w:r>
+        <w:rPr>
+          <w:lang w:val="zh_TW" w:bidi="zh_TW"/>
+        </w:rPr>
+        <w:t>；</w:t>
+      </w:r>
+      <w:hyperlink r:id="rId63">
+        <w:r>
+          <w:rPr>
+            <w:lang w:val="zh_TW" w:bidi="zh_TW"/>
+          </w:rPr>
+          <w:rPr>
+            <w:color w:val="0000EE"/>
+            <w:u w:val="single"/>
+          </w:rPr>
+          <w:t>可8:35</w:t>
+        </w:r>
+      </w:hyperlink>
+      <w:r>
+        <w:rPr>
+          <w:lang w:val="zh_TW" w:bidi="zh_TW"/>
+        </w:rPr>
+        <w:t>，</w:t>
+      </w:r>
+      <w:hyperlink r:id="rId64">
+        <w:r>
+          <w:rPr>
+            <w:lang w:val="zh_TW" w:bidi="zh_TW"/>
+          </w:rPr>
+          <w:rPr>
+            <w:color w:val="0000EE"/>
+            <w:u w:val="single"/>
+          </w:rPr>
+          <w:t>10:29</w:t>
+        </w:r>
+      </w:hyperlink>
+      <w:r>
+        <w:rPr>
+          <w:lang w:val="zh_TW" w:bidi="zh_TW"/>
+        </w:rPr>
+        <w:t>，</w:t>
+      </w:r>
+      <w:hyperlink r:id="rId65">
+        <w:r>
+          <w:rPr>
+            <w:lang w:val="zh_TW" w:bidi="zh_TW"/>
+          </w:rPr>
+          <w:rPr>
+            <w:color w:val="0000EE"/>
+            <w:u w:val="single"/>
+          </w:rPr>
+          <w:t>13:10</w:t>
+        </w:r>
+      </w:hyperlink>
+      <w:r>
+        <w:rPr>
+          <w:lang w:val="zh_TW" w:bidi="zh_TW"/>
+        </w:rPr>
+        <w:t>，</w:t>
+      </w:r>
+      <w:hyperlink r:id="rId66">
+        <w:r>
+          <w:rPr>
+            <w:lang w:val="zh_TW" w:bidi="zh_TW"/>
+          </w:rPr>
+          <w:rPr>
+            <w:color w:val="0000EE"/>
+            <w:u w:val="single"/>
+          </w:rPr>
+          <w:t>14:9</w:t>
+        </w:r>
+      </w:hyperlink>
+      <w:r>
+        <w:rPr>
+          <w:lang w:val="zh_TW" w:bidi="zh_TW"/>
+        </w:rPr>
+        <w:t>；</w:t>
+      </w:r>
+      <w:hyperlink r:id="rId67">
+        <w:r>
+          <w:rPr>
+            <w:lang w:val="zh_TW" w:bidi="zh_TW"/>
+          </w:rPr>
+          <w:rPr>
+            <w:color w:val="0000EE"/>
+            <w:u w:val="single"/>
+          </w:rPr>
+          <w:t>路4:43</w:t>
+        </w:r>
+      </w:hyperlink>
+      <w:r>
+        <w:rPr>
+          <w:lang w:val="zh_TW" w:bidi="zh_TW"/>
+        </w:rPr>
+        <w:t>，</w:t>
+      </w:r>
+      <w:hyperlink r:id="rId68">
+        <w:r>
+          <w:rPr>
+            <w:lang w:val="zh_TW" w:bidi="zh_TW"/>
+          </w:rPr>
+          <w:rPr>
+            <w:color w:val="0000EE"/>
+            <w:u w:val="single"/>
+          </w:rPr>
+          <w:t>8:1</w:t>
+        </w:r>
+      </w:hyperlink>
+      <w:r>
+        <w:rPr>
+          <w:lang w:val="zh_TW" w:bidi="zh_TW"/>
+        </w:rPr>
+        <w:t>，</w:t>
+      </w:r>
+      <w:hyperlink r:id="rId69">
+        <w:r>
+          <w:rPr>
+            <w:lang w:val="zh_TW" w:bidi="zh_TW"/>
+          </w:rPr>
+          <w:rPr>
+            <w:color w:val="0000EE"/>
+            <w:u w:val="single"/>
+          </w:rPr>
+          <w:t>16:16</w:t>
+        </w:r>
+      </w:hyperlink>
+      <w:r>
+        <w:rPr>
+          <w:lang w:val="zh_TW" w:bidi="zh_TW"/>
+        </w:rPr>
+        <w:t>。）這信息是好消息，原因有幾個：</w:t>
+      </w:r>
+    </w:p>
+    <w:p>
+      <w:pPr>
+        <w:pStyle w:val="ListNumber"/>
+        <w:numPr>
+          <w:ilvl w:val="0"/>
+          <w:numId w:val="16"/>
+        </w:numPr>
+        <w:spacing w:line="240" w:lineRule="auto"/>
+        <w:ind w:left="720"/>
+      </w:pPr>
+      <w:r>
+        <w:rPr>
+          <w:lang w:val="zh_TW" w:bidi="zh_TW"/>
+        </w:rPr>
+      </w:r>
+      <w:r>
+        <w:rPr>
+          <w:lang w:val="zh_TW" w:bidi="zh_TW"/>
+        </w:rPr>
+        <w:t>國度即將來臨。耶穌所宣告的神，是掌管萬有的最高統治者。惟儘管如此，祂的統治尚未完全實現：祂的旨意並未如同在天上一樣，在地上成就。是錯誤而非公義，在地上佔有主導地位。但根據耶穌的宣告，這些情況並非最終的結果。當國度來臨時，神的統治將會完成。錯誤會受審判，公義建立，祂的百姓將會蒙福。</w:t>
+      </w:r>
+    </w:p>
+    <w:p>
+      <w:pPr>
+        <w:pStyle w:val="ListNumber"/>
+        <w:spacing w:line="240" w:lineRule="auto"/>
+        <w:ind w:left="720"/>
+      </w:pPr>
+      <w:r>
+        <w:rPr>
+          <w:lang w:val="zh_TW" w:bidi="zh_TW"/>
+        </w:rPr>
+      </w:r>
+      <w:r>
+        <w:rPr>
+          <w:lang w:val="zh_TW" w:bidi="zh_TW"/>
+        </w:rPr>
+        <w:t>國度</w:t>
+      </w:r>
+      <w:r>
+        <w:rPr>
+          <w:i/>
+          <w:lang w:val="zh_TW" w:bidi="zh_TW"/>
+        </w:rPr>
+        <w:t>現在就</w:t>
+      </w:r>
+      <w:r>
+        <w:rPr>
+          <w:lang w:val="zh_TW" w:bidi="zh_TW"/>
+        </w:rPr>
+        <w:t>開始了。耶穌宣告：「日期滿了」（</w:t>
+      </w:r>
+      <w:hyperlink r:id="rId58">
+        <w:r>
+          <w:rPr>
+            <w:lang w:val="zh_TW" w:bidi="zh_TW"/>
+          </w:rPr>
+          <w:rPr>
+            <w:color w:val="0000EE"/>
+            <w:u w:val="single"/>
+          </w:rPr>
+          <w:t>可1:15上</w:t>
+        </w:r>
+      </w:hyperlink>
+      <w:r>
+        <w:rPr>
+          <w:lang w:val="zh_TW" w:bidi="zh_TW"/>
+        </w:rPr>
+        <w:t>）。實現舊約應許的時刻已經到來。</w:t>
+      </w:r>
+    </w:p>
+    <w:p>
+      <w:pPr>
+        <w:pStyle w:val="ListNumber"/>
+        <w:spacing w:line="240" w:lineRule="auto"/>
+        <w:ind w:left="720"/>
+      </w:pPr>
+      <w:r>
+        <w:rPr>
+          <w:lang w:val="zh_TW" w:bidi="zh_TW"/>
+        </w:rPr>
+      </w:r>
+      <w:r>
+        <w:rPr>
+          <w:lang w:val="zh_TW" w:bidi="zh_TW"/>
+        </w:rPr>
+        <w:t>因此，國度的圓滿不再遙不可及，神統治的完全實現已經「近了」（</w:t>
+      </w:r>
+      <w:hyperlink r:id="rId58">
+        <w:r>
+          <w:rPr>
+            <w:lang w:val="zh_TW" w:bidi="zh_TW"/>
+          </w:rPr>
+          <w:rPr>
+            <w:color w:val="0000EE"/>
+            <w:u w:val="single"/>
+          </w:rPr>
+          <w:t>可1:15中</w:t>
+        </w:r>
+      </w:hyperlink>
+      <w:r>
+        <w:rPr>
+          <w:lang w:val="zh_TW" w:bidi="zh_TW"/>
+        </w:rPr>
+        <w:t>）。</w:t>
+      </w:r>
+    </w:p>
+    <w:p>
+      <w:pPr>
+        <w:pStyle w:val="ListNumber"/>
+        <w:spacing w:line="240" w:lineRule="auto"/>
+        <w:ind w:left="720"/>
+      </w:pPr>
+      <w:r>
+        <w:rPr>
+          <w:lang w:val="zh_TW" w:bidi="zh_TW"/>
+        </w:rPr>
+      </w:r>
+      <w:r>
+        <w:rPr>
+          <w:lang w:val="zh_TW" w:bidi="zh_TW"/>
+        </w:rPr>
+        <w:t>神正在為拯救而建立祂的統治。耶穌呼召人悔改的話語中，已經有所暗示（</w:t>
+      </w:r>
+      <w:hyperlink r:id="rId58">
+        <w:r>
+          <w:rPr>
+            <w:lang w:val="zh_TW" w:bidi="zh_TW"/>
+          </w:rPr>
+          <w:rPr>
+            <w:color w:val="0000EE"/>
+            <w:u w:val="single"/>
+          </w:rPr>
+          <w:t>可1:15下</w:t>
+        </w:r>
+      </w:hyperlink>
+      <w:r>
+        <w:rPr>
+          <w:lang w:val="zh_TW" w:bidi="zh_TW"/>
+        </w:rPr>
+        <w:t>）。在接下來的經文中，這一點尤為明顯。</w:t>
+      </w:r>
+    </w:p>
+    <w:p>
+      <w:pPr>
+        <w:pStyle w:val="Heading4"/>
+      </w:pPr>
+      <w:r>
+        <w:rPr>
+          <w:lang w:val="zh_TW" w:bidi="zh_TW"/>
+        </w:rPr>
+        <w:t>貧窮者的救恩</w:t>
+      </w:r>
+    </w:p>
+    <w:p>
+      <w:pPr/>
+      <w:r>
+        <w:rPr>
+          <w:lang w:val="zh_TW" w:bidi="zh_TW"/>
+        </w:rPr>
+      </w:r>
+      <w:r>
+        <w:rPr>
+          <w:lang w:val="zh_TW" w:bidi="zh_TW"/>
+        </w:rPr>
+        <w:t>耶穌在拿撒勒的會堂中，獲邀請讀經時，祂翻到</w:t>
+      </w:r>
+      <w:hyperlink r:id="rId38">
+        <w:r>
+          <w:rPr>
+            <w:lang w:val="zh_TW" w:bidi="zh_TW"/>
+          </w:rPr>
+          <w:rPr>
+            <w:color w:val="0000EE"/>
+            <w:u w:val="single"/>
+          </w:rPr>
+          <w:t>以賽亞書第六十一章</w:t>
+        </w:r>
+      </w:hyperlink>
+      <w:r>
+        <w:rPr>
+          <w:lang w:val="zh_TW" w:bidi="zh_TW"/>
+        </w:rPr>
+        <w:t>：「主耶和華的靈在我身上； 因為耶和華用膏膏我，叫我傳好信息給謙卑的人，差遣我醫好傷心的人，報告被擄的得釋放， 被囚的出監牢；報告耶和華的恩年」（</w:t>
+      </w:r>
+      <w:hyperlink r:id="rId70">
+        <w:r>
+          <w:rPr>
+            <w:lang w:val="zh_TW" w:bidi="zh_TW"/>
+          </w:rPr>
+          <w:rPr>
+            <w:color w:val="0000EE"/>
+            <w:u w:val="single"/>
+          </w:rPr>
+          <w:t>路4:18–19</w:t>
+        </w:r>
+      </w:hyperlink>
+      <w:r>
+        <w:rPr>
+          <w:lang w:val="zh_TW" w:bidi="zh_TW"/>
+        </w:rPr>
+        <w:t>）。</w:t>
+      </w:r>
+    </w:p>
+    <w:p>
+      <w:pPr/>
+      <w:r>
+        <w:rPr>
+          <w:lang w:val="zh_TW" w:bidi="zh_TW"/>
+        </w:rPr>
+      </w:r>
+      <w:r>
+        <w:rPr>
+          <w:lang w:val="zh_TW" w:bidi="zh_TW"/>
+        </w:rPr>
+        <w:t>耶穌讀完這段預言後，宣布這處經文在祂的事工中應驗了（</w:t>
+      </w:r>
+      <w:hyperlink r:id="rId71">
+        <w:r>
+          <w:rPr>
+            <w:lang w:val="zh_TW" w:bidi="zh_TW"/>
+          </w:rPr>
+          <w:rPr>
+            <w:color w:val="0000EE"/>
+            <w:u w:val="single"/>
+          </w:rPr>
+          <w:t>21</w:t>
+        </w:r>
+      </w:hyperlink>
+      <w:r>
+        <w:rPr>
+          <w:lang w:val="zh_TW" w:bidi="zh_TW"/>
+        </w:rPr>
+        <w:t>節）。耶穌來釋放的人包括身體有病的，如瞎子（</w:t>
+      </w:r>
+      <w:hyperlink r:id="rId57">
+        <w:r>
+          <w:rPr>
+            <w:lang w:val="zh_TW" w:bidi="zh_TW"/>
+          </w:rPr>
+          <w:rPr>
+            <w:color w:val="0000EE"/>
+            <w:u w:val="single"/>
+          </w:rPr>
+          <w:t>18</w:t>
+        </w:r>
+      </w:hyperlink>
+      <w:r>
+        <w:rPr>
+          <w:lang w:val="zh_TW" w:bidi="zh_TW"/>
+        </w:rPr>
+        <w:t>節）和痲瘋病人（</w:t>
+      </w:r>
+      <w:hyperlink r:id="rId72">
+        <w:r>
+          <w:rPr>
+            <w:lang w:val="zh_TW" w:bidi="zh_TW"/>
+          </w:rPr>
+          <w:rPr>
+            <w:color w:val="0000EE"/>
+            <w:u w:val="single"/>
+          </w:rPr>
+          <w:t>27</w:t>
+        </w:r>
+      </w:hyperlink>
+      <w:r>
+        <w:rPr>
+          <w:lang w:val="zh_TW" w:bidi="zh_TW"/>
+        </w:rPr>
+        <w:t>節）。（參</w:t>
+      </w:r>
+      <w:hyperlink r:id="rId73">
+        <w:r>
+          <w:rPr>
+            <w:lang w:val="zh_TW" w:bidi="zh_TW"/>
+          </w:rPr>
+          <w:rPr>
+            <w:color w:val="0000EE"/>
+            <w:u w:val="single"/>
+          </w:rPr>
+          <w:t>23、33</w:t>
+        </w:r>
+      </w:hyperlink>
+      <w:r>
+        <w:rPr>
+          <w:lang w:val="zh_TW" w:bidi="zh_TW"/>
+        </w:rPr>
+        <w:t>–</w:t>
+      </w:r>
+      <w:hyperlink r:id="rId73">
+        <w:r>
+          <w:rPr>
+            <w:lang w:val="zh_TW" w:bidi="zh_TW"/>
+          </w:rPr>
+          <w:rPr>
+            <w:color w:val="0000EE"/>
+            <w:u w:val="single"/>
+          </w:rPr>
+          <w:t>41</w:t>
+        </w:r>
+      </w:hyperlink>
+      <w:r>
+        <w:rPr>
+          <w:lang w:val="zh_TW" w:bidi="zh_TW"/>
+        </w:rPr>
+        <w:t>節提到的醫治神蹟；在</w:t>
+      </w:r>
+      <w:hyperlink r:id="rId59">
+        <w:r>
+          <w:rPr>
+            <w:lang w:val="zh_TW" w:bidi="zh_TW"/>
+          </w:rPr>
+          <w:rPr>
+            <w:color w:val="0000EE"/>
+            <w:u w:val="single"/>
+          </w:rPr>
+          <w:t>太4:23</w:t>
+        </w:r>
+      </w:hyperlink>
+      <w:r>
+        <w:rPr>
+          <w:lang w:val="zh_TW" w:bidi="zh_TW"/>
+        </w:rPr>
+        <w:t>，</w:t>
+      </w:r>
+      <w:hyperlink r:id="rId60">
+        <w:r>
+          <w:rPr>
+            <w:lang w:val="zh_TW" w:bidi="zh_TW"/>
+          </w:rPr>
+          <w:rPr>
+            <w:color w:val="0000EE"/>
+            <w:u w:val="single"/>
+          </w:rPr>
+          <w:t>9:35</w:t>
+        </w:r>
+      </w:hyperlink>
+      <w:r>
+        <w:rPr>
+          <w:lang w:val="zh_TW" w:bidi="zh_TW"/>
+        </w:rPr>
+        <w:t>，</w:t>
+      </w:r>
+      <w:hyperlink r:id="rId74">
+        <w:r>
+          <w:rPr>
+            <w:lang w:val="zh_TW" w:bidi="zh_TW"/>
+          </w:rPr>
+          <w:rPr>
+            <w:color w:val="0000EE"/>
+            <w:u w:val="single"/>
+          </w:rPr>
+          <w:t>11:5</w:t>
+        </w:r>
+      </w:hyperlink>
+      <w:r>
+        <w:rPr>
+          <w:lang w:val="zh_TW" w:bidi="zh_TW"/>
+        </w:rPr>
+        <w:t>；</w:t>
+      </w:r>
+      <w:hyperlink r:id="rId75">
+        <w:r>
+          <w:rPr>
+            <w:lang w:val="zh_TW" w:bidi="zh_TW"/>
+          </w:rPr>
+          <w:rPr>
+            <w:color w:val="0000EE"/>
+            <w:u w:val="single"/>
+          </w:rPr>
+          <w:t>路7:21</w:t>
+        </w:r>
+      </w:hyperlink>
+      <w:r>
+        <w:rPr>
+          <w:lang w:val="zh_TW" w:bidi="zh_TW"/>
+        </w:rPr>
+        <w:t>–</w:t>
+      </w:r>
+      <w:hyperlink r:id="rId75">
+        <w:r>
+          <w:rPr>
+            <w:lang w:val="zh_TW" w:bidi="zh_TW"/>
+          </w:rPr>
+          <w:rPr>
+            <w:color w:val="0000EE"/>
+            <w:u w:val="single"/>
+          </w:rPr>
+          <w:t>22</w:t>
+        </w:r>
+      </w:hyperlink>
+      <w:r>
+        <w:rPr>
+          <w:lang w:val="zh_TW" w:bidi="zh_TW"/>
+        </w:rPr>
+        <w:t>，</w:t>
+      </w:r>
+      <w:hyperlink r:id="rId76">
+        <w:r>
+          <w:rPr>
+            <w:lang w:val="zh_TW" w:bidi="zh_TW"/>
+          </w:rPr>
+          <w:rPr>
+            <w:color w:val="0000EE"/>
+            <w:u w:val="single"/>
+          </w:rPr>
+          <w:t>9:6</w:t>
+        </w:r>
+      </w:hyperlink>
+      <w:r>
+        <w:rPr>
+          <w:lang w:val="zh_TW" w:bidi="zh_TW"/>
+        </w:rPr>
+        <w:t>中，傳福音和醫病的密切關係；以及在</w:t>
+      </w:r>
+      <w:hyperlink r:id="rId77">
+        <w:r>
+          <w:rPr>
+            <w:lang w:val="zh_TW" w:bidi="zh_TW"/>
+          </w:rPr>
+          <w:rPr>
+            <w:color w:val="0000EE"/>
+            <w:u w:val="single"/>
+          </w:rPr>
+          <w:t>太12:22</w:t>
+        </w:r>
+      </w:hyperlink>
+      <w:r>
+        <w:rPr>
+          <w:lang w:val="zh_TW" w:bidi="zh_TW"/>
+        </w:rPr>
+        <w:t>–</w:t>
+      </w:r>
+      <w:hyperlink r:id="rId77">
+        <w:r>
+          <w:rPr>
+            <w:lang w:val="zh_TW" w:bidi="zh_TW"/>
+          </w:rPr>
+          <w:rPr>
+            <w:color w:val="0000EE"/>
+            <w:u w:val="single"/>
+          </w:rPr>
+          <w:t>29</w:t>
+        </w:r>
+      </w:hyperlink>
+      <w:r>
+        <w:rPr>
+          <w:lang w:val="zh_TW" w:bidi="zh_TW"/>
+        </w:rPr>
+        <w:t>；</w:t>
+      </w:r>
+      <w:hyperlink r:id="rId78">
+        <w:r>
+          <w:rPr>
+            <w:lang w:val="zh_TW" w:bidi="zh_TW"/>
+          </w:rPr>
+          <w:rPr>
+            <w:color w:val="0000EE"/>
+            <w:u w:val="single"/>
+          </w:rPr>
+          <w:t>路13:11</w:t>
+        </w:r>
+      </w:hyperlink>
+      <w:r>
+        <w:rPr>
+          <w:lang w:val="zh_TW" w:bidi="zh_TW"/>
+        </w:rPr>
+        <w:t>–</w:t>
+      </w:r>
+      <w:hyperlink r:id="rId78">
+        <w:r>
+          <w:rPr>
+            <w:lang w:val="zh_TW" w:bidi="zh_TW"/>
+          </w:rPr>
+          <w:rPr>
+            <w:color w:val="0000EE"/>
+            <w:u w:val="single"/>
+          </w:rPr>
+          <w:t>16</w:t>
+        </w:r>
+      </w:hyperlink>
+      <w:r>
+        <w:rPr>
+          <w:lang w:val="zh_TW" w:bidi="zh_TW"/>
+        </w:rPr>
+        <w:t>中，描述身體受苦的人作為撒但的俘虜，現在被耶穌釋放）。此外，還包括物質貧乏的人——像以利亞在饑荒期間幫助的寡婦（</w:t>
+      </w:r>
+      <w:hyperlink r:id="rId79">
+        <w:r>
+          <w:rPr>
+            <w:lang w:val="zh_TW" w:bidi="zh_TW"/>
+          </w:rPr>
+          <w:rPr>
+            <w:color w:val="0000EE"/>
+            <w:u w:val="single"/>
+          </w:rPr>
+          <w:t>路4:25</w:t>
+        </w:r>
+      </w:hyperlink>
+      <w:r>
+        <w:rPr>
+          <w:lang w:val="zh_TW" w:bidi="zh_TW"/>
+        </w:rPr>
+        <w:t>–</w:t>
+      </w:r>
+      <w:hyperlink r:id="rId79">
+        <w:r>
+          <w:rPr>
+            <w:lang w:val="zh_TW" w:bidi="zh_TW"/>
+          </w:rPr>
+          <w:rPr>
+            <w:color w:val="0000EE"/>
+            <w:u w:val="single"/>
+          </w:rPr>
+          <w:t>26</w:t>
+        </w:r>
+      </w:hyperlink>
+      <w:r>
+        <w:rPr>
+          <w:lang w:val="zh_TW" w:bidi="zh_TW"/>
+        </w:rPr>
+        <w:t>）。耶穌在</w:t>
+      </w:r>
+      <w:hyperlink r:id="rId80">
+        <w:r>
+          <w:rPr>
+            <w:lang w:val="zh_TW" w:bidi="zh_TW"/>
+          </w:rPr>
+          <w:rPr>
+            <w:color w:val="0000EE"/>
+            <w:u w:val="single"/>
+          </w:rPr>
+          <w:t>路加福音六章20至21節</w:t>
+        </w:r>
+      </w:hyperlink>
+      <w:r>
+        <w:rPr>
+          <w:lang w:val="zh_TW" w:bidi="zh_TW"/>
+        </w:rPr>
+        <w:t>中，宣稱那些真正貧窮和飢餓的人「有福了」。</w:t>
+      </w:r>
+    </w:p>
+    <w:p>
+      <w:pPr/>
+      <w:r>
+        <w:rPr>
+          <w:lang w:val="zh_TW" w:bidi="zh_TW"/>
+        </w:rPr>
+      </w:r>
+      <w:r>
+        <w:rPr>
+          <w:lang w:val="zh_TW" w:bidi="zh_TW"/>
+        </w:rPr>
+        <w:t>然而，耶穌的主要關注，是「屬靈的」貧窮。耶穌在</w:t>
+      </w:r>
+      <w:hyperlink r:id="rId81">
+        <w:r>
+          <w:rPr>
+            <w:lang w:val="zh_TW" w:bidi="zh_TW"/>
+          </w:rPr>
+          <w:rPr>
+            <w:color w:val="0000EE"/>
+            <w:u w:val="single"/>
+          </w:rPr>
+          <w:t>馬太福音五章3節</w:t>
+        </w:r>
+      </w:hyperlink>
+      <w:r>
+        <w:rPr>
+          <w:lang w:val="zh_TW" w:bidi="zh_TW"/>
+        </w:rPr>
+        <w:t>引用</w:t>
+      </w:r>
+      <w:hyperlink r:id="rId38">
+        <w:r>
+          <w:rPr>
+            <w:lang w:val="zh_TW" w:bidi="zh_TW"/>
+          </w:rPr>
+          <w:rPr>
+            <w:color w:val="0000EE"/>
+            <w:u w:val="single"/>
+          </w:rPr>
+          <w:t>以賽亞書第六十一章</w:t>
+        </w:r>
+      </w:hyperlink>
+      <w:r>
+        <w:rPr>
+          <w:lang w:val="zh_TW" w:bidi="zh_TW"/>
+        </w:rPr>
+        <w:t>，提到「心靈貧窮的人」。這些人因為痛苦和貧窮、壓迫和不公、苦難和死亡、國的背道和個人的罪而破碎和憂傷；他們在危機中轉向神，渴望祂帶來公義、賜予憐憫並建立神的國度。耶穌為這些人帶來好消息（</w:t>
+      </w:r>
+      <w:hyperlink r:id="rId82">
+        <w:r>
+          <w:rPr>
+            <w:lang w:val="zh_TW" w:bidi="zh_TW"/>
+          </w:rPr>
+          <w:rPr>
+            <w:color w:val="0000EE"/>
+            <w:u w:val="single"/>
+          </w:rPr>
+          <w:t>太5:3–10</w:t>
+        </w:r>
+      </w:hyperlink>
+      <w:r>
+        <w:rPr>
+          <w:lang w:val="zh_TW" w:bidi="zh_TW"/>
+        </w:rPr>
+        <w:t>）。神差遣耶穌來開啟國度，拯救失喪的人，解放被奴役的人，醫治受苦的人，修補破碎的心靈，並赦免有罪的人（</w:t>
+      </w:r>
+      <w:hyperlink r:id="rId83">
+        <w:r>
+          <w:rPr>
+            <w:lang w:val="zh_TW" w:bidi="zh_TW"/>
+          </w:rPr>
+          <w:rPr>
+            <w:color w:val="0000EE"/>
+            <w:u w:val="single"/>
+          </w:rPr>
+          <w:t>可2:5、10、17</w:t>
+        </w:r>
+      </w:hyperlink>
+      <w:r>
+        <w:rPr>
+          <w:lang w:val="zh_TW" w:bidi="zh_TW"/>
+        </w:rPr>
+        <w:t>，</w:t>
+      </w:r>
+      <w:hyperlink r:id="rId84">
+        <w:r>
+          <w:rPr>
+            <w:lang w:val="zh_TW" w:bidi="zh_TW"/>
+          </w:rPr>
+          <w:rPr>
+            <w:color w:val="0000EE"/>
+            <w:u w:val="single"/>
+          </w:rPr>
+          <w:t>10:45</w:t>
+        </w:r>
+      </w:hyperlink>
+      <w:r>
+        <w:rPr>
+          <w:lang w:val="zh_TW" w:bidi="zh_TW"/>
+        </w:rPr>
+        <w:t>；</w:t>
+      </w:r>
+      <w:hyperlink r:id="rId85">
+        <w:r>
+          <w:rPr>
+            <w:lang w:val="zh_TW" w:bidi="zh_TW"/>
+          </w:rPr>
+          <w:rPr>
+            <w:color w:val="0000EE"/>
+            <w:u w:val="single"/>
+          </w:rPr>
+          <w:t>路4:18–21</w:t>
+        </w:r>
+      </w:hyperlink>
+      <w:r>
+        <w:rPr>
+          <w:lang w:val="zh_TW" w:bidi="zh_TW"/>
+        </w:rPr>
+        <w:t>，</w:t>
+      </w:r>
+      <w:hyperlink r:id="rId86">
+        <w:r>
+          <w:rPr>
+            <w:lang w:val="zh_TW" w:bidi="zh_TW"/>
+          </w:rPr>
+          <w:rPr>
+            <w:color w:val="0000EE"/>
+            <w:u w:val="single"/>
+          </w:rPr>
+          <w:t>7:48–49</w:t>
+        </w:r>
+      </w:hyperlink>
+      <w:r>
+        <w:rPr>
+          <w:lang w:val="zh_TW" w:bidi="zh_TW"/>
+        </w:rPr>
+        <w:t>，</w:t>
+      </w:r>
+      <w:hyperlink r:id="rId87">
+        <w:r>
+          <w:rPr>
+            <w:lang w:val="zh_TW" w:bidi="zh_TW"/>
+          </w:rPr>
+          <w:rPr>
+            <w:color w:val="0000EE"/>
+            <w:u w:val="single"/>
+          </w:rPr>
+          <w:t>15:1–32</w:t>
+        </w:r>
+      </w:hyperlink>
+      <w:r>
+        <w:rPr>
+          <w:lang w:val="zh_TW" w:bidi="zh_TW"/>
+        </w:rPr>
+        <w:t>，</w:t>
+      </w:r>
+      <w:hyperlink r:id="rId88">
+        <w:r>
+          <w:rPr>
+            <w:lang w:val="zh_TW" w:bidi="zh_TW"/>
+          </w:rPr>
+          <w:rPr>
+            <w:color w:val="0000EE"/>
+            <w:u w:val="single"/>
+          </w:rPr>
+          <w:t>19:10</w:t>
+        </w:r>
+      </w:hyperlink>
+      <w:r>
+        <w:rPr>
+          <w:lang w:val="zh_TW" w:bidi="zh_TW"/>
+        </w:rPr>
+        <w:t>）。</w:t>
+      </w:r>
+    </w:p>
+    <w:p>
+      <w:pPr>
+        <w:pStyle w:val="Heading4"/>
+      </w:pPr>
+      <w:r>
+        <w:rPr>
+          <w:lang w:val="zh_TW" w:bidi="zh_TW"/>
+        </w:rPr>
+        <w:t>恩典的禮物</w:t>
+      </w:r>
+    </w:p>
+    <w:p>
+      <w:pPr/>
+      <w:r>
+        <w:rPr>
+          <w:lang w:val="zh_TW" w:bidi="zh_TW"/>
+        </w:rPr>
+      </w:r>
+      <w:r>
+        <w:rPr>
+          <w:lang w:val="zh_TW" w:bidi="zh_TW"/>
+        </w:rPr>
+        <w:t>國度的來臨不是人努力的結果或獎賞，而是神對人困境的回應，是神樂意賜予的禮物（</w:t>
+      </w:r>
+      <w:hyperlink r:id="rId89">
+        <w:r>
+          <w:rPr>
+            <w:lang w:val="zh_TW" w:bidi="zh_TW"/>
+          </w:rPr>
+          <w:rPr>
+            <w:color w:val="0000EE"/>
+            <w:u w:val="single"/>
+          </w:rPr>
+          <w:t>路12:32</w:t>
+        </w:r>
+      </w:hyperlink>
+      <w:r>
+        <w:rPr>
+          <w:lang w:val="zh_TW" w:bidi="zh_TW"/>
+        </w:rPr>
+        <w:t>）。同樣，窮人之所以得著救恩，原因也是因著神的品格和性情。正如浪子（浪子比喻中的浪子）自己承認，他根本不配成為他父親的僕人，更不配作他的兒子。他所做的一切，甚至他的悔改，都不足以換來父親的愛（</w:t>
+      </w:r>
+      <w:hyperlink r:id="rId90">
+        <w:r>
+          <w:rPr>
+            <w:lang w:val="zh_TW" w:bidi="zh_TW"/>
+          </w:rPr>
+          <w:rPr>
+            <w:color w:val="0000EE"/>
+            <w:u w:val="single"/>
+          </w:rPr>
+          <w:t>15:11–32</w:t>
+        </w:r>
+      </w:hyperlink>
+      <w:r>
+        <w:rPr>
+          <w:lang w:val="zh_TW" w:bidi="zh_TW"/>
+        </w:rPr>
+        <w:t>）。</w:t>
+      </w:r>
+    </w:p>
+    <w:p>
+      <w:pPr/>
+      <w:r>
+        <w:rPr>
+          <w:lang w:val="zh_TW" w:bidi="zh_TW"/>
+        </w:rPr>
+      </w:r>
+      <w:r>
+        <w:rPr>
+          <w:lang w:val="zh_TW" w:bidi="zh_TW"/>
+        </w:rPr>
+        <w:t>在</w:t>
+      </w:r>
+      <w:hyperlink r:id="rId91">
+        <w:r>
+          <w:rPr>
+            <w:lang w:val="zh_TW" w:bidi="zh_TW"/>
+          </w:rPr>
+          <w:rPr>
+            <w:color w:val="0000EE"/>
+            <w:u w:val="single"/>
+          </w:rPr>
+          <w:t>馬太福音二十章1至16節</w:t>
+        </w:r>
+      </w:hyperlink>
+      <w:r>
+        <w:rPr>
+          <w:lang w:val="zh_TW" w:bidi="zh_TW"/>
+        </w:rPr>
+        <w:t>的比喻中，最後被雇用的工人之所以能得到整天的工資，完全歸因於雇主的良善。在</w:t>
+      </w:r>
+      <w:hyperlink r:id="rId92">
+        <w:r>
+          <w:rPr>
+            <w:lang w:val="zh_TW" w:bidi="zh_TW"/>
+          </w:rPr>
+          <w:rPr>
+            <w:color w:val="0000EE"/>
+            <w:u w:val="single"/>
+          </w:rPr>
+          <w:t>馬太福音十八章23至35節</w:t>
+        </w:r>
+      </w:hyperlink>
+      <w:r>
+        <w:rPr>
+          <w:lang w:val="zh_TW" w:bidi="zh_TW"/>
+        </w:rPr>
+        <w:t>的故事中，第一個欠債的人唯一「賺得」的，就是被賣為奴的權利，王反而取消了他巨額的債務。稅吏除了向神認罪並懇求憐憫外，沒有其它可以獻給神的，但他回家時卻得著稱義了（</w:t>
+      </w:r>
+      <w:hyperlink r:id="rId93">
+        <w:r>
+          <w:rPr>
+            <w:lang w:val="zh_TW" w:bidi="zh_TW"/>
+          </w:rPr>
+          <w:rPr>
+            <w:color w:val="0000EE"/>
+            <w:u w:val="single"/>
+          </w:rPr>
+          <w:t>路18:13–14</w:t>
+        </w:r>
+      </w:hyperlink>
+      <w:r>
+        <w:rPr>
+          <w:lang w:val="zh_TW" w:bidi="zh_TW"/>
+        </w:rPr>
+        <w:t>）。對於那些貧窮中的道德高尚者，如</w:t>
+      </w:r>
+      <w:hyperlink r:id="rId94">
+        <w:r>
+          <w:rPr>
+            <w:lang w:val="zh_TW" w:bidi="zh_TW"/>
+          </w:rPr>
+          <w:rPr>
+            <w:color w:val="0000EE"/>
+            <w:u w:val="single"/>
+          </w:rPr>
+          <w:t>馬太福音五章7至10節</w:t>
+        </w:r>
+      </w:hyperlink>
+      <w:r>
+        <w:rPr>
+          <w:lang w:val="zh_TW" w:bidi="zh_TW"/>
+        </w:rPr>
+        <w:t>描述的人，情況也是如此。他們的美德是真實的，而非想像出來的。然而，他們遵守神的誡命，並不意味著神虧欠他們什麼。他們只是盡自己的本分（</w:t>
+      </w:r>
+      <w:hyperlink r:id="rId95">
+        <w:r>
+          <w:rPr>
+            <w:lang w:val="zh_TW" w:bidi="zh_TW"/>
+          </w:rPr>
+          <w:rPr>
+            <w:color w:val="0000EE"/>
+            <w:u w:val="single"/>
+          </w:rPr>
+          <w:t>路17:7–10</w:t>
+        </w:r>
+      </w:hyperlink>
+      <w:r>
+        <w:rPr>
+          <w:lang w:val="zh_TW" w:bidi="zh_TW"/>
+        </w:rPr>
+        <w:t>）。</w:t>
+      </w:r>
+    </w:p>
+    <w:p>
+      <w:pPr/>
+      <w:r>
+        <w:rPr>
+          <w:lang w:val="zh_TW" w:bidi="zh_TW"/>
+        </w:rPr>
+      </w:r>
+      <w:r>
+        <w:rPr>
+          <w:lang w:val="zh_TW" w:bidi="zh_TW"/>
+        </w:rPr>
+        <w:t>此外，即使是最仁慈的人，也需要神的憐憫（</w:t>
+      </w:r>
+      <w:hyperlink r:id="rId96">
+        <w:r>
+          <w:rPr>
+            <w:lang w:val="zh_TW" w:bidi="zh_TW"/>
+          </w:rPr>
+          <w:rPr>
+            <w:color w:val="0000EE"/>
+            <w:u w:val="single"/>
+          </w:rPr>
+          <w:t>太5:7</w:t>
+        </w:r>
+      </w:hyperlink>
+      <w:r>
+        <w:rPr>
+          <w:lang w:val="zh_TW" w:bidi="zh_TW"/>
+        </w:rPr>
+        <w:t>）。因為即使是最渴望遵守神律法的人，也無法滿足律法的所有要求（參</w:t>
+      </w:r>
+      <w:hyperlink r:id="rId97">
+        <w:r>
+          <w:rPr>
+            <w:lang w:val="zh_TW" w:bidi="zh_TW"/>
+          </w:rPr>
+          <w:rPr>
+            <w:color w:val="0000EE"/>
+            <w:u w:val="single"/>
+          </w:rPr>
+          <w:t>11:28–30</w:t>
+        </w:r>
+      </w:hyperlink>
+      <w:r>
+        <w:rPr>
+          <w:lang w:val="zh_TW" w:bidi="zh_TW"/>
+        </w:rPr>
+        <w:t>）。</w:t>
+      </w:r>
+      <w:hyperlink r:id="rId92">
+        <w:r>
+          <w:rPr>
+            <w:lang w:val="zh_TW" w:bidi="zh_TW"/>
+          </w:rPr>
+          <w:rPr>
+            <w:color w:val="0000EE"/>
+            <w:u w:val="single"/>
+          </w:rPr>
+          <w:t>馬太福音十八章23至35節</w:t>
+        </w:r>
+      </w:hyperlink>
+      <w:r>
+        <w:rPr>
+          <w:lang w:val="zh_TW" w:bidi="zh_TW"/>
+        </w:rPr>
+        <w:t>中的第一個僕人欠的債，遠遠超過他所能償還的數額，這正好彰顯了王的慷慨。恩典的多寡，視乎施恩對象的能力高下（</w:t>
+      </w:r>
+      <w:hyperlink r:id="rId98">
+        <w:r>
+          <w:rPr>
+            <w:lang w:val="zh_TW" w:bidi="zh_TW"/>
+          </w:rPr>
+          <w:rPr>
+            <w:color w:val="0000EE"/>
+            <w:u w:val="single"/>
+          </w:rPr>
+          <w:t>路14:12–14</w:t>
+        </w:r>
+      </w:hyperlink>
+      <w:r>
+        <w:rPr>
+          <w:lang w:val="zh_TW" w:bidi="zh_TW"/>
+        </w:rPr>
+        <w:t>）。</w:t>
+      </w:r>
+    </w:p>
+    <w:p>
+      <w:pPr>
+        <w:pStyle w:val="Heading4"/>
+      </w:pPr>
+      <w:r>
+        <w:rPr>
+          <w:lang w:val="zh_TW" w:bidi="zh_TW"/>
+        </w:rPr>
+        <w:t>得救的呼召</w:t>
+      </w:r>
+    </w:p>
+    <w:p>
+      <w:pPr/>
+      <w:r>
+        <w:rPr>
+          <w:lang w:val="zh_TW" w:bidi="zh_TW"/>
+        </w:rPr>
+      </w:r>
+      <w:r>
+        <w:rPr>
+          <w:lang w:val="zh_TW" w:bidi="zh_TW"/>
+        </w:rPr>
+        <w:t>以色列人都是罪人，無一例外，他們都需要耶穌所帶來的救恩（</w:t>
+      </w:r>
+      <w:hyperlink r:id="rId99">
+        <w:r>
+          <w:rPr>
+            <w:lang w:val="zh_TW" w:bidi="zh_TW"/>
+          </w:rPr>
+          <w:rPr>
+            <w:color w:val="0000EE"/>
+            <w:u w:val="single"/>
+          </w:rPr>
+          <w:t>太1:21</w:t>
+        </w:r>
+      </w:hyperlink>
+      <w:r>
+        <w:rPr>
+          <w:lang w:val="zh_TW" w:bidi="zh_TW"/>
+        </w:rPr>
+        <w:t>；</w:t>
+      </w:r>
+      <w:hyperlink r:id="rId100">
+        <w:r>
+          <w:rPr>
+            <w:lang w:val="zh_TW" w:bidi="zh_TW"/>
+          </w:rPr>
+          <w:rPr>
+            <w:color w:val="0000EE"/>
+            <w:u w:val="single"/>
+          </w:rPr>
+          <w:t>路1:77</w:t>
+        </w:r>
+      </w:hyperlink>
+      <w:r>
+        <w:rPr>
+          <w:lang w:val="zh_TW" w:bidi="zh_TW"/>
+        </w:rPr>
+        <w:t>）。為了彰顯神的恩典，耶穌向整個民族宣講祂的福音（</w:t>
+      </w:r>
+      <w:hyperlink r:id="rId59">
+        <w:r>
+          <w:rPr>
+            <w:lang w:val="zh_TW" w:bidi="zh_TW"/>
+          </w:rPr>
+          <w:rPr>
+            <w:color w:val="0000EE"/>
+            <w:u w:val="single"/>
+          </w:rPr>
+          <w:t>太4:23</w:t>
+        </w:r>
+      </w:hyperlink>
+      <w:r>
+        <w:rPr>
+          <w:lang w:val="zh_TW" w:bidi="zh_TW"/>
+        </w:rPr>
+        <w:t>，</w:t>
+      </w:r>
+      <w:hyperlink r:id="rId60">
+        <w:r>
+          <w:rPr>
+            <w:lang w:val="zh_TW" w:bidi="zh_TW"/>
+          </w:rPr>
+          <w:rPr>
+            <w:color w:val="0000EE"/>
+            <w:u w:val="single"/>
+          </w:rPr>
+          <w:t>9:35</w:t>
+        </w:r>
+      </w:hyperlink>
+      <w:r>
+        <w:rPr>
+          <w:lang w:val="zh_TW" w:bidi="zh_TW"/>
+        </w:rPr>
+        <w:t>，</w:t>
+      </w:r>
+      <w:hyperlink r:id="rId101">
+        <w:r>
+          <w:rPr>
+            <w:lang w:val="zh_TW" w:bidi="zh_TW"/>
+          </w:rPr>
+          <w:rPr>
+            <w:color w:val="0000EE"/>
+            <w:u w:val="single"/>
+          </w:rPr>
+          <w:t>15:24</w:t>
+        </w:r>
+      </w:hyperlink>
+      <w:r>
+        <w:rPr>
+          <w:lang w:val="zh_TW" w:bidi="zh_TW"/>
+        </w:rPr>
+        <w:t>；</w:t>
+      </w:r>
+      <w:hyperlink r:id="rId67">
+        <w:r>
+          <w:rPr>
+            <w:lang w:val="zh_TW" w:bidi="zh_TW"/>
+          </w:rPr>
+          <w:rPr>
+            <w:color w:val="0000EE"/>
+            <w:u w:val="single"/>
+          </w:rPr>
+          <w:t>路4:43</w:t>
+        </w:r>
+      </w:hyperlink>
+      <w:r>
+        <w:rPr>
+          <w:lang w:val="zh_TW" w:bidi="zh_TW"/>
+        </w:rPr>
+        <w:t>，</w:t>
+      </w:r>
+      <w:hyperlink r:id="rId76">
+        <w:r>
+          <w:rPr>
+            <w:lang w:val="zh_TW" w:bidi="zh_TW"/>
+          </w:rPr>
+          <w:rPr>
+            <w:color w:val="0000EE"/>
+            <w:u w:val="single"/>
+          </w:rPr>
+          <w:t>9:6</w:t>
+        </w:r>
+      </w:hyperlink>
+      <w:r>
+        <w:rPr>
+          <w:lang w:val="zh_TW" w:bidi="zh_TW"/>
+        </w:rPr>
+        <w:t>，</w:t>
+      </w:r>
+      <w:hyperlink r:id="rId102">
+        <w:r>
+          <w:rPr>
+            <w:lang w:val="zh_TW" w:bidi="zh_TW"/>
+          </w:rPr>
+          <w:rPr>
+            <w:color w:val="0000EE"/>
+            <w:u w:val="single"/>
+          </w:rPr>
+          <w:t>20:1</w:t>
+        </w:r>
+      </w:hyperlink>
+      <w:r>
+        <w:rPr>
+          <w:lang w:val="zh_TW" w:bidi="zh_TW"/>
+        </w:rPr>
+        <w:t>）。無論是最受尊敬的人還是地位最卑微的人，都受到邀請來順服神的統治，並自由分享神所擺設的宴席（</w:t>
+      </w:r>
+      <w:hyperlink r:id="rId103">
+        <w:r>
+          <w:rPr>
+            <w:lang w:val="zh_TW" w:bidi="zh_TW"/>
+          </w:rPr>
+          <w:rPr>
+            <w:color w:val="0000EE"/>
+            <w:u w:val="single"/>
+          </w:rPr>
+          <w:t>路14:16–24</w:t>
+        </w:r>
+      </w:hyperlink>
+      <w:r>
+        <w:rPr>
+          <w:lang w:val="zh_TW" w:bidi="zh_TW"/>
+        </w:rPr>
+        <w:t>）。然而，人們必須接受救恩的禮物，才能真正體驗（</w:t>
+      </w:r>
+      <w:hyperlink r:id="rId104">
+        <w:r>
+          <w:rPr>
+            <w:lang w:val="zh_TW" w:bidi="zh_TW"/>
+          </w:rPr>
+          <w:rPr>
+            <w:color w:val="0000EE"/>
+            <w:u w:val="single"/>
+          </w:rPr>
+          <w:t>可10:15</w:t>
+        </w:r>
+      </w:hyperlink>
+      <w:r>
+        <w:rPr>
+          <w:lang w:val="zh_TW" w:bidi="zh_TW"/>
+        </w:rPr>
+        <w:t>）。這確實是一份白白的禮物，但也是無價的珍寶，明智的人會甘心為此犧牲一切（</w:t>
+      </w:r>
+      <w:hyperlink r:id="rId105">
+        <w:r>
+          <w:rPr>
+            <w:lang w:val="zh_TW" w:bidi="zh_TW"/>
+          </w:rPr>
+          <w:rPr>
+            <w:color w:val="0000EE"/>
+            <w:u w:val="single"/>
+          </w:rPr>
+          <w:t>太13:44–46</w:t>
+        </w:r>
+      </w:hyperlink>
+      <w:r>
+        <w:rPr>
+          <w:lang w:val="zh_TW" w:bidi="zh_TW"/>
+        </w:rPr>
+        <w:t>）。人接受福音，可能需要有所犧牲，但與拒絕福音的後果相比，這份犧牲都是微不足道的（</w:t>
+      </w:r>
+      <w:hyperlink r:id="rId106">
+        <w:r>
+          <w:rPr>
+            <w:lang w:val="zh_TW" w:bidi="zh_TW"/>
+          </w:rPr>
+          <w:rPr>
+            <w:color w:val="0000EE"/>
+            <w:u w:val="single"/>
+          </w:rPr>
+          <w:t>太11:20–24</w:t>
+        </w:r>
+      </w:hyperlink>
+      <w:r>
+        <w:rPr>
+          <w:lang w:val="zh_TW" w:bidi="zh_TW"/>
+        </w:rPr>
+        <w:t>；</w:t>
+      </w:r>
+      <w:hyperlink r:id="rId107">
+        <w:r>
+          <w:rPr>
+            <w:lang w:val="zh_TW" w:bidi="zh_TW"/>
+          </w:rPr>
+          <w:rPr>
+            <w:color w:val="0000EE"/>
+            <w:u w:val="single"/>
+          </w:rPr>
+          <w:t>可8:34–38</w:t>
+        </w:r>
+      </w:hyperlink>
+      <w:r>
+        <w:rPr>
+          <w:lang w:val="zh_TW" w:bidi="zh_TW"/>
+        </w:rPr>
+        <w:t>；</w:t>
+      </w:r>
+      <w:hyperlink r:id="rId108">
+        <w:r>
+          <w:rPr>
+            <w:lang w:val="zh_TW" w:bidi="zh_TW"/>
+          </w:rPr>
+          <w:rPr>
+            <w:color w:val="0000EE"/>
+            <w:u w:val="single"/>
+          </w:rPr>
+          <w:t>路14:24、33</w:t>
+        </w:r>
+      </w:hyperlink>
+      <w:r>
+        <w:rPr>
+          <w:lang w:val="zh_TW" w:bidi="zh_TW"/>
+        </w:rPr>
+        <w:t>）。</w:t>
+      </w:r>
+    </w:p>
+    <w:p>
+      <w:pPr/>
+      <w:r>
+        <w:rPr>
+          <w:lang w:val="zh_TW" w:bidi="zh_TW"/>
+        </w:rPr>
+      </w:r>
+      <w:r>
+        <w:rPr>
+          <w:lang w:val="zh_TW" w:bidi="zh_TW"/>
+        </w:rPr>
+        <w:t>耶穌命令說：「當悔改，信福音！」（</w:t>
+      </w:r>
+      <w:hyperlink r:id="rId58">
+        <w:r>
+          <w:rPr>
+            <w:lang w:val="zh_TW" w:bidi="zh_TW"/>
+          </w:rPr>
+          <w:rPr>
+            <w:color w:val="0000EE"/>
+            <w:u w:val="single"/>
+          </w:rPr>
+          <w:t>可1:15</w:t>
+        </w:r>
+      </w:hyperlink>
+      <w:r>
+        <w:rPr>
+          <w:lang w:val="zh_TW" w:bidi="zh_TW"/>
+        </w:rPr>
+        <w:t>）。自以為義和自滿的人，必須從他們虛假的安全感中醒來，謙卑承認他們需要神（</w:t>
+      </w:r>
+      <w:hyperlink r:id="rId109">
+        <w:r>
+          <w:rPr>
+            <w:lang w:val="zh_TW" w:bidi="zh_TW"/>
+          </w:rPr>
+          <w:rPr>
+            <w:color w:val="0000EE"/>
+            <w:u w:val="single"/>
+          </w:rPr>
+          <w:t>路6:24–26</w:t>
+        </w:r>
+      </w:hyperlink>
+      <w:r>
+        <w:rPr>
+          <w:lang w:val="zh_TW" w:bidi="zh_TW"/>
+        </w:rPr>
+        <w:t>）。只有這樣，耶穌對窮人的信息才會被視為福音；釋放的宣告（</w:t>
+      </w:r>
+      <w:hyperlink r:id="rId70">
+        <w:r>
+          <w:rPr>
+            <w:lang w:val="zh_TW" w:bidi="zh_TW"/>
+          </w:rPr>
+          <w:rPr>
+            <w:color w:val="0000EE"/>
+            <w:u w:val="single"/>
+          </w:rPr>
+          <w:t>4:18–19</w:t>
+        </w:r>
+      </w:hyperlink>
+      <w:r>
+        <w:rPr>
+          <w:lang w:val="zh_TW" w:bidi="zh_TW"/>
+        </w:rPr>
+        <w:t>），對那些被奴役並且有此意識的人來說，才是好消息。這一命令也適用於貧困和受苦的人，其中哀嘆自己命運的人，也必須為自己的罪悔改。</w:t>
+      </w:r>
+    </w:p>
+    <w:p>
+      <w:pPr/>
+      <w:r>
+        <w:rPr>
+          <w:lang w:val="zh_TW" w:bidi="zh_TW"/>
+        </w:rPr>
+      </w:r>
+      <w:r>
+        <w:rPr>
+          <w:lang w:val="zh_TW" w:bidi="zh_TW"/>
+        </w:rPr>
+        <w:t>然而，我們還需要更進一步，才能完整回應：一個人若不委身於有</w:t>
+      </w:r>
+      <w:r>
+        <w:rPr>
+          <w:i/>
+          <w:lang w:val="zh_TW" w:bidi="zh_TW"/>
+        </w:rPr>
+        <w:t>位格</w:t>
+      </w:r>
+      <w:r>
+        <w:rPr>
+          <w:lang w:val="zh_TW" w:bidi="zh_TW"/>
+        </w:rPr>
+        <w:t>的基督，就不能相信耶穌的福音（</w:t>
+      </w:r>
+      <w:hyperlink r:id="rId110">
+        <w:r>
+          <w:rPr>
+            <w:lang w:val="zh_TW" w:bidi="zh_TW"/>
+          </w:rPr>
+          <w:rPr>
+            <w:color w:val="0000EE"/>
+            <w:u w:val="single"/>
+          </w:rPr>
+          <w:t>約3:16</w:t>
+        </w:r>
+      </w:hyperlink>
+      <w:r>
+        <w:rPr>
+          <w:lang w:val="zh_TW" w:bidi="zh_TW"/>
+        </w:rPr>
+        <w:t>）。即便那人已經是前面所定義「心靈貧窮」的人，若不承認耶穌所宣稱的真理（</w:t>
+      </w:r>
+      <w:hyperlink r:id="rId111">
+        <w:r>
+          <w:rPr>
+            <w:lang w:val="zh_TW" w:bidi="zh_TW"/>
+          </w:rPr>
+          <w:rPr>
+            <w:color w:val="0000EE"/>
+            <w:u w:val="single"/>
+          </w:rPr>
+          <w:t>太11:6</w:t>
+        </w:r>
+      </w:hyperlink>
+      <w:r>
+        <w:rPr>
+          <w:lang w:val="zh_TW" w:bidi="zh_TW"/>
+        </w:rPr>
+        <w:t>），並按照祂的要求委身活出順服的生活，他們並不是真正「有福」（</w:t>
+      </w:r>
+      <w:hyperlink r:id="rId112">
+        <w:r>
+          <w:rPr>
+            <w:lang w:val="zh_TW" w:bidi="zh_TW"/>
+          </w:rPr>
+          <w:rPr>
+            <w:color w:val="0000EE"/>
+            <w:u w:val="single"/>
+          </w:rPr>
+          <w:t>7:21–27</w:t>
+        </w:r>
+      </w:hyperlink>
+      <w:r>
+        <w:rPr>
+          <w:lang w:val="zh_TW" w:bidi="zh_TW"/>
+        </w:rPr>
+        <w:t>）。這為我們進一步的理解作好準備。</w:t>
+      </w:r>
+    </w:p>
+    <w:p>
+      <w:pPr>
+        <w:pStyle w:val="Heading4"/>
+      </w:pPr>
+      <w:r>
+        <w:rPr>
+          <w:lang w:val="zh_TW" w:bidi="zh_TW"/>
+        </w:rPr>
+        <w:t>小結</w:t>
+      </w:r>
+    </w:p>
+    <w:p>
+      <w:pPr/>
+      <w:r>
+        <w:rPr>
+          <w:lang w:val="zh_TW" w:bidi="zh_TW"/>
+        </w:rPr>
+      </w:r>
+      <w:r>
+        <w:rPr>
+          <w:lang w:val="zh_TW" w:bidi="zh_TW"/>
+        </w:rPr>
+        <w:t>耶穌在世工作期間，祂的福音主題始終是神國逐步來臨（</w:t>
+      </w:r>
+      <w:hyperlink r:id="rId59">
+        <w:r>
+          <w:rPr>
+            <w:lang w:val="zh_TW" w:bidi="zh_TW"/>
+          </w:rPr>
+          <w:rPr>
+            <w:color w:val="0000EE"/>
+            <w:u w:val="single"/>
+          </w:rPr>
+          <w:t>太4:23</w:t>
+        </w:r>
+      </w:hyperlink>
+      <w:r>
+        <w:rPr>
+          <w:lang w:val="zh_TW" w:bidi="zh_TW"/>
+        </w:rPr>
+        <w:t>，</w:t>
+      </w:r>
+      <w:hyperlink r:id="rId61">
+        <w:r>
+          <w:rPr>
+            <w:lang w:val="zh_TW" w:bidi="zh_TW"/>
+          </w:rPr>
+          <w:rPr>
+            <w:color w:val="0000EE"/>
+            <w:u w:val="single"/>
+          </w:rPr>
+          <w:t>24:14</w:t>
+        </w:r>
+      </w:hyperlink>
+      <w:r>
+        <w:rPr>
+          <w:lang w:val="zh_TW" w:bidi="zh_TW"/>
+        </w:rPr>
+        <w:t>；</w:t>
+      </w:r>
+      <w:hyperlink r:id="rId67">
+        <w:r>
+          <w:rPr>
+            <w:lang w:val="zh_TW" w:bidi="zh_TW"/>
+          </w:rPr>
+          <w:rPr>
+            <w:color w:val="0000EE"/>
+            <w:u w:val="single"/>
+          </w:rPr>
+          <w:t>路4:43</w:t>
+        </w:r>
+      </w:hyperlink>
+      <w:r>
+        <w:rPr>
+          <w:lang w:val="zh_TW" w:bidi="zh_TW"/>
+        </w:rPr>
+        <w:t>，</w:t>
+      </w:r>
+      <w:hyperlink r:id="rId69">
+        <w:r>
+          <w:rPr>
+            <w:lang w:val="zh_TW" w:bidi="zh_TW"/>
+          </w:rPr>
+          <w:rPr>
+            <w:color w:val="0000EE"/>
+            <w:u w:val="single"/>
+          </w:rPr>
+          <w:t>16:16</w:t>
+        </w:r>
+      </w:hyperlink>
+      <w:r>
+        <w:rPr>
+          <w:lang w:val="zh_TW" w:bidi="zh_TW"/>
+        </w:rPr>
+        <w:t>），這個信息幾乎完全只向猶太人傳講（</w:t>
+      </w:r>
+      <w:hyperlink r:id="rId113">
+        <w:r>
+          <w:rPr>
+            <w:lang w:val="zh_TW" w:bidi="zh_TW"/>
+          </w:rPr>
+          <w:rPr>
+            <w:color w:val="0000EE"/>
+            <w:u w:val="single"/>
+          </w:rPr>
+          <w:t>太10:5–6</w:t>
+        </w:r>
+      </w:hyperlink>
+      <w:r>
+        <w:rPr>
+          <w:lang w:val="zh_TW" w:bidi="zh_TW"/>
+        </w:rPr>
+        <w:t>，</w:t>
+      </w:r>
+      <w:hyperlink r:id="rId101">
+        <w:r>
+          <w:rPr>
+            <w:lang w:val="zh_TW" w:bidi="zh_TW"/>
+          </w:rPr>
+          <w:rPr>
+            <w:color w:val="0000EE"/>
+            <w:u w:val="single"/>
+          </w:rPr>
+          <w:t>15:24</w:t>
+        </w:r>
+      </w:hyperlink>
+      <w:r>
+        <w:rPr>
+          <w:lang w:val="zh_TW" w:bidi="zh_TW"/>
+        </w:rPr>
+        <w:t>）。然而，耶穌也透過一些細節來預示，一旦祂完成地上的工作後，福音將會變成怎樣：</w:t>
+      </w:r>
+    </w:p>
+    <w:p>
+      <w:pPr>
+        <w:pStyle w:val="ListNumber"/>
+        <w:numPr>
+          <w:ilvl w:val="0"/>
+          <w:numId w:val="17"/>
+        </w:numPr>
+        <w:spacing w:line="240" w:lineRule="auto"/>
+        <w:ind w:left="720"/>
+      </w:pPr>
+      <w:r>
+        <w:rPr>
+          <w:lang w:val="zh_TW" w:bidi="zh_TW"/>
+        </w:rPr>
+      </w:r>
+      <w:r>
+        <w:rPr>
+          <w:lang w:val="zh_TW" w:bidi="zh_TW"/>
+        </w:rPr>
+        <w:t>在</w:t>
+      </w:r>
+      <w:hyperlink r:id="rId63">
+        <w:r>
+          <w:rPr>
+            <w:lang w:val="zh_TW" w:bidi="zh_TW"/>
+          </w:rPr>
+          <w:rPr>
+            <w:color w:val="0000EE"/>
+            <w:u w:val="single"/>
+          </w:rPr>
+          <w:t>馬可福音八章35節</w:t>
+        </w:r>
+      </w:hyperlink>
+      <w:r>
+        <w:rPr>
+          <w:lang w:val="zh_TW" w:bidi="zh_TW"/>
+        </w:rPr>
+        <w:t>和</w:t>
+      </w:r>
+      <w:hyperlink r:id="rId64">
+        <w:r>
+          <w:rPr>
+            <w:lang w:val="zh_TW" w:bidi="zh_TW"/>
+          </w:rPr>
+          <w:rPr>
+            <w:color w:val="0000EE"/>
+            <w:u w:val="single"/>
+          </w:rPr>
+          <w:t>十章29節</w:t>
+        </w:r>
+      </w:hyperlink>
+      <w:r>
+        <w:rPr>
+          <w:lang w:val="zh_TW" w:bidi="zh_TW"/>
+        </w:rPr>
+        <w:t>，耶穌提到那些「凡為我和福音」做出重大犧牲的人。儘管耶穌的位格和福音有所區別，但這裡將耶穌與福音緊密聯繫在一起。這表明那宣告福音的人，即將成為福音宣告的對象。</w:t>
+      </w:r>
+    </w:p>
+    <w:p>
+      <w:pPr>
+        <w:pStyle w:val="ListNumber"/>
+        <w:spacing w:line="240" w:lineRule="auto"/>
+        <w:ind w:left="720"/>
+      </w:pPr>
+      <w:r>
+        <w:rPr>
+          <w:lang w:val="zh_TW" w:bidi="zh_TW"/>
+        </w:rPr>
+      </w:r>
+      <w:r>
+        <w:rPr>
+          <w:lang w:val="zh_TW" w:bidi="zh_TW"/>
+        </w:rPr>
+        <w:t>在</w:t>
+      </w:r>
+      <w:hyperlink r:id="rId65">
+        <w:r>
+          <w:rPr>
+            <w:lang w:val="zh_TW" w:bidi="zh_TW"/>
+          </w:rPr>
+          <w:rPr>
+            <w:color w:val="0000EE"/>
+            <w:u w:val="single"/>
+          </w:rPr>
+          <w:t>馬可福音十三章10節</w:t>
+        </w:r>
+      </w:hyperlink>
+      <w:r>
+        <w:rPr>
+          <w:lang w:val="zh_TW" w:bidi="zh_TW"/>
+        </w:rPr>
+        <w:t>和</w:t>
+      </w:r>
+      <w:hyperlink r:id="rId61">
+        <w:r>
+          <w:rPr>
+            <w:lang w:val="zh_TW" w:bidi="zh_TW"/>
+          </w:rPr>
+          <w:rPr>
+            <w:color w:val="0000EE"/>
+            <w:u w:val="single"/>
+          </w:rPr>
+          <w:t>馬太福音二十四章14節</w:t>
+        </w:r>
+      </w:hyperlink>
+      <w:r>
+        <w:rPr>
+          <w:lang w:val="zh_TW" w:bidi="zh_TW"/>
+        </w:rPr>
+        <w:t>（以及經文上有爭議的</w:t>
+      </w:r>
+      <w:hyperlink r:id="rId114">
+        <w:r>
+          <w:rPr>
+            <w:lang w:val="zh_TW" w:bidi="zh_TW"/>
+          </w:rPr>
+          <w:rPr>
+            <w:color w:val="0000EE"/>
+            <w:u w:val="single"/>
+          </w:rPr>
+          <w:t>可16:15</w:t>
+        </w:r>
+      </w:hyperlink>
+      <w:r>
+        <w:rPr>
+          <w:lang w:val="zh_TW" w:bidi="zh_TW"/>
+        </w:rPr>
+        <w:t>）中，耶穌預言天國的福音將傳給外邦人。</w:t>
+      </w:r>
+    </w:p>
+    <w:p>
+      <w:pPr>
+        <w:pStyle w:val="ListNumber"/>
+        <w:spacing w:line="240" w:lineRule="auto"/>
+        <w:ind w:left="720"/>
+      </w:pPr>
+      <w:r>
+        <w:rPr>
+          <w:lang w:val="zh_TW" w:bidi="zh_TW"/>
+        </w:rPr>
+      </w:r>
+      <w:r>
+        <w:rPr>
+          <w:lang w:val="zh_TW" w:bidi="zh_TW"/>
+        </w:rPr>
+        <w:t>在</w:t>
+      </w:r>
+      <w:hyperlink r:id="rId115">
+        <w:r>
+          <w:rPr>
+            <w:lang w:val="zh_TW" w:bidi="zh_TW"/>
+          </w:rPr>
+          <w:rPr>
+            <w:color w:val="0000EE"/>
+            <w:u w:val="single"/>
+          </w:rPr>
+          <w:t>馬可福音第十四章</w:t>
+        </w:r>
+      </w:hyperlink>
+      <w:r>
+        <w:rPr>
+          <w:lang w:val="zh_TW" w:bidi="zh_TW"/>
+        </w:rPr>
+        <w:t>，耶穌解釋一位女人的行動（</w:t>
+      </w:r>
+      <w:hyperlink r:id="rId116">
+        <w:r>
+          <w:rPr>
+            <w:lang w:val="zh_TW" w:bidi="zh_TW"/>
+          </w:rPr>
+          <w:rPr>
+            <w:color w:val="0000EE"/>
+            <w:u w:val="single"/>
+          </w:rPr>
+          <w:t>3</w:t>
+        </w:r>
+      </w:hyperlink>
+      <w:r>
+        <w:rPr>
+          <w:lang w:val="zh_TW" w:bidi="zh_TW"/>
+        </w:rPr>
+        <w:t>節），說是她預先為祂的埋葬而膏抹祂的身體（</w:t>
+      </w:r>
+      <w:hyperlink r:id="rId117">
+        <w:r>
+          <w:rPr>
+            <w:lang w:val="zh_TW" w:bidi="zh_TW"/>
+          </w:rPr>
+          <w:rPr>
+            <w:color w:val="0000EE"/>
+            <w:u w:val="single"/>
+          </w:rPr>
+          <w:t>8</w:t>
+        </w:r>
+      </w:hyperlink>
+      <w:r>
+        <w:rPr>
+          <w:lang w:val="zh_TW" w:bidi="zh_TW"/>
+        </w:rPr>
+        <w:t>節），並宣告：「實在告訴你們，普天之下，無論在甚麼地方傳這福音，也要述說這女人所做的，以為記念（</w:t>
+      </w:r>
+      <w:hyperlink r:id="rId66">
+        <w:r>
+          <w:rPr>
+            <w:lang w:val="zh_TW" w:bidi="zh_TW"/>
+          </w:rPr>
+          <w:rPr>
+            <w:color w:val="0000EE"/>
+            <w:u w:val="single"/>
+          </w:rPr>
+          <w:t>9</w:t>
+        </w:r>
+      </w:hyperlink>
+      <w:r>
+        <w:rPr>
+          <w:lang w:val="zh_TW" w:bidi="zh_TW"/>
+        </w:rPr>
+        <w:t>節；參</w:t>
+      </w:r>
+      <w:hyperlink r:id="rId62">
+        <w:r>
+          <w:rPr>
+            <w:lang w:val="zh_TW" w:bidi="zh_TW"/>
+          </w:rPr>
+          <w:rPr>
+            <w:color w:val="0000EE"/>
+            <w:u w:val="single"/>
+          </w:rPr>
+          <w:t>太26:13</w:t>
+        </w:r>
+      </w:hyperlink>
+      <w:r>
+        <w:rPr>
+          <w:lang w:val="zh_TW" w:bidi="zh_TW"/>
+        </w:rPr>
+        <w:t>）。這句話強烈暗示耶穌的位格和祂的死亡事件，將在所要傳揚的信息中佔有重要地位；否則，福音與這特定行為莊嚴結合，就顯得很奇怪了。這處經文已經顯示出，耶穌的死亡對於救恩是何等重要，正如祂在福音所宣告的（參</w:t>
+      </w:r>
+      <w:hyperlink r:id="rId118">
+        <w:r>
+          <w:rPr>
+            <w:lang w:val="zh_TW" w:bidi="zh_TW"/>
+          </w:rPr>
+          <w:rPr>
+            <w:color w:val="0000EE"/>
+            <w:u w:val="single"/>
+          </w:rPr>
+          <w:t>可14:22–24</w:t>
+        </w:r>
+      </w:hyperlink>
+      <w:r>
+        <w:rPr>
+          <w:lang w:val="zh_TW" w:bidi="zh_TW"/>
+        </w:rPr>
+        <w:t>），以及對於開啟向外邦人傳福音的使命是何等的重要（</w:t>
+      </w:r>
+      <w:hyperlink r:id="rId119">
+        <w:r>
+          <w:rPr>
+            <w:lang w:val="zh_TW" w:bidi="zh_TW"/>
+          </w:rPr>
+          <w:rPr>
+            <w:color w:val="0000EE"/>
+            <w:u w:val="single"/>
+          </w:rPr>
+          <w:t>馬太福音二十章28節</w:t>
+        </w:r>
+      </w:hyperlink>
+      <w:r>
+        <w:rPr>
+          <w:lang w:val="zh_TW" w:bidi="zh_TW"/>
+        </w:rPr>
+        <w:t>對於解釋從</w:t>
+      </w:r>
+      <w:hyperlink r:id="rId101">
+        <w:r>
+          <w:rPr>
+            <w:lang w:val="zh_TW" w:bidi="zh_TW"/>
+          </w:rPr>
+          <w:rPr>
+            <w:color w:val="0000EE"/>
+            <w:u w:val="single"/>
+          </w:rPr>
+          <w:t>馬太福音十五章24節</w:t>
+        </w:r>
+      </w:hyperlink>
+      <w:r>
+        <w:rPr>
+          <w:lang w:val="zh_TW" w:bidi="zh_TW"/>
+        </w:rPr>
+        <w:t>到</w:t>
+      </w:r>
+      <w:hyperlink r:id="rId120">
+        <w:r>
+          <w:rPr>
+            <w:lang w:val="zh_TW" w:bidi="zh_TW"/>
+          </w:rPr>
+          <w:rPr>
+            <w:color w:val="0000EE"/>
+            <w:u w:val="single"/>
+          </w:rPr>
+          <w:t>二十八章18至20節</w:t>
+        </w:r>
+      </w:hyperlink>
+      <w:r>
+        <w:rPr>
+          <w:lang w:val="zh_TW" w:bidi="zh_TW"/>
+        </w:rPr>
+        <w:t>的轉變，是至關重要的）。</w:t>
+      </w:r>
+    </w:p>
+    <w:p>
+      <w:pPr>
+        <w:pStyle w:val="Heading3"/>
+      </w:pPr>
+      <w:r>
+        <w:rPr>
+          <w:lang w:val="zh_TW" w:bidi="zh_TW"/>
+        </w:rPr>
+        <w:t>耶穌復活後的福音</w:t>
+      </w:r>
+    </w:p>
+    <w:p>
+      <w:pPr/>
+      <w:r>
+        <w:rPr>
+          <w:lang w:val="zh_TW" w:bidi="zh_TW"/>
+        </w:rPr>
+      </w:r>
+      <w:r>
+        <w:rPr>
+          <w:lang w:val="zh_TW" w:bidi="zh_TW"/>
+        </w:rPr>
+        <w:t>耶穌復活後，福音由祂的見證人宣講。這福音的內容記錄在使徒行傳和保羅的書信中。希臘文</w:t>
+      </w:r>
+      <w:r>
+        <w:rPr>
+          <w:i/>
+          <w:lang w:val="zh_TW" w:bidi="zh_TW"/>
+        </w:rPr>
+        <w:t>euangelizomai</w:t>
+      </w:r>
+      <w:r>
+        <w:rPr>
+          <w:lang w:val="zh_TW" w:bidi="zh_TW"/>
+        </w:rPr>
+        <w:t>一詞可以翻譯為「傳福音」、「宣講」或「報好消息」。在新約四福音之外，</w:t>
+      </w:r>
+      <w:r>
+        <w:rPr>
+          <w:i/>
+          <w:lang w:val="zh_TW" w:bidi="zh_TW"/>
+        </w:rPr>
+        <w:t>euangelizomai</w:t>
+      </w:r>
+      <w:r>
+        <w:rPr>
+          <w:lang w:val="zh_TW" w:bidi="zh_TW"/>
+        </w:rPr>
+        <w:t>這個詞共出現43次，有15次出現在使徒行傳，21次出現在保羅的著作中。希臘文</w:t>
+      </w:r>
+      <w:r>
+        <w:rPr>
+          <w:i/>
+          <w:lang w:val="zh_TW" w:bidi="zh_TW"/>
+        </w:rPr>
+        <w:t>euangelion</w:t>
+      </w:r>
+      <w:r>
+        <w:rPr>
+          <w:lang w:val="zh_TW" w:bidi="zh_TW"/>
+        </w:rPr>
+        <w:t>一詞可以翻譯為「福音」或「好消息」，共出現64次，其中兩次出現在使徒行傳，保羅的書信中多達60次。</w:t>
+      </w:r>
+    </w:p>
+    <w:p>
+      <w:pPr>
+        <w:pStyle w:val="Heading4"/>
+      </w:pPr>
+      <w:r>
+        <w:rPr>
+          <w:lang w:val="zh_TW" w:bidi="zh_TW"/>
+        </w:rPr>
+        <w:t>基督的福音</w:t>
+      </w:r>
+    </w:p>
+    <w:p>
+      <w:pPr/>
+      <w:r>
+        <w:rPr>
+          <w:lang w:val="zh_TW" w:bidi="zh_TW"/>
+        </w:rPr>
+      </w:r>
+      <w:r>
+        <w:rPr>
+          <w:lang w:val="zh_TW" w:bidi="zh_TW"/>
+        </w:rPr>
+        <w:t>耶穌基督從死裡復活後，繼續傳福音（</w:t>
+      </w:r>
+      <w:hyperlink r:id="rId121">
+        <w:r>
+          <w:rPr>
+            <w:lang w:val="zh_TW" w:bidi="zh_TW"/>
+          </w:rPr>
+          <w:rPr>
+            <w:color w:val="0000EE"/>
+            <w:u w:val="single"/>
+          </w:rPr>
+          <w:t>弗2:16–17</w:t>
+        </w:r>
+      </w:hyperlink>
+      <w:r>
+        <w:rPr>
+          <w:lang w:val="zh_TW" w:bidi="zh_TW"/>
+        </w:rPr>
+        <w:t>），現在是通過祂所委派的代表來傳福音（</w:t>
+      </w:r>
+      <w:hyperlink r:id="rId122">
+        <w:r>
+          <w:rPr>
+            <w:lang w:val="zh_TW" w:bidi="zh_TW"/>
+          </w:rPr>
+          <w:rPr>
+            <w:color w:val="0000EE"/>
+            <w:u w:val="single"/>
+          </w:rPr>
+          <w:t>羅15:16–18</w:t>
+        </w:r>
+      </w:hyperlink>
+      <w:r>
+        <w:rPr>
+          <w:lang w:val="zh_TW" w:bidi="zh_TW"/>
+        </w:rPr>
+        <w:t>；</w:t>
+      </w:r>
+      <w:hyperlink r:id="rId123">
+        <w:r>
+          <w:rPr>
+            <w:lang w:val="zh_TW" w:bidi="zh_TW"/>
+          </w:rPr>
+          <w:rPr>
+            <w:color w:val="0000EE"/>
+            <w:u w:val="single"/>
+          </w:rPr>
+          <w:t>林前1:17</w:t>
+        </w:r>
+      </w:hyperlink>
+      <w:r>
+        <w:rPr>
+          <w:lang w:val="zh_TW" w:bidi="zh_TW"/>
+        </w:rPr>
+        <w:t>，</w:t>
+      </w:r>
+      <w:hyperlink r:id="rId124">
+        <w:r>
+          <w:rPr>
+            <w:lang w:val="zh_TW" w:bidi="zh_TW"/>
+          </w:rPr>
+          <w:rPr>
+            <w:color w:val="0000EE"/>
+            <w:u w:val="single"/>
+          </w:rPr>
+          <w:t>9:12–18</w:t>
+        </w:r>
+      </w:hyperlink>
+      <w:r>
+        <w:rPr>
+          <w:lang w:val="zh_TW" w:bidi="zh_TW"/>
+        </w:rPr>
+        <w:t>；</w:t>
+      </w:r>
+      <w:hyperlink r:id="rId125">
+        <w:r>
+          <w:rPr>
+            <w:lang w:val="zh_TW" w:bidi="zh_TW"/>
+          </w:rPr>
+          <w:rPr>
+            <w:color w:val="0000EE"/>
+            <w:u w:val="single"/>
+          </w:rPr>
+          <w:t>加4:13–14；</w:t>
+        </w:r>
+      </w:hyperlink>
+      <w:hyperlink r:id="rId126">
+        <w:r>
+          <w:rPr>
+            <w:lang w:val="zh_TW" w:bidi="zh_TW"/>
+          </w:rPr>
+          <w:rPr>
+            <w:color w:val="0000EE"/>
+            <w:u w:val="single"/>
+          </w:rPr>
+          <w:t>弗4:11</w:t>
+        </w:r>
+      </w:hyperlink>
+      <w:r>
+        <w:rPr>
+          <w:lang w:val="zh_TW" w:bidi="zh_TW"/>
+        </w:rPr>
+        <w:t>；</w:t>
+      </w:r>
+      <w:hyperlink r:id="rId127">
+        <w:r>
+          <w:rPr>
+            <w:lang w:val="zh_TW" w:bidi="zh_TW"/>
+          </w:rPr>
+          <w:rPr>
+            <w:color w:val="0000EE"/>
+            <w:u w:val="single"/>
+          </w:rPr>
+          <w:t>提後1:9–11</w:t>
+        </w:r>
+      </w:hyperlink>
+      <w:r>
+        <w:rPr>
+          <w:lang w:val="zh_TW" w:bidi="zh_TW"/>
+        </w:rPr>
+        <w:t>）。更重要的是，基督已成為福音的核心主題。傳福音的那位，如今成為福音本身的內容。這在使徒行傳（</w:t>
+      </w:r>
+      <w:hyperlink r:id="rId128">
+        <w:r>
+          <w:rPr>
+            <w:lang w:val="zh_TW" w:bidi="zh_TW"/>
+          </w:rPr>
+          <w:rPr>
+            <w:color w:val="0000EE"/>
+            <w:u w:val="single"/>
+          </w:rPr>
+          <w:t>徒5:42</w:t>
+        </w:r>
+      </w:hyperlink>
+      <w:r>
+        <w:rPr>
+          <w:lang w:val="zh_TW" w:bidi="zh_TW"/>
+        </w:rPr>
+        <w:t>，</w:t>
+      </w:r>
+      <w:hyperlink r:id="rId129">
+        <w:r>
+          <w:rPr>
+            <w:lang w:val="zh_TW" w:bidi="zh_TW"/>
+          </w:rPr>
+          <w:rPr>
+            <w:color w:val="0000EE"/>
+            <w:u w:val="single"/>
+          </w:rPr>
+          <w:t>8:4–5、35</w:t>
+        </w:r>
+      </w:hyperlink>
+      <w:r>
+        <w:rPr>
+          <w:lang w:val="zh_TW" w:bidi="zh_TW"/>
+        </w:rPr>
+        <w:t>，</w:t>
+      </w:r>
+      <w:hyperlink r:id="rId130">
+        <w:r>
+          <w:rPr>
+            <w:lang w:val="zh_TW" w:bidi="zh_TW"/>
+          </w:rPr>
+          <w:rPr>
+            <w:color w:val="0000EE"/>
+            <w:u w:val="single"/>
+          </w:rPr>
+          <w:t>11:20</w:t>
+        </w:r>
+      </w:hyperlink>
+      <w:r>
+        <w:rPr>
+          <w:lang w:val="zh_TW" w:bidi="zh_TW"/>
+        </w:rPr>
+        <w:t>，</w:t>
+      </w:r>
+      <w:hyperlink r:id="rId131">
+        <w:r>
+          <w:rPr>
+            <w:lang w:val="zh_TW" w:bidi="zh_TW"/>
+          </w:rPr>
+          <w:rPr>
+            <w:color w:val="0000EE"/>
+            <w:u w:val="single"/>
+          </w:rPr>
+          <w:t>17:18</w:t>
+        </w:r>
+      </w:hyperlink>
+      <w:r>
+        <w:rPr>
+          <w:lang w:val="zh_TW" w:bidi="zh_TW"/>
+        </w:rPr>
+        <w:t>）以及保羅的書信中（</w:t>
+      </w:r>
+      <w:hyperlink r:id="rId132">
+        <w:r>
+          <w:rPr>
+            <w:lang w:val="zh_TW" w:bidi="zh_TW"/>
+          </w:rPr>
+          <w:rPr>
+            <w:color w:val="0000EE"/>
+            <w:u w:val="single"/>
+          </w:rPr>
+          <w:t>羅1:1–4</w:t>
+        </w:r>
+      </w:hyperlink>
+      <w:r>
+        <w:rPr>
+          <w:lang w:val="zh_TW" w:bidi="zh_TW"/>
+        </w:rPr>
+        <w:t>，</w:t>
+      </w:r>
+      <w:hyperlink r:id="rId133">
+        <w:r>
+          <w:rPr>
+            <w:lang w:val="zh_TW" w:bidi="zh_TW"/>
+          </w:rPr>
+          <w:rPr>
+            <w:color w:val="0000EE"/>
+            <w:u w:val="single"/>
+          </w:rPr>
+          <w:t>10:8–17</w:t>
+        </w:r>
+      </w:hyperlink>
+      <w:r>
+        <w:rPr>
+          <w:lang w:val="zh_TW" w:bidi="zh_TW"/>
+        </w:rPr>
+        <w:t>，</w:t>
+      </w:r>
+      <w:hyperlink r:id="rId134">
+        <w:r>
+          <w:rPr>
+            <w:lang w:val="zh_TW" w:bidi="zh_TW"/>
+          </w:rPr>
+          <w:rPr>
+            <w:color w:val="0000EE"/>
+            <w:u w:val="single"/>
+          </w:rPr>
+          <w:t>15:19–20</w:t>
+        </w:r>
+      </w:hyperlink>
+      <w:r>
+        <w:rPr>
+          <w:lang w:val="zh_TW" w:bidi="zh_TW"/>
+        </w:rPr>
+        <w:t>；</w:t>
+      </w:r>
+      <w:hyperlink r:id="rId135">
+        <w:r>
+          <w:rPr>
+            <w:lang w:val="zh_TW" w:bidi="zh_TW"/>
+          </w:rPr>
+          <w:rPr>
+            <w:color w:val="0000EE"/>
+            <w:u w:val="single"/>
+          </w:rPr>
+          <w:t>林後4:4–6</w:t>
+        </w:r>
+      </w:hyperlink>
+      <w:r>
+        <w:rPr>
+          <w:lang w:val="zh_TW" w:bidi="zh_TW"/>
+        </w:rPr>
+        <w:t>，</w:t>
+      </w:r>
+      <w:hyperlink r:id="rId136">
+        <w:r>
+          <w:rPr>
+            <w:lang w:val="zh_TW" w:bidi="zh_TW"/>
+          </w:rPr>
+          <w:rPr>
+            <w:color w:val="0000EE"/>
+            <w:u w:val="single"/>
+          </w:rPr>
+          <w:t>11:4</w:t>
+        </w:r>
+      </w:hyperlink>
+      <w:r>
+        <w:rPr>
+          <w:lang w:val="zh_TW" w:bidi="zh_TW"/>
+        </w:rPr>
+        <w:t>；</w:t>
+      </w:r>
+      <w:hyperlink r:id="rId137">
+        <w:r>
+          <w:rPr>
+            <w:lang w:val="zh_TW" w:bidi="zh_TW"/>
+          </w:rPr>
+          <w:rPr>
+            <w:color w:val="0000EE"/>
+            <w:u w:val="single"/>
+          </w:rPr>
+          <w:t>加1:16</w:t>
+        </w:r>
+      </w:hyperlink>
+      <w:r>
+        <w:rPr>
+          <w:lang w:val="zh_TW" w:bidi="zh_TW"/>
+        </w:rPr>
+        <w:t>；</w:t>
+      </w:r>
+      <w:hyperlink r:id="rId138">
+        <w:r>
+          <w:rPr>
+            <w:lang w:val="zh_TW" w:bidi="zh_TW"/>
+          </w:rPr>
+          <w:rPr>
+            <w:color w:val="0000EE"/>
+            <w:u w:val="single"/>
+          </w:rPr>
+          <w:t>弗3:8</w:t>
+        </w:r>
+      </w:hyperlink>
+      <w:r>
+        <w:rPr>
+          <w:lang w:val="zh_TW" w:bidi="zh_TW"/>
+        </w:rPr>
+        <w:t>；</w:t>
+      </w:r>
+      <w:hyperlink r:id="rId139">
+        <w:r>
+          <w:rPr>
+            <w:lang w:val="zh_TW" w:bidi="zh_TW"/>
+          </w:rPr>
+          <w:rPr>
+            <w:color w:val="0000EE"/>
+            <w:u w:val="single"/>
+          </w:rPr>
+          <w:t>腓1:15–18</w:t>
+        </w:r>
+      </w:hyperlink>
+      <w:r>
+        <w:rPr>
+          <w:lang w:val="zh_TW" w:bidi="zh_TW"/>
+        </w:rPr>
+        <w:t>；</w:t>
+      </w:r>
+      <w:hyperlink r:id="rId140">
+        <w:r>
+          <w:rPr>
+            <w:lang w:val="zh_TW" w:bidi="zh_TW"/>
+          </w:rPr>
+          <w:rPr>
+            <w:color w:val="0000EE"/>
+            <w:u w:val="single"/>
+          </w:rPr>
+          <w:t>提後2:8</w:t>
+        </w:r>
+      </w:hyperlink>
+      <w:r>
+        <w:rPr>
+          <w:lang w:val="zh_TW" w:bidi="zh_TW"/>
+        </w:rPr>
+        <w:t>）反覆確認。新約聖經談論的，是那一個基督的</w:t>
+      </w:r>
+      <w:r>
+        <w:rPr>
+          <w:i/>
+          <w:lang w:val="zh_TW" w:bidi="zh_TW"/>
+        </w:rPr>
+        <w:t>福音</w:t>
+      </w:r>
+      <w:r>
+        <w:rPr>
+          <w:lang w:val="zh_TW" w:bidi="zh_TW"/>
+        </w:rPr>
+        <w:t>，而不是那幾個福音。另有福音就像另有基督一樣，是不可思議且沒有必要的。這是神唯一授權的福音（例如</w:t>
+      </w:r>
+      <w:hyperlink r:id="rId141">
+        <w:r>
+          <w:rPr>
+            <w:lang w:val="zh_TW" w:bidi="zh_TW"/>
+          </w:rPr>
+          <w:rPr>
+            <w:color w:val="0000EE"/>
+            <w:u w:val="single"/>
+          </w:rPr>
+          <w:t>羅1:1–17</w:t>
+        </w:r>
+      </w:hyperlink>
+      <w:r>
+        <w:rPr>
+          <w:lang w:val="zh_TW" w:bidi="zh_TW"/>
+        </w:rPr>
+        <w:t>），也是神所宣講的（例如</w:t>
+      </w:r>
+      <w:hyperlink r:id="rId142">
+        <w:r>
+          <w:rPr>
+            <w:lang w:val="zh_TW" w:bidi="zh_TW"/>
+          </w:rPr>
+          <w:rPr>
+            <w:color w:val="0000EE"/>
+            <w:u w:val="single"/>
+          </w:rPr>
+          <w:t>帖後2:13–14</w:t>
+        </w:r>
+      </w:hyperlink>
+      <w:r>
+        <w:rPr>
+          <w:lang w:val="zh_TW" w:bidi="zh_TW"/>
+        </w:rPr>
+        <w:t>）。</w:t>
+      </w:r>
+    </w:p>
+    <w:p>
+      <w:pPr/>
+      <w:r>
+        <w:rPr>
+          <w:lang w:val="zh_TW" w:bidi="zh_TW"/>
+        </w:rPr>
+      </w:r>
+      <w:hyperlink r:id="rId143">
+        <w:r>
+          <w:rPr>
+            <w:lang w:val="zh_TW" w:bidi="zh_TW"/>
+          </w:rPr>
+          <w:rPr>
+            <w:color w:val="0000EE"/>
+            <w:u w:val="single"/>
+          </w:rPr>
+          <w:t>加拉太書二章7至9節</w:t>
+        </w:r>
+      </w:hyperlink>
+      <w:r>
+        <w:rPr>
+          <w:lang w:val="zh_TW" w:bidi="zh_TW"/>
+        </w:rPr>
+        <w:t>說的，不是兩個福音，而是兩個不同的福音領域。保羅（向未受割禮者傳福音的使徒）和彼得（向已受割禮者傳福音的使徒）都受託付「基督的福音」（</w:t>
+      </w:r>
+      <w:hyperlink r:id="rId144">
+        <w:r>
+          <w:rPr>
+            <w:lang w:val="zh_TW" w:bidi="zh_TW"/>
+          </w:rPr>
+          <w:rPr>
+            <w:color w:val="0000EE"/>
+            <w:u w:val="single"/>
+          </w:rPr>
+          <w:t>加1:7</w:t>
+        </w:r>
+      </w:hyperlink>
+      <w:r>
+        <w:rPr>
+          <w:lang w:val="zh_TW" w:bidi="zh_TW"/>
+        </w:rPr>
+        <w:t>；參</w:t>
+      </w:r>
+      <w:hyperlink r:id="rId145">
+        <w:r>
+          <w:rPr>
+            <w:lang w:val="zh_TW" w:bidi="zh_TW"/>
+          </w:rPr>
+          <w:rPr>
+            <w:color w:val="0000EE"/>
+            <w:u w:val="single"/>
+          </w:rPr>
+          <w:t>林前15:1–11</w:t>
+        </w:r>
+      </w:hyperlink>
+      <w:r>
+        <w:rPr>
+          <w:lang w:val="zh_TW" w:bidi="zh_TW"/>
+        </w:rPr>
+        <w:t>），這是神所預定的信息，為拯救猶太人和外邦人（</w:t>
+      </w:r>
+      <w:hyperlink r:id="rId146">
+        <w:r>
+          <w:rPr>
+            <w:lang w:val="zh_TW" w:bidi="zh_TW"/>
+          </w:rPr>
+          <w:rPr>
+            <w:color w:val="0000EE"/>
+            <w:u w:val="single"/>
+          </w:rPr>
+          <w:t>羅1:16</w:t>
+        </w:r>
+      </w:hyperlink>
+      <w:r>
+        <w:rPr>
+          <w:lang w:val="zh_TW" w:bidi="zh_TW"/>
+        </w:rPr>
+        <w:t>）。保羅在</w:t>
+      </w:r>
+      <w:hyperlink r:id="rId147">
+        <w:r>
+          <w:rPr>
+            <w:lang w:val="zh_TW" w:bidi="zh_TW"/>
+          </w:rPr>
+          <w:rPr>
+            <w:color w:val="0000EE"/>
+            <w:u w:val="single"/>
+          </w:rPr>
+          <w:t>加拉太書一章6至9節</w:t>
+        </w:r>
+      </w:hyperlink>
+      <w:r>
+        <w:rPr>
+          <w:lang w:val="zh_TW" w:bidi="zh_TW"/>
+        </w:rPr>
+        <w:t>和</w:t>
+      </w:r>
+      <w:hyperlink r:id="rId136">
+        <w:r>
+          <w:rPr>
+            <w:lang w:val="zh_TW" w:bidi="zh_TW"/>
+          </w:rPr>
+          <w:rPr>
+            <w:color w:val="0000EE"/>
+            <w:u w:val="single"/>
+          </w:rPr>
+          <w:t>哥林多後書十一章4節</w:t>
+        </w:r>
+      </w:hyperlink>
+      <w:r>
+        <w:rPr>
+          <w:lang w:val="zh_TW" w:bidi="zh_TW"/>
+        </w:rPr>
+        <w:t>譴責的「另得一個福音」，不是另一個關於耶穌的福音，而是關於「另傳一個耶穌」的信息——不是那位真實的耶穌，而是僅存在於那些宣講祂的人心中和信息中的耶穌。傳講真實的基督就是傳講真實的福音，無論人的動機如何令人質疑（</w:t>
+      </w:r>
+      <w:hyperlink r:id="rId148">
+        <w:r>
+          <w:rPr>
+            <w:lang w:val="zh_TW" w:bidi="zh_TW"/>
+          </w:rPr>
+          <w:rPr>
+            <w:color w:val="0000EE"/>
+            <w:u w:val="single"/>
+          </w:rPr>
+          <w:t>腓1:15–18、27</w:t>
+        </w:r>
+      </w:hyperlink>
+      <w:r>
+        <w:rPr>
+          <w:lang w:val="zh_TW" w:bidi="zh_TW"/>
+        </w:rPr>
+        <w:t>），正確回應福音就是歸向基督（</w:t>
+      </w:r>
+      <w:hyperlink r:id="rId149">
+        <w:r>
+          <w:rPr>
+            <w:lang w:val="zh_TW" w:bidi="zh_TW"/>
+          </w:rPr>
+          <w:rPr>
+            <w:color w:val="0000EE"/>
+            <w:u w:val="single"/>
+          </w:rPr>
+          <w:t>徒11:20–21</w:t>
+        </w:r>
+      </w:hyperlink>
+      <w:r>
+        <w:rPr>
+          <w:lang w:val="zh_TW" w:bidi="zh_TW"/>
+        </w:rPr>
+        <w:t>；</w:t>
+      </w:r>
+      <w:hyperlink r:id="rId133">
+        <w:r>
+          <w:rPr>
+            <w:lang w:val="zh_TW" w:bidi="zh_TW"/>
+          </w:rPr>
+          <w:rPr>
+            <w:color w:val="0000EE"/>
+            <w:u w:val="single"/>
+          </w:rPr>
+          <w:t>羅10:8–17</w:t>
+        </w:r>
+      </w:hyperlink>
+      <w:r>
+        <w:rPr>
+          <w:lang w:val="zh_TW" w:bidi="zh_TW"/>
+        </w:rPr>
+        <w:t>；</w:t>
+      </w:r>
+      <w:hyperlink r:id="rId150">
+        <w:r>
+          <w:rPr>
+            <w:lang w:val="zh_TW" w:bidi="zh_TW"/>
+          </w:rPr>
+          <w:rPr>
+            <w:color w:val="0000EE"/>
+            <w:u w:val="single"/>
+          </w:rPr>
+          <w:t>加2:14–16</w:t>
+        </w:r>
+      </w:hyperlink>
+      <w:r>
+        <w:rPr>
+          <w:lang w:val="zh_TW" w:bidi="zh_TW"/>
+        </w:rPr>
+        <w:t>）。</w:t>
+      </w:r>
+    </w:p>
+    <w:p>
+      <w:pPr>
+        <w:pStyle w:val="Heading4"/>
+      </w:pPr>
+      <w:r>
+        <w:rPr>
+          <w:lang w:val="zh_TW" w:bidi="zh_TW"/>
+        </w:rPr>
+        <w:t>福音作為拯救事件的見證</w:t>
+      </w:r>
+    </w:p>
+    <w:p>
+      <w:pPr/>
+      <w:r>
+        <w:rPr>
+          <w:lang w:val="zh_TW" w:bidi="zh_TW"/>
+        </w:rPr>
+      </w:r>
+      <w:r>
+        <w:rPr>
+          <w:lang w:val="zh_TW" w:bidi="zh_TW"/>
+        </w:rPr>
+        <w:t>福音見證了基督救贖工作的各個方面，從祂的誕生（</w:t>
+      </w:r>
+      <w:hyperlink r:id="rId151">
+        <w:r>
+          <w:rPr>
+            <w:lang w:val="zh_TW" w:bidi="zh_TW"/>
+          </w:rPr>
+          <w:rPr>
+            <w:color w:val="0000EE"/>
+            <w:u w:val="single"/>
+          </w:rPr>
+          <w:t>羅1:3</w:t>
+        </w:r>
+      </w:hyperlink>
+      <w:r>
+        <w:rPr>
+          <w:lang w:val="zh_TW" w:bidi="zh_TW"/>
+        </w:rPr>
+        <w:t>；</w:t>
+      </w:r>
+      <w:hyperlink r:id="rId140">
+        <w:r>
+          <w:rPr>
+            <w:lang w:val="zh_TW" w:bidi="zh_TW"/>
+          </w:rPr>
+          <w:rPr>
+            <w:color w:val="0000EE"/>
+            <w:u w:val="single"/>
+          </w:rPr>
+          <w:t>提後2:8</w:t>
+        </w:r>
+      </w:hyperlink>
+      <w:r>
+        <w:rPr>
+          <w:lang w:val="zh_TW" w:bidi="zh_TW"/>
+        </w:rPr>
+        <w:t>）和公開事工（</w:t>
+      </w:r>
+      <w:hyperlink r:id="rId152">
+        <w:r>
+          <w:rPr>
+            <w:lang w:val="zh_TW" w:bidi="zh_TW"/>
+          </w:rPr>
+          <w:rPr>
+            <w:color w:val="0000EE"/>
+            <w:u w:val="single"/>
+          </w:rPr>
+          <w:t>可1:1</w:t>
+        </w:r>
+      </w:hyperlink>
+      <w:r>
+        <w:rPr>
+          <w:lang w:val="zh_TW" w:bidi="zh_TW"/>
+        </w:rPr>
+        <w:t>；</w:t>
+      </w:r>
+      <w:hyperlink r:id="rId153">
+        <w:r>
+          <w:rPr>
+            <w:lang w:val="zh_TW" w:bidi="zh_TW"/>
+          </w:rPr>
+          <w:rPr>
+            <w:color w:val="0000EE"/>
+            <w:u w:val="single"/>
+          </w:rPr>
+          <w:t>徒10:36</w:t>
+        </w:r>
+      </w:hyperlink>
+      <w:r>
+        <w:rPr>
+          <w:lang w:val="zh_TW" w:bidi="zh_TW"/>
+        </w:rPr>
+        <w:t>–</w:t>
+      </w:r>
+      <w:hyperlink r:id="rId153">
+        <w:r>
+          <w:rPr>
+            <w:lang w:val="zh_TW" w:bidi="zh_TW"/>
+          </w:rPr>
+          <w:rPr>
+            <w:color w:val="0000EE"/>
+            <w:u w:val="single"/>
+          </w:rPr>
+          <w:t>38</w:t>
+        </w:r>
+      </w:hyperlink>
+      <w:r>
+        <w:rPr>
+          <w:lang w:val="zh_TW" w:bidi="zh_TW"/>
+        </w:rPr>
+        <w:t>），到他的再來（</w:t>
+      </w:r>
+      <w:hyperlink r:id="rId154">
+        <w:r>
+          <w:rPr>
+            <w:lang w:val="zh_TW" w:bidi="zh_TW"/>
+          </w:rPr>
+          <w:rPr>
+            <w:color w:val="0000EE"/>
+            <w:u w:val="single"/>
+          </w:rPr>
+          <w:t>西1:5、23</w:t>
+        </w:r>
+      </w:hyperlink>
+      <w:r>
+        <w:rPr>
+          <w:lang w:val="zh_TW" w:bidi="zh_TW"/>
+        </w:rPr>
+        <w:t>；參</w:t>
+      </w:r>
+      <w:hyperlink r:id="rId155">
+        <w:r>
+          <w:rPr>
+            <w:lang w:val="zh_TW" w:bidi="zh_TW"/>
+          </w:rPr>
+          <w:rPr>
+            <w:color w:val="0000EE"/>
+            <w:u w:val="single"/>
+          </w:rPr>
+          <w:t>3:1</w:t>
+        </w:r>
+      </w:hyperlink>
+      <w:r>
+        <w:rPr>
+          <w:lang w:val="zh_TW" w:bidi="zh_TW"/>
+        </w:rPr>
+        <w:t>–</w:t>
+      </w:r>
+      <w:hyperlink r:id="rId155">
+        <w:r>
+          <w:rPr>
+            <w:lang w:val="zh_TW" w:bidi="zh_TW"/>
+          </w:rPr>
+          <w:rPr>
+            <w:color w:val="0000EE"/>
+            <w:u w:val="single"/>
+          </w:rPr>
+          <w:t>4</w:t>
+        </w:r>
+      </w:hyperlink>
+      <w:r>
+        <w:rPr>
+          <w:lang w:val="zh_TW" w:bidi="zh_TW"/>
+        </w:rPr>
+        <w:t>；</w:t>
+      </w:r>
+      <w:hyperlink r:id="rId156">
+        <w:r>
+          <w:rPr>
+            <w:lang w:val="zh_TW" w:bidi="zh_TW"/>
+          </w:rPr>
+          <w:rPr>
+            <w:color w:val="0000EE"/>
+            <w:u w:val="single"/>
+          </w:rPr>
+          <w:t>帖前1:5</w:t>
+        </w:r>
+      </w:hyperlink>
+      <w:r>
+        <w:rPr>
+          <w:lang w:val="zh_TW" w:bidi="zh_TW"/>
+        </w:rPr>
+        <w:t>–</w:t>
+      </w:r>
+      <w:hyperlink r:id="rId156">
+        <w:r>
+          <w:rPr>
+            <w:lang w:val="zh_TW" w:bidi="zh_TW"/>
+          </w:rPr>
+          <w:rPr>
+            <w:color w:val="0000EE"/>
+            <w:u w:val="single"/>
+          </w:rPr>
+          <w:t>10</w:t>
+        </w:r>
+      </w:hyperlink>
+      <w:r>
+        <w:rPr>
+          <w:lang w:val="zh_TW" w:bidi="zh_TW"/>
+        </w:rPr>
+        <w:t>）和最後的審判（</w:t>
+      </w:r>
+      <w:hyperlink r:id="rId157">
+        <w:r>
+          <w:rPr>
+            <w:lang w:val="zh_TW" w:bidi="zh_TW"/>
+          </w:rPr>
+          <w:rPr>
+            <w:color w:val="0000EE"/>
+            <w:u w:val="single"/>
+          </w:rPr>
+          <w:t>羅2:16</w:t>
+        </w:r>
+      </w:hyperlink>
+      <w:r>
+        <w:rPr>
+          <w:lang w:val="zh_TW" w:bidi="zh_TW"/>
+        </w:rPr>
+        <w:t>）。但基督的死亡和復活對於救恩的成就至關重要，因此在福音的見證中最為突出。這些是馬可福音宣告的高潮（</w:t>
+      </w:r>
+      <w:hyperlink r:id="rId158">
+        <w:r>
+          <w:rPr>
+            <w:lang w:val="zh_TW" w:bidi="zh_TW"/>
+          </w:rPr>
+          <w:rPr>
+            <w:color w:val="0000EE"/>
+            <w:u w:val="single"/>
+          </w:rPr>
+          <w:t>15–16</w:t>
+        </w:r>
+      </w:hyperlink>
+      <w:r>
+        <w:rPr>
+          <w:lang w:val="zh_TW" w:bidi="zh_TW"/>
+        </w:rPr>
+        <w:t>章），也是其他所有事件的準備（</w:t>
+      </w:r>
+      <w:hyperlink r:id="rId159">
+        <w:r>
+          <w:rPr>
+            <w:lang w:val="zh_TW" w:bidi="zh_TW"/>
+          </w:rPr>
+          <w:rPr>
+            <w:color w:val="0000EE"/>
+            <w:u w:val="single"/>
+          </w:rPr>
+          <w:t>8:31</w:t>
+        </w:r>
+      </w:hyperlink>
+      <w:r>
+        <w:rPr>
+          <w:lang w:val="zh_TW" w:bidi="zh_TW"/>
+        </w:rPr>
+        <w:t>，</w:t>
+      </w:r>
+      <w:hyperlink r:id="rId160">
+        <w:r>
+          <w:rPr>
+            <w:lang w:val="zh_TW" w:bidi="zh_TW"/>
+          </w:rPr>
+          <w:rPr>
+            <w:color w:val="0000EE"/>
+            <w:u w:val="single"/>
+          </w:rPr>
+          <w:t>9:31</w:t>
+        </w:r>
+      </w:hyperlink>
+      <w:r>
+        <w:rPr>
+          <w:lang w:val="zh_TW" w:bidi="zh_TW"/>
+        </w:rPr>
+        <w:t>，</w:t>
+      </w:r>
+      <w:hyperlink r:id="rId161">
+        <w:r>
+          <w:rPr>
+            <w:lang w:val="zh_TW" w:bidi="zh_TW"/>
+          </w:rPr>
+          <w:rPr>
+            <w:color w:val="0000EE"/>
+            <w:u w:val="single"/>
+          </w:rPr>
+          <w:t>10:33</w:t>
+        </w:r>
+      </w:hyperlink>
+      <w:r>
+        <w:rPr>
+          <w:lang w:val="zh_TW" w:bidi="zh_TW"/>
+        </w:rPr>
+        <w:t>–</w:t>
+      </w:r>
+      <w:hyperlink r:id="rId161">
+        <w:r>
+          <w:rPr>
+            <w:lang w:val="zh_TW" w:bidi="zh_TW"/>
+          </w:rPr>
+          <w:rPr>
+            <w:color w:val="0000EE"/>
+            <w:u w:val="single"/>
+          </w:rPr>
+          <w:t>34</w:t>
+        </w:r>
+      </w:hyperlink>
+      <w:r>
+        <w:rPr>
+          <w:lang w:val="zh_TW" w:bidi="zh_TW"/>
+        </w:rPr>
+        <w:t>，</w:t>
+      </w:r>
+      <w:hyperlink r:id="rId162">
+        <w:r>
+          <w:rPr>
+            <w:lang w:val="zh_TW" w:bidi="zh_TW"/>
+          </w:rPr>
+          <w:rPr>
+            <w:color w:val="0000EE"/>
+            <w:u w:val="single"/>
+          </w:rPr>
+          <w:t>12:6</w:t>
+        </w:r>
+      </w:hyperlink>
+      <w:r>
+        <w:rPr>
+          <w:lang w:val="zh_TW" w:bidi="zh_TW"/>
+        </w:rPr>
+        <w:t>–</w:t>
+      </w:r>
+      <w:hyperlink r:id="rId162">
+        <w:r>
+          <w:rPr>
+            <w:lang w:val="zh_TW" w:bidi="zh_TW"/>
+          </w:rPr>
+          <w:rPr>
+            <w:color w:val="0000EE"/>
+            <w:u w:val="single"/>
+          </w:rPr>
+          <w:t>8</w:t>
+        </w:r>
+      </w:hyperlink>
+      <w:r>
+        <w:rPr>
+          <w:lang w:val="zh_TW" w:bidi="zh_TW"/>
+        </w:rPr>
+        <w:t>）。馬可福音特別強調耶穌的死是救贖罪人的途徑（</w:t>
+      </w:r>
+      <w:hyperlink r:id="rId84">
+        <w:r>
+          <w:rPr>
+            <w:lang w:val="zh_TW" w:bidi="zh_TW"/>
+          </w:rPr>
+          <w:rPr>
+            <w:color w:val="0000EE"/>
+            <w:u w:val="single"/>
+          </w:rPr>
+          <w:t>10:45</w:t>
+        </w:r>
+      </w:hyperlink>
+      <w:r>
+        <w:rPr>
+          <w:lang w:val="zh_TW" w:bidi="zh_TW"/>
+        </w:rPr>
+        <w:t>，</w:t>
+      </w:r>
+      <w:hyperlink r:id="rId163">
+        <w:r>
+          <w:rPr>
+            <w:lang w:val="zh_TW" w:bidi="zh_TW"/>
+          </w:rPr>
+          <w:rPr>
+            <w:color w:val="0000EE"/>
+            <w:u w:val="single"/>
+          </w:rPr>
+          <w:t>14:3</w:t>
+        </w:r>
+      </w:hyperlink>
+      <w:r>
+        <w:rPr>
+          <w:lang w:val="zh_TW" w:bidi="zh_TW"/>
+        </w:rPr>
+        <w:t>–</w:t>
+      </w:r>
+      <w:hyperlink r:id="rId163">
+        <w:r>
+          <w:rPr>
+            <w:lang w:val="zh_TW" w:bidi="zh_TW"/>
+          </w:rPr>
+          <w:rPr>
+            <w:color w:val="0000EE"/>
+            <w:u w:val="single"/>
+          </w:rPr>
+          <w:t>9、22–24</w:t>
+        </w:r>
+      </w:hyperlink>
+      <w:r>
+        <w:rPr>
+          <w:lang w:val="zh_TW" w:bidi="zh_TW"/>
+        </w:rPr>
+        <w:t>）。</w:t>
+      </w:r>
+    </w:p>
+    <w:p>
+      <w:pPr/>
+      <w:r>
+        <w:rPr>
+          <w:lang w:val="zh_TW" w:bidi="zh_TW"/>
+        </w:rPr>
+      </w:r>
+      <w:r>
+        <w:rPr>
+          <w:lang w:val="zh_TW" w:bidi="zh_TW"/>
+        </w:rPr>
+        <w:t>在保羅的福音中，耶穌的死和復活是核心（</w:t>
+      </w:r>
+      <w:hyperlink r:id="rId164">
+        <w:r>
+          <w:rPr>
+            <w:lang w:val="zh_TW" w:bidi="zh_TW"/>
+          </w:rPr>
+          <w:rPr>
+            <w:color w:val="0000EE"/>
+            <w:u w:val="single"/>
+          </w:rPr>
+          <w:t>羅4:25</w:t>
+        </w:r>
+      </w:hyperlink>
+      <w:r>
+        <w:rPr>
+          <w:lang w:val="zh_TW" w:bidi="zh_TW"/>
+        </w:rPr>
+        <w:t>；</w:t>
+      </w:r>
+      <w:hyperlink r:id="rId165">
+        <w:r>
+          <w:rPr>
+            <w:lang w:val="zh_TW" w:bidi="zh_TW"/>
+          </w:rPr>
+          <w:rPr>
+            <w:color w:val="0000EE"/>
+            <w:u w:val="single"/>
+          </w:rPr>
+          <w:t>林前15:1</w:t>
+        </w:r>
+      </w:hyperlink>
+      <w:r>
+        <w:rPr>
+          <w:lang w:val="zh_TW" w:bidi="zh_TW"/>
+        </w:rPr>
+        <w:t>–</w:t>
+      </w:r>
+      <w:hyperlink r:id="rId165">
+        <w:r>
+          <w:rPr>
+            <w:lang w:val="zh_TW" w:bidi="zh_TW"/>
+          </w:rPr>
+          <w:rPr>
+            <w:color w:val="0000EE"/>
+            <w:u w:val="single"/>
+          </w:rPr>
+          <w:t>4</w:t>
+        </w:r>
+      </w:hyperlink>
+      <w:r>
+        <w:rPr>
+          <w:lang w:val="zh_TW" w:bidi="zh_TW"/>
+        </w:rPr>
+        <w:t>），而十字架佔據了中心位置（</w:t>
+      </w:r>
+      <w:hyperlink r:id="rId166">
+        <w:r>
+          <w:rPr>
+            <w:lang w:val="zh_TW" w:bidi="zh_TW"/>
+          </w:rPr>
+          <w:rPr>
+            <w:color w:val="0000EE"/>
+            <w:u w:val="single"/>
+          </w:rPr>
+          <w:t>林前1:17–2:5</w:t>
+        </w:r>
+      </w:hyperlink>
+      <w:r>
+        <w:rPr>
+          <w:lang w:val="zh_TW" w:bidi="zh_TW"/>
+        </w:rPr>
+        <w:t>）。保羅認為，如果基督沒有從死裡復活，那麼傳講十字架就是枉然（</w:t>
+      </w:r>
+      <w:hyperlink r:id="rId167">
+        <w:r>
+          <w:rPr>
+            <w:lang w:val="zh_TW" w:bidi="zh_TW"/>
+          </w:rPr>
+          <w:rPr>
+            <w:color w:val="0000EE"/>
+            <w:u w:val="single"/>
+          </w:rPr>
+          <w:t>林前15:14、17</w:t>
+        </w:r>
+      </w:hyperlink>
+      <w:r>
+        <w:rPr>
+          <w:lang w:val="zh_TW" w:bidi="zh_TW"/>
+        </w:rPr>
+        <w:t>；參</w:t>
+      </w:r>
+      <w:hyperlink r:id="rId168">
+        <w:r>
+          <w:rPr>
+            <w:lang w:val="zh_TW" w:bidi="zh_TW"/>
+          </w:rPr>
+          <w:rPr>
+            <w:color w:val="0000EE"/>
+            <w:u w:val="single"/>
+          </w:rPr>
+          <w:t>羅6:3</w:t>
+        </w:r>
+      </w:hyperlink>
+      <w:r>
+        <w:rPr>
+          <w:lang w:val="zh_TW" w:bidi="zh_TW"/>
+        </w:rPr>
+        <w:t>–</w:t>
+      </w:r>
+      <w:hyperlink r:id="rId168">
+        <w:r>
+          <w:rPr>
+            <w:lang w:val="zh_TW" w:bidi="zh_TW"/>
+          </w:rPr>
+          <w:rPr>
+            <w:color w:val="0000EE"/>
+            <w:u w:val="single"/>
+          </w:rPr>
+          <w:t>11</w:t>
+        </w:r>
+      </w:hyperlink>
+      <w:r>
+        <w:rPr>
+          <w:lang w:val="zh_TW" w:bidi="zh_TW"/>
+        </w:rPr>
+        <w:t>）。然而，既然基督已經復活，祂的死應該特別強調，因為這是神提供贖罪的地方（</w:t>
+      </w:r>
+      <w:hyperlink r:id="rId169">
+        <w:r>
+          <w:rPr>
+            <w:lang w:val="zh_TW" w:bidi="zh_TW"/>
+          </w:rPr>
+          <w:rPr>
+            <w:color w:val="0000EE"/>
+            <w:u w:val="single"/>
+          </w:rPr>
+          <w:t>羅3:21</w:t>
+        </w:r>
+      </w:hyperlink>
+      <w:r>
+        <w:rPr>
+          <w:lang w:val="zh_TW" w:bidi="zh_TW"/>
+        </w:rPr>
+        <w:t>–</w:t>
+      </w:r>
+      <w:hyperlink r:id="rId169">
+        <w:r>
+          <w:rPr>
+            <w:lang w:val="zh_TW" w:bidi="zh_TW"/>
+          </w:rPr>
+          <w:rPr>
+            <w:color w:val="0000EE"/>
+            <w:u w:val="single"/>
+          </w:rPr>
+          <w:t>26</w:t>
+        </w:r>
+      </w:hyperlink>
+      <w:r>
+        <w:rPr>
+          <w:lang w:val="zh_TW" w:bidi="zh_TW"/>
+        </w:rPr>
+        <w:t>，</w:t>
+      </w:r>
+      <w:hyperlink r:id="rId170">
+        <w:r>
+          <w:rPr>
+            <w:lang w:val="zh_TW" w:bidi="zh_TW"/>
+          </w:rPr>
+          <w:rPr>
+            <w:color w:val="0000EE"/>
+            <w:u w:val="single"/>
+          </w:rPr>
+          <w:t>5:6</w:t>
+        </w:r>
+      </w:hyperlink>
+      <w:r>
+        <w:rPr>
+          <w:lang w:val="zh_TW" w:bidi="zh_TW"/>
+        </w:rPr>
+        <w:t>–</w:t>
+      </w:r>
+      <w:hyperlink r:id="rId170">
+        <w:r>
+          <w:rPr>
+            <w:lang w:val="zh_TW" w:bidi="zh_TW"/>
+          </w:rPr>
+          <w:rPr>
+            <w:color w:val="0000EE"/>
+            <w:u w:val="single"/>
+          </w:rPr>
+          <w:t>11</w:t>
+        </w:r>
+      </w:hyperlink>
+      <w:r>
+        <w:rPr>
+          <w:lang w:val="zh_TW" w:bidi="zh_TW"/>
+        </w:rPr>
+        <w:t>；</w:t>
+      </w:r>
+      <w:hyperlink r:id="rId171">
+        <w:r>
+          <w:rPr>
+            <w:lang w:val="zh_TW" w:bidi="zh_TW"/>
+          </w:rPr>
+          <w:rPr>
+            <w:color w:val="0000EE"/>
+            <w:u w:val="single"/>
+          </w:rPr>
+          <w:t>林後5:14</w:t>
+        </w:r>
+      </w:hyperlink>
+      <w:r>
+        <w:rPr>
+          <w:lang w:val="zh_TW" w:bidi="zh_TW"/>
+        </w:rPr>
+        <w:t>–</w:t>
+      </w:r>
+      <w:hyperlink r:id="rId171">
+        <w:r>
+          <w:rPr>
+            <w:lang w:val="zh_TW" w:bidi="zh_TW"/>
+          </w:rPr>
+          <w:rPr>
+            <w:color w:val="0000EE"/>
+            <w:u w:val="single"/>
+          </w:rPr>
+          <w:t>21</w:t>
+        </w:r>
+      </w:hyperlink>
+      <w:r>
+        <w:rPr>
+          <w:lang w:val="zh_TW" w:bidi="zh_TW"/>
+        </w:rPr>
+        <w:t>；</w:t>
+      </w:r>
+      <w:hyperlink r:id="rId172">
+        <w:r>
+          <w:rPr>
+            <w:lang w:val="zh_TW" w:bidi="zh_TW"/>
+          </w:rPr>
+          <w:rPr>
+            <w:color w:val="0000EE"/>
+            <w:u w:val="single"/>
+          </w:rPr>
+          <w:t>弗1:7</w:t>
+        </w:r>
+      </w:hyperlink>
+      <w:r>
+        <w:rPr>
+          <w:lang w:val="zh_TW" w:bidi="zh_TW"/>
+        </w:rPr>
+        <w:t>）。（贖罪是神與人類建立個人關係的和好行動。）使徒行傳中的福音宣告耶穌的死亡（</w:t>
+      </w:r>
+      <w:hyperlink r:id="rId173">
+        <w:r>
+          <w:rPr>
+            <w:lang w:val="zh_TW" w:bidi="zh_TW"/>
+          </w:rPr>
+          <w:rPr>
+            <w:color w:val="0000EE"/>
+            <w:u w:val="single"/>
+          </w:rPr>
+          <w:t>徒8:25</w:t>
+        </w:r>
+      </w:hyperlink>
+      <w:r>
+        <w:rPr>
+          <w:lang w:val="zh_TW" w:bidi="zh_TW"/>
+        </w:rPr>
+        <w:t>，</w:t>
+      </w:r>
+      <w:hyperlink r:id="rId174">
+        <w:r>
+          <w:rPr>
+            <w:lang w:val="zh_TW" w:bidi="zh_TW"/>
+          </w:rPr>
+          <w:rPr>
+            <w:color w:val="0000EE"/>
+            <w:u w:val="single"/>
+          </w:rPr>
+          <w:t>20:24、28</w:t>
+        </w:r>
+      </w:hyperlink>
+      <w:r>
+        <w:rPr>
+          <w:lang w:val="zh_TW" w:bidi="zh_TW"/>
+        </w:rPr>
+        <w:t>；參</w:t>
+      </w:r>
+      <w:hyperlink r:id="rId175">
+        <w:r>
+          <w:rPr>
+            <w:lang w:val="zh_TW" w:bidi="zh_TW"/>
+          </w:rPr>
+          <w:rPr>
+            <w:color w:val="0000EE"/>
+            <w:u w:val="single"/>
+          </w:rPr>
+          <w:t>10:36</w:t>
+        </w:r>
+      </w:hyperlink>
+      <w:r>
+        <w:rPr>
+          <w:lang w:val="zh_TW" w:bidi="zh_TW"/>
+        </w:rPr>
+        <w:t>–</w:t>
+      </w:r>
+      <w:hyperlink r:id="rId175">
+        <w:r>
+          <w:rPr>
+            <w:lang w:val="zh_TW" w:bidi="zh_TW"/>
+          </w:rPr>
+          <w:rPr>
+            <w:color w:val="0000EE"/>
+            <w:u w:val="single"/>
+          </w:rPr>
+          <w:t>43</w:t>
+        </w:r>
+      </w:hyperlink>
+      <w:r>
+        <w:rPr>
+          <w:lang w:val="zh_TW" w:bidi="zh_TW"/>
+        </w:rPr>
+        <w:t>），特別是祂的復活，這一事件使祂勝過死亡，並被高舉為主和即將來臨的審判者（</w:t>
+      </w:r>
+      <w:hyperlink r:id="rId175">
+        <w:r>
+          <w:rPr>
+            <w:lang w:val="zh_TW" w:bidi="zh_TW"/>
+          </w:rPr>
+          <w:rPr>
+            <w:color w:val="0000EE"/>
+            <w:u w:val="single"/>
+          </w:rPr>
+          <w:t>10:36–43</w:t>
+        </w:r>
+      </w:hyperlink>
+      <w:r>
+        <w:rPr>
+          <w:lang w:val="zh_TW" w:bidi="zh_TW"/>
+        </w:rPr>
+        <w:t>，</w:t>
+      </w:r>
+      <w:hyperlink r:id="rId46">
+        <w:r>
+          <w:rPr>
+            <w:lang w:val="zh_TW" w:bidi="zh_TW"/>
+          </w:rPr>
+          <w:rPr>
+            <w:color w:val="0000EE"/>
+            <w:u w:val="single"/>
+          </w:rPr>
+          <w:t>13:32</w:t>
+        </w:r>
+      </w:hyperlink>
+      <w:r>
+        <w:rPr>
+          <w:lang w:val="zh_TW" w:bidi="zh_TW"/>
+        </w:rPr>
+        <w:t>–</w:t>
+      </w:r>
+      <w:hyperlink r:id="rId46">
+        <w:r>
+          <w:rPr>
+            <w:lang w:val="zh_TW" w:bidi="zh_TW"/>
+          </w:rPr>
+          <w:rPr>
+            <w:color w:val="0000EE"/>
+            <w:u w:val="single"/>
+          </w:rPr>
+          <w:t>33</w:t>
+        </w:r>
+      </w:hyperlink>
+      <w:r>
+        <w:rPr>
+          <w:lang w:val="zh_TW" w:bidi="zh_TW"/>
+        </w:rPr>
+        <w:t>，</w:t>
+      </w:r>
+      <w:hyperlink r:id="rId176">
+        <w:r>
+          <w:rPr>
+            <w:lang w:val="zh_TW" w:bidi="zh_TW"/>
+          </w:rPr>
+          <w:rPr>
+            <w:color w:val="0000EE"/>
+            <w:u w:val="single"/>
+          </w:rPr>
+          <w:t>17:18、31</w:t>
+        </w:r>
+      </w:hyperlink>
+      <w:r>
+        <w:rPr>
+          <w:lang w:val="zh_TW" w:bidi="zh_TW"/>
+        </w:rPr>
+        <w:t>）。根據彼得前書，傳福音的人（</w:t>
+      </w:r>
+      <w:hyperlink r:id="rId177">
+        <w:r>
+          <w:rPr>
+            <w:lang w:val="zh_TW" w:bidi="zh_TW"/>
+          </w:rPr>
+          <w:rPr>
+            <w:color w:val="0000EE"/>
+            <w:u w:val="single"/>
+          </w:rPr>
+          <w:t>彼前1:12</w:t>
+        </w:r>
+      </w:hyperlink>
+      <w:r>
+        <w:rPr>
+          <w:lang w:val="zh_TW" w:bidi="zh_TW"/>
+        </w:rPr>
+        <w:t>）像舊約的先知一樣，專注於「基督受苦難，後來得榮耀」（</w:t>
+      </w:r>
+      <w:hyperlink r:id="rId178">
+        <w:r>
+          <w:rPr>
+            <w:lang w:val="zh_TW" w:bidi="zh_TW"/>
+          </w:rPr>
+          <w:rPr>
+            <w:color w:val="0000EE"/>
+            <w:u w:val="single"/>
+          </w:rPr>
+          <w:t>1:11</w:t>
+        </w:r>
+      </w:hyperlink>
+      <w:r>
+        <w:rPr>
+          <w:lang w:val="zh_TW" w:bidi="zh_TW"/>
+        </w:rPr>
+        <w:t>；參</w:t>
+      </w:r>
+      <w:hyperlink r:id="rId179">
+        <w:r>
+          <w:rPr>
+            <w:lang w:val="zh_TW" w:bidi="zh_TW"/>
+          </w:rPr>
+          <w:rPr>
+            <w:color w:val="0000EE"/>
+            <w:u w:val="single"/>
+          </w:rPr>
+          <w:t>1:18</w:t>
+        </w:r>
+      </w:hyperlink>
+      <w:r>
+        <w:rPr>
+          <w:lang w:val="zh_TW" w:bidi="zh_TW"/>
+        </w:rPr>
+        <w:t>–</w:t>
+      </w:r>
+      <w:hyperlink r:id="rId179">
+        <w:r>
+          <w:rPr>
+            <w:lang w:val="zh_TW" w:bidi="zh_TW"/>
+          </w:rPr>
+          <w:rPr>
+            <w:color w:val="0000EE"/>
+            <w:u w:val="single"/>
+          </w:rPr>
+          <w:t>19</w:t>
+        </w:r>
+      </w:hyperlink>
+      <w:r>
+        <w:rPr>
+          <w:lang w:val="zh_TW" w:bidi="zh_TW"/>
+        </w:rPr>
+        <w:t>，</w:t>
+      </w:r>
+      <w:hyperlink r:id="rId180">
+        <w:r>
+          <w:rPr>
+            <w:lang w:val="zh_TW" w:bidi="zh_TW"/>
+          </w:rPr>
+          <w:rPr>
+            <w:color w:val="0000EE"/>
+            <w:u w:val="single"/>
+          </w:rPr>
+          <w:t>2:21</w:t>
+        </w:r>
+      </w:hyperlink>
+      <w:r>
+        <w:rPr>
+          <w:lang w:val="zh_TW" w:bidi="zh_TW"/>
+        </w:rPr>
+        <w:t>–</w:t>
+      </w:r>
+      <w:hyperlink r:id="rId180">
+        <w:r>
+          <w:rPr>
+            <w:lang w:val="zh_TW" w:bidi="zh_TW"/>
+          </w:rPr>
+          <w:rPr>
+            <w:color w:val="0000EE"/>
+            <w:u w:val="single"/>
+          </w:rPr>
+          <w:t>24</w:t>
+        </w:r>
+      </w:hyperlink>
+      <w:r>
+        <w:rPr>
+          <w:lang w:val="zh_TW" w:bidi="zh_TW"/>
+        </w:rPr>
+        <w:t>，</w:t>
+      </w:r>
+      <w:hyperlink r:id="rId181">
+        <w:r>
+          <w:rPr>
+            <w:lang w:val="zh_TW" w:bidi="zh_TW"/>
+          </w:rPr>
+          <w:rPr>
+            <w:color w:val="0000EE"/>
+            <w:u w:val="single"/>
+          </w:rPr>
+          <w:t>3:18</w:t>
+        </w:r>
+      </w:hyperlink>
+      <w:r>
+        <w:rPr>
+          <w:lang w:val="zh_TW" w:bidi="zh_TW"/>
+        </w:rPr>
+        <w:t>–</w:t>
+      </w:r>
+      <w:hyperlink r:id="rId181">
+        <w:r>
+          <w:rPr>
+            <w:lang w:val="zh_TW" w:bidi="zh_TW"/>
+          </w:rPr>
+          <w:rPr>
+            <w:color w:val="0000EE"/>
+            <w:u w:val="single"/>
+          </w:rPr>
+          <w:t>22</w:t>
+        </w:r>
+      </w:hyperlink>
+      <w:r>
+        <w:rPr>
+          <w:lang w:val="zh_TW" w:bidi="zh_TW"/>
+        </w:rPr>
+        <w:t>）。</w:t>
+      </w:r>
+    </w:p>
+    <w:p>
+      <w:pPr>
+        <w:pStyle w:val="Heading4"/>
+      </w:pPr>
+      <w:r>
+        <w:rPr>
+          <w:lang w:val="zh_TW" w:bidi="zh_TW"/>
+        </w:rPr>
+        <w:t>福音作為救恩的力量</w:t>
+      </w:r>
+    </w:p>
+    <w:p>
+      <w:pPr/>
+      <w:r>
+        <w:rPr>
+          <w:lang w:val="zh_TW" w:bidi="zh_TW"/>
+        </w:rPr>
+      </w:r>
+      <w:r>
+        <w:rPr>
+          <w:lang w:val="zh_TW" w:bidi="zh_TW"/>
+        </w:rPr>
+        <w:t>福音遠不止是對過去事件的報告和教義的闡述。保羅在</w:t>
+      </w:r>
+      <w:hyperlink r:id="rId182">
+        <w:r>
+          <w:rPr>
+            <w:lang w:val="zh_TW" w:bidi="zh_TW"/>
+          </w:rPr>
+          <w:rPr>
+            <w:color w:val="0000EE"/>
+            <w:u w:val="single"/>
+          </w:rPr>
+          <w:t>哥林多前書一章17至18節</w:t>
+        </w:r>
+      </w:hyperlink>
+      <w:r>
+        <w:rPr>
+          <w:lang w:val="zh_TW" w:bidi="zh_TW"/>
+        </w:rPr>
+        <w:t>和</w:t>
+      </w:r>
+      <w:hyperlink r:id="rId146">
+        <w:r>
+          <w:rPr>
+            <w:lang w:val="zh_TW" w:bidi="zh_TW"/>
+          </w:rPr>
+          <w:rPr>
+            <w:color w:val="0000EE"/>
+            <w:u w:val="single"/>
+          </w:rPr>
+          <w:t>羅馬書一章16節</w:t>
+        </w:r>
+      </w:hyperlink>
+      <w:r>
+        <w:rPr>
+          <w:lang w:val="zh_TW" w:bidi="zh_TW"/>
+        </w:rPr>
+        <w:t>，宣告福音是「神的大能」。福音不僅僅是神大能的見證，更是神大能的</w:t>
+      </w:r>
+      <w:r>
+        <w:rPr>
+          <w:i/>
+          <w:lang w:val="zh_TW" w:bidi="zh_TW"/>
+        </w:rPr>
+        <w:t>表現</w:t>
+      </w:r>
+      <w:r>
+        <w:rPr>
+          <w:lang w:val="zh_TW" w:bidi="zh_TW"/>
+        </w:rPr>
+        <w:t>。因此，它不能被約束（</w:t>
+      </w:r>
+      <w:hyperlink r:id="rId183">
+        <w:r>
+          <w:rPr>
+            <w:lang w:val="zh_TW" w:bidi="zh_TW"/>
+          </w:rPr>
+          <w:rPr>
+            <w:color w:val="0000EE"/>
+            <w:u w:val="single"/>
+          </w:rPr>
+          <w:t>提後2:8–9</w:t>
+        </w:r>
+      </w:hyperlink>
+      <w:r>
+        <w:rPr>
+          <w:lang w:val="zh_TW" w:bidi="zh_TW"/>
+        </w:rPr>
+        <w:t>）。保羅在</w:t>
+      </w:r>
+      <w:hyperlink r:id="rId184">
+        <w:r>
+          <w:rPr>
+            <w:lang w:val="zh_TW" w:bidi="zh_TW"/>
+          </w:rPr>
+          <w:rPr>
+            <w:color w:val="0000EE"/>
+            <w:u w:val="single"/>
+          </w:rPr>
+          <w:t>帖撒羅尼迦前書一章5節</w:t>
+        </w:r>
+      </w:hyperlink>
+      <w:r>
+        <w:rPr>
+          <w:lang w:val="zh_TW" w:bidi="zh_TW"/>
+        </w:rPr>
+        <w:t>寫道：「我們的福音傳到你們那裏，不獨在乎言語，也在乎權能」。他的意思不是說福音伴隨著異能（雖然這確實發生過；參</w:t>
+      </w:r>
+      <w:hyperlink r:id="rId185">
+        <w:r>
+          <w:rPr>
+            <w:lang w:val="zh_TW" w:bidi="zh_TW"/>
+          </w:rPr>
+          <w:rPr>
+            <w:color w:val="0000EE"/>
+            <w:u w:val="single"/>
+          </w:rPr>
+          <w:t>羅15:18–19</w:t>
+        </w:r>
+      </w:hyperlink>
+      <w:r>
+        <w:rPr>
+          <w:lang w:val="zh_TW" w:bidi="zh_TW"/>
+        </w:rPr>
+        <w:t>），而是福音本身就是大能的作為。神通過祂的聖靈，使福音成為如此（</w:t>
+      </w:r>
+      <w:hyperlink r:id="rId185">
+        <w:r>
+          <w:rPr>
+            <w:lang w:val="zh_TW" w:bidi="zh_TW"/>
+          </w:rPr>
+          <w:rPr>
+            <w:color w:val="0000EE"/>
+            <w:u w:val="single"/>
+          </w:rPr>
+          <w:t>羅15:18–19</w:t>
+        </w:r>
+      </w:hyperlink>
+      <w:r>
+        <w:rPr>
+          <w:lang w:val="zh_TW" w:bidi="zh_TW"/>
+        </w:rPr>
+        <w:t>；</w:t>
+      </w:r>
+      <w:hyperlink r:id="rId186">
+        <w:r>
+          <w:rPr>
+            <w:lang w:val="zh_TW" w:bidi="zh_TW"/>
+          </w:rPr>
+          <w:rPr>
+            <w:color w:val="0000EE"/>
+            <w:u w:val="single"/>
+          </w:rPr>
+          <w:t>林前2:1–5</w:t>
+        </w:r>
+      </w:hyperlink>
+      <w:r>
+        <w:rPr>
+          <w:lang w:val="zh_TW" w:bidi="zh_TW"/>
+        </w:rPr>
+        <w:t>；</w:t>
+      </w:r>
+      <w:hyperlink r:id="rId187">
+        <w:r>
+          <w:rPr>
+            <w:lang w:val="zh_TW" w:bidi="zh_TW"/>
+          </w:rPr>
+          <w:rPr>
+            <w:color w:val="0000EE"/>
+            <w:u w:val="single"/>
+          </w:rPr>
+          <w:t>帖前1:6</w:t>
+        </w:r>
+      </w:hyperlink>
+      <w:r>
+        <w:rPr>
+          <w:lang w:val="zh_TW" w:bidi="zh_TW"/>
+        </w:rPr>
+        <w:t>）。</w:t>
+      </w:r>
+    </w:p>
+    <w:p>
+      <w:pPr/>
+      <w:r>
+        <w:rPr>
+          <w:lang w:val="zh_TW" w:bidi="zh_TW"/>
+        </w:rPr>
+      </w:r>
+      <w:r>
+        <w:rPr>
+          <w:lang w:val="zh_TW" w:bidi="zh_TW"/>
+        </w:rPr>
+        <w:t>此外，神運用祂大能的唯一目的，就是要改變人的生命，使人從罪和死亡中得自由，並使人與神和好——簡言之，就是要拯救人類。福音大有能力，實現它所宣告的救恩，並賜下它所應許的生命（例如，</w:t>
+      </w:r>
+      <w:hyperlink r:id="rId146">
+        <w:r>
+          <w:rPr>
+            <w:lang w:val="zh_TW" w:bidi="zh_TW"/>
+          </w:rPr>
+          <w:rPr>
+            <w:color w:val="0000EE"/>
+            <w:u w:val="single"/>
+          </w:rPr>
+          <w:t>羅1:16</w:t>
+        </w:r>
+      </w:hyperlink>
+      <w:r>
+        <w:rPr>
+          <w:lang w:val="zh_TW" w:bidi="zh_TW"/>
+        </w:rPr>
+        <w:t>，</w:t>
+      </w:r>
+      <w:hyperlink r:id="rId133">
+        <w:r>
+          <w:rPr>
+            <w:lang w:val="zh_TW" w:bidi="zh_TW"/>
+          </w:rPr>
+          <w:rPr>
+            <w:color w:val="0000EE"/>
+            <w:u w:val="single"/>
+          </w:rPr>
+          <w:t>10:8–17</w:t>
+        </w:r>
+      </w:hyperlink>
+      <w:r>
+        <w:rPr>
+          <w:lang w:val="zh_TW" w:bidi="zh_TW"/>
+        </w:rPr>
+        <w:t>；</w:t>
+      </w:r>
+      <w:hyperlink r:id="rId182">
+        <w:r>
+          <w:rPr>
+            <w:lang w:val="zh_TW" w:bidi="zh_TW"/>
+          </w:rPr>
+          <w:rPr>
+            <w:color w:val="0000EE"/>
+            <w:u w:val="single"/>
+          </w:rPr>
+          <w:t>林前1:17–18</w:t>
+        </w:r>
+      </w:hyperlink>
+      <w:r>
+        <w:rPr>
+          <w:lang w:val="zh_TW" w:bidi="zh_TW"/>
+        </w:rPr>
+        <w:t>，</w:t>
+      </w:r>
+      <w:hyperlink r:id="rId188">
+        <w:r>
+          <w:rPr>
+            <w:lang w:val="zh_TW" w:bidi="zh_TW"/>
+          </w:rPr>
+          <w:rPr>
+            <w:color w:val="0000EE"/>
+            <w:u w:val="single"/>
+          </w:rPr>
+          <w:t>15:1–2</w:t>
+        </w:r>
+      </w:hyperlink>
+      <w:r>
+        <w:rPr>
+          <w:lang w:val="zh_TW" w:bidi="zh_TW"/>
+        </w:rPr>
+        <w:t>；</w:t>
+      </w:r>
+      <w:hyperlink r:id="rId189">
+        <w:r>
+          <w:rPr>
+            <w:lang w:val="zh_TW" w:bidi="zh_TW"/>
+          </w:rPr>
+          <w:rPr>
+            <w:color w:val="0000EE"/>
+            <w:u w:val="single"/>
+          </w:rPr>
+          <w:t>弗1:13</w:t>
+        </w:r>
+      </w:hyperlink>
+      <w:r>
+        <w:rPr>
+          <w:lang w:val="zh_TW" w:bidi="zh_TW"/>
+        </w:rPr>
+        <w:t>；</w:t>
+      </w:r>
+      <w:hyperlink r:id="rId142">
+        <w:r>
+          <w:rPr>
+            <w:lang w:val="zh_TW" w:bidi="zh_TW"/>
+          </w:rPr>
+          <w:rPr>
+            <w:color w:val="0000EE"/>
+            <w:u w:val="single"/>
+          </w:rPr>
+          <w:t>帖後2:13–14</w:t>
+        </w:r>
+      </w:hyperlink>
+      <w:r>
+        <w:rPr>
+          <w:lang w:val="zh_TW" w:bidi="zh_TW"/>
+        </w:rPr>
+        <w:t>；</w:t>
+      </w:r>
+      <w:hyperlink r:id="rId190">
+        <w:r>
+          <w:rPr>
+            <w:lang w:val="zh_TW" w:bidi="zh_TW"/>
+          </w:rPr>
+          <w:rPr>
+            <w:color w:val="0000EE"/>
+            <w:u w:val="single"/>
+          </w:rPr>
+          <w:t>提後1:8–11</w:t>
+        </w:r>
+      </w:hyperlink>
+      <w:r>
+        <w:rPr>
+          <w:lang w:val="zh_TW" w:bidi="zh_TW"/>
+        </w:rPr>
+        <w:t>；</w:t>
+      </w:r>
+      <w:hyperlink r:id="rId191">
+        <w:r>
+          <w:rPr>
+            <w:lang w:val="zh_TW" w:bidi="zh_TW"/>
+          </w:rPr>
+          <w:rPr>
+            <w:color w:val="0000EE"/>
+            <w:u w:val="single"/>
+          </w:rPr>
+          <w:t>彼前1:23–25</w:t>
+        </w:r>
+      </w:hyperlink>
+      <w:r>
+        <w:rPr>
+          <w:lang w:val="zh_TW" w:bidi="zh_TW"/>
+        </w:rPr>
+        <w:t>）。人若要經歷救恩，就必須聽見並相信福音。正是在這個信息中，並通過這個信息，基督（特別是在祂的死和復活中）所顯現的救恩大能才能傳達予世人，並在他們的生命中產生果效。同樣，神賜下聖靈給信徒，也與福音相關，或是人們接受福音的直接結果（</w:t>
+      </w:r>
+      <w:hyperlink r:id="rId192">
+        <w:r>
+          <w:rPr>
+            <w:lang w:val="zh_TW" w:bidi="zh_TW"/>
+          </w:rPr>
+          <w:rPr>
+            <w:color w:val="0000EE"/>
+            <w:u w:val="single"/>
+          </w:rPr>
+          <w:t>徒10:36–44</w:t>
+        </w:r>
+      </w:hyperlink>
+      <w:r>
+        <w:rPr>
+          <w:lang w:val="zh_TW" w:bidi="zh_TW"/>
+        </w:rPr>
+        <w:t>，</w:t>
+      </w:r>
+      <w:hyperlink r:id="rId193">
+        <w:r>
+          <w:rPr>
+            <w:lang w:val="zh_TW" w:bidi="zh_TW"/>
+          </w:rPr>
+          <w:rPr>
+            <w:color w:val="0000EE"/>
+            <w:u w:val="single"/>
+          </w:rPr>
+          <w:t>15:7–8</w:t>
+        </w:r>
+      </w:hyperlink>
+      <w:r>
+        <w:rPr>
+          <w:lang w:val="zh_TW" w:bidi="zh_TW"/>
+        </w:rPr>
+        <w:t>；</w:t>
+      </w:r>
+      <w:hyperlink r:id="rId136">
+        <w:r>
+          <w:rPr>
+            <w:lang w:val="zh_TW" w:bidi="zh_TW"/>
+          </w:rPr>
+          <w:rPr>
+            <w:color w:val="0000EE"/>
+            <w:u w:val="single"/>
+          </w:rPr>
+          <w:t>林後11:4</w:t>
+        </w:r>
+      </w:hyperlink>
+      <w:r>
+        <w:rPr>
+          <w:lang w:val="zh_TW" w:bidi="zh_TW"/>
+        </w:rPr>
+        <w:t>；</w:t>
+      </w:r>
+      <w:hyperlink r:id="rId194">
+        <w:r>
+          <w:rPr>
+            <w:lang w:val="zh_TW" w:bidi="zh_TW"/>
+          </w:rPr>
+          <w:rPr>
+            <w:color w:val="0000EE"/>
+            <w:u w:val="single"/>
+          </w:rPr>
+          <w:t>加3:1–2</w:t>
+        </w:r>
+      </w:hyperlink>
+      <w:r>
+        <w:rPr>
+          <w:lang w:val="zh_TW" w:bidi="zh_TW"/>
+        </w:rPr>
+        <w:t>）。簡而言之，福音是罪人與神——救主相遇的決定因素。</w:t>
+      </w:r>
+    </w:p>
+    <w:p>
+      <w:pPr>
+        <w:pStyle w:val="Heading4"/>
+      </w:pPr>
+      <w:r>
+        <w:rPr>
+          <w:lang w:val="zh_TW" w:bidi="zh_TW"/>
+        </w:rPr>
+        <w:t>恩典的福音</w:t>
+      </w:r>
+    </w:p>
+    <w:p>
+      <w:pPr/>
+      <w:r>
+        <w:rPr>
+          <w:lang w:val="zh_TW" w:bidi="zh_TW"/>
+        </w:rPr>
+      </w:r>
+      <w:r>
+        <w:rPr>
+          <w:lang w:val="zh_TW" w:bidi="zh_TW"/>
+        </w:rPr>
+        <w:t>根據彼得在耶路撒冷會議的見證（</w:t>
+      </w:r>
+      <w:hyperlink r:id="rId195">
+        <w:r>
+          <w:rPr>
+            <w:lang w:val="zh_TW" w:bidi="zh_TW"/>
+          </w:rPr>
+          <w:rPr>
+            <w:color w:val="0000EE"/>
+            <w:u w:val="single"/>
+          </w:rPr>
+          <w:t>徒15:7–11</w:t>
+        </w:r>
+      </w:hyperlink>
+      <w:r>
+        <w:rPr>
+          <w:lang w:val="zh_TW" w:bidi="zh_TW"/>
+        </w:rPr>
+        <w:t>），福音的一個重要部分，就是「因主耶穌的恩」得救，對外邦人和猶太人都是如此。保羅在傳道生涯的尾聲表示，他的基本關注是「證明神恩惠的福音」（</w:t>
+      </w:r>
+      <w:hyperlink r:id="rId196">
+        <w:r>
+          <w:rPr>
+            <w:lang w:val="zh_TW" w:bidi="zh_TW"/>
+          </w:rPr>
+          <w:rPr>
+            <w:color w:val="0000EE"/>
+            <w:u w:val="single"/>
+          </w:rPr>
+          <w:t>徒20:24</w:t>
+        </w:r>
+      </w:hyperlink>
+      <w:r>
+        <w:rPr>
+          <w:lang w:val="zh_TW" w:bidi="zh_TW"/>
+        </w:rPr>
+        <w:t>）。要正確理解這一陳述，就必需將其放在保羅對神公義的概念中，尤其是羅馬書的論述。保羅在此不僅闡述神的屬性，更確切地說，他是在演繹神的行動——神的義「在今時」（</w:t>
+      </w:r>
+      <w:hyperlink r:id="rId197">
+        <w:r>
+          <w:rPr>
+            <w:lang w:val="zh_TW" w:bidi="zh_TW"/>
+          </w:rPr>
+          <w:rPr>
+            <w:color w:val="0000EE"/>
+            <w:u w:val="single"/>
+          </w:rPr>
+          <w:t>羅3:26</w:t>
+        </w:r>
+      </w:hyperlink>
+      <w:r>
+        <w:rPr>
+          <w:lang w:val="zh_TW" w:bidi="zh_TW"/>
+        </w:rPr>
+        <w:t>）顯明，在耶穌來臨所開啟的這個新時代中顯明。這種顯明有兩個方面，將這兩個方面結合，並置於以賽亞和耶穌所宣告的福音背景中（他們都對保羅有很大的影響），將有助我們理解為什麼保羅談到「神恩惠的福音」。</w:t>
+      </w:r>
+    </w:p>
+    <w:p>
+      <w:pPr/>
+      <w:r>
+        <w:rPr>
+          <w:lang w:val="zh_TW" w:bidi="zh_TW"/>
+        </w:rPr>
+      </w:r>
+      <w:r>
+        <w:rPr>
+          <w:lang w:val="zh_TW" w:bidi="zh_TW"/>
+        </w:rPr>
+        <w:t>首先，福音是對神恩典的</w:t>
+      </w:r>
+      <w:r>
+        <w:rPr>
+          <w:i/>
+          <w:lang w:val="zh_TW" w:bidi="zh_TW"/>
+        </w:rPr>
+        <w:t>見證</w:t>
+      </w:r>
+      <w:r>
+        <w:rPr>
+          <w:lang w:val="zh_TW" w:bidi="zh_TW"/>
+        </w:rPr>
+        <w:t>。藉著神將祂的兒子作為挽回祭（</w:t>
+      </w:r>
+      <w:hyperlink r:id="rId198">
+        <w:r>
+          <w:rPr>
+            <w:lang w:val="zh_TW" w:bidi="zh_TW"/>
+          </w:rPr>
+          <w:rPr>
+            <w:color w:val="0000EE"/>
+            <w:u w:val="single"/>
+          </w:rPr>
+          <w:t>羅3:25上</w:t>
+        </w:r>
+      </w:hyperlink>
+      <w:r>
+        <w:rPr>
+          <w:lang w:val="zh_TW" w:bidi="zh_TW"/>
+        </w:rPr>
+        <w:t>），顯明神的義（</w:t>
+      </w:r>
+      <w:hyperlink r:id="rId199">
+        <w:r>
+          <w:rPr>
+            <w:lang w:val="zh_TW" w:bidi="zh_TW"/>
+          </w:rPr>
+          <w:rPr>
+            <w:color w:val="0000EE"/>
+            <w:u w:val="single"/>
+          </w:rPr>
+          <w:t>25中-26</w:t>
+        </w:r>
+      </w:hyperlink>
+      <w:r>
+        <w:rPr>
+          <w:lang w:val="zh_TW" w:bidi="zh_TW"/>
+        </w:rPr>
+        <w:t>節）。也就是說，耶穌的死亡使那些「先時所犯」的罪（</w:t>
+      </w:r>
+      <w:hyperlink r:id="rId198">
+        <w:r>
+          <w:rPr>
+            <w:lang w:val="zh_TW" w:bidi="zh_TW"/>
+          </w:rPr>
+          <w:rPr>
+            <w:color w:val="0000EE"/>
+            <w:u w:val="single"/>
+          </w:rPr>
+          <w:t>25節下</w:t>
+        </w:r>
+      </w:hyperlink>
+      <w:r>
+        <w:rPr>
+          <w:lang w:val="zh_TW" w:bidi="zh_TW"/>
+        </w:rPr>
+        <w:t>）成為神的忿怒（參</w:t>
+      </w:r>
+      <w:hyperlink r:id="rId200">
+        <w:r>
+          <w:rPr>
+            <w:lang w:val="zh_TW" w:bidi="zh_TW"/>
+          </w:rPr>
+          <w:rPr>
+            <w:color w:val="0000EE"/>
+            <w:u w:val="single"/>
+          </w:rPr>
+          <w:t>1:18</w:t>
+        </w:r>
+      </w:hyperlink>
+      <w:r>
+        <w:rPr>
+          <w:lang w:val="zh_TW" w:bidi="zh_TW"/>
+        </w:rPr>
+        <w:t>）和審判的對象。然而，就在神公義且果斷處理罪的地方，神亦向罪人顯明了祂的恩典。因為對罪的審判不是落在罪人本身，而是落在受命代替他們並承擔其罪的那一位身上（</w:t>
+      </w:r>
+      <w:hyperlink r:id="rId164">
+        <w:r>
+          <w:rPr>
+            <w:lang w:val="zh_TW" w:bidi="zh_TW"/>
+          </w:rPr>
+          <w:rPr>
+            <w:color w:val="0000EE"/>
+            <w:u w:val="single"/>
+          </w:rPr>
+          <w:t>羅4:25</w:t>
+        </w:r>
+      </w:hyperlink>
+      <w:r>
+        <w:rPr>
+          <w:lang w:val="zh_TW" w:bidi="zh_TW"/>
+        </w:rPr>
+        <w:t>，</w:t>
+      </w:r>
+      <w:hyperlink r:id="rId201">
+        <w:r>
+          <w:rPr>
+            <w:lang w:val="zh_TW" w:bidi="zh_TW"/>
+          </w:rPr>
+          <w:rPr>
+            <w:color w:val="0000EE"/>
+            <w:u w:val="single"/>
+          </w:rPr>
+          <w:t>5:6、11</w:t>
+        </w:r>
+      </w:hyperlink>
+      <w:r>
+        <w:rPr>
+          <w:lang w:val="zh_TW" w:bidi="zh_TW"/>
+        </w:rPr>
+        <w:t>；參</w:t>
+      </w:r>
+      <w:hyperlink r:id="rId202">
+        <w:r>
+          <w:rPr>
+            <w:lang w:val="zh_TW" w:bidi="zh_TW"/>
+          </w:rPr>
+          <w:rPr>
+            <w:color w:val="0000EE"/>
+            <w:u w:val="single"/>
+          </w:rPr>
+          <w:t>林後5:21</w:t>
+        </w:r>
+      </w:hyperlink>
+      <w:r>
+        <w:rPr>
+          <w:lang w:val="zh_TW" w:bidi="zh_TW"/>
+        </w:rPr>
+        <w:t>；</w:t>
+      </w:r>
+      <w:hyperlink r:id="rId203">
+        <w:r>
+          <w:rPr>
+            <w:lang w:val="zh_TW" w:bidi="zh_TW"/>
+          </w:rPr>
+          <w:rPr>
+            <w:color w:val="0000EE"/>
+            <w:u w:val="single"/>
+          </w:rPr>
+          <w:t>加3:13</w:t>
+        </w:r>
+      </w:hyperlink>
+      <w:r>
+        <w:rPr>
+          <w:lang w:val="zh_TW" w:bidi="zh_TW"/>
+        </w:rPr>
+        <w:t>）。建基於此，罪人白白地稱義（</w:t>
+      </w:r>
+      <w:hyperlink r:id="rId204">
+        <w:r>
+          <w:rPr>
+            <w:lang w:val="zh_TW" w:bidi="zh_TW"/>
+          </w:rPr>
+          <w:rPr>
+            <w:color w:val="0000EE"/>
+            <w:u w:val="single"/>
+          </w:rPr>
+          <w:t>羅3:24</w:t>
+        </w:r>
+      </w:hyperlink>
+      <w:r>
+        <w:rPr>
+          <w:lang w:val="zh_TW" w:bidi="zh_TW"/>
+        </w:rPr>
+        <w:t>）。「主耶穌的恩」（</w:t>
+      </w:r>
+      <w:hyperlink r:id="rId205">
+        <w:r>
+          <w:rPr>
+            <w:lang w:val="zh_TW" w:bidi="zh_TW"/>
+          </w:rPr>
+          <w:rPr>
+            <w:color w:val="0000EE"/>
+            <w:u w:val="single"/>
+          </w:rPr>
+          <w:t>徒15:11</w:t>
+        </w:r>
+      </w:hyperlink>
+      <w:r>
+        <w:rPr>
+          <w:lang w:val="zh_TW" w:bidi="zh_TW"/>
+        </w:rPr>
+        <w:t>）對罪人顯而易見的，因為祂甘願承擔他們的罪，並承受他們過犯的後果（</w:t>
+      </w:r>
+      <w:hyperlink r:id="rId206">
+        <w:r>
+          <w:rPr>
+            <w:lang w:val="zh_TW" w:bidi="zh_TW"/>
+          </w:rPr>
+          <w:rPr>
+            <w:color w:val="0000EE"/>
+            <w:u w:val="single"/>
+          </w:rPr>
+          <w:t>加2:20</w:t>
+        </w:r>
+      </w:hyperlink>
+      <w:r>
+        <w:rPr>
+          <w:lang w:val="zh_TW" w:bidi="zh_TW"/>
+        </w:rPr>
+        <w:t>；參</w:t>
+      </w:r>
+      <w:hyperlink r:id="rId207">
+        <w:r>
+          <w:rPr>
+            <w:lang w:val="zh_TW" w:bidi="zh_TW"/>
+          </w:rPr>
+          <w:rPr>
+            <w:color w:val="0000EE"/>
+            <w:u w:val="single"/>
+          </w:rPr>
+          <w:t>林後8:9</w:t>
+        </w:r>
+      </w:hyperlink>
+      <w:r>
+        <w:rPr>
+          <w:lang w:val="zh_TW" w:bidi="zh_TW"/>
+        </w:rPr>
+        <w:t>；</w:t>
+      </w:r>
+      <w:hyperlink r:id="rId208">
+        <w:r>
+          <w:rPr>
+            <w:lang w:val="zh_TW" w:bidi="zh_TW"/>
+          </w:rPr>
+          <w:rPr>
+            <w:color w:val="0000EE"/>
+            <w:u w:val="single"/>
+          </w:rPr>
+          <w:t>腓2:6–8</w:t>
+        </w:r>
+      </w:hyperlink>
+      <w:r>
+        <w:rPr>
+          <w:lang w:val="zh_TW" w:bidi="zh_TW"/>
+        </w:rPr>
+        <w:t>）。</w:t>
+      </w:r>
+    </w:p>
+    <w:p>
+      <w:pPr/>
+      <w:r>
+        <w:rPr>
+          <w:lang w:val="zh_TW" w:bidi="zh_TW"/>
+        </w:rPr>
+      </w:r>
+      <w:r>
+        <w:rPr>
+          <w:lang w:val="zh_TW" w:bidi="zh_TW"/>
+        </w:rPr>
+        <w:t>第二，福音是神恩典的</w:t>
+      </w:r>
+      <w:r>
+        <w:rPr>
+          <w:i/>
+          <w:lang w:val="zh_TW" w:bidi="zh_TW"/>
+        </w:rPr>
+        <w:t>途徑</w:t>
+      </w:r>
+      <w:r>
+        <w:rPr>
+          <w:lang w:val="zh_TW" w:bidi="zh_TW"/>
+        </w:rPr>
+        <w:t>。保羅說：「神的義正在這福音上顯明出來」（</w:t>
+      </w:r>
+      <w:hyperlink r:id="rId209">
+        <w:r>
+          <w:rPr>
+            <w:lang w:val="zh_TW" w:bidi="zh_TW"/>
+          </w:rPr>
+          <w:rPr>
+            <w:color w:val="0000EE"/>
+            <w:u w:val="single"/>
+          </w:rPr>
+          <w:t>羅1:17</w:t>
+        </w:r>
+      </w:hyperlink>
+      <w:r>
+        <w:rPr>
+          <w:lang w:val="zh_TW" w:bidi="zh_TW"/>
+        </w:rPr>
+        <w:t>）。他的意思不是說福音談到神的義（雖然它確實如此），而是神的義在福音中積極運作。這一活動進而解釋了福音如何成為「神的大能，要救一切相信的」（</w:t>
+      </w:r>
+      <w:hyperlink r:id="rId146">
+        <w:r>
+          <w:rPr>
+            <w:lang w:val="zh_TW" w:bidi="zh_TW"/>
+          </w:rPr>
+          <w:rPr>
+            <w:color w:val="0000EE"/>
+            <w:u w:val="single"/>
+          </w:rPr>
+          <w:t>16</w:t>
+        </w:r>
+      </w:hyperlink>
+      <w:r>
+        <w:rPr>
+          <w:lang w:val="zh_TW" w:bidi="zh_TW"/>
+        </w:rPr>
+        <w:t>節）。那神如何在這一階段顯明祂的公義呢？簡而言之，就是將祂的公義作為白白的禮物賜給罪人；它仍然是神的公義，但藉著神的恩典，這是人類可以分享的公義。此外，分享神的公義，取決於人與耶穌基督的個別聯合。在保羅看來，得救的人是已經被審判者神宣告「無罪」、「稱義」的人。這一判決的基礎不是我自己有義（神稱罪人為義，</w:t>
+      </w:r>
+      <w:hyperlink r:id="rId210">
+        <w:r>
+          <w:rPr>
+            <w:lang w:val="zh_TW" w:bidi="zh_TW"/>
+          </w:rPr>
+          <w:rPr>
+            <w:color w:val="0000EE"/>
+            <w:u w:val="single"/>
+          </w:rPr>
+          <w:t>羅4:5</w:t>
+        </w:r>
+      </w:hyperlink>
+      <w:r>
+        <w:rPr>
+          <w:lang w:val="zh_TW" w:bidi="zh_TW"/>
+        </w:rPr>
+        <w:t>），神也不是把我當作義人來對待。根據保羅的說法，我被稱為義是因為我真</w:t>
+      </w:r>
+      <w:r>
+        <w:rPr>
+          <w:i/>
+          <w:lang w:val="zh_TW" w:bidi="zh_TW"/>
+        </w:rPr>
+        <w:t>是</w:t>
+      </w:r>
+      <w:r>
+        <w:rPr>
+          <w:lang w:val="zh_TW" w:bidi="zh_TW"/>
+        </w:rPr>
+        <w:t>義的——不是在我自己裡面，而是在基督裡（</w:t>
+      </w:r>
+      <w:hyperlink r:id="rId211">
+        <w:r>
+          <w:rPr>
+            <w:lang w:val="zh_TW" w:bidi="zh_TW"/>
+          </w:rPr>
+          <w:rPr>
+            <w:color w:val="0000EE"/>
+            <w:u w:val="single"/>
+          </w:rPr>
+          <w:t>林前1:30</w:t>
+        </w:r>
+      </w:hyperlink>
+      <w:r>
+        <w:rPr>
+          <w:lang w:val="zh_TW" w:bidi="zh_TW"/>
+        </w:rPr>
+        <w:t>；</w:t>
+      </w:r>
+      <w:hyperlink r:id="rId202">
+        <w:r>
+          <w:rPr>
+            <w:lang w:val="zh_TW" w:bidi="zh_TW"/>
+          </w:rPr>
+          <w:rPr>
+            <w:color w:val="0000EE"/>
+            <w:u w:val="single"/>
+          </w:rPr>
+          <w:t>林後5:21</w:t>
+        </w:r>
+      </w:hyperlink>
+      <w:r>
+        <w:rPr>
+          <w:lang w:val="zh_TW" w:bidi="zh_TW"/>
+        </w:rPr>
+        <w:t>；</w:t>
+      </w:r>
+      <w:hyperlink r:id="rId212">
+        <w:r>
+          <w:rPr>
+            <w:lang w:val="zh_TW" w:bidi="zh_TW"/>
+          </w:rPr>
+          <w:rPr>
+            <w:color w:val="0000EE"/>
+            <w:u w:val="single"/>
+          </w:rPr>
+          <w:t>腓3:9</w:t>
+        </w:r>
+      </w:hyperlink>
+      <w:r>
+        <w:rPr>
+          <w:lang w:val="zh_TW" w:bidi="zh_TW"/>
+        </w:rPr>
+        <w:t>）。這種聯合是通過福音中，神的義和白白賜下而建立的（</w:t>
+      </w:r>
+      <w:hyperlink r:id="rId213">
+        <w:r>
+          <w:rPr>
+            <w:lang w:val="zh_TW" w:bidi="zh_TW"/>
+          </w:rPr>
+          <w:rPr>
+            <w:color w:val="0000EE"/>
+            <w:u w:val="single"/>
+          </w:rPr>
+          <w:t>羅1:16</w:t>
+        </w:r>
+      </w:hyperlink>
+      <w:r>
+        <w:rPr>
+          <w:lang w:val="zh_TW" w:bidi="zh_TW"/>
+        </w:rPr>
+        <w:t>–</w:t>
+      </w:r>
+      <w:hyperlink r:id="rId213">
+        <w:r>
+          <w:rPr>
+            <w:lang w:val="zh_TW" w:bidi="zh_TW"/>
+          </w:rPr>
+          <w:rPr>
+            <w:color w:val="0000EE"/>
+            <w:u w:val="single"/>
+          </w:rPr>
+          <w:t>17</w:t>
+        </w:r>
+      </w:hyperlink>
+      <w:r>
+        <w:rPr>
+          <w:lang w:val="zh_TW" w:bidi="zh_TW"/>
+        </w:rPr>
+        <w:t>）。</w:t>
+      </w:r>
+    </w:p>
+    <w:p>
+      <w:pPr>
+        <w:pStyle w:val="Heading4"/>
+      </w:pPr>
+      <w:r>
+        <w:rPr>
+          <w:lang w:val="zh_TW" w:bidi="zh_TW"/>
+        </w:rPr>
+        <w:t>回應福音</w:t>
+      </w:r>
+    </w:p>
+    <w:p>
+      <w:pPr/>
+      <w:r>
+        <w:rPr>
+          <w:lang w:val="zh_TW" w:bidi="zh_TW"/>
+        </w:rPr>
+      </w:r>
+      <w:r>
+        <w:rPr>
+          <w:lang w:val="zh_TW" w:bidi="zh_TW"/>
+        </w:rPr>
+        <w:t>福音要求我們作出三重回應：</w:t>
+      </w:r>
+    </w:p>
+    <w:p>
+      <w:pPr>
+        <w:pStyle w:val="ListNumber"/>
+        <w:numPr>
+          <w:ilvl w:val="0"/>
+          <w:numId w:val="18"/>
+        </w:numPr>
+        <w:spacing w:line="240" w:lineRule="auto"/>
+        <w:ind w:left="720"/>
+      </w:pPr>
+      <w:r>
+        <w:rPr>
+          <w:lang w:val="zh_TW" w:bidi="zh_TW"/>
+        </w:rPr>
+      </w:r>
+      <w:r>
+        <w:rPr>
+          <w:i/>
+          <w:lang w:val="zh_TW" w:bidi="zh_TW"/>
+        </w:rPr>
+        <w:t>信靠。</w:t>
+      </w:r>
+      <w:r>
+        <w:rPr>
+          <w:lang w:val="zh_TW" w:bidi="zh_TW"/>
+        </w:rPr>
+        <w:t xml:space="preserve"> 保羅說，福音是「神的大能，要救一切相信的」（</w:t>
+      </w:r>
+      <w:hyperlink r:id="rId146">
+        <w:r>
+          <w:rPr>
+            <w:lang w:val="zh_TW" w:bidi="zh_TW"/>
+          </w:rPr>
+          <w:rPr>
+            <w:color w:val="0000EE"/>
+            <w:u w:val="single"/>
+          </w:rPr>
+          <w:t>羅1:16</w:t>
+        </w:r>
+      </w:hyperlink>
+      <w:r>
+        <w:rPr>
+          <w:lang w:val="zh_TW" w:bidi="zh_TW"/>
+        </w:rPr>
+        <w:t>）。對保羅來說，信心是完全放棄靠「遵行律法」稱義（</w:t>
+      </w:r>
+      <w:hyperlink r:id="rId214">
+        <w:r>
+          <w:rPr>
+            <w:lang w:val="zh_TW" w:bidi="zh_TW"/>
+          </w:rPr>
+          <w:rPr>
+            <w:color w:val="0000EE"/>
+            <w:u w:val="single"/>
+          </w:rPr>
+          <w:t>3:28</w:t>
+        </w:r>
+      </w:hyperlink>
+      <w:r>
+        <w:rPr>
+          <w:lang w:val="zh_TW" w:bidi="zh_TW"/>
+        </w:rPr>
+        <w:t>），完全依靠神在基督工作中所顯明的恩典，特別是祂的死亡（</w:t>
+      </w:r>
+      <w:hyperlink r:id="rId198">
+        <w:r>
+          <w:rPr>
+            <w:lang w:val="zh_TW" w:bidi="zh_TW"/>
+          </w:rPr>
+          <w:rPr>
+            <w:color w:val="0000EE"/>
+            <w:u w:val="single"/>
+          </w:rPr>
+          <w:t>25</w:t>
+        </w:r>
+      </w:hyperlink>
+      <w:r>
+        <w:rPr>
+          <w:lang w:val="zh_TW" w:bidi="zh_TW"/>
+        </w:rPr>
+        <w:t>節）。因此，</w:t>
+      </w:r>
+      <w:hyperlink r:id="rId215">
+        <w:r>
+          <w:rPr>
+            <w:lang w:val="zh_TW" w:bidi="zh_TW"/>
+          </w:rPr>
+          <w:rPr>
+            <w:color w:val="0000EE"/>
+            <w:u w:val="single"/>
+          </w:rPr>
+          <w:t>加拉太書一章6節</w:t>
+        </w:r>
+      </w:hyperlink>
+      <w:r>
+        <w:rPr>
+          <w:lang w:val="zh_TW" w:bidi="zh_TW"/>
+        </w:rPr>
+        <w:t>和</w:t>
+      </w:r>
+      <w:hyperlink r:id="rId136">
+        <w:r>
+          <w:rPr>
+            <w:lang w:val="zh_TW" w:bidi="zh_TW"/>
+          </w:rPr>
+          <w:rPr>
+            <w:color w:val="0000EE"/>
+            <w:u w:val="single"/>
+          </w:rPr>
+          <w:t>哥林多後書十一章4節</w:t>
+        </w:r>
+      </w:hyperlink>
+      <w:r>
+        <w:rPr>
+          <w:lang w:val="zh_TW" w:bidi="zh_TW"/>
+        </w:rPr>
+        <w:t>的「另得一個福音」是虛假的，因為它宣講的是靠個人行為，而不是（或與）基督的工作來得救（參</w:t>
+      </w:r>
+      <w:hyperlink r:id="rId216">
+        <w:r>
+          <w:rPr>
+            <w:lang w:val="zh_TW" w:bidi="zh_TW"/>
+          </w:rPr>
+          <w:rPr>
+            <w:color w:val="0000EE"/>
+            <w:u w:val="single"/>
+          </w:rPr>
+          <w:t>加2:16</w:t>
+        </w:r>
+      </w:hyperlink>
+      <w:r>
+        <w:rPr>
+          <w:lang w:val="zh_TW" w:bidi="zh_TW"/>
+        </w:rPr>
+        <w:t>）。最終，信心是依靠神（</w:t>
+      </w:r>
+      <w:hyperlink r:id="rId217">
+        <w:r>
+          <w:rPr>
+            <w:lang w:val="zh_TW" w:bidi="zh_TW"/>
+          </w:rPr>
+          <w:rPr>
+            <w:color w:val="0000EE"/>
+            <w:u w:val="single"/>
+          </w:rPr>
+          <w:t>羅4:24</w:t>
+        </w:r>
+      </w:hyperlink>
+      <w:r>
+        <w:rPr>
+          <w:lang w:val="zh_TW" w:bidi="zh_TW"/>
+        </w:rPr>
+        <w:t>；</w:t>
+      </w:r>
+      <w:hyperlink r:id="rId218">
+        <w:r>
+          <w:rPr>
+            <w:lang w:val="zh_TW" w:bidi="zh_TW"/>
+          </w:rPr>
+          <w:rPr>
+            <w:color w:val="0000EE"/>
+            <w:u w:val="single"/>
+          </w:rPr>
+          <w:t>帖前1:8–9</w:t>
+        </w:r>
+      </w:hyperlink>
+      <w:r>
+        <w:rPr>
+          <w:lang w:val="zh_TW" w:bidi="zh_TW"/>
+        </w:rPr>
+        <w:t>）和基督（</w:t>
+      </w:r>
+      <w:hyperlink r:id="rId219">
+        <w:r>
+          <w:rPr>
+            <w:lang w:val="zh_TW" w:bidi="zh_TW"/>
+          </w:rPr>
+          <w:rPr>
+            <w:color w:val="0000EE"/>
+            <w:u w:val="single"/>
+          </w:rPr>
+          <w:t>羅3:22、26</w:t>
+        </w:r>
+      </w:hyperlink>
+      <w:r>
+        <w:rPr>
+          <w:lang w:val="zh_TW" w:bidi="zh_TW"/>
+        </w:rPr>
+        <w:t>；</w:t>
+      </w:r>
+      <w:hyperlink r:id="rId220">
+        <w:r>
+          <w:rPr>
+            <w:lang w:val="zh_TW" w:bidi="zh_TW"/>
+          </w:rPr>
+          <w:rPr>
+            <w:color w:val="0000EE"/>
+            <w:u w:val="single"/>
+          </w:rPr>
+          <w:t>加2:16、20</w:t>
+        </w:r>
+      </w:hyperlink>
+      <w:r>
+        <w:rPr>
+          <w:lang w:val="zh_TW" w:bidi="zh_TW"/>
+        </w:rPr>
+        <w:t>）。然而，人也必須相信福音（</w:t>
+      </w:r>
+      <w:hyperlink r:id="rId221">
+        <w:r>
+          <w:rPr>
+            <w:lang w:val="zh_TW" w:bidi="zh_TW"/>
+          </w:rPr>
+          <w:rPr>
+            <w:color w:val="0000EE"/>
+            <w:u w:val="single"/>
+          </w:rPr>
+          <w:t>徒8:12，</w:t>
+        </w:r>
+      </w:hyperlink>
+      <w:hyperlink r:id="rId149">
+        <w:r>
+          <w:rPr>
+            <w:lang w:val="zh_TW" w:bidi="zh_TW"/>
+          </w:rPr>
+          <w:rPr>
+            <w:color w:val="0000EE"/>
+            <w:u w:val="single"/>
+          </w:rPr>
+          <w:t>11:20–21</w:t>
+        </w:r>
+      </w:hyperlink>
+      <w:r>
+        <w:rPr>
+          <w:lang w:val="zh_TW" w:bidi="zh_TW"/>
+        </w:rPr>
+        <w:t>，</w:t>
+      </w:r>
+      <w:hyperlink r:id="rId222">
+        <w:r>
+          <w:rPr>
+            <w:lang w:val="zh_TW" w:bidi="zh_TW"/>
+          </w:rPr>
+          <w:rPr>
+            <w:color w:val="0000EE"/>
+            <w:u w:val="single"/>
+          </w:rPr>
+          <w:t>15:7</w:t>
+        </w:r>
+      </w:hyperlink>
+      <w:r>
+        <w:rPr>
+          <w:lang w:val="zh_TW" w:bidi="zh_TW"/>
+        </w:rPr>
+        <w:t>；</w:t>
+      </w:r>
+      <w:hyperlink r:id="rId146">
+        <w:r>
+          <w:rPr>
+            <w:lang w:val="zh_TW" w:bidi="zh_TW"/>
+          </w:rPr>
+          <w:rPr>
+            <w:color w:val="0000EE"/>
+            <w:u w:val="single"/>
+          </w:rPr>
+          <w:t>羅1:16，</w:t>
+        </w:r>
+      </w:hyperlink>
+      <w:hyperlink r:id="rId133">
+        <w:r>
+          <w:rPr>
+            <w:lang w:val="zh_TW" w:bidi="zh_TW"/>
+          </w:rPr>
+          <w:rPr>
+            <w:color w:val="0000EE"/>
+            <w:u w:val="single"/>
+          </w:rPr>
+          <w:t>10:8–17</w:t>
+        </w:r>
+      </w:hyperlink>
+      <w:r>
+        <w:rPr>
+          <w:lang w:val="zh_TW" w:bidi="zh_TW"/>
+        </w:rPr>
+        <w:t>；</w:t>
+      </w:r>
+      <w:hyperlink r:id="rId223">
+        <w:r>
+          <w:rPr>
+            <w:lang w:val="zh_TW" w:bidi="zh_TW"/>
+          </w:rPr>
+          <w:rPr>
+            <w:color w:val="0000EE"/>
+            <w:u w:val="single"/>
+          </w:rPr>
+          <w:t>林前1:17–24</w:t>
+        </w:r>
+      </w:hyperlink>
+      <w:r>
+        <w:rPr>
+          <w:lang w:val="zh_TW" w:bidi="zh_TW"/>
+        </w:rPr>
+        <w:t>；</w:t>
+      </w:r>
+      <w:hyperlink r:id="rId224">
+        <w:r>
+          <w:rPr>
+            <w:lang w:val="zh_TW" w:bidi="zh_TW"/>
+          </w:rPr>
+          <w:rPr>
+            <w:color w:val="0000EE"/>
+            <w:u w:val="single"/>
+          </w:rPr>
+          <w:t>腓1:27</w:t>
+        </w:r>
+      </w:hyperlink>
+      <w:r>
+        <w:rPr>
+          <w:lang w:val="zh_TW" w:bidi="zh_TW"/>
+        </w:rPr>
+        <w:t>；</w:t>
+      </w:r>
+      <w:hyperlink r:id="rId225">
+        <w:r>
+          <w:rPr>
+            <w:lang w:val="zh_TW" w:bidi="zh_TW"/>
+          </w:rPr>
+          <w:rPr>
+            <w:color w:val="0000EE"/>
+            <w:u w:val="single"/>
+          </w:rPr>
+          <w:t>來4:2</w:t>
+        </w:r>
+      </w:hyperlink>
+      <w:r>
+        <w:rPr>
+          <w:lang w:val="zh_TW" w:bidi="zh_TW"/>
+        </w:rPr>
+        <w:t>），因為神的救恩就是通過這個方法來宣揚和傳遞的。此外，相信福音意味著悔改（</w:t>
+      </w:r>
+      <w:hyperlink r:id="rId226">
+        <w:r>
+          <w:rPr>
+            <w:lang w:val="zh_TW" w:bidi="zh_TW"/>
+          </w:rPr>
+          <w:rPr>
+            <w:color w:val="0000EE"/>
+            <w:u w:val="single"/>
+          </w:rPr>
+          <w:t>徒14:15</w:t>
+        </w:r>
+      </w:hyperlink>
+      <w:r>
+        <w:rPr>
+          <w:lang w:val="zh_TW" w:bidi="zh_TW"/>
+        </w:rPr>
+        <w:t>，</w:t>
+      </w:r>
+      <w:hyperlink r:id="rId227">
+        <w:r>
+          <w:rPr>
+            <w:lang w:val="zh_TW" w:bidi="zh_TW"/>
+          </w:rPr>
+          <w:rPr>
+            <w:color w:val="0000EE"/>
+            <w:u w:val="single"/>
+          </w:rPr>
+          <w:t>20:21、24</w:t>
+        </w:r>
+      </w:hyperlink>
+      <w:r>
+        <w:rPr>
+          <w:lang w:val="zh_TW" w:bidi="zh_TW"/>
+        </w:rPr>
+        <w:t>；</w:t>
+      </w:r>
+      <w:hyperlink r:id="rId156">
+        <w:r>
+          <w:rPr>
+            <w:lang w:val="zh_TW" w:bidi="zh_TW"/>
+          </w:rPr>
+          <w:rPr>
+            <w:color w:val="0000EE"/>
+            <w:u w:val="single"/>
+          </w:rPr>
+          <w:t>帖前1:5–10</w:t>
+        </w:r>
+      </w:hyperlink>
+      <w:r>
+        <w:rPr>
+          <w:lang w:val="zh_TW" w:bidi="zh_TW"/>
+        </w:rPr>
+        <w:t>）和順服（</w:t>
+      </w:r>
+      <w:hyperlink r:id="rId228">
+        <w:r>
+          <w:rPr>
+            <w:lang w:val="zh_TW" w:bidi="zh_TW"/>
+          </w:rPr>
+          <w:rPr>
+            <w:color w:val="0000EE"/>
+            <w:u w:val="single"/>
+          </w:rPr>
+          <w:t>羅1:5</w:t>
+        </w:r>
+      </w:hyperlink>
+      <w:r>
+        <w:rPr>
+          <w:lang w:val="zh_TW" w:bidi="zh_TW"/>
+        </w:rPr>
+        <w:t>，</w:t>
+      </w:r>
+      <w:hyperlink r:id="rId122">
+        <w:r>
+          <w:rPr>
+            <w:lang w:val="zh_TW" w:bidi="zh_TW"/>
+          </w:rPr>
+          <w:rPr>
+            <w:color w:val="0000EE"/>
+            <w:u w:val="single"/>
+          </w:rPr>
+          <w:t>15:16–18</w:t>
+        </w:r>
+      </w:hyperlink>
+      <w:r>
+        <w:rPr>
+          <w:lang w:val="zh_TW" w:bidi="zh_TW"/>
+        </w:rPr>
+        <w:t>；</w:t>
+      </w:r>
+      <w:hyperlink r:id="rId229">
+        <w:r>
+          <w:rPr>
+            <w:lang w:val="zh_TW" w:bidi="zh_TW"/>
+          </w:rPr>
+          <w:rPr>
+            <w:color w:val="0000EE"/>
+            <w:u w:val="single"/>
+          </w:rPr>
+          <w:t>來4:6</w:t>
+        </w:r>
+      </w:hyperlink>
+      <w:r>
+        <w:rPr>
+          <w:lang w:val="zh_TW" w:bidi="zh_TW"/>
+        </w:rPr>
+        <w:t>）。那些拒絕順服福音的人，是在危及自己的生命（</w:t>
+      </w:r>
+      <w:hyperlink r:id="rId230">
+        <w:r>
+          <w:rPr>
+            <w:lang w:val="zh_TW" w:bidi="zh_TW"/>
+          </w:rPr>
+          <w:rPr>
+            <w:color w:val="0000EE"/>
+            <w:u w:val="single"/>
+          </w:rPr>
+          <w:t>帖後1:5–10</w:t>
+        </w:r>
+      </w:hyperlink>
+      <w:r>
+        <w:rPr>
+          <w:lang w:val="zh_TW" w:bidi="zh_TW"/>
+        </w:rPr>
+        <w:t>；</w:t>
+      </w:r>
+      <w:hyperlink r:id="rId231">
+        <w:r>
+          <w:rPr>
+            <w:lang w:val="zh_TW" w:bidi="zh_TW"/>
+          </w:rPr>
+          <w:rPr>
+            <w:color w:val="0000EE"/>
+            <w:u w:val="single"/>
+          </w:rPr>
+          <w:t>彼前4:17</w:t>
+        </w:r>
+      </w:hyperlink>
+      <w:r>
+        <w:rPr>
+          <w:lang w:val="zh_TW" w:bidi="zh_TW"/>
+        </w:rPr>
+        <w:t>）。</w:t>
+      </w:r>
+    </w:p>
+    <w:p>
+      <w:pPr>
+        <w:pStyle w:val="ListNumber"/>
+        <w:spacing w:line="240" w:lineRule="auto"/>
+        <w:ind w:left="720"/>
+      </w:pPr>
+      <w:r>
+        <w:rPr>
+          <w:lang w:val="zh_TW" w:bidi="zh_TW"/>
+        </w:rPr>
+      </w:r>
+      <w:r>
+        <w:rPr>
+          <w:i/>
+          <w:lang w:val="zh_TW" w:bidi="zh_TW"/>
+        </w:rPr>
+        <w:t>成長。</w:t>
+      </w:r>
+      <w:r>
+        <w:rPr>
+          <w:lang w:val="zh_TW" w:bidi="zh_TW"/>
+        </w:rPr>
+        <w:t xml:space="preserve"> 福音不僅僅是一個要接受的信息，也是一個可以站立的地方（</w:t>
+      </w:r>
+      <w:hyperlink r:id="rId188">
+        <w:r>
+          <w:rPr>
+            <w:lang w:val="zh_TW" w:bidi="zh_TW"/>
+          </w:rPr>
+          <w:rPr>
+            <w:color w:val="0000EE"/>
+            <w:u w:val="single"/>
+          </w:rPr>
+          <w:t>林前15:1–2</w:t>
+        </w:r>
+      </w:hyperlink>
+      <w:r>
+        <w:rPr>
+          <w:lang w:val="zh_TW" w:bidi="zh_TW"/>
+        </w:rPr>
+        <w:t>）；它既是生命的維持者，也是生命的賜予者。基督徒的成長，不是離開福音去追求其他事物（離開福音就是背棄神和基督，</w:t>
+      </w:r>
+      <w:hyperlink r:id="rId215">
+        <w:r>
+          <w:rPr>
+            <w:lang w:val="zh_TW" w:bidi="zh_TW"/>
+          </w:rPr>
+          <w:rPr>
+            <w:color w:val="0000EE"/>
+            <w:u w:val="single"/>
+          </w:rPr>
+          <w:t>加1:6</w:t>
+        </w:r>
+      </w:hyperlink>
+      <w:r>
+        <w:rPr>
+          <w:lang w:val="zh_TW" w:bidi="zh_TW"/>
+        </w:rPr>
+        <w:t>），而是更深入進入福音。在</w:t>
+      </w:r>
+      <w:hyperlink r:id="rId232">
+        <w:r>
+          <w:rPr>
+            <w:lang w:val="zh_TW" w:bidi="zh_TW"/>
+          </w:rPr>
+          <w:rPr>
+            <w:color w:val="0000EE"/>
+            <w:u w:val="single"/>
+          </w:rPr>
+          <w:t>羅馬書一章15節</w:t>
+        </w:r>
+      </w:hyperlink>
+      <w:r>
+        <w:rPr>
+          <w:lang w:val="zh_TW" w:bidi="zh_TW"/>
+        </w:rPr>
+        <w:t>中，保羅表達了他向羅馬基督徒傳福音的渴望。在接下來的幾章中，保羅預料他將會到訪羅馬，並為此作準備，提出了他對福音最深刻的闡述之一——福音的真理永遠無法窮盡，福音的大能永遠不會枯竭。</w:t>
+      </w:r>
+    </w:p>
+    <w:p>
+      <w:pPr>
+        <w:pStyle w:val="ListNumber"/>
+        <w:spacing w:line="240" w:lineRule="auto"/>
+        <w:ind w:left="720"/>
+      </w:pPr>
+      <w:r>
+        <w:rPr>
+          <w:lang w:val="zh_TW" w:bidi="zh_TW"/>
+        </w:rPr>
+      </w:r>
+      <w:r>
+        <w:rPr>
+          <w:i/>
+          <w:lang w:val="zh_TW" w:bidi="zh_TW"/>
+        </w:rPr>
+        <w:t>盼望。</w:t>
+      </w:r>
+      <w:r>
+        <w:rPr>
+          <w:lang w:val="zh_TW" w:bidi="zh_TW"/>
+        </w:rPr>
+        <w:t>「福音的盼望」（</w:t>
+      </w:r>
+      <w:hyperlink r:id="rId233">
+        <w:r>
+          <w:rPr>
+            <w:lang w:val="zh_TW" w:bidi="zh_TW"/>
+          </w:rPr>
+          <w:rPr>
+            <w:color w:val="0000EE"/>
+            <w:u w:val="single"/>
+          </w:rPr>
+          <w:t>西1:23</w:t>
+        </w:r>
+      </w:hyperlink>
+      <w:r>
+        <w:rPr>
+          <w:lang w:val="zh_TW" w:bidi="zh_TW"/>
+        </w:rPr>
+        <w:t>）不僅包括基督的再來和天上的榮耀（</w:t>
+      </w:r>
+      <w:hyperlink r:id="rId234">
+        <w:r>
+          <w:rPr>
+            <w:lang w:val="zh_TW" w:bidi="zh_TW"/>
+          </w:rPr>
+          <w:rPr>
+            <w:color w:val="0000EE"/>
+            <w:u w:val="single"/>
+          </w:rPr>
+          <w:t>西1:5，</w:t>
+        </w:r>
+      </w:hyperlink>
+      <w:hyperlink r:id="rId155">
+        <w:r>
+          <w:rPr>
+            <w:lang w:val="zh_TW" w:bidi="zh_TW"/>
+          </w:rPr>
+          <w:rPr>
+            <w:color w:val="0000EE"/>
+            <w:u w:val="single"/>
+          </w:rPr>
+          <w:t>3:1–4</w:t>
+        </w:r>
+      </w:hyperlink>
+      <w:r>
+        <w:rPr>
+          <w:lang w:val="zh_TW" w:bidi="zh_TW"/>
+        </w:rPr>
+        <w:t>；</w:t>
+      </w:r>
+      <w:hyperlink r:id="rId235">
+        <w:r>
+          <w:rPr>
+            <w:lang w:val="zh_TW" w:bidi="zh_TW"/>
+          </w:rPr>
+          <w:rPr>
+            <w:color w:val="0000EE"/>
+            <w:u w:val="single"/>
+          </w:rPr>
+          <w:t>帖後2:14–16</w:t>
+        </w:r>
+      </w:hyperlink>
+      <w:r>
+        <w:rPr>
+          <w:lang w:val="zh_TW" w:bidi="zh_TW"/>
+        </w:rPr>
+        <w:t>），還包括最後的審判。對於那些接受福音的人來說，最後的審判並不可怕，因為審判者（基督）正是將他們從將來的忿怒中拯救出來的那位（</w:t>
+      </w:r>
+      <w:hyperlink r:id="rId236">
+        <w:r>
+          <w:rPr>
+            <w:lang w:val="zh_TW" w:bidi="zh_TW"/>
+          </w:rPr>
+          <w:rPr>
+            <w:color w:val="0000EE"/>
+            <w:u w:val="single"/>
+          </w:rPr>
+          <w:t>帖前1:10</w:t>
+        </w:r>
+      </w:hyperlink>
+      <w:r>
+        <w:rPr>
+          <w:lang w:val="zh_TW" w:bidi="zh_TW"/>
+        </w:rPr>
+        <w:t>）。那些與祂聯合的人，現在或末日都不必懼怕定罪（</w:t>
+      </w:r>
+      <w:hyperlink r:id="rId237">
+        <w:r>
+          <w:rPr>
+            <w:lang w:val="zh_TW" w:bidi="zh_TW"/>
+          </w:rPr>
+          <w:rPr>
+            <w:color w:val="0000EE"/>
+            <w:u w:val="single"/>
+          </w:rPr>
+          <w:t>羅8:1</w:t>
+        </w:r>
+      </w:hyperlink>
+      <w:r>
+        <w:rPr>
+          <w:lang w:val="zh_TW" w:bidi="zh_TW"/>
+        </w:rPr>
+        <w:t>）。相反，最後的審判標誌著，神為他們帶來最終所盼望的義（</w:t>
+      </w:r>
+      <w:hyperlink r:id="rId238">
+        <w:r>
+          <w:rPr>
+            <w:lang w:val="zh_TW" w:bidi="zh_TW"/>
+          </w:rPr>
+          <w:rPr>
+            <w:color w:val="0000EE"/>
+            <w:u w:val="single"/>
+          </w:rPr>
+          <w:t>林前4:5</w:t>
+        </w:r>
+      </w:hyperlink>
+      <w:r>
+        <w:rPr>
+          <w:lang w:val="zh_TW" w:bidi="zh_TW"/>
+        </w:rPr>
+        <w:t>；</w:t>
+      </w:r>
+      <w:hyperlink r:id="rId239">
+        <w:r>
+          <w:rPr>
+            <w:lang w:val="zh_TW" w:bidi="zh_TW"/>
+          </w:rPr>
+          <w:rPr>
+            <w:color w:val="0000EE"/>
+            <w:u w:val="single"/>
+          </w:rPr>
+          <w:t>加5:5</w:t>
+        </w:r>
+      </w:hyperlink>
+      <w:r>
+        <w:rPr>
+          <w:lang w:val="zh_TW" w:bidi="zh_TW"/>
+        </w:rPr>
+        <w:t>）。因此，最後的審判這個主題，不僅僅是好消息的結果，而是好消息的一個重要部分（</w:t>
+      </w:r>
+      <w:hyperlink r:id="rId157">
+        <w:r>
+          <w:rPr>
+            <w:lang w:val="zh_TW" w:bidi="zh_TW"/>
+          </w:rPr>
+          <w:rPr>
+            <w:color w:val="0000EE"/>
+            <w:u w:val="single"/>
+          </w:rPr>
+          <w:t>羅2:16</w:t>
+        </w:r>
+      </w:hyperlink>
+      <w:r>
+        <w:rPr>
+          <w:lang w:val="zh_TW" w:bidi="zh_TW"/>
+        </w:rPr>
+        <w:t>）。那些在接受福音後去世的人（</w:t>
+      </w:r>
+      <w:hyperlink r:id="rId240">
+        <w:r>
+          <w:rPr>
+            <w:lang w:val="zh_TW" w:bidi="zh_TW"/>
+          </w:rPr>
+          <w:rPr>
+            <w:color w:val="0000EE"/>
+            <w:u w:val="single"/>
+          </w:rPr>
+          <w:t>彼前4:6</w:t>
+        </w:r>
+      </w:hyperlink>
+      <w:r>
+        <w:rPr>
+          <w:lang w:val="zh_TW" w:bidi="zh_TW"/>
+        </w:rPr>
+        <w:t>）看似遭受與所有人相同的命運，甚至可能像那些不義之人一樣遭到定罪。然而，事實上，他們對福音的回應，保證他們會得到將臨之主的肯定（</w:t>
+      </w:r>
+      <w:hyperlink r:id="rId241">
+        <w:r>
+          <w:rPr>
+            <w:lang w:val="zh_TW" w:bidi="zh_TW"/>
+          </w:rPr>
+          <w:rPr>
+            <w:color w:val="0000EE"/>
+            <w:u w:val="single"/>
+          </w:rPr>
+          <w:t>4:5–6</w:t>
+        </w:r>
+      </w:hyperlink>
+      <w:r>
+        <w:rPr>
+          <w:lang w:val="zh_TW" w:bidi="zh_TW"/>
+        </w:rPr>
+        <w:t>，</w:t>
+      </w:r>
+      <w:hyperlink r:id="rId242">
+        <w:r>
+          <w:rPr>
+            <w:lang w:val="zh_TW" w:bidi="zh_TW"/>
+          </w:rPr>
+          <w:rPr>
+            <w:color w:val="0000EE"/>
+            <w:u w:val="single"/>
+          </w:rPr>
+          <w:t>5:4</w:t>
+        </w:r>
+      </w:hyperlink>
+      <w:r>
+        <w:rPr>
+          <w:lang w:val="zh_TW" w:bidi="zh_TW"/>
+        </w:rPr>
+        <w:t>），並且將分享那不朽壞的天上基業（</w:t>
+      </w:r>
+      <w:hyperlink r:id="rId243">
+        <w:r>
+          <w:rPr>
+            <w:lang w:val="zh_TW" w:bidi="zh_TW"/>
+          </w:rPr>
+          <w:rPr>
+            <w:color w:val="0000EE"/>
+            <w:u w:val="single"/>
+          </w:rPr>
+          <w:t>1:4</w:t>
+        </w:r>
+      </w:hyperlink>
+      <w:r>
+        <w:rPr>
+          <w:lang w:val="zh_TW" w:bidi="zh_TW"/>
+        </w:rPr>
+        <w:t>）。</w:t>
+      </w:r>
+      <w:r>
+        <w:rPr>
+          <w:lang w:val="zh_TW" w:bidi="zh_TW"/>
+        </w:rPr>
+      </w:r>
+      <w:r>
+        <w:rPr>
+          <w:lang w:val="zh_TW" w:bidi="zh_TW"/>
+        </w:rPr>
+      </w:r>
+    </w:p>
+    <w:p>
+      <w:pPr/>
+      <w:r>
+        <w:rPr>
+          <w:lang w:val="zh_TW" w:bidi="zh_TW"/>
+        </w:rPr>
+      </w:r>
+    </w:p>
+    <w:p>
+      <w:pPr>
+        <w:pStyle w:val="Heading2"/>
+      </w:pPr>
+      <w:r>
+        <w:rPr>
+          <w:lang w:val="zh_TW" w:bidi="zh_TW"/>
+        </w:rPr>
+        <w:t>復活</w:t>
+      </w:r>
+      <w:r>
+        <w:rPr>
+          <w:lang w:val="zh_TW" w:bidi="zh_TW"/>
+        </w:rPr>
+      </w:r>
+    </w:p>
+    <w:p>
+      <w:pPr/>
+      <w:r>
+        <w:rPr>
+          <w:lang w:val="zh_TW" w:bidi="zh_TW"/>
+        </w:rPr>
+      </w:r>
+      <w:r>
+        <w:rPr>
+          <w:lang w:val="zh_TW" w:bidi="zh_TW"/>
+        </w:rPr>
+        <w:t>從死裡復活，用於聖經三種不同的上下文中：（1）指死百奇蹟般重獲地上的生命，例如以利亞使男孩子復活（</w:t>
+      </w:r>
+      <w:hyperlink r:id="rId244">
+        <w:r>
+          <w:rPr>
+            <w:lang w:val="zh_TW" w:bidi="zh_TW"/>
+          </w:rPr>
+          <w:rPr>
+            <w:color w:val="0000EE"/>
+            <w:u w:val="single"/>
+          </w:rPr>
+          <w:t>王上17:8–24</w:t>
+        </w:r>
+      </w:hyperlink>
+      <w:r>
+        <w:rPr>
+          <w:lang w:val="zh_TW" w:bidi="zh_TW"/>
+        </w:rPr>
+        <w:t>），以利沙使書念婦人的兒子復活（</w:t>
+      </w:r>
+      <w:hyperlink r:id="rId245">
+        <w:r>
+          <w:rPr>
+            <w:lang w:val="zh_TW" w:bidi="zh_TW"/>
+          </w:rPr>
+          <w:rPr>
+            <w:color w:val="0000EE"/>
+            <w:u w:val="single"/>
+          </w:rPr>
+          <w:t>王下4:18–37</w:t>
+        </w:r>
+      </w:hyperlink>
+      <w:r>
+        <w:rPr>
+          <w:lang w:val="zh_TW" w:bidi="zh_TW"/>
+        </w:rPr>
+        <w:t>），耶穌使睚魯的女兒（</w:t>
+      </w:r>
+      <w:hyperlink r:id="rId246">
+        <w:r>
+          <w:rPr>
+            <w:lang w:val="zh_TW" w:bidi="zh_TW"/>
+          </w:rPr>
+          <w:rPr>
+            <w:color w:val="0000EE"/>
+            <w:u w:val="single"/>
+          </w:rPr>
+          <w:t>可5:35–43</w:t>
+        </w:r>
+      </w:hyperlink>
+      <w:r>
+        <w:rPr>
+          <w:lang w:val="zh_TW" w:bidi="zh_TW"/>
+        </w:rPr>
+        <w:t>）和拉撒路復活（</w:t>
+      </w:r>
+      <w:hyperlink r:id="rId247">
+        <w:r>
+          <w:rPr>
+            <w:lang w:val="zh_TW" w:bidi="zh_TW"/>
+          </w:rPr>
+          <w:rPr>
+            <w:color w:val="0000EE"/>
+            <w:u w:val="single"/>
+          </w:rPr>
+          <w:t>約11:17–44</w:t>
+        </w:r>
+      </w:hyperlink>
+      <w:r>
+        <w:rPr>
+          <w:lang w:val="zh_TW" w:bidi="zh_TW"/>
+        </w:rPr>
+        <w:t>），彼得使多加復活（</w:t>
+      </w:r>
+      <w:hyperlink r:id="rId248">
+        <w:r>
+          <w:rPr>
+            <w:lang w:val="zh_TW" w:bidi="zh_TW"/>
+          </w:rPr>
+          <w:rPr>
+            <w:color w:val="0000EE"/>
+            <w:u w:val="single"/>
+          </w:rPr>
+          <w:t>徒9:36–42</w:t>
+        </w:r>
+      </w:hyperlink>
+      <w:r>
+        <w:rPr>
+          <w:lang w:val="zh_TW" w:bidi="zh_TW"/>
+        </w:rPr>
+        <w:t>），以及保羅使猶推古復活（</w:t>
+      </w:r>
+      <w:hyperlink r:id="rId249">
+        <w:r>
+          <w:rPr>
+            <w:lang w:val="zh_TW" w:bidi="zh_TW"/>
+          </w:rPr>
+          <w:rPr>
+            <w:color w:val="0000EE"/>
+            <w:u w:val="single"/>
+          </w:rPr>
+          <w:t>20:9–12</w:t>
+        </w:r>
+      </w:hyperlink>
+      <w:r>
+        <w:rPr>
+          <w:lang w:val="zh_TW" w:bidi="zh_TW"/>
+        </w:rPr>
+        <w:t>）。人們這樣復活，不代表將來不會死亡。（2）最常指的是耶穌基督復活。（3）復活也指人在末日的復活，其時會接受刑罰或獎賞（</w:t>
+      </w:r>
+      <w:hyperlink r:id="rId250">
+        <w:r>
+          <w:rPr>
+            <w:lang w:val="zh_TW" w:bidi="zh_TW"/>
+          </w:rPr>
+          <w:rPr>
+            <w:color w:val="0000EE"/>
+            <w:u w:val="single"/>
+          </w:rPr>
+          <w:t>約5:29</w:t>
+        </w:r>
+      </w:hyperlink>
+      <w:r>
+        <w:rPr>
+          <w:lang w:val="zh_TW" w:bidi="zh_TW"/>
+        </w:rPr>
+        <w:t>；參</w:t>
+      </w:r>
+      <w:hyperlink r:id="rId251">
+        <w:r>
+          <w:rPr>
+            <w:lang w:val="zh_TW" w:bidi="zh_TW"/>
+          </w:rPr>
+          <w:rPr>
+            <w:color w:val="0000EE"/>
+            <w:u w:val="single"/>
+          </w:rPr>
+          <w:t>啟20:5–6）</w:t>
+        </w:r>
+      </w:hyperlink>
       <w:r>
         <w:rPr>
           <w:lang w:val="zh_TW" w:bidi="zh_TW"/>
         </w:rPr>
         <w:t>。</w:t>
       </w:r>
-      <w:r>
-        <w:rPr>
-          <w:lang w:val="zh_TW" w:bidi="zh_TW"/>
-        </w:rPr>
-      </w:r>
-      <w:r>
-        <w:rPr>
-          <w:lang w:val="zh_TW" w:bidi="zh_TW"/>
-        </w:rPr>
-      </w:r>
     </w:p>
     <w:p>
       <w:pPr/>
@@ -534,21 +7651,11 @@
           <w:lang w:val="zh_TW" w:bidi="zh_TW"/>
         </w:rPr>
       </w:r>
-    </w:p>
-    <w:p>
-      <w:pPr>
-        <w:pStyle w:val="Heading2"/>
-      </w:pPr>
-      <w:r>
-        <w:rPr>
-          <w:lang w:val="zh_TW" w:bidi="zh_TW"/>
-        </w:rPr>
-        <w:t>該隱（人物）</w:t>
-      </w:r>
-      <w:r>
-        <w:rPr>
-          <w:lang w:val="zh_TW" w:bidi="zh_TW"/>
-        </w:rPr>
+      <w:r>
+        <w:rPr>
+          <w:lang w:val="zh_TW" w:bidi="zh_TW"/>
+        </w:rPr>
+        <w:t>概述</w:t>
       </w:r>
     </w:p>
     <w:p>
@@ -562,114 +7669,185 @@
         <w:rPr>
           <w:lang w:val="zh_TW" w:bidi="zh_TW"/>
         </w:rPr>
-        <w:t>亞當</w:t>
-      </w:r>
-      <w:r>
-        <w:rPr>
-          <w:lang w:val="zh_TW" w:bidi="zh_TW"/>
-        </w:rPr>
-        <w:t>和</w:t>
-      </w:r>
-      <w:r>
-        <w:rPr>
-          <w:lang w:val="zh_TW" w:bidi="zh_TW"/>
-        </w:rPr>
-        <w:t>夏娃</w:t>
-      </w:r>
-      <w:r>
-        <w:rPr>
-          <w:lang w:val="zh_TW" w:bidi="zh_TW"/>
-        </w:rPr>
-        <w:t>的長子。他耕種土地，而他的弟弟</w:t>
-      </w:r>
-      <w:r>
-        <w:rPr>
-          <w:lang w:val="zh_TW" w:bidi="zh_TW"/>
-        </w:rPr>
-        <w:t>亞伯</w:t>
-      </w:r>
-      <w:r>
-        <w:rPr>
-          <w:lang w:val="zh_TW" w:bidi="zh_TW"/>
-        </w:rPr>
-        <w:t>則為牧羊人。人們談到可怕的暴力行為時，往往會以該隱殺害他的弟弟亞伯作為例子（</w:t>
-      </w:r>
-      <w:hyperlink r:id="rId19">
-        <w:r>
-          <w:rPr>
-            <w:lang w:val="zh_TW" w:bidi="zh_TW"/>
-          </w:rPr>
-          <w:rPr>
-            <w:color w:val="0000EE"/>
-            <w:u w:val="single"/>
-          </w:rPr>
-          <w:t>猶11</w:t>
-        </w:r>
-      </w:hyperlink>
-      <w:r>
-        <w:rPr>
-          <w:lang w:val="zh_TW" w:bidi="zh_TW"/>
-        </w:rPr>
-        <w:t>）。這兩兄弟都曾向耶和華獻上</w:t>
-      </w:r>
-      <w:r>
-        <w:rPr>
-          <w:lang w:val="zh_TW" w:bidi="zh_TW"/>
-        </w:rPr>
-        <w:t>供物</w:t>
-      </w:r>
-      <w:r>
-        <w:rPr>
-          <w:lang w:val="zh_TW" w:bidi="zh_TW"/>
-        </w:rPr>
-        <w:t>（</w:t>
-      </w:r>
-      <w:hyperlink r:id="rId20">
-        <w:r>
-          <w:rPr>
-            <w:lang w:val="zh_TW" w:bidi="zh_TW"/>
-          </w:rPr>
-          <w:rPr>
-            <w:color w:val="0000EE"/>
-            <w:u w:val="single"/>
-          </w:rPr>
-          <w:t>創4:3–4</w:t>
-        </w:r>
-      </w:hyperlink>
-      <w:r>
-        <w:rPr>
-          <w:lang w:val="zh_TW" w:bidi="zh_TW"/>
-        </w:rPr>
-        <w:t>）。根據</w:t>
-      </w:r>
-      <w:hyperlink r:id="rId21">
-        <w:r>
-          <w:rPr>
-            <w:lang w:val="zh_TW" w:bidi="zh_TW"/>
-          </w:rPr>
-          <w:rPr>
-            <w:color w:val="0000EE"/>
-            <w:u w:val="single"/>
-          </w:rPr>
-          <w:t>希伯來書十一章4節</w:t>
-        </w:r>
-      </w:hyperlink>
-      <w:r>
-        <w:rPr>
-          <w:lang w:val="zh_TW" w:bidi="zh_TW"/>
-        </w:rPr>
-        <w:t>，亞伯憑著信心獻上比該隱更合宜的供物，該隱因神不悅納他的供物而大大發怒。當神悅納亞伯的供物卻不悅納他自己的時候，該隱就殺了他的弟弟（</w:t>
-      </w:r>
-      <w:hyperlink r:id="rId22">
-        <w:r>
-          <w:rPr>
-            <w:lang w:val="zh_TW" w:bidi="zh_TW"/>
-          </w:rPr>
-          <w:rPr>
-            <w:color w:val="0000EE"/>
-            <w:u w:val="single"/>
-          </w:rPr>
-          <w:t>創4:5–8</w:t>
+        <w:t>• 舊約聖經和猶太教中的復活</w:t>
+      </w:r>
+    </w:p>
+    <w:p>
+      <w:pPr/>
+      <w:r>
+        <w:rPr>
+          <w:lang w:val="zh_TW" w:bidi="zh_TW"/>
+        </w:rPr>
+      </w:r>
+      <w:r>
+        <w:rPr>
+          <w:lang w:val="zh_TW" w:bidi="zh_TW"/>
+        </w:rPr>
+        <w:t>• 耶穌基督的復活</w:t>
+      </w:r>
+    </w:p>
+    <w:p>
+      <w:pPr/>
+      <w:r>
+        <w:rPr>
+          <w:lang w:val="zh_TW" w:bidi="zh_TW"/>
+        </w:rPr>
+      </w:r>
+      <w:r>
+        <w:rPr>
+          <w:lang w:val="zh_TW" w:bidi="zh_TW"/>
+        </w:rPr>
+        <w:t>• 復活的記載</w:t>
+      </w:r>
+    </w:p>
+    <w:p>
+      <w:pPr/>
+      <w:r>
+        <w:rPr>
+          <w:lang w:val="zh_TW" w:bidi="zh_TW"/>
+        </w:rPr>
+      </w:r>
+      <w:r>
+        <w:rPr>
+          <w:lang w:val="zh_TW" w:bidi="zh_TW"/>
+        </w:rPr>
+        <w:t>• 基督復活的意義</w:t>
+      </w:r>
+    </w:p>
+    <w:p>
+      <w:pPr/>
+      <w:r>
+        <w:rPr>
+          <w:lang w:val="zh_TW" w:bidi="zh_TW"/>
+        </w:rPr>
+      </w:r>
+      <w:r>
+        <w:rPr>
+          <w:lang w:val="zh_TW" w:bidi="zh_TW"/>
+        </w:rPr>
+        <w:t>• 廣義上的復活</w:t>
+      </w:r>
+    </w:p>
+    <w:p>
+      <w:pPr/>
+      <w:r>
+        <w:rPr>
+          <w:lang w:val="zh_TW" w:bidi="zh_TW"/>
+        </w:rPr>
+      </w:r>
+      <w:r>
+        <w:rPr>
+          <w:lang w:val="zh_TW" w:bidi="zh_TW"/>
+        </w:rPr>
+        <w:t>• 復活與諾斯底主義</w:t>
+      </w:r>
+    </w:p>
+    <w:p>
+      <w:pPr>
+        <w:pStyle w:val="Heading3"/>
+      </w:pPr>
+      <w:r>
+        <w:rPr>
+          <w:lang w:val="zh_TW" w:bidi="zh_TW"/>
+        </w:rPr>
+        <w:t>舊約聖經和猶太教中的復活</w:t>
+      </w:r>
+    </w:p>
+    <w:p>
+      <w:pPr/>
+      <w:r>
+        <w:rPr>
+          <w:lang w:val="zh_TW" w:bidi="zh_TW"/>
+        </w:rPr>
+      </w:r>
+      <w:r>
+        <w:rPr>
+          <w:lang w:val="zh_TW" w:bidi="zh_TW"/>
+        </w:rPr>
+        <w:t>在以色列中，復活得永生的概念發展得很慢。生命和死亡僅限於這個世界的物質存在。死亡意味著離開這個世界，進入稱為陰間，即陰魂所在的地方（</w:t>
+      </w:r>
+      <w:hyperlink r:id="rId252">
+        <w:r>
+          <w:rPr>
+            <w:lang w:val="zh_TW" w:bidi="zh_TW"/>
+          </w:rPr>
+          <w:rPr>
+            <w:color w:val="0000EE"/>
+            <w:u w:val="single"/>
+          </w:rPr>
+          <w:t>賽14:9</w:t>
+        </w:r>
+      </w:hyperlink>
+      <w:r>
+        <w:rPr>
+          <w:lang w:val="zh_TW" w:bidi="zh_TW"/>
+        </w:rPr>
+        <w:t>），那裡沒有盼望（</w:t>
+      </w:r>
+      <w:hyperlink r:id="rId253">
+        <w:r>
+          <w:rPr>
+            <w:lang w:val="zh_TW" w:bidi="zh_TW"/>
+          </w:rPr>
+          <w:rPr>
+            <w:color w:val="0000EE"/>
+            <w:u w:val="single"/>
+          </w:rPr>
+          <w:t>撒下12:23</w:t>
+        </w:r>
+      </w:hyperlink>
+      <w:r>
+        <w:rPr>
+          <w:lang w:val="zh_TW" w:bidi="zh_TW"/>
+        </w:rPr>
+        <w:t>；</w:t>
+      </w:r>
+      <w:hyperlink r:id="rId254">
+        <w:r>
+          <w:rPr>
+            <w:lang w:val="zh_TW" w:bidi="zh_TW"/>
+          </w:rPr>
+          <w:rPr>
+            <w:color w:val="0000EE"/>
+            <w:u w:val="single"/>
+          </w:rPr>
+          <w:t>伯7:9–10</w:t>
+        </w:r>
+      </w:hyperlink>
+      <w:r>
+        <w:rPr>
+          <w:lang w:val="zh_TW" w:bidi="zh_TW"/>
+        </w:rPr>
+        <w:t>）。陰間的悲慘之處，在於人與神的關係斷絕。在以色列的思想階段，似乎沒有任何復活的盼望（</w:t>
+      </w:r>
+      <w:hyperlink r:id="rId255">
+        <w:r>
+          <w:rPr>
+            <w:lang w:val="zh_TW" w:bidi="zh_TW"/>
+          </w:rPr>
+          <w:rPr>
+            <w:color w:val="0000EE"/>
+            <w:u w:val="single"/>
+          </w:rPr>
+          <w:t>詩6:4–5</w:t>
+        </w:r>
+      </w:hyperlink>
+      <w:r>
+        <w:rPr>
+          <w:lang w:val="zh_TW" w:bidi="zh_TW"/>
+        </w:rPr>
+        <w:t>，</w:t>
+      </w:r>
+      <w:hyperlink r:id="rId256">
+        <w:r>
+          <w:rPr>
+            <w:lang w:val="zh_TW" w:bidi="zh_TW"/>
+          </w:rPr>
+          <w:rPr>
+            <w:color w:val="0000EE"/>
+            <w:u w:val="single"/>
+          </w:rPr>
+          <w:t>88:10–12</w:t>
         </w:r>
       </w:hyperlink>
       <w:r>
@@ -690,79 +7868,43 @@
         <w:rPr>
           <w:lang w:val="zh_TW" w:bidi="zh_TW"/>
         </w:rPr>
-        <w:t>聖經在解釋該隱為何行兇時說，他是屬那惡者（</w:t>
-      </w:r>
-      <w:hyperlink r:id="rId23">
-        <w:r>
-          <w:rPr>
-            <w:lang w:val="zh_TW" w:bidi="zh_TW"/>
-          </w:rPr>
-          <w:rPr>
-            <w:color w:val="0000EE"/>
-            <w:u w:val="single"/>
-          </w:rPr>
-          <w:t>約一3:12</w:t>
-        </w:r>
-      </w:hyperlink>
-      <w:r>
-        <w:rPr>
-          <w:lang w:val="zh_TW" w:bidi="zh_TW"/>
-        </w:rPr>
-        <w:t>）。耶和華使該隱面對他的罪，對他施行審判，並宣告</w:t>
-      </w:r>
-      <w:r>
-        <w:rPr>
-          <w:lang w:val="zh_TW" w:bidi="zh_TW"/>
-        </w:rPr>
-        <w:t>咒詛</w:t>
-      </w:r>
-      <w:r>
-        <w:rPr>
-          <w:lang w:val="zh_TW" w:bidi="zh_TW"/>
-        </w:rPr>
-        <w:t>。神使該隱定居在</w:t>
-      </w:r>
-      <w:r>
-        <w:rPr>
-          <w:lang w:val="zh_TW" w:bidi="zh_TW"/>
-        </w:rPr>
-        <w:t>伊甸</w:t>
-      </w:r>
-      <w:r>
-        <w:rPr>
-          <w:lang w:val="zh_TW" w:bidi="zh_TW"/>
-        </w:rPr>
-        <w:t>東邊的</w:t>
-      </w:r>
-      <w:r>
-        <w:rPr>
-          <w:lang w:val="zh_TW" w:bidi="zh_TW"/>
-        </w:rPr>
-        <w:t>挪得</w:t>
-      </w:r>
-      <w:r>
-        <w:rPr>
-          <w:lang w:val="zh_TW" w:bidi="zh_TW"/>
-        </w:rPr>
-        <w:t>之地（</w:t>
-      </w:r>
-      <w:hyperlink r:id="rId24">
-        <w:r>
-          <w:rPr>
-            <w:lang w:val="zh_TW" w:bidi="zh_TW"/>
-          </w:rPr>
-          <w:rPr>
-            <w:color w:val="0000EE"/>
-            <w:u w:val="single"/>
-          </w:rPr>
-          <w:t>創4:9–16</w:t>
-        </w:r>
-      </w:hyperlink>
-      <w:r>
-        <w:rPr>
-          <w:lang w:val="zh_TW" w:bidi="zh_TW"/>
-        </w:rPr>
-        <w:t>）。該隱向神抱怨說這刑罰太重，超過他所能承受，又害怕有人遇見他會殺他。於是耶和華給該隱立一個記號保護他，並應許若有人殺該隱，那人要受七倍的報應。</w:t>
+        <w:t>不過，人們對個人未來感到絕望之中，以色列發展出了忠信於神的意識。雖然未來並不明朗，約伯無助地呼喊：「人若死了豈能再活呢？」（</w:t>
+      </w:r>
+      <w:hyperlink r:id="rId257">
+        <w:r>
+          <w:rPr>
+            <w:lang w:val="zh_TW" w:bidi="zh_TW"/>
+          </w:rPr>
+          <w:rPr>
+            <w:color w:val="0000EE"/>
+            <w:u w:val="single"/>
+          </w:rPr>
+          <w:t>伯14:14</w:t>
+        </w:r>
+      </w:hyperlink>
+      <w:r>
+        <w:rPr>
+          <w:lang w:val="zh_TW" w:bidi="zh_TW"/>
+        </w:rPr>
+        <w:t>）；當約伯尋求看似不可能的事時，</w:t>
+      </w:r>
+      <w:hyperlink r:id="rId258">
+        <w:r>
+          <w:rPr>
+            <w:lang w:val="zh_TW" w:bidi="zh_TW"/>
+          </w:rPr>
+          <w:rPr>
+            <w:color w:val="0000EE"/>
+            <w:u w:val="single"/>
+          </w:rPr>
+          <w:t>約伯記十九章25至26節</w:t>
+        </w:r>
+      </w:hyperlink>
+      <w:r>
+        <w:rPr>
+          <w:lang w:val="zh_TW" w:bidi="zh_TW"/>
+        </w:rPr>
+        <w:t>中的難解經文，暗示活著的救贖者（go’el）會帶來復活的事實。</w:t>
       </w:r>
     </w:p>
     <w:p>
@@ -776,60 +7918,136 @@
         <w:rPr>
           <w:lang w:val="zh_TW" w:bidi="zh_TW"/>
         </w:rPr>
-        <w:t>該隱在挪得之地建造了一座城，並以他的兒子</w:t>
-      </w:r>
-      <w:r>
-        <w:rPr>
-          <w:lang w:val="zh_TW" w:bidi="zh_TW"/>
-        </w:rPr>
-        <w:t>以諾</w:t>
-      </w:r>
-      <w:r>
-        <w:rPr>
-          <w:lang w:val="zh_TW" w:bidi="zh_TW"/>
-        </w:rPr>
-        <w:t>的名字給那城命名（</w:t>
-      </w:r>
-      <w:hyperlink r:id="rId25">
-        <w:r>
-          <w:rPr>
-            <w:lang w:val="zh_TW" w:bidi="zh_TW"/>
-          </w:rPr>
-          <w:rPr>
-            <w:color w:val="0000EE"/>
-            <w:u w:val="single"/>
-          </w:rPr>
-          <w:t>創4:17</w:t>
-        </w:r>
-      </w:hyperlink>
-      <w:r>
-        <w:rPr>
-          <w:lang w:val="zh_TW" w:bidi="zh_TW"/>
-        </w:rPr>
-        <w:t>）。該隱的後代從以諾開始不斷繁衍。在早期的世代中，他的後裔發展出不同的技能：有人住在帳棚中牧養牲畜，有人成為</w:t>
-      </w:r>
-      <w:r>
-        <w:rPr>
-          <w:lang w:val="zh_TW" w:bidi="zh_TW"/>
-        </w:rPr>
-        <w:t>作樂的人</w:t>
-      </w:r>
-      <w:r>
-        <w:rPr>
-          <w:lang w:val="zh_TW" w:bidi="zh_TW"/>
-        </w:rPr>
-        <w:t>，有人學習打造金屬器物（</w:t>
-      </w:r>
-      <w:hyperlink r:id="rId26">
-        <w:r>
-          <w:rPr>
-            <w:lang w:val="zh_TW" w:bidi="zh_TW"/>
-          </w:rPr>
-          <w:rPr>
-            <w:color w:val="0000EE"/>
-            <w:u w:val="single"/>
-          </w:rPr>
-          <w:t>18–22節</w:t>
+        <w:t>雖然有些人會認為</w:t>
+      </w:r>
+      <w:hyperlink r:id="rId259">
+        <w:r>
+          <w:rPr>
+            <w:lang w:val="zh_TW" w:bidi="zh_TW"/>
+          </w:rPr>
+          <w:rPr>
+            <w:color w:val="0000EE"/>
+            <w:u w:val="single"/>
+          </w:rPr>
+          <w:t>何西阿書六章1至3節</w:t>
+        </w:r>
+      </w:hyperlink>
+      <w:r>
+        <w:rPr>
+          <w:lang w:val="zh_TW" w:bidi="zh_TW"/>
+        </w:rPr>
+        <w:t>暗指復活，但更有可能是以色列以此為神持續關懷的應許，即使在遭受敵人打擊時也是如此。我們難以斷定，保羅看到何西阿所作第三天興起的陳述，是否指向耶穌 (</w:t>
+      </w:r>
+      <w:hyperlink r:id="rId260">
+        <w:r>
+          <w:rPr>
+            <w:lang w:val="zh_TW" w:bidi="zh_TW"/>
+          </w:rPr>
+          <w:rPr>
+            <w:color w:val="0000EE"/>
+            <w:u w:val="single"/>
+          </w:rPr>
+          <w:t>哥林多前書 15:4</w:t>
+        </w:r>
+      </w:hyperlink>
+      <w:r>
+        <w:rPr>
+          <w:lang w:val="zh_TW" w:bidi="zh_TW"/>
+        </w:rPr>
+        <w:t>)。這段經文，以及像以西結書中枯骨（第</w:t>
+      </w:r>
+      <w:hyperlink r:id="rId261">
+        <w:r>
+          <w:rPr>
+            <w:lang w:val="zh_TW" w:bidi="zh_TW"/>
+          </w:rPr>
+          <w:rPr>
+            <w:color w:val="0000EE"/>
+            <w:u w:val="single"/>
+          </w:rPr>
+          <w:t>37</w:t>
+        </w:r>
+      </w:hyperlink>
+      <w:r>
+        <w:rPr>
+          <w:lang w:val="zh_TW" w:bidi="zh_TW"/>
+        </w:rPr>
+        <w:t>章）的經文，主要集中為失敗的以色列帶來盼望。不過這些經文，可能已成為以色列不斷發展信念的一部分，他們的信念認為，人死後還有其他東西。</w:t>
+      </w:r>
+    </w:p>
+    <w:p>
+      <w:pPr/>
+      <w:r>
+        <w:rPr>
+          <w:lang w:val="zh_TW" w:bidi="zh_TW"/>
+        </w:rPr>
+      </w:r>
+      <w:r>
+        <w:rPr>
+          <w:lang w:val="zh_TW" w:bidi="zh_TW"/>
+        </w:rPr>
+        <w:t>然而，在</w:t>
+      </w:r>
+      <w:hyperlink r:id="rId262">
+        <w:r>
+          <w:rPr>
+            <w:lang w:val="zh_TW" w:bidi="zh_TW"/>
+          </w:rPr>
+          <w:rPr>
+            <w:color w:val="0000EE"/>
+            <w:u w:val="single"/>
+          </w:rPr>
+          <w:t>但以理書十二章2節</w:t>
+        </w:r>
+      </w:hyperlink>
+      <w:r>
+        <w:rPr>
+          <w:lang w:val="zh_TW" w:bidi="zh_TW"/>
+        </w:rPr>
+        <w:t>中，確實提到死人的復活。事實上，這段經文宣告了猶太人的雙重復活：一些人復活得永生，一些人永遠受羞辱；但這段經文並未暗示所有人都會復活。</w:t>
+      </w:r>
+    </w:p>
+    <w:p>
+      <w:pPr/>
+      <w:r>
+        <w:rPr>
+          <w:lang w:val="zh_TW" w:bidi="zh_TW"/>
+        </w:rPr>
+      </w:r>
+      <w:r>
+        <w:rPr>
+          <w:lang w:val="zh_TW" w:bidi="zh_TW"/>
+        </w:rPr>
+        <w:t>在兩約時期，各種觀點開始變得穩固。神學上保守的撒都該人，不願接受復活和來世的新觀念。他們繼續辯稱摩西的著作中沒有提到復活，生命僅限於這個世界的領域，未來的盼望要透過兒女來經歷（</w:t>
+      </w:r>
+      <w:hyperlink r:id="rId263">
+        <w:r>
+          <w:rPr>
+            <w:lang w:val="zh_TW" w:bidi="zh_TW"/>
+          </w:rPr>
+          <w:rPr>
+            <w:color w:val="0000EE"/>
+            <w:u w:val="single"/>
+          </w:rPr>
+          <w:t>便46:12</w:t>
+        </w:r>
+      </w:hyperlink>
+      <w:r>
+        <w:rPr>
+          <w:lang w:val="zh_TW" w:bidi="zh_TW"/>
+        </w:rPr>
+        <w:t>）。陰間是死人的居所，與神無關，是一個充滿無奈的地方。撒都該人對復活的看法，為基督徒所熟知，因為耶穌與撒都該人相遇，他們試圖用七個弟兄的妻子來陷害耶穌。耶穌否定了他們對復活、對神以及對聖經的看法（</w:t>
+      </w:r>
+      <w:hyperlink r:id="rId264">
+        <w:r>
+          <w:rPr>
+            <w:lang w:val="zh_TW" w:bidi="zh_TW"/>
+          </w:rPr>
+          <w:rPr>
+            <w:color w:val="0000EE"/>
+            <w:u w:val="single"/>
+          </w:rPr>
+          <w:t>可12:18–27</w:t>
         </w:r>
       </w:hyperlink>
       <w:r>
@@ -837,6 +8055,1391 @@
           <w:lang w:val="zh_TW" w:bidi="zh_TW"/>
         </w:rPr>
         <w:t>）。</w:t>
+      </w:r>
+    </w:p>
+    <w:p>
+      <w:pPr/>
+      <w:r>
+        <w:rPr>
+          <w:lang w:val="zh_TW" w:bidi="zh_TW"/>
+        </w:rPr>
+      </w:r>
+      <w:r>
+        <w:rPr>
+          <w:lang w:val="zh_TW" w:bidi="zh_TW"/>
+        </w:rPr>
+        <w:t>法利賽人、愛色尼派和昆蘭群體都相信復活。為人熟知的末世經文，如以斯拉二書七章和巴錄啟示錄五十至五十一章都提到復活的雙重模式。這兩段文字最晚可能可追溯到公元一世紀。在以諾一書的比喻中，公義的猶太人通常會期待復活，但惡人則不然（以諾一書1:46、51、62）。但在以諾一書的其他地方，則暗示一些惡人可能會復活，以接受審判（22、67、90節）。這些段落中，義人的復活通常與屬靈身體有關，但在</w:t>
+      </w:r>
+      <w:hyperlink r:id="rId265">
+        <w:r>
+          <w:rPr>
+            <w:lang w:val="zh_TW" w:bidi="zh_TW"/>
+          </w:rPr>
+          <w:rPr>
+            <w:color w:val="0000EE"/>
+            <w:u w:val="single"/>
+          </w:rPr>
+          <w:t>馬加比二書七章14節及後</w:t>
+        </w:r>
+      </w:hyperlink>
+      <w:r>
+        <w:rPr>
+          <w:lang w:val="zh_TW" w:bidi="zh_TW"/>
+        </w:rPr>
+        <w:t>，這種觀點似乎較不成熟，並更關乎肉身。昆蘭的苦行者期待在耶和華的偉大日子復活。</w:t>
+      </w:r>
+    </w:p>
+    <w:p>
+      <w:pPr/>
+      <w:r>
+        <w:rPr>
+          <w:lang w:val="zh_TW" w:bidi="zh_TW"/>
+        </w:rPr>
+      </w:r>
+      <w:r>
+        <w:rPr>
+          <w:lang w:val="zh_TW" w:bidi="zh_TW"/>
+        </w:rPr>
+        <w:t>在猶太教中，雖然對末世復活和審判日的觀念日益增強，但並無任何彌賽亞復活的暗示。這個想法待耶穌在歷史上出現，才開始實現。</w:t>
+      </w:r>
+    </w:p>
+    <w:p>
+      <w:pPr>
+        <w:pStyle w:val="Heading3"/>
+      </w:pPr>
+      <w:r>
+        <w:rPr>
+          <w:lang w:val="zh_TW" w:bidi="zh_TW"/>
+        </w:rPr>
+        <w:t>耶穌基督的復活</w:t>
+      </w:r>
+    </w:p>
+    <w:p>
+      <w:pPr/>
+      <w:r>
+        <w:rPr>
+          <w:lang w:val="zh_TW" w:bidi="zh_TW"/>
+        </w:rPr>
+      </w:r>
+      <w:r>
+        <w:rPr>
+          <w:lang w:val="zh_TW" w:bidi="zh_TW"/>
+        </w:rPr>
+        <w:t>基督的復活是基督教的核心。對保羅來說，復活極奇重要，以至他所傳所信，皆以基督真實復活為基礎。他認為沒有復活的基督教是空洞且無意義的（</w:t>
+      </w:r>
+      <w:hyperlink r:id="rId266">
+        <w:r>
+          <w:rPr>
+            <w:lang w:val="zh_TW" w:bidi="zh_TW"/>
+          </w:rPr>
+          <w:rPr>
+            <w:color w:val="0000EE"/>
+            <w:u w:val="single"/>
+          </w:rPr>
+          <w:t>林前15:12–19</w:t>
+        </w:r>
+      </w:hyperlink>
+      <w:r>
+        <w:rPr>
+          <w:lang w:val="zh_TW" w:bidi="zh_TW"/>
+        </w:rPr>
+        <w:t>）。的確，對他來說，復活是神的能力在耶穌身上顯明（</w:t>
+      </w:r>
+      <w:hyperlink r:id="rId267">
+        <w:r>
+          <w:rPr>
+            <w:lang w:val="zh_TW" w:bidi="zh_TW"/>
+          </w:rPr>
+          <w:rPr>
+            <w:color w:val="0000EE"/>
+            <w:u w:val="single"/>
+          </w:rPr>
+          <w:t>羅1:4</w:t>
+        </w:r>
+      </w:hyperlink>
+      <w:r>
+        <w:rPr>
+          <w:lang w:val="zh_TW" w:bidi="zh_TW"/>
+        </w:rPr>
+        <w:t>）。</w:t>
+      </w:r>
+    </w:p>
+    <w:p>
+      <w:pPr/>
+      <w:r>
+        <w:rPr>
+          <w:lang w:val="zh_TW" w:bidi="zh_TW"/>
+        </w:rPr>
+      </w:r>
+      <w:r>
+        <w:rPr>
+          <w:lang w:val="zh_TW" w:bidi="zh_TW"/>
+        </w:rPr>
+        <w:t>基督的復活也是新約其它經文的前提。人能重生並有活潑的盼望，是基於復活（</w:t>
+      </w:r>
+      <w:hyperlink r:id="rId268">
+        <w:r>
+          <w:rPr>
+            <w:lang w:val="zh_TW" w:bidi="zh_TW"/>
+          </w:rPr>
+          <w:rPr>
+            <w:color w:val="0000EE"/>
+            <w:u w:val="single"/>
+          </w:rPr>
+          <w:t>彼前1:3</w:t>
+        </w:r>
+      </w:hyperlink>
+      <w:r>
+        <w:rPr>
+          <w:lang w:val="zh_TW" w:bidi="zh_TW"/>
+        </w:rPr>
+        <w:t>）。復活是見證和與神相交的基礎，因為復活的主是人所看見、觸摸過的（</w:t>
+      </w:r>
+      <w:hyperlink r:id="rId269">
+        <w:r>
+          <w:rPr>
+            <w:lang w:val="zh_TW" w:bidi="zh_TW"/>
+          </w:rPr>
+          <w:rPr>
+            <w:color w:val="0000EE"/>
+            <w:u w:val="single"/>
+          </w:rPr>
+          <w:t>約一1:1–4</w:t>
+        </w:r>
+      </w:hyperlink>
+      <w:r>
+        <w:rPr>
+          <w:lang w:val="zh_TW" w:bidi="zh_TW"/>
+        </w:rPr>
+        <w:t>）。這是一切事奉和使徒職分的基石（</w:t>
+      </w:r>
+      <w:hyperlink r:id="rId270">
+        <w:r>
+          <w:rPr>
+            <w:lang w:val="zh_TW" w:bidi="zh_TW"/>
+          </w:rPr>
+          <w:rPr>
+            <w:color w:val="0000EE"/>
+            <w:u w:val="single"/>
+          </w:rPr>
+          <w:t>徒1:21–25</w:t>
+        </w:r>
+      </w:hyperlink>
+      <w:r>
+        <w:rPr>
+          <w:lang w:val="zh_TW" w:bidi="zh_TW"/>
+        </w:rPr>
+        <w:t>）。同樣，如果福音書沒有以基督的復活作結，它們就很難被稱為好消息。基督的復活是信徒去向的原型，所有信徒將在基督再來時經歷復活。</w:t>
+      </w:r>
+    </w:p>
+    <w:p>
+      <w:pPr>
+        <w:pStyle w:val="Heading3"/>
+      </w:pPr>
+      <w:r>
+        <w:rPr>
+          <w:lang w:val="zh_TW" w:bidi="zh_TW"/>
+        </w:rPr>
+        <w:t>復活的記載</w:t>
+      </w:r>
+    </w:p>
+    <w:p>
+      <w:pPr/>
+      <w:r>
+        <w:rPr>
+          <w:lang w:val="zh_TW" w:bidi="zh_TW"/>
+        </w:rPr>
+      </w:r>
+      <w:r>
+        <w:rPr>
+          <w:lang w:val="zh_TW" w:bidi="zh_TW"/>
+        </w:rPr>
+        <w:t>雖然耶穌基督的復活是基督教的核心，但卻是備受爭議的主題。一眾學者經常指出經文記載中的差異。墳墓前有多少婦女？墳墓前有一位天使（太；可）還是兩位天使（路；約）？婦女是來膏抹耶穌的身體（可；路）還是來看墳墓（太）？婦女因為害怕所以沒有告訴任何人（可），還是有告訴門徒（太）？耶穌向人顯現，順序是什麼？是在耶路撒冷（路；</w:t>
+      </w:r>
+      <w:hyperlink r:id="rId271">
+        <w:r>
+          <w:rPr>
+            <w:lang w:val="zh_TW" w:bidi="zh_TW"/>
+          </w:rPr>
+          <w:rPr>
+            <w:color w:val="0000EE"/>
+            <w:u w:val="single"/>
+          </w:rPr>
+          <w:t>約20</w:t>
+        </w:r>
+      </w:hyperlink>
+      <w:r>
+        <w:rPr>
+          <w:lang w:val="zh_TW" w:bidi="zh_TW"/>
+        </w:rPr>
+        <w:t>）還是在加利利（太；</w:t>
+      </w:r>
+      <w:hyperlink r:id="rId272">
+        <w:r>
+          <w:rPr>
+            <w:lang w:val="zh_TW" w:bidi="zh_TW"/>
+          </w:rPr>
+          <w:rPr>
+            <w:color w:val="0000EE"/>
+            <w:u w:val="single"/>
+          </w:rPr>
+          <w:t>約21</w:t>
+        </w:r>
+      </w:hyperlink>
+      <w:r>
+        <w:rPr>
+          <w:lang w:val="zh_TW" w:bidi="zh_TW"/>
+        </w:rPr>
+        <w:t>），或兩地都有？這些顯現的記載能否調和？耶穌的身體是怎樣？這些問題和許多其他問題，是當代學術討論的一個個分水嶺。</w:t>
+      </w:r>
+    </w:p>
+    <w:p>
+      <w:pPr/>
+      <w:r>
+        <w:rPr>
+          <w:lang w:val="zh_TW" w:bidi="zh_TW"/>
+        </w:rPr>
+      </w:r>
+      <w:r>
+        <w:rPr>
+          <w:lang w:val="zh_TW" w:bidi="zh_TW"/>
+        </w:rPr>
+        <w:t>這些問題大都不是由近期學者首先提出。二世紀的他提安（Tatian）曾編寫《四福音合參》（</w:t>
+      </w:r>
+      <w:r>
+        <w:rPr>
+          <w:i/>
+          <w:lang w:val="zh_TW" w:bidi="zh_TW"/>
+        </w:rPr>
+        <w:t>Diatessaron</w:t>
+      </w:r>
+      <w:r>
+        <w:rPr>
+          <w:lang w:val="zh_TW" w:bidi="zh_TW"/>
+        </w:rPr>
+        <w:t>），嘗試消除這些問題，希望基督徒接受他的作品，作為定論福音書的補充。雖然基督徒喜歡這種合參，但他們繼續忠實傳播福音書，因為他們相信，福音書是神的啟示，是神賜下有關其兒子的有力見證。今天許多人仍然嘗試用合參的方法，處理歷史問題的細節，但卻忽略了各本福音書見證的獨特之處。其他人則強調差異，並推測福音書如何構成，卻容易將復活的事實，埋沒在這些人為創造的細節中。這兩者都是以不同方式，嘗試同時保全信仰的核心和理性。</w:t>
+      </w:r>
+    </w:p>
+    <w:p>
+      <w:pPr>
+        <w:pStyle w:val="Heading4"/>
+      </w:pPr>
+      <w:r>
+        <w:rPr>
+          <w:lang w:val="zh_TW" w:bidi="zh_TW"/>
+        </w:rPr>
+        <w:t>空墳墓</w:t>
+      </w:r>
+    </w:p>
+    <w:p>
+      <w:pPr/>
+      <w:r>
+        <w:rPr>
+          <w:lang w:val="zh_TW" w:bidi="zh_TW"/>
+        </w:rPr>
+      </w:r>
+      <w:r>
+        <w:rPr>
+          <w:lang w:val="zh_TW" w:bidi="zh_TW"/>
+        </w:rPr>
+        <w:t>人們對於空墳墓，有許多不同解釋。有些人說是門徒偷走了屍體（</w:t>
+      </w:r>
+      <w:hyperlink r:id="rId273">
+        <w:r>
+          <w:rPr>
+            <w:lang w:val="zh_TW" w:bidi="zh_TW"/>
+          </w:rPr>
+          <w:rPr>
+            <w:color w:val="0000EE"/>
+            <w:u w:val="single"/>
+          </w:rPr>
+          <w:t>太28:13</w:t>
+        </w:r>
+      </w:hyperlink>
+      <w:r>
+        <w:rPr>
+          <w:lang w:val="zh_TW" w:bidi="zh_TW"/>
+        </w:rPr>
+        <w:t>已提出這種說法），但這樣解釋教會，就需要以欺詐為基礎。另一些人則說猶太人可能偷走了屍體，或者門徒可能認錯墳墓，但這樣一來，為敵的人很快就會拿出屍體。還有一些人說耶穌可能暫時昏厥，後來在冰冷的墳墓中醒來，但這樣的結果難以激發基督教教會的力量。這些解釋都是從理性角度出發，其前提是耶穌不可能真正的復活。</w:t>
+      </w:r>
+    </w:p>
+    <w:p>
+      <w:pPr/>
+      <w:r>
+        <w:rPr>
+          <w:lang w:val="zh_TW" w:bidi="zh_TW"/>
+        </w:rPr>
+      </w:r>
+      <w:r>
+        <w:rPr>
+          <w:lang w:val="zh_TW" w:bidi="zh_TW"/>
+        </w:rPr>
+        <w:t>雖然福音書記載的內容存在差異，作者在墳墓故事中使用了大量的共同材料，但他們自己卻避免以墳墓為復活信仰的基礎。除了</w:t>
+      </w:r>
+      <w:hyperlink r:id="rId274">
+        <w:r>
+          <w:rPr>
+            <w:lang w:val="zh_TW" w:bidi="zh_TW"/>
+          </w:rPr>
+          <w:rPr>
+            <w:color w:val="0000EE"/>
+            <w:u w:val="single"/>
+          </w:rPr>
+          <w:t>約翰福音二十章8節</w:t>
+        </w:r>
+      </w:hyperlink>
+      <w:r>
+        <w:rPr>
+          <w:lang w:val="zh_TW" w:bidi="zh_TW"/>
+        </w:rPr>
+        <w:t>之外，空墳墓都引起了驚訝和恐懼。事實上，這似乎是無稽之談（</w:t>
+      </w:r>
+      <w:hyperlink r:id="rId275">
+        <w:r>
+          <w:rPr>
+            <w:lang w:val="zh_TW" w:bidi="zh_TW"/>
+          </w:rPr>
+          <w:rPr>
+            <w:color w:val="0000EE"/>
+            <w:u w:val="single"/>
+          </w:rPr>
+          <w:t>路24:11</w:t>
+        </w:r>
+      </w:hyperlink>
+      <w:r>
+        <w:rPr>
+          <w:lang w:val="zh_TW" w:bidi="zh_TW"/>
+        </w:rPr>
+        <w:t>）。帶來信心的，不是墳墓故事，而是耶穌復活後的顯現。</w:t>
+      </w:r>
+    </w:p>
+    <w:p>
+      <w:pPr>
+        <w:pStyle w:val="Heading4"/>
+      </w:pPr>
+      <w:r>
+        <w:rPr>
+          <w:lang w:val="zh_TW" w:bidi="zh_TW"/>
+        </w:rPr>
+        <w:t>顯現</w:t>
+      </w:r>
+    </w:p>
+    <w:p>
+      <w:pPr/>
+      <w:r>
+        <w:rPr>
+          <w:lang w:val="zh_TW" w:bidi="zh_TW"/>
+        </w:rPr>
+      </w:r>
+      <w:r>
+        <w:rPr>
+          <w:lang w:val="zh_TW" w:bidi="zh_TW"/>
+        </w:rPr>
+        <w:t>與墳墓故事不同，顯現的材料幾乎沒有共通之處。然而，顯現是信仰的基礎——令人難以置信的事情發生了。像保羅這樣的仇敵，成了熱心的使徒（</w:t>
+      </w:r>
+      <w:hyperlink r:id="rId276">
+        <w:r>
+          <w:rPr>
+            <w:lang w:val="zh_TW" w:bidi="zh_TW"/>
+          </w:rPr>
+          <w:rPr>
+            <w:color w:val="0000EE"/>
+            <w:u w:val="single"/>
+          </w:rPr>
+          <w:t>徒9:1–22</w:t>
+        </w:r>
+      </w:hyperlink>
+      <w:r>
+        <w:rPr>
+          <w:lang w:val="zh_TW" w:bidi="zh_TW"/>
+        </w:rPr>
+        <w:t>；</w:t>
+      </w:r>
+      <w:hyperlink r:id="rId277">
+        <w:r>
+          <w:rPr>
+            <w:lang w:val="zh_TW" w:bidi="zh_TW"/>
+          </w:rPr>
+          <w:rPr>
+            <w:color w:val="0000EE"/>
+            <w:u w:val="single"/>
+          </w:rPr>
+          <w:t>林前15:8</w:t>
+        </w:r>
+      </w:hyperlink>
+      <w:r>
+        <w:rPr>
+          <w:lang w:val="zh_TW" w:bidi="zh_TW"/>
+        </w:rPr>
+        <w:t>）。像彼得這樣充滿懼怕漁夫捨棄漁網（</w:t>
+      </w:r>
+      <w:hyperlink r:id="rId272">
+        <w:r>
+          <w:rPr>
+            <w:lang w:val="zh_TW" w:bidi="zh_TW"/>
+          </w:rPr>
+          <w:rPr>
+            <w:color w:val="0000EE"/>
+            <w:u w:val="single"/>
+          </w:rPr>
+          <w:t>約21章</w:t>
+        </w:r>
+      </w:hyperlink>
+      <w:r>
+        <w:rPr>
+          <w:lang w:val="zh_TW" w:bidi="zh_TW"/>
+        </w:rPr>
+        <w:t>）。像多馬這樣充滿懷疑的人，說出早期基督教最偉大的認信，稱呼耶穌「我的主！我的神」（</w:t>
+      </w:r>
+      <w:hyperlink r:id="rId278">
+        <w:r>
+          <w:rPr>
+            <w:lang w:val="zh_TW" w:bidi="zh_TW"/>
+          </w:rPr>
+          <w:rPr>
+            <w:color w:val="0000EE"/>
+            <w:u w:val="single"/>
+          </w:rPr>
+          <w:t>約20:24–28</w:t>
+        </w:r>
+      </w:hyperlink>
+      <w:r>
+        <w:rPr>
+          <w:lang w:val="zh_TW" w:bidi="zh_TW"/>
+        </w:rPr>
+        <w:t>）。兩位前往以馬忤斯的疲憊旅人，重新燃起熱情，迅速返回耶路撒冷，分享他們與復活耶穌相遇的消息（</w:t>
+      </w:r>
+      <w:hyperlink r:id="rId279">
+        <w:r>
+          <w:rPr>
+            <w:lang w:val="zh_TW" w:bidi="zh_TW"/>
+          </w:rPr>
+          <w:rPr>
+            <w:color w:val="0000EE"/>
+            <w:u w:val="single"/>
+          </w:rPr>
+          <w:t>路24:13–35</w:t>
+        </w:r>
+      </w:hyperlink>
+      <w:r>
+        <w:rPr>
+          <w:lang w:val="zh_TW" w:bidi="zh_TW"/>
+        </w:rPr>
+        <w:t>）。</w:t>
+      </w:r>
+    </w:p>
+    <w:p>
+      <w:pPr/>
+      <w:r>
+        <w:rPr>
+          <w:lang w:val="zh_TW" w:bidi="zh_TW"/>
+        </w:rPr>
+      </w:r>
+      <w:r>
+        <w:rPr>
+          <w:lang w:val="zh_TW" w:bidi="zh_TW"/>
+        </w:rPr>
+        <w:t>學者討論這些顯現的性質。從保羅列舉的顯現（</w:t>
+      </w:r>
+      <w:hyperlink r:id="rId280">
+        <w:r>
+          <w:rPr>
+            <w:lang w:val="zh_TW" w:bidi="zh_TW"/>
+          </w:rPr>
+          <w:rPr>
+            <w:color w:val="0000EE"/>
+            <w:u w:val="single"/>
+          </w:rPr>
+          <w:t>林前15:5–8</w:t>
+        </w:r>
+      </w:hyperlink>
+      <w:r>
+        <w:rPr>
+          <w:lang w:val="zh_TW" w:bidi="zh_TW"/>
+        </w:rPr>
+        <w:t>）開始，有些人認為所有顯現的性質相同；因為使徒行傳記載，耶穌在大馬士革路上向保羅的顯現，似乎具有屬靈的性質（</w:t>
+      </w:r>
+      <w:hyperlink r:id="rId281">
+        <w:r>
+          <w:rPr>
+            <w:lang w:val="zh_TW" w:bidi="zh_TW"/>
+          </w:rPr>
+          <w:rPr>
+            <w:color w:val="0000EE"/>
+            <w:u w:val="single"/>
+          </w:rPr>
+          <w:t>徒9:1–9</w:t>
+        </w:r>
+      </w:hyperlink>
+      <w:r>
+        <w:rPr>
+          <w:lang w:val="zh_TW" w:bidi="zh_TW"/>
+        </w:rPr>
+        <w:t>；參</w:t>
+      </w:r>
+      <w:hyperlink r:id="rId282">
+        <w:r>
+          <w:rPr>
+            <w:lang w:val="zh_TW" w:bidi="zh_TW"/>
+          </w:rPr>
+          <w:rPr>
+            <w:color w:val="0000EE"/>
+            <w:u w:val="single"/>
+          </w:rPr>
+          <w:t>22:6–11</w:t>
+        </w:r>
+      </w:hyperlink>
+      <w:r>
+        <w:rPr>
+          <w:lang w:val="zh_TW" w:bidi="zh_TW"/>
+        </w:rPr>
+        <w:t>；</w:t>
+      </w:r>
+      <w:hyperlink r:id="rId283">
+        <w:r>
+          <w:rPr>
+            <w:lang w:val="zh_TW" w:bidi="zh_TW"/>
+          </w:rPr>
+          <w:rPr>
+            <w:color w:val="0000EE"/>
+            <w:u w:val="single"/>
+          </w:rPr>
+          <w:t>26:12–19</w:t>
+        </w:r>
+      </w:hyperlink>
+      <w:r>
+        <w:rPr>
+          <w:lang w:val="zh_TW" w:bidi="zh_TW"/>
+        </w:rPr>
+        <w:t>），因此所有顯現應該都是類似的。至於復活耶穌可以觸摸的陳述（</w:t>
+      </w:r>
+      <w:hyperlink r:id="rId284">
+        <w:r>
+          <w:rPr>
+            <w:lang w:val="zh_TW" w:bidi="zh_TW"/>
+          </w:rPr>
+          <w:rPr>
+            <w:color w:val="0000EE"/>
+            <w:u w:val="single"/>
+          </w:rPr>
+          <w:t>路24:41–43</w:t>
+        </w:r>
+      </w:hyperlink>
+      <w:r>
+        <w:rPr>
+          <w:lang w:val="zh_TW" w:bidi="zh_TW"/>
+        </w:rPr>
+        <w:t>），被認為是後期添加，附加在更早期的異象式傳統中。這種看法的前提，是身體不可能復活。</w:t>
+      </w:r>
+    </w:p>
+    <w:p>
+      <w:pPr/>
+      <w:r>
+        <w:rPr>
+          <w:lang w:val="zh_TW" w:bidi="zh_TW"/>
+        </w:rPr>
+      </w:r>
+      <w:r>
+        <w:rPr>
+          <w:lang w:val="zh_TW" w:bidi="zh_TW"/>
+        </w:rPr>
+        <w:t>另一個理論，則基於歷史上的耶穌與信仰中的基督之間的分歧。根據這一觀點，復活不應被視為歷史事實，而應被視為門徒信仰的經歷。然而，問題在於，耶穌復活的目擊見證者宣稱，這事件是歷史上確實可見的現實。</w:t>
+      </w:r>
+    </w:p>
+    <w:p>
+      <w:pPr>
+        <w:pStyle w:val="Heading3"/>
+      </w:pPr>
+      <w:r>
+        <w:rPr>
+          <w:lang w:val="zh_TW" w:bidi="zh_TW"/>
+        </w:rPr>
+        <w:t>基督復活的意義</w:t>
+      </w:r>
+    </w:p>
+    <w:p>
+      <w:pPr/>
+      <w:r>
+        <w:rPr>
+          <w:lang w:val="zh_TW" w:bidi="zh_TW"/>
+        </w:rPr>
+      </w:r>
+      <w:r>
+        <w:rPr>
+          <w:lang w:val="zh_TW" w:bidi="zh_TW"/>
+        </w:rPr>
+        <w:t>根據聖經的記載，有好幾個人從死裡復活。以利亞使寡婦的兒子復活，耶穌使另一個寡婦的兒子復活，又使拉撒路復活。然而，他們的重生（或甦醒）與基督的復活不同。他們復生之後，仍會再死；而耶穌復活後永遠活著。他們復生後仍會朽壞，耶穌復活後卻不會朽壞。他們復生後其本質沒有改變；而耶穌復活後以明顯不同的形式出現。</w:t>
+      </w:r>
+    </w:p>
+    <w:p>
+      <w:pPr/>
+      <w:r>
+        <w:rPr>
+          <w:lang w:val="zh_TW" w:bidi="zh_TW"/>
+        </w:rPr>
+      </w:r>
+      <w:r>
+        <w:rPr>
+          <w:lang w:val="zh_TW" w:bidi="zh_TW"/>
+        </w:rPr>
+        <w:t>當主復活時，三件重要的事情發生在祂身上。祂進入榮耀，改變形像，成為靈。這三件事是同時發生的。當耶穌復活時，祂進入榮耀（見</w:t>
+      </w:r>
+      <w:hyperlink r:id="rId285">
+        <w:r>
+          <w:rPr>
+            <w:lang w:val="zh_TW" w:bidi="zh_TW"/>
+          </w:rPr>
+          <w:rPr>
+            <w:color w:val="0000EE"/>
+            <w:u w:val="single"/>
+          </w:rPr>
+          <w:t>路24:26</w:t>
+        </w:r>
+      </w:hyperlink>
+      <w:r>
+        <w:rPr>
+          <w:lang w:val="zh_TW" w:bidi="zh_TW"/>
+        </w:rPr>
+        <w:t>）。同時，祂的身體變成了榮耀的形狀（</w:t>
+      </w:r>
+      <w:hyperlink r:id="rId286">
+        <w:r>
+          <w:rPr>
+            <w:lang w:val="zh_TW" w:bidi="zh_TW"/>
+          </w:rPr>
+          <w:rPr>
+            <w:color w:val="0000EE"/>
+            <w:u w:val="single"/>
+          </w:rPr>
+          <w:t>腓3:21</w:t>
+        </w:r>
+      </w:hyperlink>
+      <w:r>
+        <w:rPr>
+          <w:lang w:val="zh_TW" w:bidi="zh_TW"/>
+        </w:rPr>
+        <w:t>）。同樣——而且相當奧秘地，祂成了叫人活的靈（</w:t>
+      </w:r>
+      <w:hyperlink r:id="rId287">
+        <w:r>
+          <w:rPr>
+            <w:lang w:val="zh_TW" w:bidi="zh_TW"/>
+          </w:rPr>
+          <w:rPr>
+            <w:color w:val="0000EE"/>
+            <w:u w:val="single"/>
+          </w:rPr>
+          <w:t>林前15:45</w:t>
+        </w:r>
+      </w:hyperlink>
+      <w:r>
+        <w:rPr>
+          <w:lang w:val="zh_TW" w:bidi="zh_TW"/>
+        </w:rPr>
+        <w:t>）。</w:t>
+      </w:r>
+    </w:p>
+    <w:p>
+      <w:pPr/>
+      <w:r>
+        <w:rPr>
+          <w:lang w:val="zh_TW" w:bidi="zh_TW"/>
+        </w:rPr>
+      </w:r>
+      <w:r>
+        <w:rPr>
+          <w:lang w:val="zh_TW" w:bidi="zh_TW"/>
+        </w:rPr>
+        <w:t>在主被釘十字架和復活之前，祂宣告：「時候到了，人子要得榮耀。我實實在在告訴你們，一粒麥子不落在地裡死了，仍舊是一粒；若是死了，就結出許多子粒來」（</w:t>
+      </w:r>
+      <w:hyperlink r:id="rId288">
+        <w:r>
+          <w:rPr>
+            <w:lang w:val="zh_TW" w:bidi="zh_TW"/>
+          </w:rPr>
+          <w:rPr>
+            <w:color w:val="0000EE"/>
+            <w:u w:val="single"/>
+          </w:rPr>
+          <w:t>約12:23–24</w:t>
+        </w:r>
+      </w:hyperlink>
+      <w:r>
+        <w:rPr>
+          <w:lang w:val="zh_TW" w:bidi="zh_TW"/>
+        </w:rPr>
+        <w:t>）。這個宣告是復活的最佳圖像。保羅也使用了這個比喻，將復活的榮耀比作種子死了，被種下，然後得生。實際上，保羅在回答哥林多人關於復活的兩個問題時，使用了這個示例：(1) 死人怎樣復活？(2) 他們帶著</w:t>
+      </w:r>
+      <w:r>
+        <w:rPr>
+          <w:lang w:val="zh_TW" w:bidi="zh_TW"/>
+        </w:rPr>
+        <w:t>甚麼身體來</w:t>
+      </w:r>
+      <w:r>
+        <w:rPr>
+          <w:lang w:val="zh_TW" w:bidi="zh_TW"/>
+        </w:rPr>
+        <w:t>？（</w:t>
+      </w:r>
+      <w:hyperlink r:id="rId289">
+        <w:r>
+          <w:rPr>
+            <w:lang w:val="zh_TW" w:bidi="zh_TW"/>
+          </w:rPr>
+          <w:rPr>
+            <w:color w:val="0000EE"/>
+            <w:u w:val="single"/>
+          </w:rPr>
+          <w:t>林前15:35</w:t>
+        </w:r>
+      </w:hyperlink>
+      <w:r>
+        <w:rPr>
+          <w:lang w:val="zh_TW" w:bidi="zh_TW"/>
+        </w:rPr>
+        <w:t>）。</w:t>
+      </w:r>
+    </w:p>
+    <w:p>
+      <w:pPr/>
+      <w:r>
+        <w:rPr>
+          <w:lang w:val="zh_TW" w:bidi="zh_TW"/>
+        </w:rPr>
+      </w:r>
+      <w:r>
+        <w:rPr>
+          <w:lang w:val="zh_TW" w:bidi="zh_TW"/>
+        </w:rPr>
+        <w:t>對於第一個問題，保羅回答：「</w:t>
+      </w:r>
+      <w:r>
+        <w:rPr>
+          <w:lang w:val="zh_TW" w:bidi="zh_TW"/>
+        </w:rPr>
+        <w:t>無知的人哪，你所種的，若不死就不能生</w:t>
+      </w:r>
+      <w:r>
+        <w:rPr>
+          <w:lang w:val="zh_TW" w:bidi="zh_TW"/>
+        </w:rPr>
+        <w:t>」（</w:t>
+      </w:r>
+      <w:hyperlink r:id="rId290">
+        <w:r>
+          <w:rPr>
+            <w:lang w:val="zh_TW" w:bidi="zh_TW"/>
+          </w:rPr>
+          <w:rPr>
+            <w:color w:val="0000EE"/>
+            <w:u w:val="single"/>
+          </w:rPr>
+          <w:t>林前15:36</w:t>
+        </w:r>
+      </w:hyperlink>
+      <w:r>
+        <w:rPr>
+          <w:lang w:val="zh_TW" w:bidi="zh_TW"/>
+        </w:rPr>
+        <w:t>）。這完全符合主在</w:t>
+      </w:r>
+      <w:hyperlink r:id="rId291">
+        <w:r>
+          <w:rPr>
+            <w:lang w:val="zh_TW" w:bidi="zh_TW"/>
+          </w:rPr>
+          <w:rPr>
+            <w:color w:val="0000EE"/>
+            <w:u w:val="single"/>
+          </w:rPr>
+          <w:t>約翰福音十二章24節</w:t>
+        </w:r>
+      </w:hyperlink>
+      <w:r>
+        <w:rPr>
+          <w:lang w:val="zh_TW" w:bidi="zh_TW"/>
+        </w:rPr>
+        <w:t>的話，兩者互相解釋。麥子必須死了，才能結出子粒。保羅更詳細解釋第二個問題；聖靈啟示他發出崇高的言論來揭示這個奧秘。保羅用同樣的自然界的例子——小麥的子粒，揭示在復活中出現的身體，與所種的身體在形式上完全不同。經過有機的過程，單一顆粒轉變為小麥的莖。從本質上講，子粒和莖是一體的——後者只是前者生命的成長和顯現出來的延伸。簡而言之，莖是子粒的榮耀，或進入榮耀的子粒。這個例證顯示了耶穌復活的身體與埋葬的身體完全不同。在死亡中，祂被種在朽壞、羞辱和軟弱中；在復活中，祂以不朽、榮耀和能力出現。耶穌身為人的自然身體，成了屬靈的身體，與此同時基督成為「叫人活的靈」。</w:t>
+      </w:r>
+    </w:p>
+    <w:p>
+      <w:pPr/>
+      <w:r>
+        <w:rPr>
+          <w:lang w:val="zh_TW" w:bidi="zh_TW"/>
+        </w:rPr>
+      </w:r>
+      <w:r>
+        <w:rPr>
+          <w:lang w:val="zh_TW" w:bidi="zh_TW"/>
+        </w:rPr>
+        <w:t>有了這種新的屬靈存在，基督作為靈並藉著聖靈，可以同時內住在數百萬信徒中。在復活之前，耶穌被祂的血肉身體限制；在復活之後，耶穌可以超越限制，為所有信徒經歷。在復活之前，基督只能與祂的信徒同住；在復活之後，祂可以住在祂的信徒裡面。因為基督透過復活成為靈，祂可以被那些祂所內住的人經歷。基督的靈現在使基督對我們而言，是非常真實且可經歷的。</w:t>
+      </w:r>
+    </w:p>
+    <w:p>
+      <w:pPr/>
+      <w:r>
+        <w:rPr>
+          <w:lang w:val="zh_TW" w:bidi="zh_TW"/>
+        </w:rPr>
+      </w:r>
+      <w:r>
+        <w:rPr>
+          <w:lang w:val="zh_TW" w:bidi="zh_TW"/>
+        </w:rPr>
+        <w:t>我們閱讀福音書的最後幾章，會意識到我們的主在復活後，出現巨大的變化。進入榮耀後，耶穌進入了一個新的存在領域。某一刻祂是可見的；另一刻祂變得不可見（</w:t>
+      </w:r>
+      <w:hyperlink r:id="rId292">
+        <w:r>
+          <w:rPr>
+            <w:lang w:val="zh_TW" w:bidi="zh_TW"/>
+          </w:rPr>
+          <w:rPr>
+            <w:color w:val="0000EE"/>
+            <w:u w:val="single"/>
+          </w:rPr>
+          <w:t>路24:31</w:t>
+        </w:r>
+      </w:hyperlink>
+      <w:r>
+        <w:rPr>
+          <w:lang w:val="zh_TW" w:bidi="zh_TW"/>
+        </w:rPr>
+        <w:t>）。祂超越空間，甚至可能是時間的限制。在復活日的清晨，祂在園中向抹大拉的馬利亞顯現（</w:t>
+      </w:r>
+      <w:hyperlink r:id="rId293">
+        <w:r>
+          <w:rPr>
+            <w:lang w:val="zh_TW" w:bidi="zh_TW"/>
+          </w:rPr>
+          <w:rPr>
+            <w:color w:val="0000EE"/>
+            <w:u w:val="single"/>
+          </w:rPr>
+          <w:t>約20:11–17</w:t>
+        </w:r>
+      </w:hyperlink>
+      <w:r>
+        <w:rPr>
+          <w:lang w:val="zh_TW" w:bidi="zh_TW"/>
+        </w:rPr>
+        <w:t>），然後向其他婦女顯現（</w:t>
+      </w:r>
+      <w:hyperlink r:id="rId294">
+        <w:r>
+          <w:rPr>
+            <w:lang w:val="zh_TW" w:bidi="zh_TW"/>
+          </w:rPr>
+          <w:rPr>
+            <w:color w:val="0000EE"/>
+            <w:u w:val="single"/>
+          </w:rPr>
+          <w:t>太28:9</w:t>
+        </w:r>
+      </w:hyperlink>
+      <w:r>
+        <w:rPr>
+          <w:lang w:val="zh_TW" w:bidi="zh_TW"/>
+        </w:rPr>
+        <w:t>）。之後，祂升到祂的父那裡（</w:t>
+      </w:r>
+      <w:hyperlink r:id="rId295">
+        <w:r>
+          <w:rPr>
+            <w:lang w:val="zh_TW" w:bidi="zh_TW"/>
+          </w:rPr>
+          <w:rPr>
+            <w:color w:val="0000EE"/>
+            <w:u w:val="single"/>
+          </w:rPr>
+          <w:t>約20:17</w:t>
+        </w:r>
+      </w:hyperlink>
+      <w:r>
+        <w:rPr>
+          <w:lang w:val="zh_TW" w:bidi="zh_TW"/>
+        </w:rPr>
+        <w:t>）。隨後祂回來，向回到住處的彼得顯現（</w:t>
+      </w:r>
+      <w:hyperlink r:id="rId296">
+        <w:r>
+          <w:rPr>
+            <w:lang w:val="zh_TW" w:bidi="zh_TW"/>
+          </w:rPr>
+          <w:rPr>
+            <w:color w:val="0000EE"/>
+            <w:u w:val="single"/>
+          </w:rPr>
+          <w:t>約20:10</w:t>
+        </w:r>
+      </w:hyperlink>
+      <w:r>
+        <w:rPr>
+          <w:lang w:val="zh_TW" w:bidi="zh_TW"/>
+        </w:rPr>
+        <w:t>；</w:t>
+      </w:r>
+      <w:hyperlink r:id="rId297">
+        <w:r>
+          <w:rPr>
+            <w:lang w:val="zh_TW" w:bidi="zh_TW"/>
+          </w:rPr>
+          <w:rPr>
+            <w:color w:val="0000EE"/>
+            <w:u w:val="single"/>
+          </w:rPr>
+          <w:t>路24:34</w:t>
+        </w:r>
+      </w:hyperlink>
+      <w:r>
+        <w:rPr>
+          <w:lang w:val="zh_TW" w:bidi="zh_TW"/>
+        </w:rPr>
+        <w:t>）。同一天傍晚，祂與兩個門徒一起走了七里路（11.3公里）到以馬忤斯（</w:t>
+      </w:r>
+      <w:hyperlink r:id="rId298">
+        <w:r>
+          <w:rPr>
+            <w:lang w:val="zh_TW" w:bidi="zh_TW"/>
+          </w:rPr>
+          <w:rPr>
+            <w:color w:val="0000EE"/>
+            <w:u w:val="single"/>
+          </w:rPr>
+          <w:t>路24:13–33</w:t>
+        </w:r>
+      </w:hyperlink>
+      <w:r>
+        <w:rPr>
+          <w:lang w:val="zh_TW" w:bidi="zh_TW"/>
+        </w:rPr>
+        <w:t>），然後在耶路撒冷某處一個關著門的房間，向聚集的門徒顯現（</w:t>
+      </w:r>
+      <w:hyperlink r:id="rId299">
+        <w:r>
+          <w:rPr>
+            <w:lang w:val="zh_TW" w:bidi="zh_TW"/>
+          </w:rPr>
+          <w:rPr>
+            <w:color w:val="0000EE"/>
+            <w:u w:val="single"/>
+          </w:rPr>
+          <w:t>路24:33–48</w:t>
+        </w:r>
+      </w:hyperlink>
+      <w:r>
+        <w:rPr>
+          <w:lang w:val="zh_TW" w:bidi="zh_TW"/>
+        </w:rPr>
+        <w:t>；</w:t>
+      </w:r>
+      <w:hyperlink r:id="rId300">
+        <w:r>
+          <w:rPr>
+            <w:lang w:val="zh_TW" w:bidi="zh_TW"/>
+          </w:rPr>
+          <w:rPr>
+            <w:color w:val="0000EE"/>
+            <w:u w:val="single"/>
+          </w:rPr>
+          <w:t>約20:19–23</w:t>
+        </w:r>
+      </w:hyperlink>
+      <w:r>
+        <w:rPr>
+          <w:lang w:val="zh_TW" w:bidi="zh_TW"/>
+        </w:rPr>
+        <w:t>）。這些事件幾乎不可能按照順序、照著時間先後來追蹤。耶穌所做的，是人類無法做到的。祂怎能在同一天出現這麼多次？我們只能說復活大大改變了祂的存在領域；祂是靈，卻仍有身體——一個榮耀的身體，祂不再受時間和空間的限制。</w:t>
+      </w:r>
+    </w:p>
+    <w:p>
+      <w:pPr/>
+      <w:r>
+        <w:rPr>
+          <w:lang w:val="zh_TW" w:bidi="zh_TW"/>
+        </w:rPr>
+      </w:r>
+      <w:r>
+        <w:rPr>
+          <w:lang w:val="zh_TW" w:bidi="zh_TW"/>
+        </w:rPr>
+        <w:t>復活後，耶穌有了不同的形像（見</w:t>
+      </w:r>
+      <w:hyperlink r:id="rId301">
+        <w:r>
+          <w:rPr>
+            <w:lang w:val="zh_TW" w:bidi="zh_TW"/>
+          </w:rPr>
+          <w:rPr>
+            <w:color w:val="0000EE"/>
+            <w:u w:val="single"/>
+          </w:rPr>
+          <w:t>可16:12</w:t>
+        </w:r>
+      </w:hyperlink>
+      <w:r>
+        <w:rPr>
+          <w:lang w:val="zh_TW" w:bidi="zh_TW"/>
+        </w:rPr>
+        <w:t>）。但他還是同一個人；在加利利行走，又在加略山被釘十字架的，是同一位復活的耶穌。祂本人沒有改變，也永遠不會改變；這是永恆不變的，但祂的形像確實改變了；祂現在是叫人活的靈。這樣，基督就能內住於所有的信徒裡面。</w:t>
+      </w:r>
+    </w:p>
+    <w:p>
+      <w:pPr/>
+      <w:r>
+        <w:rPr>
+          <w:lang w:val="zh_TW" w:bidi="zh_TW"/>
+        </w:rPr>
+      </w:r>
+      <w:r>
+        <w:rPr>
+          <w:lang w:val="zh_TW" w:bidi="zh_TW"/>
+        </w:rPr>
+        <w:t>復活和重生在聖經中關係密切，就像釘十字架和救贖，是不可分割的整體。沒有基督釘十字架，就不可能有救贖，同樣，沒有基督的復活，就不可能有重生。聖經明確指出，我們是藉著基督的復活而重生的（</w:t>
+      </w:r>
+      <w:hyperlink r:id="rId268">
+        <w:r>
+          <w:rPr>
+            <w:lang w:val="zh_TW" w:bidi="zh_TW"/>
+          </w:rPr>
+          <w:rPr>
+            <w:color w:val="0000EE"/>
+            <w:u w:val="single"/>
+          </w:rPr>
+          <w:t>彼前1:3</w:t>
+        </w:r>
+      </w:hyperlink>
+      <w:r>
+        <w:rPr>
+          <w:lang w:val="zh_TW" w:bidi="zh_TW"/>
+        </w:rPr>
+        <w:t>）。</w:t>
+      </w:r>
+    </w:p>
+    <w:p>
+      <w:pPr/>
+      <w:r>
+        <w:rPr>
+          <w:lang w:val="zh_TW" w:bidi="zh_TW"/>
+        </w:rPr>
+      </w:r>
+      <w:r>
+        <w:rPr>
+          <w:lang w:val="zh_TW" w:bidi="zh_TW"/>
+        </w:rPr>
+        <w:t>基督從死裡復活之後，稱門徒為祂的弟兄（</w:t>
+      </w:r>
+      <w:hyperlink r:id="rId302">
+        <w:r>
+          <w:rPr>
+            <w:lang w:val="zh_TW" w:bidi="zh_TW"/>
+          </w:rPr>
+          <w:rPr>
+            <w:color w:val="0000EE"/>
+            <w:u w:val="single"/>
+          </w:rPr>
+          <w:t>太28:10</w:t>
+        </w:r>
+      </w:hyperlink>
+      <w:r>
+        <w:rPr>
+          <w:lang w:val="zh_TW" w:bidi="zh_TW"/>
+        </w:rPr>
+        <w:t>；</w:t>
+      </w:r>
+      <w:hyperlink r:id="rId303">
+        <w:r>
+          <w:rPr>
+            <w:lang w:val="zh_TW" w:bidi="zh_TW"/>
+          </w:rPr>
+          <w:rPr>
+            <w:color w:val="0000EE"/>
+            <w:u w:val="single"/>
+          </w:rPr>
+          <w:t>約20:19</w:t>
+        </w:r>
+      </w:hyperlink>
+      <w:r>
+        <w:rPr>
+          <w:lang w:val="zh_TW" w:bidi="zh_TW"/>
+        </w:rPr>
+        <w:t>），並宣告祂的神現在也是他們的神，祂的父也是他們的父。復活後，門徒成為耶穌的弟兄，擁有相同的屬神生命和相同的父。耶穌基督首先從死裡復活（</w:t>
+      </w:r>
+      <w:hyperlink r:id="rId304">
+        <w:r>
+          <w:rPr>
+            <w:lang w:val="zh_TW" w:bidi="zh_TW"/>
+          </w:rPr>
+          <w:rPr>
+            <w:color w:val="0000EE"/>
+            <w:u w:val="single"/>
+          </w:rPr>
+          <w:t>西1:18</w:t>
+        </w:r>
+      </w:hyperlink>
+      <w:r>
+        <w:rPr>
+          <w:lang w:val="zh_TW" w:bidi="zh_TW"/>
+        </w:rPr>
+        <w:t>；</w:t>
+      </w:r>
+      <w:hyperlink r:id="rId305">
+        <w:r>
+          <w:rPr>
+            <w:lang w:val="zh_TW" w:bidi="zh_TW"/>
+          </w:rPr>
+          <w:rPr>
+            <w:color w:val="0000EE"/>
+            <w:u w:val="single"/>
+          </w:rPr>
+          <w:t>啟1:18</w:t>
+        </w:r>
+      </w:hyperlink>
+      <w:r>
+        <w:rPr>
+          <w:lang w:val="zh_TW" w:bidi="zh_TW"/>
+        </w:rPr>
+        <w:t>），成為許多弟兄中的長子（</w:t>
+      </w:r>
+      <w:hyperlink r:id="rId306">
+        <w:r>
+          <w:rPr>
+            <w:lang w:val="zh_TW" w:bidi="zh_TW"/>
+          </w:rPr>
+          <w:rPr>
+            <w:color w:val="0000EE"/>
+            <w:u w:val="single"/>
+          </w:rPr>
+          <w:t>羅8:29</w:t>
+        </w:r>
+      </w:hyperlink>
+      <w:r>
+        <w:rPr>
+          <w:lang w:val="zh_TW" w:bidi="zh_TW"/>
+        </w:rPr>
+        <w:t>）。</w:t>
+      </w:r>
+    </w:p>
+    <w:p>
+      <w:pPr>
+        <w:pStyle w:val="Heading3"/>
+      </w:pPr>
+      <w:r>
+        <w:rPr>
+          <w:lang w:val="zh_TW" w:bidi="zh_TW"/>
+        </w:rPr>
+        <w:t>廣義的復活</w:t>
+      </w:r>
+    </w:p>
+    <w:p>
+      <w:pPr/>
+      <w:r>
+        <w:rPr>
+          <w:lang w:val="zh_TW" w:bidi="zh_TW"/>
+        </w:rPr>
+      </w:r>
+      <w:r>
+        <w:rPr>
+          <w:lang w:val="zh_TW" w:bidi="zh_TW"/>
+        </w:rPr>
+        <w:t>保羅期待主的日子，在基督裡死去的人將被復活，而那些仍然活著的人，將與死去的人一起，在最終的勝利中相遇（</w:t>
+      </w:r>
+      <w:hyperlink r:id="rId307">
+        <w:r>
+          <w:rPr>
+            <w:lang w:val="zh_TW" w:bidi="zh_TW"/>
+          </w:rPr>
+          <w:rPr>
+            <w:color w:val="0000EE"/>
+            <w:u w:val="single"/>
+          </w:rPr>
+          <w:t>帖前4:15–18</w:t>
+        </w:r>
+      </w:hyperlink>
+      <w:r>
+        <w:rPr>
+          <w:lang w:val="zh_TW" w:bidi="zh_TW"/>
+        </w:rPr>
+        <w:t>）。毫無疑問，他認為這次復活是榮耀的盼望，涉及某種個人化的身體，並且這個身體不是屬血氣，而是屬靈的（</w:t>
+      </w:r>
+      <w:hyperlink r:id="rId308">
+        <w:r>
+          <w:rPr>
+            <w:lang w:val="zh_TW" w:bidi="zh_TW"/>
+          </w:rPr>
+          <w:rPr>
+            <w:color w:val="0000EE"/>
+            <w:u w:val="single"/>
+          </w:rPr>
+          <w:t>林前15:35–44</w:t>
+        </w:r>
+      </w:hyperlink>
+      <w:r>
+        <w:rPr>
+          <w:lang w:val="zh_TW" w:bidi="zh_TW"/>
+        </w:rPr>
+        <w:t>）。保羅並沒有像約翰福音的經文（比如，</w:t>
+      </w:r>
+      <w:hyperlink r:id="rId250">
+        <w:r>
+          <w:rPr>
+            <w:lang w:val="zh_TW" w:bidi="zh_TW"/>
+          </w:rPr>
+          <w:rPr>
+            <w:color w:val="0000EE"/>
+            <w:u w:val="single"/>
+          </w:rPr>
+          <w:t>約5:29</w:t>
+        </w:r>
+      </w:hyperlink>
+      <w:r>
+        <w:rPr>
+          <w:lang w:val="zh_TW" w:bidi="zh_TW"/>
+        </w:rPr>
+        <w:t>）那樣談論到兩次復活，而只是談到復活的生命。也許約翰的啟示錄帶來最佳線索，去理解新約思想，因為它提到首次復活的有福了（</w:t>
+      </w:r>
+      <w:hyperlink r:id="rId251">
+        <w:r>
+          <w:rPr>
+            <w:lang w:val="zh_TW" w:bidi="zh_TW"/>
+          </w:rPr>
+          <w:rPr>
+            <w:color w:val="0000EE"/>
+            <w:u w:val="single"/>
+          </w:rPr>
+          <w:t>啟20:5–6</w:t>
+        </w:r>
+      </w:hyperlink>
+      <w:r>
+        <w:rPr>
+          <w:lang w:val="zh_TW" w:bidi="zh_TW"/>
+        </w:rPr>
+        <w:t>）。雖然在啟示錄中，「復活」一詞並未與審判聯繫，但在審判台前出現和火湖中第二次死的判決表明，復活受審判的性質，與復活得生命的性質，可說絕不相同。</w:t>
+      </w:r>
+    </w:p>
+    <w:p>
+      <w:pPr>
+        <w:pStyle w:val="Heading3"/>
+      </w:pPr>
+      <w:r>
+        <w:rPr>
+          <w:lang w:val="zh_TW" w:bidi="zh_TW"/>
+        </w:rPr>
+        <w:t>復活與諾斯底主義</w:t>
+      </w:r>
+    </w:p>
+    <w:p>
+      <w:pPr/>
+      <w:r>
+        <w:rPr>
+          <w:lang w:val="zh_TW" w:bidi="zh_TW"/>
+        </w:rPr>
+      </w:r>
+      <w:r>
+        <w:rPr>
+          <w:lang w:val="zh_TW" w:bidi="zh_TW"/>
+        </w:rPr>
+        <w:t>諾斯底末世論受希臘人永生觀念的影響，涉及信徒在屬靈的上升，拋棄肉體的外殼，進入</w:t>
+      </w:r>
+      <w:r>
+        <w:rPr>
+          <w:lang w:val="zh_TW" w:bidi="zh_TW"/>
+        </w:rPr>
+        <w:t>普累若麻（Pleroma，希臘文原文即「豐盛」的意思）</w:t>
+      </w:r>
+      <w:r>
+        <w:rPr>
+          <w:lang w:val="zh_TW" w:bidi="zh_TW"/>
+        </w:rPr>
+        <w:t>，或諾斯底的天堂。由於諾斯底派用詞的方式，腓力福音能有助我們理解諾斯底扭曲思想。其中說道：「那些說主先死了，然後復活的人是錯誤的；因為他先復活，然後才死了。如果有人沒有先復活，難道他不會死嗎？」（腓力福音56:15–19）。復活的概念失去了末世向度，被「去末世化」（de-eschatologized）了，不是以真正未來的復活盼望來定義，而是以在這個世界中實現的屬靈覺醒來定義。腓力福音也有助我們理解，為什麼</w:t>
+      </w:r>
+      <w:hyperlink r:id="rId309">
+        <w:r>
+          <w:rPr>
+            <w:lang w:val="zh_TW" w:bidi="zh_TW"/>
+          </w:rPr>
+          <w:rPr>
+            <w:color w:val="0000EE"/>
+            <w:u w:val="single"/>
+          </w:rPr>
+          <w:t>提摩太後書二章17至19節</w:t>
+        </w:r>
+      </w:hyperlink>
+      <w:r>
+        <w:rPr>
+          <w:lang w:val="zh_TW" w:bidi="zh_TW"/>
+        </w:rPr>
+        <w:t>，對許米乃和腓理徒的批評如此嚴厲，因為他們認為復活已經過去。顯然，在諾斯底主義出現已經實現的末世論時，保羅的群體和教會將之拒絕了。教會在當今時代，也應繼續拒絕這種說法。</w:t>
+      </w:r>
+    </w:p>
+    <w:p>
+      <w:pPr/>
+      <w:r>
+        <w:rPr>
+          <w:lang w:val="zh_TW" w:bidi="zh_TW"/>
+        </w:rPr>
+      </w:r>
+      <w:r>
+        <w:rPr>
+          <w:i/>
+          <w:lang w:val="zh_TW" w:bidi="zh_TW"/>
+        </w:rPr>
+        <w:t>另見</w:t>
+      </w:r>
+      <w:r>
+        <w:rPr>
+          <w:lang w:val="zh_TW" w:bidi="zh_TW"/>
+        </w:rPr>
+        <w:t xml:space="preserve"> </w:t>
+      </w:r>
+      <w:r>
+        <w:rPr>
+          <w:lang w:val="zh_TW" w:bidi="zh_TW"/>
+        </w:rPr>
+        <w:t>死者之地</w:t>
+      </w:r>
+      <w:r>
+        <w:rPr>
+          <w:lang w:val="zh_TW" w:bidi="zh_TW"/>
+        </w:rPr>
+        <w:t>；</w:t>
+      </w:r>
+      <w:r>
+        <w:rPr>
+          <w:lang w:val="zh_TW" w:bidi="zh_TW"/>
+        </w:rPr>
+        <w:t>末世論</w:t>
+      </w:r>
+      <w:r>
+        <w:rPr>
+          <w:lang w:val="zh_TW" w:bidi="zh_TW"/>
+        </w:rPr>
+        <w:t>；</w:t>
+      </w:r>
+      <w:r>
+        <w:rPr>
+          <w:lang w:val="zh_TW" w:bidi="zh_TW"/>
+        </w:rPr>
+        <w:t>基督的再來</w:t>
+      </w:r>
+      <w:r>
+        <w:rPr>
+          <w:lang w:val="zh_TW" w:bidi="zh_TW"/>
+        </w:rPr>
+        <w:t>；</w:t>
+      </w:r>
+      <w:r>
+        <w:rPr>
+          <w:lang w:val="zh_TW" w:bidi="zh_TW"/>
+        </w:rPr>
+        <w:t>靈</w:t>
+      </w:r>
+      <w:r>
+        <w:rPr>
+          <w:lang w:val="zh_TW" w:bidi="zh_TW"/>
+        </w:rPr>
+        <w:t>。</w:t>
       </w:r>
       <w:r>
         <w:rPr>
@@ -2745,6 +11348,30 @@
       <w:startOverride w:val="1"/>
     </w:lvlOverride>
   </w:num>
+  <w:num w:numId="15">
+    <w:abstractNumId w:val="3"/>
+    <w:lvlOverride w:ilvl="0">
+      <w:startOverride w:val="1"/>
+    </w:lvlOverride>
+  </w:num>
+  <w:num w:numId="16">
+    <w:abstractNumId w:val="3"/>
+    <w:lvlOverride w:ilvl="0">
+      <w:startOverride w:val="1"/>
+    </w:lvlOverride>
+  </w:num>
+  <w:num w:numId="17">
+    <w:abstractNumId w:val="3"/>
+    <w:lvlOverride w:ilvl="0">
+      <w:startOverride w:val="1"/>
+    </w:lvlOverride>
+  </w:num>
+  <w:num w:numId="18">
+    <w:abstractNumId w:val="3"/>
+    <w:lvlOverride w:ilvl="0">
+      <w:startOverride w:val="1"/>
+    </w:lvlOverride>
+  </w:num>
   <w:numIdMacAtCleanup w:val="10"/>
 </w:numbering>
 </file>

--- a/zht/docx/046.content.docx
+++ b/zht/docx/046.content.docx
@@ -241,18 +241,12 @@
         </w:rPr>
         <w:t>弗（Put）在某些譯本中的拼寫形式，是指含的第三個兒子，可見於</w:t>
       </w:r>
-      <w:hyperlink r:id="rId13">
-        <w:r>
-          <w:rPr>
-            <w:lang w:val="zh_TW" w:bidi="zh_TW"/>
-          </w:rPr>
-          <w:rPr>
-            <w:color w:val="0000EE"/>
-            <w:u w:val="single"/>
-          </w:rPr>
-          <w:t>創世記十章6節</w:t>
-        </w:r>
-      </w:hyperlink>
+      <w:r>
+        <w:rPr>
+          <w:lang w:val="zh_TW" w:bidi="zh_TW"/>
+        </w:rPr>
+        <w:t>創世記十章6節</w:t>
+      </w:r>
       <w:r>
         <w:rPr>
           <w:lang w:val="zh_TW" w:bidi="zh_TW"/>
@@ -296,18 +290,12 @@
         </w:rPr>
         <w:t>弗（Put）在某些譯本中的拼寫形式，是指靠近埃及、位於地中海沿岸的一個地區，可見於</w:t>
       </w:r>
-      <w:hyperlink r:id="rId14">
-        <w:r>
-          <w:rPr>
-            <w:lang w:val="zh_TW" w:bidi="zh_TW"/>
-          </w:rPr>
-          <w:rPr>
-            <w:color w:val="0000EE"/>
-            <w:u w:val="single"/>
-          </w:rPr>
-          <w:t>以西結書二十七章10節</w:t>
-        </w:r>
-      </w:hyperlink>
+      <w:r>
+        <w:rPr>
+          <w:lang w:val="zh_TW" w:bidi="zh_TW"/>
+        </w:rPr>
+        <w:t>以西結書二十七章10節</w:t>
+      </w:r>
       <w:r>
         <w:rPr>
           <w:lang w:val="zh_TW" w:bidi="zh_TW"/>
@@ -572,54 +560,36 @@
         </w:rPr>
         <w:t>（</w:t>
       </w:r>
-      <w:hyperlink r:id="rId15">
-        <w:r>
-          <w:rPr>
-            <w:lang w:val="zh_TW" w:bidi="zh_TW"/>
-          </w:rPr>
-          <w:rPr>
-            <w:color w:val="0000EE"/>
-            <w:u w:val="single"/>
-          </w:rPr>
-          <w:t>王上11:40</w:t>
-        </w:r>
-      </w:hyperlink>
+      <w:r>
+        <w:rPr>
+          <w:lang w:val="zh_TW" w:bidi="zh_TW"/>
+        </w:rPr>
+        <w:t>王上11:40</w:t>
+      </w:r>
       <w:r>
         <w:rPr>
           <w:lang w:val="zh_TW" w:bidi="zh_TW"/>
         </w:rPr>
         <w:t>，</w:t>
       </w:r>
-      <w:hyperlink r:id="rId16">
-        <w:r>
-          <w:rPr>
-            <w:lang w:val="zh_TW" w:bidi="zh_TW"/>
-          </w:rPr>
-          <w:rPr>
-            <w:color w:val="0000EE"/>
-            <w:u w:val="single"/>
-          </w:rPr>
-          <w:t>14:25</w:t>
-        </w:r>
-      </w:hyperlink>
+      <w:r>
+        <w:rPr>
+          <w:lang w:val="zh_TW" w:bidi="zh_TW"/>
+        </w:rPr>
+        <w:t>14:25</w:t>
+      </w:r>
       <w:r>
         <w:rPr>
           <w:lang w:val="zh_TW" w:bidi="zh_TW"/>
         </w:rPr>
         <w:t>；</w:t>
       </w:r>
-      <w:hyperlink r:id="rId17">
-        <w:r>
-          <w:rPr>
-            <w:lang w:val="zh_TW" w:bidi="zh_TW"/>
-          </w:rPr>
-          <w:rPr>
-            <w:color w:val="0000EE"/>
-            <w:u w:val="single"/>
-          </w:rPr>
-          <w:t>代下12:2–9</w:t>
-        </w:r>
-      </w:hyperlink>
+      <w:r>
+        <w:rPr>
+          <w:lang w:val="zh_TW" w:bidi="zh_TW"/>
+        </w:rPr>
+        <w:t>代下12:2–9</w:t>
+      </w:r>
       <w:r>
         <w:rPr>
           <w:lang w:val="zh_TW" w:bidi="zh_TW"/>
@@ -651,18 +621,12 @@
         </w:rPr>
         <w:t>聖經首次提到弗是在列國表（table of nations）中（</w:t>
       </w:r>
-      <w:hyperlink r:id="rId18">
-        <w:r>
-          <w:rPr>
-            <w:lang w:val="zh_TW" w:bidi="zh_TW"/>
-          </w:rPr>
-          <w:rPr>
-            <w:color w:val="0000EE"/>
-            <w:u w:val="single"/>
-          </w:rPr>
-          <w:t>創10章</w:t>
-        </w:r>
-      </w:hyperlink>
+      <w:r>
+        <w:rPr>
+          <w:lang w:val="zh_TW" w:bidi="zh_TW"/>
+        </w:rPr>
+        <w:t>創10章</w:t>
+      </w:r>
       <w:r>
         <w:rPr>
           <w:lang w:val="zh_TW" w:bidi="zh_TW"/>
@@ -681,36 +645,24 @@
         </w:rPr>
         <w:t>亞）、埃及和迦南並列（</w:t>
       </w:r>
-      <w:hyperlink r:id="rId13">
-        <w:r>
-          <w:rPr>
-            <w:lang w:val="zh_TW" w:bidi="zh_TW"/>
-          </w:rPr>
-          <w:rPr>
-            <w:color w:val="0000EE"/>
-            <w:u w:val="single"/>
-          </w:rPr>
-          <w:t>創10:6</w:t>
-        </w:r>
-      </w:hyperlink>
+      <w:r>
+        <w:rPr>
+          <w:lang w:val="zh_TW" w:bidi="zh_TW"/>
+        </w:rPr>
+        <w:t>創10:6</w:t>
+      </w:r>
       <w:r>
         <w:rPr>
           <w:lang w:val="zh_TW" w:bidi="zh_TW"/>
         </w:rPr>
         <w:t>；參</w:t>
       </w:r>
-      <w:hyperlink r:id="rId19">
-        <w:r>
-          <w:rPr>
-            <w:lang w:val="zh_TW" w:bidi="zh_TW"/>
-          </w:rPr>
-          <w:rPr>
-            <w:color w:val="0000EE"/>
-            <w:u w:val="single"/>
-          </w:rPr>
-          <w:t>代上1:8</w:t>
-        </w:r>
-      </w:hyperlink>
+      <w:r>
+        <w:rPr>
+          <w:lang w:val="zh_TW" w:bidi="zh_TW"/>
+        </w:rPr>
+        <w:t>代上1:8</w:t>
+      </w:r>
       <w:r>
         <w:rPr>
           <w:lang w:val="zh_TW" w:bidi="zh_TW"/>
@@ -731,72 +683,48 @@
         </w:rPr>
         <w:t>耶利米先知形容弗和古實（即古代的埃塞俄比亞）的士兵是埃及軍中的精銳戰士，於迦基米設（Carchemish）戰役中手持盾牌（</w:t>
       </w:r>
-      <w:hyperlink r:id="rId20">
-        <w:r>
-          <w:rPr>
-            <w:lang w:val="zh_TW" w:bidi="zh_TW"/>
-          </w:rPr>
-          <w:rPr>
-            <w:color w:val="0000EE"/>
-            <w:u w:val="single"/>
-          </w:rPr>
-          <w:t>耶46:9</w:t>
-        </w:r>
-      </w:hyperlink>
+      <w:r>
+        <w:rPr>
+          <w:lang w:val="zh_TW" w:bidi="zh_TW"/>
+        </w:rPr>
+        <w:t>耶46:9</w:t>
+      </w:r>
       <w:r>
         <w:rPr>
           <w:lang w:val="zh_TW" w:bidi="zh_TW"/>
         </w:rPr>
         <w:t>）。先知以西結告訴我們，弗的士兵也在泰爾城的軍隊中服役，與來自波斯和路德的戰士一起（</w:t>
       </w:r>
-      <w:hyperlink r:id="rId14">
-        <w:r>
-          <w:rPr>
-            <w:lang w:val="zh_TW" w:bidi="zh_TW"/>
-          </w:rPr>
-          <w:rPr>
-            <w:color w:val="0000EE"/>
-            <w:u w:val="single"/>
-          </w:rPr>
-          <w:t>結27:10</w:t>
-        </w:r>
-      </w:hyperlink>
+      <w:r>
+        <w:rPr>
+          <w:lang w:val="zh_TW" w:bidi="zh_TW"/>
+        </w:rPr>
+        <w:t>結27:10</w:t>
+      </w:r>
       <w:r>
         <w:rPr>
           <w:lang w:val="zh_TW" w:bidi="zh_TW"/>
         </w:rPr>
         <w:t>）。在另一個記載中，先知那鴻提到弗和利比亞人是埃及底比斯（Thebes）的盟友，但他們無法阻止亞述軍隊的征服（</w:t>
       </w:r>
-      <w:hyperlink r:id="rId21">
-        <w:r>
-          <w:rPr>
-            <w:lang w:val="zh_TW" w:bidi="zh_TW"/>
-          </w:rPr>
-          <w:rPr>
-            <w:color w:val="0000EE"/>
-            <w:u w:val="single"/>
-          </w:rPr>
-          <w:t>鴻3:9</w:t>
-        </w:r>
-      </w:hyperlink>
+      <w:r>
+        <w:rPr>
+          <w:lang w:val="zh_TW" w:bidi="zh_TW"/>
+        </w:rPr>
+        <w:t>鴻3:9</w:t>
+      </w:r>
       <w:r>
         <w:rPr>
           <w:lang w:val="zh_TW" w:bidi="zh_TW"/>
         </w:rPr>
         <w:t>）。但以理預言，一位將來的強權統治者會控制利比亞、埃及、古實等地（</w:t>
       </w:r>
-      <w:hyperlink r:id="rId22">
-        <w:r>
-          <w:rPr>
-            <w:lang w:val="zh_TW" w:bidi="zh_TW"/>
-          </w:rPr>
-          <w:rPr>
-            <w:color w:val="0000EE"/>
-            <w:u w:val="single"/>
-          </w:rPr>
-          <w:t>但11:43</w:t>
-        </w:r>
-      </w:hyperlink>
+      <w:r>
+        <w:rPr>
+          <w:lang w:val="zh_TW" w:bidi="zh_TW"/>
+        </w:rPr>
+        <w:t>但11:43</w:t>
+      </w:r>
       <w:r>
         <w:rPr>
           <w:lang w:val="zh_TW" w:bidi="zh_TW"/>
@@ -817,18 +745,12 @@
         </w:rPr>
         <w:t>以賽亞書在希伯來文本中提到一個名為「普勒（Pul）」的地方，但希臘文譯本的舊約聖經則使用「弗（Put）」（</w:t>
       </w:r>
-      <w:hyperlink r:id="rId23">
-        <w:r>
-          <w:rPr>
-            <w:lang w:val="zh_TW" w:bidi="zh_TW"/>
-          </w:rPr>
-          <w:rPr>
-            <w:color w:val="0000EE"/>
-            <w:u w:val="single"/>
-          </w:rPr>
-          <w:t>賽66:19</w:t>
-        </w:r>
-      </w:hyperlink>
+      <w:r>
+        <w:rPr>
+          <w:lang w:val="zh_TW" w:bidi="zh_TW"/>
+        </w:rPr>
+        <w:t>賽66:19</w:t>
+      </w:r>
       <w:r>
         <w:rPr>
           <w:lang w:val="zh_TW" w:bidi="zh_TW"/>
@@ -849,18 +771,12 @@
         </w:rPr>
         <w:t>在以西結書中，學者對於提到利比亞的名字有不同的看法。有些人認為「弗」這個詞指的是利比亞（</w:t>
       </w:r>
-      <w:hyperlink r:id="rId24">
-        <w:r>
-          <w:rPr>
-            <w:lang w:val="zh_TW" w:bidi="zh_TW"/>
-          </w:rPr>
-          <w:rPr>
-            <w:color w:val="0000EE"/>
-            <w:u w:val="single"/>
-          </w:rPr>
-          <w:t>結30:5</w:t>
-        </w:r>
-      </w:hyperlink>
+      <w:r>
+        <w:rPr>
+          <w:lang w:val="zh_TW" w:bidi="zh_TW"/>
+        </w:rPr>
+        <w:t>結30:5</w:t>
+      </w:r>
       <w:r>
         <w:rPr>
           <w:lang w:val="zh_TW" w:bidi="zh_TW"/>
@@ -940,36 +856,24 @@
         </w:rPr>
         <w:t>含四個兒子中的第三個兒子，極可能定居於北非，被認為是埃及人和利比亞人的先祖（</w:t>
       </w:r>
-      <w:hyperlink r:id="rId13">
-        <w:r>
-          <w:rPr>
-            <w:lang w:val="zh_TW" w:bidi="zh_TW"/>
-          </w:rPr>
-          <w:rPr>
-            <w:color w:val="0000EE"/>
-            <w:u w:val="single"/>
-          </w:rPr>
-          <w:t>創10:6</w:t>
-        </w:r>
-      </w:hyperlink>
+      <w:r>
+        <w:rPr>
+          <w:lang w:val="zh_TW" w:bidi="zh_TW"/>
+        </w:rPr>
+        <w:t>創10:6</w:t>
+      </w:r>
       <w:r>
         <w:rPr>
           <w:lang w:val="zh_TW" w:bidi="zh_TW"/>
         </w:rPr>
         <w:t>；</w:t>
       </w:r>
-      <w:hyperlink r:id="rId19">
-        <w:r>
-          <w:rPr>
-            <w:lang w:val="zh_TW" w:bidi="zh_TW"/>
-          </w:rPr>
-          <w:rPr>
-            <w:color w:val="0000EE"/>
-            <w:u w:val="single"/>
-          </w:rPr>
-          <w:t>代上1:8</w:t>
-        </w:r>
-      </w:hyperlink>
+      <w:r>
+        <w:rPr>
+          <w:lang w:val="zh_TW" w:bidi="zh_TW"/>
+        </w:rPr>
+        <w:t>代上1:8</w:t>
+      </w:r>
       <w:r>
         <w:rPr>
           <w:lang w:val="zh_TW" w:bidi="zh_TW"/>
@@ -1177,162 +1081,108 @@
         </w:rPr>
         <w:t>新約福音書引用多段舊約經文，而在所有引用的經文中，以賽亞書的經文提供了最重要的背景。根據以賽亞的福音，只有神能施行拯救。除了神自己的本性以外，沒有任何理由可以解釋祂的拯救行動。以色列並不配得拯救，她現在不比被擄時更配得神的愛。無論她為過去的罪付出多少代價（</w:t>
       </w:r>
-      <w:hyperlink r:id="rId25">
-        <w:r>
-          <w:rPr>
-            <w:lang w:val="zh_TW" w:bidi="zh_TW"/>
-          </w:rPr>
-          <w:rPr>
-            <w:color w:val="0000EE"/>
-            <w:u w:val="single"/>
-          </w:rPr>
-          <w:t>賽40:2</w:t>
-        </w:r>
-      </w:hyperlink>
+      <w:r>
+        <w:rPr>
+          <w:lang w:val="zh_TW" w:bidi="zh_TW"/>
+        </w:rPr>
+        <w:t>賽40:2</w:t>
+      </w:r>
       <w:r>
         <w:rPr>
           <w:lang w:val="zh_TW" w:bidi="zh_TW"/>
         </w:rPr>
         <w:t>），她仍然是有罪的民族（</w:t>
       </w:r>
-      <w:hyperlink r:id="rId26">
-        <w:r>
-          <w:rPr>
-            <w:lang w:val="zh_TW" w:bidi="zh_TW"/>
-          </w:rPr>
-          <w:rPr>
-            <w:color w:val="0000EE"/>
-            <w:u w:val="single"/>
-          </w:rPr>
-          <w:t>42:25</w:t>
-        </w:r>
-      </w:hyperlink>
+      <w:r>
+        <w:rPr>
+          <w:lang w:val="zh_TW" w:bidi="zh_TW"/>
+        </w:rPr>
+        <w:t>42:25</w:t>
+      </w:r>
       <w:r>
         <w:rPr>
           <w:lang w:val="zh_TW" w:bidi="zh_TW"/>
         </w:rPr>
         <w:t>，</w:t>
       </w:r>
-      <w:hyperlink r:id="rId27">
-        <w:r>
-          <w:rPr>
-            <w:lang w:val="zh_TW" w:bidi="zh_TW"/>
-          </w:rPr>
-          <w:rPr>
-            <w:color w:val="0000EE"/>
-            <w:u w:val="single"/>
-          </w:rPr>
-          <w:t>46:12–13</w:t>
-        </w:r>
-      </w:hyperlink>
+      <w:r>
+        <w:rPr>
+          <w:lang w:val="zh_TW" w:bidi="zh_TW"/>
+        </w:rPr>
+        <w:t>46:12–13</w:t>
+      </w:r>
       <w:r>
         <w:rPr>
           <w:lang w:val="zh_TW" w:bidi="zh_TW"/>
         </w:rPr>
         <w:t>，</w:t>
       </w:r>
-      <w:hyperlink r:id="rId28">
-        <w:r>
-          <w:rPr>
-            <w:lang w:val="zh_TW" w:bidi="zh_TW"/>
-          </w:rPr>
-          <w:rPr>
-            <w:color w:val="0000EE"/>
-            <w:u w:val="single"/>
-          </w:rPr>
-          <w:t>48:1</w:t>
-        </w:r>
-      </w:hyperlink>
+      <w:r>
+        <w:rPr>
+          <w:lang w:val="zh_TW" w:bidi="zh_TW"/>
+        </w:rPr>
+        <w:t>48:1</w:t>
+      </w:r>
       <w:r>
         <w:rPr>
           <w:lang w:val="zh_TW" w:bidi="zh_TW"/>
         </w:rPr>
         <w:t>）;唯有藉著神的恩典，她才能得救（</w:t>
       </w:r>
-      <w:hyperlink r:id="rId29">
-        <w:r>
-          <w:rPr>
-            <w:lang w:val="zh_TW" w:bidi="zh_TW"/>
-          </w:rPr>
-          <w:rPr>
-            <w:color w:val="0000EE"/>
-            <w:u w:val="single"/>
-          </w:rPr>
-          <w:t>55:1–7</w:t>
-        </w:r>
-      </w:hyperlink>
+      <w:r>
+        <w:rPr>
+          <w:lang w:val="zh_TW" w:bidi="zh_TW"/>
+        </w:rPr>
+        <w:t>55:1–7</w:t>
+      </w:r>
       <w:r>
         <w:rPr>
           <w:lang w:val="zh_TW" w:bidi="zh_TW"/>
         </w:rPr>
         <w:t>）。按照神的設計，以色列得救不是取決於她的義，而是取決於神的公義（</w:t>
       </w:r>
-      <w:hyperlink r:id="rId30">
-        <w:r>
-          <w:rPr>
-            <w:lang w:val="zh_TW" w:bidi="zh_TW"/>
-          </w:rPr>
-          <w:rPr>
-            <w:color w:val="0000EE"/>
-            <w:u w:val="single"/>
-          </w:rPr>
-          <w:t>41:10</w:t>
-        </w:r>
-      </w:hyperlink>
+      <w:r>
+        <w:rPr>
+          <w:lang w:val="zh_TW" w:bidi="zh_TW"/>
+        </w:rPr>
+        <w:t>41:10</w:t>
+      </w:r>
       <w:r>
         <w:rPr>
           <w:lang w:val="zh_TW" w:bidi="zh_TW"/>
         </w:rPr>
         <w:t>，</w:t>
       </w:r>
-      <w:hyperlink r:id="rId31">
-        <w:r>
-          <w:rPr>
-            <w:lang w:val="zh_TW" w:bidi="zh_TW"/>
-          </w:rPr>
-          <w:rPr>
-            <w:color w:val="0000EE"/>
-            <w:u w:val="single"/>
-          </w:rPr>
-          <w:t>45:24</w:t>
-        </w:r>
-      </w:hyperlink>
+      <w:r>
+        <w:rPr>
+          <w:lang w:val="zh_TW" w:bidi="zh_TW"/>
+        </w:rPr>
+        <w:t>45:24</w:t>
+      </w:r>
       <w:r>
         <w:rPr>
           <w:lang w:val="zh_TW" w:bidi="zh_TW"/>
         </w:rPr>
         <w:t>，</w:t>
       </w:r>
-      <w:hyperlink r:id="rId32">
-        <w:r>
-          <w:rPr>
-            <w:lang w:val="zh_TW" w:bidi="zh_TW"/>
-          </w:rPr>
-          <w:rPr>
-            <w:color w:val="0000EE"/>
-            <w:u w:val="single"/>
-          </w:rPr>
-          <w:t>46:13</w:t>
-        </w:r>
-      </w:hyperlink>
+      <w:r>
+        <w:rPr>
+          <w:lang w:val="zh_TW" w:bidi="zh_TW"/>
+        </w:rPr>
+        <w:t>46:13</w:t>
+      </w:r>
       <w:r>
         <w:rPr>
           <w:lang w:val="zh_TW" w:bidi="zh_TW"/>
         </w:rPr>
         <w:t>，</w:t>
       </w:r>
-      <w:hyperlink r:id="rId33">
-        <w:r>
-          <w:rPr>
-            <w:lang w:val="zh_TW" w:bidi="zh_TW"/>
-          </w:rPr>
-          <w:rPr>
-            <w:color w:val="0000EE"/>
-            <w:u w:val="single"/>
-          </w:rPr>
-          <w:t>51:5–6</w:t>
-        </w:r>
-      </w:hyperlink>
+      <w:r>
+        <w:rPr>
+          <w:lang w:val="zh_TW" w:bidi="zh_TW"/>
+        </w:rPr>
+        <w:t>51:5–6</w:t>
+      </w:r>
       <w:r>
         <w:rPr>
           <w:lang w:val="zh_TW" w:bidi="zh_TW"/>
@@ -1352,36 +1202,24 @@
         </w:rPr>
         <w:t>公義（</w:t>
       </w:r>
-      <w:hyperlink r:id="rId34">
-        <w:r>
-          <w:rPr>
-            <w:lang w:val="zh_TW" w:bidi="zh_TW"/>
-          </w:rPr>
-          <w:rPr>
-            <w:color w:val="0000EE"/>
-            <w:u w:val="single"/>
-          </w:rPr>
-          <w:t>45:8</w:t>
-        </w:r>
-      </w:hyperlink>
+      <w:r>
+        <w:rPr>
+          <w:lang w:val="zh_TW" w:bidi="zh_TW"/>
+        </w:rPr>
+        <w:t>45:8</w:t>
+      </w:r>
       <w:r>
         <w:rPr>
           <w:lang w:val="zh_TW" w:bidi="zh_TW"/>
         </w:rPr>
         <w:t>，</w:t>
       </w:r>
-      <w:hyperlink r:id="rId35">
-        <w:r>
-          <w:rPr>
-            <w:lang w:val="zh_TW" w:bidi="zh_TW"/>
-          </w:rPr>
-          <w:rPr>
-            <w:color w:val="0000EE"/>
-            <w:u w:val="single"/>
-          </w:rPr>
-          <w:t>61:3、10–11</w:t>
-        </w:r>
-      </w:hyperlink>
+      <w:r>
+        <w:rPr>
+          <w:lang w:val="zh_TW" w:bidi="zh_TW"/>
+        </w:rPr>
+        <w:t>61:3、10–11</w:t>
+      </w:r>
       <w:r>
         <w:rPr>
           <w:lang w:val="zh_TW" w:bidi="zh_TW"/>
@@ -1402,108 +1240,72 @@
         </w:rPr>
         <w:t>然而，正如這些經文所表明，要完成救恩並不會犧牲公義。以色列人需要為他們所犯的罪，而承受完全的懲罰。神的憐憫並未因此受到質疑。相反，正在這裡，神的憐憫最為深刻地表現出來，因為懲罰不是加在祂的子民身上，而是加在那受命代替他們的僕人身上（</w:t>
       </w:r>
-      <w:hyperlink r:id="rId36">
-        <w:r>
-          <w:rPr>
-            <w:lang w:val="zh_TW" w:bidi="zh_TW"/>
-          </w:rPr>
-          <w:rPr>
-            <w:color w:val="0000EE"/>
-            <w:u w:val="single"/>
-          </w:rPr>
-          <w:t>賽53:4–12</w:t>
-        </w:r>
-      </w:hyperlink>
+      <w:r>
+        <w:rPr>
+          <w:lang w:val="zh_TW" w:bidi="zh_TW"/>
+        </w:rPr>
+        <w:t>賽53:4–12</w:t>
+      </w:r>
       <w:r>
         <w:rPr>
           <w:lang w:val="zh_TW" w:bidi="zh_TW"/>
         </w:rPr>
         <w:t>）。通過僕人的工作，許多人得以稱義（</w:t>
       </w:r>
-      <w:hyperlink r:id="rId37">
-        <w:r>
-          <w:rPr>
-            <w:lang w:val="zh_TW" w:bidi="zh_TW"/>
-          </w:rPr>
-          <w:rPr>
-            <w:color w:val="0000EE"/>
-            <w:u w:val="single"/>
-          </w:rPr>
-          <w:t>53:11</w:t>
-        </w:r>
-      </w:hyperlink>
+      <w:r>
+        <w:rPr>
+          <w:lang w:val="zh_TW" w:bidi="zh_TW"/>
+        </w:rPr>
+        <w:t>53:11</w:t>
+      </w:r>
       <w:r>
         <w:rPr>
           <w:lang w:val="zh_TW" w:bidi="zh_TW"/>
         </w:rPr>
         <w:t>）。正如</w:t>
       </w:r>
-      <w:hyperlink r:id="rId38">
-        <w:r>
-          <w:rPr>
-            <w:lang w:val="zh_TW" w:bidi="zh_TW"/>
-          </w:rPr>
-          <w:rPr>
-            <w:color w:val="0000EE"/>
-            <w:u w:val="single"/>
-          </w:rPr>
-          <w:t>以賽亞書六十一章</w:t>
-        </w:r>
-      </w:hyperlink>
+      <w:r>
+        <w:rPr>
+          <w:lang w:val="zh_TW" w:bidi="zh_TW"/>
+        </w:rPr>
+        <w:t>以賽亞書六十一章</w:t>
+      </w:r>
       <w:r>
         <w:rPr>
           <w:lang w:val="zh_TW" w:bidi="zh_TW"/>
         </w:rPr>
         <w:t>預言所說，傳道者（傳好消息的人）將會來臨。祂被稱為受膏者（</w:t>
       </w:r>
-      <w:hyperlink r:id="rId39">
-        <w:r>
-          <w:rPr>
-            <w:lang w:val="zh_TW" w:bidi="zh_TW"/>
-          </w:rPr>
-          <w:rPr>
-            <w:color w:val="0000EE"/>
-            <w:u w:val="single"/>
-          </w:rPr>
-          <w:t>1</w:t>
-        </w:r>
-      </w:hyperlink>
+      <w:r>
+        <w:rPr>
+          <w:lang w:val="zh_TW" w:bidi="zh_TW"/>
+        </w:rPr>
+        <w:t>1</w:t>
+      </w:r>
       <w:r>
         <w:rPr>
           <w:lang w:val="zh_TW" w:bidi="zh_TW"/>
         </w:rPr>
         <w:t>節），祂報告耶和華的恩年（</w:t>
       </w:r>
-      <w:hyperlink r:id="rId40">
-        <w:r>
-          <w:rPr>
-            <w:lang w:val="zh_TW" w:bidi="zh_TW"/>
-          </w:rPr>
-          <w:rPr>
-            <w:color w:val="0000EE"/>
-            <w:u w:val="single"/>
-          </w:rPr>
-          <w:t>2</w:t>
-        </w:r>
-      </w:hyperlink>
+      <w:r>
+        <w:rPr>
+          <w:lang w:val="zh_TW" w:bidi="zh_TW"/>
+        </w:rPr>
+        <w:t>2</w:t>
+      </w:r>
       <w:r>
         <w:rPr>
           <w:lang w:val="zh_TW" w:bidi="zh_TW"/>
         </w:rPr>
         <w:t>節）。神會藉著祂的宣講得到榮耀（</w:t>
       </w:r>
-      <w:hyperlink r:id="rId41">
-        <w:r>
-          <w:rPr>
-            <w:lang w:val="zh_TW" w:bidi="zh_TW"/>
-          </w:rPr>
-          <w:rPr>
-            <w:color w:val="0000EE"/>
-            <w:u w:val="single"/>
-          </w:rPr>
-          <w:t>3</w:t>
-        </w:r>
-      </w:hyperlink>
+      <w:r>
+        <w:rPr>
+          <w:lang w:val="zh_TW" w:bidi="zh_TW"/>
+        </w:rPr>
+        <w:t>3</w:t>
+      </w:r>
       <w:r>
         <w:rPr>
           <w:lang w:val="zh_TW" w:bidi="zh_TW"/>
@@ -1535,36 +1337,24 @@
         </w:rPr>
         <w:t>在新約聖經中，只有兩處（</w:t>
       </w:r>
-      <w:hyperlink r:id="rId42">
-        <w:r>
-          <w:rPr>
-            <w:lang w:val="zh_TW" w:bidi="zh_TW"/>
-          </w:rPr>
-          <w:rPr>
-            <w:color w:val="0000EE"/>
-            <w:u w:val="single"/>
-          </w:rPr>
-          <w:t>加3:8</w:t>
-        </w:r>
-      </w:hyperlink>
+      <w:r>
+        <w:rPr>
+          <w:lang w:val="zh_TW" w:bidi="zh_TW"/>
+        </w:rPr>
+        <w:t>加3:8</w:t>
+      </w:r>
       <w:r>
         <w:rPr>
           <w:lang w:val="zh_TW" w:bidi="zh_TW"/>
         </w:rPr>
         <w:t>；</w:t>
       </w:r>
-      <w:hyperlink r:id="rId43">
-        <w:r>
-          <w:rPr>
-            <w:lang w:val="zh_TW" w:bidi="zh_TW"/>
-          </w:rPr>
-          <w:rPr>
-            <w:color w:val="0000EE"/>
-            <w:u w:val="single"/>
-          </w:rPr>
-          <w:t>來4:2、6</w:t>
-        </w:r>
-      </w:hyperlink>
+      <w:r>
+        <w:rPr>
+          <w:lang w:val="zh_TW" w:bidi="zh_TW"/>
+        </w:rPr>
+        <w:t>來4:2、6</w:t>
+      </w:r>
       <w:r>
         <w:rPr>
           <w:lang w:val="zh_TW" w:bidi="zh_TW"/>
@@ -1669,54 +1459,36 @@
         </w:rPr>
         <w:t xml:space="preserve"> 新約幾乎毫無例外，將福音術語的應用限制在應驗時代的宣告上——即舊約應許的救恩真正實現的時代。新約所關注的不是救恩的應許，而是救恩的消息。根據</w:t>
       </w:r>
-      <w:hyperlink r:id="rId44">
-        <w:r>
-          <w:rPr>
-            <w:lang w:val="zh_TW" w:bidi="zh_TW"/>
-          </w:rPr>
-          <w:rPr>
-            <w:color w:val="0000EE"/>
-            <w:u w:val="single"/>
-          </w:rPr>
-          <w:t>馬可福音一章1至4節</w:t>
-        </w:r>
-      </w:hyperlink>
+      <w:r>
+        <w:rPr>
+          <w:lang w:val="zh_TW" w:bidi="zh_TW"/>
+        </w:rPr>
+        <w:t>馬可福音一章1至4節</w:t>
+      </w:r>
       <w:r>
         <w:rPr>
           <w:lang w:val="zh_TW" w:bidi="zh_TW"/>
         </w:rPr>
         <w:t>，福音的「起頭」不是在舊約，而是從施洗約翰開始，他的工作應驗了舊約的預言。在</w:t>
       </w:r>
-      <w:hyperlink r:id="rId45">
-        <w:r>
-          <w:rPr>
-            <w:lang w:val="zh_TW" w:bidi="zh_TW"/>
-          </w:rPr>
-          <w:rPr>
-            <w:color w:val="0000EE"/>
-            <w:u w:val="single"/>
-          </w:rPr>
-          <w:t>羅馬書一章1至5節</w:t>
-        </w:r>
-      </w:hyperlink>
+      <w:r>
+        <w:rPr>
+          <w:lang w:val="zh_TW" w:bidi="zh_TW"/>
+        </w:rPr>
+        <w:t>羅馬書一章1至5節</w:t>
+      </w:r>
       <w:r>
         <w:rPr>
           <w:lang w:val="zh_TW" w:bidi="zh_TW"/>
         </w:rPr>
         <w:t>中，福音被描述為舊約中應許的祝福，但直到耶穌來臨時才真正賜下（另見</w:t>
       </w:r>
-      <w:hyperlink r:id="rId46">
-        <w:r>
-          <w:rPr>
-            <w:lang w:val="zh_TW" w:bidi="zh_TW"/>
-          </w:rPr>
-          <w:rPr>
-            <w:color w:val="0000EE"/>
-            <w:u w:val="single"/>
-          </w:rPr>
-          <w:t>徒13:32–33</w:t>
-        </w:r>
-      </w:hyperlink>
+      <w:r>
+        <w:rPr>
+          <w:lang w:val="zh_TW" w:bidi="zh_TW"/>
+        </w:rPr>
+        <w:t>徒13:32–33</w:t>
+      </w:r>
       <w:r>
         <w:rPr>
           <w:lang w:val="zh_TW" w:bidi="zh_TW"/>
@@ -1748,162 +1520,108 @@
         </w:rPr>
         <w:t>上帝應許施洗約翰的誕生，是個好消息（</w:t>
       </w:r>
-      <w:hyperlink r:id="rId47">
-        <w:r>
-          <w:rPr>
-            <w:lang w:val="zh_TW" w:bidi="zh_TW"/>
-          </w:rPr>
-          <w:rPr>
-            <w:color w:val="0000EE"/>
-            <w:u w:val="single"/>
-          </w:rPr>
-          <w:t>路1:19</w:t>
-        </w:r>
-      </w:hyperlink>
+      <w:r>
+        <w:rPr>
+          <w:lang w:val="zh_TW" w:bidi="zh_TW"/>
+        </w:rPr>
+        <w:t>路1:19</w:t>
+      </w:r>
       <w:r>
         <w:rPr>
           <w:lang w:val="zh_TW" w:bidi="zh_TW"/>
         </w:rPr>
         <w:t>），不僅是他父母的好消息（</w:t>
       </w:r>
-      <w:hyperlink r:id="rId48">
-        <w:r>
-          <w:rPr>
-            <w:lang w:val="zh_TW" w:bidi="zh_TW"/>
-          </w:rPr>
-          <w:rPr>
-            <w:color w:val="0000EE"/>
-            <w:u w:val="single"/>
-          </w:rPr>
-          <w:t>7、24–25</w:t>
-        </w:r>
-      </w:hyperlink>
+      <w:r>
+        <w:rPr>
+          <w:lang w:val="zh_TW" w:bidi="zh_TW"/>
+        </w:rPr>
+        <w:t>7、24–25</w:t>
+      </w:r>
       <w:r>
         <w:rPr>
           <w:lang w:val="zh_TW" w:bidi="zh_TW"/>
         </w:rPr>
         <w:t>節），也是所有人的好消息：約翰奉差派，為彌賽亞的來臨做準備（</w:t>
       </w:r>
-      <w:hyperlink r:id="rId49">
-        <w:r>
-          <w:rPr>
-            <w:lang w:val="zh_TW" w:bidi="zh_TW"/>
-          </w:rPr>
-          <w:rPr>
-            <w:color w:val="0000EE"/>
-            <w:u w:val="single"/>
-          </w:rPr>
-          <w:t>14–17、67–79</w:t>
-        </w:r>
-      </w:hyperlink>
+      <w:r>
+        <w:rPr>
+          <w:lang w:val="zh_TW" w:bidi="zh_TW"/>
+        </w:rPr>
+        <w:t>14–17、67–79</w:t>
+      </w:r>
       <w:r>
         <w:rPr>
           <w:lang w:val="zh_TW" w:bidi="zh_TW"/>
         </w:rPr>
         <w:t>節）。出於同樣的原因，約翰自己所傳的道也是好消息（</w:t>
       </w:r>
-      <w:hyperlink r:id="rId50">
-        <w:r>
-          <w:rPr>
-            <w:lang w:val="zh_TW" w:bidi="zh_TW"/>
-          </w:rPr>
-          <w:rPr>
-            <w:color w:val="0000EE"/>
-            <w:u w:val="single"/>
-          </w:rPr>
-          <w:t>3:18</w:t>
-        </w:r>
-      </w:hyperlink>
+      <w:r>
+        <w:rPr>
+          <w:lang w:val="zh_TW" w:bidi="zh_TW"/>
+        </w:rPr>
+        <w:t>3:18</w:t>
+      </w:r>
       <w:r>
         <w:rPr>
           <w:lang w:val="zh_TW" w:bidi="zh_TW"/>
         </w:rPr>
         <w:t>）。彌賽亞（神的受膏者）將要來施行審判。這是一個既涉及定罪，又涉及救贖的過程（</w:t>
       </w:r>
-      <w:hyperlink r:id="rId51">
-        <w:r>
-          <w:rPr>
-            <w:lang w:val="zh_TW" w:bidi="zh_TW"/>
-          </w:rPr>
-          <w:rPr>
-            <w:color w:val="0000EE"/>
-            <w:u w:val="single"/>
-          </w:rPr>
-          <w:t>3–17</w:t>
-        </w:r>
-      </w:hyperlink>
+      <w:r>
+        <w:rPr>
+          <w:lang w:val="zh_TW" w:bidi="zh_TW"/>
+        </w:rPr>
+        <w:t>3–17</w:t>
+      </w:r>
       <w:r>
         <w:rPr>
           <w:lang w:val="zh_TW" w:bidi="zh_TW"/>
         </w:rPr>
         <w:t>節）。約翰的信息對罪人來說是好消息，因為約翰警告他們說災難即將來臨，並敦促他們在斧子砍下之前悔改（</w:t>
       </w:r>
-      <w:hyperlink r:id="rId52">
-        <w:r>
-          <w:rPr>
-            <w:lang w:val="zh_TW" w:bidi="zh_TW"/>
-          </w:rPr>
-          <w:rPr>
-            <w:color w:val="0000EE"/>
-            <w:u w:val="single"/>
-          </w:rPr>
-          <w:t>7–9</w:t>
-        </w:r>
-      </w:hyperlink>
+      <w:r>
+        <w:rPr>
+          <w:lang w:val="zh_TW" w:bidi="zh_TW"/>
+        </w:rPr>
+        <w:t>7–9</w:t>
+      </w:r>
       <w:r>
         <w:rPr>
           <w:lang w:val="zh_TW" w:bidi="zh_TW"/>
         </w:rPr>
         <w:t>節）。對於那些悔改的人來說，這是好消息，因為他們蒙應許得到赦免（</w:t>
       </w:r>
-      <w:hyperlink r:id="rId53">
-        <w:r>
-          <w:rPr>
-            <w:lang w:val="zh_TW" w:bidi="zh_TW"/>
-          </w:rPr>
-          <w:rPr>
-            <w:color w:val="0000EE"/>
-            <w:u w:val="single"/>
-          </w:rPr>
-          <w:t>3</w:t>
-        </w:r>
-      </w:hyperlink>
+      <w:r>
+        <w:rPr>
+          <w:lang w:val="zh_TW" w:bidi="zh_TW"/>
+        </w:rPr>
+        <w:t>3</w:t>
+      </w:r>
       <w:r>
         <w:rPr>
           <w:lang w:val="zh_TW" w:bidi="zh_TW"/>
         </w:rPr>
         <w:t>節）並成為彌賽亞群體的一員（</w:t>
       </w:r>
-      <w:hyperlink r:id="rId54">
-        <w:r>
-          <w:rPr>
-            <w:lang w:val="zh_TW" w:bidi="zh_TW"/>
-          </w:rPr>
-          <w:rPr>
-            <w:color w:val="0000EE"/>
-            <w:u w:val="single"/>
-          </w:rPr>
-          <w:t>17</w:t>
-        </w:r>
-      </w:hyperlink>
+      <w:r>
+        <w:rPr>
+          <w:lang w:val="zh_TW" w:bidi="zh_TW"/>
+        </w:rPr>
+        <w:t>17</w:t>
+      </w:r>
       <w:r>
         <w:rPr>
           <w:lang w:val="zh_TW" w:bidi="zh_TW"/>
         </w:rPr>
         <w:t>節）。救主降生的宣告，也是帶來極大喜樂的好消息（</w:t>
       </w:r>
-      <w:hyperlink r:id="rId55">
-        <w:r>
-          <w:rPr>
-            <w:lang w:val="zh_TW" w:bidi="zh_TW"/>
-          </w:rPr>
-          <w:rPr>
-            <w:color w:val="0000EE"/>
-            <w:u w:val="single"/>
-          </w:rPr>
-          <w:t>2:10–11</w:t>
-        </w:r>
-      </w:hyperlink>
+      <w:r>
+        <w:rPr>
+          <w:lang w:val="zh_TW" w:bidi="zh_TW"/>
+        </w:rPr>
+        <w:t>2:10–11</w:t>
+      </w:r>
       <w:r>
         <w:rPr>
           <w:lang w:val="zh_TW" w:bidi="zh_TW"/>
@@ -1946,252 +1664,168 @@
         </w:rPr>
         <w:t>耶穌獲神授權，並由聖靈膏立來宣揚福音（</w:t>
       </w:r>
-      <w:hyperlink r:id="rId56">
-        <w:r>
-          <w:rPr>
-            <w:lang w:val="zh_TW" w:bidi="zh_TW"/>
-          </w:rPr>
-          <w:rPr>
-            <w:color w:val="0000EE"/>
-            <w:u w:val="single"/>
-          </w:rPr>
-          <w:t>可1:14</w:t>
-        </w:r>
-      </w:hyperlink>
+      <w:r>
+        <w:rPr>
+          <w:lang w:val="zh_TW" w:bidi="zh_TW"/>
+        </w:rPr>
+        <w:t>可1:14</w:t>
+      </w:r>
       <w:r>
         <w:rPr>
           <w:lang w:val="zh_TW" w:bidi="zh_TW"/>
         </w:rPr>
         <w:t>；</w:t>
       </w:r>
-      <w:hyperlink r:id="rId57">
-        <w:r>
-          <w:rPr>
-            <w:lang w:val="zh_TW" w:bidi="zh_TW"/>
-          </w:rPr>
-          <w:rPr>
-            <w:color w:val="0000EE"/>
-            <w:u w:val="single"/>
-          </w:rPr>
-          <w:t>路4:18</w:t>
-        </w:r>
-      </w:hyperlink>
+      <w:r>
+        <w:rPr>
+          <w:lang w:val="zh_TW" w:bidi="zh_TW"/>
+        </w:rPr>
+        <w:t>路4:18</w:t>
+      </w:r>
       <w:r>
         <w:rPr>
           <w:lang w:val="zh_TW" w:bidi="zh_TW"/>
         </w:rPr>
         <w:t>）。祂傳道的核心是宣布「日期滿了，神的國近了。你們當悔改，信福音！」（</w:t>
       </w:r>
-      <w:hyperlink r:id="rId58">
-        <w:r>
-          <w:rPr>
-            <w:lang w:val="zh_TW" w:bidi="zh_TW"/>
-          </w:rPr>
-          <w:rPr>
-            <w:color w:val="0000EE"/>
-            <w:u w:val="single"/>
-          </w:rPr>
-          <w:t>可1:15</w:t>
-        </w:r>
-      </w:hyperlink>
+      <w:r>
+        <w:rPr>
+          <w:lang w:val="zh_TW" w:bidi="zh_TW"/>
+        </w:rPr>
+        <w:t>可1:15</w:t>
+      </w:r>
       <w:r>
         <w:rPr>
           <w:lang w:val="zh_TW" w:bidi="zh_TW"/>
         </w:rPr>
         <w:t>）。（有關此福音的進一步參考，見</w:t>
       </w:r>
-      <w:hyperlink r:id="rId59">
-        <w:r>
-          <w:rPr>
-            <w:lang w:val="zh_TW" w:bidi="zh_TW"/>
-          </w:rPr>
-          <w:rPr>
-            <w:color w:val="0000EE"/>
-            <w:u w:val="single"/>
-          </w:rPr>
-          <w:t>太4:23</w:t>
-        </w:r>
-      </w:hyperlink>
+      <w:r>
+        <w:rPr>
+          <w:lang w:val="zh_TW" w:bidi="zh_TW"/>
+        </w:rPr>
+        <w:t>太4:23</w:t>
+      </w:r>
       <w:r>
         <w:rPr>
           <w:lang w:val="zh_TW" w:bidi="zh_TW"/>
         </w:rPr>
         <w:t>，</w:t>
       </w:r>
-      <w:hyperlink r:id="rId60">
-        <w:r>
-          <w:rPr>
-            <w:lang w:val="zh_TW" w:bidi="zh_TW"/>
-          </w:rPr>
-          <w:rPr>
-            <w:color w:val="0000EE"/>
-            <w:u w:val="single"/>
-          </w:rPr>
-          <w:t>9:35</w:t>
-        </w:r>
-      </w:hyperlink>
+      <w:r>
+        <w:rPr>
+          <w:lang w:val="zh_TW" w:bidi="zh_TW"/>
+        </w:rPr>
+        <w:t>9:35</w:t>
+      </w:r>
       <w:r>
         <w:rPr>
           <w:lang w:val="zh_TW" w:bidi="zh_TW"/>
         </w:rPr>
         <w:t>，</w:t>
       </w:r>
-      <w:hyperlink r:id="rId61">
-        <w:r>
-          <w:rPr>
-            <w:lang w:val="zh_TW" w:bidi="zh_TW"/>
-          </w:rPr>
-          <w:rPr>
-            <w:color w:val="0000EE"/>
-            <w:u w:val="single"/>
-          </w:rPr>
-          <w:t>24:14</w:t>
-        </w:r>
-      </w:hyperlink>
+      <w:r>
+        <w:rPr>
+          <w:lang w:val="zh_TW" w:bidi="zh_TW"/>
+        </w:rPr>
+        <w:t>24:14</w:t>
+      </w:r>
       <w:r>
         <w:rPr>
           <w:lang w:val="zh_TW" w:bidi="zh_TW"/>
         </w:rPr>
         <w:t>，</w:t>
       </w:r>
-      <w:hyperlink r:id="rId62">
-        <w:r>
-          <w:rPr>
-            <w:lang w:val="zh_TW" w:bidi="zh_TW"/>
-          </w:rPr>
-          <w:rPr>
-            <w:color w:val="0000EE"/>
-            <w:u w:val="single"/>
-          </w:rPr>
-          <w:t>26:13</w:t>
-        </w:r>
-      </w:hyperlink>
+      <w:r>
+        <w:rPr>
+          <w:lang w:val="zh_TW" w:bidi="zh_TW"/>
+        </w:rPr>
+        <w:t>26:13</w:t>
+      </w:r>
       <w:r>
         <w:rPr>
           <w:lang w:val="zh_TW" w:bidi="zh_TW"/>
         </w:rPr>
         <w:t>；</w:t>
       </w:r>
-      <w:hyperlink r:id="rId63">
-        <w:r>
-          <w:rPr>
-            <w:lang w:val="zh_TW" w:bidi="zh_TW"/>
-          </w:rPr>
-          <w:rPr>
-            <w:color w:val="0000EE"/>
-            <w:u w:val="single"/>
-          </w:rPr>
-          <w:t>可8:35</w:t>
-        </w:r>
-      </w:hyperlink>
+      <w:r>
+        <w:rPr>
+          <w:lang w:val="zh_TW" w:bidi="zh_TW"/>
+        </w:rPr>
+        <w:t>可8:35</w:t>
+      </w:r>
       <w:r>
         <w:rPr>
           <w:lang w:val="zh_TW" w:bidi="zh_TW"/>
         </w:rPr>
         <w:t>，</w:t>
       </w:r>
-      <w:hyperlink r:id="rId64">
-        <w:r>
-          <w:rPr>
-            <w:lang w:val="zh_TW" w:bidi="zh_TW"/>
-          </w:rPr>
-          <w:rPr>
-            <w:color w:val="0000EE"/>
-            <w:u w:val="single"/>
-          </w:rPr>
-          <w:t>10:29</w:t>
-        </w:r>
-      </w:hyperlink>
+      <w:r>
+        <w:rPr>
+          <w:lang w:val="zh_TW" w:bidi="zh_TW"/>
+        </w:rPr>
+        <w:t>10:29</w:t>
+      </w:r>
       <w:r>
         <w:rPr>
           <w:lang w:val="zh_TW" w:bidi="zh_TW"/>
         </w:rPr>
         <w:t>，</w:t>
       </w:r>
-      <w:hyperlink r:id="rId65">
-        <w:r>
-          <w:rPr>
-            <w:lang w:val="zh_TW" w:bidi="zh_TW"/>
-          </w:rPr>
-          <w:rPr>
-            <w:color w:val="0000EE"/>
-            <w:u w:val="single"/>
-          </w:rPr>
-          <w:t>13:10</w:t>
-        </w:r>
-      </w:hyperlink>
+      <w:r>
+        <w:rPr>
+          <w:lang w:val="zh_TW" w:bidi="zh_TW"/>
+        </w:rPr>
+        <w:t>13:10</w:t>
+      </w:r>
       <w:r>
         <w:rPr>
           <w:lang w:val="zh_TW" w:bidi="zh_TW"/>
         </w:rPr>
         <w:t>，</w:t>
       </w:r>
-      <w:hyperlink r:id="rId66">
-        <w:r>
-          <w:rPr>
-            <w:lang w:val="zh_TW" w:bidi="zh_TW"/>
-          </w:rPr>
-          <w:rPr>
-            <w:color w:val="0000EE"/>
-            <w:u w:val="single"/>
-          </w:rPr>
-          <w:t>14:9</w:t>
-        </w:r>
-      </w:hyperlink>
+      <w:r>
+        <w:rPr>
+          <w:lang w:val="zh_TW" w:bidi="zh_TW"/>
+        </w:rPr>
+        <w:t>14:9</w:t>
+      </w:r>
       <w:r>
         <w:rPr>
           <w:lang w:val="zh_TW" w:bidi="zh_TW"/>
         </w:rPr>
         <w:t>；</w:t>
       </w:r>
-      <w:hyperlink r:id="rId67">
-        <w:r>
-          <w:rPr>
-            <w:lang w:val="zh_TW" w:bidi="zh_TW"/>
-          </w:rPr>
-          <w:rPr>
-            <w:color w:val="0000EE"/>
-            <w:u w:val="single"/>
-          </w:rPr>
-          <w:t>路4:43</w:t>
-        </w:r>
-      </w:hyperlink>
+      <w:r>
+        <w:rPr>
+          <w:lang w:val="zh_TW" w:bidi="zh_TW"/>
+        </w:rPr>
+        <w:t>路4:43</w:t>
+      </w:r>
       <w:r>
         <w:rPr>
           <w:lang w:val="zh_TW" w:bidi="zh_TW"/>
         </w:rPr>
         <w:t>，</w:t>
       </w:r>
-      <w:hyperlink r:id="rId68">
-        <w:r>
-          <w:rPr>
-            <w:lang w:val="zh_TW" w:bidi="zh_TW"/>
-          </w:rPr>
-          <w:rPr>
-            <w:color w:val="0000EE"/>
-            <w:u w:val="single"/>
-          </w:rPr>
-          <w:t>8:1</w:t>
-        </w:r>
-      </w:hyperlink>
+      <w:r>
+        <w:rPr>
+          <w:lang w:val="zh_TW" w:bidi="zh_TW"/>
+        </w:rPr>
+        <w:t>8:1</w:t>
+      </w:r>
       <w:r>
         <w:rPr>
           <w:lang w:val="zh_TW" w:bidi="zh_TW"/>
         </w:rPr>
         <w:t>，</w:t>
       </w:r>
-      <w:hyperlink r:id="rId69">
-        <w:r>
-          <w:rPr>
-            <w:lang w:val="zh_TW" w:bidi="zh_TW"/>
-          </w:rPr>
-          <w:rPr>
-            <w:color w:val="0000EE"/>
-            <w:u w:val="single"/>
-          </w:rPr>
-          <w:t>16:16</w:t>
-        </w:r>
-      </w:hyperlink>
+      <w:r>
+        <w:rPr>
+          <w:lang w:val="zh_TW" w:bidi="zh_TW"/>
+        </w:rPr>
+        <w:t>16:16</w:t>
+      </w:r>
       <w:r>
         <w:rPr>
           <w:lang w:val="zh_TW" w:bidi="zh_TW"/>
@@ -2251,18 +1885,12 @@
         </w:rPr>
         <w:t>開始了。耶穌宣告：「日期滿了」（</w:t>
       </w:r>
-      <w:hyperlink r:id="rId58">
-        <w:r>
-          <w:rPr>
-            <w:lang w:val="zh_TW" w:bidi="zh_TW"/>
-          </w:rPr>
-          <w:rPr>
-            <w:color w:val="0000EE"/>
-            <w:u w:val="single"/>
-          </w:rPr>
-          <w:t>可1:15上</w:t>
-        </w:r>
-      </w:hyperlink>
+      <w:r>
+        <w:rPr>
+          <w:lang w:val="zh_TW" w:bidi="zh_TW"/>
+        </w:rPr>
+        <w:t>可1:15上</w:t>
+      </w:r>
       <w:r>
         <w:rPr>
           <w:lang w:val="zh_TW" w:bidi="zh_TW"/>
@@ -2287,18 +1915,12 @@
         </w:rPr>
         <w:t>因此，國度的圓滿不再遙不可及，神統治的完全實現已經「近了」（</w:t>
       </w:r>
-      <w:hyperlink r:id="rId58">
-        <w:r>
-          <w:rPr>
-            <w:lang w:val="zh_TW" w:bidi="zh_TW"/>
-          </w:rPr>
-          <w:rPr>
-            <w:color w:val="0000EE"/>
-            <w:u w:val="single"/>
-          </w:rPr>
-          <w:t>可1:15中</w:t>
-        </w:r>
-      </w:hyperlink>
+      <w:r>
+        <w:rPr>
+          <w:lang w:val="zh_TW" w:bidi="zh_TW"/>
+        </w:rPr>
+        <w:t>可1:15中</w:t>
+      </w:r>
       <w:r>
         <w:rPr>
           <w:lang w:val="zh_TW" w:bidi="zh_TW"/>
@@ -2323,18 +1945,12 @@
         </w:rPr>
         <w:t>神正在為拯救而建立祂的統治。耶穌呼召人悔改的話語中，已經有所暗示（</w:t>
       </w:r>
-      <w:hyperlink r:id="rId58">
-        <w:r>
-          <w:rPr>
-            <w:lang w:val="zh_TW" w:bidi="zh_TW"/>
-          </w:rPr>
-          <w:rPr>
-            <w:color w:val="0000EE"/>
-            <w:u w:val="single"/>
-          </w:rPr>
-          <w:t>可1:15下</w:t>
-        </w:r>
-      </w:hyperlink>
+      <w:r>
+        <w:rPr>
+          <w:lang w:val="zh_TW" w:bidi="zh_TW"/>
+        </w:rPr>
+        <w:t>可1:15下</w:t>
+      </w:r>
       <w:r>
         <w:rPr>
           <w:lang w:val="zh_TW" w:bidi="zh_TW"/>
@@ -2366,36 +1982,24 @@
         </w:rPr>
         <w:t>耶穌在拿撒勒的會堂中，獲邀請讀經時，祂翻到</w:t>
       </w:r>
-      <w:hyperlink r:id="rId38">
-        <w:r>
-          <w:rPr>
-            <w:lang w:val="zh_TW" w:bidi="zh_TW"/>
-          </w:rPr>
-          <w:rPr>
-            <w:color w:val="0000EE"/>
-            <w:u w:val="single"/>
-          </w:rPr>
-          <w:t>以賽亞書第六十一章</w:t>
-        </w:r>
-      </w:hyperlink>
+      <w:r>
+        <w:rPr>
+          <w:lang w:val="zh_TW" w:bidi="zh_TW"/>
+        </w:rPr>
+        <w:t>以賽亞書第六十一章</w:t>
+      </w:r>
       <w:r>
         <w:rPr>
           <w:lang w:val="zh_TW" w:bidi="zh_TW"/>
         </w:rPr>
         <w:t>：「主耶和華的靈在我身上； 因為耶和華用膏膏我，叫我傳好信息給謙卑的人，差遣我醫好傷心的人，報告被擄的得釋放， 被囚的出監牢；報告耶和華的恩年」（</w:t>
       </w:r>
-      <w:hyperlink r:id="rId70">
-        <w:r>
-          <w:rPr>
-            <w:lang w:val="zh_TW" w:bidi="zh_TW"/>
-          </w:rPr>
-          <w:rPr>
-            <w:color w:val="0000EE"/>
-            <w:u w:val="single"/>
-          </w:rPr>
-          <w:t>路4:18–19</w:t>
-        </w:r>
-      </w:hyperlink>
+      <w:r>
+        <w:rPr>
+          <w:lang w:val="zh_TW" w:bidi="zh_TW"/>
+        </w:rPr>
+        <w:t>路4:18–19</w:t>
+      </w:r>
       <w:r>
         <w:rPr>
           <w:lang w:val="zh_TW" w:bidi="zh_TW"/>
@@ -2416,324 +2020,216 @@
         </w:rPr>
         <w:t>耶穌讀完這段預言後，宣布這處經文在祂的事工中應驗了（</w:t>
       </w:r>
-      <w:hyperlink r:id="rId71">
-        <w:r>
-          <w:rPr>
-            <w:lang w:val="zh_TW" w:bidi="zh_TW"/>
-          </w:rPr>
-          <w:rPr>
-            <w:color w:val="0000EE"/>
-            <w:u w:val="single"/>
-          </w:rPr>
-          <w:t>21</w:t>
-        </w:r>
-      </w:hyperlink>
+      <w:r>
+        <w:rPr>
+          <w:lang w:val="zh_TW" w:bidi="zh_TW"/>
+        </w:rPr>
+        <w:t>21</w:t>
+      </w:r>
       <w:r>
         <w:rPr>
           <w:lang w:val="zh_TW" w:bidi="zh_TW"/>
         </w:rPr>
         <w:t>節）。耶穌來釋放的人包括身體有病的，如瞎子（</w:t>
       </w:r>
-      <w:hyperlink r:id="rId57">
-        <w:r>
-          <w:rPr>
-            <w:lang w:val="zh_TW" w:bidi="zh_TW"/>
-          </w:rPr>
-          <w:rPr>
-            <w:color w:val="0000EE"/>
-            <w:u w:val="single"/>
-          </w:rPr>
-          <w:t>18</w:t>
-        </w:r>
-      </w:hyperlink>
+      <w:r>
+        <w:rPr>
+          <w:lang w:val="zh_TW" w:bidi="zh_TW"/>
+        </w:rPr>
+        <w:t>18</w:t>
+      </w:r>
       <w:r>
         <w:rPr>
           <w:lang w:val="zh_TW" w:bidi="zh_TW"/>
         </w:rPr>
         <w:t>節）和痲瘋病人（</w:t>
       </w:r>
-      <w:hyperlink r:id="rId72">
-        <w:r>
-          <w:rPr>
-            <w:lang w:val="zh_TW" w:bidi="zh_TW"/>
-          </w:rPr>
-          <w:rPr>
-            <w:color w:val="0000EE"/>
-            <w:u w:val="single"/>
-          </w:rPr>
-          <w:t>27</w:t>
-        </w:r>
-      </w:hyperlink>
+      <w:r>
+        <w:rPr>
+          <w:lang w:val="zh_TW" w:bidi="zh_TW"/>
+        </w:rPr>
+        <w:t>27</w:t>
+      </w:r>
       <w:r>
         <w:rPr>
           <w:lang w:val="zh_TW" w:bidi="zh_TW"/>
         </w:rPr>
         <w:t>節）。（參</w:t>
       </w:r>
-      <w:hyperlink r:id="rId73">
-        <w:r>
-          <w:rPr>
-            <w:lang w:val="zh_TW" w:bidi="zh_TW"/>
-          </w:rPr>
-          <w:rPr>
-            <w:color w:val="0000EE"/>
-            <w:u w:val="single"/>
-          </w:rPr>
-          <w:t>23、33</w:t>
-        </w:r>
-      </w:hyperlink>
+      <w:r>
+        <w:rPr>
+          <w:lang w:val="zh_TW" w:bidi="zh_TW"/>
+        </w:rPr>
+        <w:t>23、33</w:t>
+      </w:r>
       <w:r>
         <w:rPr>
           <w:lang w:val="zh_TW" w:bidi="zh_TW"/>
         </w:rPr>
         <w:t>–</w:t>
       </w:r>
-      <w:hyperlink r:id="rId73">
-        <w:r>
-          <w:rPr>
-            <w:lang w:val="zh_TW" w:bidi="zh_TW"/>
-          </w:rPr>
-          <w:rPr>
-            <w:color w:val="0000EE"/>
-            <w:u w:val="single"/>
-          </w:rPr>
-          <w:t>41</w:t>
-        </w:r>
-      </w:hyperlink>
+      <w:r>
+        <w:rPr>
+          <w:lang w:val="zh_TW" w:bidi="zh_TW"/>
+        </w:rPr>
+        <w:t>41</w:t>
+      </w:r>
       <w:r>
         <w:rPr>
           <w:lang w:val="zh_TW" w:bidi="zh_TW"/>
         </w:rPr>
         <w:t>節提到的醫治神蹟；在</w:t>
       </w:r>
-      <w:hyperlink r:id="rId59">
-        <w:r>
-          <w:rPr>
-            <w:lang w:val="zh_TW" w:bidi="zh_TW"/>
-          </w:rPr>
-          <w:rPr>
-            <w:color w:val="0000EE"/>
-            <w:u w:val="single"/>
-          </w:rPr>
-          <w:t>太4:23</w:t>
-        </w:r>
-      </w:hyperlink>
+      <w:r>
+        <w:rPr>
+          <w:lang w:val="zh_TW" w:bidi="zh_TW"/>
+        </w:rPr>
+        <w:t>太4:23</w:t>
+      </w:r>
       <w:r>
         <w:rPr>
           <w:lang w:val="zh_TW" w:bidi="zh_TW"/>
         </w:rPr>
         <w:t>，</w:t>
       </w:r>
-      <w:hyperlink r:id="rId60">
-        <w:r>
-          <w:rPr>
-            <w:lang w:val="zh_TW" w:bidi="zh_TW"/>
-          </w:rPr>
-          <w:rPr>
-            <w:color w:val="0000EE"/>
-            <w:u w:val="single"/>
-          </w:rPr>
-          <w:t>9:35</w:t>
-        </w:r>
-      </w:hyperlink>
+      <w:r>
+        <w:rPr>
+          <w:lang w:val="zh_TW" w:bidi="zh_TW"/>
+        </w:rPr>
+        <w:t>9:35</w:t>
+      </w:r>
       <w:r>
         <w:rPr>
           <w:lang w:val="zh_TW" w:bidi="zh_TW"/>
         </w:rPr>
         <w:t>，</w:t>
       </w:r>
-      <w:hyperlink r:id="rId74">
-        <w:r>
-          <w:rPr>
-            <w:lang w:val="zh_TW" w:bidi="zh_TW"/>
-          </w:rPr>
-          <w:rPr>
-            <w:color w:val="0000EE"/>
-            <w:u w:val="single"/>
-          </w:rPr>
-          <w:t>11:5</w:t>
-        </w:r>
-      </w:hyperlink>
+      <w:r>
+        <w:rPr>
+          <w:lang w:val="zh_TW" w:bidi="zh_TW"/>
+        </w:rPr>
+        <w:t>11:5</w:t>
+      </w:r>
       <w:r>
         <w:rPr>
           <w:lang w:val="zh_TW" w:bidi="zh_TW"/>
         </w:rPr>
         <w:t>；</w:t>
       </w:r>
-      <w:hyperlink r:id="rId75">
-        <w:r>
-          <w:rPr>
-            <w:lang w:val="zh_TW" w:bidi="zh_TW"/>
-          </w:rPr>
-          <w:rPr>
-            <w:color w:val="0000EE"/>
-            <w:u w:val="single"/>
-          </w:rPr>
-          <w:t>路7:21</w:t>
-        </w:r>
-      </w:hyperlink>
+      <w:r>
+        <w:rPr>
+          <w:lang w:val="zh_TW" w:bidi="zh_TW"/>
+        </w:rPr>
+        <w:t>路7:21</w:t>
+      </w:r>
       <w:r>
         <w:rPr>
           <w:lang w:val="zh_TW" w:bidi="zh_TW"/>
         </w:rPr>
         <w:t>–</w:t>
       </w:r>
-      <w:hyperlink r:id="rId75">
-        <w:r>
-          <w:rPr>
-            <w:lang w:val="zh_TW" w:bidi="zh_TW"/>
-          </w:rPr>
-          <w:rPr>
-            <w:color w:val="0000EE"/>
-            <w:u w:val="single"/>
-          </w:rPr>
-          <w:t>22</w:t>
-        </w:r>
-      </w:hyperlink>
+      <w:r>
+        <w:rPr>
+          <w:lang w:val="zh_TW" w:bidi="zh_TW"/>
+        </w:rPr>
+        <w:t>22</w:t>
+      </w:r>
       <w:r>
         <w:rPr>
           <w:lang w:val="zh_TW" w:bidi="zh_TW"/>
         </w:rPr>
         <w:t>，</w:t>
       </w:r>
-      <w:hyperlink r:id="rId76">
-        <w:r>
-          <w:rPr>
-            <w:lang w:val="zh_TW" w:bidi="zh_TW"/>
-          </w:rPr>
-          <w:rPr>
-            <w:color w:val="0000EE"/>
-            <w:u w:val="single"/>
-          </w:rPr>
-          <w:t>9:6</w:t>
-        </w:r>
-      </w:hyperlink>
+      <w:r>
+        <w:rPr>
+          <w:lang w:val="zh_TW" w:bidi="zh_TW"/>
+        </w:rPr>
+        <w:t>9:6</w:t>
+      </w:r>
       <w:r>
         <w:rPr>
           <w:lang w:val="zh_TW" w:bidi="zh_TW"/>
         </w:rPr>
         <w:t>中，傳福音和醫病的密切關係；以及在</w:t>
       </w:r>
-      <w:hyperlink r:id="rId77">
-        <w:r>
-          <w:rPr>
-            <w:lang w:val="zh_TW" w:bidi="zh_TW"/>
-          </w:rPr>
-          <w:rPr>
-            <w:color w:val="0000EE"/>
-            <w:u w:val="single"/>
-          </w:rPr>
-          <w:t>太12:22</w:t>
-        </w:r>
-      </w:hyperlink>
+      <w:r>
+        <w:rPr>
+          <w:lang w:val="zh_TW" w:bidi="zh_TW"/>
+        </w:rPr>
+        <w:t>太12:22</w:t>
+      </w:r>
       <w:r>
         <w:rPr>
           <w:lang w:val="zh_TW" w:bidi="zh_TW"/>
         </w:rPr>
         <w:t>–</w:t>
       </w:r>
-      <w:hyperlink r:id="rId77">
-        <w:r>
-          <w:rPr>
-            <w:lang w:val="zh_TW" w:bidi="zh_TW"/>
-          </w:rPr>
-          <w:rPr>
-            <w:color w:val="0000EE"/>
-            <w:u w:val="single"/>
-          </w:rPr>
-          <w:t>29</w:t>
-        </w:r>
-      </w:hyperlink>
+      <w:r>
+        <w:rPr>
+          <w:lang w:val="zh_TW" w:bidi="zh_TW"/>
+        </w:rPr>
+        <w:t>29</w:t>
+      </w:r>
       <w:r>
         <w:rPr>
           <w:lang w:val="zh_TW" w:bidi="zh_TW"/>
         </w:rPr>
         <w:t>；</w:t>
       </w:r>
-      <w:hyperlink r:id="rId78">
-        <w:r>
-          <w:rPr>
-            <w:lang w:val="zh_TW" w:bidi="zh_TW"/>
-          </w:rPr>
-          <w:rPr>
-            <w:color w:val="0000EE"/>
-            <w:u w:val="single"/>
-          </w:rPr>
-          <w:t>路13:11</w:t>
-        </w:r>
-      </w:hyperlink>
+      <w:r>
+        <w:rPr>
+          <w:lang w:val="zh_TW" w:bidi="zh_TW"/>
+        </w:rPr>
+        <w:t>路13:11</w:t>
+      </w:r>
       <w:r>
         <w:rPr>
           <w:lang w:val="zh_TW" w:bidi="zh_TW"/>
         </w:rPr>
         <w:t>–</w:t>
       </w:r>
-      <w:hyperlink r:id="rId78">
-        <w:r>
-          <w:rPr>
-            <w:lang w:val="zh_TW" w:bidi="zh_TW"/>
-          </w:rPr>
-          <w:rPr>
-            <w:color w:val="0000EE"/>
-            <w:u w:val="single"/>
-          </w:rPr>
-          <w:t>16</w:t>
-        </w:r>
-      </w:hyperlink>
+      <w:r>
+        <w:rPr>
+          <w:lang w:val="zh_TW" w:bidi="zh_TW"/>
+        </w:rPr>
+        <w:t>16</w:t>
+      </w:r>
       <w:r>
         <w:rPr>
           <w:lang w:val="zh_TW" w:bidi="zh_TW"/>
         </w:rPr>
         <w:t>中，描述身體受苦的人作為撒但的俘虜，現在被耶穌釋放）。此外，還包括物質貧乏的人——像以利亞在饑荒期間幫助的寡婦（</w:t>
       </w:r>
-      <w:hyperlink r:id="rId79">
-        <w:r>
-          <w:rPr>
-            <w:lang w:val="zh_TW" w:bidi="zh_TW"/>
-          </w:rPr>
-          <w:rPr>
-            <w:color w:val="0000EE"/>
-            <w:u w:val="single"/>
-          </w:rPr>
-          <w:t>路4:25</w:t>
-        </w:r>
-      </w:hyperlink>
+      <w:r>
+        <w:rPr>
+          <w:lang w:val="zh_TW" w:bidi="zh_TW"/>
+        </w:rPr>
+        <w:t>路4:25</w:t>
+      </w:r>
       <w:r>
         <w:rPr>
           <w:lang w:val="zh_TW" w:bidi="zh_TW"/>
         </w:rPr>
         <w:t>–</w:t>
       </w:r>
-      <w:hyperlink r:id="rId79">
-        <w:r>
-          <w:rPr>
-            <w:lang w:val="zh_TW" w:bidi="zh_TW"/>
-          </w:rPr>
-          <w:rPr>
-            <w:color w:val="0000EE"/>
-            <w:u w:val="single"/>
-          </w:rPr>
-          <w:t>26</w:t>
-        </w:r>
-      </w:hyperlink>
+      <w:r>
+        <w:rPr>
+          <w:lang w:val="zh_TW" w:bidi="zh_TW"/>
+        </w:rPr>
+        <w:t>26</w:t>
+      </w:r>
       <w:r>
         <w:rPr>
           <w:lang w:val="zh_TW" w:bidi="zh_TW"/>
         </w:rPr>
         <w:t>）。耶穌在</w:t>
       </w:r>
-      <w:hyperlink r:id="rId80">
-        <w:r>
-          <w:rPr>
-            <w:lang w:val="zh_TW" w:bidi="zh_TW"/>
-          </w:rPr>
-          <w:rPr>
-            <w:color w:val="0000EE"/>
-            <w:u w:val="single"/>
-          </w:rPr>
-          <w:t>路加福音六章20至21節</w:t>
-        </w:r>
-      </w:hyperlink>
+      <w:r>
+        <w:rPr>
+          <w:lang w:val="zh_TW" w:bidi="zh_TW"/>
+        </w:rPr>
+        <w:t>路加福音六章20至21節</w:t>
+      </w:r>
       <w:r>
         <w:rPr>
           <w:lang w:val="zh_TW" w:bidi="zh_TW"/>
@@ -2754,162 +2250,108 @@
         </w:rPr>
         <w:t>然而，耶穌的主要關注，是「屬靈的」貧窮。耶穌在</w:t>
       </w:r>
-      <w:hyperlink r:id="rId81">
-        <w:r>
-          <w:rPr>
-            <w:lang w:val="zh_TW" w:bidi="zh_TW"/>
-          </w:rPr>
-          <w:rPr>
-            <w:color w:val="0000EE"/>
-            <w:u w:val="single"/>
-          </w:rPr>
-          <w:t>馬太福音五章3節</w:t>
-        </w:r>
-      </w:hyperlink>
+      <w:r>
+        <w:rPr>
+          <w:lang w:val="zh_TW" w:bidi="zh_TW"/>
+        </w:rPr>
+        <w:t>馬太福音五章3節</w:t>
+      </w:r>
       <w:r>
         <w:rPr>
           <w:lang w:val="zh_TW" w:bidi="zh_TW"/>
         </w:rPr>
         <w:t>引用</w:t>
       </w:r>
-      <w:hyperlink r:id="rId38">
-        <w:r>
-          <w:rPr>
-            <w:lang w:val="zh_TW" w:bidi="zh_TW"/>
-          </w:rPr>
-          <w:rPr>
-            <w:color w:val="0000EE"/>
-            <w:u w:val="single"/>
-          </w:rPr>
-          <w:t>以賽亞書第六十一章</w:t>
-        </w:r>
-      </w:hyperlink>
+      <w:r>
+        <w:rPr>
+          <w:lang w:val="zh_TW" w:bidi="zh_TW"/>
+        </w:rPr>
+        <w:t>以賽亞書第六十一章</w:t>
+      </w:r>
       <w:r>
         <w:rPr>
           <w:lang w:val="zh_TW" w:bidi="zh_TW"/>
         </w:rPr>
         <w:t>，提到「心靈貧窮的人」。這些人因為痛苦和貧窮、壓迫和不公、苦難和死亡、國的背道和個人的罪而破碎和憂傷；他們在危機中轉向神，渴望祂帶來公義、賜予憐憫並建立神的國度。耶穌為這些人帶來好消息（</w:t>
       </w:r>
-      <w:hyperlink r:id="rId82">
-        <w:r>
-          <w:rPr>
-            <w:lang w:val="zh_TW" w:bidi="zh_TW"/>
-          </w:rPr>
-          <w:rPr>
-            <w:color w:val="0000EE"/>
-            <w:u w:val="single"/>
-          </w:rPr>
-          <w:t>太5:3–10</w:t>
-        </w:r>
-      </w:hyperlink>
+      <w:r>
+        <w:rPr>
+          <w:lang w:val="zh_TW" w:bidi="zh_TW"/>
+        </w:rPr>
+        <w:t>太5:3–10</w:t>
+      </w:r>
       <w:r>
         <w:rPr>
           <w:lang w:val="zh_TW" w:bidi="zh_TW"/>
         </w:rPr>
         <w:t>）。神差遣耶穌來開啟國度，拯救失喪的人，解放被奴役的人，醫治受苦的人，修補破碎的心靈，並赦免有罪的人（</w:t>
       </w:r>
-      <w:hyperlink r:id="rId83">
-        <w:r>
-          <w:rPr>
-            <w:lang w:val="zh_TW" w:bidi="zh_TW"/>
-          </w:rPr>
-          <w:rPr>
-            <w:color w:val="0000EE"/>
-            <w:u w:val="single"/>
-          </w:rPr>
-          <w:t>可2:5、10、17</w:t>
-        </w:r>
-      </w:hyperlink>
+      <w:r>
+        <w:rPr>
+          <w:lang w:val="zh_TW" w:bidi="zh_TW"/>
+        </w:rPr>
+        <w:t>可2:5、10、17</w:t>
+      </w:r>
       <w:r>
         <w:rPr>
           <w:lang w:val="zh_TW" w:bidi="zh_TW"/>
         </w:rPr>
         <w:t>，</w:t>
       </w:r>
-      <w:hyperlink r:id="rId84">
-        <w:r>
-          <w:rPr>
-            <w:lang w:val="zh_TW" w:bidi="zh_TW"/>
-          </w:rPr>
-          <w:rPr>
-            <w:color w:val="0000EE"/>
-            <w:u w:val="single"/>
-          </w:rPr>
-          <w:t>10:45</w:t>
-        </w:r>
-      </w:hyperlink>
+      <w:r>
+        <w:rPr>
+          <w:lang w:val="zh_TW" w:bidi="zh_TW"/>
+        </w:rPr>
+        <w:t>10:45</w:t>
+      </w:r>
       <w:r>
         <w:rPr>
           <w:lang w:val="zh_TW" w:bidi="zh_TW"/>
         </w:rPr>
         <w:t>；</w:t>
       </w:r>
-      <w:hyperlink r:id="rId85">
-        <w:r>
-          <w:rPr>
-            <w:lang w:val="zh_TW" w:bidi="zh_TW"/>
-          </w:rPr>
-          <w:rPr>
-            <w:color w:val="0000EE"/>
-            <w:u w:val="single"/>
-          </w:rPr>
-          <w:t>路4:18–21</w:t>
-        </w:r>
-      </w:hyperlink>
+      <w:r>
+        <w:rPr>
+          <w:lang w:val="zh_TW" w:bidi="zh_TW"/>
+        </w:rPr>
+        <w:t>路4:18–21</w:t>
+      </w:r>
       <w:r>
         <w:rPr>
           <w:lang w:val="zh_TW" w:bidi="zh_TW"/>
         </w:rPr>
         <w:t>，</w:t>
       </w:r>
-      <w:hyperlink r:id="rId86">
-        <w:r>
-          <w:rPr>
-            <w:lang w:val="zh_TW" w:bidi="zh_TW"/>
-          </w:rPr>
-          <w:rPr>
-            <w:color w:val="0000EE"/>
-            <w:u w:val="single"/>
-          </w:rPr>
-          <w:t>7:48–49</w:t>
-        </w:r>
-      </w:hyperlink>
+      <w:r>
+        <w:rPr>
+          <w:lang w:val="zh_TW" w:bidi="zh_TW"/>
+        </w:rPr>
+        <w:t>7:48–49</w:t>
+      </w:r>
       <w:r>
         <w:rPr>
           <w:lang w:val="zh_TW" w:bidi="zh_TW"/>
         </w:rPr>
         <w:t>，</w:t>
       </w:r>
-      <w:hyperlink r:id="rId87">
-        <w:r>
-          <w:rPr>
-            <w:lang w:val="zh_TW" w:bidi="zh_TW"/>
-          </w:rPr>
-          <w:rPr>
-            <w:color w:val="0000EE"/>
-            <w:u w:val="single"/>
-          </w:rPr>
-          <w:t>15:1–32</w:t>
-        </w:r>
-      </w:hyperlink>
+      <w:r>
+        <w:rPr>
+          <w:lang w:val="zh_TW" w:bidi="zh_TW"/>
+        </w:rPr>
+        <w:t>15:1–32</w:t>
+      </w:r>
       <w:r>
         <w:rPr>
           <w:lang w:val="zh_TW" w:bidi="zh_TW"/>
         </w:rPr>
         <w:t>，</w:t>
       </w:r>
-      <w:hyperlink r:id="rId88">
-        <w:r>
-          <w:rPr>
-            <w:lang w:val="zh_TW" w:bidi="zh_TW"/>
-          </w:rPr>
-          <w:rPr>
-            <w:color w:val="0000EE"/>
-            <w:u w:val="single"/>
-          </w:rPr>
-          <w:t>19:10</w:t>
-        </w:r>
-      </w:hyperlink>
+      <w:r>
+        <w:rPr>
+          <w:lang w:val="zh_TW" w:bidi="zh_TW"/>
+        </w:rPr>
+        <w:t>19:10</w:t>
+      </w:r>
       <w:r>
         <w:rPr>
           <w:lang w:val="zh_TW" w:bidi="zh_TW"/>
@@ -2941,36 +2383,24 @@
         </w:rPr>
         <w:t>國度的來臨不是人努力的結果或獎賞，而是神對人困境的回應，是神樂意賜予的禮物（</w:t>
       </w:r>
-      <w:hyperlink r:id="rId89">
-        <w:r>
-          <w:rPr>
-            <w:lang w:val="zh_TW" w:bidi="zh_TW"/>
-          </w:rPr>
-          <w:rPr>
-            <w:color w:val="0000EE"/>
-            <w:u w:val="single"/>
-          </w:rPr>
-          <w:t>路12:32</w:t>
-        </w:r>
-      </w:hyperlink>
+      <w:r>
+        <w:rPr>
+          <w:lang w:val="zh_TW" w:bidi="zh_TW"/>
+        </w:rPr>
+        <w:t>路12:32</w:t>
+      </w:r>
       <w:r>
         <w:rPr>
           <w:lang w:val="zh_TW" w:bidi="zh_TW"/>
         </w:rPr>
         <w:t>）。同樣，窮人之所以得著救恩，原因也是因著神的品格和性情。正如浪子（浪子比喻中的浪子）自己承認，他根本不配成為他父親的僕人，更不配作他的兒子。他所做的一切，甚至他的悔改，都不足以換來父親的愛（</w:t>
       </w:r>
-      <w:hyperlink r:id="rId90">
-        <w:r>
-          <w:rPr>
-            <w:lang w:val="zh_TW" w:bidi="zh_TW"/>
-          </w:rPr>
-          <w:rPr>
-            <w:color w:val="0000EE"/>
-            <w:u w:val="single"/>
-          </w:rPr>
-          <w:t>15:11–32</w:t>
-        </w:r>
-      </w:hyperlink>
+      <w:r>
+        <w:rPr>
+          <w:lang w:val="zh_TW" w:bidi="zh_TW"/>
+        </w:rPr>
+        <w:t>15:11–32</w:t>
+      </w:r>
       <w:r>
         <w:rPr>
           <w:lang w:val="zh_TW" w:bidi="zh_TW"/>
@@ -2991,90 +2421,60 @@
         </w:rPr>
         <w:t>在</w:t>
       </w:r>
-      <w:hyperlink r:id="rId91">
-        <w:r>
-          <w:rPr>
-            <w:lang w:val="zh_TW" w:bidi="zh_TW"/>
-          </w:rPr>
-          <w:rPr>
-            <w:color w:val="0000EE"/>
-            <w:u w:val="single"/>
-          </w:rPr>
-          <w:t>馬太福音二十章1至16節</w:t>
-        </w:r>
-      </w:hyperlink>
+      <w:r>
+        <w:rPr>
+          <w:lang w:val="zh_TW" w:bidi="zh_TW"/>
+        </w:rPr>
+        <w:t>馬太福音二十章1至16節</w:t>
+      </w:r>
       <w:r>
         <w:rPr>
           <w:lang w:val="zh_TW" w:bidi="zh_TW"/>
         </w:rPr>
         <w:t>的比喻中，最後被雇用的工人之所以能得到整天的工資，完全歸因於雇主的良善。在</w:t>
       </w:r>
-      <w:hyperlink r:id="rId92">
-        <w:r>
-          <w:rPr>
-            <w:lang w:val="zh_TW" w:bidi="zh_TW"/>
-          </w:rPr>
-          <w:rPr>
-            <w:color w:val="0000EE"/>
-            <w:u w:val="single"/>
-          </w:rPr>
-          <w:t>馬太福音十八章23至35節</w:t>
-        </w:r>
-      </w:hyperlink>
+      <w:r>
+        <w:rPr>
+          <w:lang w:val="zh_TW" w:bidi="zh_TW"/>
+        </w:rPr>
+        <w:t>馬太福音十八章23至35節</w:t>
+      </w:r>
       <w:r>
         <w:rPr>
           <w:lang w:val="zh_TW" w:bidi="zh_TW"/>
         </w:rPr>
         <w:t>的故事中，第一個欠債的人唯一「賺得」的，就是被賣為奴的權利，王反而取消了他巨額的債務。稅吏除了向神認罪並懇求憐憫外，沒有其它可以獻給神的，但他回家時卻得著稱義了（</w:t>
       </w:r>
-      <w:hyperlink r:id="rId93">
-        <w:r>
-          <w:rPr>
-            <w:lang w:val="zh_TW" w:bidi="zh_TW"/>
-          </w:rPr>
-          <w:rPr>
-            <w:color w:val="0000EE"/>
-            <w:u w:val="single"/>
-          </w:rPr>
-          <w:t>路18:13–14</w:t>
-        </w:r>
-      </w:hyperlink>
+      <w:r>
+        <w:rPr>
+          <w:lang w:val="zh_TW" w:bidi="zh_TW"/>
+        </w:rPr>
+        <w:t>路18:13–14</w:t>
+      </w:r>
       <w:r>
         <w:rPr>
           <w:lang w:val="zh_TW" w:bidi="zh_TW"/>
         </w:rPr>
         <w:t>）。對於那些貧窮中的道德高尚者，如</w:t>
       </w:r>
-      <w:hyperlink r:id="rId94">
-        <w:r>
-          <w:rPr>
-            <w:lang w:val="zh_TW" w:bidi="zh_TW"/>
-          </w:rPr>
-          <w:rPr>
-            <w:color w:val="0000EE"/>
-            <w:u w:val="single"/>
-          </w:rPr>
-          <w:t>馬太福音五章7至10節</w:t>
-        </w:r>
-      </w:hyperlink>
+      <w:r>
+        <w:rPr>
+          <w:lang w:val="zh_TW" w:bidi="zh_TW"/>
+        </w:rPr>
+        <w:t>馬太福音五章7至10節</w:t>
+      </w:r>
       <w:r>
         <w:rPr>
           <w:lang w:val="zh_TW" w:bidi="zh_TW"/>
         </w:rPr>
         <w:t>描述的人，情況也是如此。他們的美德是真實的，而非想像出來的。然而，他們遵守神的誡命，並不意味著神虧欠他們什麼。他們只是盡自己的本分（</w:t>
       </w:r>
-      <w:hyperlink r:id="rId95">
-        <w:r>
-          <w:rPr>
-            <w:lang w:val="zh_TW" w:bidi="zh_TW"/>
-          </w:rPr>
-          <w:rPr>
-            <w:color w:val="0000EE"/>
-            <w:u w:val="single"/>
-          </w:rPr>
-          <w:t>路17:7–10</w:t>
-        </w:r>
-      </w:hyperlink>
+      <w:r>
+        <w:rPr>
+          <w:lang w:val="zh_TW" w:bidi="zh_TW"/>
+        </w:rPr>
+        <w:t>路17:7–10</w:t>
+      </w:r>
       <w:r>
         <w:rPr>
           <w:lang w:val="zh_TW" w:bidi="zh_TW"/>
@@ -3095,72 +2495,48 @@
         </w:rPr>
         <w:t>此外，即使是最仁慈的人，也需要神的憐憫（</w:t>
       </w:r>
-      <w:hyperlink r:id="rId96">
-        <w:r>
-          <w:rPr>
-            <w:lang w:val="zh_TW" w:bidi="zh_TW"/>
-          </w:rPr>
-          <w:rPr>
-            <w:color w:val="0000EE"/>
-            <w:u w:val="single"/>
-          </w:rPr>
-          <w:t>太5:7</w:t>
-        </w:r>
-      </w:hyperlink>
+      <w:r>
+        <w:rPr>
+          <w:lang w:val="zh_TW" w:bidi="zh_TW"/>
+        </w:rPr>
+        <w:t>太5:7</w:t>
+      </w:r>
       <w:r>
         <w:rPr>
           <w:lang w:val="zh_TW" w:bidi="zh_TW"/>
         </w:rPr>
         <w:t>）。因為即使是最渴望遵守神律法的人，也無法滿足律法的所有要求（參</w:t>
       </w:r>
-      <w:hyperlink r:id="rId97">
-        <w:r>
-          <w:rPr>
-            <w:lang w:val="zh_TW" w:bidi="zh_TW"/>
-          </w:rPr>
-          <w:rPr>
-            <w:color w:val="0000EE"/>
-            <w:u w:val="single"/>
-          </w:rPr>
-          <w:t>11:28–30</w:t>
-        </w:r>
-      </w:hyperlink>
+      <w:r>
+        <w:rPr>
+          <w:lang w:val="zh_TW" w:bidi="zh_TW"/>
+        </w:rPr>
+        <w:t>11:28–30</w:t>
+      </w:r>
       <w:r>
         <w:rPr>
           <w:lang w:val="zh_TW" w:bidi="zh_TW"/>
         </w:rPr>
         <w:t>）。</w:t>
       </w:r>
-      <w:hyperlink r:id="rId92">
-        <w:r>
-          <w:rPr>
-            <w:lang w:val="zh_TW" w:bidi="zh_TW"/>
-          </w:rPr>
-          <w:rPr>
-            <w:color w:val="0000EE"/>
-            <w:u w:val="single"/>
-          </w:rPr>
-          <w:t>馬太福音十八章23至35節</w:t>
-        </w:r>
-      </w:hyperlink>
+      <w:r>
+        <w:rPr>
+          <w:lang w:val="zh_TW" w:bidi="zh_TW"/>
+        </w:rPr>
+        <w:t>馬太福音十八章23至35節</w:t>
+      </w:r>
       <w:r>
         <w:rPr>
           <w:lang w:val="zh_TW" w:bidi="zh_TW"/>
         </w:rPr>
         <w:t>中的第一個僕人欠的債，遠遠超過他所能償還的數額，這正好彰顯了王的慷慨。恩典的多寡，視乎施恩對象的能力高下（</w:t>
       </w:r>
-      <w:hyperlink r:id="rId98">
-        <w:r>
-          <w:rPr>
-            <w:lang w:val="zh_TW" w:bidi="zh_TW"/>
-          </w:rPr>
-          <w:rPr>
-            <w:color w:val="0000EE"/>
-            <w:u w:val="single"/>
-          </w:rPr>
-          <w:t>路14:12–14</w:t>
-        </w:r>
-      </w:hyperlink>
+      <w:r>
+        <w:rPr>
+          <w:lang w:val="zh_TW" w:bidi="zh_TW"/>
+        </w:rPr>
+        <w:t>路14:12–14</w:t>
+      </w:r>
       <w:r>
         <w:rPr>
           <w:lang w:val="zh_TW" w:bidi="zh_TW"/>
@@ -3192,252 +2568,168 @@
         </w:rPr>
         <w:t>以色列人都是罪人，無一例外，他們都需要耶穌所帶來的救恩（</w:t>
       </w:r>
-      <w:hyperlink r:id="rId99">
-        <w:r>
-          <w:rPr>
-            <w:lang w:val="zh_TW" w:bidi="zh_TW"/>
-          </w:rPr>
-          <w:rPr>
-            <w:color w:val="0000EE"/>
-            <w:u w:val="single"/>
-          </w:rPr>
-          <w:t>太1:21</w:t>
-        </w:r>
-      </w:hyperlink>
+      <w:r>
+        <w:rPr>
+          <w:lang w:val="zh_TW" w:bidi="zh_TW"/>
+        </w:rPr>
+        <w:t>太1:21</w:t>
+      </w:r>
       <w:r>
         <w:rPr>
           <w:lang w:val="zh_TW" w:bidi="zh_TW"/>
         </w:rPr>
         <w:t>；</w:t>
       </w:r>
-      <w:hyperlink r:id="rId100">
-        <w:r>
-          <w:rPr>
-            <w:lang w:val="zh_TW" w:bidi="zh_TW"/>
-          </w:rPr>
-          <w:rPr>
-            <w:color w:val="0000EE"/>
-            <w:u w:val="single"/>
-          </w:rPr>
-          <w:t>路1:77</w:t>
-        </w:r>
-      </w:hyperlink>
+      <w:r>
+        <w:rPr>
+          <w:lang w:val="zh_TW" w:bidi="zh_TW"/>
+        </w:rPr>
+        <w:t>路1:77</w:t>
+      </w:r>
       <w:r>
         <w:rPr>
           <w:lang w:val="zh_TW" w:bidi="zh_TW"/>
         </w:rPr>
         <w:t>）。為了彰顯神的恩典，耶穌向整個民族宣講祂的福音（</w:t>
       </w:r>
-      <w:hyperlink r:id="rId59">
-        <w:r>
-          <w:rPr>
-            <w:lang w:val="zh_TW" w:bidi="zh_TW"/>
-          </w:rPr>
-          <w:rPr>
-            <w:color w:val="0000EE"/>
-            <w:u w:val="single"/>
-          </w:rPr>
-          <w:t>太4:23</w:t>
-        </w:r>
-      </w:hyperlink>
+      <w:r>
+        <w:rPr>
+          <w:lang w:val="zh_TW" w:bidi="zh_TW"/>
+        </w:rPr>
+        <w:t>太4:23</w:t>
+      </w:r>
       <w:r>
         <w:rPr>
           <w:lang w:val="zh_TW" w:bidi="zh_TW"/>
         </w:rPr>
         <w:t>，</w:t>
       </w:r>
-      <w:hyperlink r:id="rId60">
-        <w:r>
-          <w:rPr>
-            <w:lang w:val="zh_TW" w:bidi="zh_TW"/>
-          </w:rPr>
-          <w:rPr>
-            <w:color w:val="0000EE"/>
-            <w:u w:val="single"/>
-          </w:rPr>
-          <w:t>9:35</w:t>
-        </w:r>
-      </w:hyperlink>
+      <w:r>
+        <w:rPr>
+          <w:lang w:val="zh_TW" w:bidi="zh_TW"/>
+        </w:rPr>
+        <w:t>9:35</w:t>
+      </w:r>
       <w:r>
         <w:rPr>
           <w:lang w:val="zh_TW" w:bidi="zh_TW"/>
         </w:rPr>
         <w:t>，</w:t>
       </w:r>
-      <w:hyperlink r:id="rId101">
-        <w:r>
-          <w:rPr>
-            <w:lang w:val="zh_TW" w:bidi="zh_TW"/>
-          </w:rPr>
-          <w:rPr>
-            <w:color w:val="0000EE"/>
-            <w:u w:val="single"/>
-          </w:rPr>
-          <w:t>15:24</w:t>
-        </w:r>
-      </w:hyperlink>
+      <w:r>
+        <w:rPr>
+          <w:lang w:val="zh_TW" w:bidi="zh_TW"/>
+        </w:rPr>
+        <w:t>15:24</w:t>
+      </w:r>
       <w:r>
         <w:rPr>
           <w:lang w:val="zh_TW" w:bidi="zh_TW"/>
         </w:rPr>
         <w:t>；</w:t>
       </w:r>
-      <w:hyperlink r:id="rId67">
-        <w:r>
-          <w:rPr>
-            <w:lang w:val="zh_TW" w:bidi="zh_TW"/>
-          </w:rPr>
-          <w:rPr>
-            <w:color w:val="0000EE"/>
-            <w:u w:val="single"/>
-          </w:rPr>
-          <w:t>路4:43</w:t>
-        </w:r>
-      </w:hyperlink>
+      <w:r>
+        <w:rPr>
+          <w:lang w:val="zh_TW" w:bidi="zh_TW"/>
+        </w:rPr>
+        <w:t>路4:43</w:t>
+      </w:r>
       <w:r>
         <w:rPr>
           <w:lang w:val="zh_TW" w:bidi="zh_TW"/>
         </w:rPr>
         <w:t>，</w:t>
       </w:r>
-      <w:hyperlink r:id="rId76">
-        <w:r>
-          <w:rPr>
-            <w:lang w:val="zh_TW" w:bidi="zh_TW"/>
-          </w:rPr>
-          <w:rPr>
-            <w:color w:val="0000EE"/>
-            <w:u w:val="single"/>
-          </w:rPr>
-          <w:t>9:6</w:t>
-        </w:r>
-      </w:hyperlink>
+      <w:r>
+        <w:rPr>
+          <w:lang w:val="zh_TW" w:bidi="zh_TW"/>
+        </w:rPr>
+        <w:t>9:6</w:t>
+      </w:r>
       <w:r>
         <w:rPr>
           <w:lang w:val="zh_TW" w:bidi="zh_TW"/>
         </w:rPr>
         <w:t>，</w:t>
       </w:r>
-      <w:hyperlink r:id="rId102">
-        <w:r>
-          <w:rPr>
-            <w:lang w:val="zh_TW" w:bidi="zh_TW"/>
-          </w:rPr>
-          <w:rPr>
-            <w:color w:val="0000EE"/>
-            <w:u w:val="single"/>
-          </w:rPr>
-          <w:t>20:1</w:t>
-        </w:r>
-      </w:hyperlink>
+      <w:r>
+        <w:rPr>
+          <w:lang w:val="zh_TW" w:bidi="zh_TW"/>
+        </w:rPr>
+        <w:t>20:1</w:t>
+      </w:r>
       <w:r>
         <w:rPr>
           <w:lang w:val="zh_TW" w:bidi="zh_TW"/>
         </w:rPr>
         <w:t>）。無論是最受尊敬的人還是地位最卑微的人，都受到邀請來順服神的統治，並自由分享神所擺設的宴席（</w:t>
       </w:r>
-      <w:hyperlink r:id="rId103">
-        <w:r>
-          <w:rPr>
-            <w:lang w:val="zh_TW" w:bidi="zh_TW"/>
-          </w:rPr>
-          <w:rPr>
-            <w:color w:val="0000EE"/>
-            <w:u w:val="single"/>
-          </w:rPr>
-          <w:t>路14:16–24</w:t>
-        </w:r>
-      </w:hyperlink>
+      <w:r>
+        <w:rPr>
+          <w:lang w:val="zh_TW" w:bidi="zh_TW"/>
+        </w:rPr>
+        <w:t>路14:16–24</w:t>
+      </w:r>
       <w:r>
         <w:rPr>
           <w:lang w:val="zh_TW" w:bidi="zh_TW"/>
         </w:rPr>
         <w:t>）。然而，人們必須接受救恩的禮物，才能真正體驗（</w:t>
       </w:r>
-      <w:hyperlink r:id="rId104">
-        <w:r>
-          <w:rPr>
-            <w:lang w:val="zh_TW" w:bidi="zh_TW"/>
-          </w:rPr>
-          <w:rPr>
-            <w:color w:val="0000EE"/>
-            <w:u w:val="single"/>
-          </w:rPr>
-          <w:t>可10:15</w:t>
-        </w:r>
-      </w:hyperlink>
+      <w:r>
+        <w:rPr>
+          <w:lang w:val="zh_TW" w:bidi="zh_TW"/>
+        </w:rPr>
+        <w:t>可10:15</w:t>
+      </w:r>
       <w:r>
         <w:rPr>
           <w:lang w:val="zh_TW" w:bidi="zh_TW"/>
         </w:rPr>
         <w:t>）。這確實是一份白白的禮物，但也是無價的珍寶，明智的人會甘心為此犧牲一切（</w:t>
       </w:r>
-      <w:hyperlink r:id="rId105">
-        <w:r>
-          <w:rPr>
-            <w:lang w:val="zh_TW" w:bidi="zh_TW"/>
-          </w:rPr>
-          <w:rPr>
-            <w:color w:val="0000EE"/>
-            <w:u w:val="single"/>
-          </w:rPr>
-          <w:t>太13:44–46</w:t>
-        </w:r>
-      </w:hyperlink>
+      <w:r>
+        <w:rPr>
+          <w:lang w:val="zh_TW" w:bidi="zh_TW"/>
+        </w:rPr>
+        <w:t>太13:44–46</w:t>
+      </w:r>
       <w:r>
         <w:rPr>
           <w:lang w:val="zh_TW" w:bidi="zh_TW"/>
         </w:rPr>
         <w:t>）。人接受福音，可能需要有所犧牲，但與拒絕福音的後果相比，這份犧牲都是微不足道的（</w:t>
       </w:r>
-      <w:hyperlink r:id="rId106">
-        <w:r>
-          <w:rPr>
-            <w:lang w:val="zh_TW" w:bidi="zh_TW"/>
-          </w:rPr>
-          <w:rPr>
-            <w:color w:val="0000EE"/>
-            <w:u w:val="single"/>
-          </w:rPr>
-          <w:t>太11:20–24</w:t>
-        </w:r>
-      </w:hyperlink>
+      <w:r>
+        <w:rPr>
+          <w:lang w:val="zh_TW" w:bidi="zh_TW"/>
+        </w:rPr>
+        <w:t>太11:20–24</w:t>
+      </w:r>
       <w:r>
         <w:rPr>
           <w:lang w:val="zh_TW" w:bidi="zh_TW"/>
         </w:rPr>
         <w:t>；</w:t>
       </w:r>
-      <w:hyperlink r:id="rId107">
-        <w:r>
-          <w:rPr>
-            <w:lang w:val="zh_TW" w:bidi="zh_TW"/>
-          </w:rPr>
-          <w:rPr>
-            <w:color w:val="0000EE"/>
-            <w:u w:val="single"/>
-          </w:rPr>
-          <w:t>可8:34–38</w:t>
-        </w:r>
-      </w:hyperlink>
+      <w:r>
+        <w:rPr>
+          <w:lang w:val="zh_TW" w:bidi="zh_TW"/>
+        </w:rPr>
+        <w:t>可8:34–38</w:t>
+      </w:r>
       <w:r>
         <w:rPr>
           <w:lang w:val="zh_TW" w:bidi="zh_TW"/>
         </w:rPr>
         <w:t>；</w:t>
       </w:r>
-      <w:hyperlink r:id="rId108">
-        <w:r>
-          <w:rPr>
-            <w:lang w:val="zh_TW" w:bidi="zh_TW"/>
-          </w:rPr>
-          <w:rPr>
-            <w:color w:val="0000EE"/>
-            <w:u w:val="single"/>
-          </w:rPr>
-          <w:t>路14:24、33</w:t>
-        </w:r>
-      </w:hyperlink>
+      <w:r>
+        <w:rPr>
+          <w:lang w:val="zh_TW" w:bidi="zh_TW"/>
+        </w:rPr>
+        <w:t>路14:24、33</w:t>
+      </w:r>
       <w:r>
         <w:rPr>
           <w:lang w:val="zh_TW" w:bidi="zh_TW"/>
@@ -3458,54 +2750,36 @@
         </w:rPr>
         <w:t>耶穌命令說：「當悔改，信福音！」（</w:t>
       </w:r>
-      <w:hyperlink r:id="rId58">
-        <w:r>
-          <w:rPr>
-            <w:lang w:val="zh_TW" w:bidi="zh_TW"/>
-          </w:rPr>
-          <w:rPr>
-            <w:color w:val="0000EE"/>
-            <w:u w:val="single"/>
-          </w:rPr>
-          <w:t>可1:15</w:t>
-        </w:r>
-      </w:hyperlink>
+      <w:r>
+        <w:rPr>
+          <w:lang w:val="zh_TW" w:bidi="zh_TW"/>
+        </w:rPr>
+        <w:t>可1:15</w:t>
+      </w:r>
       <w:r>
         <w:rPr>
           <w:lang w:val="zh_TW" w:bidi="zh_TW"/>
         </w:rPr>
         <w:t>）。自以為義和自滿的人，必須從他們虛假的安全感中醒來，謙卑承認他們需要神（</w:t>
       </w:r>
-      <w:hyperlink r:id="rId109">
-        <w:r>
-          <w:rPr>
-            <w:lang w:val="zh_TW" w:bidi="zh_TW"/>
-          </w:rPr>
-          <w:rPr>
-            <w:color w:val="0000EE"/>
-            <w:u w:val="single"/>
-          </w:rPr>
-          <w:t>路6:24–26</w:t>
-        </w:r>
-      </w:hyperlink>
+      <w:r>
+        <w:rPr>
+          <w:lang w:val="zh_TW" w:bidi="zh_TW"/>
+        </w:rPr>
+        <w:t>路6:24–26</w:t>
+      </w:r>
       <w:r>
         <w:rPr>
           <w:lang w:val="zh_TW" w:bidi="zh_TW"/>
         </w:rPr>
         <w:t>）。只有這樣，耶穌對窮人的信息才會被視為福音；釋放的宣告（</w:t>
       </w:r>
-      <w:hyperlink r:id="rId70">
-        <w:r>
-          <w:rPr>
-            <w:lang w:val="zh_TW" w:bidi="zh_TW"/>
-          </w:rPr>
-          <w:rPr>
-            <w:color w:val="0000EE"/>
-            <w:u w:val="single"/>
-          </w:rPr>
-          <w:t>4:18–19</w:t>
-        </w:r>
-      </w:hyperlink>
+      <w:r>
+        <w:rPr>
+          <w:lang w:val="zh_TW" w:bidi="zh_TW"/>
+        </w:rPr>
+        <w:t>4:18–19</w:t>
+      </w:r>
       <w:r>
         <w:rPr>
           <w:lang w:val="zh_TW" w:bidi="zh_TW"/>
@@ -3539,54 +2813,36 @@
         </w:rPr>
         <w:t>的基督，就不能相信耶穌的福音（</w:t>
       </w:r>
-      <w:hyperlink r:id="rId110">
-        <w:r>
-          <w:rPr>
-            <w:lang w:val="zh_TW" w:bidi="zh_TW"/>
-          </w:rPr>
-          <w:rPr>
-            <w:color w:val="0000EE"/>
-            <w:u w:val="single"/>
-          </w:rPr>
-          <w:t>約3:16</w:t>
-        </w:r>
-      </w:hyperlink>
+      <w:r>
+        <w:rPr>
+          <w:lang w:val="zh_TW" w:bidi="zh_TW"/>
+        </w:rPr>
+        <w:t>約3:16</w:t>
+      </w:r>
       <w:r>
         <w:rPr>
           <w:lang w:val="zh_TW" w:bidi="zh_TW"/>
         </w:rPr>
         <w:t>）。即便那人已經是前面所定義「心靈貧窮」的人，若不承認耶穌所宣稱的真理（</w:t>
       </w:r>
-      <w:hyperlink r:id="rId111">
-        <w:r>
-          <w:rPr>
-            <w:lang w:val="zh_TW" w:bidi="zh_TW"/>
-          </w:rPr>
-          <w:rPr>
-            <w:color w:val="0000EE"/>
-            <w:u w:val="single"/>
-          </w:rPr>
-          <w:t>太11:6</w:t>
-        </w:r>
-      </w:hyperlink>
+      <w:r>
+        <w:rPr>
+          <w:lang w:val="zh_TW" w:bidi="zh_TW"/>
+        </w:rPr>
+        <w:t>太11:6</w:t>
+      </w:r>
       <w:r>
         <w:rPr>
           <w:lang w:val="zh_TW" w:bidi="zh_TW"/>
         </w:rPr>
         <w:t>），並按照祂的要求委身活出順服的生活，他們並不是真正「有福」（</w:t>
       </w:r>
-      <w:hyperlink r:id="rId112">
-        <w:r>
-          <w:rPr>
-            <w:lang w:val="zh_TW" w:bidi="zh_TW"/>
-          </w:rPr>
-          <w:rPr>
-            <w:color w:val="0000EE"/>
-            <w:u w:val="single"/>
-          </w:rPr>
-          <w:t>7:21–27</w:t>
-        </w:r>
-      </w:hyperlink>
+      <w:r>
+        <w:rPr>
+          <w:lang w:val="zh_TW" w:bidi="zh_TW"/>
+        </w:rPr>
+        <w:t>7:21–27</w:t>
+      </w:r>
       <w:r>
         <w:rPr>
           <w:lang w:val="zh_TW" w:bidi="zh_TW"/>
@@ -3618,108 +2874,72 @@
         </w:rPr>
         <w:t>耶穌在世工作期間，祂的福音主題始終是神國逐步來臨（</w:t>
       </w:r>
-      <w:hyperlink r:id="rId59">
-        <w:r>
-          <w:rPr>
-            <w:lang w:val="zh_TW" w:bidi="zh_TW"/>
-          </w:rPr>
-          <w:rPr>
-            <w:color w:val="0000EE"/>
-            <w:u w:val="single"/>
-          </w:rPr>
-          <w:t>太4:23</w:t>
-        </w:r>
-      </w:hyperlink>
+      <w:r>
+        <w:rPr>
+          <w:lang w:val="zh_TW" w:bidi="zh_TW"/>
+        </w:rPr>
+        <w:t>太4:23</w:t>
+      </w:r>
       <w:r>
         <w:rPr>
           <w:lang w:val="zh_TW" w:bidi="zh_TW"/>
         </w:rPr>
         <w:t>，</w:t>
       </w:r>
-      <w:hyperlink r:id="rId61">
-        <w:r>
-          <w:rPr>
-            <w:lang w:val="zh_TW" w:bidi="zh_TW"/>
-          </w:rPr>
-          <w:rPr>
-            <w:color w:val="0000EE"/>
-            <w:u w:val="single"/>
-          </w:rPr>
-          <w:t>24:14</w:t>
-        </w:r>
-      </w:hyperlink>
+      <w:r>
+        <w:rPr>
+          <w:lang w:val="zh_TW" w:bidi="zh_TW"/>
+        </w:rPr>
+        <w:t>24:14</w:t>
+      </w:r>
       <w:r>
         <w:rPr>
           <w:lang w:val="zh_TW" w:bidi="zh_TW"/>
         </w:rPr>
         <w:t>；</w:t>
       </w:r>
-      <w:hyperlink r:id="rId67">
-        <w:r>
-          <w:rPr>
-            <w:lang w:val="zh_TW" w:bidi="zh_TW"/>
-          </w:rPr>
-          <w:rPr>
-            <w:color w:val="0000EE"/>
-            <w:u w:val="single"/>
-          </w:rPr>
-          <w:t>路4:43</w:t>
-        </w:r>
-      </w:hyperlink>
+      <w:r>
+        <w:rPr>
+          <w:lang w:val="zh_TW" w:bidi="zh_TW"/>
+        </w:rPr>
+        <w:t>路4:43</w:t>
+      </w:r>
       <w:r>
         <w:rPr>
           <w:lang w:val="zh_TW" w:bidi="zh_TW"/>
         </w:rPr>
         <w:t>，</w:t>
       </w:r>
-      <w:hyperlink r:id="rId69">
-        <w:r>
-          <w:rPr>
-            <w:lang w:val="zh_TW" w:bidi="zh_TW"/>
-          </w:rPr>
-          <w:rPr>
-            <w:color w:val="0000EE"/>
-            <w:u w:val="single"/>
-          </w:rPr>
-          <w:t>16:16</w:t>
-        </w:r>
-      </w:hyperlink>
+      <w:r>
+        <w:rPr>
+          <w:lang w:val="zh_TW" w:bidi="zh_TW"/>
+        </w:rPr>
+        <w:t>16:16</w:t>
+      </w:r>
       <w:r>
         <w:rPr>
           <w:lang w:val="zh_TW" w:bidi="zh_TW"/>
         </w:rPr>
         <w:t>），這個信息幾乎完全只向猶太人傳講（</w:t>
       </w:r>
-      <w:hyperlink r:id="rId113">
-        <w:r>
-          <w:rPr>
-            <w:lang w:val="zh_TW" w:bidi="zh_TW"/>
-          </w:rPr>
-          <w:rPr>
-            <w:color w:val="0000EE"/>
-            <w:u w:val="single"/>
-          </w:rPr>
-          <w:t>太10:5–6</w:t>
-        </w:r>
-      </w:hyperlink>
+      <w:r>
+        <w:rPr>
+          <w:lang w:val="zh_TW" w:bidi="zh_TW"/>
+        </w:rPr>
+        <w:t>太10:5–6</w:t>
+      </w:r>
       <w:r>
         <w:rPr>
           <w:lang w:val="zh_TW" w:bidi="zh_TW"/>
         </w:rPr>
         <w:t>，</w:t>
       </w:r>
-      <w:hyperlink r:id="rId101">
-        <w:r>
-          <w:rPr>
-            <w:lang w:val="zh_TW" w:bidi="zh_TW"/>
-          </w:rPr>
-          <w:rPr>
-            <w:color w:val="0000EE"/>
-            <w:u w:val="single"/>
-          </w:rPr>
-          <w:t>15:24</w:t>
-        </w:r>
-      </w:hyperlink>
+      <w:r>
+        <w:rPr>
+          <w:lang w:val="zh_TW" w:bidi="zh_TW"/>
+        </w:rPr>
+        <w:t>15:24</w:t>
+      </w:r>
       <w:r>
         <w:rPr>
           <w:lang w:val="zh_TW" w:bidi="zh_TW"/>
@@ -3748,36 +2968,24 @@
         </w:rPr>
         <w:t>在</w:t>
       </w:r>
-      <w:hyperlink r:id="rId63">
-        <w:r>
-          <w:rPr>
-            <w:lang w:val="zh_TW" w:bidi="zh_TW"/>
-          </w:rPr>
-          <w:rPr>
-            <w:color w:val="0000EE"/>
-            <w:u w:val="single"/>
-          </w:rPr>
-          <w:t>馬可福音八章35節</w:t>
-        </w:r>
-      </w:hyperlink>
+      <w:r>
+        <w:rPr>
+          <w:lang w:val="zh_TW" w:bidi="zh_TW"/>
+        </w:rPr>
+        <w:t>馬可福音八章35節</w:t>
+      </w:r>
       <w:r>
         <w:rPr>
           <w:lang w:val="zh_TW" w:bidi="zh_TW"/>
         </w:rPr>
         <w:t>和</w:t>
       </w:r>
-      <w:hyperlink r:id="rId64">
-        <w:r>
-          <w:rPr>
-            <w:lang w:val="zh_TW" w:bidi="zh_TW"/>
-          </w:rPr>
-          <w:rPr>
-            <w:color w:val="0000EE"/>
-            <w:u w:val="single"/>
-          </w:rPr>
-          <w:t>十章29節</w:t>
-        </w:r>
-      </w:hyperlink>
+      <w:r>
+        <w:rPr>
+          <w:lang w:val="zh_TW" w:bidi="zh_TW"/>
+        </w:rPr>
+        <w:t>十章29節</w:t>
+      </w:r>
       <w:r>
         <w:rPr>
           <w:lang w:val="zh_TW" w:bidi="zh_TW"/>
@@ -3802,54 +3010,36 @@
         </w:rPr>
         <w:t>在</w:t>
       </w:r>
-      <w:hyperlink r:id="rId65">
-        <w:r>
-          <w:rPr>
-            <w:lang w:val="zh_TW" w:bidi="zh_TW"/>
-          </w:rPr>
-          <w:rPr>
-            <w:color w:val="0000EE"/>
-            <w:u w:val="single"/>
-          </w:rPr>
-          <w:t>馬可福音十三章10節</w:t>
-        </w:r>
-      </w:hyperlink>
+      <w:r>
+        <w:rPr>
+          <w:lang w:val="zh_TW" w:bidi="zh_TW"/>
+        </w:rPr>
+        <w:t>馬可福音十三章10節</w:t>
+      </w:r>
       <w:r>
         <w:rPr>
           <w:lang w:val="zh_TW" w:bidi="zh_TW"/>
         </w:rPr>
         <w:t>和</w:t>
       </w:r>
-      <w:hyperlink r:id="rId61">
-        <w:r>
-          <w:rPr>
-            <w:lang w:val="zh_TW" w:bidi="zh_TW"/>
-          </w:rPr>
-          <w:rPr>
-            <w:color w:val="0000EE"/>
-            <w:u w:val="single"/>
-          </w:rPr>
-          <w:t>馬太福音二十四章14節</w:t>
-        </w:r>
-      </w:hyperlink>
+      <w:r>
+        <w:rPr>
+          <w:lang w:val="zh_TW" w:bidi="zh_TW"/>
+        </w:rPr>
+        <w:t>馬太福音二十四章14節</w:t>
+      </w:r>
       <w:r>
         <w:rPr>
           <w:lang w:val="zh_TW" w:bidi="zh_TW"/>
         </w:rPr>
         <w:t>（以及經文上有爭議的</w:t>
       </w:r>
-      <w:hyperlink r:id="rId114">
-        <w:r>
-          <w:rPr>
-            <w:lang w:val="zh_TW" w:bidi="zh_TW"/>
-          </w:rPr>
-          <w:rPr>
-            <w:color w:val="0000EE"/>
-            <w:u w:val="single"/>
-          </w:rPr>
-          <w:t>可16:15</w:t>
-        </w:r>
-      </w:hyperlink>
+      <w:r>
+        <w:rPr>
+          <w:lang w:val="zh_TW" w:bidi="zh_TW"/>
+        </w:rPr>
+        <w:t>可16:15</w:t>
+      </w:r>
       <w:r>
         <w:rPr>
           <w:lang w:val="zh_TW" w:bidi="zh_TW"/>
@@ -3874,162 +3064,108 @@
         </w:rPr>
         <w:t>在</w:t>
       </w:r>
-      <w:hyperlink r:id="rId115">
-        <w:r>
-          <w:rPr>
-            <w:lang w:val="zh_TW" w:bidi="zh_TW"/>
-          </w:rPr>
-          <w:rPr>
-            <w:color w:val="0000EE"/>
-            <w:u w:val="single"/>
-          </w:rPr>
-          <w:t>馬可福音第十四章</w:t>
-        </w:r>
-      </w:hyperlink>
+      <w:r>
+        <w:rPr>
+          <w:lang w:val="zh_TW" w:bidi="zh_TW"/>
+        </w:rPr>
+        <w:t>馬可福音第十四章</w:t>
+      </w:r>
       <w:r>
         <w:rPr>
           <w:lang w:val="zh_TW" w:bidi="zh_TW"/>
         </w:rPr>
         <w:t>，耶穌解釋一位女人的行動（</w:t>
       </w:r>
-      <w:hyperlink r:id="rId116">
-        <w:r>
-          <w:rPr>
-            <w:lang w:val="zh_TW" w:bidi="zh_TW"/>
-          </w:rPr>
-          <w:rPr>
-            <w:color w:val="0000EE"/>
-            <w:u w:val="single"/>
-          </w:rPr>
-          <w:t>3</w:t>
-        </w:r>
-      </w:hyperlink>
+      <w:r>
+        <w:rPr>
+          <w:lang w:val="zh_TW" w:bidi="zh_TW"/>
+        </w:rPr>
+        <w:t>3</w:t>
+      </w:r>
       <w:r>
         <w:rPr>
           <w:lang w:val="zh_TW" w:bidi="zh_TW"/>
         </w:rPr>
         <w:t>節），說是她預先為祂的埋葬而膏抹祂的身體（</w:t>
       </w:r>
-      <w:hyperlink r:id="rId117">
-        <w:r>
-          <w:rPr>
-            <w:lang w:val="zh_TW" w:bidi="zh_TW"/>
-          </w:rPr>
-          <w:rPr>
-            <w:color w:val="0000EE"/>
-            <w:u w:val="single"/>
-          </w:rPr>
-          <w:t>8</w:t>
-        </w:r>
-      </w:hyperlink>
+      <w:r>
+        <w:rPr>
+          <w:lang w:val="zh_TW" w:bidi="zh_TW"/>
+        </w:rPr>
+        <w:t>8</w:t>
+      </w:r>
       <w:r>
         <w:rPr>
           <w:lang w:val="zh_TW" w:bidi="zh_TW"/>
         </w:rPr>
         <w:t>節），並宣告：「實在告訴你們，普天之下，無論在甚麼地方傳這福音，也要述說這女人所做的，以為記念（</w:t>
       </w:r>
-      <w:hyperlink r:id="rId66">
-        <w:r>
-          <w:rPr>
-            <w:lang w:val="zh_TW" w:bidi="zh_TW"/>
-          </w:rPr>
-          <w:rPr>
-            <w:color w:val="0000EE"/>
-            <w:u w:val="single"/>
-          </w:rPr>
-          <w:t>9</w:t>
-        </w:r>
-      </w:hyperlink>
+      <w:r>
+        <w:rPr>
+          <w:lang w:val="zh_TW" w:bidi="zh_TW"/>
+        </w:rPr>
+        <w:t>9</w:t>
+      </w:r>
       <w:r>
         <w:rPr>
           <w:lang w:val="zh_TW" w:bidi="zh_TW"/>
         </w:rPr>
         <w:t>節；參</w:t>
       </w:r>
-      <w:hyperlink r:id="rId62">
-        <w:r>
-          <w:rPr>
-            <w:lang w:val="zh_TW" w:bidi="zh_TW"/>
-          </w:rPr>
-          <w:rPr>
-            <w:color w:val="0000EE"/>
-            <w:u w:val="single"/>
-          </w:rPr>
-          <w:t>太26:13</w:t>
-        </w:r>
-      </w:hyperlink>
+      <w:r>
+        <w:rPr>
+          <w:lang w:val="zh_TW" w:bidi="zh_TW"/>
+        </w:rPr>
+        <w:t>太26:13</w:t>
+      </w:r>
       <w:r>
         <w:rPr>
           <w:lang w:val="zh_TW" w:bidi="zh_TW"/>
         </w:rPr>
         <w:t>）。這句話強烈暗示耶穌的位格和祂的死亡事件，將在所要傳揚的信息中佔有重要地位；否則，福音與這特定行為莊嚴結合，就顯得很奇怪了。這處經文已經顯示出，耶穌的死亡對於救恩是何等重要，正如祂在福音所宣告的（參</w:t>
       </w:r>
-      <w:hyperlink r:id="rId118">
-        <w:r>
-          <w:rPr>
-            <w:lang w:val="zh_TW" w:bidi="zh_TW"/>
-          </w:rPr>
-          <w:rPr>
-            <w:color w:val="0000EE"/>
-            <w:u w:val="single"/>
-          </w:rPr>
-          <w:t>可14:22–24</w:t>
-        </w:r>
-      </w:hyperlink>
+      <w:r>
+        <w:rPr>
+          <w:lang w:val="zh_TW" w:bidi="zh_TW"/>
+        </w:rPr>
+        <w:t>可14:22–24</w:t>
+      </w:r>
       <w:r>
         <w:rPr>
           <w:lang w:val="zh_TW" w:bidi="zh_TW"/>
         </w:rPr>
         <w:t>），以及對於開啟向外邦人傳福音的使命是何等的重要（</w:t>
       </w:r>
-      <w:hyperlink r:id="rId119">
-        <w:r>
-          <w:rPr>
-            <w:lang w:val="zh_TW" w:bidi="zh_TW"/>
-          </w:rPr>
-          <w:rPr>
-            <w:color w:val="0000EE"/>
-            <w:u w:val="single"/>
-          </w:rPr>
-          <w:t>馬太福音二十章28節</w:t>
-        </w:r>
-      </w:hyperlink>
+      <w:r>
+        <w:rPr>
+          <w:lang w:val="zh_TW" w:bidi="zh_TW"/>
+        </w:rPr>
+        <w:t>馬太福音二十章28節</w:t>
+      </w:r>
       <w:r>
         <w:rPr>
           <w:lang w:val="zh_TW" w:bidi="zh_TW"/>
         </w:rPr>
         <w:t>對於解釋從</w:t>
       </w:r>
-      <w:hyperlink r:id="rId101">
-        <w:r>
-          <w:rPr>
-            <w:lang w:val="zh_TW" w:bidi="zh_TW"/>
-          </w:rPr>
-          <w:rPr>
-            <w:color w:val="0000EE"/>
-            <w:u w:val="single"/>
-          </w:rPr>
-          <w:t>馬太福音十五章24節</w:t>
-        </w:r>
-      </w:hyperlink>
+      <w:r>
+        <w:rPr>
+          <w:lang w:val="zh_TW" w:bidi="zh_TW"/>
+        </w:rPr>
+        <w:t>馬太福音十五章24節</w:t>
+      </w:r>
       <w:r>
         <w:rPr>
           <w:lang w:val="zh_TW" w:bidi="zh_TW"/>
         </w:rPr>
         <w:t>到</w:t>
       </w:r>
-      <w:hyperlink r:id="rId120">
-        <w:r>
-          <w:rPr>
-            <w:lang w:val="zh_TW" w:bidi="zh_TW"/>
-          </w:rPr>
-          <w:rPr>
-            <w:color w:val="0000EE"/>
-            <w:u w:val="single"/>
-          </w:rPr>
-          <w:t>二十八章18至20節</w:t>
-        </w:r>
-      </w:hyperlink>
+      <w:r>
+        <w:rPr>
+          <w:lang w:val="zh_TW" w:bidi="zh_TW"/>
+        </w:rPr>
+        <w:t>二十八章18至20節</w:t>
+      </w:r>
       <w:r>
         <w:rPr>
           <w:lang w:val="zh_TW" w:bidi="zh_TW"/>
@@ -4125,354 +3261,234 @@
         </w:rPr>
         <w:t>耶穌基督從死裡復活後，繼續傳福音（</w:t>
       </w:r>
-      <w:hyperlink r:id="rId121">
-        <w:r>
-          <w:rPr>
-            <w:lang w:val="zh_TW" w:bidi="zh_TW"/>
-          </w:rPr>
-          <w:rPr>
-            <w:color w:val="0000EE"/>
-            <w:u w:val="single"/>
-          </w:rPr>
-          <w:t>弗2:16–17</w:t>
-        </w:r>
-      </w:hyperlink>
+      <w:r>
+        <w:rPr>
+          <w:lang w:val="zh_TW" w:bidi="zh_TW"/>
+        </w:rPr>
+        <w:t>弗2:16–17</w:t>
+      </w:r>
       <w:r>
         <w:rPr>
           <w:lang w:val="zh_TW" w:bidi="zh_TW"/>
         </w:rPr>
         <w:t>），現在是通過祂所委派的代表來傳福音（</w:t>
       </w:r>
-      <w:hyperlink r:id="rId122">
-        <w:r>
-          <w:rPr>
-            <w:lang w:val="zh_TW" w:bidi="zh_TW"/>
-          </w:rPr>
-          <w:rPr>
-            <w:color w:val="0000EE"/>
-            <w:u w:val="single"/>
-          </w:rPr>
-          <w:t>羅15:16–18</w:t>
-        </w:r>
-      </w:hyperlink>
+      <w:r>
+        <w:rPr>
+          <w:lang w:val="zh_TW" w:bidi="zh_TW"/>
+        </w:rPr>
+        <w:t>羅15:16–18</w:t>
+      </w:r>
       <w:r>
         <w:rPr>
           <w:lang w:val="zh_TW" w:bidi="zh_TW"/>
         </w:rPr>
         <w:t>；</w:t>
       </w:r>
-      <w:hyperlink r:id="rId123">
-        <w:r>
-          <w:rPr>
-            <w:lang w:val="zh_TW" w:bidi="zh_TW"/>
-          </w:rPr>
-          <w:rPr>
-            <w:color w:val="0000EE"/>
-            <w:u w:val="single"/>
-          </w:rPr>
-          <w:t>林前1:17</w:t>
-        </w:r>
-      </w:hyperlink>
+      <w:r>
+        <w:rPr>
+          <w:lang w:val="zh_TW" w:bidi="zh_TW"/>
+        </w:rPr>
+        <w:t>林前1:17</w:t>
+      </w:r>
       <w:r>
         <w:rPr>
           <w:lang w:val="zh_TW" w:bidi="zh_TW"/>
         </w:rPr>
         <w:t>，</w:t>
       </w:r>
-      <w:hyperlink r:id="rId124">
-        <w:r>
-          <w:rPr>
-            <w:lang w:val="zh_TW" w:bidi="zh_TW"/>
-          </w:rPr>
-          <w:rPr>
-            <w:color w:val="0000EE"/>
-            <w:u w:val="single"/>
-          </w:rPr>
-          <w:t>9:12–18</w:t>
-        </w:r>
-      </w:hyperlink>
+      <w:r>
+        <w:rPr>
+          <w:lang w:val="zh_TW" w:bidi="zh_TW"/>
+        </w:rPr>
+        <w:t>9:12–18</w:t>
+      </w:r>
       <w:r>
         <w:rPr>
           <w:lang w:val="zh_TW" w:bidi="zh_TW"/>
         </w:rPr>
         <w:t>；</w:t>
       </w:r>
-      <w:hyperlink r:id="rId125">
-        <w:r>
-          <w:rPr>
-            <w:lang w:val="zh_TW" w:bidi="zh_TW"/>
-          </w:rPr>
-          <w:rPr>
-            <w:color w:val="0000EE"/>
-            <w:u w:val="single"/>
-          </w:rPr>
-          <w:t>加4:13–14；</w:t>
-        </w:r>
-      </w:hyperlink>
-      <w:hyperlink r:id="rId126">
-        <w:r>
-          <w:rPr>
-            <w:lang w:val="zh_TW" w:bidi="zh_TW"/>
-          </w:rPr>
-          <w:rPr>
-            <w:color w:val="0000EE"/>
-            <w:u w:val="single"/>
-          </w:rPr>
-          <w:t>弗4:11</w:t>
-        </w:r>
-      </w:hyperlink>
+      <w:r>
+        <w:rPr>
+          <w:lang w:val="zh_TW" w:bidi="zh_TW"/>
+        </w:rPr>
+        <w:t>加4:13–14；</w:t>
+      </w:r>
+      <w:r>
+        <w:rPr>
+          <w:lang w:val="zh_TW" w:bidi="zh_TW"/>
+        </w:rPr>
+        <w:t>弗4:11</w:t>
+      </w:r>
       <w:r>
         <w:rPr>
           <w:lang w:val="zh_TW" w:bidi="zh_TW"/>
         </w:rPr>
         <w:t>；</w:t>
       </w:r>
-      <w:hyperlink r:id="rId127">
-        <w:r>
-          <w:rPr>
-            <w:lang w:val="zh_TW" w:bidi="zh_TW"/>
-          </w:rPr>
-          <w:rPr>
-            <w:color w:val="0000EE"/>
-            <w:u w:val="single"/>
-          </w:rPr>
-          <w:t>提後1:9–11</w:t>
-        </w:r>
-      </w:hyperlink>
+      <w:r>
+        <w:rPr>
+          <w:lang w:val="zh_TW" w:bidi="zh_TW"/>
+        </w:rPr>
+        <w:t>提後1:9–11</w:t>
+      </w:r>
       <w:r>
         <w:rPr>
           <w:lang w:val="zh_TW" w:bidi="zh_TW"/>
         </w:rPr>
         <w:t>）。更重要的是，基督已成為福音的核心主題。傳福音的那位，如今成為福音本身的內容。這在使徒行傳（</w:t>
       </w:r>
-      <w:hyperlink r:id="rId128">
-        <w:r>
-          <w:rPr>
-            <w:lang w:val="zh_TW" w:bidi="zh_TW"/>
-          </w:rPr>
-          <w:rPr>
-            <w:color w:val="0000EE"/>
-            <w:u w:val="single"/>
-          </w:rPr>
-          <w:t>徒5:42</w:t>
-        </w:r>
-      </w:hyperlink>
+      <w:r>
+        <w:rPr>
+          <w:lang w:val="zh_TW" w:bidi="zh_TW"/>
+        </w:rPr>
+        <w:t>徒5:42</w:t>
+      </w:r>
       <w:r>
         <w:rPr>
           <w:lang w:val="zh_TW" w:bidi="zh_TW"/>
         </w:rPr>
         <w:t>，</w:t>
       </w:r>
-      <w:hyperlink r:id="rId129">
-        <w:r>
-          <w:rPr>
-            <w:lang w:val="zh_TW" w:bidi="zh_TW"/>
-          </w:rPr>
-          <w:rPr>
-            <w:color w:val="0000EE"/>
-            <w:u w:val="single"/>
-          </w:rPr>
-          <w:t>8:4–5、35</w:t>
-        </w:r>
-      </w:hyperlink>
+      <w:r>
+        <w:rPr>
+          <w:lang w:val="zh_TW" w:bidi="zh_TW"/>
+        </w:rPr>
+        <w:t>8:4–5、35</w:t>
+      </w:r>
       <w:r>
         <w:rPr>
           <w:lang w:val="zh_TW" w:bidi="zh_TW"/>
         </w:rPr>
         <w:t>，</w:t>
       </w:r>
-      <w:hyperlink r:id="rId130">
-        <w:r>
-          <w:rPr>
-            <w:lang w:val="zh_TW" w:bidi="zh_TW"/>
-          </w:rPr>
-          <w:rPr>
-            <w:color w:val="0000EE"/>
-            <w:u w:val="single"/>
-          </w:rPr>
-          <w:t>11:20</w:t>
-        </w:r>
-      </w:hyperlink>
+      <w:r>
+        <w:rPr>
+          <w:lang w:val="zh_TW" w:bidi="zh_TW"/>
+        </w:rPr>
+        <w:t>11:20</w:t>
+      </w:r>
       <w:r>
         <w:rPr>
           <w:lang w:val="zh_TW" w:bidi="zh_TW"/>
         </w:rPr>
         <w:t>，</w:t>
       </w:r>
-      <w:hyperlink r:id="rId131">
-        <w:r>
-          <w:rPr>
-            <w:lang w:val="zh_TW" w:bidi="zh_TW"/>
-          </w:rPr>
-          <w:rPr>
-            <w:color w:val="0000EE"/>
-            <w:u w:val="single"/>
-          </w:rPr>
-          <w:t>17:18</w:t>
-        </w:r>
-      </w:hyperlink>
+      <w:r>
+        <w:rPr>
+          <w:lang w:val="zh_TW" w:bidi="zh_TW"/>
+        </w:rPr>
+        <w:t>17:18</w:t>
+      </w:r>
       <w:r>
         <w:rPr>
           <w:lang w:val="zh_TW" w:bidi="zh_TW"/>
         </w:rPr>
         <w:t>）以及保羅的書信中（</w:t>
       </w:r>
-      <w:hyperlink r:id="rId132">
-        <w:r>
-          <w:rPr>
-            <w:lang w:val="zh_TW" w:bidi="zh_TW"/>
-          </w:rPr>
-          <w:rPr>
-            <w:color w:val="0000EE"/>
-            <w:u w:val="single"/>
-          </w:rPr>
-          <w:t>羅1:1–4</w:t>
-        </w:r>
-      </w:hyperlink>
+      <w:r>
+        <w:rPr>
+          <w:lang w:val="zh_TW" w:bidi="zh_TW"/>
+        </w:rPr>
+        <w:t>羅1:1–4</w:t>
+      </w:r>
       <w:r>
         <w:rPr>
           <w:lang w:val="zh_TW" w:bidi="zh_TW"/>
         </w:rPr>
         <w:t>，</w:t>
       </w:r>
-      <w:hyperlink r:id="rId133">
-        <w:r>
-          <w:rPr>
-            <w:lang w:val="zh_TW" w:bidi="zh_TW"/>
-          </w:rPr>
-          <w:rPr>
-            <w:color w:val="0000EE"/>
-            <w:u w:val="single"/>
-          </w:rPr>
-          <w:t>10:8–17</w:t>
-        </w:r>
-      </w:hyperlink>
+      <w:r>
+        <w:rPr>
+          <w:lang w:val="zh_TW" w:bidi="zh_TW"/>
+        </w:rPr>
+        <w:t>10:8–17</w:t>
+      </w:r>
       <w:r>
         <w:rPr>
           <w:lang w:val="zh_TW" w:bidi="zh_TW"/>
         </w:rPr>
         <w:t>，</w:t>
       </w:r>
-      <w:hyperlink r:id="rId134">
-        <w:r>
-          <w:rPr>
-            <w:lang w:val="zh_TW" w:bidi="zh_TW"/>
-          </w:rPr>
-          <w:rPr>
-            <w:color w:val="0000EE"/>
-            <w:u w:val="single"/>
-          </w:rPr>
-          <w:t>15:19–20</w:t>
-        </w:r>
-      </w:hyperlink>
+      <w:r>
+        <w:rPr>
+          <w:lang w:val="zh_TW" w:bidi="zh_TW"/>
+        </w:rPr>
+        <w:t>15:19–20</w:t>
+      </w:r>
       <w:r>
         <w:rPr>
           <w:lang w:val="zh_TW" w:bidi="zh_TW"/>
         </w:rPr>
         <w:t>；</w:t>
       </w:r>
-      <w:hyperlink r:id="rId135">
-        <w:r>
-          <w:rPr>
-            <w:lang w:val="zh_TW" w:bidi="zh_TW"/>
-          </w:rPr>
-          <w:rPr>
-            <w:color w:val="0000EE"/>
-            <w:u w:val="single"/>
-          </w:rPr>
-          <w:t>林後4:4–6</w:t>
-        </w:r>
-      </w:hyperlink>
+      <w:r>
+        <w:rPr>
+          <w:lang w:val="zh_TW" w:bidi="zh_TW"/>
+        </w:rPr>
+        <w:t>林後4:4–6</w:t>
+      </w:r>
       <w:r>
         <w:rPr>
           <w:lang w:val="zh_TW" w:bidi="zh_TW"/>
         </w:rPr>
         <w:t>，</w:t>
       </w:r>
-      <w:hyperlink r:id="rId136">
-        <w:r>
-          <w:rPr>
-            <w:lang w:val="zh_TW" w:bidi="zh_TW"/>
-          </w:rPr>
-          <w:rPr>
-            <w:color w:val="0000EE"/>
-            <w:u w:val="single"/>
-          </w:rPr>
-          <w:t>11:4</w:t>
-        </w:r>
-      </w:hyperlink>
+      <w:r>
+        <w:rPr>
+          <w:lang w:val="zh_TW" w:bidi="zh_TW"/>
+        </w:rPr>
+        <w:t>11:4</w:t>
+      </w:r>
       <w:r>
         <w:rPr>
           <w:lang w:val="zh_TW" w:bidi="zh_TW"/>
         </w:rPr>
         <w:t>；</w:t>
       </w:r>
-      <w:hyperlink r:id="rId137">
-        <w:r>
-          <w:rPr>
-            <w:lang w:val="zh_TW" w:bidi="zh_TW"/>
-          </w:rPr>
-          <w:rPr>
-            <w:color w:val="0000EE"/>
-            <w:u w:val="single"/>
-          </w:rPr>
-          <w:t>加1:16</w:t>
-        </w:r>
-      </w:hyperlink>
+      <w:r>
+        <w:rPr>
+          <w:lang w:val="zh_TW" w:bidi="zh_TW"/>
+        </w:rPr>
+        <w:t>加1:16</w:t>
+      </w:r>
       <w:r>
         <w:rPr>
           <w:lang w:val="zh_TW" w:bidi="zh_TW"/>
         </w:rPr>
         <w:t>；</w:t>
       </w:r>
-      <w:hyperlink r:id="rId138">
-        <w:r>
-          <w:rPr>
-            <w:lang w:val="zh_TW" w:bidi="zh_TW"/>
-          </w:rPr>
-          <w:rPr>
-            <w:color w:val="0000EE"/>
-            <w:u w:val="single"/>
-          </w:rPr>
-          <w:t>弗3:8</w:t>
-        </w:r>
-      </w:hyperlink>
+      <w:r>
+        <w:rPr>
+          <w:lang w:val="zh_TW" w:bidi="zh_TW"/>
+        </w:rPr>
+        <w:t>弗3:8</w:t>
+      </w:r>
       <w:r>
         <w:rPr>
           <w:lang w:val="zh_TW" w:bidi="zh_TW"/>
         </w:rPr>
         <w:t>；</w:t>
       </w:r>
-      <w:hyperlink r:id="rId139">
-        <w:r>
-          <w:rPr>
-            <w:lang w:val="zh_TW" w:bidi="zh_TW"/>
-          </w:rPr>
-          <w:rPr>
-            <w:color w:val="0000EE"/>
-            <w:u w:val="single"/>
-          </w:rPr>
-          <w:t>腓1:15–18</w:t>
-        </w:r>
-      </w:hyperlink>
+      <w:r>
+        <w:rPr>
+          <w:lang w:val="zh_TW" w:bidi="zh_TW"/>
+        </w:rPr>
+        <w:t>腓1:15–18</w:t>
+      </w:r>
       <w:r>
         <w:rPr>
           <w:lang w:val="zh_TW" w:bidi="zh_TW"/>
         </w:rPr>
         <w:t>；</w:t>
       </w:r>
-      <w:hyperlink r:id="rId140">
-        <w:r>
-          <w:rPr>
-            <w:lang w:val="zh_TW" w:bidi="zh_TW"/>
-          </w:rPr>
-          <w:rPr>
-            <w:color w:val="0000EE"/>
-            <w:u w:val="single"/>
-          </w:rPr>
-          <w:t>提後2:8</w:t>
-        </w:r>
-      </w:hyperlink>
+      <w:r>
+        <w:rPr>
+          <w:lang w:val="zh_TW" w:bidi="zh_TW"/>
+        </w:rPr>
+        <w:t>提後2:8</w:t>
+      </w:r>
       <w:r>
         <w:rPr>
           <w:lang w:val="zh_TW" w:bidi="zh_TW"/>
@@ -4492,36 +3508,24 @@
         </w:rPr>
         <w:t>，而不是那幾個福音。另有福音就像另有基督一樣，是不可思議且沒有必要的。這是神唯一授權的福音（例如</w:t>
       </w:r>
-      <w:hyperlink r:id="rId141">
-        <w:r>
-          <w:rPr>
-            <w:lang w:val="zh_TW" w:bidi="zh_TW"/>
-          </w:rPr>
-          <w:rPr>
-            <w:color w:val="0000EE"/>
-            <w:u w:val="single"/>
-          </w:rPr>
-          <w:t>羅1:1–17</w:t>
-        </w:r>
-      </w:hyperlink>
+      <w:r>
+        <w:rPr>
+          <w:lang w:val="zh_TW" w:bidi="zh_TW"/>
+        </w:rPr>
+        <w:t>羅1:1–17</w:t>
+      </w:r>
       <w:r>
         <w:rPr>
           <w:lang w:val="zh_TW" w:bidi="zh_TW"/>
         </w:rPr>
         <w:t>），也是神所宣講的（例如</w:t>
       </w:r>
-      <w:hyperlink r:id="rId142">
-        <w:r>
-          <w:rPr>
-            <w:lang w:val="zh_TW" w:bidi="zh_TW"/>
-          </w:rPr>
-          <w:rPr>
-            <w:color w:val="0000EE"/>
-            <w:u w:val="single"/>
-          </w:rPr>
-          <w:t>帖後2:13–14</w:t>
-        </w:r>
-      </w:hyperlink>
+      <w:r>
+        <w:rPr>
+          <w:lang w:val="zh_TW" w:bidi="zh_TW"/>
+        </w:rPr>
+        <w:t>帖後2:13–14</w:t>
+      </w:r>
       <w:r>
         <w:rPr>
           <w:lang w:val="zh_TW" w:bidi="zh_TW"/>
@@ -4536,180 +3540,120 @@
           <w:lang w:val="zh_TW" w:bidi="zh_TW"/>
         </w:rPr>
       </w:r>
-      <w:hyperlink r:id="rId143">
-        <w:r>
-          <w:rPr>
-            <w:lang w:val="zh_TW" w:bidi="zh_TW"/>
-          </w:rPr>
-          <w:rPr>
-            <w:color w:val="0000EE"/>
-            <w:u w:val="single"/>
-          </w:rPr>
-          <w:t>加拉太書二章7至9節</w:t>
-        </w:r>
-      </w:hyperlink>
+      <w:r>
+        <w:rPr>
+          <w:lang w:val="zh_TW" w:bidi="zh_TW"/>
+        </w:rPr>
+        <w:t>加拉太書二章7至9節</w:t>
+      </w:r>
       <w:r>
         <w:rPr>
           <w:lang w:val="zh_TW" w:bidi="zh_TW"/>
         </w:rPr>
         <w:t>說的，不是兩個福音，而是兩個不同的福音領域。保羅（向未受割禮者傳福音的使徒）和彼得（向已受割禮者傳福音的使徒）都受託付「基督的福音」（</w:t>
       </w:r>
-      <w:hyperlink r:id="rId144">
-        <w:r>
-          <w:rPr>
-            <w:lang w:val="zh_TW" w:bidi="zh_TW"/>
-          </w:rPr>
-          <w:rPr>
-            <w:color w:val="0000EE"/>
-            <w:u w:val="single"/>
-          </w:rPr>
-          <w:t>加1:7</w:t>
-        </w:r>
-      </w:hyperlink>
+      <w:r>
+        <w:rPr>
+          <w:lang w:val="zh_TW" w:bidi="zh_TW"/>
+        </w:rPr>
+        <w:t>加1:7</w:t>
+      </w:r>
       <w:r>
         <w:rPr>
           <w:lang w:val="zh_TW" w:bidi="zh_TW"/>
         </w:rPr>
         <w:t>；參</w:t>
       </w:r>
-      <w:hyperlink r:id="rId145">
-        <w:r>
-          <w:rPr>
-            <w:lang w:val="zh_TW" w:bidi="zh_TW"/>
-          </w:rPr>
-          <w:rPr>
-            <w:color w:val="0000EE"/>
-            <w:u w:val="single"/>
-          </w:rPr>
-          <w:t>林前15:1–11</w:t>
-        </w:r>
-      </w:hyperlink>
+      <w:r>
+        <w:rPr>
+          <w:lang w:val="zh_TW" w:bidi="zh_TW"/>
+        </w:rPr>
+        <w:t>林前15:1–11</w:t>
+      </w:r>
       <w:r>
         <w:rPr>
           <w:lang w:val="zh_TW" w:bidi="zh_TW"/>
         </w:rPr>
         <w:t>），這是神所預定的信息，為拯救猶太人和外邦人（</w:t>
       </w:r>
-      <w:hyperlink r:id="rId146">
-        <w:r>
-          <w:rPr>
-            <w:lang w:val="zh_TW" w:bidi="zh_TW"/>
-          </w:rPr>
-          <w:rPr>
-            <w:color w:val="0000EE"/>
-            <w:u w:val="single"/>
-          </w:rPr>
-          <w:t>羅1:16</w:t>
-        </w:r>
-      </w:hyperlink>
+      <w:r>
+        <w:rPr>
+          <w:lang w:val="zh_TW" w:bidi="zh_TW"/>
+        </w:rPr>
+        <w:t>羅1:16</w:t>
+      </w:r>
       <w:r>
         <w:rPr>
           <w:lang w:val="zh_TW" w:bidi="zh_TW"/>
         </w:rPr>
         <w:t>）。保羅在</w:t>
       </w:r>
-      <w:hyperlink r:id="rId147">
-        <w:r>
-          <w:rPr>
-            <w:lang w:val="zh_TW" w:bidi="zh_TW"/>
-          </w:rPr>
-          <w:rPr>
-            <w:color w:val="0000EE"/>
-            <w:u w:val="single"/>
-          </w:rPr>
-          <w:t>加拉太書一章6至9節</w:t>
-        </w:r>
-      </w:hyperlink>
+      <w:r>
+        <w:rPr>
+          <w:lang w:val="zh_TW" w:bidi="zh_TW"/>
+        </w:rPr>
+        <w:t>加拉太書一章6至9節</w:t>
+      </w:r>
       <w:r>
         <w:rPr>
           <w:lang w:val="zh_TW" w:bidi="zh_TW"/>
         </w:rPr>
         <w:t>和</w:t>
       </w:r>
-      <w:hyperlink r:id="rId136">
-        <w:r>
-          <w:rPr>
-            <w:lang w:val="zh_TW" w:bidi="zh_TW"/>
-          </w:rPr>
-          <w:rPr>
-            <w:color w:val="0000EE"/>
-            <w:u w:val="single"/>
-          </w:rPr>
-          <w:t>哥林多後書十一章4節</w:t>
-        </w:r>
-      </w:hyperlink>
+      <w:r>
+        <w:rPr>
+          <w:lang w:val="zh_TW" w:bidi="zh_TW"/>
+        </w:rPr>
+        <w:t>哥林多後書十一章4節</w:t>
+      </w:r>
       <w:r>
         <w:rPr>
           <w:lang w:val="zh_TW" w:bidi="zh_TW"/>
         </w:rPr>
         <w:t>譴責的「另得一個福音」，不是另一個關於耶穌的福音，而是關於「另傳一個耶穌」的信息——不是那位真實的耶穌，而是僅存在於那些宣講祂的人心中和信息中的耶穌。傳講真實的基督就是傳講真實的福音，無論人的動機如何令人質疑（</w:t>
       </w:r>
-      <w:hyperlink r:id="rId148">
-        <w:r>
-          <w:rPr>
-            <w:lang w:val="zh_TW" w:bidi="zh_TW"/>
-          </w:rPr>
-          <w:rPr>
-            <w:color w:val="0000EE"/>
-            <w:u w:val="single"/>
-          </w:rPr>
-          <w:t>腓1:15–18、27</w:t>
-        </w:r>
-      </w:hyperlink>
+      <w:r>
+        <w:rPr>
+          <w:lang w:val="zh_TW" w:bidi="zh_TW"/>
+        </w:rPr>
+        <w:t>腓1:15–18、27</w:t>
+      </w:r>
       <w:r>
         <w:rPr>
           <w:lang w:val="zh_TW" w:bidi="zh_TW"/>
         </w:rPr>
         <w:t>），正確回應福音就是歸向基督（</w:t>
       </w:r>
-      <w:hyperlink r:id="rId149">
-        <w:r>
-          <w:rPr>
-            <w:lang w:val="zh_TW" w:bidi="zh_TW"/>
-          </w:rPr>
-          <w:rPr>
-            <w:color w:val="0000EE"/>
-            <w:u w:val="single"/>
-          </w:rPr>
-          <w:t>徒11:20–21</w:t>
-        </w:r>
-      </w:hyperlink>
+      <w:r>
+        <w:rPr>
+          <w:lang w:val="zh_TW" w:bidi="zh_TW"/>
+        </w:rPr>
+        <w:t>徒11:20–21</w:t>
+      </w:r>
       <w:r>
         <w:rPr>
           <w:lang w:val="zh_TW" w:bidi="zh_TW"/>
         </w:rPr>
         <w:t>；</w:t>
       </w:r>
-      <w:hyperlink r:id="rId133">
-        <w:r>
-          <w:rPr>
-            <w:lang w:val="zh_TW" w:bidi="zh_TW"/>
-          </w:rPr>
-          <w:rPr>
-            <w:color w:val="0000EE"/>
-            <w:u w:val="single"/>
-          </w:rPr>
-          <w:t>羅10:8–17</w:t>
-        </w:r>
-      </w:hyperlink>
+      <w:r>
+        <w:rPr>
+          <w:lang w:val="zh_TW" w:bidi="zh_TW"/>
+        </w:rPr>
+        <w:t>羅10:8–17</w:t>
+      </w:r>
       <w:r>
         <w:rPr>
           <w:lang w:val="zh_TW" w:bidi="zh_TW"/>
         </w:rPr>
         <w:t>；</w:t>
       </w:r>
-      <w:hyperlink r:id="rId150">
-        <w:r>
-          <w:rPr>
-            <w:lang w:val="zh_TW" w:bidi="zh_TW"/>
-          </w:rPr>
-          <w:rPr>
-            <w:color w:val="0000EE"/>
-            <w:u w:val="single"/>
-          </w:rPr>
-          <w:t>加2:14–16</w:t>
-        </w:r>
-      </w:hyperlink>
+      <w:r>
+        <w:rPr>
+          <w:lang w:val="zh_TW" w:bidi="zh_TW"/>
+        </w:rPr>
+        <w:t>加2:14–16</w:t>
+      </w:r>
       <w:r>
         <w:rPr>
           <w:lang w:val="zh_TW" w:bidi="zh_TW"/>
@@ -4741,378 +3685,252 @@
         </w:rPr>
         <w:t>福音見證了基督救贖工作的各個方面，從祂的誕生（</w:t>
       </w:r>
-      <w:hyperlink r:id="rId151">
-        <w:r>
-          <w:rPr>
-            <w:lang w:val="zh_TW" w:bidi="zh_TW"/>
-          </w:rPr>
-          <w:rPr>
-            <w:color w:val="0000EE"/>
-            <w:u w:val="single"/>
-          </w:rPr>
-          <w:t>羅1:3</w:t>
-        </w:r>
-      </w:hyperlink>
+      <w:r>
+        <w:rPr>
+          <w:lang w:val="zh_TW" w:bidi="zh_TW"/>
+        </w:rPr>
+        <w:t>羅1:3</w:t>
+      </w:r>
       <w:r>
         <w:rPr>
           <w:lang w:val="zh_TW" w:bidi="zh_TW"/>
         </w:rPr>
         <w:t>；</w:t>
       </w:r>
-      <w:hyperlink r:id="rId140">
-        <w:r>
-          <w:rPr>
-            <w:lang w:val="zh_TW" w:bidi="zh_TW"/>
-          </w:rPr>
-          <w:rPr>
-            <w:color w:val="0000EE"/>
-            <w:u w:val="single"/>
-          </w:rPr>
-          <w:t>提後2:8</w:t>
-        </w:r>
-      </w:hyperlink>
+      <w:r>
+        <w:rPr>
+          <w:lang w:val="zh_TW" w:bidi="zh_TW"/>
+        </w:rPr>
+        <w:t>提後2:8</w:t>
+      </w:r>
       <w:r>
         <w:rPr>
           <w:lang w:val="zh_TW" w:bidi="zh_TW"/>
         </w:rPr>
         <w:t>）和公開事工（</w:t>
       </w:r>
-      <w:hyperlink r:id="rId152">
-        <w:r>
-          <w:rPr>
-            <w:lang w:val="zh_TW" w:bidi="zh_TW"/>
-          </w:rPr>
-          <w:rPr>
-            <w:color w:val="0000EE"/>
-            <w:u w:val="single"/>
-          </w:rPr>
-          <w:t>可1:1</w:t>
-        </w:r>
-      </w:hyperlink>
+      <w:r>
+        <w:rPr>
+          <w:lang w:val="zh_TW" w:bidi="zh_TW"/>
+        </w:rPr>
+        <w:t>可1:1</w:t>
+      </w:r>
       <w:r>
         <w:rPr>
           <w:lang w:val="zh_TW" w:bidi="zh_TW"/>
         </w:rPr>
         <w:t>；</w:t>
       </w:r>
-      <w:hyperlink r:id="rId153">
-        <w:r>
-          <w:rPr>
-            <w:lang w:val="zh_TW" w:bidi="zh_TW"/>
-          </w:rPr>
-          <w:rPr>
-            <w:color w:val="0000EE"/>
-            <w:u w:val="single"/>
-          </w:rPr>
-          <w:t>徒10:36</w:t>
-        </w:r>
-      </w:hyperlink>
+      <w:r>
+        <w:rPr>
+          <w:lang w:val="zh_TW" w:bidi="zh_TW"/>
+        </w:rPr>
+        <w:t>徒10:36</w:t>
+      </w:r>
       <w:r>
         <w:rPr>
           <w:lang w:val="zh_TW" w:bidi="zh_TW"/>
         </w:rPr>
         <w:t>–</w:t>
       </w:r>
-      <w:hyperlink r:id="rId153">
-        <w:r>
-          <w:rPr>
-            <w:lang w:val="zh_TW" w:bidi="zh_TW"/>
-          </w:rPr>
-          <w:rPr>
-            <w:color w:val="0000EE"/>
-            <w:u w:val="single"/>
-          </w:rPr>
-          <w:t>38</w:t>
-        </w:r>
-      </w:hyperlink>
+      <w:r>
+        <w:rPr>
+          <w:lang w:val="zh_TW" w:bidi="zh_TW"/>
+        </w:rPr>
+        <w:t>38</w:t>
+      </w:r>
       <w:r>
         <w:rPr>
           <w:lang w:val="zh_TW" w:bidi="zh_TW"/>
         </w:rPr>
         <w:t>），到他的再來（</w:t>
       </w:r>
-      <w:hyperlink r:id="rId154">
-        <w:r>
-          <w:rPr>
-            <w:lang w:val="zh_TW" w:bidi="zh_TW"/>
-          </w:rPr>
-          <w:rPr>
-            <w:color w:val="0000EE"/>
-            <w:u w:val="single"/>
-          </w:rPr>
-          <w:t>西1:5、23</w:t>
-        </w:r>
-      </w:hyperlink>
+      <w:r>
+        <w:rPr>
+          <w:lang w:val="zh_TW" w:bidi="zh_TW"/>
+        </w:rPr>
+        <w:t>西1:5、23</w:t>
+      </w:r>
       <w:r>
         <w:rPr>
           <w:lang w:val="zh_TW" w:bidi="zh_TW"/>
         </w:rPr>
         <w:t>；參</w:t>
       </w:r>
-      <w:hyperlink r:id="rId155">
-        <w:r>
-          <w:rPr>
-            <w:lang w:val="zh_TW" w:bidi="zh_TW"/>
-          </w:rPr>
-          <w:rPr>
-            <w:color w:val="0000EE"/>
-            <w:u w:val="single"/>
-          </w:rPr>
-          <w:t>3:1</w:t>
-        </w:r>
-      </w:hyperlink>
+      <w:r>
+        <w:rPr>
+          <w:lang w:val="zh_TW" w:bidi="zh_TW"/>
+        </w:rPr>
+        <w:t>3:1</w:t>
+      </w:r>
       <w:r>
         <w:rPr>
           <w:lang w:val="zh_TW" w:bidi="zh_TW"/>
         </w:rPr>
         <w:t>–</w:t>
       </w:r>
-      <w:hyperlink r:id="rId155">
-        <w:r>
-          <w:rPr>
-            <w:lang w:val="zh_TW" w:bidi="zh_TW"/>
-          </w:rPr>
-          <w:rPr>
-            <w:color w:val="0000EE"/>
-            <w:u w:val="single"/>
-          </w:rPr>
-          <w:t>4</w:t>
-        </w:r>
-      </w:hyperlink>
+      <w:r>
+        <w:rPr>
+          <w:lang w:val="zh_TW" w:bidi="zh_TW"/>
+        </w:rPr>
+        <w:t>4</w:t>
+      </w:r>
       <w:r>
         <w:rPr>
           <w:lang w:val="zh_TW" w:bidi="zh_TW"/>
         </w:rPr>
         <w:t>；</w:t>
       </w:r>
-      <w:hyperlink r:id="rId156">
-        <w:r>
-          <w:rPr>
-            <w:lang w:val="zh_TW" w:bidi="zh_TW"/>
-          </w:rPr>
-          <w:rPr>
-            <w:color w:val="0000EE"/>
-            <w:u w:val="single"/>
-          </w:rPr>
-          <w:t>帖前1:5</w:t>
-        </w:r>
-      </w:hyperlink>
+      <w:r>
+        <w:rPr>
+          <w:lang w:val="zh_TW" w:bidi="zh_TW"/>
+        </w:rPr>
+        <w:t>帖前1:5</w:t>
+      </w:r>
       <w:r>
         <w:rPr>
           <w:lang w:val="zh_TW" w:bidi="zh_TW"/>
         </w:rPr>
         <w:t>–</w:t>
       </w:r>
-      <w:hyperlink r:id="rId156">
-        <w:r>
-          <w:rPr>
-            <w:lang w:val="zh_TW" w:bidi="zh_TW"/>
-          </w:rPr>
-          <w:rPr>
-            <w:color w:val="0000EE"/>
-            <w:u w:val="single"/>
-          </w:rPr>
-          <w:t>10</w:t>
-        </w:r>
-      </w:hyperlink>
+      <w:r>
+        <w:rPr>
+          <w:lang w:val="zh_TW" w:bidi="zh_TW"/>
+        </w:rPr>
+        <w:t>10</w:t>
+      </w:r>
       <w:r>
         <w:rPr>
           <w:lang w:val="zh_TW" w:bidi="zh_TW"/>
         </w:rPr>
         <w:t>）和最後的審判（</w:t>
       </w:r>
-      <w:hyperlink r:id="rId157">
-        <w:r>
-          <w:rPr>
-            <w:lang w:val="zh_TW" w:bidi="zh_TW"/>
-          </w:rPr>
-          <w:rPr>
-            <w:color w:val="0000EE"/>
-            <w:u w:val="single"/>
-          </w:rPr>
-          <w:t>羅2:16</w:t>
-        </w:r>
-      </w:hyperlink>
+      <w:r>
+        <w:rPr>
+          <w:lang w:val="zh_TW" w:bidi="zh_TW"/>
+        </w:rPr>
+        <w:t>羅2:16</w:t>
+      </w:r>
       <w:r>
         <w:rPr>
           <w:lang w:val="zh_TW" w:bidi="zh_TW"/>
         </w:rPr>
         <w:t>）。但基督的死亡和復活對於救恩的成就至關重要，因此在福音的見證中最為突出。這些是馬可福音宣告的高潮（</w:t>
       </w:r>
-      <w:hyperlink r:id="rId158">
-        <w:r>
-          <w:rPr>
-            <w:lang w:val="zh_TW" w:bidi="zh_TW"/>
-          </w:rPr>
-          <w:rPr>
-            <w:color w:val="0000EE"/>
-            <w:u w:val="single"/>
-          </w:rPr>
-          <w:t>15–16</w:t>
-        </w:r>
-      </w:hyperlink>
+      <w:r>
+        <w:rPr>
+          <w:lang w:val="zh_TW" w:bidi="zh_TW"/>
+        </w:rPr>
+        <w:t>15–16</w:t>
+      </w:r>
       <w:r>
         <w:rPr>
           <w:lang w:val="zh_TW" w:bidi="zh_TW"/>
         </w:rPr>
         <w:t>章），也是其他所有事件的準備（</w:t>
       </w:r>
-      <w:hyperlink r:id="rId159">
-        <w:r>
-          <w:rPr>
-            <w:lang w:val="zh_TW" w:bidi="zh_TW"/>
-          </w:rPr>
-          <w:rPr>
-            <w:color w:val="0000EE"/>
-            <w:u w:val="single"/>
-          </w:rPr>
-          <w:t>8:31</w:t>
-        </w:r>
-      </w:hyperlink>
+      <w:r>
+        <w:rPr>
+          <w:lang w:val="zh_TW" w:bidi="zh_TW"/>
+        </w:rPr>
+        <w:t>8:31</w:t>
+      </w:r>
       <w:r>
         <w:rPr>
           <w:lang w:val="zh_TW" w:bidi="zh_TW"/>
         </w:rPr>
         <w:t>，</w:t>
       </w:r>
-      <w:hyperlink r:id="rId160">
-        <w:r>
-          <w:rPr>
-            <w:lang w:val="zh_TW" w:bidi="zh_TW"/>
-          </w:rPr>
-          <w:rPr>
-            <w:color w:val="0000EE"/>
-            <w:u w:val="single"/>
-          </w:rPr>
-          <w:t>9:31</w:t>
-        </w:r>
-      </w:hyperlink>
+      <w:r>
+        <w:rPr>
+          <w:lang w:val="zh_TW" w:bidi="zh_TW"/>
+        </w:rPr>
+        <w:t>9:31</w:t>
+      </w:r>
       <w:r>
         <w:rPr>
           <w:lang w:val="zh_TW" w:bidi="zh_TW"/>
         </w:rPr>
         <w:t>，</w:t>
       </w:r>
-      <w:hyperlink r:id="rId161">
-        <w:r>
-          <w:rPr>
-            <w:lang w:val="zh_TW" w:bidi="zh_TW"/>
-          </w:rPr>
-          <w:rPr>
-            <w:color w:val="0000EE"/>
-            <w:u w:val="single"/>
-          </w:rPr>
-          <w:t>10:33</w:t>
-        </w:r>
-      </w:hyperlink>
+      <w:r>
+        <w:rPr>
+          <w:lang w:val="zh_TW" w:bidi="zh_TW"/>
+        </w:rPr>
+        <w:t>10:33</w:t>
+      </w:r>
       <w:r>
         <w:rPr>
           <w:lang w:val="zh_TW" w:bidi="zh_TW"/>
         </w:rPr>
         <w:t>–</w:t>
       </w:r>
-      <w:hyperlink r:id="rId161">
-        <w:r>
-          <w:rPr>
-            <w:lang w:val="zh_TW" w:bidi="zh_TW"/>
-          </w:rPr>
-          <w:rPr>
-            <w:color w:val="0000EE"/>
-            <w:u w:val="single"/>
-          </w:rPr>
-          <w:t>34</w:t>
-        </w:r>
-      </w:hyperlink>
+      <w:r>
+        <w:rPr>
+          <w:lang w:val="zh_TW" w:bidi="zh_TW"/>
+        </w:rPr>
+        <w:t>34</w:t>
+      </w:r>
       <w:r>
         <w:rPr>
           <w:lang w:val="zh_TW" w:bidi="zh_TW"/>
         </w:rPr>
         <w:t>，</w:t>
       </w:r>
-      <w:hyperlink r:id="rId162">
-        <w:r>
-          <w:rPr>
-            <w:lang w:val="zh_TW" w:bidi="zh_TW"/>
-          </w:rPr>
-          <w:rPr>
-            <w:color w:val="0000EE"/>
-            <w:u w:val="single"/>
-          </w:rPr>
-          <w:t>12:6</w:t>
-        </w:r>
-      </w:hyperlink>
+      <w:r>
+        <w:rPr>
+          <w:lang w:val="zh_TW" w:bidi="zh_TW"/>
+        </w:rPr>
+        <w:t>12:6</w:t>
+      </w:r>
       <w:r>
         <w:rPr>
           <w:lang w:val="zh_TW" w:bidi="zh_TW"/>
         </w:rPr>
         <w:t>–</w:t>
       </w:r>
-      <w:hyperlink r:id="rId162">
-        <w:r>
-          <w:rPr>
-            <w:lang w:val="zh_TW" w:bidi="zh_TW"/>
-          </w:rPr>
-          <w:rPr>
-            <w:color w:val="0000EE"/>
-            <w:u w:val="single"/>
-          </w:rPr>
-          <w:t>8</w:t>
-        </w:r>
-      </w:hyperlink>
+      <w:r>
+        <w:rPr>
+          <w:lang w:val="zh_TW" w:bidi="zh_TW"/>
+        </w:rPr>
+        <w:t>8</w:t>
+      </w:r>
       <w:r>
         <w:rPr>
           <w:lang w:val="zh_TW" w:bidi="zh_TW"/>
         </w:rPr>
         <w:t>）。馬可福音特別強調耶穌的死是救贖罪人的途徑（</w:t>
       </w:r>
-      <w:hyperlink r:id="rId84">
-        <w:r>
-          <w:rPr>
-            <w:lang w:val="zh_TW" w:bidi="zh_TW"/>
-          </w:rPr>
-          <w:rPr>
-            <w:color w:val="0000EE"/>
-            <w:u w:val="single"/>
-          </w:rPr>
-          <w:t>10:45</w:t>
-        </w:r>
-      </w:hyperlink>
+      <w:r>
+        <w:rPr>
+          <w:lang w:val="zh_TW" w:bidi="zh_TW"/>
+        </w:rPr>
+        <w:t>10:45</w:t>
+      </w:r>
       <w:r>
         <w:rPr>
           <w:lang w:val="zh_TW" w:bidi="zh_TW"/>
         </w:rPr>
         <w:t>，</w:t>
       </w:r>
-      <w:hyperlink r:id="rId163">
-        <w:r>
-          <w:rPr>
-            <w:lang w:val="zh_TW" w:bidi="zh_TW"/>
-          </w:rPr>
-          <w:rPr>
-            <w:color w:val="0000EE"/>
-            <w:u w:val="single"/>
-          </w:rPr>
-          <w:t>14:3</w:t>
-        </w:r>
-      </w:hyperlink>
+      <w:r>
+        <w:rPr>
+          <w:lang w:val="zh_TW" w:bidi="zh_TW"/>
+        </w:rPr>
+        <w:t>14:3</w:t>
+      </w:r>
       <w:r>
         <w:rPr>
           <w:lang w:val="zh_TW" w:bidi="zh_TW"/>
         </w:rPr>
         <w:t>–</w:t>
       </w:r>
-      <w:hyperlink r:id="rId163">
-        <w:r>
-          <w:rPr>
-            <w:lang w:val="zh_TW" w:bidi="zh_TW"/>
-          </w:rPr>
-          <w:rPr>
-            <w:color w:val="0000EE"/>
-            <w:u w:val="single"/>
-          </w:rPr>
-          <w:t>9、22–24</w:t>
-        </w:r>
-      </w:hyperlink>
+      <w:r>
+        <w:rPr>
+          <w:lang w:val="zh_TW" w:bidi="zh_TW"/>
+        </w:rPr>
+        <w:t>9、22–24</w:t>
+      </w:r>
       <w:r>
         <w:rPr>
           <w:lang w:val="zh_TW" w:bidi="zh_TW"/>
@@ -5133,540 +3951,360 @@
         </w:rPr>
         <w:t>在保羅的福音中，耶穌的死和復活是核心（</w:t>
       </w:r>
-      <w:hyperlink r:id="rId164">
-        <w:r>
-          <w:rPr>
-            <w:lang w:val="zh_TW" w:bidi="zh_TW"/>
-          </w:rPr>
-          <w:rPr>
-            <w:color w:val="0000EE"/>
-            <w:u w:val="single"/>
-          </w:rPr>
-          <w:t>羅4:25</w:t>
-        </w:r>
-      </w:hyperlink>
+      <w:r>
+        <w:rPr>
+          <w:lang w:val="zh_TW" w:bidi="zh_TW"/>
+        </w:rPr>
+        <w:t>羅4:25</w:t>
+      </w:r>
       <w:r>
         <w:rPr>
           <w:lang w:val="zh_TW" w:bidi="zh_TW"/>
         </w:rPr>
         <w:t>；</w:t>
       </w:r>
-      <w:hyperlink r:id="rId165">
-        <w:r>
-          <w:rPr>
-            <w:lang w:val="zh_TW" w:bidi="zh_TW"/>
-          </w:rPr>
-          <w:rPr>
-            <w:color w:val="0000EE"/>
-            <w:u w:val="single"/>
-          </w:rPr>
-          <w:t>林前15:1</w:t>
-        </w:r>
-      </w:hyperlink>
+      <w:r>
+        <w:rPr>
+          <w:lang w:val="zh_TW" w:bidi="zh_TW"/>
+        </w:rPr>
+        <w:t>林前15:1</w:t>
+      </w:r>
       <w:r>
         <w:rPr>
           <w:lang w:val="zh_TW" w:bidi="zh_TW"/>
         </w:rPr>
         <w:t>–</w:t>
       </w:r>
-      <w:hyperlink r:id="rId165">
-        <w:r>
-          <w:rPr>
-            <w:lang w:val="zh_TW" w:bidi="zh_TW"/>
-          </w:rPr>
-          <w:rPr>
-            <w:color w:val="0000EE"/>
-            <w:u w:val="single"/>
-          </w:rPr>
-          <w:t>4</w:t>
-        </w:r>
-      </w:hyperlink>
+      <w:r>
+        <w:rPr>
+          <w:lang w:val="zh_TW" w:bidi="zh_TW"/>
+        </w:rPr>
+        <w:t>4</w:t>
+      </w:r>
       <w:r>
         <w:rPr>
           <w:lang w:val="zh_TW" w:bidi="zh_TW"/>
         </w:rPr>
         <w:t>），而十字架佔據了中心位置（</w:t>
       </w:r>
-      <w:hyperlink r:id="rId166">
-        <w:r>
-          <w:rPr>
-            <w:lang w:val="zh_TW" w:bidi="zh_TW"/>
-          </w:rPr>
-          <w:rPr>
-            <w:color w:val="0000EE"/>
-            <w:u w:val="single"/>
-          </w:rPr>
-          <w:t>林前1:17–2:5</w:t>
-        </w:r>
-      </w:hyperlink>
+      <w:r>
+        <w:rPr>
+          <w:lang w:val="zh_TW" w:bidi="zh_TW"/>
+        </w:rPr>
+        <w:t>林前1:17–2:5</w:t>
+      </w:r>
       <w:r>
         <w:rPr>
           <w:lang w:val="zh_TW" w:bidi="zh_TW"/>
         </w:rPr>
         <w:t>）。保羅認為，如果基督沒有從死裡復活，那麼傳講十字架就是枉然（</w:t>
       </w:r>
-      <w:hyperlink r:id="rId167">
-        <w:r>
-          <w:rPr>
-            <w:lang w:val="zh_TW" w:bidi="zh_TW"/>
-          </w:rPr>
-          <w:rPr>
-            <w:color w:val="0000EE"/>
-            <w:u w:val="single"/>
-          </w:rPr>
-          <w:t>林前15:14、17</w:t>
-        </w:r>
-      </w:hyperlink>
+      <w:r>
+        <w:rPr>
+          <w:lang w:val="zh_TW" w:bidi="zh_TW"/>
+        </w:rPr>
+        <w:t>林前15:14、17</w:t>
+      </w:r>
       <w:r>
         <w:rPr>
           <w:lang w:val="zh_TW" w:bidi="zh_TW"/>
         </w:rPr>
         <w:t>；參</w:t>
       </w:r>
-      <w:hyperlink r:id="rId168">
-        <w:r>
-          <w:rPr>
-            <w:lang w:val="zh_TW" w:bidi="zh_TW"/>
-          </w:rPr>
-          <w:rPr>
-            <w:color w:val="0000EE"/>
-            <w:u w:val="single"/>
-          </w:rPr>
-          <w:t>羅6:3</w:t>
-        </w:r>
-      </w:hyperlink>
+      <w:r>
+        <w:rPr>
+          <w:lang w:val="zh_TW" w:bidi="zh_TW"/>
+        </w:rPr>
+        <w:t>羅6:3</w:t>
+      </w:r>
       <w:r>
         <w:rPr>
           <w:lang w:val="zh_TW" w:bidi="zh_TW"/>
         </w:rPr>
         <w:t>–</w:t>
       </w:r>
-      <w:hyperlink r:id="rId168">
-        <w:r>
-          <w:rPr>
-            <w:lang w:val="zh_TW" w:bidi="zh_TW"/>
-          </w:rPr>
-          <w:rPr>
-            <w:color w:val="0000EE"/>
-            <w:u w:val="single"/>
-          </w:rPr>
-          <w:t>11</w:t>
-        </w:r>
-      </w:hyperlink>
+      <w:r>
+        <w:rPr>
+          <w:lang w:val="zh_TW" w:bidi="zh_TW"/>
+        </w:rPr>
+        <w:t>11</w:t>
+      </w:r>
       <w:r>
         <w:rPr>
           <w:lang w:val="zh_TW" w:bidi="zh_TW"/>
         </w:rPr>
         <w:t>）。然而，既然基督已經復活，祂的死應該特別強調，因為這是神提供贖罪的地方（</w:t>
       </w:r>
-      <w:hyperlink r:id="rId169">
-        <w:r>
-          <w:rPr>
-            <w:lang w:val="zh_TW" w:bidi="zh_TW"/>
-          </w:rPr>
-          <w:rPr>
-            <w:color w:val="0000EE"/>
-            <w:u w:val="single"/>
-          </w:rPr>
-          <w:t>羅3:21</w:t>
-        </w:r>
-      </w:hyperlink>
+      <w:r>
+        <w:rPr>
+          <w:lang w:val="zh_TW" w:bidi="zh_TW"/>
+        </w:rPr>
+        <w:t>羅3:21</w:t>
+      </w:r>
       <w:r>
         <w:rPr>
           <w:lang w:val="zh_TW" w:bidi="zh_TW"/>
         </w:rPr>
         <w:t>–</w:t>
       </w:r>
-      <w:hyperlink r:id="rId169">
-        <w:r>
-          <w:rPr>
-            <w:lang w:val="zh_TW" w:bidi="zh_TW"/>
-          </w:rPr>
-          <w:rPr>
-            <w:color w:val="0000EE"/>
-            <w:u w:val="single"/>
-          </w:rPr>
-          <w:t>26</w:t>
-        </w:r>
-      </w:hyperlink>
+      <w:r>
+        <w:rPr>
+          <w:lang w:val="zh_TW" w:bidi="zh_TW"/>
+        </w:rPr>
+        <w:t>26</w:t>
+      </w:r>
       <w:r>
         <w:rPr>
           <w:lang w:val="zh_TW" w:bidi="zh_TW"/>
         </w:rPr>
         <w:t>，</w:t>
       </w:r>
-      <w:hyperlink r:id="rId170">
-        <w:r>
-          <w:rPr>
-            <w:lang w:val="zh_TW" w:bidi="zh_TW"/>
-          </w:rPr>
-          <w:rPr>
-            <w:color w:val="0000EE"/>
-            <w:u w:val="single"/>
-          </w:rPr>
-          <w:t>5:6</w:t>
-        </w:r>
-      </w:hyperlink>
+      <w:r>
+        <w:rPr>
+          <w:lang w:val="zh_TW" w:bidi="zh_TW"/>
+        </w:rPr>
+        <w:t>5:6</w:t>
+      </w:r>
       <w:r>
         <w:rPr>
           <w:lang w:val="zh_TW" w:bidi="zh_TW"/>
         </w:rPr>
         <w:t>–</w:t>
       </w:r>
-      <w:hyperlink r:id="rId170">
-        <w:r>
-          <w:rPr>
-            <w:lang w:val="zh_TW" w:bidi="zh_TW"/>
-          </w:rPr>
-          <w:rPr>
-            <w:color w:val="0000EE"/>
-            <w:u w:val="single"/>
-          </w:rPr>
-          <w:t>11</w:t>
-        </w:r>
-      </w:hyperlink>
+      <w:r>
+        <w:rPr>
+          <w:lang w:val="zh_TW" w:bidi="zh_TW"/>
+        </w:rPr>
+        <w:t>11</w:t>
+      </w:r>
       <w:r>
         <w:rPr>
           <w:lang w:val="zh_TW" w:bidi="zh_TW"/>
         </w:rPr>
         <w:t>；</w:t>
       </w:r>
-      <w:hyperlink r:id="rId171">
-        <w:r>
-          <w:rPr>
-            <w:lang w:val="zh_TW" w:bidi="zh_TW"/>
-          </w:rPr>
-          <w:rPr>
-            <w:color w:val="0000EE"/>
-            <w:u w:val="single"/>
-          </w:rPr>
-          <w:t>林後5:14</w:t>
-        </w:r>
-      </w:hyperlink>
+      <w:r>
+        <w:rPr>
+          <w:lang w:val="zh_TW" w:bidi="zh_TW"/>
+        </w:rPr>
+        <w:t>林後5:14</w:t>
+      </w:r>
       <w:r>
         <w:rPr>
           <w:lang w:val="zh_TW" w:bidi="zh_TW"/>
         </w:rPr>
         <w:t>–</w:t>
       </w:r>
-      <w:hyperlink r:id="rId171">
-        <w:r>
-          <w:rPr>
-            <w:lang w:val="zh_TW" w:bidi="zh_TW"/>
-          </w:rPr>
-          <w:rPr>
-            <w:color w:val="0000EE"/>
-            <w:u w:val="single"/>
-          </w:rPr>
-          <w:t>21</w:t>
-        </w:r>
-      </w:hyperlink>
+      <w:r>
+        <w:rPr>
+          <w:lang w:val="zh_TW" w:bidi="zh_TW"/>
+        </w:rPr>
+        <w:t>21</w:t>
+      </w:r>
       <w:r>
         <w:rPr>
           <w:lang w:val="zh_TW" w:bidi="zh_TW"/>
         </w:rPr>
         <w:t>；</w:t>
       </w:r>
-      <w:hyperlink r:id="rId172">
-        <w:r>
-          <w:rPr>
-            <w:lang w:val="zh_TW" w:bidi="zh_TW"/>
-          </w:rPr>
-          <w:rPr>
-            <w:color w:val="0000EE"/>
-            <w:u w:val="single"/>
-          </w:rPr>
-          <w:t>弗1:7</w:t>
-        </w:r>
-      </w:hyperlink>
+      <w:r>
+        <w:rPr>
+          <w:lang w:val="zh_TW" w:bidi="zh_TW"/>
+        </w:rPr>
+        <w:t>弗1:7</w:t>
+      </w:r>
       <w:r>
         <w:rPr>
           <w:lang w:val="zh_TW" w:bidi="zh_TW"/>
         </w:rPr>
         <w:t>）。（贖罪是神與人類建立個人關係的和好行動。）使徒行傳中的福音宣告耶穌的死亡（</w:t>
       </w:r>
-      <w:hyperlink r:id="rId173">
-        <w:r>
-          <w:rPr>
-            <w:lang w:val="zh_TW" w:bidi="zh_TW"/>
-          </w:rPr>
-          <w:rPr>
-            <w:color w:val="0000EE"/>
-            <w:u w:val="single"/>
-          </w:rPr>
-          <w:t>徒8:25</w:t>
-        </w:r>
-      </w:hyperlink>
+      <w:r>
+        <w:rPr>
+          <w:lang w:val="zh_TW" w:bidi="zh_TW"/>
+        </w:rPr>
+        <w:t>徒8:25</w:t>
+      </w:r>
       <w:r>
         <w:rPr>
           <w:lang w:val="zh_TW" w:bidi="zh_TW"/>
         </w:rPr>
         <w:t>，</w:t>
       </w:r>
-      <w:hyperlink r:id="rId174">
-        <w:r>
-          <w:rPr>
-            <w:lang w:val="zh_TW" w:bidi="zh_TW"/>
-          </w:rPr>
-          <w:rPr>
-            <w:color w:val="0000EE"/>
-            <w:u w:val="single"/>
-          </w:rPr>
-          <w:t>20:24、28</w:t>
-        </w:r>
-      </w:hyperlink>
+      <w:r>
+        <w:rPr>
+          <w:lang w:val="zh_TW" w:bidi="zh_TW"/>
+        </w:rPr>
+        <w:t>20:24、28</w:t>
+      </w:r>
       <w:r>
         <w:rPr>
           <w:lang w:val="zh_TW" w:bidi="zh_TW"/>
         </w:rPr>
         <w:t>；參</w:t>
       </w:r>
-      <w:hyperlink r:id="rId175">
-        <w:r>
-          <w:rPr>
-            <w:lang w:val="zh_TW" w:bidi="zh_TW"/>
-          </w:rPr>
-          <w:rPr>
-            <w:color w:val="0000EE"/>
-            <w:u w:val="single"/>
-          </w:rPr>
-          <w:t>10:36</w:t>
-        </w:r>
-      </w:hyperlink>
+      <w:r>
+        <w:rPr>
+          <w:lang w:val="zh_TW" w:bidi="zh_TW"/>
+        </w:rPr>
+        <w:t>10:36</w:t>
+      </w:r>
       <w:r>
         <w:rPr>
           <w:lang w:val="zh_TW" w:bidi="zh_TW"/>
         </w:rPr>
         <w:t>–</w:t>
       </w:r>
-      <w:hyperlink r:id="rId175">
-        <w:r>
-          <w:rPr>
-            <w:lang w:val="zh_TW" w:bidi="zh_TW"/>
-          </w:rPr>
-          <w:rPr>
-            <w:color w:val="0000EE"/>
-            <w:u w:val="single"/>
-          </w:rPr>
-          <w:t>43</w:t>
-        </w:r>
-      </w:hyperlink>
+      <w:r>
+        <w:rPr>
+          <w:lang w:val="zh_TW" w:bidi="zh_TW"/>
+        </w:rPr>
+        <w:t>43</w:t>
+      </w:r>
       <w:r>
         <w:rPr>
           <w:lang w:val="zh_TW" w:bidi="zh_TW"/>
         </w:rPr>
         <w:t>），特別是祂的復活，這一事件使祂勝過死亡，並被高舉為主和即將來臨的審判者（</w:t>
       </w:r>
-      <w:hyperlink r:id="rId175">
-        <w:r>
-          <w:rPr>
-            <w:lang w:val="zh_TW" w:bidi="zh_TW"/>
-          </w:rPr>
-          <w:rPr>
-            <w:color w:val="0000EE"/>
-            <w:u w:val="single"/>
-          </w:rPr>
-          <w:t>10:36–43</w:t>
-        </w:r>
-      </w:hyperlink>
+      <w:r>
+        <w:rPr>
+          <w:lang w:val="zh_TW" w:bidi="zh_TW"/>
+        </w:rPr>
+        <w:t>10:36–43</w:t>
+      </w:r>
       <w:r>
         <w:rPr>
           <w:lang w:val="zh_TW" w:bidi="zh_TW"/>
         </w:rPr>
         <w:t>，</w:t>
       </w:r>
-      <w:hyperlink r:id="rId46">
-        <w:r>
-          <w:rPr>
-            <w:lang w:val="zh_TW" w:bidi="zh_TW"/>
-          </w:rPr>
-          <w:rPr>
-            <w:color w:val="0000EE"/>
-            <w:u w:val="single"/>
-          </w:rPr>
-          <w:t>13:32</w:t>
-        </w:r>
-      </w:hyperlink>
+      <w:r>
+        <w:rPr>
+          <w:lang w:val="zh_TW" w:bidi="zh_TW"/>
+        </w:rPr>
+        <w:t>13:32</w:t>
+      </w:r>
       <w:r>
         <w:rPr>
           <w:lang w:val="zh_TW" w:bidi="zh_TW"/>
         </w:rPr>
         <w:t>–</w:t>
       </w:r>
-      <w:hyperlink r:id="rId46">
-        <w:r>
-          <w:rPr>
-            <w:lang w:val="zh_TW" w:bidi="zh_TW"/>
-          </w:rPr>
-          <w:rPr>
-            <w:color w:val="0000EE"/>
-            <w:u w:val="single"/>
-          </w:rPr>
-          <w:t>33</w:t>
-        </w:r>
-      </w:hyperlink>
+      <w:r>
+        <w:rPr>
+          <w:lang w:val="zh_TW" w:bidi="zh_TW"/>
+        </w:rPr>
+        <w:t>33</w:t>
+      </w:r>
       <w:r>
         <w:rPr>
           <w:lang w:val="zh_TW" w:bidi="zh_TW"/>
         </w:rPr>
         <w:t>，</w:t>
       </w:r>
-      <w:hyperlink r:id="rId176">
-        <w:r>
-          <w:rPr>
-            <w:lang w:val="zh_TW" w:bidi="zh_TW"/>
-          </w:rPr>
-          <w:rPr>
-            <w:color w:val="0000EE"/>
-            <w:u w:val="single"/>
-          </w:rPr>
-          <w:t>17:18、31</w:t>
-        </w:r>
-      </w:hyperlink>
+      <w:r>
+        <w:rPr>
+          <w:lang w:val="zh_TW" w:bidi="zh_TW"/>
+        </w:rPr>
+        <w:t>17:18、31</w:t>
+      </w:r>
       <w:r>
         <w:rPr>
           <w:lang w:val="zh_TW" w:bidi="zh_TW"/>
         </w:rPr>
         <w:t>）。根據彼得前書，傳福音的人（</w:t>
       </w:r>
-      <w:hyperlink r:id="rId177">
-        <w:r>
-          <w:rPr>
-            <w:lang w:val="zh_TW" w:bidi="zh_TW"/>
-          </w:rPr>
-          <w:rPr>
-            <w:color w:val="0000EE"/>
-            <w:u w:val="single"/>
-          </w:rPr>
-          <w:t>彼前1:12</w:t>
-        </w:r>
-      </w:hyperlink>
+      <w:r>
+        <w:rPr>
+          <w:lang w:val="zh_TW" w:bidi="zh_TW"/>
+        </w:rPr>
+        <w:t>彼前1:12</w:t>
+      </w:r>
       <w:r>
         <w:rPr>
           <w:lang w:val="zh_TW" w:bidi="zh_TW"/>
         </w:rPr>
         <w:t>）像舊約的先知一樣，專注於「基督受苦難，後來得榮耀」（</w:t>
       </w:r>
-      <w:hyperlink r:id="rId178">
-        <w:r>
-          <w:rPr>
-            <w:lang w:val="zh_TW" w:bidi="zh_TW"/>
-          </w:rPr>
-          <w:rPr>
-            <w:color w:val="0000EE"/>
-            <w:u w:val="single"/>
-          </w:rPr>
-          <w:t>1:11</w:t>
-        </w:r>
-      </w:hyperlink>
+      <w:r>
+        <w:rPr>
+          <w:lang w:val="zh_TW" w:bidi="zh_TW"/>
+        </w:rPr>
+        <w:t>1:11</w:t>
+      </w:r>
       <w:r>
         <w:rPr>
           <w:lang w:val="zh_TW" w:bidi="zh_TW"/>
         </w:rPr>
         <w:t>；參</w:t>
       </w:r>
-      <w:hyperlink r:id="rId179">
-        <w:r>
-          <w:rPr>
-            <w:lang w:val="zh_TW" w:bidi="zh_TW"/>
-          </w:rPr>
-          <w:rPr>
-            <w:color w:val="0000EE"/>
-            <w:u w:val="single"/>
-          </w:rPr>
-          <w:t>1:18</w:t>
-        </w:r>
-      </w:hyperlink>
+      <w:r>
+        <w:rPr>
+          <w:lang w:val="zh_TW" w:bidi="zh_TW"/>
+        </w:rPr>
+        <w:t>1:18</w:t>
+      </w:r>
       <w:r>
         <w:rPr>
           <w:lang w:val="zh_TW" w:bidi="zh_TW"/>
         </w:rPr>
         <w:t>–</w:t>
       </w:r>
-      <w:hyperlink r:id="rId179">
-        <w:r>
-          <w:rPr>
-            <w:lang w:val="zh_TW" w:bidi="zh_TW"/>
-          </w:rPr>
-          <w:rPr>
-            <w:color w:val="0000EE"/>
-            <w:u w:val="single"/>
-          </w:rPr>
-          <w:t>19</w:t>
-        </w:r>
-      </w:hyperlink>
+      <w:r>
+        <w:rPr>
+          <w:lang w:val="zh_TW" w:bidi="zh_TW"/>
+        </w:rPr>
+        <w:t>19</w:t>
+      </w:r>
       <w:r>
         <w:rPr>
           <w:lang w:val="zh_TW" w:bidi="zh_TW"/>
         </w:rPr>
         <w:t>，</w:t>
       </w:r>
-      <w:hyperlink r:id="rId180">
-        <w:r>
-          <w:rPr>
-            <w:lang w:val="zh_TW" w:bidi="zh_TW"/>
-          </w:rPr>
-          <w:rPr>
-            <w:color w:val="0000EE"/>
-            <w:u w:val="single"/>
-          </w:rPr>
-          <w:t>2:21</w:t>
-        </w:r>
-      </w:hyperlink>
+      <w:r>
+        <w:rPr>
+          <w:lang w:val="zh_TW" w:bidi="zh_TW"/>
+        </w:rPr>
+        <w:t>2:21</w:t>
+      </w:r>
       <w:r>
         <w:rPr>
           <w:lang w:val="zh_TW" w:bidi="zh_TW"/>
         </w:rPr>
         <w:t>–</w:t>
       </w:r>
-      <w:hyperlink r:id="rId180">
-        <w:r>
-          <w:rPr>
-            <w:lang w:val="zh_TW" w:bidi="zh_TW"/>
-          </w:rPr>
-          <w:rPr>
-            <w:color w:val="0000EE"/>
-            <w:u w:val="single"/>
-          </w:rPr>
-          <w:t>24</w:t>
-        </w:r>
-      </w:hyperlink>
+      <w:r>
+        <w:rPr>
+          <w:lang w:val="zh_TW" w:bidi="zh_TW"/>
+        </w:rPr>
+        <w:t>24</w:t>
+      </w:r>
       <w:r>
         <w:rPr>
           <w:lang w:val="zh_TW" w:bidi="zh_TW"/>
         </w:rPr>
         <w:t>，</w:t>
       </w:r>
-      <w:hyperlink r:id="rId181">
-        <w:r>
-          <w:rPr>
-            <w:lang w:val="zh_TW" w:bidi="zh_TW"/>
-          </w:rPr>
-          <w:rPr>
-            <w:color w:val="0000EE"/>
-            <w:u w:val="single"/>
-          </w:rPr>
-          <w:t>3:18</w:t>
-        </w:r>
-      </w:hyperlink>
+      <w:r>
+        <w:rPr>
+          <w:lang w:val="zh_TW" w:bidi="zh_TW"/>
+        </w:rPr>
+        <w:t>3:18</w:t>
+      </w:r>
       <w:r>
         <w:rPr>
           <w:lang w:val="zh_TW" w:bidi="zh_TW"/>
         </w:rPr>
         <w:t>–</w:t>
       </w:r>
-      <w:hyperlink r:id="rId181">
-        <w:r>
-          <w:rPr>
-            <w:lang w:val="zh_TW" w:bidi="zh_TW"/>
-          </w:rPr>
-          <w:rPr>
-            <w:color w:val="0000EE"/>
-            <w:u w:val="single"/>
-          </w:rPr>
-          <w:t>22</w:t>
-        </w:r>
-      </w:hyperlink>
+      <w:r>
+        <w:rPr>
+          <w:lang w:val="zh_TW" w:bidi="zh_TW"/>
+        </w:rPr>
+        <w:t>22</w:t>
+      </w:r>
       <w:r>
         <w:rPr>
           <w:lang w:val="zh_TW" w:bidi="zh_TW"/>
@@ -5698,36 +4336,24 @@
         </w:rPr>
         <w:t>福音遠不止是對過去事件的報告和教義的闡述。保羅在</w:t>
       </w:r>
-      <w:hyperlink r:id="rId182">
-        <w:r>
-          <w:rPr>
-            <w:lang w:val="zh_TW" w:bidi="zh_TW"/>
-          </w:rPr>
-          <w:rPr>
-            <w:color w:val="0000EE"/>
-            <w:u w:val="single"/>
-          </w:rPr>
-          <w:t>哥林多前書一章17至18節</w:t>
-        </w:r>
-      </w:hyperlink>
+      <w:r>
+        <w:rPr>
+          <w:lang w:val="zh_TW" w:bidi="zh_TW"/>
+        </w:rPr>
+        <w:t>哥林多前書一章17至18節</w:t>
+      </w:r>
       <w:r>
         <w:rPr>
           <w:lang w:val="zh_TW" w:bidi="zh_TW"/>
         </w:rPr>
         <w:t>和</w:t>
       </w:r>
-      <w:hyperlink r:id="rId146">
-        <w:r>
-          <w:rPr>
-            <w:lang w:val="zh_TW" w:bidi="zh_TW"/>
-          </w:rPr>
-          <w:rPr>
-            <w:color w:val="0000EE"/>
-            <w:u w:val="single"/>
-          </w:rPr>
-          <w:t>羅馬書一章16節</w:t>
-        </w:r>
-      </w:hyperlink>
+      <w:r>
+        <w:rPr>
+          <w:lang w:val="zh_TW" w:bidi="zh_TW"/>
+        </w:rPr>
+        <w:t>羅馬書一章16節</w:t>
+      </w:r>
       <w:r>
         <w:rPr>
           <w:lang w:val="zh_TW" w:bidi="zh_TW"/>
@@ -5747,108 +4373,72 @@
         </w:rPr>
         <w:t>。因此，它不能被約束（</w:t>
       </w:r>
-      <w:hyperlink r:id="rId183">
-        <w:r>
-          <w:rPr>
-            <w:lang w:val="zh_TW" w:bidi="zh_TW"/>
-          </w:rPr>
-          <w:rPr>
-            <w:color w:val="0000EE"/>
-            <w:u w:val="single"/>
-          </w:rPr>
-          <w:t>提後2:8–9</w:t>
-        </w:r>
-      </w:hyperlink>
+      <w:r>
+        <w:rPr>
+          <w:lang w:val="zh_TW" w:bidi="zh_TW"/>
+        </w:rPr>
+        <w:t>提後2:8–9</w:t>
+      </w:r>
       <w:r>
         <w:rPr>
           <w:lang w:val="zh_TW" w:bidi="zh_TW"/>
         </w:rPr>
         <w:t>）。保羅在</w:t>
       </w:r>
-      <w:hyperlink r:id="rId184">
-        <w:r>
-          <w:rPr>
-            <w:lang w:val="zh_TW" w:bidi="zh_TW"/>
-          </w:rPr>
-          <w:rPr>
-            <w:color w:val="0000EE"/>
-            <w:u w:val="single"/>
-          </w:rPr>
-          <w:t>帖撒羅尼迦前書一章5節</w:t>
-        </w:r>
-      </w:hyperlink>
+      <w:r>
+        <w:rPr>
+          <w:lang w:val="zh_TW" w:bidi="zh_TW"/>
+        </w:rPr>
+        <w:t>帖撒羅尼迦前書一章5節</w:t>
+      </w:r>
       <w:r>
         <w:rPr>
           <w:lang w:val="zh_TW" w:bidi="zh_TW"/>
         </w:rPr>
         <w:t>寫道：「我們的福音傳到你們那裏，不獨在乎言語，也在乎權能」。他的意思不是說福音伴隨著異能（雖然這確實發生過；參</w:t>
       </w:r>
-      <w:hyperlink r:id="rId185">
-        <w:r>
-          <w:rPr>
-            <w:lang w:val="zh_TW" w:bidi="zh_TW"/>
-          </w:rPr>
-          <w:rPr>
-            <w:color w:val="0000EE"/>
-            <w:u w:val="single"/>
-          </w:rPr>
-          <w:t>羅15:18–19</w:t>
-        </w:r>
-      </w:hyperlink>
+      <w:r>
+        <w:rPr>
+          <w:lang w:val="zh_TW" w:bidi="zh_TW"/>
+        </w:rPr>
+        <w:t>羅15:18–19</w:t>
+      </w:r>
       <w:r>
         <w:rPr>
           <w:lang w:val="zh_TW" w:bidi="zh_TW"/>
         </w:rPr>
         <w:t>），而是福音本身就是大能的作為。神通過祂的聖靈，使福音成為如此（</w:t>
       </w:r>
-      <w:hyperlink r:id="rId185">
-        <w:r>
-          <w:rPr>
-            <w:lang w:val="zh_TW" w:bidi="zh_TW"/>
-          </w:rPr>
-          <w:rPr>
-            <w:color w:val="0000EE"/>
-            <w:u w:val="single"/>
-          </w:rPr>
-          <w:t>羅15:18–19</w:t>
-        </w:r>
-      </w:hyperlink>
+      <w:r>
+        <w:rPr>
+          <w:lang w:val="zh_TW" w:bidi="zh_TW"/>
+        </w:rPr>
+        <w:t>羅15:18–19</w:t>
+      </w:r>
       <w:r>
         <w:rPr>
           <w:lang w:val="zh_TW" w:bidi="zh_TW"/>
         </w:rPr>
         <w:t>；</w:t>
       </w:r>
-      <w:hyperlink r:id="rId186">
-        <w:r>
-          <w:rPr>
-            <w:lang w:val="zh_TW" w:bidi="zh_TW"/>
-          </w:rPr>
-          <w:rPr>
-            <w:color w:val="0000EE"/>
-            <w:u w:val="single"/>
-          </w:rPr>
-          <w:t>林前2:1–5</w:t>
-        </w:r>
-      </w:hyperlink>
+      <w:r>
+        <w:rPr>
+          <w:lang w:val="zh_TW" w:bidi="zh_TW"/>
+        </w:rPr>
+        <w:t>林前2:1–5</w:t>
+      </w:r>
       <w:r>
         <w:rPr>
           <w:lang w:val="zh_TW" w:bidi="zh_TW"/>
         </w:rPr>
         <w:t>；</w:t>
       </w:r>
-      <w:hyperlink r:id="rId187">
-        <w:r>
-          <w:rPr>
-            <w:lang w:val="zh_TW" w:bidi="zh_TW"/>
-          </w:rPr>
-          <w:rPr>
-            <w:color w:val="0000EE"/>
-            <w:u w:val="single"/>
-          </w:rPr>
-          <w:t>帖前1:6</w:t>
-        </w:r>
-      </w:hyperlink>
+      <w:r>
+        <w:rPr>
+          <w:lang w:val="zh_TW" w:bidi="zh_TW"/>
+        </w:rPr>
+        <w:t>帖前1:6</w:t>
+      </w:r>
       <w:r>
         <w:rPr>
           <w:lang w:val="zh_TW" w:bidi="zh_TW"/>
@@ -5869,216 +4459,144 @@
         </w:rPr>
         <w:t>此外，神運用祂大能的唯一目的，就是要改變人的生命，使人從罪和死亡中得自由，並使人與神和好——簡言之，就是要拯救人類。福音大有能力，實現它所宣告的救恩，並賜下它所應許的生命（例如，</w:t>
       </w:r>
-      <w:hyperlink r:id="rId146">
-        <w:r>
-          <w:rPr>
-            <w:lang w:val="zh_TW" w:bidi="zh_TW"/>
-          </w:rPr>
-          <w:rPr>
-            <w:color w:val="0000EE"/>
-            <w:u w:val="single"/>
-          </w:rPr>
-          <w:t>羅1:16</w:t>
-        </w:r>
-      </w:hyperlink>
+      <w:r>
+        <w:rPr>
+          <w:lang w:val="zh_TW" w:bidi="zh_TW"/>
+        </w:rPr>
+        <w:t>羅1:16</w:t>
+      </w:r>
       <w:r>
         <w:rPr>
           <w:lang w:val="zh_TW" w:bidi="zh_TW"/>
         </w:rPr>
         <w:t>，</w:t>
       </w:r>
-      <w:hyperlink r:id="rId133">
-        <w:r>
-          <w:rPr>
-            <w:lang w:val="zh_TW" w:bidi="zh_TW"/>
-          </w:rPr>
-          <w:rPr>
-            <w:color w:val="0000EE"/>
-            <w:u w:val="single"/>
-          </w:rPr>
-          <w:t>10:8–17</w:t>
-        </w:r>
-      </w:hyperlink>
+      <w:r>
+        <w:rPr>
+          <w:lang w:val="zh_TW" w:bidi="zh_TW"/>
+        </w:rPr>
+        <w:t>10:8–17</w:t>
+      </w:r>
       <w:r>
         <w:rPr>
           <w:lang w:val="zh_TW" w:bidi="zh_TW"/>
         </w:rPr>
         <w:t>；</w:t>
       </w:r>
-      <w:hyperlink r:id="rId182">
-        <w:r>
-          <w:rPr>
-            <w:lang w:val="zh_TW" w:bidi="zh_TW"/>
-          </w:rPr>
-          <w:rPr>
-            <w:color w:val="0000EE"/>
-            <w:u w:val="single"/>
-          </w:rPr>
-          <w:t>林前1:17–18</w:t>
-        </w:r>
-      </w:hyperlink>
+      <w:r>
+        <w:rPr>
+          <w:lang w:val="zh_TW" w:bidi="zh_TW"/>
+        </w:rPr>
+        <w:t>林前1:17–18</w:t>
+      </w:r>
       <w:r>
         <w:rPr>
           <w:lang w:val="zh_TW" w:bidi="zh_TW"/>
         </w:rPr>
         <w:t>，</w:t>
       </w:r>
-      <w:hyperlink r:id="rId188">
-        <w:r>
-          <w:rPr>
-            <w:lang w:val="zh_TW" w:bidi="zh_TW"/>
-          </w:rPr>
-          <w:rPr>
-            <w:color w:val="0000EE"/>
-            <w:u w:val="single"/>
-          </w:rPr>
-          <w:t>15:1–2</w:t>
-        </w:r>
-      </w:hyperlink>
+      <w:r>
+        <w:rPr>
+          <w:lang w:val="zh_TW" w:bidi="zh_TW"/>
+        </w:rPr>
+        <w:t>15:1–2</w:t>
+      </w:r>
       <w:r>
         <w:rPr>
           <w:lang w:val="zh_TW" w:bidi="zh_TW"/>
         </w:rPr>
         <w:t>；</w:t>
       </w:r>
-      <w:hyperlink r:id="rId189">
-        <w:r>
-          <w:rPr>
-            <w:lang w:val="zh_TW" w:bidi="zh_TW"/>
-          </w:rPr>
-          <w:rPr>
-            <w:color w:val="0000EE"/>
-            <w:u w:val="single"/>
-          </w:rPr>
-          <w:t>弗1:13</w:t>
-        </w:r>
-      </w:hyperlink>
+      <w:r>
+        <w:rPr>
+          <w:lang w:val="zh_TW" w:bidi="zh_TW"/>
+        </w:rPr>
+        <w:t>弗1:13</w:t>
+      </w:r>
       <w:r>
         <w:rPr>
           <w:lang w:val="zh_TW" w:bidi="zh_TW"/>
         </w:rPr>
         <w:t>；</w:t>
       </w:r>
-      <w:hyperlink r:id="rId142">
-        <w:r>
-          <w:rPr>
-            <w:lang w:val="zh_TW" w:bidi="zh_TW"/>
-          </w:rPr>
-          <w:rPr>
-            <w:color w:val="0000EE"/>
-            <w:u w:val="single"/>
-          </w:rPr>
-          <w:t>帖後2:13–14</w:t>
-        </w:r>
-      </w:hyperlink>
+      <w:r>
+        <w:rPr>
+          <w:lang w:val="zh_TW" w:bidi="zh_TW"/>
+        </w:rPr>
+        <w:t>帖後2:13–14</w:t>
+      </w:r>
       <w:r>
         <w:rPr>
           <w:lang w:val="zh_TW" w:bidi="zh_TW"/>
         </w:rPr>
         <w:t>；</w:t>
       </w:r>
-      <w:hyperlink r:id="rId190">
-        <w:r>
-          <w:rPr>
-            <w:lang w:val="zh_TW" w:bidi="zh_TW"/>
-          </w:rPr>
-          <w:rPr>
-            <w:color w:val="0000EE"/>
-            <w:u w:val="single"/>
-          </w:rPr>
-          <w:t>提後1:8–11</w:t>
-        </w:r>
-      </w:hyperlink>
+      <w:r>
+        <w:rPr>
+          <w:lang w:val="zh_TW" w:bidi="zh_TW"/>
+        </w:rPr>
+        <w:t>提後1:8–11</w:t>
+      </w:r>
       <w:r>
         <w:rPr>
           <w:lang w:val="zh_TW" w:bidi="zh_TW"/>
         </w:rPr>
         <w:t>；</w:t>
       </w:r>
-      <w:hyperlink r:id="rId191">
-        <w:r>
-          <w:rPr>
-            <w:lang w:val="zh_TW" w:bidi="zh_TW"/>
-          </w:rPr>
-          <w:rPr>
-            <w:color w:val="0000EE"/>
-            <w:u w:val="single"/>
-          </w:rPr>
-          <w:t>彼前1:23–25</w:t>
-        </w:r>
-      </w:hyperlink>
+      <w:r>
+        <w:rPr>
+          <w:lang w:val="zh_TW" w:bidi="zh_TW"/>
+        </w:rPr>
+        <w:t>彼前1:23–25</w:t>
+      </w:r>
       <w:r>
         <w:rPr>
           <w:lang w:val="zh_TW" w:bidi="zh_TW"/>
         </w:rPr>
         <w:t>）。人若要經歷救恩，就必須聽見並相信福音。正是在這個信息中，並通過這個信息，基督（特別是在祂的死和復活中）所顯現的救恩大能才能傳達予世人，並在他們的生命中產生果效。同樣，神賜下聖靈給信徒，也與福音相關，或是人們接受福音的直接結果（</w:t>
       </w:r>
-      <w:hyperlink r:id="rId192">
-        <w:r>
-          <w:rPr>
-            <w:lang w:val="zh_TW" w:bidi="zh_TW"/>
-          </w:rPr>
-          <w:rPr>
-            <w:color w:val="0000EE"/>
-            <w:u w:val="single"/>
-          </w:rPr>
-          <w:t>徒10:36–44</w:t>
-        </w:r>
-      </w:hyperlink>
+      <w:r>
+        <w:rPr>
+          <w:lang w:val="zh_TW" w:bidi="zh_TW"/>
+        </w:rPr>
+        <w:t>徒10:36–44</w:t>
+      </w:r>
       <w:r>
         <w:rPr>
           <w:lang w:val="zh_TW" w:bidi="zh_TW"/>
         </w:rPr>
         <w:t>，</w:t>
       </w:r>
-      <w:hyperlink r:id="rId193">
-        <w:r>
-          <w:rPr>
-            <w:lang w:val="zh_TW" w:bidi="zh_TW"/>
-          </w:rPr>
-          <w:rPr>
-            <w:color w:val="0000EE"/>
-            <w:u w:val="single"/>
-          </w:rPr>
-          <w:t>15:7–8</w:t>
-        </w:r>
-      </w:hyperlink>
+      <w:r>
+        <w:rPr>
+          <w:lang w:val="zh_TW" w:bidi="zh_TW"/>
+        </w:rPr>
+        <w:t>15:7–8</w:t>
+      </w:r>
       <w:r>
         <w:rPr>
           <w:lang w:val="zh_TW" w:bidi="zh_TW"/>
         </w:rPr>
         <w:t>；</w:t>
       </w:r>
-      <w:hyperlink r:id="rId136">
-        <w:r>
-          <w:rPr>
-            <w:lang w:val="zh_TW" w:bidi="zh_TW"/>
-          </w:rPr>
-          <w:rPr>
-            <w:color w:val="0000EE"/>
-            <w:u w:val="single"/>
-          </w:rPr>
-          <w:t>林後11:4</w:t>
-        </w:r>
-      </w:hyperlink>
+      <w:r>
+        <w:rPr>
+          <w:lang w:val="zh_TW" w:bidi="zh_TW"/>
+        </w:rPr>
+        <w:t>林後11:4</w:t>
+      </w:r>
       <w:r>
         <w:rPr>
           <w:lang w:val="zh_TW" w:bidi="zh_TW"/>
         </w:rPr>
         <w:t>；</w:t>
       </w:r>
-      <w:hyperlink r:id="rId194">
-        <w:r>
-          <w:rPr>
-            <w:lang w:val="zh_TW" w:bidi="zh_TW"/>
-          </w:rPr>
-          <w:rPr>
-            <w:color w:val="0000EE"/>
-            <w:u w:val="single"/>
-          </w:rPr>
-          <w:t>加3:1–2</w:t>
-        </w:r>
-      </w:hyperlink>
+      <w:r>
+        <w:rPr>
+          <w:lang w:val="zh_TW" w:bidi="zh_TW"/>
+        </w:rPr>
+        <w:t>加3:1–2</w:t>
+      </w:r>
       <w:r>
         <w:rPr>
           <w:lang w:val="zh_TW" w:bidi="zh_TW"/>
@@ -6110,54 +4628,36 @@
         </w:rPr>
         <w:t>根據彼得在耶路撒冷會議的見證（</w:t>
       </w:r>
-      <w:hyperlink r:id="rId195">
-        <w:r>
-          <w:rPr>
-            <w:lang w:val="zh_TW" w:bidi="zh_TW"/>
-          </w:rPr>
-          <w:rPr>
-            <w:color w:val="0000EE"/>
-            <w:u w:val="single"/>
-          </w:rPr>
-          <w:t>徒15:7–11</w:t>
-        </w:r>
-      </w:hyperlink>
+      <w:r>
+        <w:rPr>
+          <w:lang w:val="zh_TW" w:bidi="zh_TW"/>
+        </w:rPr>
+        <w:t>徒15:7–11</w:t>
+      </w:r>
       <w:r>
         <w:rPr>
           <w:lang w:val="zh_TW" w:bidi="zh_TW"/>
         </w:rPr>
         <w:t>），福音的一個重要部分，就是「因主耶穌的恩」得救，對外邦人和猶太人都是如此。保羅在傳道生涯的尾聲表示，他的基本關注是「證明神恩惠的福音」（</w:t>
       </w:r>
-      <w:hyperlink r:id="rId196">
-        <w:r>
-          <w:rPr>
-            <w:lang w:val="zh_TW" w:bidi="zh_TW"/>
-          </w:rPr>
-          <w:rPr>
-            <w:color w:val="0000EE"/>
-            <w:u w:val="single"/>
-          </w:rPr>
-          <w:t>徒20:24</w:t>
-        </w:r>
-      </w:hyperlink>
+      <w:r>
+        <w:rPr>
+          <w:lang w:val="zh_TW" w:bidi="zh_TW"/>
+        </w:rPr>
+        <w:t>徒20:24</w:t>
+      </w:r>
       <w:r>
         <w:rPr>
           <w:lang w:val="zh_TW" w:bidi="zh_TW"/>
         </w:rPr>
         <w:t>）。要正確理解這一陳述，就必需將其放在保羅對神公義的概念中，尤其是羅馬書的論述。保羅在此不僅闡述神的屬性，更確切地說，他是在演繹神的行動——神的義「在今時」（</w:t>
       </w:r>
-      <w:hyperlink r:id="rId197">
-        <w:r>
-          <w:rPr>
-            <w:lang w:val="zh_TW" w:bidi="zh_TW"/>
-          </w:rPr>
-          <w:rPr>
-            <w:color w:val="0000EE"/>
-            <w:u w:val="single"/>
-          </w:rPr>
-          <w:t>羅3:26</w:t>
-        </w:r>
-      </w:hyperlink>
+      <w:r>
+        <w:rPr>
+          <w:lang w:val="zh_TW" w:bidi="zh_TW"/>
+        </w:rPr>
+        <w:t>羅3:26</w:t>
+      </w:r>
       <w:r>
         <w:rPr>
           <w:lang w:val="zh_TW" w:bidi="zh_TW"/>
@@ -6191,234 +4691,156 @@
         </w:rPr>
         <w:t>。藉著神將祂的兒子作為挽回祭（</w:t>
       </w:r>
-      <w:hyperlink r:id="rId198">
-        <w:r>
-          <w:rPr>
-            <w:lang w:val="zh_TW" w:bidi="zh_TW"/>
-          </w:rPr>
-          <w:rPr>
-            <w:color w:val="0000EE"/>
-            <w:u w:val="single"/>
-          </w:rPr>
-          <w:t>羅3:25上</w:t>
-        </w:r>
-      </w:hyperlink>
+      <w:r>
+        <w:rPr>
+          <w:lang w:val="zh_TW" w:bidi="zh_TW"/>
+        </w:rPr>
+        <w:t>羅3:25上</w:t>
+      </w:r>
       <w:r>
         <w:rPr>
           <w:lang w:val="zh_TW" w:bidi="zh_TW"/>
         </w:rPr>
         <w:t>），顯明神的義（</w:t>
       </w:r>
-      <w:hyperlink r:id="rId199">
-        <w:r>
-          <w:rPr>
-            <w:lang w:val="zh_TW" w:bidi="zh_TW"/>
-          </w:rPr>
-          <w:rPr>
-            <w:color w:val="0000EE"/>
-            <w:u w:val="single"/>
-          </w:rPr>
-          <w:t>25中-26</w:t>
-        </w:r>
-      </w:hyperlink>
+      <w:r>
+        <w:rPr>
+          <w:lang w:val="zh_TW" w:bidi="zh_TW"/>
+        </w:rPr>
+        <w:t>25中-26</w:t>
+      </w:r>
       <w:r>
         <w:rPr>
           <w:lang w:val="zh_TW" w:bidi="zh_TW"/>
         </w:rPr>
         <w:t>節）。也就是說，耶穌的死亡使那些「先時所犯」的罪（</w:t>
       </w:r>
-      <w:hyperlink r:id="rId198">
-        <w:r>
-          <w:rPr>
-            <w:lang w:val="zh_TW" w:bidi="zh_TW"/>
-          </w:rPr>
-          <w:rPr>
-            <w:color w:val="0000EE"/>
-            <w:u w:val="single"/>
-          </w:rPr>
-          <w:t>25節下</w:t>
-        </w:r>
-      </w:hyperlink>
+      <w:r>
+        <w:rPr>
+          <w:lang w:val="zh_TW" w:bidi="zh_TW"/>
+        </w:rPr>
+        <w:t>25節下</w:t>
+      </w:r>
       <w:r>
         <w:rPr>
           <w:lang w:val="zh_TW" w:bidi="zh_TW"/>
         </w:rPr>
         <w:t>）成為神的忿怒（參</w:t>
       </w:r>
-      <w:hyperlink r:id="rId200">
-        <w:r>
-          <w:rPr>
-            <w:lang w:val="zh_TW" w:bidi="zh_TW"/>
-          </w:rPr>
-          <w:rPr>
-            <w:color w:val="0000EE"/>
-            <w:u w:val="single"/>
-          </w:rPr>
-          <w:t>1:18</w:t>
-        </w:r>
-      </w:hyperlink>
+      <w:r>
+        <w:rPr>
+          <w:lang w:val="zh_TW" w:bidi="zh_TW"/>
+        </w:rPr>
+        <w:t>1:18</w:t>
+      </w:r>
       <w:r>
         <w:rPr>
           <w:lang w:val="zh_TW" w:bidi="zh_TW"/>
         </w:rPr>
         <w:t>）和審判的對象。然而，就在神公義且果斷處理罪的地方，神亦向罪人顯明了祂的恩典。因為對罪的審判不是落在罪人本身，而是落在受命代替他們並承擔其罪的那一位身上（</w:t>
       </w:r>
-      <w:hyperlink r:id="rId164">
-        <w:r>
-          <w:rPr>
-            <w:lang w:val="zh_TW" w:bidi="zh_TW"/>
-          </w:rPr>
-          <w:rPr>
-            <w:color w:val="0000EE"/>
-            <w:u w:val="single"/>
-          </w:rPr>
-          <w:t>羅4:25</w:t>
-        </w:r>
-      </w:hyperlink>
+      <w:r>
+        <w:rPr>
+          <w:lang w:val="zh_TW" w:bidi="zh_TW"/>
+        </w:rPr>
+        <w:t>羅4:25</w:t>
+      </w:r>
       <w:r>
         <w:rPr>
           <w:lang w:val="zh_TW" w:bidi="zh_TW"/>
         </w:rPr>
         <w:t>，</w:t>
       </w:r>
-      <w:hyperlink r:id="rId201">
-        <w:r>
-          <w:rPr>
-            <w:lang w:val="zh_TW" w:bidi="zh_TW"/>
-          </w:rPr>
-          <w:rPr>
-            <w:color w:val="0000EE"/>
-            <w:u w:val="single"/>
-          </w:rPr>
-          <w:t>5:6、11</w:t>
-        </w:r>
-      </w:hyperlink>
+      <w:r>
+        <w:rPr>
+          <w:lang w:val="zh_TW" w:bidi="zh_TW"/>
+        </w:rPr>
+        <w:t>5:6、11</w:t>
+      </w:r>
       <w:r>
         <w:rPr>
           <w:lang w:val="zh_TW" w:bidi="zh_TW"/>
         </w:rPr>
         <w:t>；參</w:t>
       </w:r>
-      <w:hyperlink r:id="rId202">
-        <w:r>
-          <w:rPr>
-            <w:lang w:val="zh_TW" w:bidi="zh_TW"/>
-          </w:rPr>
-          <w:rPr>
-            <w:color w:val="0000EE"/>
-            <w:u w:val="single"/>
-          </w:rPr>
-          <w:t>林後5:21</w:t>
-        </w:r>
-      </w:hyperlink>
+      <w:r>
+        <w:rPr>
+          <w:lang w:val="zh_TW" w:bidi="zh_TW"/>
+        </w:rPr>
+        <w:t>林後5:21</w:t>
+      </w:r>
       <w:r>
         <w:rPr>
           <w:lang w:val="zh_TW" w:bidi="zh_TW"/>
         </w:rPr>
         <w:t>；</w:t>
       </w:r>
-      <w:hyperlink r:id="rId203">
-        <w:r>
-          <w:rPr>
-            <w:lang w:val="zh_TW" w:bidi="zh_TW"/>
-          </w:rPr>
-          <w:rPr>
-            <w:color w:val="0000EE"/>
-            <w:u w:val="single"/>
-          </w:rPr>
-          <w:t>加3:13</w:t>
-        </w:r>
-      </w:hyperlink>
+      <w:r>
+        <w:rPr>
+          <w:lang w:val="zh_TW" w:bidi="zh_TW"/>
+        </w:rPr>
+        <w:t>加3:13</w:t>
+      </w:r>
       <w:r>
         <w:rPr>
           <w:lang w:val="zh_TW" w:bidi="zh_TW"/>
         </w:rPr>
         <w:t>）。建基於此，罪人白白地稱義（</w:t>
       </w:r>
-      <w:hyperlink r:id="rId204">
-        <w:r>
-          <w:rPr>
-            <w:lang w:val="zh_TW" w:bidi="zh_TW"/>
-          </w:rPr>
-          <w:rPr>
-            <w:color w:val="0000EE"/>
-            <w:u w:val="single"/>
-          </w:rPr>
-          <w:t>羅3:24</w:t>
-        </w:r>
-      </w:hyperlink>
+      <w:r>
+        <w:rPr>
+          <w:lang w:val="zh_TW" w:bidi="zh_TW"/>
+        </w:rPr>
+        <w:t>羅3:24</w:t>
+      </w:r>
       <w:r>
         <w:rPr>
           <w:lang w:val="zh_TW" w:bidi="zh_TW"/>
         </w:rPr>
         <w:t>）。「主耶穌的恩」（</w:t>
       </w:r>
-      <w:hyperlink r:id="rId205">
-        <w:r>
-          <w:rPr>
-            <w:lang w:val="zh_TW" w:bidi="zh_TW"/>
-          </w:rPr>
-          <w:rPr>
-            <w:color w:val="0000EE"/>
-            <w:u w:val="single"/>
-          </w:rPr>
-          <w:t>徒15:11</w:t>
-        </w:r>
-      </w:hyperlink>
+      <w:r>
+        <w:rPr>
+          <w:lang w:val="zh_TW" w:bidi="zh_TW"/>
+        </w:rPr>
+        <w:t>徒15:11</w:t>
+      </w:r>
       <w:r>
         <w:rPr>
           <w:lang w:val="zh_TW" w:bidi="zh_TW"/>
         </w:rPr>
         <w:t>）對罪人顯而易見的，因為祂甘願承擔他們的罪，並承受他們過犯的後果（</w:t>
       </w:r>
-      <w:hyperlink r:id="rId206">
-        <w:r>
-          <w:rPr>
-            <w:lang w:val="zh_TW" w:bidi="zh_TW"/>
-          </w:rPr>
-          <w:rPr>
-            <w:color w:val="0000EE"/>
-            <w:u w:val="single"/>
-          </w:rPr>
-          <w:t>加2:20</w:t>
-        </w:r>
-      </w:hyperlink>
+      <w:r>
+        <w:rPr>
+          <w:lang w:val="zh_TW" w:bidi="zh_TW"/>
+        </w:rPr>
+        <w:t>加2:20</w:t>
+      </w:r>
       <w:r>
         <w:rPr>
           <w:lang w:val="zh_TW" w:bidi="zh_TW"/>
         </w:rPr>
         <w:t>；參</w:t>
       </w:r>
-      <w:hyperlink r:id="rId207">
-        <w:r>
-          <w:rPr>
-            <w:lang w:val="zh_TW" w:bidi="zh_TW"/>
-          </w:rPr>
-          <w:rPr>
-            <w:color w:val="0000EE"/>
-            <w:u w:val="single"/>
-          </w:rPr>
-          <w:t>林後8:9</w:t>
-        </w:r>
-      </w:hyperlink>
+      <w:r>
+        <w:rPr>
+          <w:lang w:val="zh_TW" w:bidi="zh_TW"/>
+        </w:rPr>
+        <w:t>林後8:9</w:t>
+      </w:r>
       <w:r>
         <w:rPr>
           <w:lang w:val="zh_TW" w:bidi="zh_TW"/>
         </w:rPr>
         <w:t>；</w:t>
       </w:r>
-      <w:hyperlink r:id="rId208">
-        <w:r>
-          <w:rPr>
-            <w:lang w:val="zh_TW" w:bidi="zh_TW"/>
-          </w:rPr>
-          <w:rPr>
-            <w:color w:val="0000EE"/>
-            <w:u w:val="single"/>
-          </w:rPr>
-          <w:t>腓2:6–8</w:t>
-        </w:r>
-      </w:hyperlink>
+      <w:r>
+        <w:rPr>
+          <w:lang w:val="zh_TW" w:bidi="zh_TW"/>
+        </w:rPr>
+        <w:t>腓2:6–8</w:t>
+      </w:r>
       <w:r>
         <w:rPr>
           <w:lang w:val="zh_TW" w:bidi="zh_TW"/>
@@ -6452,54 +4874,36 @@
         </w:rPr>
         <w:t>。保羅說：「神的義正在這福音上顯明出來」（</w:t>
       </w:r>
-      <w:hyperlink r:id="rId209">
-        <w:r>
-          <w:rPr>
-            <w:lang w:val="zh_TW" w:bidi="zh_TW"/>
-          </w:rPr>
-          <w:rPr>
-            <w:color w:val="0000EE"/>
-            <w:u w:val="single"/>
-          </w:rPr>
-          <w:t>羅1:17</w:t>
-        </w:r>
-      </w:hyperlink>
+      <w:r>
+        <w:rPr>
+          <w:lang w:val="zh_TW" w:bidi="zh_TW"/>
+        </w:rPr>
+        <w:t>羅1:17</w:t>
+      </w:r>
       <w:r>
         <w:rPr>
           <w:lang w:val="zh_TW" w:bidi="zh_TW"/>
         </w:rPr>
         <w:t>）。他的意思不是說福音談到神的義（雖然它確實如此），而是神的義在福音中積極運作。這一活動進而解釋了福音如何成為「神的大能，要救一切相信的」（</w:t>
       </w:r>
-      <w:hyperlink r:id="rId146">
-        <w:r>
-          <w:rPr>
-            <w:lang w:val="zh_TW" w:bidi="zh_TW"/>
-          </w:rPr>
-          <w:rPr>
-            <w:color w:val="0000EE"/>
-            <w:u w:val="single"/>
-          </w:rPr>
-          <w:t>16</w:t>
-        </w:r>
-      </w:hyperlink>
+      <w:r>
+        <w:rPr>
+          <w:lang w:val="zh_TW" w:bidi="zh_TW"/>
+        </w:rPr>
+        <w:t>16</w:t>
+      </w:r>
       <w:r>
         <w:rPr>
           <w:lang w:val="zh_TW" w:bidi="zh_TW"/>
         </w:rPr>
         <w:t>節）。那神如何在這一階段顯明祂的公義呢？簡而言之，就是將祂的公義作為白白的禮物賜給罪人；它仍然是神的公義，但藉著神的恩典，這是人類可以分享的公義。此外，分享神的公義，取決於人與耶穌基督的個別聯合。在保羅看來，得救的人是已經被審判者神宣告「無罪」、「稱義」的人。這一判決的基礎不是我自己有義（神稱罪人為義，</w:t>
       </w:r>
-      <w:hyperlink r:id="rId210">
-        <w:r>
-          <w:rPr>
-            <w:lang w:val="zh_TW" w:bidi="zh_TW"/>
-          </w:rPr>
-          <w:rPr>
-            <w:color w:val="0000EE"/>
-            <w:u w:val="single"/>
-          </w:rPr>
-          <w:t>羅4:5</w:t>
-        </w:r>
-      </w:hyperlink>
+      <w:r>
+        <w:rPr>
+          <w:lang w:val="zh_TW" w:bidi="zh_TW"/>
+        </w:rPr>
+        <w:t>羅4:5</w:t>
+      </w:r>
       <w:r>
         <w:rPr>
           <w:lang w:val="zh_TW" w:bidi="zh_TW"/>
@@ -6519,90 +4923,60 @@
         </w:rPr>
         <w:t>義的——不是在我自己裡面，而是在基督裡（</w:t>
       </w:r>
-      <w:hyperlink r:id="rId211">
-        <w:r>
-          <w:rPr>
-            <w:lang w:val="zh_TW" w:bidi="zh_TW"/>
-          </w:rPr>
-          <w:rPr>
-            <w:color w:val="0000EE"/>
-            <w:u w:val="single"/>
-          </w:rPr>
-          <w:t>林前1:30</w:t>
-        </w:r>
-      </w:hyperlink>
+      <w:r>
+        <w:rPr>
+          <w:lang w:val="zh_TW" w:bidi="zh_TW"/>
+        </w:rPr>
+        <w:t>林前1:30</w:t>
+      </w:r>
       <w:r>
         <w:rPr>
           <w:lang w:val="zh_TW" w:bidi="zh_TW"/>
         </w:rPr>
         <w:t>；</w:t>
       </w:r>
-      <w:hyperlink r:id="rId202">
-        <w:r>
-          <w:rPr>
-            <w:lang w:val="zh_TW" w:bidi="zh_TW"/>
-          </w:rPr>
-          <w:rPr>
-            <w:color w:val="0000EE"/>
-            <w:u w:val="single"/>
-          </w:rPr>
-          <w:t>林後5:21</w:t>
-        </w:r>
-      </w:hyperlink>
+      <w:r>
+        <w:rPr>
+          <w:lang w:val="zh_TW" w:bidi="zh_TW"/>
+        </w:rPr>
+        <w:t>林後5:21</w:t>
+      </w:r>
       <w:r>
         <w:rPr>
           <w:lang w:val="zh_TW" w:bidi="zh_TW"/>
         </w:rPr>
         <w:t>；</w:t>
       </w:r>
-      <w:hyperlink r:id="rId212">
-        <w:r>
-          <w:rPr>
-            <w:lang w:val="zh_TW" w:bidi="zh_TW"/>
-          </w:rPr>
-          <w:rPr>
-            <w:color w:val="0000EE"/>
-            <w:u w:val="single"/>
-          </w:rPr>
-          <w:t>腓3:9</w:t>
-        </w:r>
-      </w:hyperlink>
+      <w:r>
+        <w:rPr>
+          <w:lang w:val="zh_TW" w:bidi="zh_TW"/>
+        </w:rPr>
+        <w:t>腓3:9</w:t>
+      </w:r>
       <w:r>
         <w:rPr>
           <w:lang w:val="zh_TW" w:bidi="zh_TW"/>
         </w:rPr>
         <w:t>）。這種聯合是通過福音中，神的義和白白賜下而建立的（</w:t>
       </w:r>
-      <w:hyperlink r:id="rId213">
-        <w:r>
-          <w:rPr>
-            <w:lang w:val="zh_TW" w:bidi="zh_TW"/>
-          </w:rPr>
-          <w:rPr>
-            <w:color w:val="0000EE"/>
-            <w:u w:val="single"/>
-          </w:rPr>
-          <w:t>羅1:16</w:t>
-        </w:r>
-      </w:hyperlink>
+      <w:r>
+        <w:rPr>
+          <w:lang w:val="zh_TW" w:bidi="zh_TW"/>
+        </w:rPr>
+        <w:t>羅1:16</w:t>
+      </w:r>
       <w:r>
         <w:rPr>
           <w:lang w:val="zh_TW" w:bidi="zh_TW"/>
         </w:rPr>
         <w:t>–</w:t>
       </w:r>
-      <w:hyperlink r:id="rId213">
-        <w:r>
-          <w:rPr>
-            <w:lang w:val="zh_TW" w:bidi="zh_TW"/>
-          </w:rPr>
-          <w:rPr>
-            <w:color w:val="0000EE"/>
-            <w:u w:val="single"/>
-          </w:rPr>
-          <w:t>17</w:t>
-        </w:r>
-      </w:hyperlink>
+      <w:r>
+        <w:rPr>
+          <w:lang w:val="zh_TW" w:bidi="zh_TW"/>
+        </w:rPr>
+        <w:t>17</w:t>
+      </w:r>
       <w:r>
         <w:rPr>
           <w:lang w:val="zh_TW" w:bidi="zh_TW"/>
@@ -6663,456 +5037,300 @@
         </w:rPr>
         <w:t xml:space="preserve"> 保羅說，福音是「神的大能，要救一切相信的」（</w:t>
       </w:r>
-      <w:hyperlink r:id="rId146">
-        <w:r>
-          <w:rPr>
-            <w:lang w:val="zh_TW" w:bidi="zh_TW"/>
-          </w:rPr>
-          <w:rPr>
-            <w:color w:val="0000EE"/>
-            <w:u w:val="single"/>
-          </w:rPr>
-          <w:t>羅1:16</w:t>
-        </w:r>
-      </w:hyperlink>
+      <w:r>
+        <w:rPr>
+          <w:lang w:val="zh_TW" w:bidi="zh_TW"/>
+        </w:rPr>
+        <w:t>羅1:16</w:t>
+      </w:r>
       <w:r>
         <w:rPr>
           <w:lang w:val="zh_TW" w:bidi="zh_TW"/>
         </w:rPr>
         <w:t>）。對保羅來說，信心是完全放棄靠「遵行律法」稱義（</w:t>
       </w:r>
-      <w:hyperlink r:id="rId214">
-        <w:r>
-          <w:rPr>
-            <w:lang w:val="zh_TW" w:bidi="zh_TW"/>
-          </w:rPr>
-          <w:rPr>
-            <w:color w:val="0000EE"/>
-            <w:u w:val="single"/>
-          </w:rPr>
-          <w:t>3:28</w:t>
-        </w:r>
-      </w:hyperlink>
+      <w:r>
+        <w:rPr>
+          <w:lang w:val="zh_TW" w:bidi="zh_TW"/>
+        </w:rPr>
+        <w:t>3:28</w:t>
+      </w:r>
       <w:r>
         <w:rPr>
           <w:lang w:val="zh_TW" w:bidi="zh_TW"/>
         </w:rPr>
         <w:t>），完全依靠神在基督工作中所顯明的恩典，特別是祂的死亡（</w:t>
       </w:r>
-      <w:hyperlink r:id="rId198">
-        <w:r>
-          <w:rPr>
-            <w:lang w:val="zh_TW" w:bidi="zh_TW"/>
-          </w:rPr>
-          <w:rPr>
-            <w:color w:val="0000EE"/>
-            <w:u w:val="single"/>
-          </w:rPr>
-          <w:t>25</w:t>
-        </w:r>
-      </w:hyperlink>
+      <w:r>
+        <w:rPr>
+          <w:lang w:val="zh_TW" w:bidi="zh_TW"/>
+        </w:rPr>
+        <w:t>25</w:t>
+      </w:r>
       <w:r>
         <w:rPr>
           <w:lang w:val="zh_TW" w:bidi="zh_TW"/>
         </w:rPr>
         <w:t>節）。因此，</w:t>
       </w:r>
-      <w:hyperlink r:id="rId215">
-        <w:r>
-          <w:rPr>
-            <w:lang w:val="zh_TW" w:bidi="zh_TW"/>
-          </w:rPr>
-          <w:rPr>
-            <w:color w:val="0000EE"/>
-            <w:u w:val="single"/>
-          </w:rPr>
-          <w:t>加拉太書一章6節</w:t>
-        </w:r>
-      </w:hyperlink>
+      <w:r>
+        <w:rPr>
+          <w:lang w:val="zh_TW" w:bidi="zh_TW"/>
+        </w:rPr>
+        <w:t>加拉太書一章6節</w:t>
+      </w:r>
       <w:r>
         <w:rPr>
           <w:lang w:val="zh_TW" w:bidi="zh_TW"/>
         </w:rPr>
         <w:t>和</w:t>
       </w:r>
-      <w:hyperlink r:id="rId136">
-        <w:r>
-          <w:rPr>
-            <w:lang w:val="zh_TW" w:bidi="zh_TW"/>
-          </w:rPr>
-          <w:rPr>
-            <w:color w:val="0000EE"/>
-            <w:u w:val="single"/>
-          </w:rPr>
-          <w:t>哥林多後書十一章4節</w:t>
-        </w:r>
-      </w:hyperlink>
+      <w:r>
+        <w:rPr>
+          <w:lang w:val="zh_TW" w:bidi="zh_TW"/>
+        </w:rPr>
+        <w:t>哥林多後書十一章4節</w:t>
+      </w:r>
       <w:r>
         <w:rPr>
           <w:lang w:val="zh_TW" w:bidi="zh_TW"/>
         </w:rPr>
         <w:t>的「另得一個福音」是虛假的，因為它宣講的是靠個人行為，而不是（或與）基督的工作來得救（參</w:t>
       </w:r>
-      <w:hyperlink r:id="rId216">
-        <w:r>
-          <w:rPr>
-            <w:lang w:val="zh_TW" w:bidi="zh_TW"/>
-          </w:rPr>
-          <w:rPr>
-            <w:color w:val="0000EE"/>
-            <w:u w:val="single"/>
-          </w:rPr>
-          <w:t>加2:16</w:t>
-        </w:r>
-      </w:hyperlink>
+      <w:r>
+        <w:rPr>
+          <w:lang w:val="zh_TW" w:bidi="zh_TW"/>
+        </w:rPr>
+        <w:t>加2:16</w:t>
+      </w:r>
       <w:r>
         <w:rPr>
           <w:lang w:val="zh_TW" w:bidi="zh_TW"/>
         </w:rPr>
         <w:t>）。最終，信心是依靠神（</w:t>
       </w:r>
-      <w:hyperlink r:id="rId217">
-        <w:r>
-          <w:rPr>
-            <w:lang w:val="zh_TW" w:bidi="zh_TW"/>
-          </w:rPr>
-          <w:rPr>
-            <w:color w:val="0000EE"/>
-            <w:u w:val="single"/>
-          </w:rPr>
-          <w:t>羅4:24</w:t>
-        </w:r>
-      </w:hyperlink>
+      <w:r>
+        <w:rPr>
+          <w:lang w:val="zh_TW" w:bidi="zh_TW"/>
+        </w:rPr>
+        <w:t>羅4:24</w:t>
+      </w:r>
       <w:r>
         <w:rPr>
           <w:lang w:val="zh_TW" w:bidi="zh_TW"/>
         </w:rPr>
         <w:t>；</w:t>
       </w:r>
-      <w:hyperlink r:id="rId218">
-        <w:r>
-          <w:rPr>
-            <w:lang w:val="zh_TW" w:bidi="zh_TW"/>
-          </w:rPr>
-          <w:rPr>
-            <w:color w:val="0000EE"/>
-            <w:u w:val="single"/>
-          </w:rPr>
-          <w:t>帖前1:8–9</w:t>
-        </w:r>
-      </w:hyperlink>
+      <w:r>
+        <w:rPr>
+          <w:lang w:val="zh_TW" w:bidi="zh_TW"/>
+        </w:rPr>
+        <w:t>帖前1:8–9</w:t>
+      </w:r>
       <w:r>
         <w:rPr>
           <w:lang w:val="zh_TW" w:bidi="zh_TW"/>
         </w:rPr>
         <w:t>）和基督（</w:t>
       </w:r>
-      <w:hyperlink r:id="rId219">
-        <w:r>
-          <w:rPr>
-            <w:lang w:val="zh_TW" w:bidi="zh_TW"/>
-          </w:rPr>
-          <w:rPr>
-            <w:color w:val="0000EE"/>
-            <w:u w:val="single"/>
-          </w:rPr>
-          <w:t>羅3:22、26</w:t>
-        </w:r>
-      </w:hyperlink>
+      <w:r>
+        <w:rPr>
+          <w:lang w:val="zh_TW" w:bidi="zh_TW"/>
+        </w:rPr>
+        <w:t>羅3:22、26</w:t>
+      </w:r>
       <w:r>
         <w:rPr>
           <w:lang w:val="zh_TW" w:bidi="zh_TW"/>
         </w:rPr>
         <w:t>；</w:t>
       </w:r>
-      <w:hyperlink r:id="rId220">
-        <w:r>
-          <w:rPr>
-            <w:lang w:val="zh_TW" w:bidi="zh_TW"/>
-          </w:rPr>
-          <w:rPr>
-            <w:color w:val="0000EE"/>
-            <w:u w:val="single"/>
-          </w:rPr>
-          <w:t>加2:16、20</w:t>
-        </w:r>
-      </w:hyperlink>
+      <w:r>
+        <w:rPr>
+          <w:lang w:val="zh_TW" w:bidi="zh_TW"/>
+        </w:rPr>
+        <w:t>加2:16、20</w:t>
+      </w:r>
       <w:r>
         <w:rPr>
           <w:lang w:val="zh_TW" w:bidi="zh_TW"/>
         </w:rPr>
         <w:t>）。然而，人也必須相信福音（</w:t>
       </w:r>
-      <w:hyperlink r:id="rId221">
-        <w:r>
-          <w:rPr>
-            <w:lang w:val="zh_TW" w:bidi="zh_TW"/>
-          </w:rPr>
-          <w:rPr>
-            <w:color w:val="0000EE"/>
-            <w:u w:val="single"/>
-          </w:rPr>
-          <w:t>徒8:12，</w:t>
-        </w:r>
-      </w:hyperlink>
-      <w:hyperlink r:id="rId149">
-        <w:r>
-          <w:rPr>
-            <w:lang w:val="zh_TW" w:bidi="zh_TW"/>
-          </w:rPr>
-          <w:rPr>
-            <w:color w:val="0000EE"/>
-            <w:u w:val="single"/>
-          </w:rPr>
-          <w:t>11:20–21</w:t>
-        </w:r>
-      </w:hyperlink>
+      <w:r>
+        <w:rPr>
+          <w:lang w:val="zh_TW" w:bidi="zh_TW"/>
+        </w:rPr>
+        <w:t>徒8:12，</w:t>
+      </w:r>
+      <w:r>
+        <w:rPr>
+          <w:lang w:val="zh_TW" w:bidi="zh_TW"/>
+        </w:rPr>
+        <w:t>11:20–21</w:t>
+      </w:r>
       <w:r>
         <w:rPr>
           <w:lang w:val="zh_TW" w:bidi="zh_TW"/>
         </w:rPr>
         <w:t>，</w:t>
       </w:r>
-      <w:hyperlink r:id="rId222">
-        <w:r>
-          <w:rPr>
-            <w:lang w:val="zh_TW" w:bidi="zh_TW"/>
-          </w:rPr>
-          <w:rPr>
-            <w:color w:val="0000EE"/>
-            <w:u w:val="single"/>
-          </w:rPr>
-          <w:t>15:7</w:t>
-        </w:r>
-      </w:hyperlink>
+      <w:r>
+        <w:rPr>
+          <w:lang w:val="zh_TW" w:bidi="zh_TW"/>
+        </w:rPr>
+        <w:t>15:7</w:t>
+      </w:r>
       <w:r>
         <w:rPr>
           <w:lang w:val="zh_TW" w:bidi="zh_TW"/>
         </w:rPr>
         <w:t>；</w:t>
       </w:r>
-      <w:hyperlink r:id="rId146">
-        <w:r>
-          <w:rPr>
-            <w:lang w:val="zh_TW" w:bidi="zh_TW"/>
-          </w:rPr>
-          <w:rPr>
-            <w:color w:val="0000EE"/>
-            <w:u w:val="single"/>
-          </w:rPr>
-          <w:t>羅1:16，</w:t>
-        </w:r>
-      </w:hyperlink>
-      <w:hyperlink r:id="rId133">
-        <w:r>
-          <w:rPr>
-            <w:lang w:val="zh_TW" w:bidi="zh_TW"/>
-          </w:rPr>
-          <w:rPr>
-            <w:color w:val="0000EE"/>
-            <w:u w:val="single"/>
-          </w:rPr>
-          <w:t>10:8–17</w:t>
-        </w:r>
-      </w:hyperlink>
+      <w:r>
+        <w:rPr>
+          <w:lang w:val="zh_TW" w:bidi="zh_TW"/>
+        </w:rPr>
+        <w:t>羅1:16，</w:t>
+      </w:r>
+      <w:r>
+        <w:rPr>
+          <w:lang w:val="zh_TW" w:bidi="zh_TW"/>
+        </w:rPr>
+        <w:t>10:8–17</w:t>
+      </w:r>
       <w:r>
         <w:rPr>
           <w:lang w:val="zh_TW" w:bidi="zh_TW"/>
         </w:rPr>
         <w:t>；</w:t>
       </w:r>
-      <w:hyperlink r:id="rId223">
-        <w:r>
-          <w:rPr>
-            <w:lang w:val="zh_TW" w:bidi="zh_TW"/>
-          </w:rPr>
-          <w:rPr>
-            <w:color w:val="0000EE"/>
-            <w:u w:val="single"/>
-          </w:rPr>
-          <w:t>林前1:17–24</w:t>
-        </w:r>
-      </w:hyperlink>
+      <w:r>
+        <w:rPr>
+          <w:lang w:val="zh_TW" w:bidi="zh_TW"/>
+        </w:rPr>
+        <w:t>林前1:17–24</w:t>
+      </w:r>
       <w:r>
         <w:rPr>
           <w:lang w:val="zh_TW" w:bidi="zh_TW"/>
         </w:rPr>
         <w:t>；</w:t>
       </w:r>
-      <w:hyperlink r:id="rId224">
-        <w:r>
-          <w:rPr>
-            <w:lang w:val="zh_TW" w:bidi="zh_TW"/>
-          </w:rPr>
-          <w:rPr>
-            <w:color w:val="0000EE"/>
-            <w:u w:val="single"/>
-          </w:rPr>
-          <w:t>腓1:27</w:t>
-        </w:r>
-      </w:hyperlink>
+      <w:r>
+        <w:rPr>
+          <w:lang w:val="zh_TW" w:bidi="zh_TW"/>
+        </w:rPr>
+        <w:t>腓1:27</w:t>
+      </w:r>
       <w:r>
         <w:rPr>
           <w:lang w:val="zh_TW" w:bidi="zh_TW"/>
         </w:rPr>
         <w:t>；</w:t>
       </w:r>
-      <w:hyperlink r:id="rId225">
-        <w:r>
-          <w:rPr>
-            <w:lang w:val="zh_TW" w:bidi="zh_TW"/>
-          </w:rPr>
-          <w:rPr>
-            <w:color w:val="0000EE"/>
-            <w:u w:val="single"/>
-          </w:rPr>
-          <w:t>來4:2</w:t>
-        </w:r>
-      </w:hyperlink>
+      <w:r>
+        <w:rPr>
+          <w:lang w:val="zh_TW" w:bidi="zh_TW"/>
+        </w:rPr>
+        <w:t>來4:2</w:t>
+      </w:r>
       <w:r>
         <w:rPr>
           <w:lang w:val="zh_TW" w:bidi="zh_TW"/>
         </w:rPr>
         <w:t>），因為神的救恩就是通過這個方法來宣揚和傳遞的。此外，相信福音意味著悔改（</w:t>
       </w:r>
-      <w:hyperlink r:id="rId226">
-        <w:r>
-          <w:rPr>
-            <w:lang w:val="zh_TW" w:bidi="zh_TW"/>
-          </w:rPr>
-          <w:rPr>
-            <w:color w:val="0000EE"/>
-            <w:u w:val="single"/>
-          </w:rPr>
-          <w:t>徒14:15</w:t>
-        </w:r>
-      </w:hyperlink>
+      <w:r>
+        <w:rPr>
+          <w:lang w:val="zh_TW" w:bidi="zh_TW"/>
+        </w:rPr>
+        <w:t>徒14:15</w:t>
+      </w:r>
       <w:r>
         <w:rPr>
           <w:lang w:val="zh_TW" w:bidi="zh_TW"/>
         </w:rPr>
         <w:t>，</w:t>
       </w:r>
-      <w:hyperlink r:id="rId227">
-        <w:r>
-          <w:rPr>
-            <w:lang w:val="zh_TW" w:bidi="zh_TW"/>
-          </w:rPr>
-          <w:rPr>
-            <w:color w:val="0000EE"/>
-            <w:u w:val="single"/>
-          </w:rPr>
-          <w:t>20:21、24</w:t>
-        </w:r>
-      </w:hyperlink>
+      <w:r>
+        <w:rPr>
+          <w:lang w:val="zh_TW" w:bidi="zh_TW"/>
+        </w:rPr>
+        <w:t>20:21、24</w:t>
+      </w:r>
       <w:r>
         <w:rPr>
           <w:lang w:val="zh_TW" w:bidi="zh_TW"/>
         </w:rPr>
         <w:t>；</w:t>
       </w:r>
-      <w:hyperlink r:id="rId156">
-        <w:r>
-          <w:rPr>
-            <w:lang w:val="zh_TW" w:bidi="zh_TW"/>
-          </w:rPr>
-          <w:rPr>
-            <w:color w:val="0000EE"/>
-            <w:u w:val="single"/>
-          </w:rPr>
-          <w:t>帖前1:5–10</w:t>
-        </w:r>
-      </w:hyperlink>
+      <w:r>
+        <w:rPr>
+          <w:lang w:val="zh_TW" w:bidi="zh_TW"/>
+        </w:rPr>
+        <w:t>帖前1:5–10</w:t>
+      </w:r>
       <w:r>
         <w:rPr>
           <w:lang w:val="zh_TW" w:bidi="zh_TW"/>
         </w:rPr>
         <w:t>）和順服（</w:t>
       </w:r>
-      <w:hyperlink r:id="rId228">
-        <w:r>
-          <w:rPr>
-            <w:lang w:val="zh_TW" w:bidi="zh_TW"/>
-          </w:rPr>
-          <w:rPr>
-            <w:color w:val="0000EE"/>
-            <w:u w:val="single"/>
-          </w:rPr>
-          <w:t>羅1:5</w:t>
-        </w:r>
-      </w:hyperlink>
+      <w:r>
+        <w:rPr>
+          <w:lang w:val="zh_TW" w:bidi="zh_TW"/>
+        </w:rPr>
+        <w:t>羅1:5</w:t>
+      </w:r>
       <w:r>
         <w:rPr>
           <w:lang w:val="zh_TW" w:bidi="zh_TW"/>
         </w:rPr>
         <w:t>，</w:t>
       </w:r>
-      <w:hyperlink r:id="rId122">
-        <w:r>
-          <w:rPr>
-            <w:lang w:val="zh_TW" w:bidi="zh_TW"/>
-          </w:rPr>
-          <w:rPr>
-            <w:color w:val="0000EE"/>
-            <w:u w:val="single"/>
-          </w:rPr>
-          <w:t>15:16–18</w:t>
-        </w:r>
-      </w:hyperlink>
+      <w:r>
+        <w:rPr>
+          <w:lang w:val="zh_TW" w:bidi="zh_TW"/>
+        </w:rPr>
+        <w:t>15:16–18</w:t>
+      </w:r>
       <w:r>
         <w:rPr>
           <w:lang w:val="zh_TW" w:bidi="zh_TW"/>
         </w:rPr>
         <w:t>；</w:t>
       </w:r>
-      <w:hyperlink r:id="rId229">
-        <w:r>
-          <w:rPr>
-            <w:lang w:val="zh_TW" w:bidi="zh_TW"/>
-          </w:rPr>
-          <w:rPr>
-            <w:color w:val="0000EE"/>
-            <w:u w:val="single"/>
-          </w:rPr>
-          <w:t>來4:6</w:t>
-        </w:r>
-      </w:hyperlink>
+      <w:r>
+        <w:rPr>
+          <w:lang w:val="zh_TW" w:bidi="zh_TW"/>
+        </w:rPr>
+        <w:t>來4:6</w:t>
+      </w:r>
       <w:r>
         <w:rPr>
           <w:lang w:val="zh_TW" w:bidi="zh_TW"/>
         </w:rPr>
         <w:t>）。那些拒絕順服福音的人，是在危及自己的生命（</w:t>
       </w:r>
-      <w:hyperlink r:id="rId230">
-        <w:r>
-          <w:rPr>
-            <w:lang w:val="zh_TW" w:bidi="zh_TW"/>
-          </w:rPr>
-          <w:rPr>
-            <w:color w:val="0000EE"/>
-            <w:u w:val="single"/>
-          </w:rPr>
-          <w:t>帖後1:5–10</w:t>
-        </w:r>
-      </w:hyperlink>
+      <w:r>
+        <w:rPr>
+          <w:lang w:val="zh_TW" w:bidi="zh_TW"/>
+        </w:rPr>
+        <w:t>帖後1:5–10</w:t>
+      </w:r>
       <w:r>
         <w:rPr>
           <w:lang w:val="zh_TW" w:bidi="zh_TW"/>
         </w:rPr>
         <w:t>；</w:t>
       </w:r>
-      <w:hyperlink r:id="rId231">
-        <w:r>
-          <w:rPr>
-            <w:lang w:val="zh_TW" w:bidi="zh_TW"/>
-          </w:rPr>
-          <w:rPr>
-            <w:color w:val="0000EE"/>
-            <w:u w:val="single"/>
-          </w:rPr>
-          <w:t>彼前4:17</w:t>
-        </w:r>
-      </w:hyperlink>
+      <w:r>
+        <w:rPr>
+          <w:lang w:val="zh_TW" w:bidi="zh_TW"/>
+        </w:rPr>
+        <w:t>彼前4:17</w:t>
+      </w:r>
       <w:r>
         <w:rPr>
           <w:lang w:val="zh_TW" w:bidi="zh_TW"/>
@@ -7144,54 +5362,36 @@
         </w:rPr>
         <w:t xml:space="preserve"> 福音不僅僅是一個要接受的信息，也是一個可以站立的地方（</w:t>
       </w:r>
-      <w:hyperlink r:id="rId188">
-        <w:r>
-          <w:rPr>
-            <w:lang w:val="zh_TW" w:bidi="zh_TW"/>
-          </w:rPr>
-          <w:rPr>
-            <w:color w:val="0000EE"/>
-            <w:u w:val="single"/>
-          </w:rPr>
-          <w:t>林前15:1–2</w:t>
-        </w:r>
-      </w:hyperlink>
+      <w:r>
+        <w:rPr>
+          <w:lang w:val="zh_TW" w:bidi="zh_TW"/>
+        </w:rPr>
+        <w:t>林前15:1–2</w:t>
+      </w:r>
       <w:r>
         <w:rPr>
           <w:lang w:val="zh_TW" w:bidi="zh_TW"/>
         </w:rPr>
         <w:t>）；它既是生命的維持者，也是生命的賜予者。基督徒的成長，不是離開福音去追求其他事物（離開福音就是背棄神和基督，</w:t>
       </w:r>
-      <w:hyperlink r:id="rId215">
-        <w:r>
-          <w:rPr>
-            <w:lang w:val="zh_TW" w:bidi="zh_TW"/>
-          </w:rPr>
-          <w:rPr>
-            <w:color w:val="0000EE"/>
-            <w:u w:val="single"/>
-          </w:rPr>
-          <w:t>加1:6</w:t>
-        </w:r>
-      </w:hyperlink>
+      <w:r>
+        <w:rPr>
+          <w:lang w:val="zh_TW" w:bidi="zh_TW"/>
+        </w:rPr>
+        <w:t>加1:6</w:t>
+      </w:r>
       <w:r>
         <w:rPr>
           <w:lang w:val="zh_TW" w:bidi="zh_TW"/>
         </w:rPr>
         <w:t>），而是更深入進入福音。在</w:t>
       </w:r>
-      <w:hyperlink r:id="rId232">
-        <w:r>
-          <w:rPr>
-            <w:lang w:val="zh_TW" w:bidi="zh_TW"/>
-          </w:rPr>
-          <w:rPr>
-            <w:color w:val="0000EE"/>
-            <w:u w:val="single"/>
-          </w:rPr>
-          <w:t>羅馬書一章15節</w:t>
-        </w:r>
-      </w:hyperlink>
+      <w:r>
+        <w:rPr>
+          <w:lang w:val="zh_TW" w:bidi="zh_TW"/>
+        </w:rPr>
+        <w:t>羅馬書一章15節</w:t>
+      </w:r>
       <w:r>
         <w:rPr>
           <w:lang w:val="zh_TW" w:bidi="zh_TW"/>
@@ -7223,228 +5423,150 @@
         </w:rPr>
         <w:t>「福音的盼望」（</w:t>
       </w:r>
-      <w:hyperlink r:id="rId233">
-        <w:r>
-          <w:rPr>
-            <w:lang w:val="zh_TW" w:bidi="zh_TW"/>
-          </w:rPr>
-          <w:rPr>
-            <w:color w:val="0000EE"/>
-            <w:u w:val="single"/>
-          </w:rPr>
-          <w:t>西1:23</w:t>
-        </w:r>
-      </w:hyperlink>
+      <w:r>
+        <w:rPr>
+          <w:lang w:val="zh_TW" w:bidi="zh_TW"/>
+        </w:rPr>
+        <w:t>西1:23</w:t>
+      </w:r>
       <w:r>
         <w:rPr>
           <w:lang w:val="zh_TW" w:bidi="zh_TW"/>
         </w:rPr>
         <w:t>）不僅包括基督的再來和天上的榮耀（</w:t>
       </w:r>
-      <w:hyperlink r:id="rId234">
-        <w:r>
-          <w:rPr>
-            <w:lang w:val="zh_TW" w:bidi="zh_TW"/>
-          </w:rPr>
-          <w:rPr>
-            <w:color w:val="0000EE"/>
-            <w:u w:val="single"/>
-          </w:rPr>
-          <w:t>西1:5，</w:t>
-        </w:r>
-      </w:hyperlink>
-      <w:hyperlink r:id="rId155">
-        <w:r>
-          <w:rPr>
-            <w:lang w:val="zh_TW" w:bidi="zh_TW"/>
-          </w:rPr>
-          <w:rPr>
-            <w:color w:val="0000EE"/>
-            <w:u w:val="single"/>
-          </w:rPr>
-          <w:t>3:1–4</w:t>
-        </w:r>
-      </w:hyperlink>
+      <w:r>
+        <w:rPr>
+          <w:lang w:val="zh_TW" w:bidi="zh_TW"/>
+        </w:rPr>
+        <w:t>西1:5，</w:t>
+      </w:r>
+      <w:r>
+        <w:rPr>
+          <w:lang w:val="zh_TW" w:bidi="zh_TW"/>
+        </w:rPr>
+        <w:t>3:1–4</w:t>
+      </w:r>
       <w:r>
         <w:rPr>
           <w:lang w:val="zh_TW" w:bidi="zh_TW"/>
         </w:rPr>
         <w:t>；</w:t>
       </w:r>
-      <w:hyperlink r:id="rId235">
-        <w:r>
-          <w:rPr>
-            <w:lang w:val="zh_TW" w:bidi="zh_TW"/>
-          </w:rPr>
-          <w:rPr>
-            <w:color w:val="0000EE"/>
-            <w:u w:val="single"/>
-          </w:rPr>
-          <w:t>帖後2:14–16</w:t>
-        </w:r>
-      </w:hyperlink>
+      <w:r>
+        <w:rPr>
+          <w:lang w:val="zh_TW" w:bidi="zh_TW"/>
+        </w:rPr>
+        <w:t>帖後2:14–16</w:t>
+      </w:r>
       <w:r>
         <w:rPr>
           <w:lang w:val="zh_TW" w:bidi="zh_TW"/>
         </w:rPr>
         <w:t>），還包括最後的審判。對於那些接受福音的人來說，最後的審判並不可怕，因為審判者（基督）正是將他們從將來的忿怒中拯救出來的那位（</w:t>
       </w:r>
-      <w:hyperlink r:id="rId236">
-        <w:r>
-          <w:rPr>
-            <w:lang w:val="zh_TW" w:bidi="zh_TW"/>
-          </w:rPr>
-          <w:rPr>
-            <w:color w:val="0000EE"/>
-            <w:u w:val="single"/>
-          </w:rPr>
-          <w:t>帖前1:10</w:t>
-        </w:r>
-      </w:hyperlink>
+      <w:r>
+        <w:rPr>
+          <w:lang w:val="zh_TW" w:bidi="zh_TW"/>
+        </w:rPr>
+        <w:t>帖前1:10</w:t>
+      </w:r>
       <w:r>
         <w:rPr>
           <w:lang w:val="zh_TW" w:bidi="zh_TW"/>
         </w:rPr>
         <w:t>）。那些與祂聯合的人，現在或末日都不必懼怕定罪（</w:t>
       </w:r>
-      <w:hyperlink r:id="rId237">
-        <w:r>
-          <w:rPr>
-            <w:lang w:val="zh_TW" w:bidi="zh_TW"/>
-          </w:rPr>
-          <w:rPr>
-            <w:color w:val="0000EE"/>
-            <w:u w:val="single"/>
-          </w:rPr>
-          <w:t>羅8:1</w:t>
-        </w:r>
-      </w:hyperlink>
+      <w:r>
+        <w:rPr>
+          <w:lang w:val="zh_TW" w:bidi="zh_TW"/>
+        </w:rPr>
+        <w:t>羅8:1</w:t>
+      </w:r>
       <w:r>
         <w:rPr>
           <w:lang w:val="zh_TW" w:bidi="zh_TW"/>
         </w:rPr>
         <w:t>）。相反，最後的審判標誌著，神為他們帶來最終所盼望的義（</w:t>
       </w:r>
-      <w:hyperlink r:id="rId238">
-        <w:r>
-          <w:rPr>
-            <w:lang w:val="zh_TW" w:bidi="zh_TW"/>
-          </w:rPr>
-          <w:rPr>
-            <w:color w:val="0000EE"/>
-            <w:u w:val="single"/>
-          </w:rPr>
-          <w:t>林前4:5</w:t>
-        </w:r>
-      </w:hyperlink>
+      <w:r>
+        <w:rPr>
+          <w:lang w:val="zh_TW" w:bidi="zh_TW"/>
+        </w:rPr>
+        <w:t>林前4:5</w:t>
+      </w:r>
       <w:r>
         <w:rPr>
           <w:lang w:val="zh_TW" w:bidi="zh_TW"/>
         </w:rPr>
         <w:t>；</w:t>
       </w:r>
-      <w:hyperlink r:id="rId239">
-        <w:r>
-          <w:rPr>
-            <w:lang w:val="zh_TW" w:bidi="zh_TW"/>
-          </w:rPr>
-          <w:rPr>
-            <w:color w:val="0000EE"/>
-            <w:u w:val="single"/>
-          </w:rPr>
-          <w:t>加5:5</w:t>
-        </w:r>
-      </w:hyperlink>
+      <w:r>
+        <w:rPr>
+          <w:lang w:val="zh_TW" w:bidi="zh_TW"/>
+        </w:rPr>
+        <w:t>加5:5</w:t>
+      </w:r>
       <w:r>
         <w:rPr>
           <w:lang w:val="zh_TW" w:bidi="zh_TW"/>
         </w:rPr>
         <w:t>）。因此，最後的審判這個主題，不僅僅是好消息的結果，而是好消息的一個重要部分（</w:t>
       </w:r>
-      <w:hyperlink r:id="rId157">
-        <w:r>
-          <w:rPr>
-            <w:lang w:val="zh_TW" w:bidi="zh_TW"/>
-          </w:rPr>
-          <w:rPr>
-            <w:color w:val="0000EE"/>
-            <w:u w:val="single"/>
-          </w:rPr>
-          <w:t>羅2:16</w:t>
-        </w:r>
-      </w:hyperlink>
+      <w:r>
+        <w:rPr>
+          <w:lang w:val="zh_TW" w:bidi="zh_TW"/>
+        </w:rPr>
+        <w:t>羅2:16</w:t>
+      </w:r>
       <w:r>
         <w:rPr>
           <w:lang w:val="zh_TW" w:bidi="zh_TW"/>
         </w:rPr>
         <w:t>）。那些在接受福音後去世的人（</w:t>
       </w:r>
-      <w:hyperlink r:id="rId240">
-        <w:r>
-          <w:rPr>
-            <w:lang w:val="zh_TW" w:bidi="zh_TW"/>
-          </w:rPr>
-          <w:rPr>
-            <w:color w:val="0000EE"/>
-            <w:u w:val="single"/>
-          </w:rPr>
-          <w:t>彼前4:6</w:t>
-        </w:r>
-      </w:hyperlink>
+      <w:r>
+        <w:rPr>
+          <w:lang w:val="zh_TW" w:bidi="zh_TW"/>
+        </w:rPr>
+        <w:t>彼前4:6</w:t>
+      </w:r>
       <w:r>
         <w:rPr>
           <w:lang w:val="zh_TW" w:bidi="zh_TW"/>
         </w:rPr>
         <w:t>）看似遭受與所有人相同的命運，甚至可能像那些不義之人一樣遭到定罪。然而，事實上，他們對福音的回應，保證他們會得到將臨之主的肯定（</w:t>
       </w:r>
-      <w:hyperlink r:id="rId241">
-        <w:r>
-          <w:rPr>
-            <w:lang w:val="zh_TW" w:bidi="zh_TW"/>
-          </w:rPr>
-          <w:rPr>
-            <w:color w:val="0000EE"/>
-            <w:u w:val="single"/>
-          </w:rPr>
-          <w:t>4:5–6</w:t>
-        </w:r>
-      </w:hyperlink>
+      <w:r>
+        <w:rPr>
+          <w:lang w:val="zh_TW" w:bidi="zh_TW"/>
+        </w:rPr>
+        <w:t>4:5–6</w:t>
+      </w:r>
       <w:r>
         <w:rPr>
           <w:lang w:val="zh_TW" w:bidi="zh_TW"/>
         </w:rPr>
         <w:t>，</w:t>
       </w:r>
-      <w:hyperlink r:id="rId242">
-        <w:r>
-          <w:rPr>
-            <w:lang w:val="zh_TW" w:bidi="zh_TW"/>
-          </w:rPr>
-          <w:rPr>
-            <w:color w:val="0000EE"/>
-            <w:u w:val="single"/>
-          </w:rPr>
-          <w:t>5:4</w:t>
-        </w:r>
-      </w:hyperlink>
+      <w:r>
+        <w:rPr>
+          <w:lang w:val="zh_TW" w:bidi="zh_TW"/>
+        </w:rPr>
+        <w:t>5:4</w:t>
+      </w:r>
       <w:r>
         <w:rPr>
           <w:lang w:val="zh_TW" w:bidi="zh_TW"/>
         </w:rPr>
         <w:t>），並且將分享那不朽壞的天上基業（</w:t>
       </w:r>
-      <w:hyperlink r:id="rId243">
-        <w:r>
-          <w:rPr>
-            <w:lang w:val="zh_TW" w:bidi="zh_TW"/>
-          </w:rPr>
-          <w:rPr>
-            <w:color w:val="0000EE"/>
-            <w:u w:val="single"/>
-          </w:rPr>
-          <w:t>1:4</w:t>
-        </w:r>
-      </w:hyperlink>
+      <w:r>
+        <w:rPr>
+          <w:lang w:val="zh_TW" w:bidi="zh_TW"/>
+        </w:rPr>
+        <w:t>1:4</w:t>
+      </w:r>
       <w:r>
         <w:rPr>
           <w:lang w:val="zh_TW" w:bidi="zh_TW"/>
@@ -7499,144 +5621,96 @@
         </w:rPr>
         <w:t>從死裡復活，用於聖經三種不同的上下文中：（1）指死百奇蹟般重獲地上的生命，例如以利亞使男孩子復活（</w:t>
       </w:r>
-      <w:hyperlink r:id="rId244">
-        <w:r>
-          <w:rPr>
-            <w:lang w:val="zh_TW" w:bidi="zh_TW"/>
-          </w:rPr>
-          <w:rPr>
-            <w:color w:val="0000EE"/>
-            <w:u w:val="single"/>
-          </w:rPr>
-          <w:t>王上17:8–24</w:t>
-        </w:r>
-      </w:hyperlink>
+      <w:r>
+        <w:rPr>
+          <w:lang w:val="zh_TW" w:bidi="zh_TW"/>
+        </w:rPr>
+        <w:t>王上17:8–24</w:t>
+      </w:r>
       <w:r>
         <w:rPr>
           <w:lang w:val="zh_TW" w:bidi="zh_TW"/>
         </w:rPr>
         <w:t>），以利沙使書念婦人的兒子復活（</w:t>
       </w:r>
-      <w:hyperlink r:id="rId245">
-        <w:r>
-          <w:rPr>
-            <w:lang w:val="zh_TW" w:bidi="zh_TW"/>
-          </w:rPr>
-          <w:rPr>
-            <w:color w:val="0000EE"/>
-            <w:u w:val="single"/>
-          </w:rPr>
-          <w:t>王下4:18–37</w:t>
-        </w:r>
-      </w:hyperlink>
+      <w:r>
+        <w:rPr>
+          <w:lang w:val="zh_TW" w:bidi="zh_TW"/>
+        </w:rPr>
+        <w:t>王下4:18–37</w:t>
+      </w:r>
       <w:r>
         <w:rPr>
           <w:lang w:val="zh_TW" w:bidi="zh_TW"/>
         </w:rPr>
         <w:t>），耶穌使睚魯的女兒（</w:t>
       </w:r>
-      <w:hyperlink r:id="rId246">
-        <w:r>
-          <w:rPr>
-            <w:lang w:val="zh_TW" w:bidi="zh_TW"/>
-          </w:rPr>
-          <w:rPr>
-            <w:color w:val="0000EE"/>
-            <w:u w:val="single"/>
-          </w:rPr>
-          <w:t>可5:35–43</w:t>
-        </w:r>
-      </w:hyperlink>
+      <w:r>
+        <w:rPr>
+          <w:lang w:val="zh_TW" w:bidi="zh_TW"/>
+        </w:rPr>
+        <w:t>可5:35–43</w:t>
+      </w:r>
       <w:r>
         <w:rPr>
           <w:lang w:val="zh_TW" w:bidi="zh_TW"/>
         </w:rPr>
         <w:t>）和拉撒路復活（</w:t>
       </w:r>
-      <w:hyperlink r:id="rId247">
-        <w:r>
-          <w:rPr>
-            <w:lang w:val="zh_TW" w:bidi="zh_TW"/>
-          </w:rPr>
-          <w:rPr>
-            <w:color w:val="0000EE"/>
-            <w:u w:val="single"/>
-          </w:rPr>
-          <w:t>約11:17–44</w:t>
-        </w:r>
-      </w:hyperlink>
+      <w:r>
+        <w:rPr>
+          <w:lang w:val="zh_TW" w:bidi="zh_TW"/>
+        </w:rPr>
+        <w:t>約11:17–44</w:t>
+      </w:r>
       <w:r>
         <w:rPr>
           <w:lang w:val="zh_TW" w:bidi="zh_TW"/>
         </w:rPr>
         <w:t>），彼得使多加復活（</w:t>
       </w:r>
-      <w:hyperlink r:id="rId248">
-        <w:r>
-          <w:rPr>
-            <w:lang w:val="zh_TW" w:bidi="zh_TW"/>
-          </w:rPr>
-          <w:rPr>
-            <w:color w:val="0000EE"/>
-            <w:u w:val="single"/>
-          </w:rPr>
-          <w:t>徒9:36–42</w:t>
-        </w:r>
-      </w:hyperlink>
+      <w:r>
+        <w:rPr>
+          <w:lang w:val="zh_TW" w:bidi="zh_TW"/>
+        </w:rPr>
+        <w:t>徒9:36–42</w:t>
+      </w:r>
       <w:r>
         <w:rPr>
           <w:lang w:val="zh_TW" w:bidi="zh_TW"/>
         </w:rPr>
         <w:t>），以及保羅使猶推古復活（</w:t>
       </w:r>
-      <w:hyperlink r:id="rId249">
-        <w:r>
-          <w:rPr>
-            <w:lang w:val="zh_TW" w:bidi="zh_TW"/>
-          </w:rPr>
-          <w:rPr>
-            <w:color w:val="0000EE"/>
-            <w:u w:val="single"/>
-          </w:rPr>
-          <w:t>20:9–12</w:t>
-        </w:r>
-      </w:hyperlink>
+      <w:r>
+        <w:rPr>
+          <w:lang w:val="zh_TW" w:bidi="zh_TW"/>
+        </w:rPr>
+        <w:t>20:9–12</w:t>
+      </w:r>
       <w:r>
         <w:rPr>
           <w:lang w:val="zh_TW" w:bidi="zh_TW"/>
         </w:rPr>
         <w:t>）。人們這樣復活，不代表將來不會死亡。（2）最常指的是耶穌基督復活。（3）復活也指人在末日的復活，其時會接受刑罰或獎賞（</w:t>
       </w:r>
-      <w:hyperlink r:id="rId250">
-        <w:r>
-          <w:rPr>
-            <w:lang w:val="zh_TW" w:bidi="zh_TW"/>
-          </w:rPr>
-          <w:rPr>
-            <w:color w:val="0000EE"/>
-            <w:u w:val="single"/>
-          </w:rPr>
-          <w:t>約5:29</w:t>
-        </w:r>
-      </w:hyperlink>
+      <w:r>
+        <w:rPr>
+          <w:lang w:val="zh_TW" w:bidi="zh_TW"/>
+        </w:rPr>
+        <w:t>約5:29</w:t>
+      </w:r>
       <w:r>
         <w:rPr>
           <w:lang w:val="zh_TW" w:bidi="zh_TW"/>
         </w:rPr>
         <w:t>；參</w:t>
       </w:r>
-      <w:hyperlink r:id="rId251">
-        <w:r>
-          <w:rPr>
-            <w:lang w:val="zh_TW" w:bidi="zh_TW"/>
-          </w:rPr>
-          <w:rPr>
-            <w:color w:val="0000EE"/>
-            <w:u w:val="single"/>
-          </w:rPr>
-          <w:t>啟20:5–6）</w:t>
-        </w:r>
-      </w:hyperlink>
+      <w:r>
+        <w:rPr>
+          <w:lang w:val="zh_TW" w:bidi="zh_TW"/>
+        </w:rPr>
+        <w:t>啟20:5–6）</w:t>
+      </w:r>
       <w:r>
         <w:rPr>
           <w:lang w:val="zh_TW" w:bidi="zh_TW"/>
@@ -7766,90 +5840,60 @@
         </w:rPr>
         <w:t>在以色列中，復活得永生的概念發展得很慢。生命和死亡僅限於這個世界的物質存在。死亡意味著離開這個世界，進入稱為陰間，即陰魂所在的地方（</w:t>
       </w:r>
-      <w:hyperlink r:id="rId252">
-        <w:r>
-          <w:rPr>
-            <w:lang w:val="zh_TW" w:bidi="zh_TW"/>
-          </w:rPr>
-          <w:rPr>
-            <w:color w:val="0000EE"/>
-            <w:u w:val="single"/>
-          </w:rPr>
-          <w:t>賽14:9</w:t>
-        </w:r>
-      </w:hyperlink>
+      <w:r>
+        <w:rPr>
+          <w:lang w:val="zh_TW" w:bidi="zh_TW"/>
+        </w:rPr>
+        <w:t>賽14:9</w:t>
+      </w:r>
       <w:r>
         <w:rPr>
           <w:lang w:val="zh_TW" w:bidi="zh_TW"/>
         </w:rPr>
         <w:t>），那裡沒有盼望（</w:t>
       </w:r>
-      <w:hyperlink r:id="rId253">
-        <w:r>
-          <w:rPr>
-            <w:lang w:val="zh_TW" w:bidi="zh_TW"/>
-          </w:rPr>
-          <w:rPr>
-            <w:color w:val="0000EE"/>
-            <w:u w:val="single"/>
-          </w:rPr>
-          <w:t>撒下12:23</w:t>
-        </w:r>
-      </w:hyperlink>
+      <w:r>
+        <w:rPr>
+          <w:lang w:val="zh_TW" w:bidi="zh_TW"/>
+        </w:rPr>
+        <w:t>撒下12:23</w:t>
+      </w:r>
       <w:r>
         <w:rPr>
           <w:lang w:val="zh_TW" w:bidi="zh_TW"/>
         </w:rPr>
         <w:t>；</w:t>
       </w:r>
-      <w:hyperlink r:id="rId254">
-        <w:r>
-          <w:rPr>
-            <w:lang w:val="zh_TW" w:bidi="zh_TW"/>
-          </w:rPr>
-          <w:rPr>
-            <w:color w:val="0000EE"/>
-            <w:u w:val="single"/>
-          </w:rPr>
-          <w:t>伯7:9–10</w:t>
-        </w:r>
-      </w:hyperlink>
+      <w:r>
+        <w:rPr>
+          <w:lang w:val="zh_TW" w:bidi="zh_TW"/>
+        </w:rPr>
+        <w:t>伯7:9–10</w:t>
+      </w:r>
       <w:r>
         <w:rPr>
           <w:lang w:val="zh_TW" w:bidi="zh_TW"/>
         </w:rPr>
         <w:t>）。陰間的悲慘之處，在於人與神的關係斷絕。在以色列的思想階段，似乎沒有任何復活的盼望（</w:t>
       </w:r>
-      <w:hyperlink r:id="rId255">
-        <w:r>
-          <w:rPr>
-            <w:lang w:val="zh_TW" w:bidi="zh_TW"/>
-          </w:rPr>
-          <w:rPr>
-            <w:color w:val="0000EE"/>
-            <w:u w:val="single"/>
-          </w:rPr>
-          <w:t>詩6:4–5</w:t>
-        </w:r>
-      </w:hyperlink>
+      <w:r>
+        <w:rPr>
+          <w:lang w:val="zh_TW" w:bidi="zh_TW"/>
+        </w:rPr>
+        <w:t>詩6:4–5</w:t>
+      </w:r>
       <w:r>
         <w:rPr>
           <w:lang w:val="zh_TW" w:bidi="zh_TW"/>
         </w:rPr>
         <w:t>，</w:t>
       </w:r>
-      <w:hyperlink r:id="rId256">
-        <w:r>
-          <w:rPr>
-            <w:lang w:val="zh_TW" w:bidi="zh_TW"/>
-          </w:rPr>
-          <w:rPr>
-            <w:color w:val="0000EE"/>
-            <w:u w:val="single"/>
-          </w:rPr>
-          <w:t>88:10–12</w:t>
-        </w:r>
-      </w:hyperlink>
+      <w:r>
+        <w:rPr>
+          <w:lang w:val="zh_TW" w:bidi="zh_TW"/>
+        </w:rPr>
+        <w:t>88:10–12</w:t>
+      </w:r>
       <w:r>
         <w:rPr>
           <w:lang w:val="zh_TW" w:bidi="zh_TW"/>
@@ -7870,36 +5914,24 @@
         </w:rPr>
         <w:t>不過，人們對個人未來感到絕望之中，以色列發展出了忠信於神的意識。雖然未來並不明朗，約伯無助地呼喊：「人若死了豈能再活呢？」（</w:t>
       </w:r>
-      <w:hyperlink r:id="rId257">
-        <w:r>
-          <w:rPr>
-            <w:lang w:val="zh_TW" w:bidi="zh_TW"/>
-          </w:rPr>
-          <w:rPr>
-            <w:color w:val="0000EE"/>
-            <w:u w:val="single"/>
-          </w:rPr>
-          <w:t>伯14:14</w:t>
-        </w:r>
-      </w:hyperlink>
+      <w:r>
+        <w:rPr>
+          <w:lang w:val="zh_TW" w:bidi="zh_TW"/>
+        </w:rPr>
+        <w:t>伯14:14</w:t>
+      </w:r>
       <w:r>
         <w:rPr>
           <w:lang w:val="zh_TW" w:bidi="zh_TW"/>
         </w:rPr>
         <w:t>）；當約伯尋求看似不可能的事時，</w:t>
       </w:r>
-      <w:hyperlink r:id="rId258">
-        <w:r>
-          <w:rPr>
-            <w:lang w:val="zh_TW" w:bidi="zh_TW"/>
-          </w:rPr>
-          <w:rPr>
-            <w:color w:val="0000EE"/>
-            <w:u w:val="single"/>
-          </w:rPr>
-          <w:t>約伯記十九章25至26節</w:t>
-        </w:r>
-      </w:hyperlink>
+      <w:r>
+        <w:rPr>
+          <w:lang w:val="zh_TW" w:bidi="zh_TW"/>
+        </w:rPr>
+        <w:t>約伯記十九章25至26節</w:t>
+      </w:r>
       <w:r>
         <w:rPr>
           <w:lang w:val="zh_TW" w:bidi="zh_TW"/>
@@ -7920,54 +5952,36 @@
         </w:rPr>
         <w:t>雖然有些人會認為</w:t>
       </w:r>
-      <w:hyperlink r:id="rId259">
-        <w:r>
-          <w:rPr>
-            <w:lang w:val="zh_TW" w:bidi="zh_TW"/>
-          </w:rPr>
-          <w:rPr>
-            <w:color w:val="0000EE"/>
-            <w:u w:val="single"/>
-          </w:rPr>
-          <w:t>何西阿書六章1至3節</w:t>
-        </w:r>
-      </w:hyperlink>
+      <w:r>
+        <w:rPr>
+          <w:lang w:val="zh_TW" w:bidi="zh_TW"/>
+        </w:rPr>
+        <w:t>何西阿書六章1至3節</w:t>
+      </w:r>
       <w:r>
         <w:rPr>
           <w:lang w:val="zh_TW" w:bidi="zh_TW"/>
         </w:rPr>
         <w:t>暗指復活，但更有可能是以色列以此為神持續關懷的應許，即使在遭受敵人打擊時也是如此。我們難以斷定，保羅看到何西阿所作第三天興起的陳述，是否指向耶穌 (</w:t>
       </w:r>
-      <w:hyperlink r:id="rId260">
-        <w:r>
-          <w:rPr>
-            <w:lang w:val="zh_TW" w:bidi="zh_TW"/>
-          </w:rPr>
-          <w:rPr>
-            <w:color w:val="0000EE"/>
-            <w:u w:val="single"/>
-          </w:rPr>
-          <w:t>哥林多前書 15:4</w:t>
-        </w:r>
-      </w:hyperlink>
+      <w:r>
+        <w:rPr>
+          <w:lang w:val="zh_TW" w:bidi="zh_TW"/>
+        </w:rPr>
+        <w:t>哥林多前書 15:4</w:t>
+      </w:r>
       <w:r>
         <w:rPr>
           <w:lang w:val="zh_TW" w:bidi="zh_TW"/>
         </w:rPr>
         <w:t>)。這段經文，以及像以西結書中枯骨（第</w:t>
       </w:r>
-      <w:hyperlink r:id="rId261">
-        <w:r>
-          <w:rPr>
-            <w:lang w:val="zh_TW" w:bidi="zh_TW"/>
-          </w:rPr>
-          <w:rPr>
-            <w:color w:val="0000EE"/>
-            <w:u w:val="single"/>
-          </w:rPr>
-          <w:t>37</w:t>
-        </w:r>
-      </w:hyperlink>
+      <w:r>
+        <w:rPr>
+          <w:lang w:val="zh_TW" w:bidi="zh_TW"/>
+        </w:rPr>
+        <w:t>37</w:t>
+      </w:r>
       <w:r>
         <w:rPr>
           <w:lang w:val="zh_TW" w:bidi="zh_TW"/>
@@ -7988,18 +6002,12 @@
         </w:rPr>
         <w:t>然而，在</w:t>
       </w:r>
-      <w:hyperlink r:id="rId262">
-        <w:r>
-          <w:rPr>
-            <w:lang w:val="zh_TW" w:bidi="zh_TW"/>
-          </w:rPr>
-          <w:rPr>
-            <w:color w:val="0000EE"/>
-            <w:u w:val="single"/>
-          </w:rPr>
-          <w:t>但以理書十二章2節</w:t>
-        </w:r>
-      </w:hyperlink>
+      <w:r>
+        <w:rPr>
+          <w:lang w:val="zh_TW" w:bidi="zh_TW"/>
+        </w:rPr>
+        <w:t>但以理書十二章2節</w:t>
+      </w:r>
       <w:r>
         <w:rPr>
           <w:lang w:val="zh_TW" w:bidi="zh_TW"/>
@@ -8018,38 +6026,14 @@
         <w:rPr>
           <w:lang w:val="zh_TW" w:bidi="zh_TW"/>
         </w:rPr>
-        <w:t>在兩約時期，各種觀點開始變得穩固。神學上保守的撒都該人，不願接受復活和來世的新觀念。他們繼續辯稱摩西的著作中沒有提到復活，生命僅限於這個世界的領域，未來的盼望要透過兒女來經歷（</w:t>
-      </w:r>
-      <w:hyperlink r:id="rId263">
-        <w:r>
-          <w:rPr>
-            <w:lang w:val="zh_TW" w:bidi="zh_TW"/>
-          </w:rPr>
-          <w:rPr>
-            <w:color w:val="0000EE"/>
-            <w:u w:val="single"/>
-          </w:rPr>
-          <w:t>便46:12</w:t>
-        </w:r>
-      </w:hyperlink>
-      <w:r>
-        <w:rPr>
-          <w:lang w:val="zh_TW" w:bidi="zh_TW"/>
-        </w:rPr>
-        <w:t>）。陰間是死人的居所，與神無關，是一個充滿無奈的地方。撒都該人對復活的看法，為基督徒所熟知，因為耶穌與撒都該人相遇，他們試圖用七個弟兄的妻子來陷害耶穌。耶穌否定了他們對復活、對神以及對聖經的看法（</w:t>
-      </w:r>
-      <w:hyperlink r:id="rId264">
-        <w:r>
-          <w:rPr>
-            <w:lang w:val="zh_TW" w:bidi="zh_TW"/>
-          </w:rPr>
-          <w:rPr>
-            <w:color w:val="0000EE"/>
-            <w:u w:val="single"/>
-          </w:rPr>
-          <w:t>可12:18–27</w:t>
-        </w:r>
-      </w:hyperlink>
+        <w:t>在兩約時期，各種觀點開始變得穩固。神學上保守的撒都該人，不願接受復活和來世的新觀念。他們繼續辯稱摩西的著作中沒有提到復活，生命僅限於這個世界的領域，未來的盼望要透過兒女來經歷（便46:12）。陰間是死人的居所，與神無關，是一個充滿無奈的地方。撒都該人對復活的看法，為基督徒所熟知，因為耶穌與撒都該人相遇，他們試圖用七個弟兄的妻子來陷害耶穌。耶穌否定了他們對復活、對神以及對聖經的看法（</w:t>
+      </w:r>
+      <w:r>
+        <w:rPr>
+          <w:lang w:val="zh_TW" w:bidi="zh_TW"/>
+        </w:rPr>
+        <w:t>可12:18–27</w:t>
+      </w:r>
       <w:r>
         <w:rPr>
           <w:lang w:val="zh_TW" w:bidi="zh_TW"/>
@@ -8068,25 +6052,7 @@
         <w:rPr>
           <w:lang w:val="zh_TW" w:bidi="zh_TW"/>
         </w:rPr>
-        <w:t>法利賽人、愛色尼派和昆蘭群體都相信復活。為人熟知的末世經文，如以斯拉二書七章和巴錄啟示錄五十至五十一章都提到復活的雙重模式。這兩段文字最晚可能可追溯到公元一世紀。在以諾一書的比喻中，公義的猶太人通常會期待復活，但惡人則不然（以諾一書1:46、51、62）。但在以諾一書的其他地方，則暗示一些惡人可能會復活，以接受審判（22、67、90節）。這些段落中，義人的復活通常與屬靈身體有關，但在</w:t>
-      </w:r>
-      <w:hyperlink r:id="rId265">
-        <w:r>
-          <w:rPr>
-            <w:lang w:val="zh_TW" w:bidi="zh_TW"/>
-          </w:rPr>
-          <w:rPr>
-            <w:color w:val="0000EE"/>
-            <w:u w:val="single"/>
-          </w:rPr>
-          <w:t>馬加比二書七章14節及後</w:t>
-        </w:r>
-      </w:hyperlink>
-      <w:r>
-        <w:rPr>
-          <w:lang w:val="zh_TW" w:bidi="zh_TW"/>
-        </w:rPr>
-        <w:t>，這種觀點似乎較不成熟，並更關乎肉身。昆蘭的苦行者期待在耶和華的偉大日子復活。</w:t>
+        <w:t>法利賽人、愛色尼派和昆蘭群體都相信復活。為人熟知的末世經文，如以斯拉二書七章和巴錄啟示錄五十至五十一章都提到復活的雙重模式。這兩段文字最晚可能可追溯到公元一世紀。在以諾一書的比喻中，公義的猶太人通常會期待復活，但惡人則不然（以諾一書1:46、51、62）。但在以諾一書的其他地方，則暗示一些惡人可能會復活，以接受審判（22、67、90節）。這些段落中，義人的復活通常與屬靈身體有關，但在馬加比二書七章14節及後，這種觀點似乎較不成熟，並更關乎肉身。昆蘭的苦行者期待在耶和華的偉大日子復活。</w:t>
       </w:r>
     </w:p>
     <w:p>
@@ -8127,36 +6093,24 @@
         </w:rPr>
         <w:t>基督的復活是基督教的核心。對保羅來說，復活極奇重要，以至他所傳所信，皆以基督真實復活為基礎。他認為沒有復活的基督教是空洞且無意義的（</w:t>
       </w:r>
-      <w:hyperlink r:id="rId266">
-        <w:r>
-          <w:rPr>
-            <w:lang w:val="zh_TW" w:bidi="zh_TW"/>
-          </w:rPr>
-          <w:rPr>
-            <w:color w:val="0000EE"/>
-            <w:u w:val="single"/>
-          </w:rPr>
-          <w:t>林前15:12–19</w:t>
-        </w:r>
-      </w:hyperlink>
+      <w:r>
+        <w:rPr>
+          <w:lang w:val="zh_TW" w:bidi="zh_TW"/>
+        </w:rPr>
+        <w:t>林前15:12–19</w:t>
+      </w:r>
       <w:r>
         <w:rPr>
           <w:lang w:val="zh_TW" w:bidi="zh_TW"/>
         </w:rPr>
         <w:t>）。的確，對他來說，復活是神的能力在耶穌身上顯明（</w:t>
       </w:r>
-      <w:hyperlink r:id="rId267">
-        <w:r>
-          <w:rPr>
-            <w:lang w:val="zh_TW" w:bidi="zh_TW"/>
-          </w:rPr>
-          <w:rPr>
-            <w:color w:val="0000EE"/>
-            <w:u w:val="single"/>
-          </w:rPr>
-          <w:t>羅1:4</w:t>
-        </w:r>
-      </w:hyperlink>
+      <w:r>
+        <w:rPr>
+          <w:lang w:val="zh_TW" w:bidi="zh_TW"/>
+        </w:rPr>
+        <w:t>羅1:4</w:t>
+      </w:r>
       <w:r>
         <w:rPr>
           <w:lang w:val="zh_TW" w:bidi="zh_TW"/>
@@ -8177,54 +6131,36 @@
         </w:rPr>
         <w:t>基督的復活也是新約其它經文的前提。人能重生並有活潑的盼望，是基於復活（</w:t>
       </w:r>
-      <w:hyperlink r:id="rId268">
-        <w:r>
-          <w:rPr>
-            <w:lang w:val="zh_TW" w:bidi="zh_TW"/>
-          </w:rPr>
-          <w:rPr>
-            <w:color w:val="0000EE"/>
-            <w:u w:val="single"/>
-          </w:rPr>
-          <w:t>彼前1:3</w:t>
-        </w:r>
-      </w:hyperlink>
+      <w:r>
+        <w:rPr>
+          <w:lang w:val="zh_TW" w:bidi="zh_TW"/>
+        </w:rPr>
+        <w:t>彼前1:3</w:t>
+      </w:r>
       <w:r>
         <w:rPr>
           <w:lang w:val="zh_TW" w:bidi="zh_TW"/>
         </w:rPr>
         <w:t>）。復活是見證和與神相交的基礎，因為復活的主是人所看見、觸摸過的（</w:t>
       </w:r>
-      <w:hyperlink r:id="rId269">
-        <w:r>
-          <w:rPr>
-            <w:lang w:val="zh_TW" w:bidi="zh_TW"/>
-          </w:rPr>
-          <w:rPr>
-            <w:color w:val="0000EE"/>
-            <w:u w:val="single"/>
-          </w:rPr>
-          <w:t>約一1:1–4</w:t>
-        </w:r>
-      </w:hyperlink>
+      <w:r>
+        <w:rPr>
+          <w:lang w:val="zh_TW" w:bidi="zh_TW"/>
+        </w:rPr>
+        <w:t>約一1:1–4</w:t>
+      </w:r>
       <w:r>
         <w:rPr>
           <w:lang w:val="zh_TW" w:bidi="zh_TW"/>
         </w:rPr>
         <w:t>）。這是一切事奉和使徒職分的基石（</w:t>
       </w:r>
-      <w:hyperlink r:id="rId270">
-        <w:r>
-          <w:rPr>
-            <w:lang w:val="zh_TW" w:bidi="zh_TW"/>
-          </w:rPr>
-          <w:rPr>
-            <w:color w:val="0000EE"/>
-            <w:u w:val="single"/>
-          </w:rPr>
-          <w:t>徒1:21–25</w:t>
-        </w:r>
-      </w:hyperlink>
+      <w:r>
+        <w:rPr>
+          <w:lang w:val="zh_TW" w:bidi="zh_TW"/>
+        </w:rPr>
+        <w:t>徒1:21–25</w:t>
+      </w:r>
       <w:r>
         <w:rPr>
           <w:lang w:val="zh_TW" w:bidi="zh_TW"/>
@@ -8256,36 +6192,24 @@
         </w:rPr>
         <w:t>雖然耶穌基督的復活是基督教的核心，但卻是備受爭議的主題。一眾學者經常指出經文記載中的差異。墳墓前有多少婦女？墳墓前有一位天使（太；可）還是兩位天使（路；約）？婦女是來膏抹耶穌的身體（可；路）還是來看墳墓（太）？婦女因為害怕所以沒有告訴任何人（可），還是有告訴門徒（太）？耶穌向人顯現，順序是什麼？是在耶路撒冷（路；</w:t>
       </w:r>
-      <w:hyperlink r:id="rId271">
-        <w:r>
-          <w:rPr>
-            <w:lang w:val="zh_TW" w:bidi="zh_TW"/>
-          </w:rPr>
-          <w:rPr>
-            <w:color w:val="0000EE"/>
-            <w:u w:val="single"/>
-          </w:rPr>
-          <w:t>約20</w:t>
-        </w:r>
-      </w:hyperlink>
+      <w:r>
+        <w:rPr>
+          <w:lang w:val="zh_TW" w:bidi="zh_TW"/>
+        </w:rPr>
+        <w:t>約20</w:t>
+      </w:r>
       <w:r>
         <w:rPr>
           <w:lang w:val="zh_TW" w:bidi="zh_TW"/>
         </w:rPr>
         <w:t>）還是在加利利（太；</w:t>
       </w:r>
-      <w:hyperlink r:id="rId272">
-        <w:r>
-          <w:rPr>
-            <w:lang w:val="zh_TW" w:bidi="zh_TW"/>
-          </w:rPr>
-          <w:rPr>
-            <w:color w:val="0000EE"/>
-            <w:u w:val="single"/>
-          </w:rPr>
-          <w:t>約21</w:t>
-        </w:r>
-      </w:hyperlink>
+      <w:r>
+        <w:rPr>
+          <w:lang w:val="zh_TW" w:bidi="zh_TW"/>
+        </w:rPr>
+        <w:t>約21</w:t>
+      </w:r>
       <w:r>
         <w:rPr>
           <w:lang w:val="zh_TW" w:bidi="zh_TW"/>
@@ -8344,18 +6268,12 @@
         </w:rPr>
         <w:t>人們對於空墳墓，有許多不同解釋。有些人說是門徒偷走了屍體（</w:t>
       </w:r>
-      <w:hyperlink r:id="rId273">
-        <w:r>
-          <w:rPr>
-            <w:lang w:val="zh_TW" w:bidi="zh_TW"/>
-          </w:rPr>
-          <w:rPr>
-            <w:color w:val="0000EE"/>
-            <w:u w:val="single"/>
-          </w:rPr>
-          <w:t>太28:13</w:t>
-        </w:r>
-      </w:hyperlink>
+      <w:r>
+        <w:rPr>
+          <w:lang w:val="zh_TW" w:bidi="zh_TW"/>
+        </w:rPr>
+        <w:t>太28:13</w:t>
+      </w:r>
       <w:r>
         <w:rPr>
           <w:lang w:val="zh_TW" w:bidi="zh_TW"/>
@@ -8376,36 +6294,24 @@
         </w:rPr>
         <w:t>雖然福音書記載的內容存在差異，作者在墳墓故事中使用了大量的共同材料，但他們自己卻避免以墳墓為復活信仰的基礎。除了</w:t>
       </w:r>
-      <w:hyperlink r:id="rId274">
-        <w:r>
-          <w:rPr>
-            <w:lang w:val="zh_TW" w:bidi="zh_TW"/>
-          </w:rPr>
-          <w:rPr>
-            <w:color w:val="0000EE"/>
-            <w:u w:val="single"/>
-          </w:rPr>
-          <w:t>約翰福音二十章8節</w:t>
-        </w:r>
-      </w:hyperlink>
+      <w:r>
+        <w:rPr>
+          <w:lang w:val="zh_TW" w:bidi="zh_TW"/>
+        </w:rPr>
+        <w:t>約翰福音二十章8節</w:t>
+      </w:r>
       <w:r>
         <w:rPr>
           <w:lang w:val="zh_TW" w:bidi="zh_TW"/>
         </w:rPr>
         <w:t>之外，空墳墓都引起了驚訝和恐懼。事實上，這似乎是無稽之談（</w:t>
       </w:r>
-      <w:hyperlink r:id="rId275">
-        <w:r>
-          <w:rPr>
-            <w:lang w:val="zh_TW" w:bidi="zh_TW"/>
-          </w:rPr>
-          <w:rPr>
-            <w:color w:val="0000EE"/>
-            <w:u w:val="single"/>
-          </w:rPr>
-          <w:t>路24:11</w:t>
-        </w:r>
-      </w:hyperlink>
+      <w:r>
+        <w:rPr>
+          <w:lang w:val="zh_TW" w:bidi="zh_TW"/>
+        </w:rPr>
+        <w:t>路24:11</w:t>
+      </w:r>
       <w:r>
         <w:rPr>
           <w:lang w:val="zh_TW" w:bidi="zh_TW"/>
@@ -8437,90 +6343,60 @@
         </w:rPr>
         <w:t>與墳墓故事不同，顯現的材料幾乎沒有共通之處。然而，顯現是信仰的基礎——令人難以置信的事情發生了。像保羅這樣的仇敵，成了熱心的使徒（</w:t>
       </w:r>
-      <w:hyperlink r:id="rId276">
-        <w:r>
-          <w:rPr>
-            <w:lang w:val="zh_TW" w:bidi="zh_TW"/>
-          </w:rPr>
-          <w:rPr>
-            <w:color w:val="0000EE"/>
-            <w:u w:val="single"/>
-          </w:rPr>
-          <w:t>徒9:1–22</w:t>
-        </w:r>
-      </w:hyperlink>
+      <w:r>
+        <w:rPr>
+          <w:lang w:val="zh_TW" w:bidi="zh_TW"/>
+        </w:rPr>
+        <w:t>徒9:1–22</w:t>
+      </w:r>
       <w:r>
         <w:rPr>
           <w:lang w:val="zh_TW" w:bidi="zh_TW"/>
         </w:rPr>
         <w:t>；</w:t>
       </w:r>
-      <w:hyperlink r:id="rId277">
-        <w:r>
-          <w:rPr>
-            <w:lang w:val="zh_TW" w:bidi="zh_TW"/>
-          </w:rPr>
-          <w:rPr>
-            <w:color w:val="0000EE"/>
-            <w:u w:val="single"/>
-          </w:rPr>
-          <w:t>林前15:8</w:t>
-        </w:r>
-      </w:hyperlink>
+      <w:r>
+        <w:rPr>
+          <w:lang w:val="zh_TW" w:bidi="zh_TW"/>
+        </w:rPr>
+        <w:t>林前15:8</w:t>
+      </w:r>
       <w:r>
         <w:rPr>
           <w:lang w:val="zh_TW" w:bidi="zh_TW"/>
         </w:rPr>
         <w:t>）。像彼得這樣充滿懼怕漁夫捨棄漁網（</w:t>
       </w:r>
-      <w:hyperlink r:id="rId272">
-        <w:r>
-          <w:rPr>
-            <w:lang w:val="zh_TW" w:bidi="zh_TW"/>
-          </w:rPr>
-          <w:rPr>
-            <w:color w:val="0000EE"/>
-            <w:u w:val="single"/>
-          </w:rPr>
-          <w:t>約21章</w:t>
-        </w:r>
-      </w:hyperlink>
+      <w:r>
+        <w:rPr>
+          <w:lang w:val="zh_TW" w:bidi="zh_TW"/>
+        </w:rPr>
+        <w:t>約21章</w:t>
+      </w:r>
       <w:r>
         <w:rPr>
           <w:lang w:val="zh_TW" w:bidi="zh_TW"/>
         </w:rPr>
         <w:t>）。像多馬這樣充滿懷疑的人，說出早期基督教最偉大的認信，稱呼耶穌「我的主！我的神」（</w:t>
       </w:r>
-      <w:hyperlink r:id="rId278">
-        <w:r>
-          <w:rPr>
-            <w:lang w:val="zh_TW" w:bidi="zh_TW"/>
-          </w:rPr>
-          <w:rPr>
-            <w:color w:val="0000EE"/>
-            <w:u w:val="single"/>
-          </w:rPr>
-          <w:t>約20:24–28</w:t>
-        </w:r>
-      </w:hyperlink>
+      <w:r>
+        <w:rPr>
+          <w:lang w:val="zh_TW" w:bidi="zh_TW"/>
+        </w:rPr>
+        <w:t>約20:24–28</w:t>
+      </w:r>
       <w:r>
         <w:rPr>
           <w:lang w:val="zh_TW" w:bidi="zh_TW"/>
         </w:rPr>
         <w:t>）。兩位前往以馬忤斯的疲憊旅人，重新燃起熱情，迅速返回耶路撒冷，分享他們與復活耶穌相遇的消息（</w:t>
       </w:r>
-      <w:hyperlink r:id="rId279">
-        <w:r>
-          <w:rPr>
-            <w:lang w:val="zh_TW" w:bidi="zh_TW"/>
-          </w:rPr>
-          <w:rPr>
-            <w:color w:val="0000EE"/>
-            <w:u w:val="single"/>
-          </w:rPr>
-          <w:t>路24:13–35</w:t>
-        </w:r>
-      </w:hyperlink>
+      <w:r>
+        <w:rPr>
+          <w:lang w:val="zh_TW" w:bidi="zh_TW"/>
+        </w:rPr>
+        <w:t>路24:13–35</w:t>
+      </w:r>
       <w:r>
         <w:rPr>
           <w:lang w:val="zh_TW" w:bidi="zh_TW"/>
@@ -8541,90 +6417,60 @@
         </w:rPr>
         <w:t>學者討論這些顯現的性質。從保羅列舉的顯現（</w:t>
       </w:r>
-      <w:hyperlink r:id="rId280">
-        <w:r>
-          <w:rPr>
-            <w:lang w:val="zh_TW" w:bidi="zh_TW"/>
-          </w:rPr>
-          <w:rPr>
-            <w:color w:val="0000EE"/>
-            <w:u w:val="single"/>
-          </w:rPr>
-          <w:t>林前15:5–8</w:t>
-        </w:r>
-      </w:hyperlink>
+      <w:r>
+        <w:rPr>
+          <w:lang w:val="zh_TW" w:bidi="zh_TW"/>
+        </w:rPr>
+        <w:t>林前15:5–8</w:t>
+      </w:r>
       <w:r>
         <w:rPr>
           <w:lang w:val="zh_TW" w:bidi="zh_TW"/>
         </w:rPr>
         <w:t>）開始，有些人認為所有顯現的性質相同；因為使徒行傳記載，耶穌在大馬士革路上向保羅的顯現，似乎具有屬靈的性質（</w:t>
       </w:r>
-      <w:hyperlink r:id="rId281">
-        <w:r>
-          <w:rPr>
-            <w:lang w:val="zh_TW" w:bidi="zh_TW"/>
-          </w:rPr>
-          <w:rPr>
-            <w:color w:val="0000EE"/>
-            <w:u w:val="single"/>
-          </w:rPr>
-          <w:t>徒9:1–9</w:t>
-        </w:r>
-      </w:hyperlink>
+      <w:r>
+        <w:rPr>
+          <w:lang w:val="zh_TW" w:bidi="zh_TW"/>
+        </w:rPr>
+        <w:t>徒9:1–9</w:t>
+      </w:r>
       <w:r>
         <w:rPr>
           <w:lang w:val="zh_TW" w:bidi="zh_TW"/>
         </w:rPr>
         <w:t>；參</w:t>
       </w:r>
-      <w:hyperlink r:id="rId282">
-        <w:r>
-          <w:rPr>
-            <w:lang w:val="zh_TW" w:bidi="zh_TW"/>
-          </w:rPr>
-          <w:rPr>
-            <w:color w:val="0000EE"/>
-            <w:u w:val="single"/>
-          </w:rPr>
-          <w:t>22:6–11</w:t>
-        </w:r>
-      </w:hyperlink>
+      <w:r>
+        <w:rPr>
+          <w:lang w:val="zh_TW" w:bidi="zh_TW"/>
+        </w:rPr>
+        <w:t>22:6–11</w:t>
+      </w:r>
       <w:r>
         <w:rPr>
           <w:lang w:val="zh_TW" w:bidi="zh_TW"/>
         </w:rPr>
         <w:t>；</w:t>
       </w:r>
-      <w:hyperlink r:id="rId283">
-        <w:r>
-          <w:rPr>
-            <w:lang w:val="zh_TW" w:bidi="zh_TW"/>
-          </w:rPr>
-          <w:rPr>
-            <w:color w:val="0000EE"/>
-            <w:u w:val="single"/>
-          </w:rPr>
-          <w:t>26:12–19</w:t>
-        </w:r>
-      </w:hyperlink>
+      <w:r>
+        <w:rPr>
+          <w:lang w:val="zh_TW" w:bidi="zh_TW"/>
+        </w:rPr>
+        <w:t>26:12–19</w:t>
+      </w:r>
       <w:r>
         <w:rPr>
           <w:lang w:val="zh_TW" w:bidi="zh_TW"/>
         </w:rPr>
         <w:t>），因此所有顯現應該都是類似的。至於復活耶穌可以觸摸的陳述（</w:t>
       </w:r>
-      <w:hyperlink r:id="rId284">
-        <w:r>
-          <w:rPr>
-            <w:lang w:val="zh_TW" w:bidi="zh_TW"/>
-          </w:rPr>
-          <w:rPr>
-            <w:color w:val="0000EE"/>
-            <w:u w:val="single"/>
-          </w:rPr>
-          <w:t>路24:41–43</w:t>
-        </w:r>
-      </w:hyperlink>
+      <w:r>
+        <w:rPr>
+          <w:lang w:val="zh_TW" w:bidi="zh_TW"/>
+        </w:rPr>
+        <w:t>路24:41–43</w:t>
+      </w:r>
       <w:r>
         <w:rPr>
           <w:lang w:val="zh_TW" w:bidi="zh_TW"/>
@@ -8684,54 +6530,36 @@
         </w:rPr>
         <w:t>當主復活時，三件重要的事情發生在祂身上。祂進入榮耀，改變形像，成為靈。這三件事是同時發生的。當耶穌復活時，祂進入榮耀（見</w:t>
       </w:r>
-      <w:hyperlink r:id="rId285">
-        <w:r>
-          <w:rPr>
-            <w:lang w:val="zh_TW" w:bidi="zh_TW"/>
-          </w:rPr>
-          <w:rPr>
-            <w:color w:val="0000EE"/>
-            <w:u w:val="single"/>
-          </w:rPr>
-          <w:t>路24:26</w:t>
-        </w:r>
-      </w:hyperlink>
+      <w:r>
+        <w:rPr>
+          <w:lang w:val="zh_TW" w:bidi="zh_TW"/>
+        </w:rPr>
+        <w:t>路24:26</w:t>
+      </w:r>
       <w:r>
         <w:rPr>
           <w:lang w:val="zh_TW" w:bidi="zh_TW"/>
         </w:rPr>
         <w:t>）。同時，祂的身體變成了榮耀的形狀（</w:t>
       </w:r>
-      <w:hyperlink r:id="rId286">
-        <w:r>
-          <w:rPr>
-            <w:lang w:val="zh_TW" w:bidi="zh_TW"/>
-          </w:rPr>
-          <w:rPr>
-            <w:color w:val="0000EE"/>
-            <w:u w:val="single"/>
-          </w:rPr>
-          <w:t>腓3:21</w:t>
-        </w:r>
-      </w:hyperlink>
+      <w:r>
+        <w:rPr>
+          <w:lang w:val="zh_TW" w:bidi="zh_TW"/>
+        </w:rPr>
+        <w:t>腓3:21</w:t>
+      </w:r>
       <w:r>
         <w:rPr>
           <w:lang w:val="zh_TW" w:bidi="zh_TW"/>
         </w:rPr>
         <w:t>）。同樣——而且相當奧秘地，祂成了叫人活的靈（</w:t>
       </w:r>
-      <w:hyperlink r:id="rId287">
-        <w:r>
-          <w:rPr>
-            <w:lang w:val="zh_TW" w:bidi="zh_TW"/>
-          </w:rPr>
-          <w:rPr>
-            <w:color w:val="0000EE"/>
-            <w:u w:val="single"/>
-          </w:rPr>
-          <w:t>林前15:45</w:t>
-        </w:r>
-      </w:hyperlink>
+      <w:r>
+        <w:rPr>
+          <w:lang w:val="zh_TW" w:bidi="zh_TW"/>
+        </w:rPr>
+        <w:t>林前15:45</w:t>
+      </w:r>
       <w:r>
         <w:rPr>
           <w:lang w:val="zh_TW" w:bidi="zh_TW"/>
@@ -8752,18 +6580,12 @@
         </w:rPr>
         <w:t>在主被釘十字架和復活之前，祂宣告：「時候到了，人子要得榮耀。我實實在在告訴你們，一粒麥子不落在地裡死了，仍舊是一粒；若是死了，就結出許多子粒來」（</w:t>
       </w:r>
-      <w:hyperlink r:id="rId288">
-        <w:r>
-          <w:rPr>
-            <w:lang w:val="zh_TW" w:bidi="zh_TW"/>
-          </w:rPr>
-          <w:rPr>
-            <w:color w:val="0000EE"/>
-            <w:u w:val="single"/>
-          </w:rPr>
-          <w:t>約12:23–24</w:t>
-        </w:r>
-      </w:hyperlink>
+      <w:r>
+        <w:rPr>
+          <w:lang w:val="zh_TW" w:bidi="zh_TW"/>
+        </w:rPr>
+        <w:t>約12:23–24</w:t>
+      </w:r>
       <w:r>
         <w:rPr>
           <w:lang w:val="zh_TW" w:bidi="zh_TW"/>
@@ -8782,18 +6604,12 @@
         </w:rPr>
         <w:t>？（</w:t>
       </w:r>
-      <w:hyperlink r:id="rId289">
-        <w:r>
-          <w:rPr>
-            <w:lang w:val="zh_TW" w:bidi="zh_TW"/>
-          </w:rPr>
-          <w:rPr>
-            <w:color w:val="0000EE"/>
-            <w:u w:val="single"/>
-          </w:rPr>
-          <w:t>林前15:35</w:t>
-        </w:r>
-      </w:hyperlink>
+      <w:r>
+        <w:rPr>
+          <w:lang w:val="zh_TW" w:bidi="zh_TW"/>
+        </w:rPr>
+        <w:t>林前15:35</w:t>
+      </w:r>
       <w:r>
         <w:rPr>
           <w:lang w:val="zh_TW" w:bidi="zh_TW"/>
@@ -8826,36 +6642,24 @@
         </w:rPr>
         <w:t>」（</w:t>
       </w:r>
-      <w:hyperlink r:id="rId290">
-        <w:r>
-          <w:rPr>
-            <w:lang w:val="zh_TW" w:bidi="zh_TW"/>
-          </w:rPr>
-          <w:rPr>
-            <w:color w:val="0000EE"/>
-            <w:u w:val="single"/>
-          </w:rPr>
-          <w:t>林前15:36</w:t>
-        </w:r>
-      </w:hyperlink>
+      <w:r>
+        <w:rPr>
+          <w:lang w:val="zh_TW" w:bidi="zh_TW"/>
+        </w:rPr>
+        <w:t>林前15:36</w:t>
+      </w:r>
       <w:r>
         <w:rPr>
           <w:lang w:val="zh_TW" w:bidi="zh_TW"/>
         </w:rPr>
         <w:t>）。這完全符合主在</w:t>
       </w:r>
-      <w:hyperlink r:id="rId291">
-        <w:r>
-          <w:rPr>
-            <w:lang w:val="zh_TW" w:bidi="zh_TW"/>
-          </w:rPr>
-          <w:rPr>
-            <w:color w:val="0000EE"/>
-            <w:u w:val="single"/>
-          </w:rPr>
-          <w:t>約翰福音十二章24節</w:t>
-        </w:r>
-      </w:hyperlink>
+      <w:r>
+        <w:rPr>
+          <w:lang w:val="zh_TW" w:bidi="zh_TW"/>
+        </w:rPr>
+        <w:t>約翰福音十二章24節</w:t>
+      </w:r>
       <w:r>
         <w:rPr>
           <w:lang w:val="zh_TW" w:bidi="zh_TW"/>
@@ -8890,162 +6694,108 @@
         </w:rPr>
         <w:t>我們閱讀福音書的最後幾章，會意識到我們的主在復活後，出現巨大的變化。進入榮耀後，耶穌進入了一個新的存在領域。某一刻祂是可見的；另一刻祂變得不可見（</w:t>
       </w:r>
-      <w:hyperlink r:id="rId292">
-        <w:r>
-          <w:rPr>
-            <w:lang w:val="zh_TW" w:bidi="zh_TW"/>
-          </w:rPr>
-          <w:rPr>
-            <w:color w:val="0000EE"/>
-            <w:u w:val="single"/>
-          </w:rPr>
-          <w:t>路24:31</w:t>
-        </w:r>
-      </w:hyperlink>
+      <w:r>
+        <w:rPr>
+          <w:lang w:val="zh_TW" w:bidi="zh_TW"/>
+        </w:rPr>
+        <w:t>路24:31</w:t>
+      </w:r>
       <w:r>
         <w:rPr>
           <w:lang w:val="zh_TW" w:bidi="zh_TW"/>
         </w:rPr>
         <w:t>）。祂超越空間，甚至可能是時間的限制。在復活日的清晨，祂在園中向抹大拉的馬利亞顯現（</w:t>
       </w:r>
-      <w:hyperlink r:id="rId293">
-        <w:r>
-          <w:rPr>
-            <w:lang w:val="zh_TW" w:bidi="zh_TW"/>
-          </w:rPr>
-          <w:rPr>
-            <w:color w:val="0000EE"/>
-            <w:u w:val="single"/>
-          </w:rPr>
-          <w:t>約20:11–17</w:t>
-        </w:r>
-      </w:hyperlink>
+      <w:r>
+        <w:rPr>
+          <w:lang w:val="zh_TW" w:bidi="zh_TW"/>
+        </w:rPr>
+        <w:t>約20:11–17</w:t>
+      </w:r>
       <w:r>
         <w:rPr>
           <w:lang w:val="zh_TW" w:bidi="zh_TW"/>
         </w:rPr>
         <w:t>），然後向其他婦女顯現（</w:t>
       </w:r>
-      <w:hyperlink r:id="rId294">
-        <w:r>
-          <w:rPr>
-            <w:lang w:val="zh_TW" w:bidi="zh_TW"/>
-          </w:rPr>
-          <w:rPr>
-            <w:color w:val="0000EE"/>
-            <w:u w:val="single"/>
-          </w:rPr>
-          <w:t>太28:9</w:t>
-        </w:r>
-      </w:hyperlink>
+      <w:r>
+        <w:rPr>
+          <w:lang w:val="zh_TW" w:bidi="zh_TW"/>
+        </w:rPr>
+        <w:t>太28:9</w:t>
+      </w:r>
       <w:r>
         <w:rPr>
           <w:lang w:val="zh_TW" w:bidi="zh_TW"/>
         </w:rPr>
         <w:t>）。之後，祂升到祂的父那裡（</w:t>
       </w:r>
-      <w:hyperlink r:id="rId295">
-        <w:r>
-          <w:rPr>
-            <w:lang w:val="zh_TW" w:bidi="zh_TW"/>
-          </w:rPr>
-          <w:rPr>
-            <w:color w:val="0000EE"/>
-            <w:u w:val="single"/>
-          </w:rPr>
-          <w:t>約20:17</w:t>
-        </w:r>
-      </w:hyperlink>
+      <w:r>
+        <w:rPr>
+          <w:lang w:val="zh_TW" w:bidi="zh_TW"/>
+        </w:rPr>
+        <w:t>約20:17</w:t>
+      </w:r>
       <w:r>
         <w:rPr>
           <w:lang w:val="zh_TW" w:bidi="zh_TW"/>
         </w:rPr>
         <w:t>）。隨後祂回來，向回到住處的彼得顯現（</w:t>
       </w:r>
-      <w:hyperlink r:id="rId296">
-        <w:r>
-          <w:rPr>
-            <w:lang w:val="zh_TW" w:bidi="zh_TW"/>
-          </w:rPr>
-          <w:rPr>
-            <w:color w:val="0000EE"/>
-            <w:u w:val="single"/>
-          </w:rPr>
-          <w:t>約20:10</w:t>
-        </w:r>
-      </w:hyperlink>
+      <w:r>
+        <w:rPr>
+          <w:lang w:val="zh_TW" w:bidi="zh_TW"/>
+        </w:rPr>
+        <w:t>約20:10</w:t>
+      </w:r>
       <w:r>
         <w:rPr>
           <w:lang w:val="zh_TW" w:bidi="zh_TW"/>
         </w:rPr>
         <w:t>；</w:t>
       </w:r>
-      <w:hyperlink r:id="rId297">
-        <w:r>
-          <w:rPr>
-            <w:lang w:val="zh_TW" w:bidi="zh_TW"/>
-          </w:rPr>
-          <w:rPr>
-            <w:color w:val="0000EE"/>
-            <w:u w:val="single"/>
-          </w:rPr>
-          <w:t>路24:34</w:t>
-        </w:r>
-      </w:hyperlink>
+      <w:r>
+        <w:rPr>
+          <w:lang w:val="zh_TW" w:bidi="zh_TW"/>
+        </w:rPr>
+        <w:t>路24:34</w:t>
+      </w:r>
       <w:r>
         <w:rPr>
           <w:lang w:val="zh_TW" w:bidi="zh_TW"/>
         </w:rPr>
         <w:t>）。同一天傍晚，祂與兩個門徒一起走了七里路（11.3公里）到以馬忤斯（</w:t>
       </w:r>
-      <w:hyperlink r:id="rId298">
-        <w:r>
-          <w:rPr>
-            <w:lang w:val="zh_TW" w:bidi="zh_TW"/>
-          </w:rPr>
-          <w:rPr>
-            <w:color w:val="0000EE"/>
-            <w:u w:val="single"/>
-          </w:rPr>
-          <w:t>路24:13–33</w:t>
-        </w:r>
-      </w:hyperlink>
+      <w:r>
+        <w:rPr>
+          <w:lang w:val="zh_TW" w:bidi="zh_TW"/>
+        </w:rPr>
+        <w:t>路24:13–33</w:t>
+      </w:r>
       <w:r>
         <w:rPr>
           <w:lang w:val="zh_TW" w:bidi="zh_TW"/>
         </w:rPr>
         <w:t>），然後在耶路撒冷某處一個關著門的房間，向聚集的門徒顯現（</w:t>
       </w:r>
-      <w:hyperlink r:id="rId299">
-        <w:r>
-          <w:rPr>
-            <w:lang w:val="zh_TW" w:bidi="zh_TW"/>
-          </w:rPr>
-          <w:rPr>
-            <w:color w:val="0000EE"/>
-            <w:u w:val="single"/>
-          </w:rPr>
-          <w:t>路24:33–48</w:t>
-        </w:r>
-      </w:hyperlink>
+      <w:r>
+        <w:rPr>
+          <w:lang w:val="zh_TW" w:bidi="zh_TW"/>
+        </w:rPr>
+        <w:t>路24:33–48</w:t>
+      </w:r>
       <w:r>
         <w:rPr>
           <w:lang w:val="zh_TW" w:bidi="zh_TW"/>
         </w:rPr>
         <w:t>；</w:t>
       </w:r>
-      <w:hyperlink r:id="rId300">
-        <w:r>
-          <w:rPr>
-            <w:lang w:val="zh_TW" w:bidi="zh_TW"/>
-          </w:rPr>
-          <w:rPr>
-            <w:color w:val="0000EE"/>
-            <w:u w:val="single"/>
-          </w:rPr>
-          <w:t>約20:19–23</w:t>
-        </w:r>
-      </w:hyperlink>
+      <w:r>
+        <w:rPr>
+          <w:lang w:val="zh_TW" w:bidi="zh_TW"/>
+        </w:rPr>
+        <w:t>約20:19–23</w:t>
+      </w:r>
       <w:r>
         <w:rPr>
           <w:lang w:val="zh_TW" w:bidi="zh_TW"/>
@@ -9066,18 +6816,12 @@
         </w:rPr>
         <w:t>復活後，耶穌有了不同的形像（見</w:t>
       </w:r>
-      <w:hyperlink r:id="rId301">
-        <w:r>
-          <w:rPr>
-            <w:lang w:val="zh_TW" w:bidi="zh_TW"/>
-          </w:rPr>
-          <w:rPr>
-            <w:color w:val="0000EE"/>
-            <w:u w:val="single"/>
-          </w:rPr>
-          <w:t>可16:12</w:t>
-        </w:r>
-      </w:hyperlink>
+      <w:r>
+        <w:rPr>
+          <w:lang w:val="zh_TW" w:bidi="zh_TW"/>
+        </w:rPr>
+        <w:t>可16:12</w:t>
+      </w:r>
       <w:r>
         <w:rPr>
           <w:lang w:val="zh_TW" w:bidi="zh_TW"/>
@@ -9098,18 +6842,12 @@
         </w:rPr>
         <w:t>復活和重生在聖經中關係密切，就像釘十字架和救贖，是不可分割的整體。沒有基督釘十字架，就不可能有救贖，同樣，沒有基督的復活，就不可能有重生。聖經明確指出，我們是藉著基督的復活而重生的（</w:t>
       </w:r>
-      <w:hyperlink r:id="rId268">
-        <w:r>
-          <w:rPr>
-            <w:lang w:val="zh_TW" w:bidi="zh_TW"/>
-          </w:rPr>
-          <w:rPr>
-            <w:color w:val="0000EE"/>
-            <w:u w:val="single"/>
-          </w:rPr>
-          <w:t>彼前1:3</w:t>
-        </w:r>
-      </w:hyperlink>
+      <w:r>
+        <w:rPr>
+          <w:lang w:val="zh_TW" w:bidi="zh_TW"/>
+        </w:rPr>
+        <w:t>彼前1:3</w:t>
+      </w:r>
       <w:r>
         <w:rPr>
           <w:lang w:val="zh_TW" w:bidi="zh_TW"/>
@@ -9130,90 +6868,60 @@
         </w:rPr>
         <w:t>基督從死裡復活之後，稱門徒為祂的弟兄（</w:t>
       </w:r>
-      <w:hyperlink r:id="rId302">
-        <w:r>
-          <w:rPr>
-            <w:lang w:val="zh_TW" w:bidi="zh_TW"/>
-          </w:rPr>
-          <w:rPr>
-            <w:color w:val="0000EE"/>
-            <w:u w:val="single"/>
-          </w:rPr>
-          <w:t>太28:10</w:t>
-        </w:r>
-      </w:hyperlink>
+      <w:r>
+        <w:rPr>
+          <w:lang w:val="zh_TW" w:bidi="zh_TW"/>
+        </w:rPr>
+        <w:t>太28:10</w:t>
+      </w:r>
       <w:r>
         <w:rPr>
           <w:lang w:val="zh_TW" w:bidi="zh_TW"/>
         </w:rPr>
         <w:t>；</w:t>
       </w:r>
-      <w:hyperlink r:id="rId303">
-        <w:r>
-          <w:rPr>
-            <w:lang w:val="zh_TW" w:bidi="zh_TW"/>
-          </w:rPr>
-          <w:rPr>
-            <w:color w:val="0000EE"/>
-            <w:u w:val="single"/>
-          </w:rPr>
-          <w:t>約20:19</w:t>
-        </w:r>
-      </w:hyperlink>
+      <w:r>
+        <w:rPr>
+          <w:lang w:val="zh_TW" w:bidi="zh_TW"/>
+        </w:rPr>
+        <w:t>約20:19</w:t>
+      </w:r>
       <w:r>
         <w:rPr>
           <w:lang w:val="zh_TW" w:bidi="zh_TW"/>
         </w:rPr>
         <w:t>），並宣告祂的神現在也是他們的神，祂的父也是他們的父。復活後，門徒成為耶穌的弟兄，擁有相同的屬神生命和相同的父。耶穌基督首先從死裡復活（</w:t>
       </w:r>
-      <w:hyperlink r:id="rId304">
-        <w:r>
-          <w:rPr>
-            <w:lang w:val="zh_TW" w:bidi="zh_TW"/>
-          </w:rPr>
-          <w:rPr>
-            <w:color w:val="0000EE"/>
-            <w:u w:val="single"/>
-          </w:rPr>
-          <w:t>西1:18</w:t>
-        </w:r>
-      </w:hyperlink>
+      <w:r>
+        <w:rPr>
+          <w:lang w:val="zh_TW" w:bidi="zh_TW"/>
+        </w:rPr>
+        <w:t>西1:18</w:t>
+      </w:r>
       <w:r>
         <w:rPr>
           <w:lang w:val="zh_TW" w:bidi="zh_TW"/>
         </w:rPr>
         <w:t>；</w:t>
       </w:r>
-      <w:hyperlink r:id="rId305">
-        <w:r>
-          <w:rPr>
-            <w:lang w:val="zh_TW" w:bidi="zh_TW"/>
-          </w:rPr>
-          <w:rPr>
-            <w:color w:val="0000EE"/>
-            <w:u w:val="single"/>
-          </w:rPr>
-          <w:t>啟1:18</w:t>
-        </w:r>
-      </w:hyperlink>
+      <w:r>
+        <w:rPr>
+          <w:lang w:val="zh_TW" w:bidi="zh_TW"/>
+        </w:rPr>
+        <w:t>啟1:18</w:t>
+      </w:r>
       <w:r>
         <w:rPr>
           <w:lang w:val="zh_TW" w:bidi="zh_TW"/>
         </w:rPr>
         <w:t>），成為許多弟兄中的長子（</w:t>
       </w:r>
-      <w:hyperlink r:id="rId306">
-        <w:r>
-          <w:rPr>
-            <w:lang w:val="zh_TW" w:bidi="zh_TW"/>
-          </w:rPr>
-          <w:rPr>
-            <w:color w:val="0000EE"/>
-            <w:u w:val="single"/>
-          </w:rPr>
-          <w:t>羅8:29</w:t>
-        </w:r>
-      </w:hyperlink>
+      <w:r>
+        <w:rPr>
+          <w:lang w:val="zh_TW" w:bidi="zh_TW"/>
+        </w:rPr>
+        <w:t>羅8:29</w:t>
+      </w:r>
       <w:r>
         <w:rPr>
           <w:lang w:val="zh_TW" w:bidi="zh_TW"/>
@@ -9245,72 +6953,48 @@
         </w:rPr>
         <w:t>保羅期待主的日子，在基督裡死去的人將被復活，而那些仍然活著的人，將與死去的人一起，在最終的勝利中相遇（</w:t>
       </w:r>
-      <w:hyperlink r:id="rId307">
-        <w:r>
-          <w:rPr>
-            <w:lang w:val="zh_TW" w:bidi="zh_TW"/>
-          </w:rPr>
-          <w:rPr>
-            <w:color w:val="0000EE"/>
-            <w:u w:val="single"/>
-          </w:rPr>
-          <w:t>帖前4:15–18</w:t>
-        </w:r>
-      </w:hyperlink>
+      <w:r>
+        <w:rPr>
+          <w:lang w:val="zh_TW" w:bidi="zh_TW"/>
+        </w:rPr>
+        <w:t>帖前4:15–18</w:t>
+      </w:r>
       <w:r>
         <w:rPr>
           <w:lang w:val="zh_TW" w:bidi="zh_TW"/>
         </w:rPr>
         <w:t>）。毫無疑問，他認為這次復活是榮耀的盼望，涉及某種個人化的身體，並且這個身體不是屬血氣，而是屬靈的（</w:t>
       </w:r>
-      <w:hyperlink r:id="rId308">
-        <w:r>
-          <w:rPr>
-            <w:lang w:val="zh_TW" w:bidi="zh_TW"/>
-          </w:rPr>
-          <w:rPr>
-            <w:color w:val="0000EE"/>
-            <w:u w:val="single"/>
-          </w:rPr>
-          <w:t>林前15:35–44</w:t>
-        </w:r>
-      </w:hyperlink>
+      <w:r>
+        <w:rPr>
+          <w:lang w:val="zh_TW" w:bidi="zh_TW"/>
+        </w:rPr>
+        <w:t>林前15:35–44</w:t>
+      </w:r>
       <w:r>
         <w:rPr>
           <w:lang w:val="zh_TW" w:bidi="zh_TW"/>
         </w:rPr>
         <w:t>）。保羅並沒有像約翰福音的經文（比如，</w:t>
       </w:r>
-      <w:hyperlink r:id="rId250">
-        <w:r>
-          <w:rPr>
-            <w:lang w:val="zh_TW" w:bidi="zh_TW"/>
-          </w:rPr>
-          <w:rPr>
-            <w:color w:val="0000EE"/>
-            <w:u w:val="single"/>
-          </w:rPr>
-          <w:t>約5:29</w:t>
-        </w:r>
-      </w:hyperlink>
+      <w:r>
+        <w:rPr>
+          <w:lang w:val="zh_TW" w:bidi="zh_TW"/>
+        </w:rPr>
+        <w:t>約5:29</w:t>
+      </w:r>
       <w:r>
         <w:rPr>
           <w:lang w:val="zh_TW" w:bidi="zh_TW"/>
         </w:rPr>
         <w:t>）那樣談論到兩次復活，而只是談到復活的生命。也許約翰的啟示錄帶來最佳線索，去理解新約思想，因為它提到首次復活的有福了（</w:t>
       </w:r>
-      <w:hyperlink r:id="rId251">
-        <w:r>
-          <w:rPr>
-            <w:lang w:val="zh_TW" w:bidi="zh_TW"/>
-          </w:rPr>
-          <w:rPr>
-            <w:color w:val="0000EE"/>
-            <w:u w:val="single"/>
-          </w:rPr>
-          <w:t>啟20:5–6</w:t>
-        </w:r>
-      </w:hyperlink>
+      <w:r>
+        <w:rPr>
+          <w:lang w:val="zh_TW" w:bidi="zh_TW"/>
+        </w:rPr>
+        <w:t>啟20:5–6</w:t>
+      </w:r>
       <w:r>
         <w:rPr>
           <w:lang w:val="zh_TW" w:bidi="zh_TW"/>
@@ -9354,18 +7038,12 @@
         </w:rPr>
         <w:t>，或諾斯底的天堂。由於諾斯底派用詞的方式，腓力福音能有助我們理解諾斯底扭曲思想。其中說道：「那些說主先死了，然後復活的人是錯誤的；因為他先復活，然後才死了。如果有人沒有先復活，難道他不會死嗎？」（腓力福音56:15–19）。復活的概念失去了末世向度，被「去末世化」（de-eschatologized）了，不是以真正未來的復活盼望來定義，而是以在這個世界中實現的屬靈覺醒來定義。腓力福音也有助我們理解，為什麼</w:t>
       </w:r>
-      <w:hyperlink r:id="rId309">
-        <w:r>
-          <w:rPr>
-            <w:lang w:val="zh_TW" w:bidi="zh_TW"/>
-          </w:rPr>
-          <w:rPr>
-            <w:color w:val="0000EE"/>
-            <w:u w:val="single"/>
-          </w:rPr>
-          <w:t>提摩太後書二章17至19節</w:t>
-        </w:r>
-      </w:hyperlink>
+      <w:r>
+        <w:rPr>
+          <w:lang w:val="zh_TW" w:bidi="zh_TW"/>
+        </w:rPr>
+        <w:t>提摩太後書二章17至19節</w:t>
+      </w:r>
       <w:r>
         <w:rPr>
           <w:lang w:val="zh_TW" w:bidi="zh_TW"/>
